--- a/docs/submission/playIT_SRS_v3.0.docx
+++ b/docs/submission/playIT_SRS_v3.0.docx
@@ -163,7 +163,7 @@
               <w:rPr>
                 <w:sz w:val="19"/>
               </w:rPr>
-              <w:t>3.3 (Renewed &amp; Fully Refactored Post-MVP Validation; automated coverage recorded 2026-10-09; reviewed for submission 2026-10-10)</w:t>
+              <w:t>3.5 (Renewed &amp; Fully Refactored Post-MVP Validation; automated coverage recorded 2026-10-09; reviewed for submission 2026-10-10; card 28 amendments 2026-10-10; use case diagram 2026-10-11)</w:t>
             </w:r>
           </w:p>
         </w:tc>
@@ -370,7 +370,7 @@
       <w:r>
         <w:fldChar w:fldCharType="separate"/>
       </w:r>
-      <w:hyperlink w:anchor="_Toc242537973" w:history="1">
+      <w:hyperlink w:anchor="_Toc242616371" w:history="1">
         <w:r>
           <w:rPr>
             <w:rStyle w:val="Hyperlink"/>
@@ -397,7 +397,7 @@
             <w:noProof/>
             <w:webHidden/>
           </w:rPr>
-          <w:instrText xml:space="preserve"> PAGEREF _Toc242537973 \h </w:instrText>
+          <w:instrText xml:space="preserve"> PAGEREF _Toc242616371 \h </w:instrText>
         </w:r>
         <w:r>
           <w:rPr>
@@ -445,7 +445,7 @@
           <w14:ligatures w14:val="standardContextual"/>
         </w:rPr>
       </w:pPr>
-      <w:hyperlink w:anchor="_Toc242537974" w:history="1">
+      <w:hyperlink w:anchor="_Toc242616372" w:history="1">
         <w:r>
           <w:rPr>
             <w:rStyle w:val="Hyperlink"/>
@@ -472,7 +472,7 @@
             <w:noProof/>
             <w:webHidden/>
           </w:rPr>
-          <w:instrText xml:space="preserve"> PAGEREF _Toc242537974 \h </w:instrText>
+          <w:instrText xml:space="preserve"> PAGEREF _Toc242616372 \h </w:instrText>
         </w:r>
         <w:r>
           <w:rPr>
@@ -520,7 +520,7 @@
           <w14:ligatures w14:val="standardContextual"/>
         </w:rPr>
       </w:pPr>
-      <w:hyperlink w:anchor="_Toc242537975" w:history="1">
+      <w:hyperlink w:anchor="_Toc242616373" w:history="1">
         <w:r>
           <w:rPr>
             <w:rStyle w:val="Hyperlink"/>
@@ -547,7 +547,7 @@
             <w:noProof/>
             <w:webHidden/>
           </w:rPr>
-          <w:instrText xml:space="preserve"> PAGEREF _Toc242537975 \h </w:instrText>
+          <w:instrText xml:space="preserve"> PAGEREF _Toc242616373 \h </w:instrText>
         </w:r>
         <w:r>
           <w:rPr>
@@ -595,7 +595,7 @@
           <w14:ligatures w14:val="standardContextual"/>
         </w:rPr>
       </w:pPr>
-      <w:hyperlink w:anchor="_Toc242537976" w:history="1">
+      <w:hyperlink w:anchor="_Toc242616374" w:history="1">
         <w:r>
           <w:rPr>
             <w:rStyle w:val="Hyperlink"/>
@@ -622,7 +622,7 @@
             <w:noProof/>
             <w:webHidden/>
           </w:rPr>
-          <w:instrText xml:space="preserve"> PAGEREF _Toc242537976 \h </w:instrText>
+          <w:instrText xml:space="preserve"> PAGEREF _Toc242616374 \h </w:instrText>
         </w:r>
         <w:r>
           <w:rPr>
@@ -670,7 +670,7 @@
           <w14:ligatures w14:val="standardContextual"/>
         </w:rPr>
       </w:pPr>
-      <w:hyperlink w:anchor="_Toc242537977" w:history="1">
+      <w:hyperlink w:anchor="_Toc242616375" w:history="1">
         <w:r>
           <w:rPr>
             <w:rStyle w:val="Hyperlink"/>
@@ -697,7 +697,7 @@
             <w:noProof/>
             <w:webHidden/>
           </w:rPr>
-          <w:instrText xml:space="preserve"> PAGEREF _Toc242537977 \h </w:instrText>
+          <w:instrText xml:space="preserve"> PAGEREF _Toc242616375 \h </w:instrText>
         </w:r>
         <w:r>
           <w:rPr>
@@ -745,7 +745,7 @@
           <w14:ligatures w14:val="standardContextual"/>
         </w:rPr>
       </w:pPr>
-      <w:hyperlink w:anchor="_Toc242537978" w:history="1">
+      <w:hyperlink w:anchor="_Toc242616376" w:history="1">
         <w:r>
           <w:rPr>
             <w:rStyle w:val="Hyperlink"/>
@@ -772,7 +772,7 @@
             <w:noProof/>
             <w:webHidden/>
           </w:rPr>
-          <w:instrText xml:space="preserve"> PAGEREF _Toc242537978 \h </w:instrText>
+          <w:instrText xml:space="preserve"> PAGEREF _Toc242616376 \h </w:instrText>
         </w:r>
         <w:r>
           <w:rPr>
@@ -820,7 +820,7 @@
           <w14:ligatures w14:val="standardContextual"/>
         </w:rPr>
       </w:pPr>
-      <w:hyperlink w:anchor="_Toc242537979" w:history="1">
+      <w:hyperlink w:anchor="_Toc242616377" w:history="1">
         <w:r>
           <w:rPr>
             <w:rStyle w:val="Hyperlink"/>
@@ -847,157 +847,7 @@
             <w:noProof/>
             <w:webHidden/>
           </w:rPr>
-          <w:instrText xml:space="preserve"> PAGEREF _Toc242537979 \h </w:instrText>
-        </w:r>
-        <w:r>
-          <w:rPr>
-            <w:noProof/>
-            <w:webHidden/>
-          </w:rPr>
-        </w:r>
-        <w:r>
-          <w:rPr>
-            <w:noProof/>
-            <w:webHidden/>
-          </w:rPr>
-          <w:fldChar w:fldCharType="separate"/>
-        </w:r>
-        <w:r>
-          <w:rPr>
-            <w:noProof/>
-            <w:webHidden/>
-          </w:rPr>
-          <w:t>5</w:t>
-        </w:r>
-        <w:r>
-          <w:rPr>
-            <w:noProof/>
-            <w:webHidden/>
-          </w:rPr>
-          <w:fldChar w:fldCharType="end"/>
-        </w:r>
-      </w:hyperlink>
-    </w:p>
-    <w:p>
-      <w:pPr>
-        <w:pStyle w:val="TOC2"/>
-        <w:tabs>
-          <w:tab w:val="right" w:leader="dot" w:pos="9350"/>
-        </w:tabs>
-        <w:rPr>
-          <w:rFonts w:asciiTheme="minorHAnsi" w:eastAsiaTheme="minorEastAsia" w:hAnsiTheme="minorHAnsi" w:cstheme="minorBidi"/>
-          <w:noProof/>
-          <w:color w:val="auto"/>
-          <w:kern w:val="2"/>
-          <w:sz w:val="24"/>
-          <w:szCs w:val="24"/>
-          <w:lang w:val="en-PH" w:eastAsia="ja-JP"/>
-          <w14:ligatures w14:val="standardContextual"/>
-        </w:rPr>
-      </w:pPr>
-      <w:hyperlink w:anchor="_Toc242537980" w:history="1">
-        <w:r>
-          <w:rPr>
-            <w:rStyle w:val="Hyperlink"/>
-            <w:noProof/>
-          </w:rPr>
-          <w:t>2.1 Product Perspective &amp; System Context</w:t>
-        </w:r>
-        <w:r>
-          <w:rPr>
-            <w:noProof/>
-            <w:webHidden/>
-          </w:rPr>
-          <w:tab/>
-        </w:r>
-        <w:r>
-          <w:rPr>
-            <w:noProof/>
-            <w:webHidden/>
-          </w:rPr>
-          <w:fldChar w:fldCharType="begin"/>
-        </w:r>
-        <w:r>
-          <w:rPr>
-            <w:noProof/>
-            <w:webHidden/>
-          </w:rPr>
-          <w:instrText xml:space="preserve"> PAGEREF _Toc242537980 \h </w:instrText>
-        </w:r>
-        <w:r>
-          <w:rPr>
-            <w:noProof/>
-            <w:webHidden/>
-          </w:rPr>
-        </w:r>
-        <w:r>
-          <w:rPr>
-            <w:noProof/>
-            <w:webHidden/>
-          </w:rPr>
-          <w:fldChar w:fldCharType="separate"/>
-        </w:r>
-        <w:r>
-          <w:rPr>
-            <w:noProof/>
-            <w:webHidden/>
-          </w:rPr>
-          <w:t>5</w:t>
-        </w:r>
-        <w:r>
-          <w:rPr>
-            <w:noProof/>
-            <w:webHidden/>
-          </w:rPr>
-          <w:fldChar w:fldCharType="end"/>
-        </w:r>
-      </w:hyperlink>
-    </w:p>
-    <w:p>
-      <w:pPr>
-        <w:pStyle w:val="TOC2"/>
-        <w:tabs>
-          <w:tab w:val="right" w:leader="dot" w:pos="9350"/>
-        </w:tabs>
-        <w:rPr>
-          <w:rFonts w:asciiTheme="minorHAnsi" w:eastAsiaTheme="minorEastAsia" w:hAnsiTheme="minorHAnsi" w:cstheme="minorBidi"/>
-          <w:noProof/>
-          <w:color w:val="auto"/>
-          <w:kern w:val="2"/>
-          <w:sz w:val="24"/>
-          <w:szCs w:val="24"/>
-          <w:lang w:val="en-PH" w:eastAsia="ja-JP"/>
-          <w14:ligatures w14:val="standardContextual"/>
-        </w:rPr>
-      </w:pPr>
-      <w:hyperlink w:anchor="_Toc242537981" w:history="1">
-        <w:r>
-          <w:rPr>
-            <w:rStyle w:val="Hyperlink"/>
-            <w:noProof/>
-          </w:rPr>
-          <w:t>2.2 User Characteristics and Personas</w:t>
-        </w:r>
-        <w:r>
-          <w:rPr>
-            <w:noProof/>
-            <w:webHidden/>
-          </w:rPr>
-          <w:tab/>
-        </w:r>
-        <w:r>
-          <w:rPr>
-            <w:noProof/>
-            <w:webHidden/>
-          </w:rPr>
-          <w:fldChar w:fldCharType="begin"/>
-        </w:r>
-        <w:r>
-          <w:rPr>
-            <w:noProof/>
-            <w:webHidden/>
-          </w:rPr>
-          <w:instrText xml:space="preserve"> PAGEREF _Toc242537981 \h </w:instrText>
+          <w:instrText xml:space="preserve"> PAGEREF _Toc242616377 \h </w:instrText>
         </w:r>
         <w:r>
           <w:rPr>
@@ -1045,13 +895,13 @@
           <w14:ligatures w14:val="standardContextual"/>
         </w:rPr>
       </w:pPr>
-      <w:hyperlink w:anchor="_Toc242537982" w:history="1">
+      <w:hyperlink w:anchor="_Toc242616378" w:history="1">
         <w:r>
           <w:rPr>
             <w:rStyle w:val="Hyperlink"/>
             <w:noProof/>
           </w:rPr>
-          <w:t>2.3 General Constraints &amp; Policies</w:t>
+          <w:t>2.1 Product Perspective &amp; System Context</w:t>
         </w:r>
         <w:r>
           <w:rPr>
@@ -1072,7 +922,7 @@
             <w:noProof/>
             <w:webHidden/>
           </w:rPr>
-          <w:instrText xml:space="preserve"> PAGEREF _Toc242537982 \h </w:instrText>
+          <w:instrText xml:space="preserve"> PAGEREF _Toc242616378 \h </w:instrText>
         </w:r>
         <w:r>
           <w:rPr>
@@ -1120,13 +970,13 @@
           <w14:ligatures w14:val="standardContextual"/>
         </w:rPr>
       </w:pPr>
-      <w:hyperlink w:anchor="_Toc242537983" w:history="1">
+      <w:hyperlink w:anchor="_Toc242616379" w:history="1">
         <w:r>
           <w:rPr>
             <w:rStyle w:val="Hyperlink"/>
             <w:noProof/>
           </w:rPr>
-          <w:t>2.4 Assumptions and Dependencies</w:t>
+          <w:t>2.2 User Characteristics and Personas</w:t>
         </w:r>
         <w:r>
           <w:rPr>
@@ -1147,7 +997,7 @@
             <w:noProof/>
             <w:webHidden/>
           </w:rPr>
-          <w:instrText xml:space="preserve"> PAGEREF _Toc242537983 \h </w:instrText>
+          <w:instrText xml:space="preserve"> PAGEREF _Toc242616379 \h </w:instrText>
         </w:r>
         <w:r>
           <w:rPr>
@@ -1180,7 +1030,7 @@
     </w:p>
     <w:p>
       <w:pPr>
-        <w:pStyle w:val="TOC1"/>
+        <w:pStyle w:val="TOC2"/>
         <w:tabs>
           <w:tab w:val="right" w:leader="dot" w:pos="9350"/>
         </w:tabs>
@@ -1195,13 +1045,13 @@
           <w14:ligatures w14:val="standardContextual"/>
         </w:rPr>
       </w:pPr>
-      <w:hyperlink w:anchor="_Toc242537984" w:history="1">
+      <w:hyperlink w:anchor="_Toc242616380" w:history="1">
         <w:r>
           <w:rPr>
             <w:rStyle w:val="Hyperlink"/>
             <w:noProof/>
           </w:rPr>
-          <w:t>3. Specific Requirements</w:t>
+          <w:t>2.3 General Constraints &amp; Policies</w:t>
         </w:r>
         <w:r>
           <w:rPr>
@@ -1222,7 +1072,7 @@
             <w:noProof/>
             <w:webHidden/>
           </w:rPr>
-          <w:instrText xml:space="preserve"> PAGEREF _Toc242537984 \h </w:instrText>
+          <w:instrText xml:space="preserve"> PAGEREF _Toc242616380 \h </w:instrText>
         </w:r>
         <w:r>
           <w:rPr>
@@ -1270,13 +1120,13 @@
           <w14:ligatures w14:val="standardContextual"/>
         </w:rPr>
       </w:pPr>
-      <w:hyperlink w:anchor="_Toc242537985" w:history="1">
+      <w:hyperlink w:anchor="_Toc242616381" w:history="1">
         <w:r>
           <w:rPr>
             <w:rStyle w:val="Hyperlink"/>
             <w:noProof/>
           </w:rPr>
-          <w:t>3.1 External Interface Requirements</w:t>
+          <w:t>2.4 Assumptions and Dependencies</w:t>
         </w:r>
         <w:r>
           <w:rPr>
@@ -1297,7 +1147,7 @@
             <w:noProof/>
             <w:webHidden/>
           </w:rPr>
-          <w:instrText xml:space="preserve"> PAGEREF _Toc242537985 \h </w:instrText>
+          <w:instrText xml:space="preserve"> PAGEREF _Toc242616381 \h </w:instrText>
         </w:r>
         <w:r>
           <w:rPr>
@@ -1330,7 +1180,7 @@
     </w:p>
     <w:p>
       <w:pPr>
-        <w:pStyle w:val="TOC3"/>
+        <w:pStyle w:val="TOC2"/>
         <w:tabs>
           <w:tab w:val="right" w:leader="dot" w:pos="9350"/>
         </w:tabs>
@@ -1345,13 +1195,13 @@
           <w14:ligatures w14:val="standardContextual"/>
         </w:rPr>
       </w:pPr>
-      <w:hyperlink w:anchor="_Toc242537986" w:history="1">
+      <w:hyperlink w:anchor="_Toc242616382" w:history="1">
         <w:r>
           <w:rPr>
             <w:rStyle w:val="Hyperlink"/>
             <w:noProof/>
           </w:rPr>
-          <w:t>3.1.1 Hardware Interfaces</w:t>
+          <w:t>2.5 Use Case Model</w:t>
         </w:r>
         <w:r>
           <w:rPr>
@@ -1372,82 +1222,7 @@
             <w:noProof/>
             <w:webHidden/>
           </w:rPr>
-          <w:instrText xml:space="preserve"> PAGEREF _Toc242537986 \h </w:instrText>
-        </w:r>
-        <w:r>
-          <w:rPr>
-            <w:noProof/>
-            <w:webHidden/>
-          </w:rPr>
-        </w:r>
-        <w:r>
-          <w:rPr>
-            <w:noProof/>
-            <w:webHidden/>
-          </w:rPr>
-          <w:fldChar w:fldCharType="separate"/>
-        </w:r>
-        <w:r>
-          <w:rPr>
-            <w:noProof/>
-            <w:webHidden/>
-          </w:rPr>
-          <w:t>6</w:t>
-        </w:r>
-        <w:r>
-          <w:rPr>
-            <w:noProof/>
-            <w:webHidden/>
-          </w:rPr>
-          <w:fldChar w:fldCharType="end"/>
-        </w:r>
-      </w:hyperlink>
-    </w:p>
-    <w:p>
-      <w:pPr>
-        <w:pStyle w:val="TOC3"/>
-        <w:tabs>
-          <w:tab w:val="right" w:leader="dot" w:pos="9350"/>
-        </w:tabs>
-        <w:rPr>
-          <w:rFonts w:asciiTheme="minorHAnsi" w:eastAsiaTheme="minorEastAsia" w:hAnsiTheme="minorHAnsi" w:cstheme="minorBidi"/>
-          <w:noProof/>
-          <w:color w:val="auto"/>
-          <w:kern w:val="2"/>
-          <w:sz w:val="24"/>
-          <w:szCs w:val="24"/>
-          <w:lang w:val="en-PH" w:eastAsia="ja-JP"/>
-          <w14:ligatures w14:val="standardContextual"/>
-        </w:rPr>
-      </w:pPr>
-      <w:hyperlink w:anchor="_Toc242537987" w:history="1">
-        <w:r>
-          <w:rPr>
-            <w:rStyle w:val="Hyperlink"/>
-            <w:noProof/>
-          </w:rPr>
-          <w:t>3.1.2 Software Interfaces</w:t>
-        </w:r>
-        <w:r>
-          <w:rPr>
-            <w:noProof/>
-            <w:webHidden/>
-          </w:rPr>
-          <w:tab/>
-        </w:r>
-        <w:r>
-          <w:rPr>
-            <w:noProof/>
-            <w:webHidden/>
-          </w:rPr>
-          <w:fldChar w:fldCharType="begin"/>
-        </w:r>
-        <w:r>
-          <w:rPr>
-            <w:noProof/>
-            <w:webHidden/>
-          </w:rPr>
-          <w:instrText xml:space="preserve"> PAGEREF _Toc242537987 \h </w:instrText>
+          <w:instrText xml:space="preserve"> PAGEREF _Toc242616382 \h </w:instrText>
         </w:r>
         <w:r>
           <w:rPr>
@@ -1480,7 +1255,7 @@
     </w:p>
     <w:p>
       <w:pPr>
-        <w:pStyle w:val="TOC3"/>
+        <w:pStyle w:val="TOC1"/>
         <w:tabs>
           <w:tab w:val="right" w:leader="dot" w:pos="9350"/>
         </w:tabs>
@@ -1495,13 +1270,13 @@
           <w14:ligatures w14:val="standardContextual"/>
         </w:rPr>
       </w:pPr>
-      <w:hyperlink w:anchor="_Toc242537988" w:history="1">
+      <w:hyperlink w:anchor="_Toc242616383" w:history="1">
         <w:r>
           <w:rPr>
             <w:rStyle w:val="Hyperlink"/>
             <w:noProof/>
           </w:rPr>
-          <w:t>3.1.3 Communications Interfaces</w:t>
+          <w:t>3. Specific Requirements</w:t>
         </w:r>
         <w:r>
           <w:rPr>
@@ -1522,232 +1297,7 @@
             <w:noProof/>
             <w:webHidden/>
           </w:rPr>
-          <w:instrText xml:space="preserve"> PAGEREF _Toc242537988 \h </w:instrText>
-        </w:r>
-        <w:r>
-          <w:rPr>
-            <w:noProof/>
-            <w:webHidden/>
-          </w:rPr>
-        </w:r>
-        <w:r>
-          <w:rPr>
-            <w:noProof/>
-            <w:webHidden/>
-          </w:rPr>
-          <w:fldChar w:fldCharType="separate"/>
-        </w:r>
-        <w:r>
-          <w:rPr>
-            <w:noProof/>
-            <w:webHidden/>
-          </w:rPr>
-          <w:t>7</w:t>
-        </w:r>
-        <w:r>
-          <w:rPr>
-            <w:noProof/>
-            <w:webHidden/>
-          </w:rPr>
-          <w:fldChar w:fldCharType="end"/>
-        </w:r>
-      </w:hyperlink>
-    </w:p>
-    <w:p>
-      <w:pPr>
-        <w:pStyle w:val="TOC2"/>
-        <w:tabs>
-          <w:tab w:val="right" w:leader="dot" w:pos="9350"/>
-        </w:tabs>
-        <w:rPr>
-          <w:rFonts w:asciiTheme="minorHAnsi" w:eastAsiaTheme="minorEastAsia" w:hAnsiTheme="minorHAnsi" w:cstheme="minorBidi"/>
-          <w:noProof/>
-          <w:color w:val="auto"/>
-          <w:kern w:val="2"/>
-          <w:sz w:val="24"/>
-          <w:szCs w:val="24"/>
-          <w:lang w:val="en-PH" w:eastAsia="ja-JP"/>
-          <w14:ligatures w14:val="standardContextual"/>
-        </w:rPr>
-      </w:pPr>
-      <w:hyperlink w:anchor="_Toc242537989" w:history="1">
-        <w:r>
-          <w:rPr>
-            <w:rStyle w:val="Hyperlink"/>
-            <w:noProof/>
-          </w:rPr>
-          <w:t>3.2 Refactored Functional Requirements (FR)</w:t>
-        </w:r>
-        <w:r>
-          <w:rPr>
-            <w:noProof/>
-            <w:webHidden/>
-          </w:rPr>
-          <w:tab/>
-        </w:r>
-        <w:r>
-          <w:rPr>
-            <w:noProof/>
-            <w:webHidden/>
-          </w:rPr>
-          <w:fldChar w:fldCharType="begin"/>
-        </w:r>
-        <w:r>
-          <w:rPr>
-            <w:noProof/>
-            <w:webHidden/>
-          </w:rPr>
-          <w:instrText xml:space="preserve"> PAGEREF _Toc242537989 \h </w:instrText>
-        </w:r>
-        <w:r>
-          <w:rPr>
-            <w:noProof/>
-            <w:webHidden/>
-          </w:rPr>
-        </w:r>
-        <w:r>
-          <w:rPr>
-            <w:noProof/>
-            <w:webHidden/>
-          </w:rPr>
-          <w:fldChar w:fldCharType="separate"/>
-        </w:r>
-        <w:r>
-          <w:rPr>
-            <w:noProof/>
-            <w:webHidden/>
-          </w:rPr>
-          <w:t>7</w:t>
-        </w:r>
-        <w:r>
-          <w:rPr>
-            <w:noProof/>
-            <w:webHidden/>
-          </w:rPr>
-          <w:fldChar w:fldCharType="end"/>
-        </w:r>
-      </w:hyperlink>
-    </w:p>
-    <w:p>
-      <w:pPr>
-        <w:pStyle w:val="TOC3"/>
-        <w:tabs>
-          <w:tab w:val="right" w:leader="dot" w:pos="9350"/>
-        </w:tabs>
-        <w:rPr>
-          <w:rFonts w:asciiTheme="minorHAnsi" w:eastAsiaTheme="minorEastAsia" w:hAnsiTheme="minorHAnsi" w:cstheme="minorBidi"/>
-          <w:noProof/>
-          <w:color w:val="auto"/>
-          <w:kern w:val="2"/>
-          <w:sz w:val="24"/>
-          <w:szCs w:val="24"/>
-          <w:lang w:val="en-PH" w:eastAsia="ja-JP"/>
-          <w14:ligatures w14:val="standardContextual"/>
-        </w:rPr>
-      </w:pPr>
-      <w:hyperlink w:anchor="_Toc242537990" w:history="1">
-        <w:r>
-          <w:rPr>
-            <w:rStyle w:val="Hyperlink"/>
-            <w:noProof/>
-          </w:rPr>
-          <w:t>Module 1: Letter-Sound Acquisition ("Hear It")</w:t>
-        </w:r>
-        <w:r>
-          <w:rPr>
-            <w:noProof/>
-            <w:webHidden/>
-          </w:rPr>
-          <w:tab/>
-        </w:r>
-        <w:r>
-          <w:rPr>
-            <w:noProof/>
-            <w:webHidden/>
-          </w:rPr>
-          <w:fldChar w:fldCharType="begin"/>
-        </w:r>
-        <w:r>
-          <w:rPr>
-            <w:noProof/>
-            <w:webHidden/>
-          </w:rPr>
-          <w:instrText xml:space="preserve"> PAGEREF _Toc242537990 \h </w:instrText>
-        </w:r>
-        <w:r>
-          <w:rPr>
-            <w:noProof/>
-            <w:webHidden/>
-          </w:rPr>
-        </w:r>
-        <w:r>
-          <w:rPr>
-            <w:noProof/>
-            <w:webHidden/>
-          </w:rPr>
-          <w:fldChar w:fldCharType="separate"/>
-        </w:r>
-        <w:r>
-          <w:rPr>
-            <w:noProof/>
-            <w:webHidden/>
-          </w:rPr>
-          <w:t>7</w:t>
-        </w:r>
-        <w:r>
-          <w:rPr>
-            <w:noProof/>
-            <w:webHidden/>
-          </w:rPr>
-          <w:fldChar w:fldCharType="end"/>
-        </w:r>
-      </w:hyperlink>
-    </w:p>
-    <w:p>
-      <w:pPr>
-        <w:pStyle w:val="TOC3"/>
-        <w:tabs>
-          <w:tab w:val="right" w:leader="dot" w:pos="9350"/>
-        </w:tabs>
-        <w:rPr>
-          <w:rFonts w:asciiTheme="minorHAnsi" w:eastAsiaTheme="minorEastAsia" w:hAnsiTheme="minorHAnsi" w:cstheme="minorBidi"/>
-          <w:noProof/>
-          <w:color w:val="auto"/>
-          <w:kern w:val="2"/>
-          <w:sz w:val="24"/>
-          <w:szCs w:val="24"/>
-          <w:lang w:val="en-PH" w:eastAsia="ja-JP"/>
-          <w14:ligatures w14:val="standardContextual"/>
-        </w:rPr>
-      </w:pPr>
-      <w:hyperlink w:anchor="_Toc242537991" w:history="1">
-        <w:r>
-          <w:rPr>
-            <w:rStyle w:val="Hyperlink"/>
-            <w:noProof/>
-          </w:rPr>
-          <w:t>Module 2: Speech Production &amp; Formative Tutoring ("Say It")</w:t>
-        </w:r>
-        <w:r>
-          <w:rPr>
-            <w:noProof/>
-            <w:webHidden/>
-          </w:rPr>
-          <w:tab/>
-        </w:r>
-        <w:r>
-          <w:rPr>
-            <w:noProof/>
-            <w:webHidden/>
-          </w:rPr>
-          <w:fldChar w:fldCharType="begin"/>
-        </w:r>
-        <w:r>
-          <w:rPr>
-            <w:noProof/>
-            <w:webHidden/>
-          </w:rPr>
-          <w:instrText xml:space="preserve"> PAGEREF _Toc242537991 \h </w:instrText>
+          <w:instrText xml:space="preserve"> PAGEREF _Toc242616383 \h </w:instrText>
         </w:r>
         <w:r>
           <w:rPr>
@@ -1780,7 +1330,7 @@
     </w:p>
     <w:p>
       <w:pPr>
-        <w:pStyle w:val="TOC3"/>
+        <w:pStyle w:val="TOC2"/>
         <w:tabs>
           <w:tab w:val="right" w:leader="dot" w:pos="9350"/>
         </w:tabs>
@@ -1795,13 +1345,13 @@
           <w14:ligatures w14:val="standardContextual"/>
         </w:rPr>
       </w:pPr>
-      <w:hyperlink w:anchor="_Toc242537992" w:history="1">
+      <w:hyperlink w:anchor="_Toc242616384" w:history="1">
         <w:r>
           <w:rPr>
             <w:rStyle w:val="Hyperlink"/>
             <w:noProof/>
           </w:rPr>
-          <w:t>Module 3: Phoneme Discrimination ("Find It")</w:t>
+          <w:t>3.1 External Interface Requirements</w:t>
         </w:r>
         <w:r>
           <w:rPr>
@@ -1822,7 +1372,457 @@
             <w:noProof/>
             <w:webHidden/>
           </w:rPr>
-          <w:instrText xml:space="preserve"> PAGEREF _Toc242537992 \h </w:instrText>
+          <w:instrText xml:space="preserve"> PAGEREF _Toc242616384 \h </w:instrText>
+        </w:r>
+        <w:r>
+          <w:rPr>
+            <w:noProof/>
+            <w:webHidden/>
+          </w:rPr>
+        </w:r>
+        <w:r>
+          <w:rPr>
+            <w:noProof/>
+            <w:webHidden/>
+          </w:rPr>
+          <w:fldChar w:fldCharType="separate"/>
+        </w:r>
+        <w:r>
+          <w:rPr>
+            <w:noProof/>
+            <w:webHidden/>
+          </w:rPr>
+          <w:t>8</w:t>
+        </w:r>
+        <w:r>
+          <w:rPr>
+            <w:noProof/>
+            <w:webHidden/>
+          </w:rPr>
+          <w:fldChar w:fldCharType="end"/>
+        </w:r>
+      </w:hyperlink>
+    </w:p>
+    <w:p>
+      <w:pPr>
+        <w:pStyle w:val="TOC3"/>
+        <w:tabs>
+          <w:tab w:val="right" w:leader="dot" w:pos="9350"/>
+        </w:tabs>
+        <w:rPr>
+          <w:rFonts w:asciiTheme="minorHAnsi" w:eastAsiaTheme="minorEastAsia" w:hAnsiTheme="minorHAnsi" w:cstheme="minorBidi"/>
+          <w:noProof/>
+          <w:color w:val="auto"/>
+          <w:kern w:val="2"/>
+          <w:sz w:val="24"/>
+          <w:szCs w:val="24"/>
+          <w:lang w:val="en-PH" w:eastAsia="ja-JP"/>
+          <w14:ligatures w14:val="standardContextual"/>
+        </w:rPr>
+      </w:pPr>
+      <w:hyperlink w:anchor="_Toc242616385" w:history="1">
+        <w:r>
+          <w:rPr>
+            <w:rStyle w:val="Hyperlink"/>
+            <w:noProof/>
+          </w:rPr>
+          <w:t>3.1.1 Hardware Interfaces</w:t>
+        </w:r>
+        <w:r>
+          <w:rPr>
+            <w:noProof/>
+            <w:webHidden/>
+          </w:rPr>
+          <w:tab/>
+        </w:r>
+        <w:r>
+          <w:rPr>
+            <w:noProof/>
+            <w:webHidden/>
+          </w:rPr>
+          <w:fldChar w:fldCharType="begin"/>
+        </w:r>
+        <w:r>
+          <w:rPr>
+            <w:noProof/>
+            <w:webHidden/>
+          </w:rPr>
+          <w:instrText xml:space="preserve"> PAGEREF _Toc242616385 \h </w:instrText>
+        </w:r>
+        <w:r>
+          <w:rPr>
+            <w:noProof/>
+            <w:webHidden/>
+          </w:rPr>
+        </w:r>
+        <w:r>
+          <w:rPr>
+            <w:noProof/>
+            <w:webHidden/>
+          </w:rPr>
+          <w:fldChar w:fldCharType="separate"/>
+        </w:r>
+        <w:r>
+          <w:rPr>
+            <w:noProof/>
+            <w:webHidden/>
+          </w:rPr>
+          <w:t>8</w:t>
+        </w:r>
+        <w:r>
+          <w:rPr>
+            <w:noProof/>
+            <w:webHidden/>
+          </w:rPr>
+          <w:fldChar w:fldCharType="end"/>
+        </w:r>
+      </w:hyperlink>
+    </w:p>
+    <w:p>
+      <w:pPr>
+        <w:pStyle w:val="TOC3"/>
+        <w:tabs>
+          <w:tab w:val="right" w:leader="dot" w:pos="9350"/>
+        </w:tabs>
+        <w:rPr>
+          <w:rFonts w:asciiTheme="minorHAnsi" w:eastAsiaTheme="minorEastAsia" w:hAnsiTheme="minorHAnsi" w:cstheme="minorBidi"/>
+          <w:noProof/>
+          <w:color w:val="auto"/>
+          <w:kern w:val="2"/>
+          <w:sz w:val="24"/>
+          <w:szCs w:val="24"/>
+          <w:lang w:val="en-PH" w:eastAsia="ja-JP"/>
+          <w14:ligatures w14:val="standardContextual"/>
+        </w:rPr>
+      </w:pPr>
+      <w:hyperlink w:anchor="_Toc242616386" w:history="1">
+        <w:r>
+          <w:rPr>
+            <w:rStyle w:val="Hyperlink"/>
+            <w:noProof/>
+          </w:rPr>
+          <w:t>3.1.2 Software Interfaces</w:t>
+        </w:r>
+        <w:r>
+          <w:rPr>
+            <w:noProof/>
+            <w:webHidden/>
+          </w:rPr>
+          <w:tab/>
+        </w:r>
+        <w:r>
+          <w:rPr>
+            <w:noProof/>
+            <w:webHidden/>
+          </w:rPr>
+          <w:fldChar w:fldCharType="begin"/>
+        </w:r>
+        <w:r>
+          <w:rPr>
+            <w:noProof/>
+            <w:webHidden/>
+          </w:rPr>
+          <w:instrText xml:space="preserve"> PAGEREF _Toc242616386 \h </w:instrText>
+        </w:r>
+        <w:r>
+          <w:rPr>
+            <w:noProof/>
+            <w:webHidden/>
+          </w:rPr>
+        </w:r>
+        <w:r>
+          <w:rPr>
+            <w:noProof/>
+            <w:webHidden/>
+          </w:rPr>
+          <w:fldChar w:fldCharType="separate"/>
+        </w:r>
+        <w:r>
+          <w:rPr>
+            <w:noProof/>
+            <w:webHidden/>
+          </w:rPr>
+          <w:t>8</w:t>
+        </w:r>
+        <w:r>
+          <w:rPr>
+            <w:noProof/>
+            <w:webHidden/>
+          </w:rPr>
+          <w:fldChar w:fldCharType="end"/>
+        </w:r>
+      </w:hyperlink>
+    </w:p>
+    <w:p>
+      <w:pPr>
+        <w:pStyle w:val="TOC3"/>
+        <w:tabs>
+          <w:tab w:val="right" w:leader="dot" w:pos="9350"/>
+        </w:tabs>
+        <w:rPr>
+          <w:rFonts w:asciiTheme="minorHAnsi" w:eastAsiaTheme="minorEastAsia" w:hAnsiTheme="minorHAnsi" w:cstheme="minorBidi"/>
+          <w:noProof/>
+          <w:color w:val="auto"/>
+          <w:kern w:val="2"/>
+          <w:sz w:val="24"/>
+          <w:szCs w:val="24"/>
+          <w:lang w:val="en-PH" w:eastAsia="ja-JP"/>
+          <w14:ligatures w14:val="standardContextual"/>
+        </w:rPr>
+      </w:pPr>
+      <w:hyperlink w:anchor="_Toc242616387" w:history="1">
+        <w:r>
+          <w:rPr>
+            <w:rStyle w:val="Hyperlink"/>
+            <w:noProof/>
+          </w:rPr>
+          <w:t>3.1.3 Communications Interfaces</w:t>
+        </w:r>
+        <w:r>
+          <w:rPr>
+            <w:noProof/>
+            <w:webHidden/>
+          </w:rPr>
+          <w:tab/>
+        </w:r>
+        <w:r>
+          <w:rPr>
+            <w:noProof/>
+            <w:webHidden/>
+          </w:rPr>
+          <w:fldChar w:fldCharType="begin"/>
+        </w:r>
+        <w:r>
+          <w:rPr>
+            <w:noProof/>
+            <w:webHidden/>
+          </w:rPr>
+          <w:instrText xml:space="preserve"> PAGEREF _Toc242616387 \h </w:instrText>
+        </w:r>
+        <w:r>
+          <w:rPr>
+            <w:noProof/>
+            <w:webHidden/>
+          </w:rPr>
+        </w:r>
+        <w:r>
+          <w:rPr>
+            <w:noProof/>
+            <w:webHidden/>
+          </w:rPr>
+          <w:fldChar w:fldCharType="separate"/>
+        </w:r>
+        <w:r>
+          <w:rPr>
+            <w:noProof/>
+            <w:webHidden/>
+          </w:rPr>
+          <w:t>8</w:t>
+        </w:r>
+        <w:r>
+          <w:rPr>
+            <w:noProof/>
+            <w:webHidden/>
+          </w:rPr>
+          <w:fldChar w:fldCharType="end"/>
+        </w:r>
+      </w:hyperlink>
+    </w:p>
+    <w:p>
+      <w:pPr>
+        <w:pStyle w:val="TOC2"/>
+        <w:tabs>
+          <w:tab w:val="right" w:leader="dot" w:pos="9350"/>
+        </w:tabs>
+        <w:rPr>
+          <w:rFonts w:asciiTheme="minorHAnsi" w:eastAsiaTheme="minorEastAsia" w:hAnsiTheme="minorHAnsi" w:cstheme="minorBidi"/>
+          <w:noProof/>
+          <w:color w:val="auto"/>
+          <w:kern w:val="2"/>
+          <w:sz w:val="24"/>
+          <w:szCs w:val="24"/>
+          <w:lang w:val="en-PH" w:eastAsia="ja-JP"/>
+          <w14:ligatures w14:val="standardContextual"/>
+        </w:rPr>
+      </w:pPr>
+      <w:hyperlink w:anchor="_Toc242616388" w:history="1">
+        <w:r>
+          <w:rPr>
+            <w:rStyle w:val="Hyperlink"/>
+            <w:noProof/>
+          </w:rPr>
+          <w:t>3.2 Refactored Functional Requirements (FR)</w:t>
+        </w:r>
+        <w:r>
+          <w:rPr>
+            <w:noProof/>
+            <w:webHidden/>
+          </w:rPr>
+          <w:tab/>
+        </w:r>
+        <w:r>
+          <w:rPr>
+            <w:noProof/>
+            <w:webHidden/>
+          </w:rPr>
+          <w:fldChar w:fldCharType="begin"/>
+        </w:r>
+        <w:r>
+          <w:rPr>
+            <w:noProof/>
+            <w:webHidden/>
+          </w:rPr>
+          <w:instrText xml:space="preserve"> PAGEREF _Toc242616388 \h </w:instrText>
+        </w:r>
+        <w:r>
+          <w:rPr>
+            <w:noProof/>
+            <w:webHidden/>
+          </w:rPr>
+        </w:r>
+        <w:r>
+          <w:rPr>
+            <w:noProof/>
+            <w:webHidden/>
+          </w:rPr>
+          <w:fldChar w:fldCharType="separate"/>
+        </w:r>
+        <w:r>
+          <w:rPr>
+            <w:noProof/>
+            <w:webHidden/>
+          </w:rPr>
+          <w:t>8</w:t>
+        </w:r>
+        <w:r>
+          <w:rPr>
+            <w:noProof/>
+            <w:webHidden/>
+          </w:rPr>
+          <w:fldChar w:fldCharType="end"/>
+        </w:r>
+      </w:hyperlink>
+    </w:p>
+    <w:p>
+      <w:pPr>
+        <w:pStyle w:val="TOC3"/>
+        <w:tabs>
+          <w:tab w:val="right" w:leader="dot" w:pos="9350"/>
+        </w:tabs>
+        <w:rPr>
+          <w:rFonts w:asciiTheme="minorHAnsi" w:eastAsiaTheme="minorEastAsia" w:hAnsiTheme="minorHAnsi" w:cstheme="minorBidi"/>
+          <w:noProof/>
+          <w:color w:val="auto"/>
+          <w:kern w:val="2"/>
+          <w:sz w:val="24"/>
+          <w:szCs w:val="24"/>
+          <w:lang w:val="en-PH" w:eastAsia="ja-JP"/>
+          <w14:ligatures w14:val="standardContextual"/>
+        </w:rPr>
+      </w:pPr>
+      <w:hyperlink w:anchor="_Toc242616389" w:history="1">
+        <w:r>
+          <w:rPr>
+            <w:rStyle w:val="Hyperlink"/>
+            <w:noProof/>
+          </w:rPr>
+          <w:t>Module 1: Letter-Sound Acquisition ("Hear It")</w:t>
+        </w:r>
+        <w:r>
+          <w:rPr>
+            <w:noProof/>
+            <w:webHidden/>
+          </w:rPr>
+          <w:tab/>
+        </w:r>
+        <w:r>
+          <w:rPr>
+            <w:noProof/>
+            <w:webHidden/>
+          </w:rPr>
+          <w:fldChar w:fldCharType="begin"/>
+        </w:r>
+        <w:r>
+          <w:rPr>
+            <w:noProof/>
+            <w:webHidden/>
+          </w:rPr>
+          <w:instrText xml:space="preserve"> PAGEREF _Toc242616389 \h </w:instrText>
+        </w:r>
+        <w:r>
+          <w:rPr>
+            <w:noProof/>
+            <w:webHidden/>
+          </w:rPr>
+        </w:r>
+        <w:r>
+          <w:rPr>
+            <w:noProof/>
+            <w:webHidden/>
+          </w:rPr>
+          <w:fldChar w:fldCharType="separate"/>
+        </w:r>
+        <w:r>
+          <w:rPr>
+            <w:noProof/>
+            <w:webHidden/>
+          </w:rPr>
+          <w:t>8</w:t>
+        </w:r>
+        <w:r>
+          <w:rPr>
+            <w:noProof/>
+            <w:webHidden/>
+          </w:rPr>
+          <w:fldChar w:fldCharType="end"/>
+        </w:r>
+      </w:hyperlink>
+    </w:p>
+    <w:p>
+      <w:pPr>
+        <w:pStyle w:val="TOC3"/>
+        <w:tabs>
+          <w:tab w:val="right" w:leader="dot" w:pos="9350"/>
+        </w:tabs>
+        <w:rPr>
+          <w:rFonts w:asciiTheme="minorHAnsi" w:eastAsiaTheme="minorEastAsia" w:hAnsiTheme="minorHAnsi" w:cstheme="minorBidi"/>
+          <w:noProof/>
+          <w:color w:val="auto"/>
+          <w:kern w:val="2"/>
+          <w:sz w:val="24"/>
+          <w:szCs w:val="24"/>
+          <w:lang w:val="en-PH" w:eastAsia="ja-JP"/>
+          <w14:ligatures w14:val="standardContextual"/>
+        </w:rPr>
+      </w:pPr>
+      <w:hyperlink w:anchor="_Toc242616390" w:history="1">
+        <w:r>
+          <w:rPr>
+            <w:rStyle w:val="Hyperlink"/>
+            <w:noProof/>
+          </w:rPr>
+          <w:t>Module 2: Speech Production &amp; Formative Tutoring ("Say It")</w:t>
+        </w:r>
+        <w:r>
+          <w:rPr>
+            <w:noProof/>
+            <w:webHidden/>
+          </w:rPr>
+          <w:tab/>
+        </w:r>
+        <w:r>
+          <w:rPr>
+            <w:noProof/>
+            <w:webHidden/>
+          </w:rPr>
+          <w:fldChar w:fldCharType="begin"/>
+        </w:r>
+        <w:r>
+          <w:rPr>
+            <w:noProof/>
+            <w:webHidden/>
+          </w:rPr>
+          <w:instrText xml:space="preserve"> PAGEREF _Toc242616390 \h </w:instrText>
         </w:r>
         <w:r>
           <w:rPr>
@@ -1870,13 +1870,13 @@
           <w14:ligatures w14:val="standardContextual"/>
         </w:rPr>
       </w:pPr>
-      <w:hyperlink w:anchor="_Toc242537993" w:history="1">
+      <w:hyperlink w:anchor="_Toc242616391" w:history="1">
         <w:r>
           <w:rPr>
             <w:rStyle w:val="Hyperlink"/>
             <w:noProof/>
           </w:rPr>
-          <w:t>Module 4: Word Construction Checkpoint ("Blend It")</w:t>
+          <w:t>Module 3: Phoneme Discrimination ("Find It")</w:t>
         </w:r>
         <w:r>
           <w:rPr>
@@ -1897,82 +1897,7 @@
             <w:noProof/>
             <w:webHidden/>
           </w:rPr>
-          <w:instrText xml:space="preserve"> PAGEREF _Toc242537993 \h </w:instrText>
-        </w:r>
-        <w:r>
-          <w:rPr>
-            <w:noProof/>
-            <w:webHidden/>
-          </w:rPr>
-        </w:r>
-        <w:r>
-          <w:rPr>
-            <w:noProof/>
-            <w:webHidden/>
-          </w:rPr>
-          <w:fldChar w:fldCharType="separate"/>
-        </w:r>
-        <w:r>
-          <w:rPr>
-            <w:noProof/>
-            <w:webHidden/>
-          </w:rPr>
-          <w:t>9</w:t>
-        </w:r>
-        <w:r>
-          <w:rPr>
-            <w:noProof/>
-            <w:webHidden/>
-          </w:rPr>
-          <w:fldChar w:fldCharType="end"/>
-        </w:r>
-      </w:hyperlink>
-    </w:p>
-    <w:p>
-      <w:pPr>
-        <w:pStyle w:val="TOC3"/>
-        <w:tabs>
-          <w:tab w:val="right" w:leader="dot" w:pos="9350"/>
-        </w:tabs>
-        <w:rPr>
-          <w:rFonts w:asciiTheme="minorHAnsi" w:eastAsiaTheme="minorEastAsia" w:hAnsiTheme="minorHAnsi" w:cstheme="minorBidi"/>
-          <w:noProof/>
-          <w:color w:val="auto"/>
-          <w:kern w:val="2"/>
-          <w:sz w:val="24"/>
-          <w:szCs w:val="24"/>
-          <w:lang w:val="en-PH" w:eastAsia="ja-JP"/>
-          <w14:ligatures w14:val="standardContextual"/>
-        </w:rPr>
-      </w:pPr>
-      <w:hyperlink w:anchor="_Toc242537994" w:history="1">
-        <w:r>
-          <w:rPr>
-            <w:rStyle w:val="Hyperlink"/>
-            <w:noProof/>
-          </w:rPr>
-          <w:t>Module 5: Mastery Progression, Gamification &amp; Multi-Profile</w:t>
-        </w:r>
-        <w:r>
-          <w:rPr>
-            <w:noProof/>
-            <w:webHidden/>
-          </w:rPr>
-          <w:tab/>
-        </w:r>
-        <w:r>
-          <w:rPr>
-            <w:noProof/>
-            <w:webHidden/>
-          </w:rPr>
-          <w:fldChar w:fldCharType="begin"/>
-        </w:r>
-        <w:r>
-          <w:rPr>
-            <w:noProof/>
-            <w:webHidden/>
-          </w:rPr>
-          <w:instrText xml:space="preserve"> PAGEREF _Toc242537994 \h </w:instrText>
+          <w:instrText xml:space="preserve"> PAGEREF _Toc242616391 \h </w:instrText>
         </w:r>
         <w:r>
           <w:rPr>
@@ -2020,13 +1945,13 @@
           <w14:ligatures w14:val="standardContextual"/>
         </w:rPr>
       </w:pPr>
-      <w:hyperlink w:anchor="_Toc242537995" w:history="1">
+      <w:hyperlink w:anchor="_Toc242616392" w:history="1">
         <w:r>
           <w:rPr>
             <w:rStyle w:val="Hyperlink"/>
             <w:noProof/>
           </w:rPr>
-          <w:t>Module 6: Telemetry, Parent Dashboard &amp; Diagnostics</w:t>
+          <w:t>Module 4: Word Construction Checkpoint ("Blend It")</w:t>
         </w:r>
         <w:r>
           <w:rPr>
@@ -2047,7 +1972,7 @@
             <w:noProof/>
             <w:webHidden/>
           </w:rPr>
-          <w:instrText xml:space="preserve"> PAGEREF _Toc242537995 \h </w:instrText>
+          <w:instrText xml:space="preserve"> PAGEREF _Toc242616392 \h </w:instrText>
         </w:r>
         <w:r>
           <w:rPr>
@@ -2080,7 +2005,7 @@
     </w:p>
     <w:p>
       <w:pPr>
-        <w:pStyle w:val="TOC2"/>
+        <w:pStyle w:val="TOC3"/>
         <w:tabs>
           <w:tab w:val="right" w:leader="dot" w:pos="9350"/>
         </w:tabs>
@@ -2095,13 +2020,13 @@
           <w14:ligatures w14:val="standardContextual"/>
         </w:rPr>
       </w:pPr>
-      <w:hyperlink w:anchor="_Toc242537996" w:history="1">
+      <w:hyperlink w:anchor="_Toc242616393" w:history="1">
         <w:r>
           <w:rPr>
             <w:rStyle w:val="Hyperlink"/>
             <w:noProof/>
           </w:rPr>
-          <w:t>3.3 Non-Functional Requirements (NFR)</w:t>
+          <w:t>Module 5: Mastery Progression, Gamification &amp; Multi-Profile</w:t>
         </w:r>
         <w:r>
           <w:rPr>
@@ -2122,7 +2047,7 @@
             <w:noProof/>
             <w:webHidden/>
           </w:rPr>
-          <w:instrText xml:space="preserve"> PAGEREF _Toc242537996 \h </w:instrText>
+          <w:instrText xml:space="preserve"> PAGEREF _Toc242616393 \h </w:instrText>
         </w:r>
         <w:r>
           <w:rPr>
@@ -2170,13 +2095,13 @@
           <w14:ligatures w14:val="standardContextual"/>
         </w:rPr>
       </w:pPr>
-      <w:hyperlink w:anchor="_Toc242537997" w:history="1">
+      <w:hyperlink w:anchor="_Toc242616394" w:history="1">
         <w:r>
           <w:rPr>
             <w:rStyle w:val="Hyperlink"/>
             <w:noProof/>
           </w:rPr>
-          <w:t>3.3.1 Acoustic Quality &amp; Speech Recognition Performance</w:t>
+          <w:t>Module 6: Telemetry, Parent Dashboard &amp; Diagnostics</w:t>
         </w:r>
         <w:r>
           <w:rPr>
@@ -2197,82 +2122,7 @@
             <w:noProof/>
             <w:webHidden/>
           </w:rPr>
-          <w:instrText xml:space="preserve"> PAGEREF _Toc242537997 \h </w:instrText>
-        </w:r>
-        <w:r>
-          <w:rPr>
-            <w:noProof/>
-            <w:webHidden/>
-          </w:rPr>
-        </w:r>
-        <w:r>
-          <w:rPr>
-            <w:noProof/>
-            <w:webHidden/>
-          </w:rPr>
-          <w:fldChar w:fldCharType="separate"/>
-        </w:r>
-        <w:r>
-          <w:rPr>
-            <w:noProof/>
-            <w:webHidden/>
-          </w:rPr>
-          <w:t>11</w:t>
-        </w:r>
-        <w:r>
-          <w:rPr>
-            <w:noProof/>
-            <w:webHidden/>
-          </w:rPr>
-          <w:fldChar w:fldCharType="end"/>
-        </w:r>
-      </w:hyperlink>
-    </w:p>
-    <w:p>
-      <w:pPr>
-        <w:pStyle w:val="TOC3"/>
-        <w:tabs>
-          <w:tab w:val="right" w:leader="dot" w:pos="9350"/>
-        </w:tabs>
-        <w:rPr>
-          <w:rFonts w:asciiTheme="minorHAnsi" w:eastAsiaTheme="minorEastAsia" w:hAnsiTheme="minorHAnsi" w:cstheme="minorBidi"/>
-          <w:noProof/>
-          <w:color w:val="auto"/>
-          <w:kern w:val="2"/>
-          <w:sz w:val="24"/>
-          <w:szCs w:val="24"/>
-          <w:lang w:val="en-PH" w:eastAsia="ja-JP"/>
-          <w14:ligatures w14:val="standardContextual"/>
-        </w:rPr>
-      </w:pPr>
-      <w:hyperlink w:anchor="_Toc242537998" w:history="1">
-        <w:r>
-          <w:rPr>
-            <w:rStyle w:val="Hyperlink"/>
-            <w:noProof/>
-          </w:rPr>
-          <w:t>3.3.2 Pedagogical Usability &amp; Accessibility</w:t>
-        </w:r>
-        <w:r>
-          <w:rPr>
-            <w:noProof/>
-            <w:webHidden/>
-          </w:rPr>
-          <w:tab/>
-        </w:r>
-        <w:r>
-          <w:rPr>
-            <w:noProof/>
-            <w:webHidden/>
-          </w:rPr>
-          <w:fldChar w:fldCharType="begin"/>
-        </w:r>
-        <w:r>
-          <w:rPr>
-            <w:noProof/>
-            <w:webHidden/>
-          </w:rPr>
-          <w:instrText xml:space="preserve"> PAGEREF _Toc242537998 \h </w:instrText>
+          <w:instrText xml:space="preserve"> PAGEREF _Toc242616394 \h </w:instrText>
         </w:r>
         <w:r>
           <w:rPr>
@@ -2305,7 +2155,7 @@
     </w:p>
     <w:p>
       <w:pPr>
-        <w:pStyle w:val="TOC3"/>
+        <w:pStyle w:val="TOC2"/>
         <w:tabs>
           <w:tab w:val="right" w:leader="dot" w:pos="9350"/>
         </w:tabs>
@@ -2320,13 +2170,13 @@
           <w14:ligatures w14:val="standardContextual"/>
         </w:rPr>
       </w:pPr>
-      <w:hyperlink w:anchor="_Toc242537999" w:history="1">
+      <w:hyperlink w:anchor="_Toc242616395" w:history="1">
         <w:r>
           <w:rPr>
             <w:rStyle w:val="Hyperlink"/>
             <w:noProof/>
           </w:rPr>
-          <w:t>3.3.3 Reliability, Offline Security &amp; Architecture</w:t>
+          <w:t>3.3 Non-Functional Requirements (NFR)</w:t>
         </w:r>
         <w:r>
           <w:rPr>
@@ -2347,7 +2197,157 @@
             <w:noProof/>
             <w:webHidden/>
           </w:rPr>
-          <w:instrText xml:space="preserve"> PAGEREF _Toc242537999 \h </w:instrText>
+          <w:instrText xml:space="preserve"> PAGEREF _Toc242616395 \h </w:instrText>
+        </w:r>
+        <w:r>
+          <w:rPr>
+            <w:noProof/>
+            <w:webHidden/>
+          </w:rPr>
+        </w:r>
+        <w:r>
+          <w:rPr>
+            <w:noProof/>
+            <w:webHidden/>
+          </w:rPr>
+          <w:fldChar w:fldCharType="separate"/>
+        </w:r>
+        <w:r>
+          <w:rPr>
+            <w:noProof/>
+            <w:webHidden/>
+          </w:rPr>
+          <w:t>12</w:t>
+        </w:r>
+        <w:r>
+          <w:rPr>
+            <w:noProof/>
+            <w:webHidden/>
+          </w:rPr>
+          <w:fldChar w:fldCharType="end"/>
+        </w:r>
+      </w:hyperlink>
+    </w:p>
+    <w:p>
+      <w:pPr>
+        <w:pStyle w:val="TOC3"/>
+        <w:tabs>
+          <w:tab w:val="right" w:leader="dot" w:pos="9350"/>
+        </w:tabs>
+        <w:rPr>
+          <w:rFonts w:asciiTheme="minorHAnsi" w:eastAsiaTheme="minorEastAsia" w:hAnsiTheme="minorHAnsi" w:cstheme="minorBidi"/>
+          <w:noProof/>
+          <w:color w:val="auto"/>
+          <w:kern w:val="2"/>
+          <w:sz w:val="24"/>
+          <w:szCs w:val="24"/>
+          <w:lang w:val="en-PH" w:eastAsia="ja-JP"/>
+          <w14:ligatures w14:val="standardContextual"/>
+        </w:rPr>
+      </w:pPr>
+      <w:hyperlink w:anchor="_Toc242616396" w:history="1">
+        <w:r>
+          <w:rPr>
+            <w:rStyle w:val="Hyperlink"/>
+            <w:noProof/>
+          </w:rPr>
+          <w:t>3.3.1 Acoustic Quality &amp; Speech Recognition Performance</w:t>
+        </w:r>
+        <w:r>
+          <w:rPr>
+            <w:noProof/>
+            <w:webHidden/>
+          </w:rPr>
+          <w:tab/>
+        </w:r>
+        <w:r>
+          <w:rPr>
+            <w:noProof/>
+            <w:webHidden/>
+          </w:rPr>
+          <w:fldChar w:fldCharType="begin"/>
+        </w:r>
+        <w:r>
+          <w:rPr>
+            <w:noProof/>
+            <w:webHidden/>
+          </w:rPr>
+          <w:instrText xml:space="preserve"> PAGEREF _Toc242616396 \h </w:instrText>
+        </w:r>
+        <w:r>
+          <w:rPr>
+            <w:noProof/>
+            <w:webHidden/>
+          </w:rPr>
+        </w:r>
+        <w:r>
+          <w:rPr>
+            <w:noProof/>
+            <w:webHidden/>
+          </w:rPr>
+          <w:fldChar w:fldCharType="separate"/>
+        </w:r>
+        <w:r>
+          <w:rPr>
+            <w:noProof/>
+            <w:webHidden/>
+          </w:rPr>
+          <w:t>12</w:t>
+        </w:r>
+        <w:r>
+          <w:rPr>
+            <w:noProof/>
+            <w:webHidden/>
+          </w:rPr>
+          <w:fldChar w:fldCharType="end"/>
+        </w:r>
+      </w:hyperlink>
+    </w:p>
+    <w:p>
+      <w:pPr>
+        <w:pStyle w:val="TOC3"/>
+        <w:tabs>
+          <w:tab w:val="right" w:leader="dot" w:pos="9350"/>
+        </w:tabs>
+        <w:rPr>
+          <w:rFonts w:asciiTheme="minorHAnsi" w:eastAsiaTheme="minorEastAsia" w:hAnsiTheme="minorHAnsi" w:cstheme="minorBidi"/>
+          <w:noProof/>
+          <w:color w:val="auto"/>
+          <w:kern w:val="2"/>
+          <w:sz w:val="24"/>
+          <w:szCs w:val="24"/>
+          <w:lang w:val="en-PH" w:eastAsia="ja-JP"/>
+          <w14:ligatures w14:val="standardContextual"/>
+        </w:rPr>
+      </w:pPr>
+      <w:hyperlink w:anchor="_Toc242616397" w:history="1">
+        <w:r>
+          <w:rPr>
+            <w:rStyle w:val="Hyperlink"/>
+            <w:noProof/>
+          </w:rPr>
+          <w:t>3.3.2 Pedagogical Usability &amp; Accessibility</w:t>
+        </w:r>
+        <w:r>
+          <w:rPr>
+            <w:noProof/>
+            <w:webHidden/>
+          </w:rPr>
+          <w:tab/>
+        </w:r>
+        <w:r>
+          <w:rPr>
+            <w:noProof/>
+            <w:webHidden/>
+          </w:rPr>
+          <w:fldChar w:fldCharType="begin"/>
+        </w:r>
+        <w:r>
+          <w:rPr>
+            <w:noProof/>
+            <w:webHidden/>
+          </w:rPr>
+          <w:instrText xml:space="preserve"> PAGEREF _Toc242616397 \h </w:instrText>
         </w:r>
         <w:r>
           <w:rPr>
@@ -2380,7 +2380,7 @@
     </w:p>
     <w:p>
       <w:pPr>
-        <w:pStyle w:val="TOC1"/>
+        <w:pStyle w:val="TOC3"/>
         <w:tabs>
           <w:tab w:val="right" w:leader="dot" w:pos="9350"/>
         </w:tabs>
@@ -2395,13 +2395,13 @@
           <w14:ligatures w14:val="standardContextual"/>
         </w:rPr>
       </w:pPr>
-      <w:hyperlink w:anchor="_Toc242538000" w:history="1">
+      <w:hyperlink w:anchor="_Toc242616398" w:history="1">
         <w:r>
           <w:rPr>
             <w:rStyle w:val="Hyperlink"/>
             <w:noProof/>
           </w:rPr>
-          <w:t>4. Requirements Traceability Matrix (RTM v3.0)</w:t>
+          <w:t>3.3.3 Reliability, Offline Security &amp; Architecture</w:t>
         </w:r>
         <w:r>
           <w:rPr>
@@ -2422,7 +2422,7 @@
             <w:noProof/>
             <w:webHidden/>
           </w:rPr>
-          <w:instrText xml:space="preserve"> PAGEREF _Toc242538000 \h </w:instrText>
+          <w:instrText xml:space="preserve"> PAGEREF _Toc242616398 \h </w:instrText>
         </w:r>
         <w:r>
           <w:rPr>
@@ -2455,7 +2455,7 @@
     </w:p>
     <w:p>
       <w:pPr>
-        <w:pStyle w:val="TOC2"/>
+        <w:pStyle w:val="TOC1"/>
         <w:tabs>
           <w:tab w:val="right" w:leader="dot" w:pos="9350"/>
         </w:tabs>
@@ -2470,7 +2470,82 @@
           <w14:ligatures w14:val="standardContextual"/>
         </w:rPr>
       </w:pPr>
-      <w:hyperlink w:anchor="_Toc242538001" w:history="1">
+      <w:hyperlink w:anchor="_Toc242616399" w:history="1">
+        <w:r>
+          <w:rPr>
+            <w:rStyle w:val="Hyperlink"/>
+            <w:noProof/>
+          </w:rPr>
+          <w:t>4. Requirements Traceability Matrix (RTM v3.0)</w:t>
+        </w:r>
+        <w:r>
+          <w:rPr>
+            <w:noProof/>
+            <w:webHidden/>
+          </w:rPr>
+          <w:tab/>
+        </w:r>
+        <w:r>
+          <w:rPr>
+            <w:noProof/>
+            <w:webHidden/>
+          </w:rPr>
+          <w:fldChar w:fldCharType="begin"/>
+        </w:r>
+        <w:r>
+          <w:rPr>
+            <w:noProof/>
+            <w:webHidden/>
+          </w:rPr>
+          <w:instrText xml:space="preserve"> PAGEREF _Toc242616399 \h </w:instrText>
+        </w:r>
+        <w:r>
+          <w:rPr>
+            <w:noProof/>
+            <w:webHidden/>
+          </w:rPr>
+        </w:r>
+        <w:r>
+          <w:rPr>
+            <w:noProof/>
+            <w:webHidden/>
+          </w:rPr>
+          <w:fldChar w:fldCharType="separate"/>
+        </w:r>
+        <w:r>
+          <w:rPr>
+            <w:noProof/>
+            <w:webHidden/>
+          </w:rPr>
+          <w:t>15</w:t>
+        </w:r>
+        <w:r>
+          <w:rPr>
+            <w:noProof/>
+            <w:webHidden/>
+          </w:rPr>
+          <w:fldChar w:fldCharType="end"/>
+        </w:r>
+      </w:hyperlink>
+    </w:p>
+    <w:p>
+      <w:pPr>
+        <w:pStyle w:val="TOC2"/>
+        <w:tabs>
+          <w:tab w:val="right" w:leader="dot" w:pos="9350"/>
+        </w:tabs>
+        <w:rPr>
+          <w:rFonts w:asciiTheme="minorHAnsi" w:eastAsiaTheme="minorEastAsia" w:hAnsiTheme="minorHAnsi" w:cstheme="minorBidi"/>
+          <w:noProof/>
+          <w:color w:val="auto"/>
+          <w:kern w:val="2"/>
+          <w:sz w:val="24"/>
+          <w:szCs w:val="24"/>
+          <w:lang w:val="en-PH" w:eastAsia="ja-JP"/>
+          <w14:ligatures w14:val="standardContextual"/>
+        </w:rPr>
+      </w:pPr>
+      <w:hyperlink w:anchor="_Toc242616400" w:history="1">
         <w:r>
           <w:rPr>
             <w:rStyle w:val="Hyperlink"/>
@@ -2497,82 +2572,7 @@
             <w:noProof/>
             <w:webHidden/>
           </w:rPr>
-          <w:instrText xml:space="preserve"> PAGEREF _Toc242538001 \h </w:instrText>
-        </w:r>
-        <w:r>
-          <w:rPr>
-            <w:noProof/>
-            <w:webHidden/>
-          </w:rPr>
-        </w:r>
-        <w:r>
-          <w:rPr>
-            <w:noProof/>
-            <w:webHidden/>
-          </w:rPr>
-          <w:fldChar w:fldCharType="separate"/>
-        </w:r>
-        <w:r>
-          <w:rPr>
-            <w:noProof/>
-            <w:webHidden/>
-          </w:rPr>
-          <w:t>17</w:t>
-        </w:r>
-        <w:r>
-          <w:rPr>
-            <w:noProof/>
-            <w:webHidden/>
-          </w:rPr>
-          <w:fldChar w:fldCharType="end"/>
-        </w:r>
-      </w:hyperlink>
-    </w:p>
-    <w:p>
-      <w:pPr>
-        <w:pStyle w:val="TOC1"/>
-        <w:tabs>
-          <w:tab w:val="right" w:leader="dot" w:pos="9350"/>
-        </w:tabs>
-        <w:rPr>
-          <w:rFonts w:asciiTheme="minorHAnsi" w:eastAsiaTheme="minorEastAsia" w:hAnsiTheme="minorHAnsi" w:cstheme="minorBidi"/>
-          <w:noProof/>
-          <w:color w:val="auto"/>
-          <w:kern w:val="2"/>
-          <w:sz w:val="24"/>
-          <w:szCs w:val="24"/>
-          <w:lang w:val="en-PH" w:eastAsia="ja-JP"/>
-          <w14:ligatures w14:val="standardContextual"/>
-        </w:rPr>
-      </w:pPr>
-      <w:hyperlink w:anchor="_Toc242538002" w:history="1">
-        <w:r>
-          <w:rPr>
-            <w:rStyle w:val="Hyperlink"/>
-            <w:noProof/>
-          </w:rPr>
-          <w:t>5. Requirements Sign-Off &amp; Verification Protocol</w:t>
-        </w:r>
-        <w:r>
-          <w:rPr>
-            <w:noProof/>
-            <w:webHidden/>
-          </w:rPr>
-          <w:tab/>
-        </w:r>
-        <w:r>
-          <w:rPr>
-            <w:noProof/>
-            <w:webHidden/>
-          </w:rPr>
-          <w:fldChar w:fldCharType="begin"/>
-        </w:r>
-        <w:r>
-          <w:rPr>
-            <w:noProof/>
-            <w:webHidden/>
-          </w:rPr>
-          <w:instrText xml:space="preserve"> PAGEREF _Toc242538002 \h </w:instrText>
+          <w:instrText xml:space="preserve"> PAGEREF _Toc242616400 \h </w:instrText>
         </w:r>
         <w:r>
           <w:rPr>
@@ -2604,6 +2604,81 @@
       </w:hyperlink>
     </w:p>
     <w:p>
+      <w:pPr>
+        <w:pStyle w:val="TOC1"/>
+        <w:tabs>
+          <w:tab w:val="right" w:leader="dot" w:pos="9350"/>
+        </w:tabs>
+        <w:rPr>
+          <w:rFonts w:asciiTheme="minorHAnsi" w:eastAsiaTheme="minorEastAsia" w:hAnsiTheme="minorHAnsi" w:cstheme="minorBidi"/>
+          <w:noProof/>
+          <w:color w:val="auto"/>
+          <w:kern w:val="2"/>
+          <w:sz w:val="24"/>
+          <w:szCs w:val="24"/>
+          <w:lang w:val="en-PH" w:eastAsia="ja-JP"/>
+          <w14:ligatures w14:val="standardContextual"/>
+        </w:rPr>
+      </w:pPr>
+      <w:hyperlink w:anchor="_Toc242616401" w:history="1">
+        <w:r>
+          <w:rPr>
+            <w:rStyle w:val="Hyperlink"/>
+            <w:noProof/>
+          </w:rPr>
+          <w:t>5. Requirements Sign-Off &amp; Verification Protocol</w:t>
+        </w:r>
+        <w:r>
+          <w:rPr>
+            <w:noProof/>
+            <w:webHidden/>
+          </w:rPr>
+          <w:tab/>
+        </w:r>
+        <w:r>
+          <w:rPr>
+            <w:noProof/>
+            <w:webHidden/>
+          </w:rPr>
+          <w:fldChar w:fldCharType="begin"/>
+        </w:r>
+        <w:r>
+          <w:rPr>
+            <w:noProof/>
+            <w:webHidden/>
+          </w:rPr>
+          <w:instrText xml:space="preserve"> PAGEREF _Toc242616401 \h </w:instrText>
+        </w:r>
+        <w:r>
+          <w:rPr>
+            <w:noProof/>
+            <w:webHidden/>
+          </w:rPr>
+        </w:r>
+        <w:r>
+          <w:rPr>
+            <w:noProof/>
+            <w:webHidden/>
+          </w:rPr>
+          <w:fldChar w:fldCharType="separate"/>
+        </w:r>
+        <w:r>
+          <w:rPr>
+            <w:noProof/>
+            <w:webHidden/>
+          </w:rPr>
+          <w:t>19</w:t>
+        </w:r>
+        <w:r>
+          <w:rPr>
+            <w:noProof/>
+            <w:webHidden/>
+          </w:rPr>
+          <w:fldChar w:fldCharType="end"/>
+        </w:r>
+      </w:hyperlink>
+    </w:p>
+    <w:p>
       <w:r>
         <w:fldChar w:fldCharType="end"/>
       </w:r>
@@ -2617,7 +2692,7 @@
       <w:pPr>
         <w:pStyle w:val="Heading1"/>
       </w:pPr>
-      <w:bookmarkStart w:id="0" w:name="_Toc242537973"/>
+      <w:bookmarkStart w:id="0" w:name="_Toc242616371"/>
       <w:r>
         <w:t>Document Revision History</w:t>
       </w:r>
@@ -2645,10 +2720,10 @@
         <w:tblLook w:val="04A0" w:firstRow="1" w:lastRow="0" w:firstColumn="1" w:lastColumn="0" w:noHBand="0" w:noVBand="1"/>
       </w:tblPr>
       <w:tblGrid>
-        <w:gridCol w:w="981"/>
-        <w:gridCol w:w="1177"/>
-        <w:gridCol w:w="2015"/>
-        <w:gridCol w:w="5187"/>
+        <w:gridCol w:w="984"/>
+        <w:gridCol w:w="1194"/>
+        <w:gridCol w:w="2052"/>
+        <w:gridCol w:w="5130"/>
       </w:tblGrid>
       <w:tr>
         <w:trPr>
@@ -2657,7 +2732,7 @@
         </w:trPr>
         <w:tc>
           <w:tcPr>
-            <w:tcW w:w="981" w:type="dxa"/>
+            <w:tcW w:w="984" w:type="dxa"/>
             <w:shd w:val="clear" w:color="auto" w:fill="1F3A3D"/>
           </w:tcPr>
           <w:p>
@@ -2677,7 +2752,7 @@
         </w:tc>
         <w:tc>
           <w:tcPr>
-            <w:tcW w:w="1177" w:type="dxa"/>
+            <w:tcW w:w="1194" w:type="dxa"/>
             <w:shd w:val="clear" w:color="auto" w:fill="1F3A3D"/>
           </w:tcPr>
           <w:p>
@@ -2697,7 +2772,7 @@
         </w:tc>
         <w:tc>
           <w:tcPr>
-            <w:tcW w:w="2015" w:type="dxa"/>
+            <w:tcW w:w="2052" w:type="dxa"/>
             <w:shd w:val="clear" w:color="auto" w:fill="1F3A3D"/>
           </w:tcPr>
           <w:p>
@@ -2717,7 +2792,7 @@
         </w:tc>
         <w:tc>
           <w:tcPr>
-            <w:tcW w:w="5187" w:type="dxa"/>
+            <w:tcW w:w="5130" w:type="dxa"/>
             <w:shd w:val="clear" w:color="auto" w:fill="1F3A3D"/>
           </w:tcPr>
           <w:p>
@@ -2742,7 +2817,7 @@
         </w:trPr>
         <w:tc>
           <w:tcPr>
-            <w:tcW w:w="981" w:type="dxa"/>
+            <w:tcW w:w="984" w:type="dxa"/>
           </w:tcPr>
           <w:p>
             <w:pPr>
@@ -2760,7 +2835,7 @@
         </w:tc>
         <w:tc>
           <w:tcPr>
-            <w:tcW w:w="1177" w:type="dxa"/>
+            <w:tcW w:w="1194" w:type="dxa"/>
           </w:tcPr>
           <w:p>
             <w:pPr>
@@ -2777,7 +2852,7 @@
         </w:tc>
         <w:tc>
           <w:tcPr>
-            <w:tcW w:w="2015" w:type="dxa"/>
+            <w:tcW w:w="2052" w:type="dxa"/>
           </w:tcPr>
           <w:p>
             <w:pPr>
@@ -2794,7 +2869,7 @@
         </w:tc>
         <w:tc>
           <w:tcPr>
-            <w:tcW w:w="5187" w:type="dxa"/>
+            <w:tcW w:w="5130" w:type="dxa"/>
           </w:tcPr>
           <w:p>
             <w:pPr>
@@ -2816,7 +2891,7 @@
         </w:trPr>
         <w:tc>
           <w:tcPr>
-            <w:tcW w:w="981" w:type="dxa"/>
+            <w:tcW w:w="984" w:type="dxa"/>
             <w:shd w:val="clear" w:color="auto" w:fill="F3F6F8"/>
           </w:tcPr>
           <w:p>
@@ -2835,7 +2910,7 @@
         </w:tc>
         <w:tc>
           <w:tcPr>
-            <w:tcW w:w="1177" w:type="dxa"/>
+            <w:tcW w:w="1194" w:type="dxa"/>
             <w:shd w:val="clear" w:color="auto" w:fill="F3F6F8"/>
           </w:tcPr>
           <w:p>
@@ -2853,7 +2928,7 @@
         </w:tc>
         <w:tc>
           <w:tcPr>
-            <w:tcW w:w="2015" w:type="dxa"/>
+            <w:tcW w:w="2052" w:type="dxa"/>
             <w:shd w:val="clear" w:color="auto" w:fill="F3F6F8"/>
           </w:tcPr>
           <w:p>
@@ -2871,7 +2946,7 @@
         </w:tc>
         <w:tc>
           <w:tcPr>
-            <w:tcW w:w="5187" w:type="dxa"/>
+            <w:tcW w:w="5130" w:type="dxa"/>
             <w:shd w:val="clear" w:color="auto" w:fill="F3F6F8"/>
           </w:tcPr>
           <w:p>
@@ -2893,7 +2968,7 @@
         </w:trPr>
         <w:tc>
           <w:tcPr>
-            <w:tcW w:w="981" w:type="dxa"/>
+            <w:tcW w:w="984" w:type="dxa"/>
           </w:tcPr>
           <w:p>
             <w:pPr>
@@ -2911,7 +2986,7 @@
         </w:tc>
         <w:tc>
           <w:tcPr>
-            <w:tcW w:w="1177" w:type="dxa"/>
+            <w:tcW w:w="1194" w:type="dxa"/>
           </w:tcPr>
           <w:p>
             <w:pPr>
@@ -2928,7 +3003,7 @@
         </w:tc>
         <w:tc>
           <w:tcPr>
-            <w:tcW w:w="2015" w:type="dxa"/>
+            <w:tcW w:w="2052" w:type="dxa"/>
           </w:tcPr>
           <w:p>
             <w:pPr>
@@ -2945,7 +3020,7 @@
         </w:tc>
         <w:tc>
           <w:tcPr>
-            <w:tcW w:w="5187" w:type="dxa"/>
+            <w:tcW w:w="5130" w:type="dxa"/>
           </w:tcPr>
           <w:p>
             <w:pPr>
@@ -3293,7 +3368,7 @@
         </w:trPr>
         <w:tc>
           <w:tcPr>
-            <w:tcW w:w="981" w:type="dxa"/>
+            <w:tcW w:w="984" w:type="dxa"/>
             <w:shd w:val="clear" w:color="auto" w:fill="F3F6F8"/>
           </w:tcPr>
           <w:p>
@@ -3312,7 +3387,7 @@
         </w:tc>
         <w:tc>
           <w:tcPr>
-            <w:tcW w:w="1177" w:type="dxa"/>
+            <w:tcW w:w="1194" w:type="dxa"/>
             <w:shd w:val="clear" w:color="auto" w:fill="F3F6F8"/>
           </w:tcPr>
           <w:p>
@@ -3330,7 +3405,7 @@
         </w:tc>
         <w:tc>
           <w:tcPr>
-            <w:tcW w:w="2015" w:type="dxa"/>
+            <w:tcW w:w="2052" w:type="dxa"/>
             <w:shd w:val="clear" w:color="auto" w:fill="F3F6F8"/>
           </w:tcPr>
           <w:p>
@@ -3348,7 +3423,7 @@
         </w:tc>
         <w:tc>
           <w:tcPr>
-            <w:tcW w:w="5187" w:type="dxa"/>
+            <w:tcW w:w="5130" w:type="dxa"/>
             <w:shd w:val="clear" w:color="auto" w:fill="F3F6F8"/>
           </w:tcPr>
           <w:p>
@@ -3384,7 +3459,7 @@
         </w:trPr>
         <w:tc>
           <w:tcPr>
-            <w:tcW w:w="981" w:type="dxa"/>
+            <w:tcW w:w="984" w:type="dxa"/>
           </w:tcPr>
           <w:p>
             <w:pPr>
@@ -3402,7 +3477,7 @@
         </w:tc>
         <w:tc>
           <w:tcPr>
-            <w:tcW w:w="1177" w:type="dxa"/>
+            <w:tcW w:w="1194" w:type="dxa"/>
           </w:tcPr>
           <w:p>
             <w:pPr>
@@ -3419,7 +3494,7 @@
         </w:tc>
         <w:tc>
           <w:tcPr>
-            <w:tcW w:w="2015" w:type="dxa"/>
+            <w:tcW w:w="2052" w:type="dxa"/>
           </w:tcPr>
           <w:p>
             <w:pPr>
@@ -3436,7 +3511,7 @@
         </w:tc>
         <w:tc>
           <w:tcPr>
-            <w:tcW w:w="5187" w:type="dxa"/>
+            <w:tcW w:w="5130" w:type="dxa"/>
           </w:tcPr>
           <w:p>
             <w:pPr>
@@ -3458,7 +3533,7 @@
         </w:trPr>
         <w:tc>
           <w:tcPr>
-            <w:tcW w:w="981" w:type="dxa"/>
+            <w:tcW w:w="984" w:type="dxa"/>
             <w:shd w:val="clear" w:color="auto" w:fill="F3F6F8"/>
           </w:tcPr>
           <w:p>
@@ -3477,7 +3552,7 @@
         </w:tc>
         <w:tc>
           <w:tcPr>
-            <w:tcW w:w="1177" w:type="dxa"/>
+            <w:tcW w:w="1194" w:type="dxa"/>
             <w:shd w:val="clear" w:color="auto" w:fill="F3F6F8"/>
           </w:tcPr>
           <w:p>
@@ -3495,7 +3570,7 @@
         </w:tc>
         <w:tc>
           <w:tcPr>
-            <w:tcW w:w="2015" w:type="dxa"/>
+            <w:tcW w:w="2052" w:type="dxa"/>
             <w:shd w:val="clear" w:color="auto" w:fill="F3F6F8"/>
           </w:tcPr>
           <w:p>
@@ -3513,7 +3588,7 @@
         </w:tc>
         <w:tc>
           <w:tcPr>
-            <w:tcW w:w="5187" w:type="dxa"/>
+            <w:tcW w:w="5130" w:type="dxa"/>
             <w:shd w:val="clear" w:color="auto" w:fill="F3F6F8"/>
           </w:tcPr>
           <w:p>
@@ -3543,6 +3618,184 @@
           </w:p>
         </w:tc>
       </w:tr>
+      <w:tr>
+        <w:trPr>
+          <w:cantSplit/>
+          <w:jc w:val="center"/>
+        </w:trPr>
+        <w:tc>
+          <w:tcPr>
+            <w:tcW w:w="984" w:type="dxa"/>
+          </w:tcPr>
+          <w:p>
+            <w:pPr>
+              <w:spacing w:before="20" w:after="20" w:line="252" w:lineRule="auto"/>
+              <w:jc w:val="center"/>
+            </w:pPr>
+            <w:r>
+              <w:rPr>
+                <w:b/>
+                <w:sz w:val="17"/>
+              </w:rPr>
+              <w:t>3.4</w:t>
+            </w:r>
+          </w:p>
+        </w:tc>
+        <w:tc>
+          <w:tcPr>
+            <w:tcW w:w="1194" w:type="dxa"/>
+          </w:tcPr>
+          <w:p>
+            <w:pPr>
+              <w:spacing w:before="20" w:after="20" w:line="252" w:lineRule="auto"/>
+              <w:jc w:val="center"/>
+            </w:pPr>
+            <w:r>
+              <w:rPr>
+                <w:sz w:val="17"/>
+              </w:rPr>
+              <w:t>October 10, 2026</w:t>
+            </w:r>
+          </w:p>
+        </w:tc>
+        <w:tc>
+          <w:tcPr>
+            <w:tcW w:w="2052" w:type="dxa"/>
+          </w:tcPr>
+          <w:p>
+            <w:pPr>
+              <w:spacing w:before="20" w:after="20" w:line="252" w:lineRule="auto"/>
+              <w:jc w:val="center"/>
+            </w:pPr>
+            <w:r>
+              <w:rPr>
+                <w:sz w:val="17"/>
+              </w:rPr>
+              <w:t>Capstone Team (Claude, card 28)</w:t>
+            </w:r>
+          </w:p>
+        </w:tc>
+        <w:tc>
+          <w:tcPr>
+            <w:tcW w:w="5130" w:type="dxa"/>
+          </w:tcPr>
+          <w:p>
+            <w:pPr>
+              <w:spacing w:before="20" w:after="20" w:line="252" w:lineRule="auto"/>
+            </w:pPr>
+            <w:r>
+              <w:rPr>
+                <w:sz w:val="17"/>
+              </w:rPr>
+              <w:t xml:space="preserve">Amendments from the user's phone test of APK B (user decisions 2026-10-10, adviser confirmation pending): FR-02 item 4, Hear It ends on the key word and the sound, then </w:t>
+            </w:r>
+            <w:r>
+              <w:rPr>
+                <w:i/>
+                <w:sz w:val="17"/>
+              </w:rPr>
+              <w:t>"Great listening! Tap the big button."</w:t>
+            </w:r>
+            <w:r>
+              <w:rPr>
+                <w:sz w:val="17"/>
+              </w:rPr>
+              <w:t xml:space="preserve"> instead of </w:t>
+            </w:r>
+            <w:r>
+              <w:rPr>
+                <w:i/>
+                <w:sz w:val="17"/>
+              </w:rPr>
+              <w:t>"Say it with me!"</w:t>
+            </w:r>
+            <w:r>
+              <w:rPr>
+                <w:sz w:val="17"/>
+              </w:rPr>
+              <w:t>; NFR-ACC-01 item 2, captions are not shown in the child view and the mouth-shape cue is the visual support.</w:t>
+            </w:r>
+          </w:p>
+        </w:tc>
+      </w:tr>
+      <w:tr>
+        <w:trPr>
+          <w:cantSplit/>
+          <w:jc w:val="center"/>
+        </w:trPr>
+        <w:tc>
+          <w:tcPr>
+            <w:tcW w:w="984" w:type="dxa"/>
+            <w:shd w:val="clear" w:color="auto" w:fill="F3F6F8"/>
+          </w:tcPr>
+          <w:p>
+            <w:pPr>
+              <w:spacing w:before="20" w:after="20" w:line="252" w:lineRule="auto"/>
+              <w:jc w:val="center"/>
+            </w:pPr>
+            <w:r>
+              <w:rPr>
+                <w:b/>
+                <w:sz w:val="17"/>
+              </w:rPr>
+              <w:t>3.5</w:t>
+            </w:r>
+          </w:p>
+        </w:tc>
+        <w:tc>
+          <w:tcPr>
+            <w:tcW w:w="1194" w:type="dxa"/>
+            <w:shd w:val="clear" w:color="auto" w:fill="F3F6F8"/>
+          </w:tcPr>
+          <w:p>
+            <w:pPr>
+              <w:spacing w:before="20" w:after="20" w:line="252" w:lineRule="auto"/>
+              <w:jc w:val="center"/>
+            </w:pPr>
+            <w:r>
+              <w:rPr>
+                <w:sz w:val="17"/>
+              </w:rPr>
+              <w:t>October 11, 2026</w:t>
+            </w:r>
+          </w:p>
+        </w:tc>
+        <w:tc>
+          <w:tcPr>
+            <w:tcW w:w="2052" w:type="dxa"/>
+            <w:shd w:val="clear" w:color="auto" w:fill="F3F6F8"/>
+          </w:tcPr>
+          <w:p>
+            <w:pPr>
+              <w:spacing w:before="20" w:after="20" w:line="252" w:lineRule="auto"/>
+              <w:jc w:val="center"/>
+            </w:pPr>
+            <w:r>
+              <w:rPr>
+                <w:sz w:val="17"/>
+              </w:rPr>
+              <w:t>Capstone Team (Claude, diagrams)</w:t>
+            </w:r>
+          </w:p>
+        </w:tc>
+        <w:tc>
+          <w:tcPr>
+            <w:tcW w:w="5130" w:type="dxa"/>
+            <w:shd w:val="clear" w:color="auto" w:fill="F3F6F8"/>
+          </w:tcPr>
+          <w:p>
+            <w:pPr>
+              <w:spacing w:before="20" w:after="20" w:line="252" w:lineRule="auto"/>
+            </w:pPr>
+            <w:r>
+              <w:rPr>
+                <w:sz w:val="17"/>
+              </w:rPr>
+              <w:t>New §2.5 Use Case Model with the use case diagram of the six modules (Figure 1); planned use cases (FR-NEW-REC, FR-NEW-TEL) are marked. No requirement changed.</w:t>
+            </w:r>
+          </w:p>
+        </w:tc>
+      </w:tr>
     </w:tbl>
     <w:p>
       <w:pPr>
@@ -3553,7 +3806,7 @@
       <w:pPr>
         <w:pStyle w:val="Heading1"/>
       </w:pPr>
-      <w:bookmarkStart w:id="1" w:name="_Toc242537974"/>
+      <w:bookmarkStart w:id="1" w:name="_Toc242616372"/>
       <w:r>
         <w:t>1. Introduction</w:t>
       </w:r>
@@ -3563,7 +3816,7 @@
       <w:pPr>
         <w:pStyle w:val="Heading2"/>
       </w:pPr>
-      <w:bookmarkStart w:id="2" w:name="_Toc242537975"/>
+      <w:bookmarkStart w:id="2" w:name="_Toc242616373"/>
       <w:r>
         <w:t>1.1 Purpose</w:t>
       </w:r>
@@ -3587,7 +3840,7 @@
       <w:pPr>
         <w:pStyle w:val="Heading2"/>
       </w:pPr>
-      <w:bookmarkStart w:id="3" w:name="_Toc242537976"/>
+      <w:bookmarkStart w:id="3" w:name="_Toc242616374"/>
       <w:r>
         <w:t>1.2 Scope and Pedagogical Boundaries</w:t>
       </w:r>
@@ -3859,7 +4112,7 @@
       <w:pPr>
         <w:pStyle w:val="Heading2"/>
       </w:pPr>
-      <w:bookmarkStart w:id="4" w:name="_Toc242537977"/>
+      <w:bookmarkStart w:id="4" w:name="_Toc242616375"/>
       <w:r>
         <w:t>1.3 Definitions, Acronyms, and Abbreviations</w:t>
       </w:r>
@@ -4223,7 +4476,7 @@
       <w:pPr>
         <w:pStyle w:val="Heading2"/>
       </w:pPr>
-      <w:bookmarkStart w:id="5" w:name="_Toc242537978"/>
+      <w:bookmarkStart w:id="5" w:name="_Toc242616376"/>
       <w:r>
         <w:t>1.4 References</w:t>
       </w:r>
@@ -4413,7 +4666,7 @@
       <w:pPr>
         <w:pStyle w:val="Heading1"/>
       </w:pPr>
-      <w:bookmarkStart w:id="6" w:name="_Toc242537979"/>
+      <w:bookmarkStart w:id="6" w:name="_Toc242616377"/>
       <w:r>
         <w:t>2. Overall Description</w:t>
       </w:r>
@@ -4423,7 +4676,7 @@
       <w:pPr>
         <w:pStyle w:val="Heading2"/>
       </w:pPr>
-      <w:bookmarkStart w:id="7" w:name="_Toc242537980"/>
+      <w:bookmarkStart w:id="7" w:name="_Toc242616378"/>
       <w:r>
         <w:t>2.1 Product Perspective &amp; System Context</w:t>
       </w:r>
@@ -4548,7 +4801,7 @@
       <w:pPr>
         <w:pStyle w:val="Heading2"/>
       </w:pPr>
-      <w:bookmarkStart w:id="8" w:name="_Toc242537981"/>
+      <w:bookmarkStart w:id="8" w:name="_Toc242616379"/>
       <w:r>
         <w:t>2.2 User Characteristics and Personas</w:t>
       </w:r>
@@ -4630,7 +4883,7 @@
       <w:pPr>
         <w:pStyle w:val="Heading2"/>
       </w:pPr>
-      <w:bookmarkStart w:id="9" w:name="_Toc242537982"/>
+      <w:bookmarkStart w:id="9" w:name="_Toc242616380"/>
       <w:r>
         <w:t>2.3 General Constraints &amp; Policies</w:t>
       </w:r>
@@ -4734,7 +4987,7 @@
       <w:pPr>
         <w:pStyle w:val="Heading2"/>
       </w:pPr>
-      <w:bookmarkStart w:id="10" w:name="_Toc242537983"/>
+      <w:bookmarkStart w:id="10" w:name="_Toc242616381"/>
       <w:r>
         <w:t>2.4 Assumptions and Dependencies</w:t>
       </w:r>
@@ -4807,36 +5060,26 @@
     </w:p>
     <w:p>
       <w:pPr>
-        <w:pStyle w:val="Heading1"/>
-      </w:pPr>
-      <w:bookmarkStart w:id="11" w:name="_Toc242537984"/>
-      <w:r>
-        <w:t>3. Specific Requirements</w:t>
+        <w:pStyle w:val="Heading2"/>
+        <w:pageBreakBefore/>
+      </w:pPr>
+      <w:bookmarkStart w:id="11" w:name="_Toc242616382"/>
+      <w:r>
+        <w:t>2.5 Use Case Model</w:t>
       </w:r>
       <w:bookmarkEnd w:id="11"/>
     </w:p>
     <w:p>
       <w:pPr>
-        <w:pStyle w:val="Heading2"/>
-      </w:pPr>
-      <w:bookmarkStart w:id="12" w:name="_Toc242537985"/>
-      <w:r>
-        <w:t>3.1 External Interface Requirements</w:t>
-      </w:r>
-      <w:bookmarkEnd w:id="12"/>
-    </w:p>
-    <w:p>
-      <w:pPr>
-        <w:pStyle w:val="Heading3"/>
-      </w:pPr>
-      <w:bookmarkStart w:id="13" w:name="_Toc242537986"/>
-      <w:r>
-        <w:t>3.1.1 Hardware Interfaces</w:t>
-      </w:r>
-      <w:bookmarkEnd w:id="13"/>
-    </w:p>
-    <w:p>
-      <w:pPr>
+        <w:keepNext/>
+      </w:pPr>
+      <w:r>
+        <w:t>Figure 1 shows the six functional modules of §3.2 as use cases of one offline system:</w:t>
+      </w:r>
+    </w:p>
+    <w:p>
+      <w:pPr>
+        <w:keepNext/>
         <w:tabs>
           <w:tab w:val="left" w:pos="432"/>
         </w:tabs>
@@ -4853,14 +5096,26 @@
         <w:rPr>
           <w:b/>
         </w:rPr>
-        <w:t>Microphone Interface:</w:t>
-      </w:r>
-      <w:r>
-        <w:t xml:space="preserve"> Standard built-in device microphone supporting 16,000 Hz, 16-bit linear PCM mono input.</w:t>
-      </w:r>
-    </w:p>
-    <w:p>
-      <w:pPr>
+        <w:t>Actors:</w:t>
+      </w:r>
+      <w:r>
+        <w:t xml:space="preserve"> the three personas of §2.2 (child learner, parent or caregiver, teacher or facilitator), plus two system actors. The on-device Vosk recognizer serves Say It. Android OS (</w:t>
+      </w:r>
+      <w:r>
+        <w:rPr>
+          <w:rFonts w:ascii="Consolas" w:eastAsia="Consolas" w:hAnsi="Consolas" w:cs="Consolas"/>
+          <w:color w:val="1F3A3D"/>
+          <w:sz w:val="19"/>
+        </w:rPr>
+        <w:t>PdfDocument</w:t>
+      </w:r>
+      <w:r>
+        <w:t xml:space="preserve"> and the share sheet) serves the exports.</w:t>
+      </w:r>
+    </w:p>
+    <w:p>
+      <w:pPr>
+        <w:keepNext/>
         <w:tabs>
           <w:tab w:val="left" w:pos="432"/>
         </w:tabs>
@@ -4877,24 +5132,15 @@
         <w:rPr>
           <w:b/>
         </w:rPr>
-        <w:t>Speaker Interface:</w:t>
-      </w:r>
-      <w:r>
-        <w:t xml:space="preserve"> Internal device audio transducer supporting 44.1 kHz, 16-bit uncompressed WAV / OGG output.</w:t>
-      </w:r>
-    </w:p>
-    <w:p>
-      <w:pPr>
-        <w:pStyle w:val="Heading3"/>
-      </w:pPr>
-      <w:bookmarkStart w:id="14" w:name="_Toc242537987"/>
-      <w:r>
-        <w:t>3.1.2 Software Interfaces</w:t>
-      </w:r>
-      <w:bookmarkEnd w:id="14"/>
-    </w:p>
-    <w:p>
-      <w:pPr>
+        <w:t>Include and extend:</w:t>
+      </w:r>
+      <w:r>
+        <w:t xml:space="preserve"> they follow the requirement text. For example, a spoken correction extends "Say the key word" on a miss (FR-03.4), and viewing the dashboard includes the arithmetic gate (FR-10).</w:t>
+      </w:r>
+    </w:p>
+    <w:p>
+      <w:pPr>
+        <w:keepNext/>
         <w:tabs>
           <w:tab w:val="left" w:pos="432"/>
         </w:tabs>
@@ -4911,10 +5157,18 @@
         <w:rPr>
           <w:b/>
         </w:rPr>
-        <w:t>Operating System:</w:t>
-      </w:r>
-      <w:r>
-        <w:t xml:space="preserve"> Android API Level 26+ (</w:t>
+        <w:t>Planned use cases:</w:t>
+      </w:r>
+      <w:r>
+        <w:t xml:space="preserve"> grey use cases marked «planned» are specified here but not yet built: the warm-up and recall checks (FR-NEW-REC) and the telemetry CSV export (FR-NEW-TEL). SDD §2.0 lists their components as planned.</w:t>
+      </w:r>
+    </w:p>
+    <w:p>
+      <w:pPr>
+        <w:keepNext/>
+      </w:pPr>
+      <w:r>
+        <w:t xml:space="preserve">The diagram sources are in </w:t>
       </w:r>
       <w:r>
         <w:rPr>
@@ -4922,22 +5176,111 @@
           <w:color w:val="1F3A3D"/>
           <w:sz w:val="19"/>
         </w:rPr>
-        <w:t>minSdkVersion = 26</w:t>
-      </w:r>
-      <w:r>
-        <w:t xml:space="preserve">, </w:t>
-      </w:r>
-      <w:r>
-        <w:rPr>
-          <w:rFonts w:ascii="Consolas" w:eastAsia="Consolas" w:hAnsi="Consolas" w:cs="Consolas"/>
-          <w:color w:val="1F3A3D"/>
-          <w:sz w:val="19"/>
-        </w:rPr>
-        <w:t>targetSdkVersion = 34</w:t>
-      </w:r>
-      <w:r>
-        <w:t>).</w:t>
-      </w:r>
+        <w:t>docs/diagrams/src/</w:t>
+      </w:r>
+      <w:r>
+        <w:t>.</w:t>
+      </w:r>
+    </w:p>
+    <w:p>
+      <w:pPr>
+        <w:keepNext/>
+        <w:spacing w:before="120"/>
+        <w:jc w:val="center"/>
+      </w:pPr>
+      <w:r>
+        <w:rPr>
+          <w:noProof/>
+        </w:rPr>
+        <w:drawing>
+          <wp:inline distT="0" distB="0" distL="0" distR="0" wp14:anchorId="6CCB85B0" wp14:editId="56D492A5">
+            <wp:extent cx="3311614" cy="5394960"/>
+            <wp:effectExtent l="0" t="0" r="0" b="0"/>
+            <wp:docPr id="1" name="Picture 1"/>
+            <wp:cNvGraphicFramePr>
+              <a:graphicFrameLocks xmlns:a="http://schemas.openxmlformats.org/drawingml/2006/main" noChangeAspect="1"/>
+            </wp:cNvGraphicFramePr>
+            <a:graphic xmlns:a="http://schemas.openxmlformats.org/drawingml/2006/main">
+              <a:graphicData uri="http://schemas.openxmlformats.org/drawingml/2006/picture">
+                <pic:pic xmlns:pic="http://schemas.openxmlformats.org/drawingml/2006/picture">
+                  <pic:nvPicPr>
+                    <pic:cNvPr id="0" name="usecase_srs_modules.png"/>
+                    <pic:cNvPicPr/>
+                  </pic:nvPicPr>
+                  <pic:blipFill>
+                    <a:blip r:embed="rId8"/>
+                    <a:stretch>
+                      <a:fillRect/>
+                    </a:stretch>
+                  </pic:blipFill>
+                  <pic:spPr>
+                    <a:xfrm>
+                      <a:off x="0" y="0"/>
+                      <a:ext cx="3311614" cy="5394960"/>
+                    </a:xfrm>
+                    <a:prstGeom prst="rect">
+                      <a:avLst/>
+                    </a:prstGeom>
+                  </pic:spPr>
+                </pic:pic>
+              </a:graphicData>
+            </a:graphic>
+          </wp:inline>
+        </w:drawing>
+      </w:r>
+    </w:p>
+    <w:p>
+      <w:pPr>
+        <w:spacing w:after="200"/>
+        <w:jc w:val="center"/>
+      </w:pPr>
+      <w:r>
+        <w:rPr>
+          <w:b/>
+          <w:i/>
+          <w:color w:val="718096"/>
+          <w:sz w:val="18"/>
+        </w:rPr>
+        <w:t>Figure 1.</w:t>
+      </w:r>
+      <w:r>
+        <w:rPr>
+          <w:i/>
+          <w:color w:val="718096"/>
+          <w:sz w:val="18"/>
+        </w:rPr>
+        <w:t xml:space="preserve"> PlayIT use case diagram: the six functional modules of §3.2</w:t>
+      </w:r>
+    </w:p>
+    <w:p>
+      <w:pPr>
+        <w:pStyle w:val="Heading1"/>
+      </w:pPr>
+      <w:bookmarkStart w:id="12" w:name="_Toc242616383"/>
+      <w:r>
+        <w:t>3. Specific Requirements</w:t>
+      </w:r>
+      <w:bookmarkEnd w:id="12"/>
+    </w:p>
+    <w:p>
+      <w:pPr>
+        <w:pStyle w:val="Heading2"/>
+      </w:pPr>
+      <w:bookmarkStart w:id="13" w:name="_Toc242616384"/>
+      <w:r>
+        <w:t>3.1 External Interface Requirements</w:t>
+      </w:r>
+      <w:bookmarkEnd w:id="13"/>
+    </w:p>
+    <w:p>
+      <w:pPr>
+        <w:pStyle w:val="Heading3"/>
+      </w:pPr>
+      <w:bookmarkStart w:id="14" w:name="_Toc242616385"/>
+      <w:r>
+        <w:t>3.1.1 Hardware Interfaces</w:t>
+      </w:r>
+      <w:bookmarkEnd w:id="14"/>
     </w:p>
     <w:p>
       <w:pPr>
@@ -4957,10 +5300,10 @@
         <w:rPr>
           <w:b/>
         </w:rPr>
-        <w:t>Offline ASR Engine:</w:t>
-      </w:r>
-      <w:r>
-        <w:t xml:space="preserve"> Vosk Android SDK v0.3.47 bundled with a lightweight acoustic model.</w:t>
+        <w:t>Microphone Interface:</w:t>
+      </w:r>
+      <w:r>
+        <w:t xml:space="preserve"> Standard built-in device microphone supporting 16,000 Hz, 16-bit linear PCM mono input.</w:t>
       </w:r>
     </w:p>
     <w:p>
@@ -4981,11 +5324,21 @@
         <w:rPr>
           <w:b/>
         </w:rPr>
-        <w:t>Persistence Engine:</w:t>
-      </w:r>
-      <w:r>
-        <w:t xml:space="preserve"> Android Jetpack Room 2.6+ backed by SQLite.</w:t>
-      </w:r>
+        <w:t>Speaker Interface:</w:t>
+      </w:r>
+      <w:r>
+        <w:t xml:space="preserve"> Internal device audio transducer supporting 44.1 kHz, 16-bit uncompressed WAV / OGG output.</w:t>
+      </w:r>
+    </w:p>
+    <w:p>
+      <w:pPr>
+        <w:pStyle w:val="Heading3"/>
+      </w:pPr>
+      <w:bookmarkStart w:id="15" w:name="_Toc242616386"/>
+      <w:r>
+        <w:t>3.1.2 Software Interfaces</w:t>
+      </w:r>
+      <w:bookmarkEnd w:id="15"/>
     </w:p>
     <w:p>
       <w:pPr>
@@ -5005,21 +5358,33 @@
         <w:rPr>
           <w:b/>
         </w:rPr>
-        <w:t>UI Toolkit:</w:t>
-      </w:r>
-      <w:r>
-        <w:t xml:space="preserve"> Jetpack Compose 1.5+ utilizing Material Design 3 tokens.</w:t>
-      </w:r>
-    </w:p>
-    <w:p>
-      <w:pPr>
-        <w:pStyle w:val="Heading3"/>
-      </w:pPr>
-      <w:bookmarkStart w:id="15" w:name="_Toc242537988"/>
-      <w:r>
-        <w:t>3.1.3 Communications Interfaces</w:t>
-      </w:r>
-      <w:bookmarkEnd w:id="15"/>
+        <w:t>Operating System:</w:t>
+      </w:r>
+      <w:r>
+        <w:t xml:space="preserve"> Android API Level 26+ (</w:t>
+      </w:r>
+      <w:r>
+        <w:rPr>
+          <w:rFonts w:ascii="Consolas" w:eastAsia="Consolas" w:hAnsi="Consolas" w:cs="Consolas"/>
+          <w:color w:val="1F3A3D"/>
+          <w:sz w:val="19"/>
+        </w:rPr>
+        <w:t>minSdkVersion = 26</w:t>
+      </w:r>
+      <w:r>
+        <w:t xml:space="preserve">, </w:t>
+      </w:r>
+      <w:r>
+        <w:rPr>
+          <w:rFonts w:ascii="Consolas" w:eastAsia="Consolas" w:hAnsi="Consolas" w:cs="Consolas"/>
+          <w:color w:val="1F3A3D"/>
+          <w:sz w:val="19"/>
+        </w:rPr>
+        <w:t>targetSdkVersion = 34</w:t>
+      </w:r>
+      <w:r>
+        <w:t>).</w:t>
+      </w:r>
     </w:p>
     <w:p>
       <w:pPr>
@@ -5036,35 +5401,13 @@
         <w:tab/>
       </w:r>
       <w:r>
-        <w:t>No runtime external network communication interfaces are utilized. All data processing occurs locally.</w:t>
-      </w:r>
-    </w:p>
-    <w:p>
-      <w:pPr>
-        <w:pStyle w:val="Heading2"/>
-      </w:pPr>
-      <w:bookmarkStart w:id="16" w:name="_Toc242537989"/>
-      <w:r>
-        <w:t>3.2 Refactored Functional Requirements (FR)</w:t>
-      </w:r>
-      <w:bookmarkEnd w:id="16"/>
-    </w:p>
-    <w:p>
-      <w:pPr>
-        <w:pStyle w:val="Heading3"/>
-      </w:pPr>
-      <w:bookmarkStart w:id="17" w:name="_Toc242537990"/>
-      <w:r>
-        <w:t>Module 1: Letter-Sound Acquisition ("Hear It")</w:t>
-      </w:r>
-      <w:bookmarkEnd w:id="17"/>
-    </w:p>
-    <w:p>
-      <w:pPr>
-        <w:pStyle w:val="Heading4"/>
-      </w:pPr>
-      <w:r>
-        <w:t>[FR-01] Carrier Narration &amp; Audio Guidance</w:t>
+        <w:rPr>
+          <w:b/>
+        </w:rPr>
+        <w:t>Offline ASR Engine:</w:t>
+      </w:r>
+      <w:r>
+        <w:t xml:space="preserve"> Vosk Android SDK v0.3.47 bundled with a lightweight acoustic model.</w:t>
       </w:r>
     </w:p>
     <w:p>
@@ -5085,32 +5428,10 @@
         <w:rPr>
           <w:b/>
         </w:rPr>
-        <w:t>Description:</w:t>
-      </w:r>
-      <w:r>
-        <w:t xml:space="preserve"> The system shall play clear, accent-neutral spoken carrier instructions voiced by the pedagogical persona (Kokoro-82M, voice mix </w:t>
-      </w:r>
-      <w:r>
-        <w:rPr>
-          <w:rFonts w:ascii="Consolas" w:eastAsia="Consolas" w:hAnsi="Consolas" w:cs="Consolas"/>
-          <w:color w:val="1F3A3D"/>
-          <w:sz w:val="19"/>
-        </w:rPr>
-        <w:t>af_heart</w:t>
-      </w:r>
-      <w:r>
-        <w:t xml:space="preserve"> 0.7 + </w:t>
-      </w:r>
-      <w:r>
-        <w:rPr>
-          <w:rFonts w:ascii="Consolas" w:eastAsia="Consolas" w:hAnsi="Consolas" w:cs="Consolas"/>
-          <w:color w:val="1F3A3D"/>
-          <w:sz w:val="19"/>
-        </w:rPr>
-        <w:t>af_bella</w:t>
-      </w:r>
-      <w:r>
-        <w:t xml:space="preserve"> 0.3).</w:t>
+        <w:t>Persistence Engine:</w:t>
+      </w:r>
+      <w:r>
+        <w:t xml:space="preserve"> Android Jetpack Room 2.6+ backed by SQLite.</w:t>
       </w:r>
     </w:p>
     <w:p>
@@ -5131,11 +5452,21 @@
         <w:rPr>
           <w:b/>
         </w:rPr>
-        <w:t>Pre-condition:</w:t>
-      </w:r>
-      <w:r>
-        <w:t xml:space="preserve"> User selects an unlocked letter node and enters Hear It.</w:t>
-      </w:r>
+        <w:t>UI Toolkit:</w:t>
+      </w:r>
+      <w:r>
+        <w:t xml:space="preserve"> Jetpack Compose 1.5+ utilizing Material Design 3 tokens.</w:t>
+      </w:r>
+    </w:p>
+    <w:p>
+      <w:pPr>
+        <w:pStyle w:val="Heading3"/>
+      </w:pPr>
+      <w:bookmarkStart w:id="16" w:name="_Toc242616387"/>
+      <w:r>
+        <w:t>3.1.3 Communications Interfaces</w:t>
+      </w:r>
+      <w:bookmarkEnd w:id="16"/>
     </w:p>
     <w:p>
       <w:pPr>
@@ -5152,6 +5483,122 @@
         <w:tab/>
       </w:r>
       <w:r>
+        <w:t>No runtime external network communication interfaces are utilized. All data processing occurs locally.</w:t>
+      </w:r>
+    </w:p>
+    <w:p>
+      <w:pPr>
+        <w:pStyle w:val="Heading2"/>
+      </w:pPr>
+      <w:bookmarkStart w:id="17" w:name="_Toc242616388"/>
+      <w:r>
+        <w:t>3.2 Refactored Functional Requirements (FR)</w:t>
+      </w:r>
+      <w:bookmarkEnd w:id="17"/>
+    </w:p>
+    <w:p>
+      <w:pPr>
+        <w:pStyle w:val="Heading3"/>
+      </w:pPr>
+      <w:bookmarkStart w:id="18" w:name="_Toc242616389"/>
+      <w:r>
+        <w:t>Module 1: Letter-Sound Acquisition ("Hear It")</w:t>
+      </w:r>
+      <w:bookmarkEnd w:id="18"/>
+    </w:p>
+    <w:p>
+      <w:pPr>
+        <w:pStyle w:val="Heading4"/>
+      </w:pPr>
+      <w:r>
+        <w:t>[FR-01] Carrier Narration &amp; Audio Guidance</w:t>
+      </w:r>
+    </w:p>
+    <w:p>
+      <w:pPr>
+        <w:tabs>
+          <w:tab w:val="left" w:pos="432"/>
+        </w:tabs>
+        <w:spacing w:before="20" w:after="40"/>
+        <w:ind w:left="432" w:hanging="317"/>
+      </w:pPr>
+      <w:r>
+        <w:t>•</w:t>
+      </w:r>
+      <w:r>
+        <w:tab/>
+      </w:r>
+      <w:r>
+        <w:rPr>
+          <w:b/>
+        </w:rPr>
+        <w:t>Description:</w:t>
+      </w:r>
+      <w:r>
+        <w:t xml:space="preserve"> The system shall play clear, accent-neutral spoken carrier instructions voiced by the pedagogical persona (Kokoro-82M, voice mix </w:t>
+      </w:r>
+      <w:r>
+        <w:rPr>
+          <w:rFonts w:ascii="Consolas" w:eastAsia="Consolas" w:hAnsi="Consolas" w:cs="Consolas"/>
+          <w:color w:val="1F3A3D"/>
+          <w:sz w:val="19"/>
+        </w:rPr>
+        <w:t>af_heart</w:t>
+      </w:r>
+      <w:r>
+        <w:t xml:space="preserve"> 0.7 + </w:t>
+      </w:r>
+      <w:r>
+        <w:rPr>
+          <w:rFonts w:ascii="Consolas" w:eastAsia="Consolas" w:hAnsi="Consolas" w:cs="Consolas"/>
+          <w:color w:val="1F3A3D"/>
+          <w:sz w:val="19"/>
+        </w:rPr>
+        <w:t>af_bella</w:t>
+      </w:r>
+      <w:r>
+        <w:t xml:space="preserve"> 0.3).</w:t>
+      </w:r>
+    </w:p>
+    <w:p>
+      <w:pPr>
+        <w:tabs>
+          <w:tab w:val="left" w:pos="432"/>
+        </w:tabs>
+        <w:spacing w:before="20" w:after="40"/>
+        <w:ind w:left="432" w:hanging="317"/>
+      </w:pPr>
+      <w:r>
+        <w:t>•</w:t>
+      </w:r>
+      <w:r>
+        <w:tab/>
+      </w:r>
+      <w:r>
+        <w:rPr>
+          <w:b/>
+        </w:rPr>
+        <w:t>Pre-condition:</w:t>
+      </w:r>
+      <w:r>
+        <w:t xml:space="preserve"> User selects an unlocked letter node and enters Hear It.</w:t>
+      </w:r>
+    </w:p>
+    <w:p>
+      <w:pPr>
+        <w:tabs>
+          <w:tab w:val="left" w:pos="432"/>
+        </w:tabs>
+        <w:spacing w:before="20" w:after="40"/>
+        <w:ind w:left="432" w:hanging="317"/>
+      </w:pPr>
+      <w:r>
+        <w:t>•</w:t>
+      </w:r>
+      <w:r>
+        <w:tab/>
+      </w:r>
+      <w:r>
         <w:rPr>
           <w:b/>
         </w:rPr>
@@ -5540,10 +5987,28 @@
         <w:rPr>
           <w:i/>
         </w:rPr>
+        <w:t>"Great listening! Tap the big button."</w:t>
+      </w:r>
+      <w:r>
+        <w:t xml:space="preserve">), which points to the Next button. Hear It is listen-only, so it no longer ends with </w:t>
+      </w:r>
+      <w:r>
+        <w:rPr>
+          <w:i/>
+        </w:rPr>
         <w:t>"Say it with me!"</w:t>
       </w:r>
       <w:r>
-        <w:t>)</w:t>
+        <w:t xml:space="preserve"> (user decision 2026-10-10, card 28; </w:t>
+      </w:r>
+      <w:r>
+        <w:rPr>
+          <w:b/>
+        </w:rPr>
+        <w:t>[proposed]</w:t>
+      </w:r>
+      <w:r>
+        <w:t>, adviser confirmation pending).</w:t>
       </w:r>
     </w:p>
     <w:p>
@@ -5616,11 +6081,11 @@
       <w:pPr>
         <w:pStyle w:val="Heading3"/>
       </w:pPr>
-      <w:bookmarkStart w:id="18" w:name="_Toc242537991"/>
+      <w:bookmarkStart w:id="19" w:name="_Toc242616390"/>
       <w:r>
         <w:t>Module 2: Speech Production &amp; Formative Tutoring ("Say It")</w:t>
       </w:r>
-      <w:bookmarkEnd w:id="18"/>
+      <w:bookmarkEnd w:id="19"/>
     </w:p>
     <w:p>
       <w:pPr>
@@ -6371,11 +6836,11 @@
       <w:pPr>
         <w:pStyle w:val="Heading3"/>
       </w:pPr>
-      <w:bookmarkStart w:id="19" w:name="_Toc242537992"/>
+      <w:bookmarkStart w:id="20" w:name="_Toc242616391"/>
       <w:r>
         <w:t>Module 3: Phoneme Discrimination ("Find It")</w:t>
       </w:r>
-      <w:bookmarkEnd w:id="19"/>
+      <w:bookmarkEnd w:id="20"/>
     </w:p>
     <w:p>
       <w:pPr>
@@ -6493,11 +6958,11 @@
       <w:pPr>
         <w:pStyle w:val="Heading3"/>
       </w:pPr>
-      <w:bookmarkStart w:id="20" w:name="_Toc242537993"/>
+      <w:bookmarkStart w:id="21" w:name="_Toc242616392"/>
       <w:r>
         <w:t>Module 4: Word Construction Checkpoint ("Blend It")</w:t>
       </w:r>
-      <w:bookmarkEnd w:id="20"/>
+      <w:bookmarkEnd w:id="21"/>
     </w:p>
     <w:p>
       <w:pPr>
@@ -6945,11 +7410,11 @@
       <w:pPr>
         <w:pStyle w:val="Heading3"/>
       </w:pPr>
-      <w:bookmarkStart w:id="21" w:name="_Toc242537994"/>
+      <w:bookmarkStart w:id="22" w:name="_Toc242616393"/>
       <w:r>
         <w:t>Module 5: Mastery Progression, Gamification &amp; Multi-Profile</w:t>
       </w:r>
-      <w:bookmarkEnd w:id="21"/>
+      <w:bookmarkEnd w:id="22"/>
     </w:p>
     <w:p>
       <w:pPr>
@@ -7304,11 +7769,11 @@
       <w:pPr>
         <w:pStyle w:val="Heading3"/>
       </w:pPr>
-      <w:bookmarkStart w:id="22" w:name="_Toc242537995"/>
+      <w:bookmarkStart w:id="23" w:name="_Toc242616394"/>
       <w:r>
         <w:t>Module 6: Telemetry, Parent Dashboard &amp; Diagnostics</w:t>
       </w:r>
-      <w:bookmarkEnd w:id="22"/>
+      <w:bookmarkEnd w:id="23"/>
     </w:p>
     <w:p>
       <w:pPr>
@@ -7855,21 +8320,21 @@
       <w:pPr>
         <w:pStyle w:val="Heading2"/>
       </w:pPr>
-      <w:bookmarkStart w:id="23" w:name="_Toc242537996"/>
+      <w:bookmarkStart w:id="24" w:name="_Toc242616395"/>
       <w:r>
         <w:t>3.3 Non-Functional Requirements (NFR)</w:t>
       </w:r>
-      <w:bookmarkEnd w:id="23"/>
+      <w:bookmarkEnd w:id="24"/>
     </w:p>
     <w:p>
       <w:pPr>
         <w:pStyle w:val="Heading3"/>
       </w:pPr>
-      <w:bookmarkStart w:id="24" w:name="_Toc242537997"/>
+      <w:bookmarkStart w:id="25" w:name="_Toc242616396"/>
       <w:r>
         <w:t>3.3.1 Acoustic Quality &amp; Speech Recognition Performance</w:t>
       </w:r>
-      <w:bookmarkEnd w:id="24"/>
+      <w:bookmarkEnd w:id="25"/>
     </w:p>
     <w:p>
       <w:pPr>
@@ -8377,11 +8842,11 @@
       <w:pPr>
         <w:pStyle w:val="Heading3"/>
       </w:pPr>
-      <w:bookmarkStart w:id="25" w:name="_Toc242537998"/>
+      <w:bookmarkStart w:id="26" w:name="_Toc242616397"/>
       <w:r>
         <w:t>3.3.2 Pedagogical Usability &amp; Accessibility</w:t>
       </w:r>
-      <w:bookmarkEnd w:id="25"/>
+      <w:bookmarkEnd w:id="26"/>
     </w:p>
     <w:p>
       <w:pPr>
@@ -8625,7 +9090,16 @@
         <w:t>"aaa"</w:t>
       </w:r>
       <w:r>
-        <w:t>) shall accompany audio playback to assist hearing-impaired learners.</w:t>
+        <w:t xml:space="preserve">) shall accompany audio playback to assist hearing-impaired learners. </w:t>
+      </w:r>
+      <w:r>
+        <w:rPr>
+          <w:b/>
+        </w:rPr>
+        <w:t>Amended (user decision 2026-10-10, card 28; adviser confirmation pending):</w:t>
+      </w:r>
+      <w:r>
+        <w:t xml:space="preserve"> captions are not shown in the child view, because pre-readers cannot read the carrier sentences and the text pulls their eyes from the letter; the mouth-shape cue (item 1) is the visual support. The caption logic stays in the code for a possible accessibility option.</w:t>
       </w:r>
     </w:p>
     <w:p>
@@ -8740,11 +9214,11 @@
       <w:pPr>
         <w:pStyle w:val="Heading3"/>
       </w:pPr>
-      <w:bookmarkStart w:id="26" w:name="_Toc242537999"/>
+      <w:bookmarkStart w:id="27" w:name="_Toc242616398"/>
       <w:r>
         <w:t>3.3.3 Reliability, Offline Security &amp; Architecture</w:t>
       </w:r>
-      <w:bookmarkEnd w:id="26"/>
+      <w:bookmarkEnd w:id="27"/>
     </w:p>
     <w:p>
       <w:pPr>
@@ -8846,8 +9320,8 @@
     <w:p>
       <w:pPr>
         <w:sectPr>
-          <w:headerReference w:type="default" r:id="rId8"/>
-          <w:footerReference w:type="default" r:id="rId9"/>
+          <w:headerReference w:type="default" r:id="rId9"/>
+          <w:footerReference w:type="default" r:id="rId10"/>
           <w:pgSz w:w="12240" w:h="15840"/>
           <w:pgMar w:top="1440" w:right="1440" w:bottom="1440" w:left="1440" w:header="648" w:footer="648" w:gutter="0"/>
           <w:cols w:space="720"/>
@@ -8860,11 +9334,11 @@
       <w:pPr>
         <w:pStyle w:val="Heading1"/>
       </w:pPr>
-      <w:bookmarkStart w:id="27" w:name="_Toc242538000"/>
+      <w:bookmarkStart w:id="28" w:name="_Toc242616399"/>
       <w:r>
         <w:t>4. Requirements Traceability Matrix (RTM v3.0)</w:t>
       </w:r>
-      <w:bookmarkEnd w:id="27"/>
+      <w:bookmarkEnd w:id="28"/>
     </w:p>
     <w:p>
       <w:pPr>
@@ -12316,11 +12790,11 @@
       <w:pPr>
         <w:pStyle w:val="Heading2"/>
       </w:pPr>
-      <w:bookmarkStart w:id="28" w:name="_Toc242538001"/>
+      <w:bookmarkStart w:id="29" w:name="_Toc242616400"/>
       <w:r>
         <w:t>4.1 Automated Test Coverage of Refactored Requirements (RTM v3.2, checked 2026-10-09)</w:t>
       </w:r>
-      <w:bookmarkEnd w:id="28"/>
+      <w:bookmarkEnd w:id="29"/>
     </w:p>
     <w:p>
       <w:pPr>
@@ -13780,11 +14254,11 @@
       <w:pPr>
         <w:pStyle w:val="Heading1"/>
       </w:pPr>
-      <w:bookmarkStart w:id="29" w:name="_Toc242538002"/>
+      <w:bookmarkStart w:id="30" w:name="_Toc242616401"/>
       <w:r>
         <w:t>5. Requirements Sign-Off &amp; Verification Protocol</w:t>
       </w:r>
-      <w:bookmarkEnd w:id="29"/>
+      <w:bookmarkEnd w:id="30"/>
     </w:p>
     <w:p>
       <w:pPr>
@@ -14281,31 +14755,31 @@
       </w:rPr>
     </w:lvl>
   </w:abstractNum>
-  <w:num w:numId="1" w16cid:durableId="1548495703">
+  <w:num w:numId="1" w16cid:durableId="2056736826">
     <w:abstractNumId w:val="8"/>
   </w:num>
-  <w:num w:numId="2" w16cid:durableId="1183980621">
+  <w:num w:numId="2" w16cid:durableId="609355956">
     <w:abstractNumId w:val="6"/>
   </w:num>
-  <w:num w:numId="3" w16cid:durableId="198009684">
+  <w:num w:numId="3" w16cid:durableId="683215800">
     <w:abstractNumId w:val="5"/>
   </w:num>
-  <w:num w:numId="4" w16cid:durableId="810096752">
+  <w:num w:numId="4" w16cid:durableId="1909876964">
     <w:abstractNumId w:val="4"/>
   </w:num>
-  <w:num w:numId="5" w16cid:durableId="897865647">
+  <w:num w:numId="5" w16cid:durableId="1422796145">
     <w:abstractNumId w:val="7"/>
   </w:num>
-  <w:num w:numId="6" w16cid:durableId="1654871146">
+  <w:num w:numId="6" w16cid:durableId="158734554">
     <w:abstractNumId w:val="3"/>
   </w:num>
-  <w:num w:numId="7" w16cid:durableId="1124421383">
+  <w:num w:numId="7" w16cid:durableId="1821070941">
     <w:abstractNumId w:val="2"/>
   </w:num>
-  <w:num w:numId="8" w16cid:durableId="79304089">
+  <w:num w:numId="8" w16cid:durableId="738480733">
     <w:abstractNumId w:val="1"/>
   </w:num>
-  <w:num w:numId="9" w16cid:durableId="2114863136">
+  <w:num w:numId="9" w16cid:durableId="1702584264">
     <w:abstractNumId w:val="0"/>
   </w:num>
 </w:numbering>
@@ -25700,7 +26174,7 @@
     <w:autoRedefine/>
     <w:uiPriority w:val="39"/>
     <w:unhideWhenUsed/>
-    <w:rsid w:val="00312AA7"/>
+    <w:rsid w:val="009554DF"/>
     <w:pPr>
       <w:spacing w:after="100"/>
     </w:pPr>
@@ -25712,7 +26186,7 @@
     <w:autoRedefine/>
     <w:uiPriority w:val="39"/>
     <w:unhideWhenUsed/>
-    <w:rsid w:val="00312AA7"/>
+    <w:rsid w:val="009554DF"/>
     <w:pPr>
       <w:spacing w:after="100"/>
       <w:ind w:left="200"/>
@@ -25725,7 +26199,7 @@
     <w:autoRedefine/>
     <w:uiPriority w:val="39"/>
     <w:unhideWhenUsed/>
-    <w:rsid w:val="00312AA7"/>
+    <w:rsid w:val="009554DF"/>
     <w:pPr>
       <w:spacing w:after="100"/>
       <w:ind w:left="400"/>
@@ -25736,7 +26210,7 @@
     <w:basedOn w:val="DefaultParagraphFont"/>
     <w:uiPriority w:val="99"/>
     <w:unhideWhenUsed/>
-    <w:rsid w:val="00312AA7"/>
+    <w:rsid w:val="009554DF"/>
     <w:rPr>
       <w:color w:val="0000FF" w:themeColor="hyperlink"/>
       <w:u w:val="single"/>

--- a/docs/submission/playIT_SRS_v3.0.docx
+++ b/docs/submission/playIT_SRS_v3.0.docx
@@ -357,7 +357,7 @@
           <w:kern w:val="2"/>
           <w:sz w:val="24"/>
           <w:szCs w:val="24"/>
-          <w:lang w:val="en-PH" w:eastAsia="ja-JP"/>
+          <w:lang w:val="en-PH" w:eastAsia="en-PH"/>
           <w14:ligatures w14:val="standardContextual"/>
         </w:rPr>
       </w:pPr>
@@ -370,7 +370,7 @@
       <w:r>
         <w:fldChar w:fldCharType="separate"/>
       </w:r>
-      <w:hyperlink w:anchor="_Toc242616371" w:history="1">
+      <w:hyperlink w:anchor="_Toc242629044" w:history="1">
         <w:r>
           <w:rPr>
             <w:rStyle w:val="Hyperlink"/>
@@ -397,7 +397,7 @@
             <w:noProof/>
             <w:webHidden/>
           </w:rPr>
-          <w:instrText xml:space="preserve"> PAGEREF _Toc242616371 \h </w:instrText>
+          <w:instrText xml:space="preserve"> PAGEREF _Toc242629044 \h </w:instrText>
         </w:r>
         <w:r>
           <w:rPr>
@@ -441,11 +441,11 @@
           <w:kern w:val="2"/>
           <w:sz w:val="24"/>
           <w:szCs w:val="24"/>
-          <w:lang w:val="en-PH" w:eastAsia="ja-JP"/>
+          <w:lang w:val="en-PH" w:eastAsia="en-PH"/>
           <w14:ligatures w14:val="standardContextual"/>
         </w:rPr>
       </w:pPr>
-      <w:hyperlink w:anchor="_Toc242616372" w:history="1">
+      <w:hyperlink w:anchor="_Toc242629045" w:history="1">
         <w:r>
           <w:rPr>
             <w:rStyle w:val="Hyperlink"/>
@@ -472,7 +472,7 @@
             <w:noProof/>
             <w:webHidden/>
           </w:rPr>
-          <w:instrText xml:space="preserve"> PAGEREF _Toc242616372 \h </w:instrText>
+          <w:instrText xml:space="preserve"> PAGEREF _Toc242629045 \h </w:instrText>
         </w:r>
         <w:r>
           <w:rPr>
@@ -516,11 +516,11 @@
           <w:kern w:val="2"/>
           <w:sz w:val="24"/>
           <w:szCs w:val="24"/>
-          <w:lang w:val="en-PH" w:eastAsia="ja-JP"/>
+          <w:lang w:val="en-PH" w:eastAsia="en-PH"/>
           <w14:ligatures w14:val="standardContextual"/>
         </w:rPr>
       </w:pPr>
-      <w:hyperlink w:anchor="_Toc242616373" w:history="1">
+      <w:hyperlink w:anchor="_Toc242629046" w:history="1">
         <w:r>
           <w:rPr>
             <w:rStyle w:val="Hyperlink"/>
@@ -547,7 +547,7 @@
             <w:noProof/>
             <w:webHidden/>
           </w:rPr>
-          <w:instrText xml:space="preserve"> PAGEREF _Toc242616373 \h </w:instrText>
+          <w:instrText xml:space="preserve"> PAGEREF _Toc242629046 \h </w:instrText>
         </w:r>
         <w:r>
           <w:rPr>
@@ -591,11 +591,11 @@
           <w:kern w:val="2"/>
           <w:sz w:val="24"/>
           <w:szCs w:val="24"/>
-          <w:lang w:val="en-PH" w:eastAsia="ja-JP"/>
+          <w:lang w:val="en-PH" w:eastAsia="en-PH"/>
           <w14:ligatures w14:val="standardContextual"/>
         </w:rPr>
       </w:pPr>
-      <w:hyperlink w:anchor="_Toc242616374" w:history="1">
+      <w:hyperlink w:anchor="_Toc242629047" w:history="1">
         <w:r>
           <w:rPr>
             <w:rStyle w:val="Hyperlink"/>
@@ -622,82 +622,7 @@
             <w:noProof/>
             <w:webHidden/>
           </w:rPr>
-          <w:instrText xml:space="preserve"> PAGEREF _Toc242616374 \h </w:instrText>
-        </w:r>
-        <w:r>
-          <w:rPr>
-            <w:noProof/>
-            <w:webHidden/>
-          </w:rPr>
-        </w:r>
-        <w:r>
-          <w:rPr>
-            <w:noProof/>
-            <w:webHidden/>
-          </w:rPr>
-          <w:fldChar w:fldCharType="separate"/>
-        </w:r>
-        <w:r>
-          <w:rPr>
-            <w:noProof/>
-            <w:webHidden/>
-          </w:rPr>
-          <w:t>4</w:t>
-        </w:r>
-        <w:r>
-          <w:rPr>
-            <w:noProof/>
-            <w:webHidden/>
-          </w:rPr>
-          <w:fldChar w:fldCharType="end"/>
-        </w:r>
-      </w:hyperlink>
-    </w:p>
-    <w:p>
-      <w:pPr>
-        <w:pStyle w:val="TOC2"/>
-        <w:tabs>
-          <w:tab w:val="right" w:leader="dot" w:pos="9350"/>
-        </w:tabs>
-        <w:rPr>
-          <w:rFonts w:asciiTheme="minorHAnsi" w:eastAsiaTheme="minorEastAsia" w:hAnsiTheme="minorHAnsi" w:cstheme="minorBidi"/>
-          <w:noProof/>
-          <w:color w:val="auto"/>
-          <w:kern w:val="2"/>
-          <w:sz w:val="24"/>
-          <w:szCs w:val="24"/>
-          <w:lang w:val="en-PH" w:eastAsia="ja-JP"/>
-          <w14:ligatures w14:val="standardContextual"/>
-        </w:rPr>
-      </w:pPr>
-      <w:hyperlink w:anchor="_Toc242616375" w:history="1">
-        <w:r>
-          <w:rPr>
-            <w:rStyle w:val="Hyperlink"/>
-            <w:noProof/>
-          </w:rPr>
-          <w:t>1.3 Definitions, Acronyms, and Abbreviations</w:t>
-        </w:r>
-        <w:r>
-          <w:rPr>
-            <w:noProof/>
-            <w:webHidden/>
-          </w:rPr>
-          <w:tab/>
-        </w:r>
-        <w:r>
-          <w:rPr>
-            <w:noProof/>
-            <w:webHidden/>
-          </w:rPr>
-          <w:fldChar w:fldCharType="begin"/>
-        </w:r>
-        <w:r>
-          <w:rPr>
-            <w:noProof/>
-            <w:webHidden/>
-          </w:rPr>
-          <w:instrText xml:space="preserve"> PAGEREF _Toc242616375 \h </w:instrText>
+          <w:instrText xml:space="preserve"> PAGEREF _Toc242629047 \h </w:instrText>
         </w:r>
         <w:r>
           <w:rPr>
@@ -741,17 +666,17 @@
           <w:kern w:val="2"/>
           <w:sz w:val="24"/>
           <w:szCs w:val="24"/>
-          <w:lang w:val="en-PH" w:eastAsia="ja-JP"/>
+          <w:lang w:val="en-PH" w:eastAsia="en-PH"/>
           <w14:ligatures w14:val="standardContextual"/>
         </w:rPr>
       </w:pPr>
-      <w:hyperlink w:anchor="_Toc242616376" w:history="1">
+      <w:hyperlink w:anchor="_Toc242629048" w:history="1">
         <w:r>
           <w:rPr>
             <w:rStyle w:val="Hyperlink"/>
             <w:noProof/>
           </w:rPr>
-          <w:t>1.4 References</w:t>
+          <w:t>1.3 Definitions, Acronyms, and Abbreviations</w:t>
         </w:r>
         <w:r>
           <w:rPr>
@@ -772,7 +697,7 @@
             <w:noProof/>
             <w:webHidden/>
           </w:rPr>
-          <w:instrText xml:space="preserve"> PAGEREF _Toc242616376 \h </w:instrText>
+          <w:instrText xml:space="preserve"> PAGEREF _Toc242629048 \h </w:instrText>
         </w:r>
         <w:r>
           <w:rPr>
@@ -805,7 +730,7 @@
     </w:p>
     <w:p>
       <w:pPr>
-        <w:pStyle w:val="TOC1"/>
+        <w:pStyle w:val="TOC2"/>
         <w:tabs>
           <w:tab w:val="right" w:leader="dot" w:pos="9350"/>
         </w:tabs>
@@ -816,11 +741,86 @@
           <w:kern w:val="2"/>
           <w:sz w:val="24"/>
           <w:szCs w:val="24"/>
-          <w:lang w:val="en-PH" w:eastAsia="ja-JP"/>
+          <w:lang w:val="en-PH" w:eastAsia="en-PH"/>
           <w14:ligatures w14:val="standardContextual"/>
         </w:rPr>
       </w:pPr>
-      <w:hyperlink w:anchor="_Toc242616377" w:history="1">
+      <w:hyperlink w:anchor="_Toc242629049" w:history="1">
+        <w:r>
+          <w:rPr>
+            <w:rStyle w:val="Hyperlink"/>
+            <w:noProof/>
+          </w:rPr>
+          <w:t>1.4 References</w:t>
+        </w:r>
+        <w:r>
+          <w:rPr>
+            <w:noProof/>
+            <w:webHidden/>
+          </w:rPr>
+          <w:tab/>
+        </w:r>
+        <w:r>
+          <w:rPr>
+            <w:noProof/>
+            <w:webHidden/>
+          </w:rPr>
+          <w:fldChar w:fldCharType="begin"/>
+        </w:r>
+        <w:r>
+          <w:rPr>
+            <w:noProof/>
+            <w:webHidden/>
+          </w:rPr>
+          <w:instrText xml:space="preserve"> PAGEREF _Toc242629049 \h </w:instrText>
+        </w:r>
+        <w:r>
+          <w:rPr>
+            <w:noProof/>
+            <w:webHidden/>
+          </w:rPr>
+        </w:r>
+        <w:r>
+          <w:rPr>
+            <w:noProof/>
+            <w:webHidden/>
+          </w:rPr>
+          <w:fldChar w:fldCharType="separate"/>
+        </w:r>
+        <w:r>
+          <w:rPr>
+            <w:noProof/>
+            <w:webHidden/>
+          </w:rPr>
+          <w:t>5</w:t>
+        </w:r>
+        <w:r>
+          <w:rPr>
+            <w:noProof/>
+            <w:webHidden/>
+          </w:rPr>
+          <w:fldChar w:fldCharType="end"/>
+        </w:r>
+      </w:hyperlink>
+    </w:p>
+    <w:p>
+      <w:pPr>
+        <w:pStyle w:val="TOC1"/>
+        <w:tabs>
+          <w:tab w:val="right" w:leader="dot" w:pos="9350"/>
+        </w:tabs>
+        <w:rPr>
+          <w:rFonts w:asciiTheme="minorHAnsi" w:eastAsiaTheme="minorEastAsia" w:hAnsiTheme="minorHAnsi" w:cstheme="minorBidi"/>
+          <w:noProof/>
+          <w:color w:val="auto"/>
+          <w:kern w:val="2"/>
+          <w:sz w:val="24"/>
+          <w:szCs w:val="24"/>
+          <w:lang w:val="en-PH" w:eastAsia="en-PH"/>
+          <w14:ligatures w14:val="standardContextual"/>
+        </w:rPr>
+      </w:pPr>
+      <w:hyperlink w:anchor="_Toc242629050" w:history="1">
         <w:r>
           <w:rPr>
             <w:rStyle w:val="Hyperlink"/>
@@ -847,7 +847,7 @@
             <w:noProof/>
             <w:webHidden/>
           </w:rPr>
-          <w:instrText xml:space="preserve"> PAGEREF _Toc242616377 \h </w:instrText>
+          <w:instrText xml:space="preserve"> PAGEREF _Toc242629050 \h </w:instrText>
         </w:r>
         <w:r>
           <w:rPr>
@@ -891,11 +891,11 @@
           <w:kern w:val="2"/>
           <w:sz w:val="24"/>
           <w:szCs w:val="24"/>
-          <w:lang w:val="en-PH" w:eastAsia="ja-JP"/>
+          <w:lang w:val="en-PH" w:eastAsia="en-PH"/>
           <w14:ligatures w14:val="standardContextual"/>
         </w:rPr>
       </w:pPr>
-      <w:hyperlink w:anchor="_Toc242616378" w:history="1">
+      <w:hyperlink w:anchor="_Toc242629051" w:history="1">
         <w:r>
           <w:rPr>
             <w:rStyle w:val="Hyperlink"/>
@@ -922,7 +922,7 @@
             <w:noProof/>
             <w:webHidden/>
           </w:rPr>
-          <w:instrText xml:space="preserve"> PAGEREF _Toc242616378 \h </w:instrText>
+          <w:instrText xml:space="preserve"> PAGEREF _Toc242629051 \h </w:instrText>
         </w:r>
         <w:r>
           <w:rPr>
@@ -966,11 +966,11 @@
           <w:kern w:val="2"/>
           <w:sz w:val="24"/>
           <w:szCs w:val="24"/>
-          <w:lang w:val="en-PH" w:eastAsia="ja-JP"/>
+          <w:lang w:val="en-PH" w:eastAsia="en-PH"/>
           <w14:ligatures w14:val="standardContextual"/>
         </w:rPr>
       </w:pPr>
-      <w:hyperlink w:anchor="_Toc242616379" w:history="1">
+      <w:hyperlink w:anchor="_Toc242629052" w:history="1">
         <w:r>
           <w:rPr>
             <w:rStyle w:val="Hyperlink"/>
@@ -997,7 +997,7 @@
             <w:noProof/>
             <w:webHidden/>
           </w:rPr>
-          <w:instrText xml:space="preserve"> PAGEREF _Toc242616379 \h </w:instrText>
+          <w:instrText xml:space="preserve"> PAGEREF _Toc242629052 \h </w:instrText>
         </w:r>
         <w:r>
           <w:rPr>
@@ -1041,11 +1041,11 @@
           <w:kern w:val="2"/>
           <w:sz w:val="24"/>
           <w:szCs w:val="24"/>
-          <w:lang w:val="en-PH" w:eastAsia="ja-JP"/>
+          <w:lang w:val="en-PH" w:eastAsia="en-PH"/>
           <w14:ligatures w14:val="standardContextual"/>
         </w:rPr>
       </w:pPr>
-      <w:hyperlink w:anchor="_Toc242616380" w:history="1">
+      <w:hyperlink w:anchor="_Toc242629053" w:history="1">
         <w:r>
           <w:rPr>
             <w:rStyle w:val="Hyperlink"/>
@@ -1072,7 +1072,7 @@
             <w:noProof/>
             <w:webHidden/>
           </w:rPr>
-          <w:instrText xml:space="preserve"> PAGEREF _Toc242616380 \h </w:instrText>
+          <w:instrText xml:space="preserve"> PAGEREF _Toc242629053 \h </w:instrText>
         </w:r>
         <w:r>
           <w:rPr>
@@ -1116,11 +1116,11 @@
           <w:kern w:val="2"/>
           <w:sz w:val="24"/>
           <w:szCs w:val="24"/>
-          <w:lang w:val="en-PH" w:eastAsia="ja-JP"/>
+          <w:lang w:val="en-PH" w:eastAsia="en-PH"/>
           <w14:ligatures w14:val="standardContextual"/>
         </w:rPr>
       </w:pPr>
-      <w:hyperlink w:anchor="_Toc242616381" w:history="1">
+      <w:hyperlink w:anchor="_Toc242629054" w:history="1">
         <w:r>
           <w:rPr>
             <w:rStyle w:val="Hyperlink"/>
@@ -1147,82 +1147,7 @@
             <w:noProof/>
             <w:webHidden/>
           </w:rPr>
-          <w:instrText xml:space="preserve"> PAGEREF _Toc242616381 \h </w:instrText>
-        </w:r>
-        <w:r>
-          <w:rPr>
-            <w:noProof/>
-            <w:webHidden/>
-          </w:rPr>
-        </w:r>
-        <w:r>
-          <w:rPr>
-            <w:noProof/>
-            <w:webHidden/>
-          </w:rPr>
-          <w:fldChar w:fldCharType="separate"/>
-        </w:r>
-        <w:r>
-          <w:rPr>
-            <w:noProof/>
-            <w:webHidden/>
-          </w:rPr>
-          <w:t>6</w:t>
-        </w:r>
-        <w:r>
-          <w:rPr>
-            <w:noProof/>
-            <w:webHidden/>
-          </w:rPr>
-          <w:fldChar w:fldCharType="end"/>
-        </w:r>
-      </w:hyperlink>
-    </w:p>
-    <w:p>
-      <w:pPr>
-        <w:pStyle w:val="TOC2"/>
-        <w:tabs>
-          <w:tab w:val="right" w:leader="dot" w:pos="9350"/>
-        </w:tabs>
-        <w:rPr>
-          <w:rFonts w:asciiTheme="minorHAnsi" w:eastAsiaTheme="minorEastAsia" w:hAnsiTheme="minorHAnsi" w:cstheme="minorBidi"/>
-          <w:noProof/>
-          <w:color w:val="auto"/>
-          <w:kern w:val="2"/>
-          <w:sz w:val="24"/>
-          <w:szCs w:val="24"/>
-          <w:lang w:val="en-PH" w:eastAsia="ja-JP"/>
-          <w14:ligatures w14:val="standardContextual"/>
-        </w:rPr>
-      </w:pPr>
-      <w:hyperlink w:anchor="_Toc242616382" w:history="1">
-        <w:r>
-          <w:rPr>
-            <w:rStyle w:val="Hyperlink"/>
-            <w:noProof/>
-          </w:rPr>
-          <w:t>2.5 Use Case Model</w:t>
-        </w:r>
-        <w:r>
-          <w:rPr>
-            <w:noProof/>
-            <w:webHidden/>
-          </w:rPr>
-          <w:tab/>
-        </w:r>
-        <w:r>
-          <w:rPr>
-            <w:noProof/>
-            <w:webHidden/>
-          </w:rPr>
-          <w:fldChar w:fldCharType="begin"/>
-        </w:r>
-        <w:r>
-          <w:rPr>
-            <w:noProof/>
-            <w:webHidden/>
-          </w:rPr>
-          <w:instrText xml:space="preserve"> PAGEREF _Toc242616382 \h </w:instrText>
+          <w:instrText xml:space="preserve"> PAGEREF _Toc242629054 \h </w:instrText>
         </w:r>
         <w:r>
           <w:rPr>
@@ -1255,7 +1180,7 @@
     </w:p>
     <w:p>
       <w:pPr>
-        <w:pStyle w:val="TOC1"/>
+        <w:pStyle w:val="TOC2"/>
         <w:tabs>
           <w:tab w:val="right" w:leader="dot" w:pos="9350"/>
         </w:tabs>
@@ -1266,17 +1191,17 @@
           <w:kern w:val="2"/>
           <w:sz w:val="24"/>
           <w:szCs w:val="24"/>
-          <w:lang w:val="en-PH" w:eastAsia="ja-JP"/>
+          <w:lang w:val="en-PH" w:eastAsia="en-PH"/>
           <w14:ligatures w14:val="standardContextual"/>
         </w:rPr>
       </w:pPr>
-      <w:hyperlink w:anchor="_Toc242616383" w:history="1">
+      <w:hyperlink w:anchor="_Toc242629055" w:history="1">
         <w:r>
           <w:rPr>
             <w:rStyle w:val="Hyperlink"/>
             <w:noProof/>
           </w:rPr>
-          <w:t>3. Specific Requirements</w:t>
+          <w:t>2.5 Use Case Model</w:t>
         </w:r>
         <w:r>
           <w:rPr>
@@ -1297,7 +1222,7 @@
             <w:noProof/>
             <w:webHidden/>
           </w:rPr>
-          <w:instrText xml:space="preserve"> PAGEREF _Toc242616383 \h </w:instrText>
+          <w:instrText xml:space="preserve"> PAGEREF _Toc242629055 \h </w:instrText>
         </w:r>
         <w:r>
           <w:rPr>
@@ -1330,7 +1255,7 @@
     </w:p>
     <w:p>
       <w:pPr>
-        <w:pStyle w:val="TOC2"/>
+        <w:pStyle w:val="TOC1"/>
         <w:tabs>
           <w:tab w:val="right" w:leader="dot" w:pos="9350"/>
         </w:tabs>
@@ -1341,17 +1266,17 @@
           <w:kern w:val="2"/>
           <w:sz w:val="24"/>
           <w:szCs w:val="24"/>
-          <w:lang w:val="en-PH" w:eastAsia="ja-JP"/>
+          <w:lang w:val="en-PH" w:eastAsia="en-PH"/>
           <w14:ligatures w14:val="standardContextual"/>
         </w:rPr>
       </w:pPr>
-      <w:hyperlink w:anchor="_Toc242616384" w:history="1">
+      <w:hyperlink w:anchor="_Toc242629056" w:history="1">
         <w:r>
           <w:rPr>
             <w:rStyle w:val="Hyperlink"/>
             <w:noProof/>
           </w:rPr>
-          <w:t>3.1 External Interface Requirements</w:t>
+          <w:t>3. Specific Requirements</w:t>
         </w:r>
         <w:r>
           <w:rPr>
@@ -1372,457 +1297,7 @@
             <w:noProof/>
             <w:webHidden/>
           </w:rPr>
-          <w:instrText xml:space="preserve"> PAGEREF _Toc242616384 \h </w:instrText>
-        </w:r>
-        <w:r>
-          <w:rPr>
-            <w:noProof/>
-            <w:webHidden/>
-          </w:rPr>
-        </w:r>
-        <w:r>
-          <w:rPr>
-            <w:noProof/>
-            <w:webHidden/>
-          </w:rPr>
-          <w:fldChar w:fldCharType="separate"/>
-        </w:r>
-        <w:r>
-          <w:rPr>
-            <w:noProof/>
-            <w:webHidden/>
-          </w:rPr>
-          <w:t>8</w:t>
-        </w:r>
-        <w:r>
-          <w:rPr>
-            <w:noProof/>
-            <w:webHidden/>
-          </w:rPr>
-          <w:fldChar w:fldCharType="end"/>
-        </w:r>
-      </w:hyperlink>
-    </w:p>
-    <w:p>
-      <w:pPr>
-        <w:pStyle w:val="TOC3"/>
-        <w:tabs>
-          <w:tab w:val="right" w:leader="dot" w:pos="9350"/>
-        </w:tabs>
-        <w:rPr>
-          <w:rFonts w:asciiTheme="minorHAnsi" w:eastAsiaTheme="minorEastAsia" w:hAnsiTheme="minorHAnsi" w:cstheme="minorBidi"/>
-          <w:noProof/>
-          <w:color w:val="auto"/>
-          <w:kern w:val="2"/>
-          <w:sz w:val="24"/>
-          <w:szCs w:val="24"/>
-          <w:lang w:val="en-PH" w:eastAsia="ja-JP"/>
-          <w14:ligatures w14:val="standardContextual"/>
-        </w:rPr>
-      </w:pPr>
-      <w:hyperlink w:anchor="_Toc242616385" w:history="1">
-        <w:r>
-          <w:rPr>
-            <w:rStyle w:val="Hyperlink"/>
-            <w:noProof/>
-          </w:rPr>
-          <w:t>3.1.1 Hardware Interfaces</w:t>
-        </w:r>
-        <w:r>
-          <w:rPr>
-            <w:noProof/>
-            <w:webHidden/>
-          </w:rPr>
-          <w:tab/>
-        </w:r>
-        <w:r>
-          <w:rPr>
-            <w:noProof/>
-            <w:webHidden/>
-          </w:rPr>
-          <w:fldChar w:fldCharType="begin"/>
-        </w:r>
-        <w:r>
-          <w:rPr>
-            <w:noProof/>
-            <w:webHidden/>
-          </w:rPr>
-          <w:instrText xml:space="preserve"> PAGEREF _Toc242616385 \h </w:instrText>
-        </w:r>
-        <w:r>
-          <w:rPr>
-            <w:noProof/>
-            <w:webHidden/>
-          </w:rPr>
-        </w:r>
-        <w:r>
-          <w:rPr>
-            <w:noProof/>
-            <w:webHidden/>
-          </w:rPr>
-          <w:fldChar w:fldCharType="separate"/>
-        </w:r>
-        <w:r>
-          <w:rPr>
-            <w:noProof/>
-            <w:webHidden/>
-          </w:rPr>
-          <w:t>8</w:t>
-        </w:r>
-        <w:r>
-          <w:rPr>
-            <w:noProof/>
-            <w:webHidden/>
-          </w:rPr>
-          <w:fldChar w:fldCharType="end"/>
-        </w:r>
-      </w:hyperlink>
-    </w:p>
-    <w:p>
-      <w:pPr>
-        <w:pStyle w:val="TOC3"/>
-        <w:tabs>
-          <w:tab w:val="right" w:leader="dot" w:pos="9350"/>
-        </w:tabs>
-        <w:rPr>
-          <w:rFonts w:asciiTheme="minorHAnsi" w:eastAsiaTheme="minorEastAsia" w:hAnsiTheme="minorHAnsi" w:cstheme="minorBidi"/>
-          <w:noProof/>
-          <w:color w:val="auto"/>
-          <w:kern w:val="2"/>
-          <w:sz w:val="24"/>
-          <w:szCs w:val="24"/>
-          <w:lang w:val="en-PH" w:eastAsia="ja-JP"/>
-          <w14:ligatures w14:val="standardContextual"/>
-        </w:rPr>
-      </w:pPr>
-      <w:hyperlink w:anchor="_Toc242616386" w:history="1">
-        <w:r>
-          <w:rPr>
-            <w:rStyle w:val="Hyperlink"/>
-            <w:noProof/>
-          </w:rPr>
-          <w:t>3.1.2 Software Interfaces</w:t>
-        </w:r>
-        <w:r>
-          <w:rPr>
-            <w:noProof/>
-            <w:webHidden/>
-          </w:rPr>
-          <w:tab/>
-        </w:r>
-        <w:r>
-          <w:rPr>
-            <w:noProof/>
-            <w:webHidden/>
-          </w:rPr>
-          <w:fldChar w:fldCharType="begin"/>
-        </w:r>
-        <w:r>
-          <w:rPr>
-            <w:noProof/>
-            <w:webHidden/>
-          </w:rPr>
-          <w:instrText xml:space="preserve"> PAGEREF _Toc242616386 \h </w:instrText>
-        </w:r>
-        <w:r>
-          <w:rPr>
-            <w:noProof/>
-            <w:webHidden/>
-          </w:rPr>
-        </w:r>
-        <w:r>
-          <w:rPr>
-            <w:noProof/>
-            <w:webHidden/>
-          </w:rPr>
-          <w:fldChar w:fldCharType="separate"/>
-        </w:r>
-        <w:r>
-          <w:rPr>
-            <w:noProof/>
-            <w:webHidden/>
-          </w:rPr>
-          <w:t>8</w:t>
-        </w:r>
-        <w:r>
-          <w:rPr>
-            <w:noProof/>
-            <w:webHidden/>
-          </w:rPr>
-          <w:fldChar w:fldCharType="end"/>
-        </w:r>
-      </w:hyperlink>
-    </w:p>
-    <w:p>
-      <w:pPr>
-        <w:pStyle w:val="TOC3"/>
-        <w:tabs>
-          <w:tab w:val="right" w:leader="dot" w:pos="9350"/>
-        </w:tabs>
-        <w:rPr>
-          <w:rFonts w:asciiTheme="minorHAnsi" w:eastAsiaTheme="minorEastAsia" w:hAnsiTheme="minorHAnsi" w:cstheme="minorBidi"/>
-          <w:noProof/>
-          <w:color w:val="auto"/>
-          <w:kern w:val="2"/>
-          <w:sz w:val="24"/>
-          <w:szCs w:val="24"/>
-          <w:lang w:val="en-PH" w:eastAsia="ja-JP"/>
-          <w14:ligatures w14:val="standardContextual"/>
-        </w:rPr>
-      </w:pPr>
-      <w:hyperlink w:anchor="_Toc242616387" w:history="1">
-        <w:r>
-          <w:rPr>
-            <w:rStyle w:val="Hyperlink"/>
-            <w:noProof/>
-          </w:rPr>
-          <w:t>3.1.3 Communications Interfaces</w:t>
-        </w:r>
-        <w:r>
-          <w:rPr>
-            <w:noProof/>
-            <w:webHidden/>
-          </w:rPr>
-          <w:tab/>
-        </w:r>
-        <w:r>
-          <w:rPr>
-            <w:noProof/>
-            <w:webHidden/>
-          </w:rPr>
-          <w:fldChar w:fldCharType="begin"/>
-        </w:r>
-        <w:r>
-          <w:rPr>
-            <w:noProof/>
-            <w:webHidden/>
-          </w:rPr>
-          <w:instrText xml:space="preserve"> PAGEREF _Toc242616387 \h </w:instrText>
-        </w:r>
-        <w:r>
-          <w:rPr>
-            <w:noProof/>
-            <w:webHidden/>
-          </w:rPr>
-        </w:r>
-        <w:r>
-          <w:rPr>
-            <w:noProof/>
-            <w:webHidden/>
-          </w:rPr>
-          <w:fldChar w:fldCharType="separate"/>
-        </w:r>
-        <w:r>
-          <w:rPr>
-            <w:noProof/>
-            <w:webHidden/>
-          </w:rPr>
-          <w:t>8</w:t>
-        </w:r>
-        <w:r>
-          <w:rPr>
-            <w:noProof/>
-            <w:webHidden/>
-          </w:rPr>
-          <w:fldChar w:fldCharType="end"/>
-        </w:r>
-      </w:hyperlink>
-    </w:p>
-    <w:p>
-      <w:pPr>
-        <w:pStyle w:val="TOC2"/>
-        <w:tabs>
-          <w:tab w:val="right" w:leader="dot" w:pos="9350"/>
-        </w:tabs>
-        <w:rPr>
-          <w:rFonts w:asciiTheme="minorHAnsi" w:eastAsiaTheme="minorEastAsia" w:hAnsiTheme="minorHAnsi" w:cstheme="minorBidi"/>
-          <w:noProof/>
-          <w:color w:val="auto"/>
-          <w:kern w:val="2"/>
-          <w:sz w:val="24"/>
-          <w:szCs w:val="24"/>
-          <w:lang w:val="en-PH" w:eastAsia="ja-JP"/>
-          <w14:ligatures w14:val="standardContextual"/>
-        </w:rPr>
-      </w:pPr>
-      <w:hyperlink w:anchor="_Toc242616388" w:history="1">
-        <w:r>
-          <w:rPr>
-            <w:rStyle w:val="Hyperlink"/>
-            <w:noProof/>
-          </w:rPr>
-          <w:t>3.2 Refactored Functional Requirements (FR)</w:t>
-        </w:r>
-        <w:r>
-          <w:rPr>
-            <w:noProof/>
-            <w:webHidden/>
-          </w:rPr>
-          <w:tab/>
-        </w:r>
-        <w:r>
-          <w:rPr>
-            <w:noProof/>
-            <w:webHidden/>
-          </w:rPr>
-          <w:fldChar w:fldCharType="begin"/>
-        </w:r>
-        <w:r>
-          <w:rPr>
-            <w:noProof/>
-            <w:webHidden/>
-          </w:rPr>
-          <w:instrText xml:space="preserve"> PAGEREF _Toc242616388 \h </w:instrText>
-        </w:r>
-        <w:r>
-          <w:rPr>
-            <w:noProof/>
-            <w:webHidden/>
-          </w:rPr>
-        </w:r>
-        <w:r>
-          <w:rPr>
-            <w:noProof/>
-            <w:webHidden/>
-          </w:rPr>
-          <w:fldChar w:fldCharType="separate"/>
-        </w:r>
-        <w:r>
-          <w:rPr>
-            <w:noProof/>
-            <w:webHidden/>
-          </w:rPr>
-          <w:t>8</w:t>
-        </w:r>
-        <w:r>
-          <w:rPr>
-            <w:noProof/>
-            <w:webHidden/>
-          </w:rPr>
-          <w:fldChar w:fldCharType="end"/>
-        </w:r>
-      </w:hyperlink>
-    </w:p>
-    <w:p>
-      <w:pPr>
-        <w:pStyle w:val="TOC3"/>
-        <w:tabs>
-          <w:tab w:val="right" w:leader="dot" w:pos="9350"/>
-        </w:tabs>
-        <w:rPr>
-          <w:rFonts w:asciiTheme="minorHAnsi" w:eastAsiaTheme="minorEastAsia" w:hAnsiTheme="minorHAnsi" w:cstheme="minorBidi"/>
-          <w:noProof/>
-          <w:color w:val="auto"/>
-          <w:kern w:val="2"/>
-          <w:sz w:val="24"/>
-          <w:szCs w:val="24"/>
-          <w:lang w:val="en-PH" w:eastAsia="ja-JP"/>
-          <w14:ligatures w14:val="standardContextual"/>
-        </w:rPr>
-      </w:pPr>
-      <w:hyperlink w:anchor="_Toc242616389" w:history="1">
-        <w:r>
-          <w:rPr>
-            <w:rStyle w:val="Hyperlink"/>
-            <w:noProof/>
-          </w:rPr>
-          <w:t>Module 1: Letter-Sound Acquisition ("Hear It")</w:t>
-        </w:r>
-        <w:r>
-          <w:rPr>
-            <w:noProof/>
-            <w:webHidden/>
-          </w:rPr>
-          <w:tab/>
-        </w:r>
-        <w:r>
-          <w:rPr>
-            <w:noProof/>
-            <w:webHidden/>
-          </w:rPr>
-          <w:fldChar w:fldCharType="begin"/>
-        </w:r>
-        <w:r>
-          <w:rPr>
-            <w:noProof/>
-            <w:webHidden/>
-          </w:rPr>
-          <w:instrText xml:space="preserve"> PAGEREF _Toc242616389 \h </w:instrText>
-        </w:r>
-        <w:r>
-          <w:rPr>
-            <w:noProof/>
-            <w:webHidden/>
-          </w:rPr>
-        </w:r>
-        <w:r>
-          <w:rPr>
-            <w:noProof/>
-            <w:webHidden/>
-          </w:rPr>
-          <w:fldChar w:fldCharType="separate"/>
-        </w:r>
-        <w:r>
-          <w:rPr>
-            <w:noProof/>
-            <w:webHidden/>
-          </w:rPr>
-          <w:t>8</w:t>
-        </w:r>
-        <w:r>
-          <w:rPr>
-            <w:noProof/>
-            <w:webHidden/>
-          </w:rPr>
-          <w:fldChar w:fldCharType="end"/>
-        </w:r>
-      </w:hyperlink>
-    </w:p>
-    <w:p>
-      <w:pPr>
-        <w:pStyle w:val="TOC3"/>
-        <w:tabs>
-          <w:tab w:val="right" w:leader="dot" w:pos="9350"/>
-        </w:tabs>
-        <w:rPr>
-          <w:rFonts w:asciiTheme="minorHAnsi" w:eastAsiaTheme="minorEastAsia" w:hAnsiTheme="minorHAnsi" w:cstheme="minorBidi"/>
-          <w:noProof/>
-          <w:color w:val="auto"/>
-          <w:kern w:val="2"/>
-          <w:sz w:val="24"/>
-          <w:szCs w:val="24"/>
-          <w:lang w:val="en-PH" w:eastAsia="ja-JP"/>
-          <w14:ligatures w14:val="standardContextual"/>
-        </w:rPr>
-      </w:pPr>
-      <w:hyperlink w:anchor="_Toc242616390" w:history="1">
-        <w:r>
-          <w:rPr>
-            <w:rStyle w:val="Hyperlink"/>
-            <w:noProof/>
-          </w:rPr>
-          <w:t>Module 2: Speech Production &amp; Formative Tutoring ("Say It")</w:t>
-        </w:r>
-        <w:r>
-          <w:rPr>
-            <w:noProof/>
-            <w:webHidden/>
-          </w:rPr>
-          <w:tab/>
-        </w:r>
-        <w:r>
-          <w:rPr>
-            <w:noProof/>
-            <w:webHidden/>
-          </w:rPr>
-          <w:fldChar w:fldCharType="begin"/>
-        </w:r>
-        <w:r>
-          <w:rPr>
-            <w:noProof/>
-            <w:webHidden/>
-          </w:rPr>
-          <w:instrText xml:space="preserve"> PAGEREF _Toc242616390 \h </w:instrText>
+          <w:instrText xml:space="preserve"> PAGEREF _Toc242629056 \h </w:instrText>
         </w:r>
         <w:r>
           <w:rPr>
@@ -1855,7 +1330,7 @@
     </w:p>
     <w:p>
       <w:pPr>
-        <w:pStyle w:val="TOC3"/>
+        <w:pStyle w:val="TOC2"/>
         <w:tabs>
           <w:tab w:val="right" w:leader="dot" w:pos="9350"/>
         </w:tabs>
@@ -1866,17 +1341,17 @@
           <w:kern w:val="2"/>
           <w:sz w:val="24"/>
           <w:szCs w:val="24"/>
-          <w:lang w:val="en-PH" w:eastAsia="ja-JP"/>
+          <w:lang w:val="en-PH" w:eastAsia="en-PH"/>
           <w14:ligatures w14:val="standardContextual"/>
         </w:rPr>
       </w:pPr>
-      <w:hyperlink w:anchor="_Toc242616391" w:history="1">
+      <w:hyperlink w:anchor="_Toc242629057" w:history="1">
         <w:r>
           <w:rPr>
             <w:rStyle w:val="Hyperlink"/>
             <w:noProof/>
           </w:rPr>
-          <w:t>Module 3: Phoneme Discrimination ("Find It")</w:t>
+          <w:t>3.1 External Interface Requirements</w:t>
         </w:r>
         <w:r>
           <w:rPr>
@@ -1897,7 +1372,457 @@
             <w:noProof/>
             <w:webHidden/>
           </w:rPr>
-          <w:instrText xml:space="preserve"> PAGEREF _Toc242616391 \h </w:instrText>
+          <w:instrText xml:space="preserve"> PAGEREF _Toc242629057 \h </w:instrText>
+        </w:r>
+        <w:r>
+          <w:rPr>
+            <w:noProof/>
+            <w:webHidden/>
+          </w:rPr>
+        </w:r>
+        <w:r>
+          <w:rPr>
+            <w:noProof/>
+            <w:webHidden/>
+          </w:rPr>
+          <w:fldChar w:fldCharType="separate"/>
+        </w:r>
+        <w:r>
+          <w:rPr>
+            <w:noProof/>
+            <w:webHidden/>
+          </w:rPr>
+          <w:t>9</w:t>
+        </w:r>
+        <w:r>
+          <w:rPr>
+            <w:noProof/>
+            <w:webHidden/>
+          </w:rPr>
+          <w:fldChar w:fldCharType="end"/>
+        </w:r>
+      </w:hyperlink>
+    </w:p>
+    <w:p>
+      <w:pPr>
+        <w:pStyle w:val="TOC3"/>
+        <w:tabs>
+          <w:tab w:val="right" w:leader="dot" w:pos="9350"/>
+        </w:tabs>
+        <w:rPr>
+          <w:rFonts w:asciiTheme="minorHAnsi" w:eastAsiaTheme="minorEastAsia" w:hAnsiTheme="minorHAnsi" w:cstheme="minorBidi"/>
+          <w:noProof/>
+          <w:color w:val="auto"/>
+          <w:kern w:val="2"/>
+          <w:sz w:val="24"/>
+          <w:szCs w:val="24"/>
+          <w:lang w:val="en-PH" w:eastAsia="en-PH"/>
+          <w14:ligatures w14:val="standardContextual"/>
+        </w:rPr>
+      </w:pPr>
+      <w:hyperlink w:anchor="_Toc242629058" w:history="1">
+        <w:r>
+          <w:rPr>
+            <w:rStyle w:val="Hyperlink"/>
+            <w:noProof/>
+          </w:rPr>
+          <w:t>3.1.1 Hardware Interfaces</w:t>
+        </w:r>
+        <w:r>
+          <w:rPr>
+            <w:noProof/>
+            <w:webHidden/>
+          </w:rPr>
+          <w:tab/>
+        </w:r>
+        <w:r>
+          <w:rPr>
+            <w:noProof/>
+            <w:webHidden/>
+          </w:rPr>
+          <w:fldChar w:fldCharType="begin"/>
+        </w:r>
+        <w:r>
+          <w:rPr>
+            <w:noProof/>
+            <w:webHidden/>
+          </w:rPr>
+          <w:instrText xml:space="preserve"> PAGEREF _Toc242629058 \h </w:instrText>
+        </w:r>
+        <w:r>
+          <w:rPr>
+            <w:noProof/>
+            <w:webHidden/>
+          </w:rPr>
+        </w:r>
+        <w:r>
+          <w:rPr>
+            <w:noProof/>
+            <w:webHidden/>
+          </w:rPr>
+          <w:fldChar w:fldCharType="separate"/>
+        </w:r>
+        <w:r>
+          <w:rPr>
+            <w:noProof/>
+            <w:webHidden/>
+          </w:rPr>
+          <w:t>9</w:t>
+        </w:r>
+        <w:r>
+          <w:rPr>
+            <w:noProof/>
+            <w:webHidden/>
+          </w:rPr>
+          <w:fldChar w:fldCharType="end"/>
+        </w:r>
+      </w:hyperlink>
+    </w:p>
+    <w:p>
+      <w:pPr>
+        <w:pStyle w:val="TOC3"/>
+        <w:tabs>
+          <w:tab w:val="right" w:leader="dot" w:pos="9350"/>
+        </w:tabs>
+        <w:rPr>
+          <w:rFonts w:asciiTheme="minorHAnsi" w:eastAsiaTheme="minorEastAsia" w:hAnsiTheme="minorHAnsi" w:cstheme="minorBidi"/>
+          <w:noProof/>
+          <w:color w:val="auto"/>
+          <w:kern w:val="2"/>
+          <w:sz w:val="24"/>
+          <w:szCs w:val="24"/>
+          <w:lang w:val="en-PH" w:eastAsia="en-PH"/>
+          <w14:ligatures w14:val="standardContextual"/>
+        </w:rPr>
+      </w:pPr>
+      <w:hyperlink w:anchor="_Toc242629059" w:history="1">
+        <w:r>
+          <w:rPr>
+            <w:rStyle w:val="Hyperlink"/>
+            <w:noProof/>
+          </w:rPr>
+          <w:t>3.1.2 Software Interfaces</w:t>
+        </w:r>
+        <w:r>
+          <w:rPr>
+            <w:noProof/>
+            <w:webHidden/>
+          </w:rPr>
+          <w:tab/>
+        </w:r>
+        <w:r>
+          <w:rPr>
+            <w:noProof/>
+            <w:webHidden/>
+          </w:rPr>
+          <w:fldChar w:fldCharType="begin"/>
+        </w:r>
+        <w:r>
+          <w:rPr>
+            <w:noProof/>
+            <w:webHidden/>
+          </w:rPr>
+          <w:instrText xml:space="preserve"> PAGEREF _Toc242629059 \h </w:instrText>
+        </w:r>
+        <w:r>
+          <w:rPr>
+            <w:noProof/>
+            <w:webHidden/>
+          </w:rPr>
+        </w:r>
+        <w:r>
+          <w:rPr>
+            <w:noProof/>
+            <w:webHidden/>
+          </w:rPr>
+          <w:fldChar w:fldCharType="separate"/>
+        </w:r>
+        <w:r>
+          <w:rPr>
+            <w:noProof/>
+            <w:webHidden/>
+          </w:rPr>
+          <w:t>9</w:t>
+        </w:r>
+        <w:r>
+          <w:rPr>
+            <w:noProof/>
+            <w:webHidden/>
+          </w:rPr>
+          <w:fldChar w:fldCharType="end"/>
+        </w:r>
+      </w:hyperlink>
+    </w:p>
+    <w:p>
+      <w:pPr>
+        <w:pStyle w:val="TOC3"/>
+        <w:tabs>
+          <w:tab w:val="right" w:leader="dot" w:pos="9350"/>
+        </w:tabs>
+        <w:rPr>
+          <w:rFonts w:asciiTheme="minorHAnsi" w:eastAsiaTheme="minorEastAsia" w:hAnsiTheme="minorHAnsi" w:cstheme="minorBidi"/>
+          <w:noProof/>
+          <w:color w:val="auto"/>
+          <w:kern w:val="2"/>
+          <w:sz w:val="24"/>
+          <w:szCs w:val="24"/>
+          <w:lang w:val="en-PH" w:eastAsia="en-PH"/>
+          <w14:ligatures w14:val="standardContextual"/>
+        </w:rPr>
+      </w:pPr>
+      <w:hyperlink w:anchor="_Toc242629060" w:history="1">
+        <w:r>
+          <w:rPr>
+            <w:rStyle w:val="Hyperlink"/>
+            <w:noProof/>
+          </w:rPr>
+          <w:t>3.1.3 Communications Interfaces</w:t>
+        </w:r>
+        <w:r>
+          <w:rPr>
+            <w:noProof/>
+            <w:webHidden/>
+          </w:rPr>
+          <w:tab/>
+        </w:r>
+        <w:r>
+          <w:rPr>
+            <w:noProof/>
+            <w:webHidden/>
+          </w:rPr>
+          <w:fldChar w:fldCharType="begin"/>
+        </w:r>
+        <w:r>
+          <w:rPr>
+            <w:noProof/>
+            <w:webHidden/>
+          </w:rPr>
+          <w:instrText xml:space="preserve"> PAGEREF _Toc242629060 \h </w:instrText>
+        </w:r>
+        <w:r>
+          <w:rPr>
+            <w:noProof/>
+            <w:webHidden/>
+          </w:rPr>
+        </w:r>
+        <w:r>
+          <w:rPr>
+            <w:noProof/>
+            <w:webHidden/>
+          </w:rPr>
+          <w:fldChar w:fldCharType="separate"/>
+        </w:r>
+        <w:r>
+          <w:rPr>
+            <w:noProof/>
+            <w:webHidden/>
+          </w:rPr>
+          <w:t>9</w:t>
+        </w:r>
+        <w:r>
+          <w:rPr>
+            <w:noProof/>
+            <w:webHidden/>
+          </w:rPr>
+          <w:fldChar w:fldCharType="end"/>
+        </w:r>
+      </w:hyperlink>
+    </w:p>
+    <w:p>
+      <w:pPr>
+        <w:pStyle w:val="TOC2"/>
+        <w:tabs>
+          <w:tab w:val="right" w:leader="dot" w:pos="9350"/>
+        </w:tabs>
+        <w:rPr>
+          <w:rFonts w:asciiTheme="minorHAnsi" w:eastAsiaTheme="minorEastAsia" w:hAnsiTheme="minorHAnsi" w:cstheme="minorBidi"/>
+          <w:noProof/>
+          <w:color w:val="auto"/>
+          <w:kern w:val="2"/>
+          <w:sz w:val="24"/>
+          <w:szCs w:val="24"/>
+          <w:lang w:val="en-PH" w:eastAsia="en-PH"/>
+          <w14:ligatures w14:val="standardContextual"/>
+        </w:rPr>
+      </w:pPr>
+      <w:hyperlink w:anchor="_Toc242629061" w:history="1">
+        <w:r>
+          <w:rPr>
+            <w:rStyle w:val="Hyperlink"/>
+            <w:noProof/>
+          </w:rPr>
+          <w:t>3.2 Refactored Functional Requirements (FR)</w:t>
+        </w:r>
+        <w:r>
+          <w:rPr>
+            <w:noProof/>
+            <w:webHidden/>
+          </w:rPr>
+          <w:tab/>
+        </w:r>
+        <w:r>
+          <w:rPr>
+            <w:noProof/>
+            <w:webHidden/>
+          </w:rPr>
+          <w:fldChar w:fldCharType="begin"/>
+        </w:r>
+        <w:r>
+          <w:rPr>
+            <w:noProof/>
+            <w:webHidden/>
+          </w:rPr>
+          <w:instrText xml:space="preserve"> PAGEREF _Toc242629061 \h </w:instrText>
+        </w:r>
+        <w:r>
+          <w:rPr>
+            <w:noProof/>
+            <w:webHidden/>
+          </w:rPr>
+        </w:r>
+        <w:r>
+          <w:rPr>
+            <w:noProof/>
+            <w:webHidden/>
+          </w:rPr>
+          <w:fldChar w:fldCharType="separate"/>
+        </w:r>
+        <w:r>
+          <w:rPr>
+            <w:noProof/>
+            <w:webHidden/>
+          </w:rPr>
+          <w:t>9</w:t>
+        </w:r>
+        <w:r>
+          <w:rPr>
+            <w:noProof/>
+            <w:webHidden/>
+          </w:rPr>
+          <w:fldChar w:fldCharType="end"/>
+        </w:r>
+      </w:hyperlink>
+    </w:p>
+    <w:p>
+      <w:pPr>
+        <w:pStyle w:val="TOC3"/>
+        <w:tabs>
+          <w:tab w:val="right" w:leader="dot" w:pos="9350"/>
+        </w:tabs>
+        <w:rPr>
+          <w:rFonts w:asciiTheme="minorHAnsi" w:eastAsiaTheme="minorEastAsia" w:hAnsiTheme="minorHAnsi" w:cstheme="minorBidi"/>
+          <w:noProof/>
+          <w:color w:val="auto"/>
+          <w:kern w:val="2"/>
+          <w:sz w:val="24"/>
+          <w:szCs w:val="24"/>
+          <w:lang w:val="en-PH" w:eastAsia="en-PH"/>
+          <w14:ligatures w14:val="standardContextual"/>
+        </w:rPr>
+      </w:pPr>
+      <w:hyperlink w:anchor="_Toc242629062" w:history="1">
+        <w:r>
+          <w:rPr>
+            <w:rStyle w:val="Hyperlink"/>
+            <w:noProof/>
+          </w:rPr>
+          <w:t>Module 1: Letter-Sound Acquisition ("Hear It")</w:t>
+        </w:r>
+        <w:r>
+          <w:rPr>
+            <w:noProof/>
+            <w:webHidden/>
+          </w:rPr>
+          <w:tab/>
+        </w:r>
+        <w:r>
+          <w:rPr>
+            <w:noProof/>
+            <w:webHidden/>
+          </w:rPr>
+          <w:fldChar w:fldCharType="begin"/>
+        </w:r>
+        <w:r>
+          <w:rPr>
+            <w:noProof/>
+            <w:webHidden/>
+          </w:rPr>
+          <w:instrText xml:space="preserve"> PAGEREF _Toc242629062 \h </w:instrText>
+        </w:r>
+        <w:r>
+          <w:rPr>
+            <w:noProof/>
+            <w:webHidden/>
+          </w:rPr>
+        </w:r>
+        <w:r>
+          <w:rPr>
+            <w:noProof/>
+            <w:webHidden/>
+          </w:rPr>
+          <w:fldChar w:fldCharType="separate"/>
+        </w:r>
+        <w:r>
+          <w:rPr>
+            <w:noProof/>
+            <w:webHidden/>
+          </w:rPr>
+          <w:t>9</w:t>
+        </w:r>
+        <w:r>
+          <w:rPr>
+            <w:noProof/>
+            <w:webHidden/>
+          </w:rPr>
+          <w:fldChar w:fldCharType="end"/>
+        </w:r>
+      </w:hyperlink>
+    </w:p>
+    <w:p>
+      <w:pPr>
+        <w:pStyle w:val="TOC3"/>
+        <w:tabs>
+          <w:tab w:val="right" w:leader="dot" w:pos="9350"/>
+        </w:tabs>
+        <w:rPr>
+          <w:rFonts w:asciiTheme="minorHAnsi" w:eastAsiaTheme="minorEastAsia" w:hAnsiTheme="minorHAnsi" w:cstheme="minorBidi"/>
+          <w:noProof/>
+          <w:color w:val="auto"/>
+          <w:kern w:val="2"/>
+          <w:sz w:val="24"/>
+          <w:szCs w:val="24"/>
+          <w:lang w:val="en-PH" w:eastAsia="en-PH"/>
+          <w14:ligatures w14:val="standardContextual"/>
+        </w:rPr>
+      </w:pPr>
+      <w:hyperlink w:anchor="_Toc242629063" w:history="1">
+        <w:r>
+          <w:rPr>
+            <w:rStyle w:val="Hyperlink"/>
+            <w:noProof/>
+          </w:rPr>
+          <w:t>Module 2: Speech Production &amp; Formative Tutoring ("Say It")</w:t>
+        </w:r>
+        <w:r>
+          <w:rPr>
+            <w:noProof/>
+            <w:webHidden/>
+          </w:rPr>
+          <w:tab/>
+        </w:r>
+        <w:r>
+          <w:rPr>
+            <w:noProof/>
+            <w:webHidden/>
+          </w:rPr>
+          <w:fldChar w:fldCharType="begin"/>
+        </w:r>
+        <w:r>
+          <w:rPr>
+            <w:noProof/>
+            <w:webHidden/>
+          </w:rPr>
+          <w:instrText xml:space="preserve"> PAGEREF _Toc242629063 \h </w:instrText>
         </w:r>
         <w:r>
           <w:rPr>
@@ -1941,17 +1866,17 @@
           <w:kern w:val="2"/>
           <w:sz w:val="24"/>
           <w:szCs w:val="24"/>
-          <w:lang w:val="en-PH" w:eastAsia="ja-JP"/>
+          <w:lang w:val="en-PH" w:eastAsia="en-PH"/>
           <w14:ligatures w14:val="standardContextual"/>
         </w:rPr>
       </w:pPr>
-      <w:hyperlink w:anchor="_Toc242616392" w:history="1">
+      <w:hyperlink w:anchor="_Toc242629064" w:history="1">
         <w:r>
           <w:rPr>
             <w:rStyle w:val="Hyperlink"/>
             <w:noProof/>
           </w:rPr>
-          <w:t>Module 4: Word Construction Checkpoint ("Blend It")</w:t>
+          <w:t>Module 3: Phoneme Discrimination ("Find It")</w:t>
         </w:r>
         <w:r>
           <w:rPr>
@@ -1972,82 +1897,7 @@
             <w:noProof/>
             <w:webHidden/>
           </w:rPr>
-          <w:instrText xml:space="preserve"> PAGEREF _Toc242616392 \h </w:instrText>
-        </w:r>
-        <w:r>
-          <w:rPr>
-            <w:noProof/>
-            <w:webHidden/>
-          </w:rPr>
-        </w:r>
-        <w:r>
-          <w:rPr>
-            <w:noProof/>
-            <w:webHidden/>
-          </w:rPr>
-          <w:fldChar w:fldCharType="separate"/>
-        </w:r>
-        <w:r>
-          <w:rPr>
-            <w:noProof/>
-            <w:webHidden/>
-          </w:rPr>
-          <w:t>10</w:t>
-        </w:r>
-        <w:r>
-          <w:rPr>
-            <w:noProof/>
-            <w:webHidden/>
-          </w:rPr>
-          <w:fldChar w:fldCharType="end"/>
-        </w:r>
-      </w:hyperlink>
-    </w:p>
-    <w:p>
-      <w:pPr>
-        <w:pStyle w:val="TOC3"/>
-        <w:tabs>
-          <w:tab w:val="right" w:leader="dot" w:pos="9350"/>
-        </w:tabs>
-        <w:rPr>
-          <w:rFonts w:asciiTheme="minorHAnsi" w:eastAsiaTheme="minorEastAsia" w:hAnsiTheme="minorHAnsi" w:cstheme="minorBidi"/>
-          <w:noProof/>
-          <w:color w:val="auto"/>
-          <w:kern w:val="2"/>
-          <w:sz w:val="24"/>
-          <w:szCs w:val="24"/>
-          <w:lang w:val="en-PH" w:eastAsia="ja-JP"/>
-          <w14:ligatures w14:val="standardContextual"/>
-        </w:rPr>
-      </w:pPr>
-      <w:hyperlink w:anchor="_Toc242616393" w:history="1">
-        <w:r>
-          <w:rPr>
-            <w:rStyle w:val="Hyperlink"/>
-            <w:noProof/>
-          </w:rPr>
-          <w:t>Module 5: Mastery Progression, Gamification &amp; Multi-Profile</w:t>
-        </w:r>
-        <w:r>
-          <w:rPr>
-            <w:noProof/>
-            <w:webHidden/>
-          </w:rPr>
-          <w:tab/>
-        </w:r>
-        <w:r>
-          <w:rPr>
-            <w:noProof/>
-            <w:webHidden/>
-          </w:rPr>
-          <w:fldChar w:fldCharType="begin"/>
-        </w:r>
-        <w:r>
-          <w:rPr>
-            <w:noProof/>
-            <w:webHidden/>
-          </w:rPr>
-          <w:instrText xml:space="preserve"> PAGEREF _Toc242616393 \h </w:instrText>
+          <w:instrText xml:space="preserve"> PAGEREF _Toc242629064 \h </w:instrText>
         </w:r>
         <w:r>
           <w:rPr>
@@ -2091,17 +1941,17 @@
           <w:kern w:val="2"/>
           <w:sz w:val="24"/>
           <w:szCs w:val="24"/>
-          <w:lang w:val="en-PH" w:eastAsia="ja-JP"/>
+          <w:lang w:val="en-PH" w:eastAsia="en-PH"/>
           <w14:ligatures w14:val="standardContextual"/>
         </w:rPr>
       </w:pPr>
-      <w:hyperlink w:anchor="_Toc242616394" w:history="1">
+      <w:hyperlink w:anchor="_Toc242629065" w:history="1">
         <w:r>
           <w:rPr>
             <w:rStyle w:val="Hyperlink"/>
             <w:noProof/>
           </w:rPr>
-          <w:t>Module 6: Telemetry, Parent Dashboard &amp; Diagnostics</w:t>
+          <w:t>Module 4: Word Construction Checkpoint ("Blend It")</w:t>
         </w:r>
         <w:r>
           <w:rPr>
@@ -2122,7 +1972,82 @@
             <w:noProof/>
             <w:webHidden/>
           </w:rPr>
-          <w:instrText xml:space="preserve"> PAGEREF _Toc242616394 \h </w:instrText>
+          <w:instrText xml:space="preserve"> PAGEREF _Toc242629065 \h </w:instrText>
+        </w:r>
+        <w:r>
+          <w:rPr>
+            <w:noProof/>
+            <w:webHidden/>
+          </w:rPr>
+        </w:r>
+        <w:r>
+          <w:rPr>
+            <w:noProof/>
+            <w:webHidden/>
+          </w:rPr>
+          <w:fldChar w:fldCharType="separate"/>
+        </w:r>
+        <w:r>
+          <w:rPr>
+            <w:noProof/>
+            <w:webHidden/>
+          </w:rPr>
+          <w:t>11</w:t>
+        </w:r>
+        <w:r>
+          <w:rPr>
+            <w:noProof/>
+            <w:webHidden/>
+          </w:rPr>
+          <w:fldChar w:fldCharType="end"/>
+        </w:r>
+      </w:hyperlink>
+    </w:p>
+    <w:p>
+      <w:pPr>
+        <w:pStyle w:val="TOC3"/>
+        <w:tabs>
+          <w:tab w:val="right" w:leader="dot" w:pos="9350"/>
+        </w:tabs>
+        <w:rPr>
+          <w:rFonts w:asciiTheme="minorHAnsi" w:eastAsiaTheme="minorEastAsia" w:hAnsiTheme="minorHAnsi" w:cstheme="minorBidi"/>
+          <w:noProof/>
+          <w:color w:val="auto"/>
+          <w:kern w:val="2"/>
+          <w:sz w:val="24"/>
+          <w:szCs w:val="24"/>
+          <w:lang w:val="en-PH" w:eastAsia="en-PH"/>
+          <w14:ligatures w14:val="standardContextual"/>
+        </w:rPr>
+      </w:pPr>
+      <w:hyperlink w:anchor="_Toc242629066" w:history="1">
+        <w:r>
+          <w:rPr>
+            <w:rStyle w:val="Hyperlink"/>
+            <w:noProof/>
+          </w:rPr>
+          <w:t>Module 5: Mastery Progression, Gamification &amp; Multi-Profile</w:t>
+        </w:r>
+        <w:r>
+          <w:rPr>
+            <w:noProof/>
+            <w:webHidden/>
+          </w:rPr>
+          <w:tab/>
+        </w:r>
+        <w:r>
+          <w:rPr>
+            <w:noProof/>
+            <w:webHidden/>
+          </w:rPr>
+          <w:fldChar w:fldCharType="begin"/>
+        </w:r>
+        <w:r>
+          <w:rPr>
+            <w:noProof/>
+            <w:webHidden/>
+          </w:rPr>
+          <w:instrText xml:space="preserve"> PAGEREF _Toc242629066 \h </w:instrText>
         </w:r>
         <w:r>
           <w:rPr>
@@ -2155,7 +2080,7 @@
     </w:p>
     <w:p>
       <w:pPr>
-        <w:pStyle w:val="TOC2"/>
+        <w:pStyle w:val="TOC3"/>
         <w:tabs>
           <w:tab w:val="right" w:leader="dot" w:pos="9350"/>
         </w:tabs>
@@ -2166,17 +2091,17 @@
           <w:kern w:val="2"/>
           <w:sz w:val="24"/>
           <w:szCs w:val="24"/>
-          <w:lang w:val="en-PH" w:eastAsia="ja-JP"/>
+          <w:lang w:val="en-PH" w:eastAsia="en-PH"/>
           <w14:ligatures w14:val="standardContextual"/>
         </w:rPr>
       </w:pPr>
-      <w:hyperlink w:anchor="_Toc242616395" w:history="1">
+      <w:hyperlink w:anchor="_Toc242629067" w:history="1">
         <w:r>
           <w:rPr>
             <w:rStyle w:val="Hyperlink"/>
             <w:noProof/>
           </w:rPr>
-          <w:t>3.3 Non-Functional Requirements (NFR)</w:t>
+          <w:t>Module 6: Telemetry, Parent Dashboard &amp; Diagnostics</w:t>
         </w:r>
         <w:r>
           <w:rPr>
@@ -2197,157 +2122,7 @@
             <w:noProof/>
             <w:webHidden/>
           </w:rPr>
-          <w:instrText xml:space="preserve"> PAGEREF _Toc242616395 \h </w:instrText>
-        </w:r>
-        <w:r>
-          <w:rPr>
-            <w:noProof/>
-            <w:webHidden/>
-          </w:rPr>
-        </w:r>
-        <w:r>
-          <w:rPr>
-            <w:noProof/>
-            <w:webHidden/>
-          </w:rPr>
-          <w:fldChar w:fldCharType="separate"/>
-        </w:r>
-        <w:r>
-          <w:rPr>
-            <w:noProof/>
-            <w:webHidden/>
-          </w:rPr>
-          <w:t>12</w:t>
-        </w:r>
-        <w:r>
-          <w:rPr>
-            <w:noProof/>
-            <w:webHidden/>
-          </w:rPr>
-          <w:fldChar w:fldCharType="end"/>
-        </w:r>
-      </w:hyperlink>
-    </w:p>
-    <w:p>
-      <w:pPr>
-        <w:pStyle w:val="TOC3"/>
-        <w:tabs>
-          <w:tab w:val="right" w:leader="dot" w:pos="9350"/>
-        </w:tabs>
-        <w:rPr>
-          <w:rFonts w:asciiTheme="minorHAnsi" w:eastAsiaTheme="minorEastAsia" w:hAnsiTheme="minorHAnsi" w:cstheme="minorBidi"/>
-          <w:noProof/>
-          <w:color w:val="auto"/>
-          <w:kern w:val="2"/>
-          <w:sz w:val="24"/>
-          <w:szCs w:val="24"/>
-          <w:lang w:val="en-PH" w:eastAsia="ja-JP"/>
-          <w14:ligatures w14:val="standardContextual"/>
-        </w:rPr>
-      </w:pPr>
-      <w:hyperlink w:anchor="_Toc242616396" w:history="1">
-        <w:r>
-          <w:rPr>
-            <w:rStyle w:val="Hyperlink"/>
-            <w:noProof/>
-          </w:rPr>
-          <w:t>3.3.1 Acoustic Quality &amp; Speech Recognition Performance</w:t>
-        </w:r>
-        <w:r>
-          <w:rPr>
-            <w:noProof/>
-            <w:webHidden/>
-          </w:rPr>
-          <w:tab/>
-        </w:r>
-        <w:r>
-          <w:rPr>
-            <w:noProof/>
-            <w:webHidden/>
-          </w:rPr>
-          <w:fldChar w:fldCharType="begin"/>
-        </w:r>
-        <w:r>
-          <w:rPr>
-            <w:noProof/>
-            <w:webHidden/>
-          </w:rPr>
-          <w:instrText xml:space="preserve"> PAGEREF _Toc242616396 \h </w:instrText>
-        </w:r>
-        <w:r>
-          <w:rPr>
-            <w:noProof/>
-            <w:webHidden/>
-          </w:rPr>
-        </w:r>
-        <w:r>
-          <w:rPr>
-            <w:noProof/>
-            <w:webHidden/>
-          </w:rPr>
-          <w:fldChar w:fldCharType="separate"/>
-        </w:r>
-        <w:r>
-          <w:rPr>
-            <w:noProof/>
-            <w:webHidden/>
-          </w:rPr>
-          <w:t>12</w:t>
-        </w:r>
-        <w:r>
-          <w:rPr>
-            <w:noProof/>
-            <w:webHidden/>
-          </w:rPr>
-          <w:fldChar w:fldCharType="end"/>
-        </w:r>
-      </w:hyperlink>
-    </w:p>
-    <w:p>
-      <w:pPr>
-        <w:pStyle w:val="TOC3"/>
-        <w:tabs>
-          <w:tab w:val="right" w:leader="dot" w:pos="9350"/>
-        </w:tabs>
-        <w:rPr>
-          <w:rFonts w:asciiTheme="minorHAnsi" w:eastAsiaTheme="minorEastAsia" w:hAnsiTheme="minorHAnsi" w:cstheme="minorBidi"/>
-          <w:noProof/>
-          <w:color w:val="auto"/>
-          <w:kern w:val="2"/>
-          <w:sz w:val="24"/>
-          <w:szCs w:val="24"/>
-          <w:lang w:val="en-PH" w:eastAsia="ja-JP"/>
-          <w14:ligatures w14:val="standardContextual"/>
-        </w:rPr>
-      </w:pPr>
-      <w:hyperlink w:anchor="_Toc242616397" w:history="1">
-        <w:r>
-          <w:rPr>
-            <w:rStyle w:val="Hyperlink"/>
-            <w:noProof/>
-          </w:rPr>
-          <w:t>3.3.2 Pedagogical Usability &amp; Accessibility</w:t>
-        </w:r>
-        <w:r>
-          <w:rPr>
-            <w:noProof/>
-            <w:webHidden/>
-          </w:rPr>
-          <w:tab/>
-        </w:r>
-        <w:r>
-          <w:rPr>
-            <w:noProof/>
-            <w:webHidden/>
-          </w:rPr>
-          <w:fldChar w:fldCharType="begin"/>
-        </w:r>
-        <w:r>
-          <w:rPr>
-            <w:noProof/>
-            <w:webHidden/>
-          </w:rPr>
-          <w:instrText xml:space="preserve"> PAGEREF _Toc242616397 \h </w:instrText>
+          <w:instrText xml:space="preserve"> PAGEREF _Toc242629067 \h </w:instrText>
         </w:r>
         <w:r>
           <w:rPr>
@@ -2380,7 +2155,7 @@
     </w:p>
     <w:p>
       <w:pPr>
-        <w:pStyle w:val="TOC3"/>
+        <w:pStyle w:val="TOC2"/>
         <w:tabs>
           <w:tab w:val="right" w:leader="dot" w:pos="9350"/>
         </w:tabs>
@@ -2391,17 +2166,17 @@
           <w:kern w:val="2"/>
           <w:sz w:val="24"/>
           <w:szCs w:val="24"/>
-          <w:lang w:val="en-PH" w:eastAsia="ja-JP"/>
+          <w:lang w:val="en-PH" w:eastAsia="en-PH"/>
           <w14:ligatures w14:val="standardContextual"/>
         </w:rPr>
       </w:pPr>
-      <w:hyperlink w:anchor="_Toc242616398" w:history="1">
+      <w:hyperlink w:anchor="_Toc242629068" w:history="1">
         <w:r>
           <w:rPr>
             <w:rStyle w:val="Hyperlink"/>
             <w:noProof/>
           </w:rPr>
-          <w:t>3.3.3 Reliability, Offline Security &amp; Architecture</w:t>
+          <w:t>3.3 Non-Functional Requirements (NFR)</w:t>
         </w:r>
         <w:r>
           <w:rPr>
@@ -2422,7 +2197,157 @@
             <w:noProof/>
             <w:webHidden/>
           </w:rPr>
-          <w:instrText xml:space="preserve"> PAGEREF _Toc242616398 \h </w:instrText>
+          <w:instrText xml:space="preserve"> PAGEREF _Toc242629068 \h </w:instrText>
+        </w:r>
+        <w:r>
+          <w:rPr>
+            <w:noProof/>
+            <w:webHidden/>
+          </w:rPr>
+        </w:r>
+        <w:r>
+          <w:rPr>
+            <w:noProof/>
+            <w:webHidden/>
+          </w:rPr>
+          <w:fldChar w:fldCharType="separate"/>
+        </w:r>
+        <w:r>
+          <w:rPr>
+            <w:noProof/>
+            <w:webHidden/>
+          </w:rPr>
+          <w:t>13</w:t>
+        </w:r>
+        <w:r>
+          <w:rPr>
+            <w:noProof/>
+            <w:webHidden/>
+          </w:rPr>
+          <w:fldChar w:fldCharType="end"/>
+        </w:r>
+      </w:hyperlink>
+    </w:p>
+    <w:p>
+      <w:pPr>
+        <w:pStyle w:val="TOC3"/>
+        <w:tabs>
+          <w:tab w:val="right" w:leader="dot" w:pos="9350"/>
+        </w:tabs>
+        <w:rPr>
+          <w:rFonts w:asciiTheme="minorHAnsi" w:eastAsiaTheme="minorEastAsia" w:hAnsiTheme="minorHAnsi" w:cstheme="minorBidi"/>
+          <w:noProof/>
+          <w:color w:val="auto"/>
+          <w:kern w:val="2"/>
+          <w:sz w:val="24"/>
+          <w:szCs w:val="24"/>
+          <w:lang w:val="en-PH" w:eastAsia="en-PH"/>
+          <w14:ligatures w14:val="standardContextual"/>
+        </w:rPr>
+      </w:pPr>
+      <w:hyperlink w:anchor="_Toc242629069" w:history="1">
+        <w:r>
+          <w:rPr>
+            <w:rStyle w:val="Hyperlink"/>
+            <w:noProof/>
+          </w:rPr>
+          <w:t>3.3.1 Acoustic Quality &amp; Speech Recognition Performance</w:t>
+        </w:r>
+        <w:r>
+          <w:rPr>
+            <w:noProof/>
+            <w:webHidden/>
+          </w:rPr>
+          <w:tab/>
+        </w:r>
+        <w:r>
+          <w:rPr>
+            <w:noProof/>
+            <w:webHidden/>
+          </w:rPr>
+          <w:fldChar w:fldCharType="begin"/>
+        </w:r>
+        <w:r>
+          <w:rPr>
+            <w:noProof/>
+            <w:webHidden/>
+          </w:rPr>
+          <w:instrText xml:space="preserve"> PAGEREF _Toc242629069 \h </w:instrText>
+        </w:r>
+        <w:r>
+          <w:rPr>
+            <w:noProof/>
+            <w:webHidden/>
+          </w:rPr>
+        </w:r>
+        <w:r>
+          <w:rPr>
+            <w:noProof/>
+            <w:webHidden/>
+          </w:rPr>
+          <w:fldChar w:fldCharType="separate"/>
+        </w:r>
+        <w:r>
+          <w:rPr>
+            <w:noProof/>
+            <w:webHidden/>
+          </w:rPr>
+          <w:t>13</w:t>
+        </w:r>
+        <w:r>
+          <w:rPr>
+            <w:noProof/>
+            <w:webHidden/>
+          </w:rPr>
+          <w:fldChar w:fldCharType="end"/>
+        </w:r>
+      </w:hyperlink>
+    </w:p>
+    <w:p>
+      <w:pPr>
+        <w:pStyle w:val="TOC3"/>
+        <w:tabs>
+          <w:tab w:val="right" w:leader="dot" w:pos="9350"/>
+        </w:tabs>
+        <w:rPr>
+          <w:rFonts w:asciiTheme="minorHAnsi" w:eastAsiaTheme="minorEastAsia" w:hAnsiTheme="minorHAnsi" w:cstheme="minorBidi"/>
+          <w:noProof/>
+          <w:color w:val="auto"/>
+          <w:kern w:val="2"/>
+          <w:sz w:val="24"/>
+          <w:szCs w:val="24"/>
+          <w:lang w:val="en-PH" w:eastAsia="en-PH"/>
+          <w14:ligatures w14:val="standardContextual"/>
+        </w:rPr>
+      </w:pPr>
+      <w:hyperlink w:anchor="_Toc242629070" w:history="1">
+        <w:r>
+          <w:rPr>
+            <w:rStyle w:val="Hyperlink"/>
+            <w:noProof/>
+          </w:rPr>
+          <w:t>3.3.2 Pedagogical Usability &amp; Accessibility</w:t>
+        </w:r>
+        <w:r>
+          <w:rPr>
+            <w:noProof/>
+            <w:webHidden/>
+          </w:rPr>
+          <w:tab/>
+        </w:r>
+        <w:r>
+          <w:rPr>
+            <w:noProof/>
+            <w:webHidden/>
+          </w:rPr>
+          <w:fldChar w:fldCharType="begin"/>
+        </w:r>
+        <w:r>
+          <w:rPr>
+            <w:noProof/>
+            <w:webHidden/>
+          </w:rPr>
+          <w:instrText xml:space="preserve"> PAGEREF _Toc242629070 \h </w:instrText>
         </w:r>
         <w:r>
           <w:rPr>
@@ -2455,7 +2380,7 @@
     </w:p>
     <w:p>
       <w:pPr>
-        <w:pStyle w:val="TOC1"/>
+        <w:pStyle w:val="TOC3"/>
         <w:tabs>
           <w:tab w:val="right" w:leader="dot" w:pos="9350"/>
         </w:tabs>
@@ -2466,17 +2391,17 @@
           <w:kern w:val="2"/>
           <w:sz w:val="24"/>
           <w:szCs w:val="24"/>
-          <w:lang w:val="en-PH" w:eastAsia="ja-JP"/>
+          <w:lang w:val="en-PH" w:eastAsia="en-PH"/>
           <w14:ligatures w14:val="standardContextual"/>
         </w:rPr>
       </w:pPr>
-      <w:hyperlink w:anchor="_Toc242616399" w:history="1">
+      <w:hyperlink w:anchor="_Toc242629071" w:history="1">
         <w:r>
           <w:rPr>
             <w:rStyle w:val="Hyperlink"/>
             <w:noProof/>
           </w:rPr>
-          <w:t>4. Requirements Traceability Matrix (RTM v3.0)</w:t>
+          <w:t>3.3.3 Reliability, Offline Security &amp; Architecture</w:t>
         </w:r>
         <w:r>
           <w:rPr>
@@ -2497,7 +2422,7 @@
             <w:noProof/>
             <w:webHidden/>
           </w:rPr>
-          <w:instrText xml:space="preserve"> PAGEREF _Toc242616399 \h </w:instrText>
+          <w:instrText xml:space="preserve"> PAGEREF _Toc242629071 \h </w:instrText>
         </w:r>
         <w:r>
           <w:rPr>
@@ -2530,7 +2455,7 @@
     </w:p>
     <w:p>
       <w:pPr>
-        <w:pStyle w:val="TOC2"/>
+        <w:pStyle w:val="TOC1"/>
         <w:tabs>
           <w:tab w:val="right" w:leader="dot" w:pos="9350"/>
         </w:tabs>
@@ -2541,17 +2466,17 @@
           <w:kern w:val="2"/>
           <w:sz w:val="24"/>
           <w:szCs w:val="24"/>
-          <w:lang w:val="en-PH" w:eastAsia="ja-JP"/>
+          <w:lang w:val="en-PH" w:eastAsia="en-PH"/>
           <w14:ligatures w14:val="standardContextual"/>
         </w:rPr>
       </w:pPr>
-      <w:hyperlink w:anchor="_Toc242616400" w:history="1">
+      <w:hyperlink w:anchor="_Toc242629072" w:history="1">
         <w:r>
           <w:rPr>
             <w:rStyle w:val="Hyperlink"/>
             <w:noProof/>
           </w:rPr>
-          <w:t>4.1 Automated Test Coverage of Refactored Requirements (RTM v3.2, checked 2026-10-09)</w:t>
+          <w:t>4. Requirements Traceability Matrix (RTM v3.0)</w:t>
         </w:r>
         <w:r>
           <w:rPr>
@@ -2572,7 +2497,7 @@
             <w:noProof/>
             <w:webHidden/>
           </w:rPr>
-          <w:instrText xml:space="preserve"> PAGEREF _Toc242616400 \h </w:instrText>
+          <w:instrText xml:space="preserve"> PAGEREF _Toc242629072 \h </w:instrText>
         </w:r>
         <w:r>
           <w:rPr>
@@ -2592,7 +2517,7 @@
             <w:noProof/>
             <w:webHidden/>
           </w:rPr>
-          <w:t>18</w:t>
+          <w:t>16</w:t>
         </w:r>
         <w:r>
           <w:rPr>
@@ -2605,7 +2530,7 @@
     </w:p>
     <w:p>
       <w:pPr>
-        <w:pStyle w:val="TOC1"/>
+        <w:pStyle w:val="TOC2"/>
         <w:tabs>
           <w:tab w:val="right" w:leader="dot" w:pos="9350"/>
         </w:tabs>
@@ -2616,17 +2541,17 @@
           <w:kern w:val="2"/>
           <w:sz w:val="24"/>
           <w:szCs w:val="24"/>
-          <w:lang w:val="en-PH" w:eastAsia="ja-JP"/>
+          <w:lang w:val="en-PH" w:eastAsia="en-PH"/>
           <w14:ligatures w14:val="standardContextual"/>
         </w:rPr>
       </w:pPr>
-      <w:hyperlink w:anchor="_Toc242616401" w:history="1">
+      <w:hyperlink w:anchor="_Toc242629073" w:history="1">
         <w:r>
           <w:rPr>
             <w:rStyle w:val="Hyperlink"/>
             <w:noProof/>
           </w:rPr>
-          <w:t>5. Requirements Sign-Off &amp; Verification Protocol</w:t>
+          <w:t>4.1 Automated Test Coverage of Refactored Requirements (RTM v3.3, checked 2026-10-11)</w:t>
         </w:r>
         <w:r>
           <w:rPr>
@@ -2647,7 +2572,7 @@
             <w:noProof/>
             <w:webHidden/>
           </w:rPr>
-          <w:instrText xml:space="preserve"> PAGEREF _Toc242616401 \h </w:instrText>
+          <w:instrText xml:space="preserve"> PAGEREF _Toc242629073 \h </w:instrText>
         </w:r>
         <w:r>
           <w:rPr>
@@ -2679,6 +2604,81 @@
       </w:hyperlink>
     </w:p>
     <w:p>
+      <w:pPr>
+        <w:pStyle w:val="TOC1"/>
+        <w:tabs>
+          <w:tab w:val="right" w:leader="dot" w:pos="9350"/>
+        </w:tabs>
+        <w:rPr>
+          <w:rFonts w:asciiTheme="minorHAnsi" w:eastAsiaTheme="minorEastAsia" w:hAnsiTheme="minorHAnsi" w:cstheme="minorBidi"/>
+          <w:noProof/>
+          <w:color w:val="auto"/>
+          <w:kern w:val="2"/>
+          <w:sz w:val="24"/>
+          <w:szCs w:val="24"/>
+          <w:lang w:val="en-PH" w:eastAsia="en-PH"/>
+          <w14:ligatures w14:val="standardContextual"/>
+        </w:rPr>
+      </w:pPr>
+      <w:hyperlink w:anchor="_Toc242629074" w:history="1">
+        <w:r>
+          <w:rPr>
+            <w:rStyle w:val="Hyperlink"/>
+            <w:noProof/>
+          </w:rPr>
+          <w:t>5. Requirements Sign-Off &amp; Verification Protocol</w:t>
+        </w:r>
+        <w:r>
+          <w:rPr>
+            <w:noProof/>
+            <w:webHidden/>
+          </w:rPr>
+          <w:tab/>
+        </w:r>
+        <w:r>
+          <w:rPr>
+            <w:noProof/>
+            <w:webHidden/>
+          </w:rPr>
+          <w:fldChar w:fldCharType="begin"/>
+        </w:r>
+        <w:r>
+          <w:rPr>
+            <w:noProof/>
+            <w:webHidden/>
+          </w:rPr>
+          <w:instrText xml:space="preserve"> PAGEREF _Toc242629074 \h </w:instrText>
+        </w:r>
+        <w:r>
+          <w:rPr>
+            <w:noProof/>
+            <w:webHidden/>
+          </w:rPr>
+        </w:r>
+        <w:r>
+          <w:rPr>
+            <w:noProof/>
+            <w:webHidden/>
+          </w:rPr>
+          <w:fldChar w:fldCharType="separate"/>
+        </w:r>
+        <w:r>
+          <w:rPr>
+            <w:noProof/>
+            <w:webHidden/>
+          </w:rPr>
+          <w:t>20</w:t>
+        </w:r>
+        <w:r>
+          <w:rPr>
+            <w:noProof/>
+            <w:webHidden/>
+          </w:rPr>
+          <w:fldChar w:fldCharType="end"/>
+        </w:r>
+      </w:hyperlink>
+    </w:p>
+    <w:p>
       <w:r>
         <w:fldChar w:fldCharType="end"/>
       </w:r>
@@ -2692,7 +2692,7 @@
       <w:pPr>
         <w:pStyle w:val="Heading1"/>
       </w:pPr>
-      <w:bookmarkStart w:id="0" w:name="_Toc242616371"/>
+      <w:bookmarkStart w:id="0" w:name="_Toc242629044"/>
       <w:r>
         <w:t>Document Revision History</w:t>
       </w:r>
@@ -2720,10 +2720,10 @@
         <w:tblLook w:val="04A0" w:firstRow="1" w:lastRow="0" w:firstColumn="1" w:lastColumn="0" w:noHBand="0" w:noVBand="1"/>
       </w:tblPr>
       <w:tblGrid>
-        <w:gridCol w:w="984"/>
-        <w:gridCol w:w="1194"/>
-        <w:gridCol w:w="2052"/>
-        <w:gridCol w:w="5130"/>
+        <w:gridCol w:w="985"/>
+        <w:gridCol w:w="1199"/>
+        <w:gridCol w:w="2065"/>
+        <w:gridCol w:w="5112"/>
       </w:tblGrid>
       <w:tr>
         <w:trPr>
@@ -2732,7 +2732,7 @@
         </w:trPr>
         <w:tc>
           <w:tcPr>
-            <w:tcW w:w="984" w:type="dxa"/>
+            <w:tcW w:w="985" w:type="dxa"/>
             <w:shd w:val="clear" w:color="auto" w:fill="1F3A3D"/>
           </w:tcPr>
           <w:p>
@@ -2752,7 +2752,7 @@
         </w:tc>
         <w:tc>
           <w:tcPr>
-            <w:tcW w:w="1194" w:type="dxa"/>
+            <w:tcW w:w="1199" w:type="dxa"/>
             <w:shd w:val="clear" w:color="auto" w:fill="1F3A3D"/>
           </w:tcPr>
           <w:p>
@@ -2772,7 +2772,7 @@
         </w:tc>
         <w:tc>
           <w:tcPr>
-            <w:tcW w:w="2052" w:type="dxa"/>
+            <w:tcW w:w="2065" w:type="dxa"/>
             <w:shd w:val="clear" w:color="auto" w:fill="1F3A3D"/>
           </w:tcPr>
           <w:p>
@@ -2792,7 +2792,7 @@
         </w:tc>
         <w:tc>
           <w:tcPr>
-            <w:tcW w:w="5130" w:type="dxa"/>
+            <w:tcW w:w="5112" w:type="dxa"/>
             <w:shd w:val="clear" w:color="auto" w:fill="1F3A3D"/>
           </w:tcPr>
           <w:p>
@@ -2817,7 +2817,7 @@
         </w:trPr>
         <w:tc>
           <w:tcPr>
-            <w:tcW w:w="984" w:type="dxa"/>
+            <w:tcW w:w="985" w:type="dxa"/>
           </w:tcPr>
           <w:p>
             <w:pPr>
@@ -2835,7 +2835,7 @@
         </w:tc>
         <w:tc>
           <w:tcPr>
-            <w:tcW w:w="1194" w:type="dxa"/>
+            <w:tcW w:w="1199" w:type="dxa"/>
           </w:tcPr>
           <w:p>
             <w:pPr>
@@ -2852,7 +2852,7 @@
         </w:tc>
         <w:tc>
           <w:tcPr>
-            <w:tcW w:w="2052" w:type="dxa"/>
+            <w:tcW w:w="2065" w:type="dxa"/>
           </w:tcPr>
           <w:p>
             <w:pPr>
@@ -2869,7 +2869,7 @@
         </w:tc>
         <w:tc>
           <w:tcPr>
-            <w:tcW w:w="5130" w:type="dxa"/>
+            <w:tcW w:w="5112" w:type="dxa"/>
           </w:tcPr>
           <w:p>
             <w:pPr>
@@ -2891,7 +2891,7 @@
         </w:trPr>
         <w:tc>
           <w:tcPr>
-            <w:tcW w:w="984" w:type="dxa"/>
+            <w:tcW w:w="985" w:type="dxa"/>
             <w:shd w:val="clear" w:color="auto" w:fill="F3F6F8"/>
           </w:tcPr>
           <w:p>
@@ -2910,7 +2910,7 @@
         </w:tc>
         <w:tc>
           <w:tcPr>
-            <w:tcW w:w="1194" w:type="dxa"/>
+            <w:tcW w:w="1199" w:type="dxa"/>
             <w:shd w:val="clear" w:color="auto" w:fill="F3F6F8"/>
           </w:tcPr>
           <w:p>
@@ -2928,7 +2928,7 @@
         </w:tc>
         <w:tc>
           <w:tcPr>
-            <w:tcW w:w="2052" w:type="dxa"/>
+            <w:tcW w:w="2065" w:type="dxa"/>
             <w:shd w:val="clear" w:color="auto" w:fill="F3F6F8"/>
           </w:tcPr>
           <w:p>
@@ -2946,7 +2946,7 @@
         </w:tc>
         <w:tc>
           <w:tcPr>
-            <w:tcW w:w="5130" w:type="dxa"/>
+            <w:tcW w:w="5112" w:type="dxa"/>
             <w:shd w:val="clear" w:color="auto" w:fill="F3F6F8"/>
           </w:tcPr>
           <w:p>
@@ -2968,7 +2968,7 @@
         </w:trPr>
         <w:tc>
           <w:tcPr>
-            <w:tcW w:w="984" w:type="dxa"/>
+            <w:tcW w:w="985" w:type="dxa"/>
           </w:tcPr>
           <w:p>
             <w:pPr>
@@ -2986,7 +2986,7 @@
         </w:tc>
         <w:tc>
           <w:tcPr>
-            <w:tcW w:w="1194" w:type="dxa"/>
+            <w:tcW w:w="1199" w:type="dxa"/>
           </w:tcPr>
           <w:p>
             <w:pPr>
@@ -3003,7 +3003,7 @@
         </w:tc>
         <w:tc>
           <w:tcPr>
-            <w:tcW w:w="2052" w:type="dxa"/>
+            <w:tcW w:w="2065" w:type="dxa"/>
           </w:tcPr>
           <w:p>
             <w:pPr>
@@ -3020,7 +3020,7 @@
         </w:tc>
         <w:tc>
           <w:tcPr>
-            <w:tcW w:w="5130" w:type="dxa"/>
+            <w:tcW w:w="5112" w:type="dxa"/>
           </w:tcPr>
           <w:p>
             <w:pPr>
@@ -3368,7 +3368,7 @@
         </w:trPr>
         <w:tc>
           <w:tcPr>
-            <w:tcW w:w="984" w:type="dxa"/>
+            <w:tcW w:w="985" w:type="dxa"/>
             <w:shd w:val="clear" w:color="auto" w:fill="F3F6F8"/>
           </w:tcPr>
           <w:p>
@@ -3387,7 +3387,7 @@
         </w:tc>
         <w:tc>
           <w:tcPr>
-            <w:tcW w:w="1194" w:type="dxa"/>
+            <w:tcW w:w="1199" w:type="dxa"/>
             <w:shd w:val="clear" w:color="auto" w:fill="F3F6F8"/>
           </w:tcPr>
           <w:p>
@@ -3405,7 +3405,7 @@
         </w:tc>
         <w:tc>
           <w:tcPr>
-            <w:tcW w:w="2052" w:type="dxa"/>
+            <w:tcW w:w="2065" w:type="dxa"/>
             <w:shd w:val="clear" w:color="auto" w:fill="F3F6F8"/>
           </w:tcPr>
           <w:p>
@@ -3423,7 +3423,7 @@
         </w:tc>
         <w:tc>
           <w:tcPr>
-            <w:tcW w:w="5130" w:type="dxa"/>
+            <w:tcW w:w="5112" w:type="dxa"/>
             <w:shd w:val="clear" w:color="auto" w:fill="F3F6F8"/>
           </w:tcPr>
           <w:p>
@@ -3459,7 +3459,7 @@
         </w:trPr>
         <w:tc>
           <w:tcPr>
-            <w:tcW w:w="984" w:type="dxa"/>
+            <w:tcW w:w="985" w:type="dxa"/>
           </w:tcPr>
           <w:p>
             <w:pPr>
@@ -3477,7 +3477,7 @@
         </w:tc>
         <w:tc>
           <w:tcPr>
-            <w:tcW w:w="1194" w:type="dxa"/>
+            <w:tcW w:w="1199" w:type="dxa"/>
           </w:tcPr>
           <w:p>
             <w:pPr>
@@ -3494,7 +3494,7 @@
         </w:tc>
         <w:tc>
           <w:tcPr>
-            <w:tcW w:w="2052" w:type="dxa"/>
+            <w:tcW w:w="2065" w:type="dxa"/>
           </w:tcPr>
           <w:p>
             <w:pPr>
@@ -3511,7 +3511,7 @@
         </w:tc>
         <w:tc>
           <w:tcPr>
-            <w:tcW w:w="5130" w:type="dxa"/>
+            <w:tcW w:w="5112" w:type="dxa"/>
           </w:tcPr>
           <w:p>
             <w:pPr>
@@ -3533,7 +3533,7 @@
         </w:trPr>
         <w:tc>
           <w:tcPr>
-            <w:tcW w:w="984" w:type="dxa"/>
+            <w:tcW w:w="985" w:type="dxa"/>
             <w:shd w:val="clear" w:color="auto" w:fill="F3F6F8"/>
           </w:tcPr>
           <w:p>
@@ -3552,7 +3552,7 @@
         </w:tc>
         <w:tc>
           <w:tcPr>
-            <w:tcW w:w="1194" w:type="dxa"/>
+            <w:tcW w:w="1199" w:type="dxa"/>
             <w:shd w:val="clear" w:color="auto" w:fill="F3F6F8"/>
           </w:tcPr>
           <w:p>
@@ -3570,7 +3570,7 @@
         </w:tc>
         <w:tc>
           <w:tcPr>
-            <w:tcW w:w="2052" w:type="dxa"/>
+            <w:tcW w:w="2065" w:type="dxa"/>
             <w:shd w:val="clear" w:color="auto" w:fill="F3F6F8"/>
           </w:tcPr>
           <w:p>
@@ -3588,7 +3588,7 @@
         </w:tc>
         <w:tc>
           <w:tcPr>
-            <w:tcW w:w="5130" w:type="dxa"/>
+            <w:tcW w:w="5112" w:type="dxa"/>
             <w:shd w:val="clear" w:color="auto" w:fill="F3F6F8"/>
           </w:tcPr>
           <w:p>
@@ -3625,7 +3625,7 @@
         </w:trPr>
         <w:tc>
           <w:tcPr>
-            <w:tcW w:w="984" w:type="dxa"/>
+            <w:tcW w:w="985" w:type="dxa"/>
           </w:tcPr>
           <w:p>
             <w:pPr>
@@ -3643,7 +3643,7 @@
         </w:tc>
         <w:tc>
           <w:tcPr>
-            <w:tcW w:w="1194" w:type="dxa"/>
+            <w:tcW w:w="1199" w:type="dxa"/>
           </w:tcPr>
           <w:p>
             <w:pPr>
@@ -3660,7 +3660,7 @@
         </w:tc>
         <w:tc>
           <w:tcPr>
-            <w:tcW w:w="2052" w:type="dxa"/>
+            <w:tcW w:w="2065" w:type="dxa"/>
           </w:tcPr>
           <w:p>
             <w:pPr>
@@ -3677,7 +3677,7 @@
         </w:tc>
         <w:tc>
           <w:tcPr>
-            <w:tcW w:w="5130" w:type="dxa"/>
+            <w:tcW w:w="5112" w:type="dxa"/>
           </w:tcPr>
           <w:p>
             <w:pPr>
@@ -3725,7 +3725,7 @@
         </w:trPr>
         <w:tc>
           <w:tcPr>
-            <w:tcW w:w="984" w:type="dxa"/>
+            <w:tcW w:w="985" w:type="dxa"/>
             <w:shd w:val="clear" w:color="auto" w:fill="F3F6F8"/>
           </w:tcPr>
           <w:p>
@@ -3744,7 +3744,7 @@
         </w:tc>
         <w:tc>
           <w:tcPr>
-            <w:tcW w:w="1194" w:type="dxa"/>
+            <w:tcW w:w="1199" w:type="dxa"/>
             <w:shd w:val="clear" w:color="auto" w:fill="F3F6F8"/>
           </w:tcPr>
           <w:p>
@@ -3762,7 +3762,7 @@
         </w:tc>
         <w:tc>
           <w:tcPr>
-            <w:tcW w:w="2052" w:type="dxa"/>
+            <w:tcW w:w="2065" w:type="dxa"/>
             <w:shd w:val="clear" w:color="auto" w:fill="F3F6F8"/>
           </w:tcPr>
           <w:p>
@@ -3780,7 +3780,7 @@
         </w:tc>
         <w:tc>
           <w:tcPr>
-            <w:tcW w:w="5130" w:type="dxa"/>
+            <w:tcW w:w="5112" w:type="dxa"/>
             <w:shd w:val="clear" w:color="auto" w:fill="F3F6F8"/>
           </w:tcPr>
           <w:p>
@@ -3796,6 +3796,94 @@
           </w:p>
         </w:tc>
       </w:tr>
+      <w:tr>
+        <w:trPr>
+          <w:cantSplit/>
+          <w:jc w:val="center"/>
+        </w:trPr>
+        <w:tc>
+          <w:tcPr>
+            <w:tcW w:w="985" w:type="dxa"/>
+          </w:tcPr>
+          <w:p>
+            <w:pPr>
+              <w:spacing w:before="20" w:after="20" w:line="252" w:lineRule="auto"/>
+              <w:jc w:val="center"/>
+            </w:pPr>
+            <w:r>
+              <w:rPr>
+                <w:b/>
+                <w:sz w:val="17"/>
+              </w:rPr>
+              <w:t>3.6</w:t>
+            </w:r>
+          </w:p>
+        </w:tc>
+        <w:tc>
+          <w:tcPr>
+            <w:tcW w:w="1199" w:type="dxa"/>
+          </w:tcPr>
+          <w:p>
+            <w:pPr>
+              <w:spacing w:before="20" w:after="20" w:line="252" w:lineRule="auto"/>
+              <w:jc w:val="center"/>
+            </w:pPr>
+            <w:r>
+              <w:rPr>
+                <w:sz w:val="17"/>
+              </w:rPr>
+              <w:t>October 11, 2026</w:t>
+            </w:r>
+          </w:p>
+        </w:tc>
+        <w:tc>
+          <w:tcPr>
+            <w:tcW w:w="2065" w:type="dxa"/>
+          </w:tcPr>
+          <w:p>
+            <w:pPr>
+              <w:spacing w:before="20" w:after="20" w:line="252" w:lineRule="auto"/>
+              <w:jc w:val="center"/>
+            </w:pPr>
+            <w:r>
+              <w:rPr>
+                <w:sz w:val="17"/>
+              </w:rPr>
+              <w:t>Capstone Team (sprint synchronization)</w:t>
+            </w:r>
+          </w:p>
+        </w:tc>
+        <w:tc>
+          <w:tcPr>
+            <w:tcW w:w="5112" w:type="dxa"/>
+          </w:tcPr>
+          <w:p>
+            <w:pPr>
+              <w:spacing w:before="20" w:after="20" w:line="252" w:lineRule="auto"/>
+            </w:pPr>
+            <w:r>
+              <w:rPr>
+                <w:sz w:val="17"/>
+              </w:rPr>
+              <w:t xml:space="preserve">Updated §4.1 automated test coverage to 386 passing unit tests (0 failures); recorded release of all 9 mouth articulation pictures (image release </w:t>
+            </w:r>
+            <w:r>
+              <w:rPr>
+                <w:rFonts w:ascii="Consolas" w:eastAsia="Consolas" w:hAnsi="Consolas" w:cs="Consolas"/>
+                <w:color w:val="1F3A3D"/>
+                <w:sz w:val="16"/>
+              </w:rPr>
+              <w:t>2026-10-10-mouth</w:t>
+            </w:r>
+            <w:r>
+              <w:rPr>
+                <w:sz w:val="17"/>
+              </w:rPr>
+              <w:t>, Card 24b) fulfilling NFR-ACC-01 visual cues; verified unclipped layout bounds on Samsung A21s viewports; confirmed on-screen sound captions permanently removed from child view.</w:t>
+            </w:r>
+          </w:p>
+        </w:tc>
+      </w:tr>
     </w:tbl>
     <w:p>
       <w:pPr>
@@ -3806,7 +3894,7 @@
       <w:pPr>
         <w:pStyle w:val="Heading1"/>
       </w:pPr>
-      <w:bookmarkStart w:id="1" w:name="_Toc242616372"/>
+      <w:bookmarkStart w:id="1" w:name="_Toc242629045"/>
       <w:r>
         <w:t>1. Introduction</w:t>
       </w:r>
@@ -3816,7 +3904,7 @@
       <w:pPr>
         <w:pStyle w:val="Heading2"/>
       </w:pPr>
-      <w:bookmarkStart w:id="2" w:name="_Toc242616373"/>
+      <w:bookmarkStart w:id="2" w:name="_Toc242629046"/>
       <w:r>
         <w:t>1.1 Purpose</w:t>
       </w:r>
@@ -3840,7 +3928,7 @@
       <w:pPr>
         <w:pStyle w:val="Heading2"/>
       </w:pPr>
-      <w:bookmarkStart w:id="3" w:name="_Toc242616374"/>
+      <w:bookmarkStart w:id="3" w:name="_Toc242629047"/>
       <w:r>
         <w:t>1.2 Scope and Pedagogical Boundaries</w:t>
       </w:r>
@@ -4112,7 +4200,7 @@
       <w:pPr>
         <w:pStyle w:val="Heading2"/>
       </w:pPr>
-      <w:bookmarkStart w:id="4" w:name="_Toc242616375"/>
+      <w:bookmarkStart w:id="4" w:name="_Toc242629048"/>
       <w:r>
         <w:t>1.3 Definitions, Acronyms, and Abbreviations</w:t>
       </w:r>
@@ -4476,7 +4564,7 @@
       <w:pPr>
         <w:pStyle w:val="Heading2"/>
       </w:pPr>
-      <w:bookmarkStart w:id="5" w:name="_Toc242616376"/>
+      <w:bookmarkStart w:id="5" w:name="_Toc242629049"/>
       <w:r>
         <w:t>1.4 References</w:t>
       </w:r>
@@ -4666,7 +4754,7 @@
       <w:pPr>
         <w:pStyle w:val="Heading1"/>
       </w:pPr>
-      <w:bookmarkStart w:id="6" w:name="_Toc242616377"/>
+      <w:bookmarkStart w:id="6" w:name="_Toc242629050"/>
       <w:r>
         <w:t>2. Overall Description</w:t>
       </w:r>
@@ -4676,7 +4764,7 @@
       <w:pPr>
         <w:pStyle w:val="Heading2"/>
       </w:pPr>
-      <w:bookmarkStart w:id="7" w:name="_Toc242616378"/>
+      <w:bookmarkStart w:id="7" w:name="_Toc242629051"/>
       <w:r>
         <w:t>2.1 Product Perspective &amp; System Context</w:t>
       </w:r>
@@ -4801,7 +4889,7 @@
       <w:pPr>
         <w:pStyle w:val="Heading2"/>
       </w:pPr>
-      <w:bookmarkStart w:id="8" w:name="_Toc242616379"/>
+      <w:bookmarkStart w:id="8" w:name="_Toc242629052"/>
       <w:r>
         <w:t>2.2 User Characteristics and Personas</w:t>
       </w:r>
@@ -4883,7 +4971,7 @@
       <w:pPr>
         <w:pStyle w:val="Heading2"/>
       </w:pPr>
-      <w:bookmarkStart w:id="9" w:name="_Toc242616380"/>
+      <w:bookmarkStart w:id="9" w:name="_Toc242629053"/>
       <w:r>
         <w:t>2.3 General Constraints &amp; Policies</w:t>
       </w:r>
@@ -4987,7 +5075,7 @@
       <w:pPr>
         <w:pStyle w:val="Heading2"/>
       </w:pPr>
-      <w:bookmarkStart w:id="10" w:name="_Toc242616381"/>
+      <w:bookmarkStart w:id="10" w:name="_Toc242629054"/>
       <w:r>
         <w:t>2.4 Assumptions and Dependencies</w:t>
       </w:r>
@@ -5063,7 +5151,7 @@
         <w:pStyle w:val="Heading2"/>
         <w:pageBreakBefore/>
       </w:pPr>
-      <w:bookmarkStart w:id="11" w:name="_Toc242616382"/>
+      <w:bookmarkStart w:id="11" w:name="_Toc242629055"/>
       <w:r>
         <w:t>2.5 Use Case Model</w:t>
       </w:r>
@@ -5193,7 +5281,7 @@
           <w:noProof/>
         </w:rPr>
         <w:drawing>
-          <wp:inline distT="0" distB="0" distL="0" distR="0" wp14:anchorId="6CCB85B0" wp14:editId="56D492A5">
+          <wp:inline distT="0" distB="0" distL="0" distR="0" wp14:anchorId="37421DCD" wp14:editId="7E7E1444">
             <wp:extent cx="3311614" cy="5394960"/>
             <wp:effectExtent l="0" t="0" r="0" b="0"/>
             <wp:docPr id="1" name="Picture 1"/>
@@ -5256,7 +5344,7 @@
       <w:pPr>
         <w:pStyle w:val="Heading1"/>
       </w:pPr>
-      <w:bookmarkStart w:id="12" w:name="_Toc242616383"/>
+      <w:bookmarkStart w:id="12" w:name="_Toc242629056"/>
       <w:r>
         <w:t>3. Specific Requirements</w:t>
       </w:r>
@@ -5266,7 +5354,7 @@
       <w:pPr>
         <w:pStyle w:val="Heading2"/>
       </w:pPr>
-      <w:bookmarkStart w:id="13" w:name="_Toc242616384"/>
+      <w:bookmarkStart w:id="13" w:name="_Toc242629057"/>
       <w:r>
         <w:t>3.1 External Interface Requirements</w:t>
       </w:r>
@@ -5276,7 +5364,7 @@
       <w:pPr>
         <w:pStyle w:val="Heading3"/>
       </w:pPr>
-      <w:bookmarkStart w:id="14" w:name="_Toc242616385"/>
+      <w:bookmarkStart w:id="14" w:name="_Toc242629058"/>
       <w:r>
         <w:t>3.1.1 Hardware Interfaces</w:t>
       </w:r>
@@ -5334,7 +5422,7 @@
       <w:pPr>
         <w:pStyle w:val="Heading3"/>
       </w:pPr>
-      <w:bookmarkStart w:id="15" w:name="_Toc242616386"/>
+      <w:bookmarkStart w:id="15" w:name="_Toc242629059"/>
       <w:r>
         <w:t>3.1.2 Software Interfaces</w:t>
       </w:r>
@@ -5462,7 +5550,7 @@
       <w:pPr>
         <w:pStyle w:val="Heading3"/>
       </w:pPr>
-      <w:bookmarkStart w:id="16" w:name="_Toc242616387"/>
+      <w:bookmarkStart w:id="16" w:name="_Toc242629060"/>
       <w:r>
         <w:t>3.1.3 Communications Interfaces</w:t>
       </w:r>
@@ -5490,7 +5578,7 @@
       <w:pPr>
         <w:pStyle w:val="Heading2"/>
       </w:pPr>
-      <w:bookmarkStart w:id="17" w:name="_Toc242616388"/>
+      <w:bookmarkStart w:id="17" w:name="_Toc242629061"/>
       <w:r>
         <w:t>3.2 Refactored Functional Requirements (FR)</w:t>
       </w:r>
@@ -5500,7 +5588,7 @@
       <w:pPr>
         <w:pStyle w:val="Heading3"/>
       </w:pPr>
-      <w:bookmarkStart w:id="18" w:name="_Toc242616389"/>
+      <w:bookmarkStart w:id="18" w:name="_Toc242629062"/>
       <w:r>
         <w:t>Module 1: Letter-Sound Acquisition ("Hear It")</w:t>
       </w:r>
@@ -6081,7 +6169,7 @@
       <w:pPr>
         <w:pStyle w:val="Heading3"/>
       </w:pPr>
-      <w:bookmarkStart w:id="19" w:name="_Toc242616390"/>
+      <w:bookmarkStart w:id="19" w:name="_Toc242629063"/>
       <w:r>
         <w:t>Module 2: Speech Production &amp; Formative Tutoring ("Say It")</w:t>
       </w:r>
@@ -6836,7 +6924,7 @@
       <w:pPr>
         <w:pStyle w:val="Heading3"/>
       </w:pPr>
-      <w:bookmarkStart w:id="20" w:name="_Toc242616391"/>
+      <w:bookmarkStart w:id="20" w:name="_Toc242629064"/>
       <w:r>
         <w:t>Module 3: Phoneme Discrimination ("Find It")</w:t>
       </w:r>
@@ -6958,7 +7046,7 @@
       <w:pPr>
         <w:pStyle w:val="Heading3"/>
       </w:pPr>
-      <w:bookmarkStart w:id="21" w:name="_Toc242616392"/>
+      <w:bookmarkStart w:id="21" w:name="_Toc242629065"/>
       <w:r>
         <w:t>Module 4: Word Construction Checkpoint ("Blend It")</w:t>
       </w:r>
@@ -7410,7 +7498,7 @@
       <w:pPr>
         <w:pStyle w:val="Heading3"/>
       </w:pPr>
-      <w:bookmarkStart w:id="22" w:name="_Toc242616393"/>
+      <w:bookmarkStart w:id="22" w:name="_Toc242629066"/>
       <w:r>
         <w:t>Module 5: Mastery Progression, Gamification &amp; Multi-Profile</w:t>
       </w:r>
@@ -7769,7 +7857,7 @@
       <w:pPr>
         <w:pStyle w:val="Heading3"/>
       </w:pPr>
-      <w:bookmarkStart w:id="23" w:name="_Toc242616394"/>
+      <w:bookmarkStart w:id="23" w:name="_Toc242629067"/>
       <w:r>
         <w:t>Module 6: Telemetry, Parent Dashboard &amp; Diagnostics</w:t>
       </w:r>
@@ -8320,7 +8408,7 @@
       <w:pPr>
         <w:pStyle w:val="Heading2"/>
       </w:pPr>
-      <w:bookmarkStart w:id="24" w:name="_Toc242616395"/>
+      <w:bookmarkStart w:id="24" w:name="_Toc242629068"/>
       <w:r>
         <w:t>3.3 Non-Functional Requirements (NFR)</w:t>
       </w:r>
@@ -8330,7 +8418,7 @@
       <w:pPr>
         <w:pStyle w:val="Heading3"/>
       </w:pPr>
-      <w:bookmarkStart w:id="25" w:name="_Toc242616396"/>
+      <w:bookmarkStart w:id="25" w:name="_Toc242629069"/>
       <w:r>
         <w:t>3.3.1 Acoustic Quality &amp; Speech Recognition Performance</w:t>
       </w:r>
@@ -8842,7 +8930,7 @@
       <w:pPr>
         <w:pStyle w:val="Heading3"/>
       </w:pPr>
-      <w:bookmarkStart w:id="26" w:name="_Toc242616397"/>
+      <w:bookmarkStart w:id="26" w:name="_Toc242629070"/>
       <w:r>
         <w:t>3.3.2 Pedagogical Usability &amp; Accessibility</w:t>
       </w:r>
@@ -9214,7 +9302,7 @@
       <w:pPr>
         <w:pStyle w:val="Heading3"/>
       </w:pPr>
-      <w:bookmarkStart w:id="27" w:name="_Toc242616398"/>
+      <w:bookmarkStart w:id="27" w:name="_Toc242629071"/>
       <w:r>
         <w:t>3.3.3 Reliability, Offline Security &amp; Architecture</w:t>
       </w:r>
@@ -9334,7 +9422,7 @@
       <w:pPr>
         <w:pStyle w:val="Heading1"/>
       </w:pPr>
-      <w:bookmarkStart w:id="28" w:name="_Toc242616399"/>
+      <w:bookmarkStart w:id="28" w:name="_Toc242629072"/>
       <w:r>
         <w:t>4. Requirements Traceability Matrix (RTM v3.0)</w:t>
       </w:r>
@@ -12790,9 +12878,9 @@
       <w:pPr>
         <w:pStyle w:val="Heading2"/>
       </w:pPr>
-      <w:bookmarkStart w:id="29" w:name="_Toc242616400"/>
-      <w:r>
-        <w:t>4.1 Automated Test Coverage of Refactored Requirements (RTM v3.2, checked 2026-10-09)</w:t>
+      <w:bookmarkStart w:id="29" w:name="_Toc242629073"/>
+      <w:r>
+        <w:t>4.1 Automated Test Coverage of Refactored Requirements (RTM v3.3, checked 2026-10-11)</w:t>
       </w:r>
       <w:bookmarkEnd w:id="29"/>
     </w:p>
@@ -12801,7 +12889,7 @@
         <w:keepNext/>
       </w:pPr>
       <w:r>
-        <w:t xml:space="preserve">The table records which automated tests now verify each requirement refactored during the Oct 9–10 sprint (branch </w:t>
+        <w:t xml:space="preserve">The table records which automated tests now verify each requirement refactored during the sprint (branch </w:t>
       </w:r>
       <w:r>
         <w:rPr>
@@ -12823,7 +12911,7 @@
         <w:t>./gradlew testDebugUnitTest</w:t>
       </w:r>
       <w:r>
-        <w:t>: 364 tests, 0 failures, 6 font-scale checks skipped on the 360x640 profile by design). It complements, and does not replace, the field verification targets in §4.</w:t>
+        <w:t>: 386 tests, 0 failures, 6 font-scale checks skipped on the 360x640 profile by design). It complements, and does not replace, the field verification targets in §4.</w:t>
       </w:r>
     </w:p>
     <w:tbl>
@@ -12848,10 +12936,10 @@
         <w:tblLook w:val="04A0" w:firstRow="1" w:lastRow="0" w:firstColumn="1" w:lastColumn="0" w:noHBand="0" w:noVBand="1"/>
       </w:tblPr>
       <w:tblGrid>
-        <w:gridCol w:w="1200"/>
-        <w:gridCol w:w="2992"/>
-        <w:gridCol w:w="3044"/>
-        <w:gridCol w:w="2124"/>
+        <w:gridCol w:w="1190"/>
+        <w:gridCol w:w="2852"/>
+        <w:gridCol w:w="2907"/>
+        <w:gridCol w:w="2411"/>
       </w:tblGrid>
       <w:tr>
         <w:trPr>
@@ -12860,7 +12948,7 @@
         </w:trPr>
         <w:tc>
           <w:tcPr>
-            <w:tcW w:w="1200" w:type="dxa"/>
+            <w:tcW w:w="1190" w:type="dxa"/>
             <w:shd w:val="clear" w:color="auto" w:fill="1F3A3D"/>
           </w:tcPr>
           <w:p>
@@ -12880,7 +12968,7 @@
         </w:tc>
         <w:tc>
           <w:tcPr>
-            <w:tcW w:w="2992" w:type="dxa"/>
+            <w:tcW w:w="2852" w:type="dxa"/>
             <w:shd w:val="clear" w:color="auto" w:fill="1F3A3D"/>
           </w:tcPr>
           <w:p>
@@ -12899,7 +12987,7 @@
         </w:tc>
         <w:tc>
           <w:tcPr>
-            <w:tcW w:w="3044" w:type="dxa"/>
+            <w:tcW w:w="2907" w:type="dxa"/>
             <w:shd w:val="clear" w:color="auto" w:fill="1F3A3D"/>
           </w:tcPr>
           <w:p>
@@ -12918,7 +13006,7 @@
         </w:tc>
         <w:tc>
           <w:tcPr>
-            <w:tcW w:w="2124" w:type="dxa"/>
+            <w:tcW w:w="2411" w:type="dxa"/>
             <w:shd w:val="clear" w:color="auto" w:fill="1F3A3D"/>
           </w:tcPr>
           <w:p>
@@ -12943,7 +13031,7 @@
         </w:trPr>
         <w:tc>
           <w:tcPr>
-            <w:tcW w:w="1200" w:type="dxa"/>
+            <w:tcW w:w="1190" w:type="dxa"/>
           </w:tcPr>
           <w:p>
             <w:pPr>
@@ -12961,7 +13049,7 @@
         </w:tc>
         <w:tc>
           <w:tcPr>
-            <w:tcW w:w="2992" w:type="dxa"/>
+            <w:tcW w:w="2852" w:type="dxa"/>
           </w:tcPr>
           <w:p>
             <w:pPr>
@@ -13013,7 +13101,7 @@
         </w:tc>
         <w:tc>
           <w:tcPr>
-            <w:tcW w:w="3044" w:type="dxa"/>
+            <w:tcW w:w="2907" w:type="dxa"/>
           </w:tcPr>
           <w:p>
             <w:pPr>
@@ -13059,7 +13147,7 @@
         </w:tc>
         <w:tc>
           <w:tcPr>
-            <w:tcW w:w="2124" w:type="dxa"/>
+            <w:tcW w:w="2411" w:type="dxa"/>
           </w:tcPr>
           <w:p>
             <w:pPr>
@@ -13081,7 +13169,7 @@
         </w:trPr>
         <w:tc>
           <w:tcPr>
-            <w:tcW w:w="1200" w:type="dxa"/>
+            <w:tcW w:w="1190" w:type="dxa"/>
             <w:shd w:val="clear" w:color="auto" w:fill="F3F6F8"/>
           </w:tcPr>
           <w:p>
@@ -13100,7 +13188,7 @@
         </w:tc>
         <w:tc>
           <w:tcPr>
-            <w:tcW w:w="2992" w:type="dxa"/>
+            <w:tcW w:w="2852" w:type="dxa"/>
             <w:shd w:val="clear" w:color="auto" w:fill="F3F6F8"/>
           </w:tcPr>
           <w:p>
@@ -13189,7 +13277,7 @@
         </w:tc>
         <w:tc>
           <w:tcPr>
-            <w:tcW w:w="3044" w:type="dxa"/>
+            <w:tcW w:w="2907" w:type="dxa"/>
             <w:shd w:val="clear" w:color="auto" w:fill="F3F6F8"/>
           </w:tcPr>
           <w:p>
@@ -13250,7 +13338,7 @@
         </w:tc>
         <w:tc>
           <w:tcPr>
-            <w:tcW w:w="2124" w:type="dxa"/>
+            <w:tcW w:w="2411" w:type="dxa"/>
             <w:shd w:val="clear" w:color="auto" w:fill="F3F6F8"/>
           </w:tcPr>
           <w:p>
@@ -13273,7 +13361,7 @@
         </w:trPr>
         <w:tc>
           <w:tcPr>
-            <w:tcW w:w="1200" w:type="dxa"/>
+            <w:tcW w:w="1190" w:type="dxa"/>
           </w:tcPr>
           <w:p>
             <w:pPr>
@@ -13291,7 +13379,7 @@
         </w:tc>
         <w:tc>
           <w:tcPr>
-            <w:tcW w:w="2992" w:type="dxa"/>
+            <w:tcW w:w="2852" w:type="dxa"/>
           </w:tcPr>
           <w:p>
             <w:pPr>
@@ -13351,7 +13439,7 @@
         </w:tc>
         <w:tc>
           <w:tcPr>
-            <w:tcW w:w="3044" w:type="dxa"/>
+            <w:tcW w:w="2907" w:type="dxa"/>
           </w:tcPr>
           <w:p>
             <w:pPr>
@@ -13445,7 +13533,7 @@
         </w:tc>
         <w:tc>
           <w:tcPr>
-            <w:tcW w:w="2124" w:type="dxa"/>
+            <w:tcW w:w="2411" w:type="dxa"/>
           </w:tcPr>
           <w:p>
             <w:pPr>
@@ -13467,7 +13555,7 @@
         </w:trPr>
         <w:tc>
           <w:tcPr>
-            <w:tcW w:w="1200" w:type="dxa"/>
+            <w:tcW w:w="1190" w:type="dxa"/>
             <w:shd w:val="clear" w:color="auto" w:fill="F3F6F8"/>
           </w:tcPr>
           <w:p>
@@ -13486,7 +13574,7 @@
         </w:tc>
         <w:tc>
           <w:tcPr>
-            <w:tcW w:w="2992" w:type="dxa"/>
+            <w:tcW w:w="2852" w:type="dxa"/>
             <w:shd w:val="clear" w:color="auto" w:fill="F3F6F8"/>
           </w:tcPr>
           <w:p>
@@ -13561,7 +13649,7 @@
         </w:tc>
         <w:tc>
           <w:tcPr>
-            <w:tcW w:w="3044" w:type="dxa"/>
+            <w:tcW w:w="2907" w:type="dxa"/>
             <w:shd w:val="clear" w:color="auto" w:fill="F3F6F8"/>
           </w:tcPr>
           <w:p>
@@ -13656,7 +13744,7 @@
         </w:tc>
         <w:tc>
           <w:tcPr>
-            <w:tcW w:w="2124" w:type="dxa"/>
+            <w:tcW w:w="2411" w:type="dxa"/>
             <w:shd w:val="clear" w:color="auto" w:fill="F3F6F8"/>
           </w:tcPr>
           <w:p>
@@ -13679,7 +13767,7 @@
         </w:trPr>
         <w:tc>
           <w:tcPr>
-            <w:tcW w:w="1200" w:type="dxa"/>
+            <w:tcW w:w="1190" w:type="dxa"/>
           </w:tcPr>
           <w:p>
             <w:pPr>
@@ -13697,7 +13785,7 @@
         </w:tc>
         <w:tc>
           <w:tcPr>
-            <w:tcW w:w="2992" w:type="dxa"/>
+            <w:tcW w:w="2852" w:type="dxa"/>
           </w:tcPr>
           <w:p>
             <w:pPr>
@@ -13735,7 +13823,7 @@
         </w:tc>
         <w:tc>
           <w:tcPr>
-            <w:tcW w:w="3044" w:type="dxa"/>
+            <w:tcW w:w="2907" w:type="dxa"/>
           </w:tcPr>
           <w:p>
             <w:pPr>
@@ -13767,7 +13855,7 @@
         </w:tc>
         <w:tc>
           <w:tcPr>
-            <w:tcW w:w="2124" w:type="dxa"/>
+            <w:tcW w:w="2411" w:type="dxa"/>
           </w:tcPr>
           <w:p>
             <w:pPr>
@@ -13789,7 +13877,7 @@
         </w:trPr>
         <w:tc>
           <w:tcPr>
-            <w:tcW w:w="1200" w:type="dxa"/>
+            <w:tcW w:w="1190" w:type="dxa"/>
             <w:shd w:val="clear" w:color="auto" w:fill="F3F6F8"/>
           </w:tcPr>
           <w:p>
@@ -13808,7 +13896,7 @@
         </w:tc>
         <w:tc>
           <w:tcPr>
-            <w:tcW w:w="2992" w:type="dxa"/>
+            <w:tcW w:w="2852" w:type="dxa"/>
             <w:shd w:val="clear" w:color="auto" w:fill="F3F6F8"/>
           </w:tcPr>
           <w:p>
@@ -13835,34 +13923,6 @@
                 <w:color w:val="1F3A3D"/>
                 <w:sz w:val="16"/>
               </w:rPr>
-              <w:t>CaptionText</w:t>
-            </w:r>
-            <w:r>
-              <w:rPr>
-                <w:sz w:val="17"/>
-              </w:rPr>
-              <w:t xml:space="preserve">, </w:t>
-            </w:r>
-            <w:r>
-              <w:rPr>
-                <w:rFonts w:ascii="Consolas" w:eastAsia="Consolas" w:hAnsi="Consolas" w:cs="Consolas"/>
-                <w:color w:val="1F3A3D"/>
-                <w:sz w:val="16"/>
-              </w:rPr>
-              <w:t>CaptionBubble</w:t>
-            </w:r>
-            <w:r>
-              <w:rPr>
-                <w:sz w:val="17"/>
-              </w:rPr>
-              <w:t xml:space="preserve">, </w:t>
-            </w:r>
-            <w:r>
-              <w:rPr>
-                <w:rFonts w:ascii="Consolas" w:eastAsia="Consolas" w:hAnsi="Consolas" w:cs="Consolas"/>
-                <w:color w:val="1F3A3D"/>
-                <w:sz w:val="16"/>
-              </w:rPr>
               <w:t>ArticulationCue</w:t>
             </w:r>
             <w:r>
@@ -13883,7 +13943,7 @@
         </w:tc>
         <w:tc>
           <w:tcPr>
-            <w:tcW w:w="3044" w:type="dxa"/>
+            <w:tcW w:w="2907" w:type="dxa"/>
             <w:shd w:val="clear" w:color="auto" w:fill="F3F6F8"/>
           </w:tcPr>
           <w:p>
@@ -13910,7 +13970,7 @@
                 <w:color w:val="1F3A3D"/>
                 <w:sz w:val="16"/>
               </w:rPr>
-              <w:t>CaptionTextTest</w:t>
+              <w:t>ArticulationCueTest</w:t>
             </w:r>
             <w:r>
               <w:rPr>
@@ -13924,7 +13984,7 @@
                 <w:color w:val="1F3A3D"/>
                 <w:sz w:val="16"/>
               </w:rPr>
-              <w:t>ArticulationCueTest</w:t>
+              <w:t>HearItViewModelTest</w:t>
             </w:r>
             <w:r>
               <w:rPr>
@@ -13938,7 +13998,7 @@
                 <w:color w:val="1F3A3D"/>
                 <w:sz w:val="16"/>
               </w:rPr>
-              <w:t>HearItViewModelTest</w:t>
+              <w:t>SayItViewModelTest</w:t>
             </w:r>
             <w:r>
               <w:rPr>
@@ -13952,7 +14012,7 @@
                 <w:color w:val="1F3A3D"/>
                 <w:sz w:val="16"/>
               </w:rPr>
-              <w:t>caption_​followsSequence</w:t>
+              <w:t>secondMiss_​showsMouthCue</w:t>
             </w:r>
             <w:r>
               <w:rPr>
@@ -13966,7 +14026,7 @@
                 <w:color w:val="1F3A3D"/>
                 <w:sz w:val="16"/>
               </w:rPr>
-              <w:t>SayItViewModelTest</w:t>
+              <w:t>PictureAssetsTest</w:t>
             </w:r>
             <w:r>
               <w:rPr>
@@ -13980,7 +14040,7 @@
                 <w:color w:val="1F3A3D"/>
                 <w:sz w:val="16"/>
               </w:rPr>
-              <w:t>secondMiss_​showsMouthCue</w:t>
+              <w:t>everyMouthCueIsReleased</w:t>
             </w:r>
             <w:r>
               <w:rPr>
@@ -13992,7 +14052,7 @@
         </w:tc>
         <w:tc>
           <w:tcPr>
-            <w:tcW w:w="2124" w:type="dxa"/>
+            <w:tcW w:w="2411" w:type="dxa"/>
             <w:shd w:val="clear" w:color="auto" w:fill="F3F6F8"/>
           </w:tcPr>
           <w:p>
@@ -14003,7 +14063,21 @@
               <w:rPr>
                 <w:sz w:val="17"/>
               </w:rPr>
-              <w:t>Mouth-shape pictures (card 25: 6 of 9 picked, release pending); D-09 inspection</w:t>
+              <w:t>All 9 mouth-shape pictures released (</w:t>
+            </w:r>
+            <w:r>
+              <w:rPr>
+                <w:rFonts w:ascii="Consolas" w:eastAsia="Consolas" w:hAnsi="Consolas" w:cs="Consolas"/>
+                <w:color w:val="1F3A3D"/>
+                <w:sz w:val="16"/>
+              </w:rPr>
+              <w:t>2026-10-10-mouth</w:t>
+            </w:r>
+            <w:r>
+              <w:rPr>
+                <w:sz w:val="17"/>
+              </w:rPr>
+              <w:t>, Card 24b). D-09 inspection</w:t>
             </w:r>
           </w:p>
         </w:tc>
@@ -14015,7 +14089,7 @@
         </w:trPr>
         <w:tc>
           <w:tcPr>
-            <w:tcW w:w="1200" w:type="dxa"/>
+            <w:tcW w:w="1190" w:type="dxa"/>
           </w:tcPr>
           <w:p>
             <w:pPr>
@@ -14033,7 +14107,7 @@
         </w:tc>
         <w:tc>
           <w:tcPr>
-            <w:tcW w:w="2992" w:type="dxa"/>
+            <w:tcW w:w="2852" w:type="dxa"/>
           </w:tcPr>
           <w:p>
             <w:pPr>
@@ -14113,7 +14187,7 @@
         </w:tc>
         <w:tc>
           <w:tcPr>
-            <w:tcW w:w="3044" w:type="dxa"/>
+            <w:tcW w:w="2907" w:type="dxa"/>
           </w:tcPr>
           <w:p>
             <w:pPr>
@@ -14229,7 +14303,7 @@
         </w:tc>
         <w:tc>
           <w:tcPr>
-            <w:tcW w:w="2124" w:type="dxa"/>
+            <w:tcW w:w="2411" w:type="dxa"/>
           </w:tcPr>
           <w:p>
             <w:pPr>
@@ -14254,7 +14328,7 @@
       <w:pPr>
         <w:pStyle w:val="Heading1"/>
       </w:pPr>
-      <w:bookmarkStart w:id="30" w:name="_Toc242616401"/>
+      <w:bookmarkStart w:id="30" w:name="_Toc242629074"/>
       <w:r>
         <w:t>5. Requirements Sign-Off &amp; Verification Protocol</w:t>
       </w:r>
@@ -14755,31 +14829,31 @@
       </w:rPr>
     </w:lvl>
   </w:abstractNum>
-  <w:num w:numId="1" w16cid:durableId="2056736826">
+  <w:num w:numId="1" w16cid:durableId="330447438">
     <w:abstractNumId w:val="8"/>
   </w:num>
-  <w:num w:numId="2" w16cid:durableId="609355956">
+  <w:num w:numId="2" w16cid:durableId="1719009487">
     <w:abstractNumId w:val="6"/>
   </w:num>
-  <w:num w:numId="3" w16cid:durableId="683215800">
+  <w:num w:numId="3" w16cid:durableId="1306273463">
     <w:abstractNumId w:val="5"/>
   </w:num>
-  <w:num w:numId="4" w16cid:durableId="1909876964">
+  <w:num w:numId="4" w16cid:durableId="1907833959">
     <w:abstractNumId w:val="4"/>
   </w:num>
-  <w:num w:numId="5" w16cid:durableId="1422796145">
+  <w:num w:numId="5" w16cid:durableId="1451120424">
     <w:abstractNumId w:val="7"/>
   </w:num>
-  <w:num w:numId="6" w16cid:durableId="158734554">
+  <w:num w:numId="6" w16cid:durableId="1887831868">
     <w:abstractNumId w:val="3"/>
   </w:num>
-  <w:num w:numId="7" w16cid:durableId="1821070941">
+  <w:num w:numId="7" w16cid:durableId="1447196512">
     <w:abstractNumId w:val="2"/>
   </w:num>
-  <w:num w:numId="8" w16cid:durableId="738480733">
+  <w:num w:numId="8" w16cid:durableId="1708293881">
     <w:abstractNumId w:val="1"/>
   </w:num>
-  <w:num w:numId="9" w16cid:durableId="1702584264">
+  <w:num w:numId="9" w16cid:durableId="736514197">
     <w:abstractNumId w:val="0"/>
   </w:num>
 </w:numbering>
@@ -26174,7 +26248,7 @@
     <w:autoRedefine/>
     <w:uiPriority w:val="39"/>
     <w:unhideWhenUsed/>
-    <w:rsid w:val="009554DF"/>
+    <w:rsid w:val="00C31D58"/>
     <w:pPr>
       <w:spacing w:after="100"/>
     </w:pPr>
@@ -26186,7 +26260,7 @@
     <w:autoRedefine/>
     <w:uiPriority w:val="39"/>
     <w:unhideWhenUsed/>
-    <w:rsid w:val="009554DF"/>
+    <w:rsid w:val="00C31D58"/>
     <w:pPr>
       <w:spacing w:after="100"/>
       <w:ind w:left="200"/>
@@ -26199,7 +26273,7 @@
     <w:autoRedefine/>
     <w:uiPriority w:val="39"/>
     <w:unhideWhenUsed/>
-    <w:rsid w:val="009554DF"/>
+    <w:rsid w:val="00C31D58"/>
     <w:pPr>
       <w:spacing w:after="100"/>
       <w:ind w:left="400"/>
@@ -26210,7 +26284,7 @@
     <w:basedOn w:val="DefaultParagraphFont"/>
     <w:uiPriority w:val="99"/>
     <w:unhideWhenUsed/>
-    <w:rsid w:val="009554DF"/>
+    <w:rsid w:val="00C31D58"/>
     <w:rPr>
       <w:color w:val="0000FF" w:themeColor="hyperlink"/>
       <w:u w:val="single"/>

--- a/docs/submission/playIT_SRS_v3.0.docx
+++ b/docs/submission/playIT_SRS_v3.0.docx
@@ -163,7 +163,7 @@
               <w:rPr>
                 <w:sz w:val="19"/>
               </w:rPr>
-              <w:t>3.5 (Renewed &amp; Fully Refactored Post-MVP Validation; automated coverage recorded 2026-10-09; reviewed for submission 2026-10-10; card 28 amendments 2026-10-10; use case diagram 2026-10-11)</w:t>
+              <w:t>3.0 (Post-MVP Validation Baseline)</w:t>
             </w:r>
           </w:p>
         </w:tc>
@@ -199,7 +199,7 @@
               <w:rPr>
                 <w:sz w:val="19"/>
               </w:rPr>
-              <w:t>September 26, 2026</w:t>
+              <w:t>September 26, 2026 (Revised October 11, 2026)</w:t>
             </w:r>
           </w:p>
         </w:tc>
@@ -235,20 +235,7 @@
               <w:rPr>
                 <w:sz w:val="19"/>
               </w:rPr>
-              <w:t xml:space="preserve">Draft for adviser review (revised 2026-10-05, 2026-10-09 and 2026-10-10; items marked </w:t>
-            </w:r>
-            <w:r>
-              <w:rPr>
-                <w:b/>
-                <w:sz w:val="19"/>
-              </w:rPr>
-              <w:t>[proposed]</w:t>
-            </w:r>
-            <w:r>
-              <w:rPr>
-                <w:sz w:val="19"/>
-              </w:rPr>
-              <w:t xml:space="preserve"> await adviser approval)</w:t>
+              <w:t>Submitted for Adviser Review and Evaluation</w:t>
             </w:r>
           </w:p>
         </w:tc>
@@ -284,7 +271,7 @@
               <w:rPr>
                 <w:sz w:val="19"/>
               </w:rPr>
-              <w:t>Group 56 — PlayIT Capstone Team: Riva, Z. (Team Lead); Palis, J. J.; Miel, K.; Durano, A. S.; Bien, E. S.</w:t>
+              <w:t>Group 56 — PlayIT Capstone Team: Riva, Zendrix (Team Lead); Palis, John James; Miel, Kaysean; Durano, Ashlee Skye; Bien, Erik Samuel</w:t>
             </w:r>
           </w:p>
         </w:tc>
@@ -370,7 +357,7 @@
       <w:r>
         <w:fldChar w:fldCharType="separate"/>
       </w:r>
-      <w:hyperlink w:anchor="_Toc242629044" w:history="1">
+      <w:hyperlink w:anchor="_Toc242630469" w:history="1">
         <w:r>
           <w:rPr>
             <w:rStyle w:val="Hyperlink"/>
@@ -397,7 +384,7 @@
             <w:noProof/>
             <w:webHidden/>
           </w:rPr>
-          <w:instrText xml:space="preserve"> PAGEREF _Toc242629044 \h </w:instrText>
+          <w:instrText xml:space="preserve"> PAGEREF _Toc242630469 \h </w:instrText>
         </w:r>
         <w:r>
           <w:rPr>
@@ -445,7 +432,7 @@
           <w14:ligatures w14:val="standardContextual"/>
         </w:rPr>
       </w:pPr>
-      <w:hyperlink w:anchor="_Toc242629045" w:history="1">
+      <w:hyperlink w:anchor="_Toc242630470" w:history="1">
         <w:r>
           <w:rPr>
             <w:rStyle w:val="Hyperlink"/>
@@ -472,7 +459,7 @@
             <w:noProof/>
             <w:webHidden/>
           </w:rPr>
-          <w:instrText xml:space="preserve"> PAGEREF _Toc242629045 \h </w:instrText>
+          <w:instrText xml:space="preserve"> PAGEREF _Toc242630470 \h </w:instrText>
         </w:r>
         <w:r>
           <w:rPr>
@@ -520,7 +507,7 @@
           <w14:ligatures w14:val="standardContextual"/>
         </w:rPr>
       </w:pPr>
-      <w:hyperlink w:anchor="_Toc242629046" w:history="1">
+      <w:hyperlink w:anchor="_Toc242630471" w:history="1">
         <w:r>
           <w:rPr>
             <w:rStyle w:val="Hyperlink"/>
@@ -547,7 +534,7 @@
             <w:noProof/>
             <w:webHidden/>
           </w:rPr>
-          <w:instrText xml:space="preserve"> PAGEREF _Toc242629046 \h </w:instrText>
+          <w:instrText xml:space="preserve"> PAGEREF _Toc242630471 \h </w:instrText>
         </w:r>
         <w:r>
           <w:rPr>
@@ -595,7 +582,7 @@
           <w14:ligatures w14:val="standardContextual"/>
         </w:rPr>
       </w:pPr>
-      <w:hyperlink w:anchor="_Toc242629047" w:history="1">
+      <w:hyperlink w:anchor="_Toc242630472" w:history="1">
         <w:r>
           <w:rPr>
             <w:rStyle w:val="Hyperlink"/>
@@ -622,7 +609,7 @@
             <w:noProof/>
             <w:webHidden/>
           </w:rPr>
-          <w:instrText xml:space="preserve"> PAGEREF _Toc242629047 \h </w:instrText>
+          <w:instrText xml:space="preserve"> PAGEREF _Toc242630472 \h </w:instrText>
         </w:r>
         <w:r>
           <w:rPr>
@@ -670,7 +657,7 @@
           <w14:ligatures w14:val="standardContextual"/>
         </w:rPr>
       </w:pPr>
-      <w:hyperlink w:anchor="_Toc242629048" w:history="1">
+      <w:hyperlink w:anchor="_Toc242630473" w:history="1">
         <w:r>
           <w:rPr>
             <w:rStyle w:val="Hyperlink"/>
@@ -697,7 +684,7 @@
             <w:noProof/>
             <w:webHidden/>
           </w:rPr>
-          <w:instrText xml:space="preserve"> PAGEREF _Toc242629048 \h </w:instrText>
+          <w:instrText xml:space="preserve"> PAGEREF _Toc242630473 \h </w:instrText>
         </w:r>
         <w:r>
           <w:rPr>
@@ -745,7 +732,7 @@
           <w14:ligatures w14:val="standardContextual"/>
         </w:rPr>
       </w:pPr>
-      <w:hyperlink w:anchor="_Toc242629049" w:history="1">
+      <w:hyperlink w:anchor="_Toc242630474" w:history="1">
         <w:r>
           <w:rPr>
             <w:rStyle w:val="Hyperlink"/>
@@ -772,7 +759,7 @@
             <w:noProof/>
             <w:webHidden/>
           </w:rPr>
-          <w:instrText xml:space="preserve"> PAGEREF _Toc242629049 \h </w:instrText>
+          <w:instrText xml:space="preserve"> PAGEREF _Toc242630474 \h </w:instrText>
         </w:r>
         <w:r>
           <w:rPr>
@@ -820,7 +807,7 @@
           <w14:ligatures w14:val="standardContextual"/>
         </w:rPr>
       </w:pPr>
-      <w:hyperlink w:anchor="_Toc242629050" w:history="1">
+      <w:hyperlink w:anchor="_Toc242630475" w:history="1">
         <w:r>
           <w:rPr>
             <w:rStyle w:val="Hyperlink"/>
@@ -847,7 +834,7 @@
             <w:noProof/>
             <w:webHidden/>
           </w:rPr>
-          <w:instrText xml:space="preserve"> PAGEREF _Toc242629050 \h </w:instrText>
+          <w:instrText xml:space="preserve"> PAGEREF _Toc242630475 \h </w:instrText>
         </w:r>
         <w:r>
           <w:rPr>
@@ -895,7 +882,7 @@
           <w14:ligatures w14:val="standardContextual"/>
         </w:rPr>
       </w:pPr>
-      <w:hyperlink w:anchor="_Toc242629051" w:history="1">
+      <w:hyperlink w:anchor="_Toc242630476" w:history="1">
         <w:r>
           <w:rPr>
             <w:rStyle w:val="Hyperlink"/>
@@ -922,7 +909,7 @@
             <w:noProof/>
             <w:webHidden/>
           </w:rPr>
-          <w:instrText xml:space="preserve"> PAGEREF _Toc242629051 \h </w:instrText>
+          <w:instrText xml:space="preserve"> PAGEREF _Toc242630476 \h </w:instrText>
         </w:r>
         <w:r>
           <w:rPr>
@@ -970,7 +957,7 @@
           <w14:ligatures w14:val="standardContextual"/>
         </w:rPr>
       </w:pPr>
-      <w:hyperlink w:anchor="_Toc242629052" w:history="1">
+      <w:hyperlink w:anchor="_Toc242630477" w:history="1">
         <w:r>
           <w:rPr>
             <w:rStyle w:val="Hyperlink"/>
@@ -997,7 +984,7 @@
             <w:noProof/>
             <w:webHidden/>
           </w:rPr>
-          <w:instrText xml:space="preserve"> PAGEREF _Toc242629052 \h </w:instrText>
+          <w:instrText xml:space="preserve"> PAGEREF _Toc242630477 \h </w:instrText>
         </w:r>
         <w:r>
           <w:rPr>
@@ -1045,7 +1032,7 @@
           <w14:ligatures w14:val="standardContextual"/>
         </w:rPr>
       </w:pPr>
-      <w:hyperlink w:anchor="_Toc242629053" w:history="1">
+      <w:hyperlink w:anchor="_Toc242630478" w:history="1">
         <w:r>
           <w:rPr>
             <w:rStyle w:val="Hyperlink"/>
@@ -1072,7 +1059,7 @@
             <w:noProof/>
             <w:webHidden/>
           </w:rPr>
-          <w:instrText xml:space="preserve"> PAGEREF _Toc242629053 \h </w:instrText>
+          <w:instrText xml:space="preserve"> PAGEREF _Toc242630478 \h </w:instrText>
         </w:r>
         <w:r>
           <w:rPr>
@@ -1120,7 +1107,7 @@
           <w14:ligatures w14:val="standardContextual"/>
         </w:rPr>
       </w:pPr>
-      <w:hyperlink w:anchor="_Toc242629054" w:history="1">
+      <w:hyperlink w:anchor="_Toc242630479" w:history="1">
         <w:r>
           <w:rPr>
             <w:rStyle w:val="Hyperlink"/>
@@ -1147,7 +1134,7 @@
             <w:noProof/>
             <w:webHidden/>
           </w:rPr>
-          <w:instrText xml:space="preserve"> PAGEREF _Toc242629054 \h </w:instrText>
+          <w:instrText xml:space="preserve"> PAGEREF _Toc242630479 \h </w:instrText>
         </w:r>
         <w:r>
           <w:rPr>
@@ -1195,7 +1182,7 @@
           <w14:ligatures w14:val="standardContextual"/>
         </w:rPr>
       </w:pPr>
-      <w:hyperlink w:anchor="_Toc242629055" w:history="1">
+      <w:hyperlink w:anchor="_Toc242630480" w:history="1">
         <w:r>
           <w:rPr>
             <w:rStyle w:val="Hyperlink"/>
@@ -1222,7 +1209,7 @@
             <w:noProof/>
             <w:webHidden/>
           </w:rPr>
-          <w:instrText xml:space="preserve"> PAGEREF _Toc242629055 \h </w:instrText>
+          <w:instrText xml:space="preserve"> PAGEREF _Toc242630480 \h </w:instrText>
         </w:r>
         <w:r>
           <w:rPr>
@@ -1270,7 +1257,7 @@
           <w14:ligatures w14:val="standardContextual"/>
         </w:rPr>
       </w:pPr>
-      <w:hyperlink w:anchor="_Toc242629056" w:history="1">
+      <w:hyperlink w:anchor="_Toc242630481" w:history="1">
         <w:r>
           <w:rPr>
             <w:rStyle w:val="Hyperlink"/>
@@ -1297,7 +1284,7 @@
             <w:noProof/>
             <w:webHidden/>
           </w:rPr>
-          <w:instrText xml:space="preserve"> PAGEREF _Toc242629056 \h </w:instrText>
+          <w:instrText xml:space="preserve"> PAGEREF _Toc242630481 \h </w:instrText>
         </w:r>
         <w:r>
           <w:rPr>
@@ -1345,7 +1332,7 @@
           <w14:ligatures w14:val="standardContextual"/>
         </w:rPr>
       </w:pPr>
-      <w:hyperlink w:anchor="_Toc242629057" w:history="1">
+      <w:hyperlink w:anchor="_Toc242630482" w:history="1">
         <w:r>
           <w:rPr>
             <w:rStyle w:val="Hyperlink"/>
@@ -1372,7 +1359,7 @@
             <w:noProof/>
             <w:webHidden/>
           </w:rPr>
-          <w:instrText xml:space="preserve"> PAGEREF _Toc242629057 \h </w:instrText>
+          <w:instrText xml:space="preserve"> PAGEREF _Toc242630482 \h </w:instrText>
         </w:r>
         <w:r>
           <w:rPr>
@@ -1420,7 +1407,7 @@
           <w14:ligatures w14:val="standardContextual"/>
         </w:rPr>
       </w:pPr>
-      <w:hyperlink w:anchor="_Toc242629058" w:history="1">
+      <w:hyperlink w:anchor="_Toc242630483" w:history="1">
         <w:r>
           <w:rPr>
             <w:rStyle w:val="Hyperlink"/>
@@ -1447,7 +1434,7 @@
             <w:noProof/>
             <w:webHidden/>
           </w:rPr>
-          <w:instrText xml:space="preserve"> PAGEREF _Toc242629058 \h </w:instrText>
+          <w:instrText xml:space="preserve"> PAGEREF _Toc242630483 \h </w:instrText>
         </w:r>
         <w:r>
           <w:rPr>
@@ -1495,7 +1482,7 @@
           <w14:ligatures w14:val="standardContextual"/>
         </w:rPr>
       </w:pPr>
-      <w:hyperlink w:anchor="_Toc242629059" w:history="1">
+      <w:hyperlink w:anchor="_Toc242630484" w:history="1">
         <w:r>
           <w:rPr>
             <w:rStyle w:val="Hyperlink"/>
@@ -1522,7 +1509,7 @@
             <w:noProof/>
             <w:webHidden/>
           </w:rPr>
-          <w:instrText xml:space="preserve"> PAGEREF _Toc242629059 \h </w:instrText>
+          <w:instrText xml:space="preserve"> PAGEREF _Toc242630484 \h </w:instrText>
         </w:r>
         <w:r>
           <w:rPr>
@@ -1570,7 +1557,7 @@
           <w14:ligatures w14:val="standardContextual"/>
         </w:rPr>
       </w:pPr>
-      <w:hyperlink w:anchor="_Toc242629060" w:history="1">
+      <w:hyperlink w:anchor="_Toc242630485" w:history="1">
         <w:r>
           <w:rPr>
             <w:rStyle w:val="Hyperlink"/>
@@ -1597,7 +1584,7 @@
             <w:noProof/>
             <w:webHidden/>
           </w:rPr>
-          <w:instrText xml:space="preserve"> PAGEREF _Toc242629060 \h </w:instrText>
+          <w:instrText xml:space="preserve"> PAGEREF _Toc242630485 \h </w:instrText>
         </w:r>
         <w:r>
           <w:rPr>
@@ -1645,7 +1632,7 @@
           <w14:ligatures w14:val="standardContextual"/>
         </w:rPr>
       </w:pPr>
-      <w:hyperlink w:anchor="_Toc242629061" w:history="1">
+      <w:hyperlink w:anchor="_Toc242630486" w:history="1">
         <w:r>
           <w:rPr>
             <w:rStyle w:val="Hyperlink"/>
@@ -1672,7 +1659,7 @@
             <w:noProof/>
             <w:webHidden/>
           </w:rPr>
-          <w:instrText xml:space="preserve"> PAGEREF _Toc242629061 \h </w:instrText>
+          <w:instrText xml:space="preserve"> PAGEREF _Toc242630486 \h </w:instrText>
         </w:r>
         <w:r>
           <w:rPr>
@@ -1720,7 +1707,7 @@
           <w14:ligatures w14:val="standardContextual"/>
         </w:rPr>
       </w:pPr>
-      <w:hyperlink w:anchor="_Toc242629062" w:history="1">
+      <w:hyperlink w:anchor="_Toc242630487" w:history="1">
         <w:r>
           <w:rPr>
             <w:rStyle w:val="Hyperlink"/>
@@ -1747,7 +1734,7 @@
             <w:noProof/>
             <w:webHidden/>
           </w:rPr>
-          <w:instrText xml:space="preserve"> PAGEREF _Toc242629062 \h </w:instrText>
+          <w:instrText xml:space="preserve"> PAGEREF _Toc242630487 \h </w:instrText>
         </w:r>
         <w:r>
           <w:rPr>
@@ -1795,7 +1782,7 @@
           <w14:ligatures w14:val="standardContextual"/>
         </w:rPr>
       </w:pPr>
-      <w:hyperlink w:anchor="_Toc242629063" w:history="1">
+      <w:hyperlink w:anchor="_Toc242630488" w:history="1">
         <w:r>
           <w:rPr>
             <w:rStyle w:val="Hyperlink"/>
@@ -1822,7 +1809,7 @@
             <w:noProof/>
             <w:webHidden/>
           </w:rPr>
-          <w:instrText xml:space="preserve"> PAGEREF _Toc242629063 \h </w:instrText>
+          <w:instrText xml:space="preserve"> PAGEREF _Toc242630488 \h </w:instrText>
         </w:r>
         <w:r>
           <w:rPr>
@@ -1870,7 +1857,7 @@
           <w14:ligatures w14:val="standardContextual"/>
         </w:rPr>
       </w:pPr>
-      <w:hyperlink w:anchor="_Toc242629064" w:history="1">
+      <w:hyperlink w:anchor="_Toc242630489" w:history="1">
         <w:r>
           <w:rPr>
             <w:rStyle w:val="Hyperlink"/>
@@ -1897,7 +1884,7 @@
             <w:noProof/>
             <w:webHidden/>
           </w:rPr>
-          <w:instrText xml:space="preserve"> PAGEREF _Toc242629064 \h </w:instrText>
+          <w:instrText xml:space="preserve"> PAGEREF _Toc242630489 \h </w:instrText>
         </w:r>
         <w:r>
           <w:rPr>
@@ -1945,7 +1932,7 @@
           <w14:ligatures w14:val="standardContextual"/>
         </w:rPr>
       </w:pPr>
-      <w:hyperlink w:anchor="_Toc242629065" w:history="1">
+      <w:hyperlink w:anchor="_Toc242630490" w:history="1">
         <w:r>
           <w:rPr>
             <w:rStyle w:val="Hyperlink"/>
@@ -1972,7 +1959,7 @@
             <w:noProof/>
             <w:webHidden/>
           </w:rPr>
-          <w:instrText xml:space="preserve"> PAGEREF _Toc242629065 \h </w:instrText>
+          <w:instrText xml:space="preserve"> PAGEREF _Toc242630490 \h </w:instrText>
         </w:r>
         <w:r>
           <w:rPr>
@@ -2020,7 +2007,7 @@
           <w14:ligatures w14:val="standardContextual"/>
         </w:rPr>
       </w:pPr>
-      <w:hyperlink w:anchor="_Toc242629066" w:history="1">
+      <w:hyperlink w:anchor="_Toc242630491" w:history="1">
         <w:r>
           <w:rPr>
             <w:rStyle w:val="Hyperlink"/>
@@ -2047,7 +2034,7 @@
             <w:noProof/>
             <w:webHidden/>
           </w:rPr>
-          <w:instrText xml:space="preserve"> PAGEREF _Toc242629066 \h </w:instrText>
+          <w:instrText xml:space="preserve"> PAGEREF _Toc242630491 \h </w:instrText>
         </w:r>
         <w:r>
           <w:rPr>
@@ -2095,7 +2082,7 @@
           <w14:ligatures w14:val="standardContextual"/>
         </w:rPr>
       </w:pPr>
-      <w:hyperlink w:anchor="_Toc242629067" w:history="1">
+      <w:hyperlink w:anchor="_Toc242630492" w:history="1">
         <w:r>
           <w:rPr>
             <w:rStyle w:val="Hyperlink"/>
@@ -2122,7 +2109,7 @@
             <w:noProof/>
             <w:webHidden/>
           </w:rPr>
-          <w:instrText xml:space="preserve"> PAGEREF _Toc242629067 \h </w:instrText>
+          <w:instrText xml:space="preserve"> PAGEREF _Toc242630492 \h </w:instrText>
         </w:r>
         <w:r>
           <w:rPr>
@@ -2170,7 +2157,7 @@
           <w14:ligatures w14:val="standardContextual"/>
         </w:rPr>
       </w:pPr>
-      <w:hyperlink w:anchor="_Toc242629068" w:history="1">
+      <w:hyperlink w:anchor="_Toc242630493" w:history="1">
         <w:r>
           <w:rPr>
             <w:rStyle w:val="Hyperlink"/>
@@ -2197,7 +2184,7 @@
             <w:noProof/>
             <w:webHidden/>
           </w:rPr>
-          <w:instrText xml:space="preserve"> PAGEREF _Toc242629068 \h </w:instrText>
+          <w:instrText xml:space="preserve"> PAGEREF _Toc242630493 \h </w:instrText>
         </w:r>
         <w:r>
           <w:rPr>
@@ -2245,7 +2232,7 @@
           <w14:ligatures w14:val="standardContextual"/>
         </w:rPr>
       </w:pPr>
-      <w:hyperlink w:anchor="_Toc242629069" w:history="1">
+      <w:hyperlink w:anchor="_Toc242630494" w:history="1">
         <w:r>
           <w:rPr>
             <w:rStyle w:val="Hyperlink"/>
@@ -2272,7 +2259,7 @@
             <w:noProof/>
             <w:webHidden/>
           </w:rPr>
-          <w:instrText xml:space="preserve"> PAGEREF _Toc242629069 \h </w:instrText>
+          <w:instrText xml:space="preserve"> PAGEREF _Toc242630494 \h </w:instrText>
         </w:r>
         <w:r>
           <w:rPr>
@@ -2320,7 +2307,7 @@
           <w14:ligatures w14:val="standardContextual"/>
         </w:rPr>
       </w:pPr>
-      <w:hyperlink w:anchor="_Toc242629070" w:history="1">
+      <w:hyperlink w:anchor="_Toc242630495" w:history="1">
         <w:r>
           <w:rPr>
             <w:rStyle w:val="Hyperlink"/>
@@ -2347,7 +2334,7 @@
             <w:noProof/>
             <w:webHidden/>
           </w:rPr>
-          <w:instrText xml:space="preserve"> PAGEREF _Toc242629070 \h </w:instrText>
+          <w:instrText xml:space="preserve"> PAGEREF _Toc242630495 \h </w:instrText>
         </w:r>
         <w:r>
           <w:rPr>
@@ -2395,7 +2382,7 @@
           <w14:ligatures w14:val="standardContextual"/>
         </w:rPr>
       </w:pPr>
-      <w:hyperlink w:anchor="_Toc242629071" w:history="1">
+      <w:hyperlink w:anchor="_Toc242630496" w:history="1">
         <w:r>
           <w:rPr>
             <w:rStyle w:val="Hyperlink"/>
@@ -2422,7 +2409,7 @@
             <w:noProof/>
             <w:webHidden/>
           </w:rPr>
-          <w:instrText xml:space="preserve"> PAGEREF _Toc242629071 \h </w:instrText>
+          <w:instrText xml:space="preserve"> PAGEREF _Toc242630496 \h </w:instrText>
         </w:r>
         <w:r>
           <w:rPr>
@@ -2470,7 +2457,7 @@
           <w14:ligatures w14:val="standardContextual"/>
         </w:rPr>
       </w:pPr>
-      <w:hyperlink w:anchor="_Toc242629072" w:history="1">
+      <w:hyperlink w:anchor="_Toc242630497" w:history="1">
         <w:r>
           <w:rPr>
             <w:rStyle w:val="Hyperlink"/>
@@ -2497,7 +2484,7 @@
             <w:noProof/>
             <w:webHidden/>
           </w:rPr>
-          <w:instrText xml:space="preserve"> PAGEREF _Toc242629072 \h </w:instrText>
+          <w:instrText xml:space="preserve"> PAGEREF _Toc242630497 \h </w:instrText>
         </w:r>
         <w:r>
           <w:rPr>
@@ -2545,7 +2532,7 @@
           <w14:ligatures w14:val="standardContextual"/>
         </w:rPr>
       </w:pPr>
-      <w:hyperlink w:anchor="_Toc242629073" w:history="1">
+      <w:hyperlink w:anchor="_Toc242630498" w:history="1">
         <w:r>
           <w:rPr>
             <w:rStyle w:val="Hyperlink"/>
@@ -2572,7 +2559,7 @@
             <w:noProof/>
             <w:webHidden/>
           </w:rPr>
-          <w:instrText xml:space="preserve"> PAGEREF _Toc242629073 \h </w:instrText>
+          <w:instrText xml:space="preserve"> PAGEREF _Toc242630498 \h </w:instrText>
         </w:r>
         <w:r>
           <w:rPr>
@@ -2620,7 +2607,7 @@
           <w14:ligatures w14:val="standardContextual"/>
         </w:rPr>
       </w:pPr>
-      <w:hyperlink w:anchor="_Toc242629074" w:history="1">
+      <w:hyperlink w:anchor="_Toc242630499" w:history="1">
         <w:r>
           <w:rPr>
             <w:rStyle w:val="Hyperlink"/>
@@ -2647,7 +2634,7 @@
             <w:noProof/>
             <w:webHidden/>
           </w:rPr>
-          <w:instrText xml:space="preserve"> PAGEREF _Toc242629074 \h </w:instrText>
+          <w:instrText xml:space="preserve"> PAGEREF _Toc242630499 \h </w:instrText>
         </w:r>
         <w:r>
           <w:rPr>
@@ -2692,7 +2679,7 @@
       <w:pPr>
         <w:pStyle w:val="Heading1"/>
       </w:pPr>
-      <w:bookmarkStart w:id="0" w:name="_Toc242629044"/>
+      <w:bookmarkStart w:id="0" w:name="_Toc242630469"/>
       <w:r>
         <w:t>Document Revision History</w:t>
       </w:r>
@@ -3894,7 +3881,7 @@
       <w:pPr>
         <w:pStyle w:val="Heading1"/>
       </w:pPr>
-      <w:bookmarkStart w:id="1" w:name="_Toc242629045"/>
+      <w:bookmarkStart w:id="1" w:name="_Toc242630470"/>
       <w:r>
         <w:t>1. Introduction</w:t>
       </w:r>
@@ -3904,7 +3891,7 @@
       <w:pPr>
         <w:pStyle w:val="Heading2"/>
       </w:pPr>
-      <w:bookmarkStart w:id="2" w:name="_Toc242629046"/>
+      <w:bookmarkStart w:id="2" w:name="_Toc242630471"/>
       <w:r>
         <w:t>1.1 Purpose</w:t>
       </w:r>
@@ -3928,7 +3915,7 @@
       <w:pPr>
         <w:pStyle w:val="Heading2"/>
       </w:pPr>
-      <w:bookmarkStart w:id="3" w:name="_Toc242629047"/>
+      <w:bookmarkStart w:id="3" w:name="_Toc242630472"/>
       <w:r>
         <w:t>1.2 Scope and Pedagogical Boundaries</w:t>
       </w:r>
@@ -4200,7 +4187,7 @@
       <w:pPr>
         <w:pStyle w:val="Heading2"/>
       </w:pPr>
-      <w:bookmarkStart w:id="4" w:name="_Toc242629048"/>
+      <w:bookmarkStart w:id="4" w:name="_Toc242630473"/>
       <w:r>
         <w:t>1.3 Definitions, Acronyms, and Abbreviations</w:t>
       </w:r>
@@ -4564,7 +4551,7 @@
       <w:pPr>
         <w:pStyle w:val="Heading2"/>
       </w:pPr>
-      <w:bookmarkStart w:id="5" w:name="_Toc242629049"/>
+      <w:bookmarkStart w:id="5" w:name="_Toc242630474"/>
       <w:r>
         <w:t>1.4 References</w:t>
       </w:r>
@@ -4754,7 +4741,7 @@
       <w:pPr>
         <w:pStyle w:val="Heading1"/>
       </w:pPr>
-      <w:bookmarkStart w:id="6" w:name="_Toc242629050"/>
+      <w:bookmarkStart w:id="6" w:name="_Toc242630475"/>
       <w:r>
         <w:t>2. Overall Description</w:t>
       </w:r>
@@ -4764,7 +4751,7 @@
       <w:pPr>
         <w:pStyle w:val="Heading2"/>
       </w:pPr>
-      <w:bookmarkStart w:id="7" w:name="_Toc242629051"/>
+      <w:bookmarkStart w:id="7" w:name="_Toc242630476"/>
       <w:r>
         <w:t>2.1 Product Perspective &amp; System Context</w:t>
       </w:r>
@@ -4889,7 +4876,7 @@
       <w:pPr>
         <w:pStyle w:val="Heading2"/>
       </w:pPr>
-      <w:bookmarkStart w:id="8" w:name="_Toc242629052"/>
+      <w:bookmarkStart w:id="8" w:name="_Toc242630477"/>
       <w:r>
         <w:t>2.2 User Characteristics and Personas</w:t>
       </w:r>
@@ -4971,7 +4958,7 @@
       <w:pPr>
         <w:pStyle w:val="Heading2"/>
       </w:pPr>
-      <w:bookmarkStart w:id="9" w:name="_Toc242629053"/>
+      <w:bookmarkStart w:id="9" w:name="_Toc242630478"/>
       <w:r>
         <w:t>2.3 General Constraints &amp; Policies</w:t>
       </w:r>
@@ -5075,7 +5062,7 @@
       <w:pPr>
         <w:pStyle w:val="Heading2"/>
       </w:pPr>
-      <w:bookmarkStart w:id="10" w:name="_Toc242629054"/>
+      <w:bookmarkStart w:id="10" w:name="_Toc242630479"/>
       <w:r>
         <w:t>2.4 Assumptions and Dependencies</w:t>
       </w:r>
@@ -5151,7 +5138,7 @@
         <w:pStyle w:val="Heading2"/>
         <w:pageBreakBefore/>
       </w:pPr>
-      <w:bookmarkStart w:id="11" w:name="_Toc242629055"/>
+      <w:bookmarkStart w:id="11" w:name="_Toc242630480"/>
       <w:r>
         <w:t>2.5 Use Case Model</w:t>
       </w:r>
@@ -5281,7 +5268,7 @@
           <w:noProof/>
         </w:rPr>
         <w:drawing>
-          <wp:inline distT="0" distB="0" distL="0" distR="0" wp14:anchorId="37421DCD" wp14:editId="7E7E1444">
+          <wp:inline distT="0" distB="0" distL="0" distR="0" wp14:anchorId="327A97A2" wp14:editId="2417F579">
             <wp:extent cx="3311614" cy="5394960"/>
             <wp:effectExtent l="0" t="0" r="0" b="0"/>
             <wp:docPr id="1" name="Picture 1"/>
@@ -5344,7 +5331,7 @@
       <w:pPr>
         <w:pStyle w:val="Heading1"/>
       </w:pPr>
-      <w:bookmarkStart w:id="12" w:name="_Toc242629056"/>
+      <w:bookmarkStart w:id="12" w:name="_Toc242630481"/>
       <w:r>
         <w:t>3. Specific Requirements</w:t>
       </w:r>
@@ -5354,7 +5341,7 @@
       <w:pPr>
         <w:pStyle w:val="Heading2"/>
       </w:pPr>
-      <w:bookmarkStart w:id="13" w:name="_Toc242629057"/>
+      <w:bookmarkStart w:id="13" w:name="_Toc242630482"/>
       <w:r>
         <w:t>3.1 External Interface Requirements</w:t>
       </w:r>
@@ -5364,7 +5351,7 @@
       <w:pPr>
         <w:pStyle w:val="Heading3"/>
       </w:pPr>
-      <w:bookmarkStart w:id="14" w:name="_Toc242629058"/>
+      <w:bookmarkStart w:id="14" w:name="_Toc242630483"/>
       <w:r>
         <w:t>3.1.1 Hardware Interfaces</w:t>
       </w:r>
@@ -5422,7 +5409,7 @@
       <w:pPr>
         <w:pStyle w:val="Heading3"/>
       </w:pPr>
-      <w:bookmarkStart w:id="15" w:name="_Toc242629059"/>
+      <w:bookmarkStart w:id="15" w:name="_Toc242630484"/>
       <w:r>
         <w:t>3.1.2 Software Interfaces</w:t>
       </w:r>
@@ -5550,7 +5537,7 @@
       <w:pPr>
         <w:pStyle w:val="Heading3"/>
       </w:pPr>
-      <w:bookmarkStart w:id="16" w:name="_Toc242629060"/>
+      <w:bookmarkStart w:id="16" w:name="_Toc242630485"/>
       <w:r>
         <w:t>3.1.3 Communications Interfaces</w:t>
       </w:r>
@@ -5578,7 +5565,7 @@
       <w:pPr>
         <w:pStyle w:val="Heading2"/>
       </w:pPr>
-      <w:bookmarkStart w:id="17" w:name="_Toc242629061"/>
+      <w:bookmarkStart w:id="17" w:name="_Toc242630486"/>
       <w:r>
         <w:t>3.2 Refactored Functional Requirements (FR)</w:t>
       </w:r>
@@ -5588,7 +5575,7 @@
       <w:pPr>
         <w:pStyle w:val="Heading3"/>
       </w:pPr>
-      <w:bookmarkStart w:id="18" w:name="_Toc242629062"/>
+      <w:bookmarkStart w:id="18" w:name="_Toc242630487"/>
       <w:r>
         <w:t>Module 1: Letter-Sound Acquisition ("Hear It")</w:t>
       </w:r>
@@ -6169,7 +6156,7 @@
       <w:pPr>
         <w:pStyle w:val="Heading3"/>
       </w:pPr>
-      <w:bookmarkStart w:id="19" w:name="_Toc242629063"/>
+      <w:bookmarkStart w:id="19" w:name="_Toc242630488"/>
       <w:r>
         <w:t>Module 2: Speech Production &amp; Formative Tutoring ("Say It")</w:t>
       </w:r>
@@ -6924,7 +6911,7 @@
       <w:pPr>
         <w:pStyle w:val="Heading3"/>
       </w:pPr>
-      <w:bookmarkStart w:id="20" w:name="_Toc242629064"/>
+      <w:bookmarkStart w:id="20" w:name="_Toc242630489"/>
       <w:r>
         <w:t>Module 3: Phoneme Discrimination ("Find It")</w:t>
       </w:r>
@@ -7046,7 +7033,7 @@
       <w:pPr>
         <w:pStyle w:val="Heading3"/>
       </w:pPr>
-      <w:bookmarkStart w:id="21" w:name="_Toc242629065"/>
+      <w:bookmarkStart w:id="21" w:name="_Toc242630490"/>
       <w:r>
         <w:t>Module 4: Word Construction Checkpoint ("Blend It")</w:t>
       </w:r>
@@ -7498,7 +7485,7 @@
       <w:pPr>
         <w:pStyle w:val="Heading3"/>
       </w:pPr>
-      <w:bookmarkStart w:id="22" w:name="_Toc242629066"/>
+      <w:bookmarkStart w:id="22" w:name="_Toc242630491"/>
       <w:r>
         <w:t>Module 5: Mastery Progression, Gamification &amp; Multi-Profile</w:t>
       </w:r>
@@ -7857,7 +7844,7 @@
       <w:pPr>
         <w:pStyle w:val="Heading3"/>
       </w:pPr>
-      <w:bookmarkStart w:id="23" w:name="_Toc242629067"/>
+      <w:bookmarkStart w:id="23" w:name="_Toc242630492"/>
       <w:r>
         <w:t>Module 6: Telemetry, Parent Dashboard &amp; Diagnostics</w:t>
       </w:r>
@@ -8408,7 +8395,7 @@
       <w:pPr>
         <w:pStyle w:val="Heading2"/>
       </w:pPr>
-      <w:bookmarkStart w:id="24" w:name="_Toc242629068"/>
+      <w:bookmarkStart w:id="24" w:name="_Toc242630493"/>
       <w:r>
         <w:t>3.3 Non-Functional Requirements (NFR)</w:t>
       </w:r>
@@ -8418,7 +8405,7 @@
       <w:pPr>
         <w:pStyle w:val="Heading3"/>
       </w:pPr>
-      <w:bookmarkStart w:id="25" w:name="_Toc242629069"/>
+      <w:bookmarkStart w:id="25" w:name="_Toc242630494"/>
       <w:r>
         <w:t>3.3.1 Acoustic Quality &amp; Speech Recognition Performance</w:t>
       </w:r>
@@ -8930,7 +8917,7 @@
       <w:pPr>
         <w:pStyle w:val="Heading3"/>
       </w:pPr>
-      <w:bookmarkStart w:id="26" w:name="_Toc242629070"/>
+      <w:bookmarkStart w:id="26" w:name="_Toc242630495"/>
       <w:r>
         <w:t>3.3.2 Pedagogical Usability &amp; Accessibility</w:t>
       </w:r>
@@ -9302,7 +9289,7 @@
       <w:pPr>
         <w:pStyle w:val="Heading3"/>
       </w:pPr>
-      <w:bookmarkStart w:id="27" w:name="_Toc242629071"/>
+      <w:bookmarkStart w:id="27" w:name="_Toc242630496"/>
       <w:r>
         <w:t>3.3.3 Reliability, Offline Security &amp; Architecture</w:t>
       </w:r>
@@ -9422,7 +9409,7 @@
       <w:pPr>
         <w:pStyle w:val="Heading1"/>
       </w:pPr>
-      <w:bookmarkStart w:id="28" w:name="_Toc242629072"/>
+      <w:bookmarkStart w:id="28" w:name="_Toc242630497"/>
       <w:r>
         <w:t>4. Requirements Traceability Matrix (RTM v3.0)</w:t>
       </w:r>
@@ -12878,7 +12865,7 @@
       <w:pPr>
         <w:pStyle w:val="Heading2"/>
       </w:pPr>
-      <w:bookmarkStart w:id="29" w:name="_Toc242629073"/>
+      <w:bookmarkStart w:id="29" w:name="_Toc242630498"/>
       <w:r>
         <w:t>4.1 Automated Test Coverage of Refactored Requirements (RTM v3.3, checked 2026-10-11)</w:t>
       </w:r>
@@ -14328,7 +14315,7 @@
       <w:pPr>
         <w:pStyle w:val="Heading1"/>
       </w:pPr>
-      <w:bookmarkStart w:id="30" w:name="_Toc242629074"/>
+      <w:bookmarkStart w:id="30" w:name="_Toc242630499"/>
       <w:r>
         <w:t>5. Requirements Sign-Off &amp; Verification Protocol</w:t>
       </w:r>
@@ -14829,31 +14816,31 @@
       </w:rPr>
     </w:lvl>
   </w:abstractNum>
-  <w:num w:numId="1" w16cid:durableId="330447438">
+  <w:num w:numId="1" w16cid:durableId="1725254729">
     <w:abstractNumId w:val="8"/>
   </w:num>
-  <w:num w:numId="2" w16cid:durableId="1719009487">
+  <w:num w:numId="2" w16cid:durableId="1642299269">
     <w:abstractNumId w:val="6"/>
   </w:num>
-  <w:num w:numId="3" w16cid:durableId="1306273463">
+  <w:num w:numId="3" w16cid:durableId="1664581149">
     <w:abstractNumId w:val="5"/>
   </w:num>
-  <w:num w:numId="4" w16cid:durableId="1907833959">
+  <w:num w:numId="4" w16cid:durableId="2097705129">
     <w:abstractNumId w:val="4"/>
   </w:num>
-  <w:num w:numId="5" w16cid:durableId="1451120424">
+  <w:num w:numId="5" w16cid:durableId="354699075">
     <w:abstractNumId w:val="7"/>
   </w:num>
-  <w:num w:numId="6" w16cid:durableId="1887831868">
+  <w:num w:numId="6" w16cid:durableId="853955225">
     <w:abstractNumId w:val="3"/>
   </w:num>
-  <w:num w:numId="7" w16cid:durableId="1447196512">
+  <w:num w:numId="7" w16cid:durableId="279193629">
     <w:abstractNumId w:val="2"/>
   </w:num>
-  <w:num w:numId="8" w16cid:durableId="1708293881">
+  <w:num w:numId="8" w16cid:durableId="156652991">
     <w:abstractNumId w:val="1"/>
   </w:num>
-  <w:num w:numId="9" w16cid:durableId="736514197">
+  <w:num w:numId="9" w16cid:durableId="996610830">
     <w:abstractNumId w:val="0"/>
   </w:num>
 </w:numbering>
@@ -26248,7 +26235,7 @@
     <w:autoRedefine/>
     <w:uiPriority w:val="39"/>
     <w:unhideWhenUsed/>
-    <w:rsid w:val="00C31D58"/>
+    <w:rsid w:val="00585B53"/>
     <w:pPr>
       <w:spacing w:after="100"/>
     </w:pPr>
@@ -26260,7 +26247,7 @@
     <w:autoRedefine/>
     <w:uiPriority w:val="39"/>
     <w:unhideWhenUsed/>
-    <w:rsid w:val="00C31D58"/>
+    <w:rsid w:val="00585B53"/>
     <w:pPr>
       <w:spacing w:after="100"/>
       <w:ind w:left="200"/>
@@ -26273,7 +26260,7 @@
     <w:autoRedefine/>
     <w:uiPriority w:val="39"/>
     <w:unhideWhenUsed/>
-    <w:rsid w:val="00C31D58"/>
+    <w:rsid w:val="00585B53"/>
     <w:pPr>
       <w:spacing w:after="100"/>
       <w:ind w:left="400"/>
@@ -26284,7 +26271,7 @@
     <w:basedOn w:val="DefaultParagraphFont"/>
     <w:uiPriority w:val="99"/>
     <w:unhideWhenUsed/>
-    <w:rsid w:val="00C31D58"/>
+    <w:rsid w:val="00585B53"/>
     <w:rPr>
       <w:color w:val="0000FF" w:themeColor="hyperlink"/>
       <w:u w:val="single"/>

--- a/docs/submission/playIT_SRS_v3.0.docx
+++ b/docs/submission/playIT_SRS_v3.0.docx
@@ -163,7 +163,7 @@
               <w:rPr>
                 <w:sz w:val="19"/>
               </w:rPr>
-              <w:t>3.0 (Post-MVP Validation Baseline)</w:t>
+              <w:t>3.0 (Post-MVP Validation Baseline), revision 3.6</w:t>
             </w:r>
           </w:p>
         </w:tc>
@@ -344,7 +344,7 @@
           <w:kern w:val="2"/>
           <w:sz w:val="24"/>
           <w:szCs w:val="24"/>
-          <w:lang w:val="en-PH" w:eastAsia="en-PH"/>
+          <w:lang w:val="en-PH" w:eastAsia="ja-JP"/>
           <w14:ligatures w14:val="standardContextual"/>
         </w:rPr>
       </w:pPr>
@@ -357,7 +357,7 @@
       <w:r>
         <w:fldChar w:fldCharType="separate"/>
       </w:r>
-      <w:hyperlink w:anchor="_Toc242630469" w:history="1">
+      <w:hyperlink w:anchor="_Toc242632204" w:history="1">
         <w:r>
           <w:rPr>
             <w:rStyle w:val="Hyperlink"/>
@@ -384,7 +384,7 @@
             <w:noProof/>
             <w:webHidden/>
           </w:rPr>
-          <w:instrText xml:space="preserve"> PAGEREF _Toc242630469 \h </w:instrText>
+          <w:instrText xml:space="preserve"> PAGEREF _Toc242632204 \h </w:instrText>
         </w:r>
         <w:r>
           <w:rPr>
@@ -428,11 +428,11 @@
           <w:kern w:val="2"/>
           <w:sz w:val="24"/>
           <w:szCs w:val="24"/>
-          <w:lang w:val="en-PH" w:eastAsia="en-PH"/>
+          <w:lang w:val="en-PH" w:eastAsia="ja-JP"/>
           <w14:ligatures w14:val="standardContextual"/>
         </w:rPr>
       </w:pPr>
-      <w:hyperlink w:anchor="_Toc242630470" w:history="1">
+      <w:hyperlink w:anchor="_Toc242632205" w:history="1">
         <w:r>
           <w:rPr>
             <w:rStyle w:val="Hyperlink"/>
@@ -459,7 +459,7 @@
             <w:noProof/>
             <w:webHidden/>
           </w:rPr>
-          <w:instrText xml:space="preserve"> PAGEREF _Toc242630470 \h </w:instrText>
+          <w:instrText xml:space="preserve"> PAGEREF _Toc242632205 \h </w:instrText>
         </w:r>
         <w:r>
           <w:rPr>
@@ -503,11 +503,11 @@
           <w:kern w:val="2"/>
           <w:sz w:val="24"/>
           <w:szCs w:val="24"/>
-          <w:lang w:val="en-PH" w:eastAsia="en-PH"/>
+          <w:lang w:val="en-PH" w:eastAsia="ja-JP"/>
           <w14:ligatures w14:val="standardContextual"/>
         </w:rPr>
       </w:pPr>
-      <w:hyperlink w:anchor="_Toc242630471" w:history="1">
+      <w:hyperlink w:anchor="_Toc242632206" w:history="1">
         <w:r>
           <w:rPr>
             <w:rStyle w:val="Hyperlink"/>
@@ -534,7 +534,7 @@
             <w:noProof/>
             <w:webHidden/>
           </w:rPr>
-          <w:instrText xml:space="preserve"> PAGEREF _Toc242630471 \h </w:instrText>
+          <w:instrText xml:space="preserve"> PAGEREF _Toc242632206 \h </w:instrText>
         </w:r>
         <w:r>
           <w:rPr>
@@ -578,11 +578,11 @@
           <w:kern w:val="2"/>
           <w:sz w:val="24"/>
           <w:szCs w:val="24"/>
-          <w:lang w:val="en-PH" w:eastAsia="en-PH"/>
+          <w:lang w:val="en-PH" w:eastAsia="ja-JP"/>
           <w14:ligatures w14:val="standardContextual"/>
         </w:rPr>
       </w:pPr>
-      <w:hyperlink w:anchor="_Toc242630472" w:history="1">
+      <w:hyperlink w:anchor="_Toc242632207" w:history="1">
         <w:r>
           <w:rPr>
             <w:rStyle w:val="Hyperlink"/>
@@ -609,7 +609,7 @@
             <w:noProof/>
             <w:webHidden/>
           </w:rPr>
-          <w:instrText xml:space="preserve"> PAGEREF _Toc242630472 \h </w:instrText>
+          <w:instrText xml:space="preserve"> PAGEREF _Toc242632207 \h </w:instrText>
         </w:r>
         <w:r>
           <w:rPr>
@@ -653,11 +653,11 @@
           <w:kern w:val="2"/>
           <w:sz w:val="24"/>
           <w:szCs w:val="24"/>
-          <w:lang w:val="en-PH" w:eastAsia="en-PH"/>
+          <w:lang w:val="en-PH" w:eastAsia="ja-JP"/>
           <w14:ligatures w14:val="standardContextual"/>
         </w:rPr>
       </w:pPr>
-      <w:hyperlink w:anchor="_Toc242630473" w:history="1">
+      <w:hyperlink w:anchor="_Toc242632208" w:history="1">
         <w:r>
           <w:rPr>
             <w:rStyle w:val="Hyperlink"/>
@@ -684,7 +684,7 @@
             <w:noProof/>
             <w:webHidden/>
           </w:rPr>
-          <w:instrText xml:space="preserve"> PAGEREF _Toc242630473 \h </w:instrText>
+          <w:instrText xml:space="preserve"> PAGEREF _Toc242632208 \h </w:instrText>
         </w:r>
         <w:r>
           <w:rPr>
@@ -728,11 +728,11 @@
           <w:kern w:val="2"/>
           <w:sz w:val="24"/>
           <w:szCs w:val="24"/>
-          <w:lang w:val="en-PH" w:eastAsia="en-PH"/>
+          <w:lang w:val="en-PH" w:eastAsia="ja-JP"/>
           <w14:ligatures w14:val="standardContextual"/>
         </w:rPr>
       </w:pPr>
-      <w:hyperlink w:anchor="_Toc242630474" w:history="1">
+      <w:hyperlink w:anchor="_Toc242632209" w:history="1">
         <w:r>
           <w:rPr>
             <w:rStyle w:val="Hyperlink"/>
@@ -759,7 +759,7 @@
             <w:noProof/>
             <w:webHidden/>
           </w:rPr>
-          <w:instrText xml:space="preserve"> PAGEREF _Toc242630474 \h </w:instrText>
+          <w:instrText xml:space="preserve"> PAGEREF _Toc242632209 \h </w:instrText>
         </w:r>
         <w:r>
           <w:rPr>
@@ -803,11 +803,11 @@
           <w:kern w:val="2"/>
           <w:sz w:val="24"/>
           <w:szCs w:val="24"/>
-          <w:lang w:val="en-PH" w:eastAsia="en-PH"/>
+          <w:lang w:val="en-PH" w:eastAsia="ja-JP"/>
           <w14:ligatures w14:val="standardContextual"/>
         </w:rPr>
       </w:pPr>
-      <w:hyperlink w:anchor="_Toc242630475" w:history="1">
+      <w:hyperlink w:anchor="_Toc242632210" w:history="1">
         <w:r>
           <w:rPr>
             <w:rStyle w:val="Hyperlink"/>
@@ -834,7 +834,7 @@
             <w:noProof/>
             <w:webHidden/>
           </w:rPr>
-          <w:instrText xml:space="preserve"> PAGEREF _Toc242630475 \h </w:instrText>
+          <w:instrText xml:space="preserve"> PAGEREF _Toc242632210 \h </w:instrText>
         </w:r>
         <w:r>
           <w:rPr>
@@ -878,11 +878,11 @@
           <w:kern w:val="2"/>
           <w:sz w:val="24"/>
           <w:szCs w:val="24"/>
-          <w:lang w:val="en-PH" w:eastAsia="en-PH"/>
+          <w:lang w:val="en-PH" w:eastAsia="ja-JP"/>
           <w14:ligatures w14:val="standardContextual"/>
         </w:rPr>
       </w:pPr>
-      <w:hyperlink w:anchor="_Toc242630476" w:history="1">
+      <w:hyperlink w:anchor="_Toc242632211" w:history="1">
         <w:r>
           <w:rPr>
             <w:rStyle w:val="Hyperlink"/>
@@ -909,7 +909,7 @@
             <w:noProof/>
             <w:webHidden/>
           </w:rPr>
-          <w:instrText xml:space="preserve"> PAGEREF _Toc242630476 \h </w:instrText>
+          <w:instrText xml:space="preserve"> PAGEREF _Toc242632211 \h </w:instrText>
         </w:r>
         <w:r>
           <w:rPr>
@@ -953,11 +953,11 @@
           <w:kern w:val="2"/>
           <w:sz w:val="24"/>
           <w:szCs w:val="24"/>
-          <w:lang w:val="en-PH" w:eastAsia="en-PH"/>
+          <w:lang w:val="en-PH" w:eastAsia="ja-JP"/>
           <w14:ligatures w14:val="standardContextual"/>
         </w:rPr>
       </w:pPr>
-      <w:hyperlink w:anchor="_Toc242630477" w:history="1">
+      <w:hyperlink w:anchor="_Toc242632212" w:history="1">
         <w:r>
           <w:rPr>
             <w:rStyle w:val="Hyperlink"/>
@@ -984,7 +984,7 @@
             <w:noProof/>
             <w:webHidden/>
           </w:rPr>
-          <w:instrText xml:space="preserve"> PAGEREF _Toc242630477 \h </w:instrText>
+          <w:instrText xml:space="preserve"> PAGEREF _Toc242632212 \h </w:instrText>
         </w:r>
         <w:r>
           <w:rPr>
@@ -1028,11 +1028,11 @@
           <w:kern w:val="2"/>
           <w:sz w:val="24"/>
           <w:szCs w:val="24"/>
-          <w:lang w:val="en-PH" w:eastAsia="en-PH"/>
+          <w:lang w:val="en-PH" w:eastAsia="ja-JP"/>
           <w14:ligatures w14:val="standardContextual"/>
         </w:rPr>
       </w:pPr>
-      <w:hyperlink w:anchor="_Toc242630478" w:history="1">
+      <w:hyperlink w:anchor="_Toc242632213" w:history="1">
         <w:r>
           <w:rPr>
             <w:rStyle w:val="Hyperlink"/>
@@ -1059,7 +1059,7 @@
             <w:noProof/>
             <w:webHidden/>
           </w:rPr>
-          <w:instrText xml:space="preserve"> PAGEREF _Toc242630478 \h </w:instrText>
+          <w:instrText xml:space="preserve"> PAGEREF _Toc242632213 \h </w:instrText>
         </w:r>
         <w:r>
           <w:rPr>
@@ -1103,11 +1103,11 @@
           <w:kern w:val="2"/>
           <w:sz w:val="24"/>
           <w:szCs w:val="24"/>
-          <w:lang w:val="en-PH" w:eastAsia="en-PH"/>
+          <w:lang w:val="en-PH" w:eastAsia="ja-JP"/>
           <w14:ligatures w14:val="standardContextual"/>
         </w:rPr>
       </w:pPr>
-      <w:hyperlink w:anchor="_Toc242630479" w:history="1">
+      <w:hyperlink w:anchor="_Toc242632214" w:history="1">
         <w:r>
           <w:rPr>
             <w:rStyle w:val="Hyperlink"/>
@@ -1134,7 +1134,7 @@
             <w:noProof/>
             <w:webHidden/>
           </w:rPr>
-          <w:instrText xml:space="preserve"> PAGEREF _Toc242630479 \h </w:instrText>
+          <w:instrText xml:space="preserve"> PAGEREF _Toc242632214 \h </w:instrText>
         </w:r>
         <w:r>
           <w:rPr>
@@ -1178,11 +1178,11 @@
           <w:kern w:val="2"/>
           <w:sz w:val="24"/>
           <w:szCs w:val="24"/>
-          <w:lang w:val="en-PH" w:eastAsia="en-PH"/>
+          <w:lang w:val="en-PH" w:eastAsia="ja-JP"/>
           <w14:ligatures w14:val="standardContextual"/>
         </w:rPr>
       </w:pPr>
-      <w:hyperlink w:anchor="_Toc242630480" w:history="1">
+      <w:hyperlink w:anchor="_Toc242632215" w:history="1">
         <w:r>
           <w:rPr>
             <w:rStyle w:val="Hyperlink"/>
@@ -1209,7 +1209,7 @@
             <w:noProof/>
             <w:webHidden/>
           </w:rPr>
-          <w:instrText xml:space="preserve"> PAGEREF _Toc242630480 \h </w:instrText>
+          <w:instrText xml:space="preserve"> PAGEREF _Toc242632215 \h </w:instrText>
         </w:r>
         <w:r>
           <w:rPr>
@@ -1253,11 +1253,11 @@
           <w:kern w:val="2"/>
           <w:sz w:val="24"/>
           <w:szCs w:val="24"/>
-          <w:lang w:val="en-PH" w:eastAsia="en-PH"/>
+          <w:lang w:val="en-PH" w:eastAsia="ja-JP"/>
           <w14:ligatures w14:val="standardContextual"/>
         </w:rPr>
       </w:pPr>
-      <w:hyperlink w:anchor="_Toc242630481" w:history="1">
+      <w:hyperlink w:anchor="_Toc242632216" w:history="1">
         <w:r>
           <w:rPr>
             <w:rStyle w:val="Hyperlink"/>
@@ -1284,7 +1284,7 @@
             <w:noProof/>
             <w:webHidden/>
           </w:rPr>
-          <w:instrText xml:space="preserve"> PAGEREF _Toc242630481 \h </w:instrText>
+          <w:instrText xml:space="preserve"> PAGEREF _Toc242632216 \h </w:instrText>
         </w:r>
         <w:r>
           <w:rPr>
@@ -1328,11 +1328,11 @@
           <w:kern w:val="2"/>
           <w:sz w:val="24"/>
           <w:szCs w:val="24"/>
-          <w:lang w:val="en-PH" w:eastAsia="en-PH"/>
+          <w:lang w:val="en-PH" w:eastAsia="ja-JP"/>
           <w14:ligatures w14:val="standardContextual"/>
         </w:rPr>
       </w:pPr>
-      <w:hyperlink w:anchor="_Toc242630482" w:history="1">
+      <w:hyperlink w:anchor="_Toc242632217" w:history="1">
         <w:r>
           <w:rPr>
             <w:rStyle w:val="Hyperlink"/>
@@ -1359,7 +1359,7 @@
             <w:noProof/>
             <w:webHidden/>
           </w:rPr>
-          <w:instrText xml:space="preserve"> PAGEREF _Toc242630482 \h </w:instrText>
+          <w:instrText xml:space="preserve"> PAGEREF _Toc242632217 \h </w:instrText>
         </w:r>
         <w:r>
           <w:rPr>
@@ -1403,11 +1403,11 @@
           <w:kern w:val="2"/>
           <w:sz w:val="24"/>
           <w:szCs w:val="24"/>
-          <w:lang w:val="en-PH" w:eastAsia="en-PH"/>
+          <w:lang w:val="en-PH" w:eastAsia="ja-JP"/>
           <w14:ligatures w14:val="standardContextual"/>
         </w:rPr>
       </w:pPr>
-      <w:hyperlink w:anchor="_Toc242630483" w:history="1">
+      <w:hyperlink w:anchor="_Toc242632218" w:history="1">
         <w:r>
           <w:rPr>
             <w:rStyle w:val="Hyperlink"/>
@@ -1434,7 +1434,7 @@
             <w:noProof/>
             <w:webHidden/>
           </w:rPr>
-          <w:instrText xml:space="preserve"> PAGEREF _Toc242630483 \h </w:instrText>
+          <w:instrText xml:space="preserve"> PAGEREF _Toc242632218 \h </w:instrText>
         </w:r>
         <w:r>
           <w:rPr>
@@ -1478,11 +1478,11 @@
           <w:kern w:val="2"/>
           <w:sz w:val="24"/>
           <w:szCs w:val="24"/>
-          <w:lang w:val="en-PH" w:eastAsia="en-PH"/>
+          <w:lang w:val="en-PH" w:eastAsia="ja-JP"/>
           <w14:ligatures w14:val="standardContextual"/>
         </w:rPr>
       </w:pPr>
-      <w:hyperlink w:anchor="_Toc242630484" w:history="1">
+      <w:hyperlink w:anchor="_Toc242632219" w:history="1">
         <w:r>
           <w:rPr>
             <w:rStyle w:val="Hyperlink"/>
@@ -1509,7 +1509,7 @@
             <w:noProof/>
             <w:webHidden/>
           </w:rPr>
-          <w:instrText xml:space="preserve"> PAGEREF _Toc242630484 \h </w:instrText>
+          <w:instrText xml:space="preserve"> PAGEREF _Toc242632219 \h </w:instrText>
         </w:r>
         <w:r>
           <w:rPr>
@@ -1553,11 +1553,11 @@
           <w:kern w:val="2"/>
           <w:sz w:val="24"/>
           <w:szCs w:val="24"/>
-          <w:lang w:val="en-PH" w:eastAsia="en-PH"/>
+          <w:lang w:val="en-PH" w:eastAsia="ja-JP"/>
           <w14:ligatures w14:val="standardContextual"/>
         </w:rPr>
       </w:pPr>
-      <w:hyperlink w:anchor="_Toc242630485" w:history="1">
+      <w:hyperlink w:anchor="_Toc242632220" w:history="1">
         <w:r>
           <w:rPr>
             <w:rStyle w:val="Hyperlink"/>
@@ -1584,7 +1584,7 @@
             <w:noProof/>
             <w:webHidden/>
           </w:rPr>
-          <w:instrText xml:space="preserve"> PAGEREF _Toc242630485 \h </w:instrText>
+          <w:instrText xml:space="preserve"> PAGEREF _Toc242632220 \h </w:instrText>
         </w:r>
         <w:r>
           <w:rPr>
@@ -1628,11 +1628,11 @@
           <w:kern w:val="2"/>
           <w:sz w:val="24"/>
           <w:szCs w:val="24"/>
-          <w:lang w:val="en-PH" w:eastAsia="en-PH"/>
+          <w:lang w:val="en-PH" w:eastAsia="ja-JP"/>
           <w14:ligatures w14:val="standardContextual"/>
         </w:rPr>
       </w:pPr>
-      <w:hyperlink w:anchor="_Toc242630486" w:history="1">
+      <w:hyperlink w:anchor="_Toc242632221" w:history="1">
         <w:r>
           <w:rPr>
             <w:rStyle w:val="Hyperlink"/>
@@ -1659,7 +1659,7 @@
             <w:noProof/>
             <w:webHidden/>
           </w:rPr>
-          <w:instrText xml:space="preserve"> PAGEREF _Toc242630486 \h </w:instrText>
+          <w:instrText xml:space="preserve"> PAGEREF _Toc242632221 \h </w:instrText>
         </w:r>
         <w:r>
           <w:rPr>
@@ -1703,11 +1703,11 @@
           <w:kern w:val="2"/>
           <w:sz w:val="24"/>
           <w:szCs w:val="24"/>
-          <w:lang w:val="en-PH" w:eastAsia="en-PH"/>
+          <w:lang w:val="en-PH" w:eastAsia="ja-JP"/>
           <w14:ligatures w14:val="standardContextual"/>
         </w:rPr>
       </w:pPr>
-      <w:hyperlink w:anchor="_Toc242630487" w:history="1">
+      <w:hyperlink w:anchor="_Toc242632222" w:history="1">
         <w:r>
           <w:rPr>
             <w:rStyle w:val="Hyperlink"/>
@@ -1734,7 +1734,7 @@
             <w:noProof/>
             <w:webHidden/>
           </w:rPr>
-          <w:instrText xml:space="preserve"> PAGEREF _Toc242630487 \h </w:instrText>
+          <w:instrText xml:space="preserve"> PAGEREF _Toc242632222 \h </w:instrText>
         </w:r>
         <w:r>
           <w:rPr>
@@ -1778,11 +1778,11 @@
           <w:kern w:val="2"/>
           <w:sz w:val="24"/>
           <w:szCs w:val="24"/>
-          <w:lang w:val="en-PH" w:eastAsia="en-PH"/>
+          <w:lang w:val="en-PH" w:eastAsia="ja-JP"/>
           <w14:ligatures w14:val="standardContextual"/>
         </w:rPr>
       </w:pPr>
-      <w:hyperlink w:anchor="_Toc242630488" w:history="1">
+      <w:hyperlink w:anchor="_Toc242632223" w:history="1">
         <w:r>
           <w:rPr>
             <w:rStyle w:val="Hyperlink"/>
@@ -1809,7 +1809,7 @@
             <w:noProof/>
             <w:webHidden/>
           </w:rPr>
-          <w:instrText xml:space="preserve"> PAGEREF _Toc242630488 \h </w:instrText>
+          <w:instrText xml:space="preserve"> PAGEREF _Toc242632223 \h </w:instrText>
         </w:r>
         <w:r>
           <w:rPr>
@@ -1853,11 +1853,11 @@
           <w:kern w:val="2"/>
           <w:sz w:val="24"/>
           <w:szCs w:val="24"/>
-          <w:lang w:val="en-PH" w:eastAsia="en-PH"/>
+          <w:lang w:val="en-PH" w:eastAsia="ja-JP"/>
           <w14:ligatures w14:val="standardContextual"/>
         </w:rPr>
       </w:pPr>
-      <w:hyperlink w:anchor="_Toc242630489" w:history="1">
+      <w:hyperlink w:anchor="_Toc242632224" w:history="1">
         <w:r>
           <w:rPr>
             <w:rStyle w:val="Hyperlink"/>
@@ -1884,7 +1884,7 @@
             <w:noProof/>
             <w:webHidden/>
           </w:rPr>
-          <w:instrText xml:space="preserve"> PAGEREF _Toc242630489 \h </w:instrText>
+          <w:instrText xml:space="preserve"> PAGEREF _Toc242632224 \h </w:instrText>
         </w:r>
         <w:r>
           <w:rPr>
@@ -1928,11 +1928,11 @@
           <w:kern w:val="2"/>
           <w:sz w:val="24"/>
           <w:szCs w:val="24"/>
-          <w:lang w:val="en-PH" w:eastAsia="en-PH"/>
+          <w:lang w:val="en-PH" w:eastAsia="ja-JP"/>
           <w14:ligatures w14:val="standardContextual"/>
         </w:rPr>
       </w:pPr>
-      <w:hyperlink w:anchor="_Toc242630490" w:history="1">
+      <w:hyperlink w:anchor="_Toc242632225" w:history="1">
         <w:r>
           <w:rPr>
             <w:rStyle w:val="Hyperlink"/>
@@ -1959,7 +1959,7 @@
             <w:noProof/>
             <w:webHidden/>
           </w:rPr>
-          <w:instrText xml:space="preserve"> PAGEREF _Toc242630490 \h </w:instrText>
+          <w:instrText xml:space="preserve"> PAGEREF _Toc242632225 \h </w:instrText>
         </w:r>
         <w:r>
           <w:rPr>
@@ -2003,11 +2003,11 @@
           <w:kern w:val="2"/>
           <w:sz w:val="24"/>
           <w:szCs w:val="24"/>
-          <w:lang w:val="en-PH" w:eastAsia="en-PH"/>
+          <w:lang w:val="en-PH" w:eastAsia="ja-JP"/>
           <w14:ligatures w14:val="standardContextual"/>
         </w:rPr>
       </w:pPr>
-      <w:hyperlink w:anchor="_Toc242630491" w:history="1">
+      <w:hyperlink w:anchor="_Toc242632226" w:history="1">
         <w:r>
           <w:rPr>
             <w:rStyle w:val="Hyperlink"/>
@@ -2034,7 +2034,7 @@
             <w:noProof/>
             <w:webHidden/>
           </w:rPr>
-          <w:instrText xml:space="preserve"> PAGEREF _Toc242630491 \h </w:instrText>
+          <w:instrText xml:space="preserve"> PAGEREF _Toc242632226 \h </w:instrText>
         </w:r>
         <w:r>
           <w:rPr>
@@ -2078,11 +2078,11 @@
           <w:kern w:val="2"/>
           <w:sz w:val="24"/>
           <w:szCs w:val="24"/>
-          <w:lang w:val="en-PH" w:eastAsia="en-PH"/>
+          <w:lang w:val="en-PH" w:eastAsia="ja-JP"/>
           <w14:ligatures w14:val="standardContextual"/>
         </w:rPr>
       </w:pPr>
-      <w:hyperlink w:anchor="_Toc242630492" w:history="1">
+      <w:hyperlink w:anchor="_Toc242632227" w:history="1">
         <w:r>
           <w:rPr>
             <w:rStyle w:val="Hyperlink"/>
@@ -2109,7 +2109,7 @@
             <w:noProof/>
             <w:webHidden/>
           </w:rPr>
-          <w:instrText xml:space="preserve"> PAGEREF _Toc242630492 \h </w:instrText>
+          <w:instrText xml:space="preserve"> PAGEREF _Toc242632227 \h </w:instrText>
         </w:r>
         <w:r>
           <w:rPr>
@@ -2153,11 +2153,11 @@
           <w:kern w:val="2"/>
           <w:sz w:val="24"/>
           <w:szCs w:val="24"/>
-          <w:lang w:val="en-PH" w:eastAsia="en-PH"/>
+          <w:lang w:val="en-PH" w:eastAsia="ja-JP"/>
           <w14:ligatures w14:val="standardContextual"/>
         </w:rPr>
       </w:pPr>
-      <w:hyperlink w:anchor="_Toc242630493" w:history="1">
+      <w:hyperlink w:anchor="_Toc242632228" w:history="1">
         <w:r>
           <w:rPr>
             <w:rStyle w:val="Hyperlink"/>
@@ -2184,7 +2184,7 @@
             <w:noProof/>
             <w:webHidden/>
           </w:rPr>
-          <w:instrText xml:space="preserve"> PAGEREF _Toc242630493 \h </w:instrText>
+          <w:instrText xml:space="preserve"> PAGEREF _Toc242632228 \h </w:instrText>
         </w:r>
         <w:r>
           <w:rPr>
@@ -2228,11 +2228,11 @@
           <w:kern w:val="2"/>
           <w:sz w:val="24"/>
           <w:szCs w:val="24"/>
-          <w:lang w:val="en-PH" w:eastAsia="en-PH"/>
+          <w:lang w:val="en-PH" w:eastAsia="ja-JP"/>
           <w14:ligatures w14:val="standardContextual"/>
         </w:rPr>
       </w:pPr>
-      <w:hyperlink w:anchor="_Toc242630494" w:history="1">
+      <w:hyperlink w:anchor="_Toc242632229" w:history="1">
         <w:r>
           <w:rPr>
             <w:rStyle w:val="Hyperlink"/>
@@ -2259,7 +2259,7 @@
             <w:noProof/>
             <w:webHidden/>
           </w:rPr>
-          <w:instrText xml:space="preserve"> PAGEREF _Toc242630494 \h </w:instrText>
+          <w:instrText xml:space="preserve"> PAGEREF _Toc242632229 \h </w:instrText>
         </w:r>
         <w:r>
           <w:rPr>
@@ -2303,11 +2303,11 @@
           <w:kern w:val="2"/>
           <w:sz w:val="24"/>
           <w:szCs w:val="24"/>
-          <w:lang w:val="en-PH" w:eastAsia="en-PH"/>
+          <w:lang w:val="en-PH" w:eastAsia="ja-JP"/>
           <w14:ligatures w14:val="standardContextual"/>
         </w:rPr>
       </w:pPr>
-      <w:hyperlink w:anchor="_Toc242630495" w:history="1">
+      <w:hyperlink w:anchor="_Toc242632230" w:history="1">
         <w:r>
           <w:rPr>
             <w:rStyle w:val="Hyperlink"/>
@@ -2334,7 +2334,7 @@
             <w:noProof/>
             <w:webHidden/>
           </w:rPr>
-          <w:instrText xml:space="preserve"> PAGEREF _Toc242630495 \h </w:instrText>
+          <w:instrText xml:space="preserve"> PAGEREF _Toc242632230 \h </w:instrText>
         </w:r>
         <w:r>
           <w:rPr>
@@ -2378,11 +2378,11 @@
           <w:kern w:val="2"/>
           <w:sz w:val="24"/>
           <w:szCs w:val="24"/>
-          <w:lang w:val="en-PH" w:eastAsia="en-PH"/>
+          <w:lang w:val="en-PH" w:eastAsia="ja-JP"/>
           <w14:ligatures w14:val="standardContextual"/>
         </w:rPr>
       </w:pPr>
-      <w:hyperlink w:anchor="_Toc242630496" w:history="1">
+      <w:hyperlink w:anchor="_Toc242632231" w:history="1">
         <w:r>
           <w:rPr>
             <w:rStyle w:val="Hyperlink"/>
@@ -2409,7 +2409,7 @@
             <w:noProof/>
             <w:webHidden/>
           </w:rPr>
-          <w:instrText xml:space="preserve"> PAGEREF _Toc242630496 \h </w:instrText>
+          <w:instrText xml:space="preserve"> PAGEREF _Toc242632231 \h </w:instrText>
         </w:r>
         <w:r>
           <w:rPr>
@@ -2453,11 +2453,11 @@
           <w:kern w:val="2"/>
           <w:sz w:val="24"/>
           <w:szCs w:val="24"/>
-          <w:lang w:val="en-PH" w:eastAsia="en-PH"/>
+          <w:lang w:val="en-PH" w:eastAsia="ja-JP"/>
           <w14:ligatures w14:val="standardContextual"/>
         </w:rPr>
       </w:pPr>
-      <w:hyperlink w:anchor="_Toc242630497" w:history="1">
+      <w:hyperlink w:anchor="_Toc242632232" w:history="1">
         <w:r>
           <w:rPr>
             <w:rStyle w:val="Hyperlink"/>
@@ -2484,7 +2484,7 @@
             <w:noProof/>
             <w:webHidden/>
           </w:rPr>
-          <w:instrText xml:space="preserve"> PAGEREF _Toc242630497 \h </w:instrText>
+          <w:instrText xml:space="preserve"> PAGEREF _Toc242632232 \h </w:instrText>
         </w:r>
         <w:r>
           <w:rPr>
@@ -2528,11 +2528,11 @@
           <w:kern w:val="2"/>
           <w:sz w:val="24"/>
           <w:szCs w:val="24"/>
-          <w:lang w:val="en-PH" w:eastAsia="en-PH"/>
+          <w:lang w:val="en-PH" w:eastAsia="ja-JP"/>
           <w14:ligatures w14:val="standardContextual"/>
         </w:rPr>
       </w:pPr>
-      <w:hyperlink w:anchor="_Toc242630498" w:history="1">
+      <w:hyperlink w:anchor="_Toc242632233" w:history="1">
         <w:r>
           <w:rPr>
             <w:rStyle w:val="Hyperlink"/>
@@ -2559,7 +2559,7 @@
             <w:noProof/>
             <w:webHidden/>
           </w:rPr>
-          <w:instrText xml:space="preserve"> PAGEREF _Toc242630498 \h </w:instrText>
+          <w:instrText xml:space="preserve"> PAGEREF _Toc242632233 \h </w:instrText>
         </w:r>
         <w:r>
           <w:rPr>
@@ -2603,11 +2603,11 @@
           <w:kern w:val="2"/>
           <w:sz w:val="24"/>
           <w:szCs w:val="24"/>
-          <w:lang w:val="en-PH" w:eastAsia="en-PH"/>
+          <w:lang w:val="en-PH" w:eastAsia="ja-JP"/>
           <w14:ligatures w14:val="standardContextual"/>
         </w:rPr>
       </w:pPr>
-      <w:hyperlink w:anchor="_Toc242630499" w:history="1">
+      <w:hyperlink w:anchor="_Toc242632234" w:history="1">
         <w:r>
           <w:rPr>
             <w:rStyle w:val="Hyperlink"/>
@@ -2634,7 +2634,7 @@
             <w:noProof/>
             <w:webHidden/>
           </w:rPr>
-          <w:instrText xml:space="preserve"> PAGEREF _Toc242630499 \h </w:instrText>
+          <w:instrText xml:space="preserve"> PAGEREF _Toc242632234 \h </w:instrText>
         </w:r>
         <w:r>
           <w:rPr>
@@ -2679,7 +2679,7 @@
       <w:pPr>
         <w:pStyle w:val="Heading1"/>
       </w:pPr>
-      <w:bookmarkStart w:id="0" w:name="_Toc242630469"/>
+      <w:bookmarkStart w:id="0" w:name="_Toc242632204"/>
       <w:r>
         <w:t>Document Revision History</w:t>
       </w:r>
@@ -2707,10 +2707,10 @@
         <w:tblLook w:val="04A0" w:firstRow="1" w:lastRow="0" w:firstColumn="1" w:lastColumn="0" w:noHBand="0" w:noVBand="1"/>
       </w:tblPr>
       <w:tblGrid>
-        <w:gridCol w:w="985"/>
-        <w:gridCol w:w="1199"/>
-        <w:gridCol w:w="2065"/>
-        <w:gridCol w:w="5112"/>
+        <w:gridCol w:w="984"/>
+        <w:gridCol w:w="1197"/>
+        <w:gridCol w:w="2059"/>
+        <w:gridCol w:w="5120"/>
       </w:tblGrid>
       <w:tr>
         <w:trPr>
@@ -2719,7 +2719,7 @@
         </w:trPr>
         <w:tc>
           <w:tcPr>
-            <w:tcW w:w="985" w:type="dxa"/>
+            <w:tcW w:w="984" w:type="dxa"/>
             <w:shd w:val="clear" w:color="auto" w:fill="1F3A3D"/>
           </w:tcPr>
           <w:p>
@@ -2739,7 +2739,7 @@
         </w:tc>
         <w:tc>
           <w:tcPr>
-            <w:tcW w:w="1199" w:type="dxa"/>
+            <w:tcW w:w="1197" w:type="dxa"/>
             <w:shd w:val="clear" w:color="auto" w:fill="1F3A3D"/>
           </w:tcPr>
           <w:p>
@@ -2759,7 +2759,7 @@
         </w:tc>
         <w:tc>
           <w:tcPr>
-            <w:tcW w:w="2065" w:type="dxa"/>
+            <w:tcW w:w="2059" w:type="dxa"/>
             <w:shd w:val="clear" w:color="auto" w:fill="1F3A3D"/>
           </w:tcPr>
           <w:p>
@@ -2779,7 +2779,7 @@
         </w:tc>
         <w:tc>
           <w:tcPr>
-            <w:tcW w:w="5112" w:type="dxa"/>
+            <w:tcW w:w="5120" w:type="dxa"/>
             <w:shd w:val="clear" w:color="auto" w:fill="1F3A3D"/>
           </w:tcPr>
           <w:p>
@@ -2804,7 +2804,7 @@
         </w:trPr>
         <w:tc>
           <w:tcPr>
-            <w:tcW w:w="985" w:type="dxa"/>
+            <w:tcW w:w="984" w:type="dxa"/>
           </w:tcPr>
           <w:p>
             <w:pPr>
@@ -2822,7 +2822,7 @@
         </w:tc>
         <w:tc>
           <w:tcPr>
-            <w:tcW w:w="1199" w:type="dxa"/>
+            <w:tcW w:w="1197" w:type="dxa"/>
           </w:tcPr>
           <w:p>
             <w:pPr>
@@ -2839,7 +2839,7 @@
         </w:tc>
         <w:tc>
           <w:tcPr>
-            <w:tcW w:w="2065" w:type="dxa"/>
+            <w:tcW w:w="2059" w:type="dxa"/>
           </w:tcPr>
           <w:p>
             <w:pPr>
@@ -2856,7 +2856,7 @@
         </w:tc>
         <w:tc>
           <w:tcPr>
-            <w:tcW w:w="5112" w:type="dxa"/>
+            <w:tcW w:w="5120" w:type="dxa"/>
           </w:tcPr>
           <w:p>
             <w:pPr>
@@ -2878,7 +2878,7 @@
         </w:trPr>
         <w:tc>
           <w:tcPr>
-            <w:tcW w:w="985" w:type="dxa"/>
+            <w:tcW w:w="984" w:type="dxa"/>
             <w:shd w:val="clear" w:color="auto" w:fill="F3F6F8"/>
           </w:tcPr>
           <w:p>
@@ -2897,7 +2897,7 @@
         </w:tc>
         <w:tc>
           <w:tcPr>
-            <w:tcW w:w="1199" w:type="dxa"/>
+            <w:tcW w:w="1197" w:type="dxa"/>
             <w:shd w:val="clear" w:color="auto" w:fill="F3F6F8"/>
           </w:tcPr>
           <w:p>
@@ -2915,7 +2915,7 @@
         </w:tc>
         <w:tc>
           <w:tcPr>
-            <w:tcW w:w="2065" w:type="dxa"/>
+            <w:tcW w:w="2059" w:type="dxa"/>
             <w:shd w:val="clear" w:color="auto" w:fill="F3F6F8"/>
           </w:tcPr>
           <w:p>
@@ -2933,7 +2933,7 @@
         </w:tc>
         <w:tc>
           <w:tcPr>
-            <w:tcW w:w="5112" w:type="dxa"/>
+            <w:tcW w:w="5120" w:type="dxa"/>
             <w:shd w:val="clear" w:color="auto" w:fill="F3F6F8"/>
           </w:tcPr>
           <w:p>
@@ -2955,7 +2955,7 @@
         </w:trPr>
         <w:tc>
           <w:tcPr>
-            <w:tcW w:w="985" w:type="dxa"/>
+            <w:tcW w:w="984" w:type="dxa"/>
           </w:tcPr>
           <w:p>
             <w:pPr>
@@ -2973,7 +2973,7 @@
         </w:tc>
         <w:tc>
           <w:tcPr>
-            <w:tcW w:w="1199" w:type="dxa"/>
+            <w:tcW w:w="1197" w:type="dxa"/>
           </w:tcPr>
           <w:p>
             <w:pPr>
@@ -2990,7 +2990,7 @@
         </w:tc>
         <w:tc>
           <w:tcPr>
-            <w:tcW w:w="2065" w:type="dxa"/>
+            <w:tcW w:w="2059" w:type="dxa"/>
           </w:tcPr>
           <w:p>
             <w:pPr>
@@ -3007,7 +3007,7 @@
         </w:tc>
         <w:tc>
           <w:tcPr>
-            <w:tcW w:w="5112" w:type="dxa"/>
+            <w:tcW w:w="5120" w:type="dxa"/>
           </w:tcPr>
           <w:p>
             <w:pPr>
@@ -3355,7 +3355,7 @@
         </w:trPr>
         <w:tc>
           <w:tcPr>
-            <w:tcW w:w="985" w:type="dxa"/>
+            <w:tcW w:w="984" w:type="dxa"/>
             <w:shd w:val="clear" w:color="auto" w:fill="F3F6F8"/>
           </w:tcPr>
           <w:p>
@@ -3374,7 +3374,7 @@
         </w:tc>
         <w:tc>
           <w:tcPr>
-            <w:tcW w:w="1199" w:type="dxa"/>
+            <w:tcW w:w="1197" w:type="dxa"/>
             <w:shd w:val="clear" w:color="auto" w:fill="F3F6F8"/>
           </w:tcPr>
           <w:p>
@@ -3392,7 +3392,7 @@
         </w:tc>
         <w:tc>
           <w:tcPr>
-            <w:tcW w:w="2065" w:type="dxa"/>
+            <w:tcW w:w="2059" w:type="dxa"/>
             <w:shd w:val="clear" w:color="auto" w:fill="F3F6F8"/>
           </w:tcPr>
           <w:p>
@@ -3410,7 +3410,7 @@
         </w:tc>
         <w:tc>
           <w:tcPr>
-            <w:tcW w:w="5112" w:type="dxa"/>
+            <w:tcW w:w="5120" w:type="dxa"/>
             <w:shd w:val="clear" w:color="auto" w:fill="F3F6F8"/>
           </w:tcPr>
           <w:p>
@@ -3446,7 +3446,7 @@
         </w:trPr>
         <w:tc>
           <w:tcPr>
-            <w:tcW w:w="985" w:type="dxa"/>
+            <w:tcW w:w="984" w:type="dxa"/>
           </w:tcPr>
           <w:p>
             <w:pPr>
@@ -3464,7 +3464,7 @@
         </w:tc>
         <w:tc>
           <w:tcPr>
-            <w:tcW w:w="1199" w:type="dxa"/>
+            <w:tcW w:w="1197" w:type="dxa"/>
           </w:tcPr>
           <w:p>
             <w:pPr>
@@ -3481,7 +3481,7 @@
         </w:tc>
         <w:tc>
           <w:tcPr>
-            <w:tcW w:w="2065" w:type="dxa"/>
+            <w:tcW w:w="2059" w:type="dxa"/>
           </w:tcPr>
           <w:p>
             <w:pPr>
@@ -3498,7 +3498,7 @@
         </w:tc>
         <w:tc>
           <w:tcPr>
-            <w:tcW w:w="5112" w:type="dxa"/>
+            <w:tcW w:w="5120" w:type="dxa"/>
           </w:tcPr>
           <w:p>
             <w:pPr>
@@ -3520,7 +3520,7 @@
         </w:trPr>
         <w:tc>
           <w:tcPr>
-            <w:tcW w:w="985" w:type="dxa"/>
+            <w:tcW w:w="984" w:type="dxa"/>
             <w:shd w:val="clear" w:color="auto" w:fill="F3F6F8"/>
           </w:tcPr>
           <w:p>
@@ -3539,7 +3539,7 @@
         </w:tc>
         <w:tc>
           <w:tcPr>
-            <w:tcW w:w="1199" w:type="dxa"/>
+            <w:tcW w:w="1197" w:type="dxa"/>
             <w:shd w:val="clear" w:color="auto" w:fill="F3F6F8"/>
           </w:tcPr>
           <w:p>
@@ -3557,7 +3557,7 @@
         </w:tc>
         <w:tc>
           <w:tcPr>
-            <w:tcW w:w="2065" w:type="dxa"/>
+            <w:tcW w:w="2059" w:type="dxa"/>
             <w:shd w:val="clear" w:color="auto" w:fill="F3F6F8"/>
           </w:tcPr>
           <w:p>
@@ -3575,7 +3575,7 @@
         </w:tc>
         <w:tc>
           <w:tcPr>
-            <w:tcW w:w="5112" w:type="dxa"/>
+            <w:tcW w:w="5120" w:type="dxa"/>
             <w:shd w:val="clear" w:color="auto" w:fill="F3F6F8"/>
           </w:tcPr>
           <w:p>
@@ -3600,7 +3600,7 @@
               <w:rPr>
                 <w:sz w:val="17"/>
               </w:rPr>
-              <w:t xml:space="preserve"> and the code: SUS grade corrected to B (§1.1); FR-03 mic states match the shipped design (Idle, Listening, Heard, Result; user decision 2026-10-06); the validation findings of FR-03, FR-14, FR-NEW-TEL and NFR-ACC-02 and RTM rows F-07, F-10 and F-16 now state only what the validation data show; RTM design components name the shipped classes, and TC-AUD-01 matches SDD §6; NFR-AUD-01 adds the short-vowel source and the dated manifest path; FR-01 names the Kokoro voice mix.</w:t>
+              <w:t xml:space="preserve"> and the code: SUS grade corrected to B (§1.1); FR-03 mic states match the shipped design (Idle, Listening, Heard, Result; team decision 2026-10-06); the validation findings of FR-03, FR-14, FR-NEW-TEL and NFR-ACC-02 and RTM rows F-07, F-10 and F-16 now state only what the validation data show; RTM design components name the shipped classes, and TC-AUD-01 matches SDD §6; NFR-AUD-01 adds the short-vowel source and the dated manifest path; FR-01 names the Kokoro voice mix.</w:t>
             </w:r>
           </w:p>
         </w:tc>
@@ -3612,7 +3612,7 @@
         </w:trPr>
         <w:tc>
           <w:tcPr>
-            <w:tcW w:w="985" w:type="dxa"/>
+            <w:tcW w:w="984" w:type="dxa"/>
           </w:tcPr>
           <w:p>
             <w:pPr>
@@ -3630,7 +3630,7 @@
         </w:tc>
         <w:tc>
           <w:tcPr>
-            <w:tcW w:w="1199" w:type="dxa"/>
+            <w:tcW w:w="1197" w:type="dxa"/>
           </w:tcPr>
           <w:p>
             <w:pPr>
@@ -3647,7 +3647,7 @@
         </w:tc>
         <w:tc>
           <w:tcPr>
-            <w:tcW w:w="2065" w:type="dxa"/>
+            <w:tcW w:w="2059" w:type="dxa"/>
           </w:tcPr>
           <w:p>
             <w:pPr>
@@ -3664,7 +3664,7 @@
         </w:tc>
         <w:tc>
           <w:tcPr>
-            <w:tcW w:w="5112" w:type="dxa"/>
+            <w:tcW w:w="5120" w:type="dxa"/>
           </w:tcPr>
           <w:p>
             <w:pPr>
@@ -3674,7 +3674,7 @@
               <w:rPr>
                 <w:sz w:val="17"/>
               </w:rPr>
-              <w:t xml:space="preserve">Amendments from the user's phone test of APK B (user decisions 2026-10-10, adviser confirmation pending): FR-02 item 4, Hear It ends on the key word and the sound, then </w:t>
+              <w:t xml:space="preserve">Amendments from the team's phone test of APK B (team decisions 2026-10-10, adviser confirmation pending): FR-02 item 4, Hear It ends on the key word and the sound, then </w:t>
             </w:r>
             <w:r>
               <w:rPr>
@@ -3712,7 +3712,7 @@
         </w:trPr>
         <w:tc>
           <w:tcPr>
-            <w:tcW w:w="985" w:type="dxa"/>
+            <w:tcW w:w="984" w:type="dxa"/>
             <w:shd w:val="clear" w:color="auto" w:fill="F3F6F8"/>
           </w:tcPr>
           <w:p>
@@ -3731,7 +3731,7 @@
         </w:tc>
         <w:tc>
           <w:tcPr>
-            <w:tcW w:w="1199" w:type="dxa"/>
+            <w:tcW w:w="1197" w:type="dxa"/>
             <w:shd w:val="clear" w:color="auto" w:fill="F3F6F8"/>
           </w:tcPr>
           <w:p>
@@ -3749,7 +3749,7 @@
         </w:tc>
         <w:tc>
           <w:tcPr>
-            <w:tcW w:w="2065" w:type="dxa"/>
+            <w:tcW w:w="2059" w:type="dxa"/>
             <w:shd w:val="clear" w:color="auto" w:fill="F3F6F8"/>
           </w:tcPr>
           <w:p>
@@ -3767,7 +3767,7 @@
         </w:tc>
         <w:tc>
           <w:tcPr>
-            <w:tcW w:w="5112" w:type="dxa"/>
+            <w:tcW w:w="5120" w:type="dxa"/>
             <w:shd w:val="clear" w:color="auto" w:fill="F3F6F8"/>
           </w:tcPr>
           <w:p>
@@ -3790,7 +3790,7 @@
         </w:trPr>
         <w:tc>
           <w:tcPr>
-            <w:tcW w:w="985" w:type="dxa"/>
+            <w:tcW w:w="984" w:type="dxa"/>
           </w:tcPr>
           <w:p>
             <w:pPr>
@@ -3808,7 +3808,7 @@
         </w:tc>
         <w:tc>
           <w:tcPr>
-            <w:tcW w:w="1199" w:type="dxa"/>
+            <w:tcW w:w="1197" w:type="dxa"/>
           </w:tcPr>
           <w:p>
             <w:pPr>
@@ -3825,7 +3825,7 @@
         </w:tc>
         <w:tc>
           <w:tcPr>
-            <w:tcW w:w="2065" w:type="dxa"/>
+            <w:tcW w:w="2059" w:type="dxa"/>
           </w:tcPr>
           <w:p>
             <w:pPr>
@@ -3842,7 +3842,7 @@
         </w:tc>
         <w:tc>
           <w:tcPr>
-            <w:tcW w:w="5112" w:type="dxa"/>
+            <w:tcW w:w="5120" w:type="dxa"/>
           </w:tcPr>
           <w:p>
             <w:pPr>
@@ -3852,7 +3852,7 @@
               <w:rPr>
                 <w:sz w:val="17"/>
               </w:rPr>
-              <w:t xml:space="preserve">Updated §4.1 automated test coverage to 386 passing unit tests (0 failures); recorded release of all 9 mouth articulation pictures (image release </w:t>
+              <w:t xml:space="preserve">Issued for adviser review and evaluation: the front matter states the submission status and the members' full names. §4.1 updated to 386 passing unit tests (0 failures); the NFR-ACC-01 row records the 9 mouth-shape pictures now in the app (image release </w:t>
             </w:r>
             <w:r>
               <w:rPr>
@@ -3866,7 +3866,21 @@
               <w:rPr>
                 <w:sz w:val="17"/>
               </w:rPr>
-              <w:t>, Card 24b) fulfilling NFR-ACC-01 visual cues; verified unclipped layout bounds on Samsung A21s viewports; confirmed on-screen sound captions permanently removed from child view.</w:t>
+              <w:t>, card 24b) and the layout checks with unclipped bounds on 4 screen sizes (</w:t>
+            </w:r>
+            <w:r>
+              <w:rPr>
+                <w:rFonts w:ascii="Consolas" w:eastAsia="Consolas" w:hAnsi="Consolas" w:cs="Consolas"/>
+                <w:color w:val="1F3A3D"/>
+                <w:sz w:val="16"/>
+              </w:rPr>
+              <w:t>LayoutMatrixTest</w:t>
+            </w:r>
+            <w:r>
+              <w:rPr>
+                <w:sz w:val="17"/>
+              </w:rPr>
+              <w:t>); the team confirmed that sound captions stay out of the child view (rev. 3.4).</w:t>
             </w:r>
           </w:p>
         </w:tc>
@@ -3881,7 +3895,7 @@
       <w:pPr>
         <w:pStyle w:val="Heading1"/>
       </w:pPr>
-      <w:bookmarkStart w:id="1" w:name="_Toc242630470"/>
+      <w:bookmarkStart w:id="1" w:name="_Toc242632205"/>
       <w:r>
         <w:t>1. Introduction</w:t>
       </w:r>
@@ -3891,7 +3905,7 @@
       <w:pPr>
         <w:pStyle w:val="Heading2"/>
       </w:pPr>
-      <w:bookmarkStart w:id="2" w:name="_Toc242630471"/>
+      <w:bookmarkStart w:id="2" w:name="_Toc242632206"/>
       <w:r>
         <w:t>1.1 Purpose</w:t>
       </w:r>
@@ -3915,7 +3929,7 @@
       <w:pPr>
         <w:pStyle w:val="Heading2"/>
       </w:pPr>
-      <w:bookmarkStart w:id="3" w:name="_Toc242630472"/>
+      <w:bookmarkStart w:id="3" w:name="_Toc242632207"/>
       <w:r>
         <w:t>1.2 Scope and Pedagogical Boundaries</w:t>
       </w:r>
@@ -4187,7 +4201,7 @@
       <w:pPr>
         <w:pStyle w:val="Heading2"/>
       </w:pPr>
-      <w:bookmarkStart w:id="4" w:name="_Toc242630473"/>
+      <w:bookmarkStart w:id="4" w:name="_Toc242632208"/>
       <w:r>
         <w:t>1.3 Definitions, Acronyms, and Abbreviations</w:t>
       </w:r>
@@ -4551,7 +4565,7 @@
       <w:pPr>
         <w:pStyle w:val="Heading2"/>
       </w:pPr>
-      <w:bookmarkStart w:id="5" w:name="_Toc242630474"/>
+      <w:bookmarkStart w:id="5" w:name="_Toc242632209"/>
       <w:r>
         <w:t>1.4 References</w:t>
       </w:r>
@@ -4741,7 +4755,7 @@
       <w:pPr>
         <w:pStyle w:val="Heading1"/>
       </w:pPr>
-      <w:bookmarkStart w:id="6" w:name="_Toc242630475"/>
+      <w:bookmarkStart w:id="6" w:name="_Toc242632210"/>
       <w:r>
         <w:t>2. Overall Description</w:t>
       </w:r>
@@ -4751,7 +4765,7 @@
       <w:pPr>
         <w:pStyle w:val="Heading2"/>
       </w:pPr>
-      <w:bookmarkStart w:id="7" w:name="_Toc242630476"/>
+      <w:bookmarkStart w:id="7" w:name="_Toc242632211"/>
       <w:r>
         <w:t>2.1 Product Perspective &amp; System Context</w:t>
       </w:r>
@@ -4876,7 +4890,7 @@
       <w:pPr>
         <w:pStyle w:val="Heading2"/>
       </w:pPr>
-      <w:bookmarkStart w:id="8" w:name="_Toc242630477"/>
+      <w:bookmarkStart w:id="8" w:name="_Toc242632212"/>
       <w:r>
         <w:t>2.2 User Characteristics and Personas</w:t>
       </w:r>
@@ -4958,7 +4972,7 @@
       <w:pPr>
         <w:pStyle w:val="Heading2"/>
       </w:pPr>
-      <w:bookmarkStart w:id="9" w:name="_Toc242630478"/>
+      <w:bookmarkStart w:id="9" w:name="_Toc242632213"/>
       <w:r>
         <w:t>2.3 General Constraints &amp; Policies</w:t>
       </w:r>
@@ -5062,7 +5076,7 @@
       <w:pPr>
         <w:pStyle w:val="Heading2"/>
       </w:pPr>
-      <w:bookmarkStart w:id="10" w:name="_Toc242630479"/>
+      <w:bookmarkStart w:id="10" w:name="_Toc242632214"/>
       <w:r>
         <w:t>2.4 Assumptions and Dependencies</w:t>
       </w:r>
@@ -5138,7 +5152,7 @@
         <w:pStyle w:val="Heading2"/>
         <w:pageBreakBefore/>
       </w:pPr>
-      <w:bookmarkStart w:id="11" w:name="_Toc242630480"/>
+      <w:bookmarkStart w:id="11" w:name="_Toc242632215"/>
       <w:r>
         <w:t>2.5 Use Case Model</w:t>
       </w:r>
@@ -5268,7 +5282,7 @@
           <w:noProof/>
         </w:rPr>
         <w:drawing>
-          <wp:inline distT="0" distB="0" distL="0" distR="0" wp14:anchorId="327A97A2" wp14:editId="2417F579">
+          <wp:inline distT="0" distB="0" distL="0" distR="0" wp14:anchorId="204200D8" wp14:editId="1F272EB8">
             <wp:extent cx="3311614" cy="5394960"/>
             <wp:effectExtent l="0" t="0" r="0" b="0"/>
             <wp:docPr id="1" name="Picture 1"/>
@@ -5331,7 +5345,7 @@
       <w:pPr>
         <w:pStyle w:val="Heading1"/>
       </w:pPr>
-      <w:bookmarkStart w:id="12" w:name="_Toc242630481"/>
+      <w:bookmarkStart w:id="12" w:name="_Toc242632216"/>
       <w:r>
         <w:t>3. Specific Requirements</w:t>
       </w:r>
@@ -5341,7 +5355,7 @@
       <w:pPr>
         <w:pStyle w:val="Heading2"/>
       </w:pPr>
-      <w:bookmarkStart w:id="13" w:name="_Toc242630482"/>
+      <w:bookmarkStart w:id="13" w:name="_Toc242632217"/>
       <w:r>
         <w:t>3.1 External Interface Requirements</w:t>
       </w:r>
@@ -5351,7 +5365,7 @@
       <w:pPr>
         <w:pStyle w:val="Heading3"/>
       </w:pPr>
-      <w:bookmarkStart w:id="14" w:name="_Toc242630483"/>
+      <w:bookmarkStart w:id="14" w:name="_Toc242632218"/>
       <w:r>
         <w:t>3.1.1 Hardware Interfaces</w:t>
       </w:r>
@@ -5409,7 +5423,7 @@
       <w:pPr>
         <w:pStyle w:val="Heading3"/>
       </w:pPr>
-      <w:bookmarkStart w:id="15" w:name="_Toc242630484"/>
+      <w:bookmarkStart w:id="15" w:name="_Toc242632219"/>
       <w:r>
         <w:t>3.1.2 Software Interfaces</w:t>
       </w:r>
@@ -5537,7 +5551,7 @@
       <w:pPr>
         <w:pStyle w:val="Heading3"/>
       </w:pPr>
-      <w:bookmarkStart w:id="16" w:name="_Toc242630485"/>
+      <w:bookmarkStart w:id="16" w:name="_Toc242632220"/>
       <w:r>
         <w:t>3.1.3 Communications Interfaces</w:t>
       </w:r>
@@ -5565,7 +5579,7 @@
       <w:pPr>
         <w:pStyle w:val="Heading2"/>
       </w:pPr>
-      <w:bookmarkStart w:id="17" w:name="_Toc242630486"/>
+      <w:bookmarkStart w:id="17" w:name="_Toc242632221"/>
       <w:r>
         <w:t>3.2 Refactored Functional Requirements (FR)</w:t>
       </w:r>
@@ -5575,7 +5589,7 @@
       <w:pPr>
         <w:pStyle w:val="Heading3"/>
       </w:pPr>
-      <w:bookmarkStart w:id="18" w:name="_Toc242630487"/>
+      <w:bookmarkStart w:id="18" w:name="_Toc242632222"/>
       <w:r>
         <w:t>Module 1: Letter-Sound Acquisition ("Hear It")</w:t>
       </w:r>
@@ -6074,7 +6088,7 @@
         <w:t>"Say it with me!"</w:t>
       </w:r>
       <w:r>
-        <w:t xml:space="preserve"> (user decision 2026-10-10, card 28; </w:t>
+        <w:t xml:space="preserve"> (team decision 2026-10-10, card 28; </w:t>
       </w:r>
       <w:r>
         <w:rPr>
@@ -6156,7 +6170,7 @@
       <w:pPr>
         <w:pStyle w:val="Heading3"/>
       </w:pPr>
-      <w:bookmarkStart w:id="19" w:name="_Toc242630488"/>
+      <w:bookmarkStart w:id="19" w:name="_Toc242632223"/>
       <w:r>
         <w:t>Module 2: Speech Production &amp; Formative Tutoring ("Say It")</w:t>
       </w:r>
@@ -6323,7 +6337,7 @@
         <w:tab/>
       </w:r>
       <w:r>
-        <w:t xml:space="preserve">The microphone component shall explicitly display one of four mutually exclusive operational states, each with its own colour, icon, motion and text label, and none of them red (user decision 2026-10-06: Heard takes the place of a separate Processing spinner, and the ripple stays time-based until the </w:t>
+        <w:t xml:space="preserve">The microphone component shall explicitly display one of four mutually exclusive operational states, each with its own colour, icon, motion and text label, and none of them red (team decision 2026-10-06: Heard takes the place of a separate Processing spinner, and the ripple stays time-based until the </w:t>
       </w:r>
       <w:r>
         <w:rPr>
@@ -6654,7 +6668,7 @@
         <w:rPr>
           <w:b/>
         </w:rPr>
-        <w:t>Scoring Mode (hybrid; user decision 2026-10-01):</w:t>
+        <w:t>Scoring Mode (hybrid; team decision 2026-10-01):</w:t>
       </w:r>
       <w:r>
         <w:t xml:space="preserve"> The scored Say It check uses </w:t>
@@ -6911,7 +6925,7 @@
       <w:pPr>
         <w:pStyle w:val="Heading3"/>
       </w:pPr>
-      <w:bookmarkStart w:id="20" w:name="_Toc242630489"/>
+      <w:bookmarkStart w:id="20" w:name="_Toc242632224"/>
       <w:r>
         <w:t>Module 3: Phoneme Discrimination ("Find It")</w:t>
       </w:r>
@@ -7033,7 +7047,7 @@
       <w:pPr>
         <w:pStyle w:val="Heading3"/>
       </w:pPr>
-      <w:bookmarkStart w:id="21" w:name="_Toc242630490"/>
+      <w:bookmarkStart w:id="21" w:name="_Toc242632225"/>
       <w:r>
         <w:t>Module 4: Word Construction Checkpoint ("Blend It")</w:t>
       </w:r>
@@ -7485,7 +7499,7 @@
       <w:pPr>
         <w:pStyle w:val="Heading3"/>
       </w:pPr>
-      <w:bookmarkStart w:id="22" w:name="_Toc242630491"/>
+      <w:bookmarkStart w:id="22" w:name="_Toc242632226"/>
       <w:r>
         <w:t>Module 5: Mastery Progression, Gamification &amp; Multi-Profile</w:t>
       </w:r>
@@ -7844,7 +7858,7 @@
       <w:pPr>
         <w:pStyle w:val="Heading3"/>
       </w:pPr>
-      <w:bookmarkStart w:id="23" w:name="_Toc242630492"/>
+      <w:bookmarkStart w:id="23" w:name="_Toc242632227"/>
       <w:r>
         <w:t>Module 6: Telemetry, Parent Dashboard &amp; Diagnostics</w:t>
       </w:r>
@@ -8395,7 +8409,7 @@
       <w:pPr>
         <w:pStyle w:val="Heading2"/>
       </w:pPr>
-      <w:bookmarkStart w:id="24" w:name="_Toc242630493"/>
+      <w:bookmarkStart w:id="24" w:name="_Toc242632228"/>
       <w:r>
         <w:t>3.3 Non-Functional Requirements (NFR)</w:t>
       </w:r>
@@ -8405,7 +8419,7 @@
       <w:pPr>
         <w:pStyle w:val="Heading3"/>
       </w:pPr>
-      <w:bookmarkStart w:id="25" w:name="_Toc242630494"/>
+      <w:bookmarkStart w:id="25" w:name="_Toc242632229"/>
       <w:r>
         <w:t>3.3.1 Acoustic Quality &amp; Speech Recognition Performance</w:t>
       </w:r>
@@ -8455,7 +8469,7 @@
         <w:tab/>
       </w:r>
       <w:r>
-        <w:t xml:space="preserve">Audio assets shall be generated using the Kokoro-82M neural model (Apache-2.0). Held (continuous) sounds may instead use Chatterbox-Turbo (MIT), voice-cloned from a Kokoro reference clip, chosen per clip by ear (user decision 2026-10-01; </w:t>
+        <w:t xml:space="preserve">Audio assets shall be generated using the Kokoro-82M neural model (Apache-2.0). Held (continuous) sounds may instead use Chatterbox-Turbo (MIT), voice-cloned from a Kokoro reference clip, chosen per clip by ear (team decision 2026-10-01; </w:t>
       </w:r>
       <w:r>
         <w:rPr>
@@ -8464,7 +8478,7 @@
         <w:t>[proposed]</w:t>
       </w:r>
       <w:r>
-        <w:t xml:space="preserve">, adviser confirmation pending). Short vowels may instead be a team member's recordings voice-converted with ElevenLabs (user decision 2026-10-08; </w:t>
+        <w:t xml:space="preserve">, adviser confirmation pending). Short vowels may instead be a team member's recordings voice-converted with ElevenLabs (team decision 2026-10-08; </w:t>
       </w:r>
       <w:r>
         <w:rPr>
@@ -8917,7 +8931,7 @@
       <w:pPr>
         <w:pStyle w:val="Heading3"/>
       </w:pPr>
-      <w:bookmarkStart w:id="26" w:name="_Toc242630495"/>
+      <w:bookmarkStart w:id="26" w:name="_Toc242632230"/>
       <w:r>
         <w:t>3.3.2 Pedagogical Usability &amp; Accessibility</w:t>
       </w:r>
@@ -9171,7 +9185,7 @@
         <w:rPr>
           <w:b/>
         </w:rPr>
-        <w:t>Amended (user decision 2026-10-10, card 28; adviser confirmation pending):</w:t>
+        <w:t>Amended (team decision 2026-10-10, card 28; adviser confirmation pending):</w:t>
       </w:r>
       <w:r>
         <w:t xml:space="preserve"> captions are not shown in the child view, because pre-readers cannot read the carrier sentences and the text pulls their eyes from the letter; the mouth-shape cue (item 1) is the visual support. The caption logic stays in the code for a possible accessibility option.</w:t>
@@ -9289,7 +9303,7 @@
       <w:pPr>
         <w:pStyle w:val="Heading3"/>
       </w:pPr>
-      <w:bookmarkStart w:id="27" w:name="_Toc242630496"/>
+      <w:bookmarkStart w:id="27" w:name="_Toc242632231"/>
       <w:r>
         <w:t>3.3.3 Reliability, Offline Security &amp; Architecture</w:t>
       </w:r>
@@ -9409,7 +9423,7 @@
       <w:pPr>
         <w:pStyle w:val="Heading1"/>
       </w:pPr>
-      <w:bookmarkStart w:id="28" w:name="_Toc242630497"/>
+      <w:bookmarkStart w:id="28" w:name="_Toc242632232"/>
       <w:r>
         <w:t>4. Requirements Traceability Matrix (RTM v3.0)</w:t>
       </w:r>
@@ -12865,7 +12879,7 @@
       <w:pPr>
         <w:pStyle w:val="Heading2"/>
       </w:pPr>
-      <w:bookmarkStart w:id="29" w:name="_Toc242630498"/>
+      <w:bookmarkStart w:id="29" w:name="_Toc242632233"/>
       <w:r>
         <w:t>4.1 Automated Test Coverage of Refactored Requirements (RTM v3.3, checked 2026-10-11)</w:t>
       </w:r>
@@ -12923,10 +12937,10 @@
         <w:tblLook w:val="04A0" w:firstRow="1" w:lastRow="0" w:firstColumn="1" w:lastColumn="0" w:noHBand="0" w:noVBand="1"/>
       </w:tblPr>
       <w:tblGrid>
-        <w:gridCol w:w="1190"/>
-        <w:gridCol w:w="2852"/>
-        <w:gridCol w:w="2907"/>
-        <w:gridCol w:w="2411"/>
+        <w:gridCol w:w="1181"/>
+        <w:gridCol w:w="2766"/>
+        <w:gridCol w:w="2815"/>
+        <w:gridCol w:w="2597"/>
       </w:tblGrid>
       <w:tr>
         <w:trPr>
@@ -12935,7 +12949,7 @@
         </w:trPr>
         <w:tc>
           <w:tcPr>
-            <w:tcW w:w="1190" w:type="dxa"/>
+            <w:tcW w:w="1181" w:type="dxa"/>
             <w:shd w:val="clear" w:color="auto" w:fill="1F3A3D"/>
           </w:tcPr>
           <w:p>
@@ -12955,7 +12969,7 @@
         </w:tc>
         <w:tc>
           <w:tcPr>
-            <w:tcW w:w="2852" w:type="dxa"/>
+            <w:tcW w:w="2766" w:type="dxa"/>
             <w:shd w:val="clear" w:color="auto" w:fill="1F3A3D"/>
           </w:tcPr>
           <w:p>
@@ -12974,7 +12988,7 @@
         </w:tc>
         <w:tc>
           <w:tcPr>
-            <w:tcW w:w="2907" w:type="dxa"/>
+            <w:tcW w:w="2815" w:type="dxa"/>
             <w:shd w:val="clear" w:color="auto" w:fill="1F3A3D"/>
           </w:tcPr>
           <w:p>
@@ -12993,7 +13007,7 @@
         </w:tc>
         <w:tc>
           <w:tcPr>
-            <w:tcW w:w="2411" w:type="dxa"/>
+            <w:tcW w:w="2597" w:type="dxa"/>
             <w:shd w:val="clear" w:color="auto" w:fill="1F3A3D"/>
           </w:tcPr>
           <w:p>
@@ -13018,7 +13032,7 @@
         </w:trPr>
         <w:tc>
           <w:tcPr>
-            <w:tcW w:w="1190" w:type="dxa"/>
+            <w:tcW w:w="1181" w:type="dxa"/>
           </w:tcPr>
           <w:p>
             <w:pPr>
@@ -13036,7 +13050,7 @@
         </w:tc>
         <w:tc>
           <w:tcPr>
-            <w:tcW w:w="2852" w:type="dxa"/>
+            <w:tcW w:w="2766" w:type="dxa"/>
           </w:tcPr>
           <w:p>
             <w:pPr>
@@ -13088,7 +13102,7 @@
         </w:tc>
         <w:tc>
           <w:tcPr>
-            <w:tcW w:w="2907" w:type="dxa"/>
+            <w:tcW w:w="2815" w:type="dxa"/>
           </w:tcPr>
           <w:p>
             <w:pPr>
@@ -13134,7 +13148,7 @@
         </w:tc>
         <w:tc>
           <w:tcPr>
-            <w:tcW w:w="2411" w:type="dxa"/>
+            <w:tcW w:w="2597" w:type="dxa"/>
           </w:tcPr>
           <w:p>
             <w:pPr>
@@ -13156,7 +13170,7 @@
         </w:trPr>
         <w:tc>
           <w:tcPr>
-            <w:tcW w:w="1190" w:type="dxa"/>
+            <w:tcW w:w="1181" w:type="dxa"/>
             <w:shd w:val="clear" w:color="auto" w:fill="F3F6F8"/>
           </w:tcPr>
           <w:p>
@@ -13175,7 +13189,7 @@
         </w:tc>
         <w:tc>
           <w:tcPr>
-            <w:tcW w:w="2852" w:type="dxa"/>
+            <w:tcW w:w="2766" w:type="dxa"/>
             <w:shd w:val="clear" w:color="auto" w:fill="F3F6F8"/>
           </w:tcPr>
           <w:p>
@@ -13264,7 +13278,7 @@
         </w:tc>
         <w:tc>
           <w:tcPr>
-            <w:tcW w:w="2907" w:type="dxa"/>
+            <w:tcW w:w="2815" w:type="dxa"/>
             <w:shd w:val="clear" w:color="auto" w:fill="F3F6F8"/>
           </w:tcPr>
           <w:p>
@@ -13325,7 +13339,7 @@
         </w:tc>
         <w:tc>
           <w:tcPr>
-            <w:tcW w:w="2411" w:type="dxa"/>
+            <w:tcW w:w="2597" w:type="dxa"/>
             <w:shd w:val="clear" w:color="auto" w:fill="F3F6F8"/>
           </w:tcPr>
           <w:p>
@@ -13348,7 +13362,7 @@
         </w:trPr>
         <w:tc>
           <w:tcPr>
-            <w:tcW w:w="1190" w:type="dxa"/>
+            <w:tcW w:w="1181" w:type="dxa"/>
           </w:tcPr>
           <w:p>
             <w:pPr>
@@ -13366,7 +13380,7 @@
         </w:tc>
         <w:tc>
           <w:tcPr>
-            <w:tcW w:w="2852" w:type="dxa"/>
+            <w:tcW w:w="2766" w:type="dxa"/>
           </w:tcPr>
           <w:p>
             <w:pPr>
@@ -13426,7 +13440,7 @@
         </w:tc>
         <w:tc>
           <w:tcPr>
-            <w:tcW w:w="2907" w:type="dxa"/>
+            <w:tcW w:w="2815" w:type="dxa"/>
           </w:tcPr>
           <w:p>
             <w:pPr>
@@ -13520,7 +13534,7 @@
         </w:tc>
         <w:tc>
           <w:tcPr>
-            <w:tcW w:w="2411" w:type="dxa"/>
+            <w:tcW w:w="2597" w:type="dxa"/>
           </w:tcPr>
           <w:p>
             <w:pPr>
@@ -13542,7 +13556,7 @@
         </w:trPr>
         <w:tc>
           <w:tcPr>
-            <w:tcW w:w="1190" w:type="dxa"/>
+            <w:tcW w:w="1181" w:type="dxa"/>
             <w:shd w:val="clear" w:color="auto" w:fill="F3F6F8"/>
           </w:tcPr>
           <w:p>
@@ -13561,7 +13575,7 @@
         </w:tc>
         <w:tc>
           <w:tcPr>
-            <w:tcW w:w="2852" w:type="dxa"/>
+            <w:tcW w:w="2766" w:type="dxa"/>
             <w:shd w:val="clear" w:color="auto" w:fill="F3F6F8"/>
           </w:tcPr>
           <w:p>
@@ -13636,7 +13650,7 @@
         </w:tc>
         <w:tc>
           <w:tcPr>
-            <w:tcW w:w="2907" w:type="dxa"/>
+            <w:tcW w:w="2815" w:type="dxa"/>
             <w:shd w:val="clear" w:color="auto" w:fill="F3F6F8"/>
           </w:tcPr>
           <w:p>
@@ -13731,7 +13745,7 @@
         </w:tc>
         <w:tc>
           <w:tcPr>
-            <w:tcW w:w="2411" w:type="dxa"/>
+            <w:tcW w:w="2597" w:type="dxa"/>
             <w:shd w:val="clear" w:color="auto" w:fill="F3F6F8"/>
           </w:tcPr>
           <w:p>
@@ -13754,7 +13768,7 @@
         </w:trPr>
         <w:tc>
           <w:tcPr>
-            <w:tcW w:w="1190" w:type="dxa"/>
+            <w:tcW w:w="1181" w:type="dxa"/>
           </w:tcPr>
           <w:p>
             <w:pPr>
@@ -13772,7 +13786,7 @@
         </w:tc>
         <w:tc>
           <w:tcPr>
-            <w:tcW w:w="2852" w:type="dxa"/>
+            <w:tcW w:w="2766" w:type="dxa"/>
           </w:tcPr>
           <w:p>
             <w:pPr>
@@ -13810,7 +13824,7 @@
         </w:tc>
         <w:tc>
           <w:tcPr>
-            <w:tcW w:w="2907" w:type="dxa"/>
+            <w:tcW w:w="2815" w:type="dxa"/>
           </w:tcPr>
           <w:p>
             <w:pPr>
@@ -13842,7 +13856,7 @@
         </w:tc>
         <w:tc>
           <w:tcPr>
-            <w:tcW w:w="2411" w:type="dxa"/>
+            <w:tcW w:w="2597" w:type="dxa"/>
           </w:tcPr>
           <w:p>
             <w:pPr>
@@ -13864,7 +13878,7 @@
         </w:trPr>
         <w:tc>
           <w:tcPr>
-            <w:tcW w:w="1190" w:type="dxa"/>
+            <w:tcW w:w="1181" w:type="dxa"/>
             <w:shd w:val="clear" w:color="auto" w:fill="F3F6F8"/>
           </w:tcPr>
           <w:p>
@@ -13883,7 +13897,7 @@
         </w:tc>
         <w:tc>
           <w:tcPr>
-            <w:tcW w:w="2852" w:type="dxa"/>
+            <w:tcW w:w="2766" w:type="dxa"/>
             <w:shd w:val="clear" w:color="auto" w:fill="F3F6F8"/>
           </w:tcPr>
           <w:p>
@@ -13916,7 +13930,21 @@
               <w:rPr>
                 <w:sz w:val="17"/>
               </w:rPr>
-              <w:t xml:space="preserve">, </w:t>
+              <w:t xml:space="preserve"> (9 mouth-shape pictures, image release </w:t>
+            </w:r>
+            <w:r>
+              <w:rPr>
+                <w:rFonts w:ascii="Consolas" w:eastAsia="Consolas" w:hAnsi="Consolas" w:cs="Consolas"/>
+                <w:color w:val="1F3A3D"/>
+                <w:sz w:val="16"/>
+              </w:rPr>
+              <w:t>2026-10-10-mouth</w:t>
+            </w:r>
+            <w:r>
+              <w:rPr>
+                <w:sz w:val="17"/>
+              </w:rPr>
+              <w:t xml:space="preserve">), </w:t>
             </w:r>
             <w:r>
               <w:rPr>
@@ -13930,7 +13958,7 @@
         </w:tc>
         <w:tc>
           <w:tcPr>
-            <w:tcW w:w="2907" w:type="dxa"/>
+            <w:tcW w:w="2815" w:type="dxa"/>
             <w:shd w:val="clear" w:color="auto" w:fill="F3F6F8"/>
           </w:tcPr>
           <w:p>
@@ -14033,13 +14061,55 @@
               <w:rPr>
                 <w:sz w:val="17"/>
               </w:rPr>
+              <w:t xml:space="preserve">), </w:t>
+            </w:r>
+            <w:r>
+              <w:rPr>
+                <w:rFonts w:ascii="Consolas" w:eastAsia="Consolas" w:hAnsi="Consolas" w:cs="Consolas"/>
+                <w:color w:val="1F3A3D"/>
+                <w:sz w:val="16"/>
+              </w:rPr>
+              <w:t>LayoutMatrixTest</w:t>
+            </w:r>
+            <w:r>
+              <w:rPr>
+                <w:sz w:val="17"/>
+              </w:rPr>
+              <w:t xml:space="preserve"> (</w:t>
+            </w:r>
+            <w:r>
+              <w:rPr>
+                <w:rFonts w:ascii="Consolas" w:eastAsia="Consolas" w:hAnsi="Consolas" w:cs="Consolas"/>
+                <w:color w:val="1F3A3D"/>
+                <w:sz w:val="16"/>
+              </w:rPr>
+              <w:t>hearIt_​stepsAboveNext</w:t>
+            </w:r>
+            <w:r>
+              <w:rPr>
+                <w:sz w:val="17"/>
+              </w:rPr>
+              <w:t xml:space="preserve">, </w:t>
+            </w:r>
+            <w:r>
+              <w:rPr>
+                <w:rFonts w:ascii="Consolas" w:eastAsia="Consolas" w:hAnsi="Consolas" w:cs="Consolas"/>
+                <w:color w:val="1F3A3D"/>
+                <w:sz w:val="16"/>
+              </w:rPr>
+              <w:t>sayIt_​mouthCueBesideMic</w:t>
+            </w:r>
+            <w:r>
+              <w:rPr>
+                <w:sz w:val="17"/>
+              </w:rPr>
               <w:t>)</w:t>
             </w:r>
           </w:p>
         </w:tc>
         <w:tc>
           <w:tcPr>
-            <w:tcW w:w="2411" w:type="dxa"/>
+            <w:tcW w:w="2597" w:type="dxa"/>
             <w:shd w:val="clear" w:color="auto" w:fill="F3F6F8"/>
           </w:tcPr>
           <w:p>
@@ -14050,21 +14120,7 @@
               <w:rPr>
                 <w:sz w:val="17"/>
               </w:rPr>
-              <w:t>All 9 mouth-shape pictures released (</w:t>
-            </w:r>
-            <w:r>
-              <w:rPr>
-                <w:rFonts w:ascii="Consolas" w:eastAsia="Consolas" w:hAnsi="Consolas" w:cs="Consolas"/>
-                <w:color w:val="1F3A3D"/>
-                <w:sz w:val="16"/>
-              </w:rPr>
-              <w:t>2026-10-10-mouth</w:t>
-            </w:r>
-            <w:r>
-              <w:rPr>
-                <w:sz w:val="17"/>
-              </w:rPr>
-              <w:t>, Card 24b). D-09 inspection</w:t>
+              <w:t>Teacher check of the letter-to-mouth-shape pairs; D-09 inspection</w:t>
             </w:r>
           </w:p>
         </w:tc>
@@ -14076,7 +14132,7 @@
         </w:trPr>
         <w:tc>
           <w:tcPr>
-            <w:tcW w:w="1190" w:type="dxa"/>
+            <w:tcW w:w="1181" w:type="dxa"/>
           </w:tcPr>
           <w:p>
             <w:pPr>
@@ -14094,7 +14150,7 @@
         </w:tc>
         <w:tc>
           <w:tcPr>
-            <w:tcW w:w="2852" w:type="dxa"/>
+            <w:tcW w:w="2766" w:type="dxa"/>
           </w:tcPr>
           <w:p>
             <w:pPr>
@@ -14174,7 +14230,7 @@
         </w:tc>
         <w:tc>
           <w:tcPr>
-            <w:tcW w:w="2907" w:type="dxa"/>
+            <w:tcW w:w="2815" w:type="dxa"/>
           </w:tcPr>
           <w:p>
             <w:pPr>
@@ -14290,7 +14346,7 @@
         </w:tc>
         <w:tc>
           <w:tcPr>
-            <w:tcW w:w="2411" w:type="dxa"/>
+            <w:tcW w:w="2597" w:type="dxa"/>
           </w:tcPr>
           <w:p>
             <w:pPr>
@@ -14315,7 +14371,7 @@
       <w:pPr>
         <w:pStyle w:val="Heading1"/>
       </w:pPr>
-      <w:bookmarkStart w:id="30" w:name="_Toc242630499"/>
+      <w:bookmarkStart w:id="30" w:name="_Toc242632234"/>
       <w:r>
         <w:t>5. Requirements Sign-Off &amp; Verification Protocol</w:t>
       </w:r>
@@ -14816,31 +14872,31 @@
       </w:rPr>
     </w:lvl>
   </w:abstractNum>
-  <w:num w:numId="1" w16cid:durableId="1725254729">
+  <w:num w:numId="1" w16cid:durableId="1856379270">
     <w:abstractNumId w:val="8"/>
   </w:num>
-  <w:num w:numId="2" w16cid:durableId="1642299269">
+  <w:num w:numId="2" w16cid:durableId="52506721">
     <w:abstractNumId w:val="6"/>
   </w:num>
-  <w:num w:numId="3" w16cid:durableId="1664581149">
+  <w:num w:numId="3" w16cid:durableId="879629708">
     <w:abstractNumId w:val="5"/>
   </w:num>
-  <w:num w:numId="4" w16cid:durableId="2097705129">
+  <w:num w:numId="4" w16cid:durableId="1269503485">
     <w:abstractNumId w:val="4"/>
   </w:num>
-  <w:num w:numId="5" w16cid:durableId="354699075">
+  <w:num w:numId="5" w16cid:durableId="1761828803">
     <w:abstractNumId w:val="7"/>
   </w:num>
-  <w:num w:numId="6" w16cid:durableId="853955225">
+  <w:num w:numId="6" w16cid:durableId="448817305">
     <w:abstractNumId w:val="3"/>
   </w:num>
-  <w:num w:numId="7" w16cid:durableId="279193629">
+  <w:num w:numId="7" w16cid:durableId="1127699099">
     <w:abstractNumId w:val="2"/>
   </w:num>
-  <w:num w:numId="8" w16cid:durableId="156652991">
+  <w:num w:numId="8" w16cid:durableId="1829440303">
     <w:abstractNumId w:val="1"/>
   </w:num>
-  <w:num w:numId="9" w16cid:durableId="996610830">
+  <w:num w:numId="9" w16cid:durableId="2095274734">
     <w:abstractNumId w:val="0"/>
   </w:num>
 </w:numbering>
@@ -26235,7 +26291,7 @@
     <w:autoRedefine/>
     <w:uiPriority w:val="39"/>
     <w:unhideWhenUsed/>
-    <w:rsid w:val="00585B53"/>
+    <w:rsid w:val="00F62D28"/>
     <w:pPr>
       <w:spacing w:after="100"/>
     </w:pPr>
@@ -26247,7 +26303,7 @@
     <w:autoRedefine/>
     <w:uiPriority w:val="39"/>
     <w:unhideWhenUsed/>
-    <w:rsid w:val="00585B53"/>
+    <w:rsid w:val="00F62D28"/>
     <w:pPr>
       <w:spacing w:after="100"/>
       <w:ind w:left="200"/>
@@ -26260,7 +26316,7 @@
     <w:autoRedefine/>
     <w:uiPriority w:val="39"/>
     <w:unhideWhenUsed/>
-    <w:rsid w:val="00585B53"/>
+    <w:rsid w:val="00F62D28"/>
     <w:pPr>
       <w:spacing w:after="100"/>
       <w:ind w:left="400"/>
@@ -26271,7 +26327,7 @@
     <w:basedOn w:val="DefaultParagraphFont"/>
     <w:uiPriority w:val="99"/>
     <w:unhideWhenUsed/>
-    <w:rsid w:val="00585B53"/>
+    <w:rsid w:val="00F62D28"/>
     <w:rPr>
       <w:color w:val="0000FF" w:themeColor="hyperlink"/>
       <w:u w:val="single"/>

--- a/docs/submission/playIT_SRS_v3.0.docx
+++ b/docs/submission/playIT_SRS_v3.0.docx
@@ -127,7 +127,7 @@
               <w:rPr>
                 <w:sz w:val="19"/>
               </w:rPr>
-              <w:t>IT411 — Capstone &amp; Research 2 | Semester 1, AY 2026–2027</w:t>
+              <w:t>IT411 (Section G7) — Capstone &amp; Research 2 | Semester 1, AY 2026–2027</w:t>
             </w:r>
           </w:p>
         </w:tc>
@@ -344,7 +344,7 @@
           <w:kern w:val="2"/>
           <w:sz w:val="24"/>
           <w:szCs w:val="24"/>
-          <w:lang w:val="en-PH" w:eastAsia="ja-JP"/>
+          <w:lang w:val="en-PH" w:eastAsia="en-PH"/>
           <w14:ligatures w14:val="standardContextual"/>
         </w:rPr>
       </w:pPr>
@@ -357,7 +357,7 @@
       <w:r>
         <w:fldChar w:fldCharType="separate"/>
       </w:r>
-      <w:hyperlink w:anchor="_Toc242632204" w:history="1">
+      <w:hyperlink w:anchor="_Toc242634309" w:history="1">
         <w:r>
           <w:rPr>
             <w:rStyle w:val="Hyperlink"/>
@@ -384,7 +384,7 @@
             <w:noProof/>
             <w:webHidden/>
           </w:rPr>
-          <w:instrText xml:space="preserve"> PAGEREF _Toc242632204 \h </w:instrText>
+          <w:instrText xml:space="preserve"> PAGEREF _Toc242634309 \h </w:instrText>
         </w:r>
         <w:r>
           <w:rPr>
@@ -428,11 +428,11 @@
           <w:kern w:val="2"/>
           <w:sz w:val="24"/>
           <w:szCs w:val="24"/>
-          <w:lang w:val="en-PH" w:eastAsia="ja-JP"/>
+          <w:lang w:val="en-PH" w:eastAsia="en-PH"/>
           <w14:ligatures w14:val="standardContextual"/>
         </w:rPr>
       </w:pPr>
-      <w:hyperlink w:anchor="_Toc242632205" w:history="1">
+      <w:hyperlink w:anchor="_Toc242634310" w:history="1">
         <w:r>
           <w:rPr>
             <w:rStyle w:val="Hyperlink"/>
@@ -459,7 +459,7 @@
             <w:noProof/>
             <w:webHidden/>
           </w:rPr>
-          <w:instrText xml:space="preserve"> PAGEREF _Toc242632205 \h </w:instrText>
+          <w:instrText xml:space="preserve"> PAGEREF _Toc242634310 \h </w:instrText>
         </w:r>
         <w:r>
           <w:rPr>
@@ -503,11 +503,11 @@
           <w:kern w:val="2"/>
           <w:sz w:val="24"/>
           <w:szCs w:val="24"/>
-          <w:lang w:val="en-PH" w:eastAsia="ja-JP"/>
+          <w:lang w:val="en-PH" w:eastAsia="en-PH"/>
           <w14:ligatures w14:val="standardContextual"/>
         </w:rPr>
       </w:pPr>
-      <w:hyperlink w:anchor="_Toc242632206" w:history="1">
+      <w:hyperlink w:anchor="_Toc242634311" w:history="1">
         <w:r>
           <w:rPr>
             <w:rStyle w:val="Hyperlink"/>
@@ -534,7 +534,7 @@
             <w:noProof/>
             <w:webHidden/>
           </w:rPr>
-          <w:instrText xml:space="preserve"> PAGEREF _Toc242632206 \h </w:instrText>
+          <w:instrText xml:space="preserve"> PAGEREF _Toc242634311 \h </w:instrText>
         </w:r>
         <w:r>
           <w:rPr>
@@ -578,11 +578,11 @@
           <w:kern w:val="2"/>
           <w:sz w:val="24"/>
           <w:szCs w:val="24"/>
-          <w:lang w:val="en-PH" w:eastAsia="ja-JP"/>
+          <w:lang w:val="en-PH" w:eastAsia="en-PH"/>
           <w14:ligatures w14:val="standardContextual"/>
         </w:rPr>
       </w:pPr>
-      <w:hyperlink w:anchor="_Toc242632207" w:history="1">
+      <w:hyperlink w:anchor="_Toc242634312" w:history="1">
         <w:r>
           <w:rPr>
             <w:rStyle w:val="Hyperlink"/>
@@ -609,7 +609,7 @@
             <w:noProof/>
             <w:webHidden/>
           </w:rPr>
-          <w:instrText xml:space="preserve"> PAGEREF _Toc242632207 \h </w:instrText>
+          <w:instrText xml:space="preserve"> PAGEREF _Toc242634312 \h </w:instrText>
         </w:r>
         <w:r>
           <w:rPr>
@@ -653,11 +653,11 @@
           <w:kern w:val="2"/>
           <w:sz w:val="24"/>
           <w:szCs w:val="24"/>
-          <w:lang w:val="en-PH" w:eastAsia="ja-JP"/>
+          <w:lang w:val="en-PH" w:eastAsia="en-PH"/>
           <w14:ligatures w14:val="standardContextual"/>
         </w:rPr>
       </w:pPr>
-      <w:hyperlink w:anchor="_Toc242632208" w:history="1">
+      <w:hyperlink w:anchor="_Toc242634313" w:history="1">
         <w:r>
           <w:rPr>
             <w:rStyle w:val="Hyperlink"/>
@@ -684,7 +684,7 @@
             <w:noProof/>
             <w:webHidden/>
           </w:rPr>
-          <w:instrText xml:space="preserve"> PAGEREF _Toc242632208 \h </w:instrText>
+          <w:instrText xml:space="preserve"> PAGEREF _Toc242634313 \h </w:instrText>
         </w:r>
         <w:r>
           <w:rPr>
@@ -728,11 +728,11 @@
           <w:kern w:val="2"/>
           <w:sz w:val="24"/>
           <w:szCs w:val="24"/>
-          <w:lang w:val="en-PH" w:eastAsia="ja-JP"/>
+          <w:lang w:val="en-PH" w:eastAsia="en-PH"/>
           <w14:ligatures w14:val="standardContextual"/>
         </w:rPr>
       </w:pPr>
-      <w:hyperlink w:anchor="_Toc242632209" w:history="1">
+      <w:hyperlink w:anchor="_Toc242634314" w:history="1">
         <w:r>
           <w:rPr>
             <w:rStyle w:val="Hyperlink"/>
@@ -759,7 +759,7 @@
             <w:noProof/>
             <w:webHidden/>
           </w:rPr>
-          <w:instrText xml:space="preserve"> PAGEREF _Toc242632209 \h </w:instrText>
+          <w:instrText xml:space="preserve"> PAGEREF _Toc242634314 \h </w:instrText>
         </w:r>
         <w:r>
           <w:rPr>
@@ -803,11 +803,11 @@
           <w:kern w:val="2"/>
           <w:sz w:val="24"/>
           <w:szCs w:val="24"/>
-          <w:lang w:val="en-PH" w:eastAsia="ja-JP"/>
+          <w:lang w:val="en-PH" w:eastAsia="en-PH"/>
           <w14:ligatures w14:val="standardContextual"/>
         </w:rPr>
       </w:pPr>
-      <w:hyperlink w:anchor="_Toc242632210" w:history="1">
+      <w:hyperlink w:anchor="_Toc242634315" w:history="1">
         <w:r>
           <w:rPr>
             <w:rStyle w:val="Hyperlink"/>
@@ -834,7 +834,7 @@
             <w:noProof/>
             <w:webHidden/>
           </w:rPr>
-          <w:instrText xml:space="preserve"> PAGEREF _Toc242632210 \h </w:instrText>
+          <w:instrText xml:space="preserve"> PAGEREF _Toc242634315 \h </w:instrText>
         </w:r>
         <w:r>
           <w:rPr>
@@ -878,11 +878,11 @@
           <w:kern w:val="2"/>
           <w:sz w:val="24"/>
           <w:szCs w:val="24"/>
-          <w:lang w:val="en-PH" w:eastAsia="ja-JP"/>
+          <w:lang w:val="en-PH" w:eastAsia="en-PH"/>
           <w14:ligatures w14:val="standardContextual"/>
         </w:rPr>
       </w:pPr>
-      <w:hyperlink w:anchor="_Toc242632211" w:history="1">
+      <w:hyperlink w:anchor="_Toc242634316" w:history="1">
         <w:r>
           <w:rPr>
             <w:rStyle w:val="Hyperlink"/>
@@ -909,7 +909,7 @@
             <w:noProof/>
             <w:webHidden/>
           </w:rPr>
-          <w:instrText xml:space="preserve"> PAGEREF _Toc242632211 \h </w:instrText>
+          <w:instrText xml:space="preserve"> PAGEREF _Toc242634316 \h </w:instrText>
         </w:r>
         <w:r>
           <w:rPr>
@@ -953,11 +953,11 @@
           <w:kern w:val="2"/>
           <w:sz w:val="24"/>
           <w:szCs w:val="24"/>
-          <w:lang w:val="en-PH" w:eastAsia="ja-JP"/>
+          <w:lang w:val="en-PH" w:eastAsia="en-PH"/>
           <w14:ligatures w14:val="standardContextual"/>
         </w:rPr>
       </w:pPr>
-      <w:hyperlink w:anchor="_Toc242632212" w:history="1">
+      <w:hyperlink w:anchor="_Toc242634317" w:history="1">
         <w:r>
           <w:rPr>
             <w:rStyle w:val="Hyperlink"/>
@@ -984,7 +984,7 @@
             <w:noProof/>
             <w:webHidden/>
           </w:rPr>
-          <w:instrText xml:space="preserve"> PAGEREF _Toc242632212 \h </w:instrText>
+          <w:instrText xml:space="preserve"> PAGEREF _Toc242634317 \h </w:instrText>
         </w:r>
         <w:r>
           <w:rPr>
@@ -1028,11 +1028,11 @@
           <w:kern w:val="2"/>
           <w:sz w:val="24"/>
           <w:szCs w:val="24"/>
-          <w:lang w:val="en-PH" w:eastAsia="ja-JP"/>
+          <w:lang w:val="en-PH" w:eastAsia="en-PH"/>
           <w14:ligatures w14:val="standardContextual"/>
         </w:rPr>
       </w:pPr>
-      <w:hyperlink w:anchor="_Toc242632213" w:history="1">
+      <w:hyperlink w:anchor="_Toc242634318" w:history="1">
         <w:r>
           <w:rPr>
             <w:rStyle w:val="Hyperlink"/>
@@ -1059,7 +1059,7 @@
             <w:noProof/>
             <w:webHidden/>
           </w:rPr>
-          <w:instrText xml:space="preserve"> PAGEREF _Toc242632213 \h </w:instrText>
+          <w:instrText xml:space="preserve"> PAGEREF _Toc242634318 \h </w:instrText>
         </w:r>
         <w:r>
           <w:rPr>
@@ -1103,11 +1103,11 @@
           <w:kern w:val="2"/>
           <w:sz w:val="24"/>
           <w:szCs w:val="24"/>
-          <w:lang w:val="en-PH" w:eastAsia="ja-JP"/>
+          <w:lang w:val="en-PH" w:eastAsia="en-PH"/>
           <w14:ligatures w14:val="standardContextual"/>
         </w:rPr>
       </w:pPr>
-      <w:hyperlink w:anchor="_Toc242632214" w:history="1">
+      <w:hyperlink w:anchor="_Toc242634319" w:history="1">
         <w:r>
           <w:rPr>
             <w:rStyle w:val="Hyperlink"/>
@@ -1134,7 +1134,7 @@
             <w:noProof/>
             <w:webHidden/>
           </w:rPr>
-          <w:instrText xml:space="preserve"> PAGEREF _Toc242632214 \h </w:instrText>
+          <w:instrText xml:space="preserve"> PAGEREF _Toc242634319 \h </w:instrText>
         </w:r>
         <w:r>
           <w:rPr>
@@ -1178,11 +1178,11 @@
           <w:kern w:val="2"/>
           <w:sz w:val="24"/>
           <w:szCs w:val="24"/>
-          <w:lang w:val="en-PH" w:eastAsia="ja-JP"/>
+          <w:lang w:val="en-PH" w:eastAsia="en-PH"/>
           <w14:ligatures w14:val="standardContextual"/>
         </w:rPr>
       </w:pPr>
-      <w:hyperlink w:anchor="_Toc242632215" w:history="1">
+      <w:hyperlink w:anchor="_Toc242634320" w:history="1">
         <w:r>
           <w:rPr>
             <w:rStyle w:val="Hyperlink"/>
@@ -1209,7 +1209,7 @@
             <w:noProof/>
             <w:webHidden/>
           </w:rPr>
-          <w:instrText xml:space="preserve"> PAGEREF _Toc242632215 \h </w:instrText>
+          <w:instrText xml:space="preserve"> PAGEREF _Toc242634320 \h </w:instrText>
         </w:r>
         <w:r>
           <w:rPr>
@@ -1253,11 +1253,11 @@
           <w:kern w:val="2"/>
           <w:sz w:val="24"/>
           <w:szCs w:val="24"/>
-          <w:lang w:val="en-PH" w:eastAsia="ja-JP"/>
+          <w:lang w:val="en-PH" w:eastAsia="en-PH"/>
           <w14:ligatures w14:val="standardContextual"/>
         </w:rPr>
       </w:pPr>
-      <w:hyperlink w:anchor="_Toc242632216" w:history="1">
+      <w:hyperlink w:anchor="_Toc242634321" w:history="1">
         <w:r>
           <w:rPr>
             <w:rStyle w:val="Hyperlink"/>
@@ -1284,7 +1284,7 @@
             <w:noProof/>
             <w:webHidden/>
           </w:rPr>
-          <w:instrText xml:space="preserve"> PAGEREF _Toc242632216 \h </w:instrText>
+          <w:instrText xml:space="preserve"> PAGEREF _Toc242634321 \h </w:instrText>
         </w:r>
         <w:r>
           <w:rPr>
@@ -1328,11 +1328,11 @@
           <w:kern w:val="2"/>
           <w:sz w:val="24"/>
           <w:szCs w:val="24"/>
-          <w:lang w:val="en-PH" w:eastAsia="ja-JP"/>
+          <w:lang w:val="en-PH" w:eastAsia="en-PH"/>
           <w14:ligatures w14:val="standardContextual"/>
         </w:rPr>
       </w:pPr>
-      <w:hyperlink w:anchor="_Toc242632217" w:history="1">
+      <w:hyperlink w:anchor="_Toc242634322" w:history="1">
         <w:r>
           <w:rPr>
             <w:rStyle w:val="Hyperlink"/>
@@ -1359,7 +1359,7 @@
             <w:noProof/>
             <w:webHidden/>
           </w:rPr>
-          <w:instrText xml:space="preserve"> PAGEREF _Toc242632217 \h </w:instrText>
+          <w:instrText xml:space="preserve"> PAGEREF _Toc242634322 \h </w:instrText>
         </w:r>
         <w:r>
           <w:rPr>
@@ -1403,11 +1403,11 @@
           <w:kern w:val="2"/>
           <w:sz w:val="24"/>
           <w:szCs w:val="24"/>
-          <w:lang w:val="en-PH" w:eastAsia="ja-JP"/>
+          <w:lang w:val="en-PH" w:eastAsia="en-PH"/>
           <w14:ligatures w14:val="standardContextual"/>
         </w:rPr>
       </w:pPr>
-      <w:hyperlink w:anchor="_Toc242632218" w:history="1">
+      <w:hyperlink w:anchor="_Toc242634323" w:history="1">
         <w:r>
           <w:rPr>
             <w:rStyle w:val="Hyperlink"/>
@@ -1434,7 +1434,7 @@
             <w:noProof/>
             <w:webHidden/>
           </w:rPr>
-          <w:instrText xml:space="preserve"> PAGEREF _Toc242632218 \h </w:instrText>
+          <w:instrText xml:space="preserve"> PAGEREF _Toc242634323 \h </w:instrText>
         </w:r>
         <w:r>
           <w:rPr>
@@ -1478,11 +1478,11 @@
           <w:kern w:val="2"/>
           <w:sz w:val="24"/>
           <w:szCs w:val="24"/>
-          <w:lang w:val="en-PH" w:eastAsia="ja-JP"/>
+          <w:lang w:val="en-PH" w:eastAsia="en-PH"/>
           <w14:ligatures w14:val="standardContextual"/>
         </w:rPr>
       </w:pPr>
-      <w:hyperlink w:anchor="_Toc242632219" w:history="1">
+      <w:hyperlink w:anchor="_Toc242634324" w:history="1">
         <w:r>
           <w:rPr>
             <w:rStyle w:val="Hyperlink"/>
@@ -1509,7 +1509,7 @@
             <w:noProof/>
             <w:webHidden/>
           </w:rPr>
-          <w:instrText xml:space="preserve"> PAGEREF _Toc242632219 \h </w:instrText>
+          <w:instrText xml:space="preserve"> PAGEREF _Toc242634324 \h </w:instrText>
         </w:r>
         <w:r>
           <w:rPr>
@@ -1553,11 +1553,11 @@
           <w:kern w:val="2"/>
           <w:sz w:val="24"/>
           <w:szCs w:val="24"/>
-          <w:lang w:val="en-PH" w:eastAsia="ja-JP"/>
+          <w:lang w:val="en-PH" w:eastAsia="en-PH"/>
           <w14:ligatures w14:val="standardContextual"/>
         </w:rPr>
       </w:pPr>
-      <w:hyperlink w:anchor="_Toc242632220" w:history="1">
+      <w:hyperlink w:anchor="_Toc242634325" w:history="1">
         <w:r>
           <w:rPr>
             <w:rStyle w:val="Hyperlink"/>
@@ -1584,7 +1584,7 @@
             <w:noProof/>
             <w:webHidden/>
           </w:rPr>
-          <w:instrText xml:space="preserve"> PAGEREF _Toc242632220 \h </w:instrText>
+          <w:instrText xml:space="preserve"> PAGEREF _Toc242634325 \h </w:instrText>
         </w:r>
         <w:r>
           <w:rPr>
@@ -1628,11 +1628,11 @@
           <w:kern w:val="2"/>
           <w:sz w:val="24"/>
           <w:szCs w:val="24"/>
-          <w:lang w:val="en-PH" w:eastAsia="ja-JP"/>
+          <w:lang w:val="en-PH" w:eastAsia="en-PH"/>
           <w14:ligatures w14:val="standardContextual"/>
         </w:rPr>
       </w:pPr>
-      <w:hyperlink w:anchor="_Toc242632221" w:history="1">
+      <w:hyperlink w:anchor="_Toc242634326" w:history="1">
         <w:r>
           <w:rPr>
             <w:rStyle w:val="Hyperlink"/>
@@ -1659,7 +1659,7 @@
             <w:noProof/>
             <w:webHidden/>
           </w:rPr>
-          <w:instrText xml:space="preserve"> PAGEREF _Toc242632221 \h </w:instrText>
+          <w:instrText xml:space="preserve"> PAGEREF _Toc242634326 \h </w:instrText>
         </w:r>
         <w:r>
           <w:rPr>
@@ -1703,11 +1703,11 @@
           <w:kern w:val="2"/>
           <w:sz w:val="24"/>
           <w:szCs w:val="24"/>
-          <w:lang w:val="en-PH" w:eastAsia="ja-JP"/>
+          <w:lang w:val="en-PH" w:eastAsia="en-PH"/>
           <w14:ligatures w14:val="standardContextual"/>
         </w:rPr>
       </w:pPr>
-      <w:hyperlink w:anchor="_Toc242632222" w:history="1">
+      <w:hyperlink w:anchor="_Toc242634327" w:history="1">
         <w:r>
           <w:rPr>
             <w:rStyle w:val="Hyperlink"/>
@@ -1734,7 +1734,7 @@
             <w:noProof/>
             <w:webHidden/>
           </w:rPr>
-          <w:instrText xml:space="preserve"> PAGEREF _Toc242632222 \h </w:instrText>
+          <w:instrText xml:space="preserve"> PAGEREF _Toc242634327 \h </w:instrText>
         </w:r>
         <w:r>
           <w:rPr>
@@ -1778,11 +1778,11 @@
           <w:kern w:val="2"/>
           <w:sz w:val="24"/>
           <w:szCs w:val="24"/>
-          <w:lang w:val="en-PH" w:eastAsia="ja-JP"/>
+          <w:lang w:val="en-PH" w:eastAsia="en-PH"/>
           <w14:ligatures w14:val="standardContextual"/>
         </w:rPr>
       </w:pPr>
-      <w:hyperlink w:anchor="_Toc242632223" w:history="1">
+      <w:hyperlink w:anchor="_Toc242634328" w:history="1">
         <w:r>
           <w:rPr>
             <w:rStyle w:val="Hyperlink"/>
@@ -1809,7 +1809,7 @@
             <w:noProof/>
             <w:webHidden/>
           </w:rPr>
-          <w:instrText xml:space="preserve"> PAGEREF _Toc242632223 \h </w:instrText>
+          <w:instrText xml:space="preserve"> PAGEREF _Toc242634328 \h </w:instrText>
         </w:r>
         <w:r>
           <w:rPr>
@@ -1853,11 +1853,11 @@
           <w:kern w:val="2"/>
           <w:sz w:val="24"/>
           <w:szCs w:val="24"/>
-          <w:lang w:val="en-PH" w:eastAsia="ja-JP"/>
+          <w:lang w:val="en-PH" w:eastAsia="en-PH"/>
           <w14:ligatures w14:val="standardContextual"/>
         </w:rPr>
       </w:pPr>
-      <w:hyperlink w:anchor="_Toc242632224" w:history="1">
+      <w:hyperlink w:anchor="_Toc242634329" w:history="1">
         <w:r>
           <w:rPr>
             <w:rStyle w:val="Hyperlink"/>
@@ -1884,7 +1884,7 @@
             <w:noProof/>
             <w:webHidden/>
           </w:rPr>
-          <w:instrText xml:space="preserve"> PAGEREF _Toc242632224 \h </w:instrText>
+          <w:instrText xml:space="preserve"> PAGEREF _Toc242634329 \h </w:instrText>
         </w:r>
         <w:r>
           <w:rPr>
@@ -1928,11 +1928,11 @@
           <w:kern w:val="2"/>
           <w:sz w:val="24"/>
           <w:szCs w:val="24"/>
-          <w:lang w:val="en-PH" w:eastAsia="ja-JP"/>
+          <w:lang w:val="en-PH" w:eastAsia="en-PH"/>
           <w14:ligatures w14:val="standardContextual"/>
         </w:rPr>
       </w:pPr>
-      <w:hyperlink w:anchor="_Toc242632225" w:history="1">
+      <w:hyperlink w:anchor="_Toc242634330" w:history="1">
         <w:r>
           <w:rPr>
             <w:rStyle w:val="Hyperlink"/>
@@ -1959,7 +1959,7 @@
             <w:noProof/>
             <w:webHidden/>
           </w:rPr>
-          <w:instrText xml:space="preserve"> PAGEREF _Toc242632225 \h </w:instrText>
+          <w:instrText xml:space="preserve"> PAGEREF _Toc242634330 \h </w:instrText>
         </w:r>
         <w:r>
           <w:rPr>
@@ -2003,11 +2003,11 @@
           <w:kern w:val="2"/>
           <w:sz w:val="24"/>
           <w:szCs w:val="24"/>
-          <w:lang w:val="en-PH" w:eastAsia="ja-JP"/>
+          <w:lang w:val="en-PH" w:eastAsia="en-PH"/>
           <w14:ligatures w14:val="standardContextual"/>
         </w:rPr>
       </w:pPr>
-      <w:hyperlink w:anchor="_Toc242632226" w:history="1">
+      <w:hyperlink w:anchor="_Toc242634331" w:history="1">
         <w:r>
           <w:rPr>
             <w:rStyle w:val="Hyperlink"/>
@@ -2034,7 +2034,7 @@
             <w:noProof/>
             <w:webHidden/>
           </w:rPr>
-          <w:instrText xml:space="preserve"> PAGEREF _Toc242632226 \h </w:instrText>
+          <w:instrText xml:space="preserve"> PAGEREF _Toc242634331 \h </w:instrText>
         </w:r>
         <w:r>
           <w:rPr>
@@ -2078,11 +2078,11 @@
           <w:kern w:val="2"/>
           <w:sz w:val="24"/>
           <w:szCs w:val="24"/>
-          <w:lang w:val="en-PH" w:eastAsia="ja-JP"/>
+          <w:lang w:val="en-PH" w:eastAsia="en-PH"/>
           <w14:ligatures w14:val="standardContextual"/>
         </w:rPr>
       </w:pPr>
-      <w:hyperlink w:anchor="_Toc242632227" w:history="1">
+      <w:hyperlink w:anchor="_Toc242634332" w:history="1">
         <w:r>
           <w:rPr>
             <w:rStyle w:val="Hyperlink"/>
@@ -2109,7 +2109,7 @@
             <w:noProof/>
             <w:webHidden/>
           </w:rPr>
-          <w:instrText xml:space="preserve"> PAGEREF _Toc242632227 \h </w:instrText>
+          <w:instrText xml:space="preserve"> PAGEREF _Toc242634332 \h </w:instrText>
         </w:r>
         <w:r>
           <w:rPr>
@@ -2153,11 +2153,11 @@
           <w:kern w:val="2"/>
           <w:sz w:val="24"/>
           <w:szCs w:val="24"/>
-          <w:lang w:val="en-PH" w:eastAsia="ja-JP"/>
+          <w:lang w:val="en-PH" w:eastAsia="en-PH"/>
           <w14:ligatures w14:val="standardContextual"/>
         </w:rPr>
       </w:pPr>
-      <w:hyperlink w:anchor="_Toc242632228" w:history="1">
+      <w:hyperlink w:anchor="_Toc242634333" w:history="1">
         <w:r>
           <w:rPr>
             <w:rStyle w:val="Hyperlink"/>
@@ -2184,7 +2184,7 @@
             <w:noProof/>
             <w:webHidden/>
           </w:rPr>
-          <w:instrText xml:space="preserve"> PAGEREF _Toc242632228 \h </w:instrText>
+          <w:instrText xml:space="preserve"> PAGEREF _Toc242634333 \h </w:instrText>
         </w:r>
         <w:r>
           <w:rPr>
@@ -2228,11 +2228,11 @@
           <w:kern w:val="2"/>
           <w:sz w:val="24"/>
           <w:szCs w:val="24"/>
-          <w:lang w:val="en-PH" w:eastAsia="ja-JP"/>
+          <w:lang w:val="en-PH" w:eastAsia="en-PH"/>
           <w14:ligatures w14:val="standardContextual"/>
         </w:rPr>
       </w:pPr>
-      <w:hyperlink w:anchor="_Toc242632229" w:history="1">
+      <w:hyperlink w:anchor="_Toc242634334" w:history="1">
         <w:r>
           <w:rPr>
             <w:rStyle w:val="Hyperlink"/>
@@ -2259,7 +2259,7 @@
             <w:noProof/>
             <w:webHidden/>
           </w:rPr>
-          <w:instrText xml:space="preserve"> PAGEREF _Toc242632229 \h </w:instrText>
+          <w:instrText xml:space="preserve"> PAGEREF _Toc242634334 \h </w:instrText>
         </w:r>
         <w:r>
           <w:rPr>
@@ -2303,11 +2303,11 @@
           <w:kern w:val="2"/>
           <w:sz w:val="24"/>
           <w:szCs w:val="24"/>
-          <w:lang w:val="en-PH" w:eastAsia="ja-JP"/>
+          <w:lang w:val="en-PH" w:eastAsia="en-PH"/>
           <w14:ligatures w14:val="standardContextual"/>
         </w:rPr>
       </w:pPr>
-      <w:hyperlink w:anchor="_Toc242632230" w:history="1">
+      <w:hyperlink w:anchor="_Toc242634335" w:history="1">
         <w:r>
           <w:rPr>
             <w:rStyle w:val="Hyperlink"/>
@@ -2334,7 +2334,7 @@
             <w:noProof/>
             <w:webHidden/>
           </w:rPr>
-          <w:instrText xml:space="preserve"> PAGEREF _Toc242632230 \h </w:instrText>
+          <w:instrText xml:space="preserve"> PAGEREF _Toc242634335 \h </w:instrText>
         </w:r>
         <w:r>
           <w:rPr>
@@ -2378,11 +2378,11 @@
           <w:kern w:val="2"/>
           <w:sz w:val="24"/>
           <w:szCs w:val="24"/>
-          <w:lang w:val="en-PH" w:eastAsia="ja-JP"/>
+          <w:lang w:val="en-PH" w:eastAsia="en-PH"/>
           <w14:ligatures w14:val="standardContextual"/>
         </w:rPr>
       </w:pPr>
-      <w:hyperlink w:anchor="_Toc242632231" w:history="1">
+      <w:hyperlink w:anchor="_Toc242634336" w:history="1">
         <w:r>
           <w:rPr>
             <w:rStyle w:val="Hyperlink"/>
@@ -2409,7 +2409,7 @@
             <w:noProof/>
             <w:webHidden/>
           </w:rPr>
-          <w:instrText xml:space="preserve"> PAGEREF _Toc242632231 \h </w:instrText>
+          <w:instrText xml:space="preserve"> PAGEREF _Toc242634336 \h </w:instrText>
         </w:r>
         <w:r>
           <w:rPr>
@@ -2453,11 +2453,11 @@
           <w:kern w:val="2"/>
           <w:sz w:val="24"/>
           <w:szCs w:val="24"/>
-          <w:lang w:val="en-PH" w:eastAsia="ja-JP"/>
+          <w:lang w:val="en-PH" w:eastAsia="en-PH"/>
           <w14:ligatures w14:val="standardContextual"/>
         </w:rPr>
       </w:pPr>
-      <w:hyperlink w:anchor="_Toc242632232" w:history="1">
+      <w:hyperlink w:anchor="_Toc242634337" w:history="1">
         <w:r>
           <w:rPr>
             <w:rStyle w:val="Hyperlink"/>
@@ -2484,7 +2484,7 @@
             <w:noProof/>
             <w:webHidden/>
           </w:rPr>
-          <w:instrText xml:space="preserve"> PAGEREF _Toc242632232 \h </w:instrText>
+          <w:instrText xml:space="preserve"> PAGEREF _Toc242634337 \h </w:instrText>
         </w:r>
         <w:r>
           <w:rPr>
@@ -2528,11 +2528,11 @@
           <w:kern w:val="2"/>
           <w:sz w:val="24"/>
           <w:szCs w:val="24"/>
-          <w:lang w:val="en-PH" w:eastAsia="ja-JP"/>
+          <w:lang w:val="en-PH" w:eastAsia="en-PH"/>
           <w14:ligatures w14:val="standardContextual"/>
         </w:rPr>
       </w:pPr>
-      <w:hyperlink w:anchor="_Toc242632233" w:history="1">
+      <w:hyperlink w:anchor="_Toc242634338" w:history="1">
         <w:r>
           <w:rPr>
             <w:rStyle w:val="Hyperlink"/>
@@ -2559,7 +2559,7 @@
             <w:noProof/>
             <w:webHidden/>
           </w:rPr>
-          <w:instrText xml:space="preserve"> PAGEREF _Toc242632233 \h </w:instrText>
+          <w:instrText xml:space="preserve"> PAGEREF _Toc242634338 \h </w:instrText>
         </w:r>
         <w:r>
           <w:rPr>
@@ -2603,11 +2603,11 @@
           <w:kern w:val="2"/>
           <w:sz w:val="24"/>
           <w:szCs w:val="24"/>
-          <w:lang w:val="en-PH" w:eastAsia="ja-JP"/>
+          <w:lang w:val="en-PH" w:eastAsia="en-PH"/>
           <w14:ligatures w14:val="standardContextual"/>
         </w:rPr>
       </w:pPr>
-      <w:hyperlink w:anchor="_Toc242632234" w:history="1">
+      <w:hyperlink w:anchor="_Toc242634339" w:history="1">
         <w:r>
           <w:rPr>
             <w:rStyle w:val="Hyperlink"/>
@@ -2634,7 +2634,7 @@
             <w:noProof/>
             <w:webHidden/>
           </w:rPr>
-          <w:instrText xml:space="preserve"> PAGEREF _Toc242632234 \h </w:instrText>
+          <w:instrText xml:space="preserve"> PAGEREF _Toc242634339 \h </w:instrText>
         </w:r>
         <w:r>
           <w:rPr>
@@ -2679,7 +2679,7 @@
       <w:pPr>
         <w:pStyle w:val="Heading1"/>
       </w:pPr>
-      <w:bookmarkStart w:id="0" w:name="_Toc242632204"/>
+      <w:bookmarkStart w:id="0" w:name="_Toc242634309"/>
       <w:r>
         <w:t>Document Revision History</w:t>
       </w:r>
@@ -3895,7 +3895,7 @@
       <w:pPr>
         <w:pStyle w:val="Heading1"/>
       </w:pPr>
-      <w:bookmarkStart w:id="1" w:name="_Toc242632205"/>
+      <w:bookmarkStart w:id="1" w:name="_Toc242634310"/>
       <w:r>
         <w:t>1. Introduction</w:t>
       </w:r>
@@ -3905,7 +3905,7 @@
       <w:pPr>
         <w:pStyle w:val="Heading2"/>
       </w:pPr>
-      <w:bookmarkStart w:id="2" w:name="_Toc242632206"/>
+      <w:bookmarkStart w:id="2" w:name="_Toc242634311"/>
       <w:r>
         <w:t>1.1 Purpose</w:t>
       </w:r>
@@ -3929,7 +3929,7 @@
       <w:pPr>
         <w:pStyle w:val="Heading2"/>
       </w:pPr>
-      <w:bookmarkStart w:id="3" w:name="_Toc242632207"/>
+      <w:bookmarkStart w:id="3" w:name="_Toc242634312"/>
       <w:r>
         <w:t>1.2 Scope and Pedagogical Boundaries</w:t>
       </w:r>
@@ -4201,7 +4201,7 @@
       <w:pPr>
         <w:pStyle w:val="Heading2"/>
       </w:pPr>
-      <w:bookmarkStart w:id="4" w:name="_Toc242632208"/>
+      <w:bookmarkStart w:id="4" w:name="_Toc242634313"/>
       <w:r>
         <w:t>1.3 Definitions, Acronyms, and Abbreviations</w:t>
       </w:r>
@@ -4565,7 +4565,7 @@
       <w:pPr>
         <w:pStyle w:val="Heading2"/>
       </w:pPr>
-      <w:bookmarkStart w:id="5" w:name="_Toc242632209"/>
+      <w:bookmarkStart w:id="5" w:name="_Toc242634314"/>
       <w:r>
         <w:t>1.4 References</w:t>
       </w:r>
@@ -4755,7 +4755,7 @@
       <w:pPr>
         <w:pStyle w:val="Heading1"/>
       </w:pPr>
-      <w:bookmarkStart w:id="6" w:name="_Toc242632210"/>
+      <w:bookmarkStart w:id="6" w:name="_Toc242634315"/>
       <w:r>
         <w:t>2. Overall Description</w:t>
       </w:r>
@@ -4765,7 +4765,7 @@
       <w:pPr>
         <w:pStyle w:val="Heading2"/>
       </w:pPr>
-      <w:bookmarkStart w:id="7" w:name="_Toc242632211"/>
+      <w:bookmarkStart w:id="7" w:name="_Toc242634316"/>
       <w:r>
         <w:t>2.1 Product Perspective &amp; System Context</w:t>
       </w:r>
@@ -4890,7 +4890,7 @@
       <w:pPr>
         <w:pStyle w:val="Heading2"/>
       </w:pPr>
-      <w:bookmarkStart w:id="8" w:name="_Toc242632212"/>
+      <w:bookmarkStart w:id="8" w:name="_Toc242634317"/>
       <w:r>
         <w:t>2.2 User Characteristics and Personas</w:t>
       </w:r>
@@ -4972,7 +4972,7 @@
       <w:pPr>
         <w:pStyle w:val="Heading2"/>
       </w:pPr>
-      <w:bookmarkStart w:id="9" w:name="_Toc242632213"/>
+      <w:bookmarkStart w:id="9" w:name="_Toc242634318"/>
       <w:r>
         <w:t>2.3 General Constraints &amp; Policies</w:t>
       </w:r>
@@ -5076,7 +5076,7 @@
       <w:pPr>
         <w:pStyle w:val="Heading2"/>
       </w:pPr>
-      <w:bookmarkStart w:id="10" w:name="_Toc242632214"/>
+      <w:bookmarkStart w:id="10" w:name="_Toc242634319"/>
       <w:r>
         <w:t>2.4 Assumptions and Dependencies</w:t>
       </w:r>
@@ -5152,7 +5152,7 @@
         <w:pStyle w:val="Heading2"/>
         <w:pageBreakBefore/>
       </w:pPr>
-      <w:bookmarkStart w:id="11" w:name="_Toc242632215"/>
+      <w:bookmarkStart w:id="11" w:name="_Toc242634320"/>
       <w:r>
         <w:t>2.5 Use Case Model</w:t>
       </w:r>
@@ -5282,7 +5282,7 @@
           <w:noProof/>
         </w:rPr>
         <w:drawing>
-          <wp:inline distT="0" distB="0" distL="0" distR="0" wp14:anchorId="204200D8" wp14:editId="1F272EB8">
+          <wp:inline distT="0" distB="0" distL="0" distR="0" wp14:anchorId="61EA8E6E" wp14:editId="7E66F730">
             <wp:extent cx="3311614" cy="5394960"/>
             <wp:effectExtent l="0" t="0" r="0" b="0"/>
             <wp:docPr id="1" name="Picture 1"/>
@@ -5345,7 +5345,7 @@
       <w:pPr>
         <w:pStyle w:val="Heading1"/>
       </w:pPr>
-      <w:bookmarkStart w:id="12" w:name="_Toc242632216"/>
+      <w:bookmarkStart w:id="12" w:name="_Toc242634321"/>
       <w:r>
         <w:t>3. Specific Requirements</w:t>
       </w:r>
@@ -5355,7 +5355,7 @@
       <w:pPr>
         <w:pStyle w:val="Heading2"/>
       </w:pPr>
-      <w:bookmarkStart w:id="13" w:name="_Toc242632217"/>
+      <w:bookmarkStart w:id="13" w:name="_Toc242634322"/>
       <w:r>
         <w:t>3.1 External Interface Requirements</w:t>
       </w:r>
@@ -5365,7 +5365,7 @@
       <w:pPr>
         <w:pStyle w:val="Heading3"/>
       </w:pPr>
-      <w:bookmarkStart w:id="14" w:name="_Toc242632218"/>
+      <w:bookmarkStart w:id="14" w:name="_Toc242634323"/>
       <w:r>
         <w:t>3.1.1 Hardware Interfaces</w:t>
       </w:r>
@@ -5423,7 +5423,7 @@
       <w:pPr>
         <w:pStyle w:val="Heading3"/>
       </w:pPr>
-      <w:bookmarkStart w:id="15" w:name="_Toc242632219"/>
+      <w:bookmarkStart w:id="15" w:name="_Toc242634324"/>
       <w:r>
         <w:t>3.1.2 Software Interfaces</w:t>
       </w:r>
@@ -5551,7 +5551,7 @@
       <w:pPr>
         <w:pStyle w:val="Heading3"/>
       </w:pPr>
-      <w:bookmarkStart w:id="16" w:name="_Toc242632220"/>
+      <w:bookmarkStart w:id="16" w:name="_Toc242634325"/>
       <w:r>
         <w:t>3.1.3 Communications Interfaces</w:t>
       </w:r>
@@ -5579,7 +5579,7 @@
       <w:pPr>
         <w:pStyle w:val="Heading2"/>
       </w:pPr>
-      <w:bookmarkStart w:id="17" w:name="_Toc242632221"/>
+      <w:bookmarkStart w:id="17" w:name="_Toc242634326"/>
       <w:r>
         <w:t>3.2 Refactored Functional Requirements (FR)</w:t>
       </w:r>
@@ -5589,7 +5589,7 @@
       <w:pPr>
         <w:pStyle w:val="Heading3"/>
       </w:pPr>
-      <w:bookmarkStart w:id="18" w:name="_Toc242632222"/>
+      <w:bookmarkStart w:id="18" w:name="_Toc242634327"/>
       <w:r>
         <w:t>Module 1: Letter-Sound Acquisition ("Hear It")</w:t>
       </w:r>
@@ -6170,7 +6170,7 @@
       <w:pPr>
         <w:pStyle w:val="Heading3"/>
       </w:pPr>
-      <w:bookmarkStart w:id="19" w:name="_Toc242632223"/>
+      <w:bookmarkStart w:id="19" w:name="_Toc242634328"/>
       <w:r>
         <w:t>Module 2: Speech Production &amp; Formative Tutoring ("Say It")</w:t>
       </w:r>
@@ -6925,7 +6925,7 @@
       <w:pPr>
         <w:pStyle w:val="Heading3"/>
       </w:pPr>
-      <w:bookmarkStart w:id="20" w:name="_Toc242632224"/>
+      <w:bookmarkStart w:id="20" w:name="_Toc242634329"/>
       <w:r>
         <w:t>Module 3: Phoneme Discrimination ("Find It")</w:t>
       </w:r>
@@ -7047,7 +7047,7 @@
       <w:pPr>
         <w:pStyle w:val="Heading3"/>
       </w:pPr>
-      <w:bookmarkStart w:id="21" w:name="_Toc242632225"/>
+      <w:bookmarkStart w:id="21" w:name="_Toc242634330"/>
       <w:r>
         <w:t>Module 4: Word Construction Checkpoint ("Blend It")</w:t>
       </w:r>
@@ -7499,7 +7499,7 @@
       <w:pPr>
         <w:pStyle w:val="Heading3"/>
       </w:pPr>
-      <w:bookmarkStart w:id="22" w:name="_Toc242632226"/>
+      <w:bookmarkStart w:id="22" w:name="_Toc242634331"/>
       <w:r>
         <w:t>Module 5: Mastery Progression, Gamification &amp; Multi-Profile</w:t>
       </w:r>
@@ -7858,7 +7858,7 @@
       <w:pPr>
         <w:pStyle w:val="Heading3"/>
       </w:pPr>
-      <w:bookmarkStart w:id="23" w:name="_Toc242632227"/>
+      <w:bookmarkStart w:id="23" w:name="_Toc242634332"/>
       <w:r>
         <w:t>Module 6: Telemetry, Parent Dashboard &amp; Diagnostics</w:t>
       </w:r>
@@ -8409,7 +8409,7 @@
       <w:pPr>
         <w:pStyle w:val="Heading2"/>
       </w:pPr>
-      <w:bookmarkStart w:id="24" w:name="_Toc242632228"/>
+      <w:bookmarkStart w:id="24" w:name="_Toc242634333"/>
       <w:r>
         <w:t>3.3 Non-Functional Requirements (NFR)</w:t>
       </w:r>
@@ -8419,7 +8419,7 @@
       <w:pPr>
         <w:pStyle w:val="Heading3"/>
       </w:pPr>
-      <w:bookmarkStart w:id="25" w:name="_Toc242632229"/>
+      <w:bookmarkStart w:id="25" w:name="_Toc242634334"/>
       <w:r>
         <w:t>3.3.1 Acoustic Quality &amp; Speech Recognition Performance</w:t>
       </w:r>
@@ -8931,7 +8931,7 @@
       <w:pPr>
         <w:pStyle w:val="Heading3"/>
       </w:pPr>
-      <w:bookmarkStart w:id="26" w:name="_Toc242632230"/>
+      <w:bookmarkStart w:id="26" w:name="_Toc242634335"/>
       <w:r>
         <w:t>3.3.2 Pedagogical Usability &amp; Accessibility</w:t>
       </w:r>
@@ -9303,7 +9303,7 @@
       <w:pPr>
         <w:pStyle w:val="Heading3"/>
       </w:pPr>
-      <w:bookmarkStart w:id="27" w:name="_Toc242632231"/>
+      <w:bookmarkStart w:id="27" w:name="_Toc242634336"/>
       <w:r>
         <w:t>3.3.3 Reliability, Offline Security &amp; Architecture</w:t>
       </w:r>
@@ -9423,7 +9423,7 @@
       <w:pPr>
         <w:pStyle w:val="Heading1"/>
       </w:pPr>
-      <w:bookmarkStart w:id="28" w:name="_Toc242632232"/>
+      <w:bookmarkStart w:id="28" w:name="_Toc242634337"/>
       <w:r>
         <w:t>4. Requirements Traceability Matrix (RTM v3.0)</w:t>
       </w:r>
@@ -12879,7 +12879,7 @@
       <w:pPr>
         <w:pStyle w:val="Heading2"/>
       </w:pPr>
-      <w:bookmarkStart w:id="29" w:name="_Toc242632233"/>
+      <w:bookmarkStart w:id="29" w:name="_Toc242634338"/>
       <w:r>
         <w:t>4.1 Automated Test Coverage of Refactored Requirements (RTM v3.3, checked 2026-10-11)</w:t>
       </w:r>
@@ -14371,7 +14371,7 @@
       <w:pPr>
         <w:pStyle w:val="Heading1"/>
       </w:pPr>
-      <w:bookmarkStart w:id="30" w:name="_Toc242632234"/>
+      <w:bookmarkStart w:id="30" w:name="_Toc242634339"/>
       <w:r>
         <w:t>5. Requirements Sign-Off &amp; Verification Protocol</w:t>
       </w:r>
@@ -14872,31 +14872,31 @@
       </w:rPr>
     </w:lvl>
   </w:abstractNum>
-  <w:num w:numId="1" w16cid:durableId="1856379270">
+  <w:num w:numId="1" w16cid:durableId="1343899088">
     <w:abstractNumId w:val="8"/>
   </w:num>
-  <w:num w:numId="2" w16cid:durableId="52506721">
+  <w:num w:numId="2" w16cid:durableId="1517452748">
     <w:abstractNumId w:val="6"/>
   </w:num>
-  <w:num w:numId="3" w16cid:durableId="879629708">
+  <w:num w:numId="3" w16cid:durableId="1483156644">
     <w:abstractNumId w:val="5"/>
   </w:num>
-  <w:num w:numId="4" w16cid:durableId="1269503485">
+  <w:num w:numId="4" w16cid:durableId="1464469259">
     <w:abstractNumId w:val="4"/>
   </w:num>
-  <w:num w:numId="5" w16cid:durableId="1761828803">
+  <w:num w:numId="5" w16cid:durableId="2062168388">
     <w:abstractNumId w:val="7"/>
   </w:num>
-  <w:num w:numId="6" w16cid:durableId="448817305">
+  <w:num w:numId="6" w16cid:durableId="1909805072">
     <w:abstractNumId w:val="3"/>
   </w:num>
-  <w:num w:numId="7" w16cid:durableId="1127699099">
+  <w:num w:numId="7" w16cid:durableId="1969165174">
     <w:abstractNumId w:val="2"/>
   </w:num>
-  <w:num w:numId="8" w16cid:durableId="1829440303">
+  <w:num w:numId="8" w16cid:durableId="264578605">
     <w:abstractNumId w:val="1"/>
   </w:num>
-  <w:num w:numId="9" w16cid:durableId="2095274734">
+  <w:num w:numId="9" w16cid:durableId="883176122">
     <w:abstractNumId w:val="0"/>
   </w:num>
 </w:numbering>
@@ -26291,7 +26291,7 @@
     <w:autoRedefine/>
     <w:uiPriority w:val="39"/>
     <w:unhideWhenUsed/>
-    <w:rsid w:val="00F62D28"/>
+    <w:rsid w:val="002A17EC"/>
     <w:pPr>
       <w:spacing w:after="100"/>
     </w:pPr>
@@ -26303,7 +26303,7 @@
     <w:autoRedefine/>
     <w:uiPriority w:val="39"/>
     <w:unhideWhenUsed/>
-    <w:rsid w:val="00F62D28"/>
+    <w:rsid w:val="002A17EC"/>
     <w:pPr>
       <w:spacing w:after="100"/>
       <w:ind w:left="200"/>
@@ -26316,7 +26316,7 @@
     <w:autoRedefine/>
     <w:uiPriority w:val="39"/>
     <w:unhideWhenUsed/>
-    <w:rsid w:val="00F62D28"/>
+    <w:rsid w:val="002A17EC"/>
     <w:pPr>
       <w:spacing w:after="100"/>
       <w:ind w:left="400"/>
@@ -26327,7 +26327,7 @@
     <w:basedOn w:val="DefaultParagraphFont"/>
     <w:uiPriority w:val="99"/>
     <w:unhideWhenUsed/>
-    <w:rsid w:val="00F62D28"/>
+    <w:rsid w:val="002A17EC"/>
     <w:rPr>
       <w:color w:val="0000FF" w:themeColor="hyperlink"/>
       <w:u w:val="single"/>

--- a/docs/submission/playIT_SRS_v3.0.docx
+++ b/docs/submission/playIT_SRS_v3.0.docx
@@ -163,7 +163,7 @@
               <w:rPr>
                 <w:sz w:val="19"/>
               </w:rPr>
-              <w:t>3.0 (Post-MVP Validation Baseline), revision 3.6</w:t>
+              <w:t>3.0 (Post-MVP Validation Baseline), revision 3.7</w:t>
             </w:r>
           </w:p>
         </w:tc>
@@ -199,7 +199,7 @@
               <w:rPr>
                 <w:sz w:val="19"/>
               </w:rPr>
-              <w:t>September 26, 2026 (Revised October 11, 2026)</w:t>
+              <w:t>September 26, 2026 (Revised October 14, 2026)</w:t>
             </w:r>
           </w:p>
         </w:tc>
@@ -344,7 +344,7 @@
           <w:kern w:val="2"/>
           <w:sz w:val="24"/>
           <w:szCs w:val="24"/>
-          <w:lang w:val="en-PH" w:eastAsia="en-PH"/>
+          <w:lang w:val="en-PH" w:eastAsia="ja-JP"/>
           <w14:ligatures w14:val="standardContextual"/>
         </w:rPr>
       </w:pPr>
@@ -357,7 +357,7 @@
       <w:r>
         <w:fldChar w:fldCharType="separate"/>
       </w:r>
-      <w:hyperlink w:anchor="_Toc242634309" w:history="1">
+      <w:hyperlink w:anchor="_Toc242819044" w:history="1">
         <w:r>
           <w:rPr>
             <w:rStyle w:val="Hyperlink"/>
@@ -384,7 +384,7 @@
             <w:noProof/>
             <w:webHidden/>
           </w:rPr>
-          <w:instrText xml:space="preserve"> PAGEREF _Toc242634309 \h </w:instrText>
+          <w:instrText xml:space="preserve"> PAGEREF _Toc242819044 \h </w:instrText>
         </w:r>
         <w:r>
           <w:rPr>
@@ -428,11 +428,11 @@
           <w:kern w:val="2"/>
           <w:sz w:val="24"/>
           <w:szCs w:val="24"/>
-          <w:lang w:val="en-PH" w:eastAsia="en-PH"/>
+          <w:lang w:val="en-PH" w:eastAsia="ja-JP"/>
           <w14:ligatures w14:val="standardContextual"/>
         </w:rPr>
       </w:pPr>
-      <w:hyperlink w:anchor="_Toc242634310" w:history="1">
+      <w:hyperlink w:anchor="_Toc242819045" w:history="1">
         <w:r>
           <w:rPr>
             <w:rStyle w:val="Hyperlink"/>
@@ -459,7 +459,7 @@
             <w:noProof/>
             <w:webHidden/>
           </w:rPr>
-          <w:instrText xml:space="preserve"> PAGEREF _Toc242634310 \h </w:instrText>
+          <w:instrText xml:space="preserve"> PAGEREF _Toc242819045 \h </w:instrText>
         </w:r>
         <w:r>
           <w:rPr>
@@ -503,11 +503,11 @@
           <w:kern w:val="2"/>
           <w:sz w:val="24"/>
           <w:szCs w:val="24"/>
-          <w:lang w:val="en-PH" w:eastAsia="en-PH"/>
+          <w:lang w:val="en-PH" w:eastAsia="ja-JP"/>
           <w14:ligatures w14:val="standardContextual"/>
         </w:rPr>
       </w:pPr>
-      <w:hyperlink w:anchor="_Toc242634311" w:history="1">
+      <w:hyperlink w:anchor="_Toc242819046" w:history="1">
         <w:r>
           <w:rPr>
             <w:rStyle w:val="Hyperlink"/>
@@ -534,7 +534,7 @@
             <w:noProof/>
             <w:webHidden/>
           </w:rPr>
-          <w:instrText xml:space="preserve"> PAGEREF _Toc242634311 \h </w:instrText>
+          <w:instrText xml:space="preserve"> PAGEREF _Toc242819046 \h </w:instrText>
         </w:r>
         <w:r>
           <w:rPr>
@@ -578,11 +578,11 @@
           <w:kern w:val="2"/>
           <w:sz w:val="24"/>
           <w:szCs w:val="24"/>
-          <w:lang w:val="en-PH" w:eastAsia="en-PH"/>
+          <w:lang w:val="en-PH" w:eastAsia="ja-JP"/>
           <w14:ligatures w14:val="standardContextual"/>
         </w:rPr>
       </w:pPr>
-      <w:hyperlink w:anchor="_Toc242634312" w:history="1">
+      <w:hyperlink w:anchor="_Toc242819047" w:history="1">
         <w:r>
           <w:rPr>
             <w:rStyle w:val="Hyperlink"/>
@@ -609,7 +609,7 @@
             <w:noProof/>
             <w:webHidden/>
           </w:rPr>
-          <w:instrText xml:space="preserve"> PAGEREF _Toc242634312 \h </w:instrText>
+          <w:instrText xml:space="preserve"> PAGEREF _Toc242819047 \h </w:instrText>
         </w:r>
         <w:r>
           <w:rPr>
@@ -653,11 +653,11 @@
           <w:kern w:val="2"/>
           <w:sz w:val="24"/>
           <w:szCs w:val="24"/>
-          <w:lang w:val="en-PH" w:eastAsia="en-PH"/>
+          <w:lang w:val="en-PH" w:eastAsia="ja-JP"/>
           <w14:ligatures w14:val="standardContextual"/>
         </w:rPr>
       </w:pPr>
-      <w:hyperlink w:anchor="_Toc242634313" w:history="1">
+      <w:hyperlink w:anchor="_Toc242819048" w:history="1">
         <w:r>
           <w:rPr>
             <w:rStyle w:val="Hyperlink"/>
@@ -684,7 +684,7 @@
             <w:noProof/>
             <w:webHidden/>
           </w:rPr>
-          <w:instrText xml:space="preserve"> PAGEREF _Toc242634313 \h </w:instrText>
+          <w:instrText xml:space="preserve"> PAGEREF _Toc242819048 \h </w:instrText>
         </w:r>
         <w:r>
           <w:rPr>
@@ -728,11 +728,11 @@
           <w:kern w:val="2"/>
           <w:sz w:val="24"/>
           <w:szCs w:val="24"/>
-          <w:lang w:val="en-PH" w:eastAsia="en-PH"/>
+          <w:lang w:val="en-PH" w:eastAsia="ja-JP"/>
           <w14:ligatures w14:val="standardContextual"/>
         </w:rPr>
       </w:pPr>
-      <w:hyperlink w:anchor="_Toc242634314" w:history="1">
+      <w:hyperlink w:anchor="_Toc242819049" w:history="1">
         <w:r>
           <w:rPr>
             <w:rStyle w:val="Hyperlink"/>
@@ -759,82 +759,7 @@
             <w:noProof/>
             <w:webHidden/>
           </w:rPr>
-          <w:instrText xml:space="preserve"> PAGEREF _Toc242634314 \h </w:instrText>
-        </w:r>
-        <w:r>
-          <w:rPr>
-            <w:noProof/>
-            <w:webHidden/>
-          </w:rPr>
-        </w:r>
-        <w:r>
-          <w:rPr>
-            <w:noProof/>
-            <w:webHidden/>
-          </w:rPr>
-          <w:fldChar w:fldCharType="separate"/>
-        </w:r>
-        <w:r>
-          <w:rPr>
-            <w:noProof/>
-            <w:webHidden/>
-          </w:rPr>
-          <w:t>5</w:t>
-        </w:r>
-        <w:r>
-          <w:rPr>
-            <w:noProof/>
-            <w:webHidden/>
-          </w:rPr>
-          <w:fldChar w:fldCharType="end"/>
-        </w:r>
-      </w:hyperlink>
-    </w:p>
-    <w:p>
-      <w:pPr>
-        <w:pStyle w:val="TOC1"/>
-        <w:tabs>
-          <w:tab w:val="right" w:leader="dot" w:pos="9350"/>
-        </w:tabs>
-        <w:rPr>
-          <w:rFonts w:asciiTheme="minorHAnsi" w:eastAsiaTheme="minorEastAsia" w:hAnsiTheme="minorHAnsi" w:cstheme="minorBidi"/>
-          <w:noProof/>
-          <w:color w:val="auto"/>
-          <w:kern w:val="2"/>
-          <w:sz w:val="24"/>
-          <w:szCs w:val="24"/>
-          <w:lang w:val="en-PH" w:eastAsia="en-PH"/>
-          <w14:ligatures w14:val="standardContextual"/>
-        </w:rPr>
-      </w:pPr>
-      <w:hyperlink w:anchor="_Toc242634315" w:history="1">
-        <w:r>
-          <w:rPr>
-            <w:rStyle w:val="Hyperlink"/>
-            <w:noProof/>
-          </w:rPr>
-          <w:t>2. Overall Description</w:t>
-        </w:r>
-        <w:r>
-          <w:rPr>
-            <w:noProof/>
-            <w:webHidden/>
-          </w:rPr>
-          <w:tab/>
-        </w:r>
-        <w:r>
-          <w:rPr>
-            <w:noProof/>
-            <w:webHidden/>
-          </w:rPr>
-          <w:fldChar w:fldCharType="begin"/>
-        </w:r>
-        <w:r>
-          <w:rPr>
-            <w:noProof/>
-            <w:webHidden/>
-          </w:rPr>
-          <w:instrText xml:space="preserve"> PAGEREF _Toc242634315 \h </w:instrText>
+          <w:instrText xml:space="preserve"> PAGEREF _Toc242819049 \h </w:instrText>
         </w:r>
         <w:r>
           <w:rPr>
@@ -867,7 +792,7 @@
     </w:p>
     <w:p>
       <w:pPr>
-        <w:pStyle w:val="TOC2"/>
+        <w:pStyle w:val="TOC1"/>
         <w:tabs>
           <w:tab w:val="right" w:leader="dot" w:pos="9350"/>
         </w:tabs>
@@ -878,17 +803,17 @@
           <w:kern w:val="2"/>
           <w:sz w:val="24"/>
           <w:szCs w:val="24"/>
-          <w:lang w:val="en-PH" w:eastAsia="en-PH"/>
+          <w:lang w:val="en-PH" w:eastAsia="ja-JP"/>
           <w14:ligatures w14:val="standardContextual"/>
         </w:rPr>
       </w:pPr>
-      <w:hyperlink w:anchor="_Toc242634316" w:history="1">
+      <w:hyperlink w:anchor="_Toc242819050" w:history="1">
         <w:r>
           <w:rPr>
             <w:rStyle w:val="Hyperlink"/>
             <w:noProof/>
           </w:rPr>
-          <w:t>2.1 Product Perspective &amp; System Context</w:t>
+          <w:t>2. Overall Description</w:t>
         </w:r>
         <w:r>
           <w:rPr>
@@ -909,7 +834,7 @@
             <w:noProof/>
             <w:webHidden/>
           </w:rPr>
-          <w:instrText xml:space="preserve"> PAGEREF _Toc242634316 \h </w:instrText>
+          <w:instrText xml:space="preserve"> PAGEREF _Toc242819050 \h </w:instrText>
         </w:r>
         <w:r>
           <w:rPr>
@@ -953,17 +878,17 @@
           <w:kern w:val="2"/>
           <w:sz w:val="24"/>
           <w:szCs w:val="24"/>
-          <w:lang w:val="en-PH" w:eastAsia="en-PH"/>
+          <w:lang w:val="en-PH" w:eastAsia="ja-JP"/>
           <w14:ligatures w14:val="standardContextual"/>
         </w:rPr>
       </w:pPr>
-      <w:hyperlink w:anchor="_Toc242634317" w:history="1">
+      <w:hyperlink w:anchor="_Toc242819051" w:history="1">
         <w:r>
           <w:rPr>
             <w:rStyle w:val="Hyperlink"/>
             <w:noProof/>
           </w:rPr>
-          <w:t>2.2 User Characteristics and Personas</w:t>
+          <w:t>2.1 Product Perspective &amp; System Context</w:t>
         </w:r>
         <w:r>
           <w:rPr>
@@ -984,7 +909,7 @@
             <w:noProof/>
             <w:webHidden/>
           </w:rPr>
-          <w:instrText xml:space="preserve"> PAGEREF _Toc242634317 \h </w:instrText>
+          <w:instrText xml:space="preserve"> PAGEREF _Toc242819051 \h </w:instrText>
         </w:r>
         <w:r>
           <w:rPr>
@@ -1028,17 +953,17 @@
           <w:kern w:val="2"/>
           <w:sz w:val="24"/>
           <w:szCs w:val="24"/>
-          <w:lang w:val="en-PH" w:eastAsia="en-PH"/>
+          <w:lang w:val="en-PH" w:eastAsia="ja-JP"/>
           <w14:ligatures w14:val="standardContextual"/>
         </w:rPr>
       </w:pPr>
-      <w:hyperlink w:anchor="_Toc242634318" w:history="1">
+      <w:hyperlink w:anchor="_Toc242819052" w:history="1">
         <w:r>
           <w:rPr>
             <w:rStyle w:val="Hyperlink"/>
             <w:noProof/>
           </w:rPr>
-          <w:t>2.3 General Constraints &amp; Policies</w:t>
+          <w:t>2.2 User Characteristics and Personas</w:t>
         </w:r>
         <w:r>
           <w:rPr>
@@ -1059,7 +984,7 @@
             <w:noProof/>
             <w:webHidden/>
           </w:rPr>
-          <w:instrText xml:space="preserve"> PAGEREF _Toc242634318 \h </w:instrText>
+          <w:instrText xml:space="preserve"> PAGEREF _Toc242819052 \h </w:instrText>
         </w:r>
         <w:r>
           <w:rPr>
@@ -1103,11 +1028,86 @@
           <w:kern w:val="2"/>
           <w:sz w:val="24"/>
           <w:szCs w:val="24"/>
-          <w:lang w:val="en-PH" w:eastAsia="en-PH"/>
+          <w:lang w:val="en-PH" w:eastAsia="ja-JP"/>
           <w14:ligatures w14:val="standardContextual"/>
         </w:rPr>
       </w:pPr>
-      <w:hyperlink w:anchor="_Toc242634319" w:history="1">
+      <w:hyperlink w:anchor="_Toc242819053" w:history="1">
+        <w:r>
+          <w:rPr>
+            <w:rStyle w:val="Hyperlink"/>
+            <w:noProof/>
+          </w:rPr>
+          <w:t>2.3 General Constraints &amp; Policies</w:t>
+        </w:r>
+        <w:r>
+          <w:rPr>
+            <w:noProof/>
+            <w:webHidden/>
+          </w:rPr>
+          <w:tab/>
+        </w:r>
+        <w:r>
+          <w:rPr>
+            <w:noProof/>
+            <w:webHidden/>
+          </w:rPr>
+          <w:fldChar w:fldCharType="begin"/>
+        </w:r>
+        <w:r>
+          <w:rPr>
+            <w:noProof/>
+            <w:webHidden/>
+          </w:rPr>
+          <w:instrText xml:space="preserve"> PAGEREF _Toc242819053 \h </w:instrText>
+        </w:r>
+        <w:r>
+          <w:rPr>
+            <w:noProof/>
+            <w:webHidden/>
+          </w:rPr>
+        </w:r>
+        <w:r>
+          <w:rPr>
+            <w:noProof/>
+            <w:webHidden/>
+          </w:rPr>
+          <w:fldChar w:fldCharType="separate"/>
+        </w:r>
+        <w:r>
+          <w:rPr>
+            <w:noProof/>
+            <w:webHidden/>
+          </w:rPr>
+          <w:t>6</w:t>
+        </w:r>
+        <w:r>
+          <w:rPr>
+            <w:noProof/>
+            <w:webHidden/>
+          </w:rPr>
+          <w:fldChar w:fldCharType="end"/>
+        </w:r>
+      </w:hyperlink>
+    </w:p>
+    <w:p>
+      <w:pPr>
+        <w:pStyle w:val="TOC2"/>
+        <w:tabs>
+          <w:tab w:val="right" w:leader="dot" w:pos="9350"/>
+        </w:tabs>
+        <w:rPr>
+          <w:rFonts w:asciiTheme="minorHAnsi" w:eastAsiaTheme="minorEastAsia" w:hAnsiTheme="minorHAnsi" w:cstheme="minorBidi"/>
+          <w:noProof/>
+          <w:color w:val="auto"/>
+          <w:kern w:val="2"/>
+          <w:sz w:val="24"/>
+          <w:szCs w:val="24"/>
+          <w:lang w:val="en-PH" w:eastAsia="ja-JP"/>
+          <w14:ligatures w14:val="standardContextual"/>
+        </w:rPr>
+      </w:pPr>
+      <w:hyperlink w:anchor="_Toc242819054" w:history="1">
         <w:r>
           <w:rPr>
             <w:rStyle w:val="Hyperlink"/>
@@ -1134,7 +1134,7 @@
             <w:noProof/>
             <w:webHidden/>
           </w:rPr>
-          <w:instrText xml:space="preserve"> PAGEREF _Toc242634319 \h </w:instrText>
+          <w:instrText xml:space="preserve"> PAGEREF _Toc242819054 \h </w:instrText>
         </w:r>
         <w:r>
           <w:rPr>
@@ -1178,11 +1178,11 @@
           <w:kern w:val="2"/>
           <w:sz w:val="24"/>
           <w:szCs w:val="24"/>
-          <w:lang w:val="en-PH" w:eastAsia="en-PH"/>
+          <w:lang w:val="en-PH" w:eastAsia="ja-JP"/>
           <w14:ligatures w14:val="standardContextual"/>
         </w:rPr>
       </w:pPr>
-      <w:hyperlink w:anchor="_Toc242634320" w:history="1">
+      <w:hyperlink w:anchor="_Toc242819055" w:history="1">
         <w:r>
           <w:rPr>
             <w:rStyle w:val="Hyperlink"/>
@@ -1209,7 +1209,7 @@
             <w:noProof/>
             <w:webHidden/>
           </w:rPr>
-          <w:instrText xml:space="preserve"> PAGEREF _Toc242634320 \h </w:instrText>
+          <w:instrText xml:space="preserve"> PAGEREF _Toc242819055 \h </w:instrText>
         </w:r>
         <w:r>
           <w:rPr>
@@ -1253,11 +1253,11 @@
           <w:kern w:val="2"/>
           <w:sz w:val="24"/>
           <w:szCs w:val="24"/>
-          <w:lang w:val="en-PH" w:eastAsia="en-PH"/>
+          <w:lang w:val="en-PH" w:eastAsia="ja-JP"/>
           <w14:ligatures w14:val="standardContextual"/>
         </w:rPr>
       </w:pPr>
-      <w:hyperlink w:anchor="_Toc242634321" w:history="1">
+      <w:hyperlink w:anchor="_Toc242819056" w:history="1">
         <w:r>
           <w:rPr>
             <w:rStyle w:val="Hyperlink"/>
@@ -1284,7 +1284,7 @@
             <w:noProof/>
             <w:webHidden/>
           </w:rPr>
-          <w:instrText xml:space="preserve"> PAGEREF _Toc242634321 \h </w:instrText>
+          <w:instrText xml:space="preserve"> PAGEREF _Toc242819056 \h </w:instrText>
         </w:r>
         <w:r>
           <w:rPr>
@@ -1328,11 +1328,11 @@
           <w:kern w:val="2"/>
           <w:sz w:val="24"/>
           <w:szCs w:val="24"/>
-          <w:lang w:val="en-PH" w:eastAsia="en-PH"/>
+          <w:lang w:val="en-PH" w:eastAsia="ja-JP"/>
           <w14:ligatures w14:val="standardContextual"/>
         </w:rPr>
       </w:pPr>
-      <w:hyperlink w:anchor="_Toc242634322" w:history="1">
+      <w:hyperlink w:anchor="_Toc242819057" w:history="1">
         <w:r>
           <w:rPr>
             <w:rStyle w:val="Hyperlink"/>
@@ -1359,7 +1359,7 @@
             <w:noProof/>
             <w:webHidden/>
           </w:rPr>
-          <w:instrText xml:space="preserve"> PAGEREF _Toc242634322 \h </w:instrText>
+          <w:instrText xml:space="preserve"> PAGEREF _Toc242819057 \h </w:instrText>
         </w:r>
         <w:r>
           <w:rPr>
@@ -1403,11 +1403,11 @@
           <w:kern w:val="2"/>
           <w:sz w:val="24"/>
           <w:szCs w:val="24"/>
-          <w:lang w:val="en-PH" w:eastAsia="en-PH"/>
+          <w:lang w:val="en-PH" w:eastAsia="ja-JP"/>
           <w14:ligatures w14:val="standardContextual"/>
         </w:rPr>
       </w:pPr>
-      <w:hyperlink w:anchor="_Toc242634323" w:history="1">
+      <w:hyperlink w:anchor="_Toc242819058" w:history="1">
         <w:r>
           <w:rPr>
             <w:rStyle w:val="Hyperlink"/>
@@ -1434,7 +1434,7 @@
             <w:noProof/>
             <w:webHidden/>
           </w:rPr>
-          <w:instrText xml:space="preserve"> PAGEREF _Toc242634323 \h </w:instrText>
+          <w:instrText xml:space="preserve"> PAGEREF _Toc242819058 \h </w:instrText>
         </w:r>
         <w:r>
           <w:rPr>
@@ -1478,11 +1478,11 @@
           <w:kern w:val="2"/>
           <w:sz w:val="24"/>
           <w:szCs w:val="24"/>
-          <w:lang w:val="en-PH" w:eastAsia="en-PH"/>
+          <w:lang w:val="en-PH" w:eastAsia="ja-JP"/>
           <w14:ligatures w14:val="standardContextual"/>
         </w:rPr>
       </w:pPr>
-      <w:hyperlink w:anchor="_Toc242634324" w:history="1">
+      <w:hyperlink w:anchor="_Toc242819059" w:history="1">
         <w:r>
           <w:rPr>
             <w:rStyle w:val="Hyperlink"/>
@@ -1509,7 +1509,7 @@
             <w:noProof/>
             <w:webHidden/>
           </w:rPr>
-          <w:instrText xml:space="preserve"> PAGEREF _Toc242634324 \h </w:instrText>
+          <w:instrText xml:space="preserve"> PAGEREF _Toc242819059 \h </w:instrText>
         </w:r>
         <w:r>
           <w:rPr>
@@ -1553,11 +1553,11 @@
           <w:kern w:val="2"/>
           <w:sz w:val="24"/>
           <w:szCs w:val="24"/>
-          <w:lang w:val="en-PH" w:eastAsia="en-PH"/>
+          <w:lang w:val="en-PH" w:eastAsia="ja-JP"/>
           <w14:ligatures w14:val="standardContextual"/>
         </w:rPr>
       </w:pPr>
-      <w:hyperlink w:anchor="_Toc242634325" w:history="1">
+      <w:hyperlink w:anchor="_Toc242819060" w:history="1">
         <w:r>
           <w:rPr>
             <w:rStyle w:val="Hyperlink"/>
@@ -1584,7 +1584,7 @@
             <w:noProof/>
             <w:webHidden/>
           </w:rPr>
-          <w:instrText xml:space="preserve"> PAGEREF _Toc242634325 \h </w:instrText>
+          <w:instrText xml:space="preserve"> PAGEREF _Toc242819060 \h </w:instrText>
         </w:r>
         <w:r>
           <w:rPr>
@@ -1628,11 +1628,11 @@
           <w:kern w:val="2"/>
           <w:sz w:val="24"/>
           <w:szCs w:val="24"/>
-          <w:lang w:val="en-PH" w:eastAsia="en-PH"/>
+          <w:lang w:val="en-PH" w:eastAsia="ja-JP"/>
           <w14:ligatures w14:val="standardContextual"/>
         </w:rPr>
       </w:pPr>
-      <w:hyperlink w:anchor="_Toc242634326" w:history="1">
+      <w:hyperlink w:anchor="_Toc242819061" w:history="1">
         <w:r>
           <w:rPr>
             <w:rStyle w:val="Hyperlink"/>
@@ -1659,7 +1659,7 @@
             <w:noProof/>
             <w:webHidden/>
           </w:rPr>
-          <w:instrText xml:space="preserve"> PAGEREF _Toc242634326 \h </w:instrText>
+          <w:instrText xml:space="preserve"> PAGEREF _Toc242819061 \h </w:instrText>
         </w:r>
         <w:r>
           <w:rPr>
@@ -1703,11 +1703,11 @@
           <w:kern w:val="2"/>
           <w:sz w:val="24"/>
           <w:szCs w:val="24"/>
-          <w:lang w:val="en-PH" w:eastAsia="en-PH"/>
+          <w:lang w:val="en-PH" w:eastAsia="ja-JP"/>
           <w14:ligatures w14:val="standardContextual"/>
         </w:rPr>
       </w:pPr>
-      <w:hyperlink w:anchor="_Toc242634327" w:history="1">
+      <w:hyperlink w:anchor="_Toc242819062" w:history="1">
         <w:r>
           <w:rPr>
             <w:rStyle w:val="Hyperlink"/>
@@ -1734,7 +1734,7 @@
             <w:noProof/>
             <w:webHidden/>
           </w:rPr>
-          <w:instrText xml:space="preserve"> PAGEREF _Toc242634327 \h </w:instrText>
+          <w:instrText xml:space="preserve"> PAGEREF _Toc242819062 \h </w:instrText>
         </w:r>
         <w:r>
           <w:rPr>
@@ -1778,11 +1778,11 @@
           <w:kern w:val="2"/>
           <w:sz w:val="24"/>
           <w:szCs w:val="24"/>
-          <w:lang w:val="en-PH" w:eastAsia="en-PH"/>
+          <w:lang w:val="en-PH" w:eastAsia="ja-JP"/>
           <w14:ligatures w14:val="standardContextual"/>
         </w:rPr>
       </w:pPr>
-      <w:hyperlink w:anchor="_Toc242634328" w:history="1">
+      <w:hyperlink w:anchor="_Toc242819063" w:history="1">
         <w:r>
           <w:rPr>
             <w:rStyle w:val="Hyperlink"/>
@@ -1809,7 +1809,7 @@
             <w:noProof/>
             <w:webHidden/>
           </w:rPr>
-          <w:instrText xml:space="preserve"> PAGEREF _Toc242634328 \h </w:instrText>
+          <w:instrText xml:space="preserve"> PAGEREF _Toc242819063 \h </w:instrText>
         </w:r>
         <w:r>
           <w:rPr>
@@ -1853,11 +1853,11 @@
           <w:kern w:val="2"/>
           <w:sz w:val="24"/>
           <w:szCs w:val="24"/>
-          <w:lang w:val="en-PH" w:eastAsia="en-PH"/>
+          <w:lang w:val="en-PH" w:eastAsia="ja-JP"/>
           <w14:ligatures w14:val="standardContextual"/>
         </w:rPr>
       </w:pPr>
-      <w:hyperlink w:anchor="_Toc242634329" w:history="1">
+      <w:hyperlink w:anchor="_Toc242819064" w:history="1">
         <w:r>
           <w:rPr>
             <w:rStyle w:val="Hyperlink"/>
@@ -1884,7 +1884,7 @@
             <w:noProof/>
             <w:webHidden/>
           </w:rPr>
-          <w:instrText xml:space="preserve"> PAGEREF _Toc242634329 \h </w:instrText>
+          <w:instrText xml:space="preserve"> PAGEREF _Toc242819064 \h </w:instrText>
         </w:r>
         <w:r>
           <w:rPr>
@@ -1928,11 +1928,11 @@
           <w:kern w:val="2"/>
           <w:sz w:val="24"/>
           <w:szCs w:val="24"/>
-          <w:lang w:val="en-PH" w:eastAsia="en-PH"/>
+          <w:lang w:val="en-PH" w:eastAsia="ja-JP"/>
           <w14:ligatures w14:val="standardContextual"/>
         </w:rPr>
       </w:pPr>
-      <w:hyperlink w:anchor="_Toc242634330" w:history="1">
+      <w:hyperlink w:anchor="_Toc242819065" w:history="1">
         <w:r>
           <w:rPr>
             <w:rStyle w:val="Hyperlink"/>
@@ -1959,82 +1959,7 @@
             <w:noProof/>
             <w:webHidden/>
           </w:rPr>
-          <w:instrText xml:space="preserve"> PAGEREF _Toc242634330 \h </w:instrText>
-        </w:r>
-        <w:r>
-          <w:rPr>
-            <w:noProof/>
-            <w:webHidden/>
-          </w:rPr>
-        </w:r>
-        <w:r>
-          <w:rPr>
-            <w:noProof/>
-            <w:webHidden/>
-          </w:rPr>
-          <w:fldChar w:fldCharType="separate"/>
-        </w:r>
-        <w:r>
-          <w:rPr>
-            <w:noProof/>
-            <w:webHidden/>
-          </w:rPr>
-          <w:t>11</w:t>
-        </w:r>
-        <w:r>
-          <w:rPr>
-            <w:noProof/>
-            <w:webHidden/>
-          </w:rPr>
-          <w:fldChar w:fldCharType="end"/>
-        </w:r>
-      </w:hyperlink>
-    </w:p>
-    <w:p>
-      <w:pPr>
-        <w:pStyle w:val="TOC3"/>
-        <w:tabs>
-          <w:tab w:val="right" w:leader="dot" w:pos="9350"/>
-        </w:tabs>
-        <w:rPr>
-          <w:rFonts w:asciiTheme="minorHAnsi" w:eastAsiaTheme="minorEastAsia" w:hAnsiTheme="minorHAnsi" w:cstheme="minorBidi"/>
-          <w:noProof/>
-          <w:color w:val="auto"/>
-          <w:kern w:val="2"/>
-          <w:sz w:val="24"/>
-          <w:szCs w:val="24"/>
-          <w:lang w:val="en-PH" w:eastAsia="en-PH"/>
-          <w14:ligatures w14:val="standardContextual"/>
-        </w:rPr>
-      </w:pPr>
-      <w:hyperlink w:anchor="_Toc242634331" w:history="1">
-        <w:r>
-          <w:rPr>
-            <w:rStyle w:val="Hyperlink"/>
-            <w:noProof/>
-          </w:rPr>
-          <w:t>Module 5: Mastery Progression, Gamification &amp; Multi-Profile</w:t>
-        </w:r>
-        <w:r>
-          <w:rPr>
-            <w:noProof/>
-            <w:webHidden/>
-          </w:rPr>
-          <w:tab/>
-        </w:r>
-        <w:r>
-          <w:rPr>
-            <w:noProof/>
-            <w:webHidden/>
-          </w:rPr>
-          <w:fldChar w:fldCharType="begin"/>
-        </w:r>
-        <w:r>
-          <w:rPr>
-            <w:noProof/>
-            <w:webHidden/>
-          </w:rPr>
-          <w:instrText xml:space="preserve"> PAGEREF _Toc242634331 \h </w:instrText>
+          <w:instrText xml:space="preserve"> PAGEREF _Toc242819065 \h </w:instrText>
         </w:r>
         <w:r>
           <w:rPr>
@@ -2078,11 +2003,86 @@
           <w:kern w:val="2"/>
           <w:sz w:val="24"/>
           <w:szCs w:val="24"/>
-          <w:lang w:val="en-PH" w:eastAsia="en-PH"/>
+          <w:lang w:val="en-PH" w:eastAsia="ja-JP"/>
           <w14:ligatures w14:val="standardContextual"/>
         </w:rPr>
       </w:pPr>
-      <w:hyperlink w:anchor="_Toc242634332" w:history="1">
+      <w:hyperlink w:anchor="_Toc242819066" w:history="1">
+        <w:r>
+          <w:rPr>
+            <w:rStyle w:val="Hyperlink"/>
+            <w:noProof/>
+          </w:rPr>
+          <w:t>Module 5: Mastery Progression, Gamification &amp; Multi-Profile</w:t>
+        </w:r>
+        <w:r>
+          <w:rPr>
+            <w:noProof/>
+            <w:webHidden/>
+          </w:rPr>
+          <w:tab/>
+        </w:r>
+        <w:r>
+          <w:rPr>
+            <w:noProof/>
+            <w:webHidden/>
+          </w:rPr>
+          <w:fldChar w:fldCharType="begin"/>
+        </w:r>
+        <w:r>
+          <w:rPr>
+            <w:noProof/>
+            <w:webHidden/>
+          </w:rPr>
+          <w:instrText xml:space="preserve"> PAGEREF _Toc242819066 \h </w:instrText>
+        </w:r>
+        <w:r>
+          <w:rPr>
+            <w:noProof/>
+            <w:webHidden/>
+          </w:rPr>
+        </w:r>
+        <w:r>
+          <w:rPr>
+            <w:noProof/>
+            <w:webHidden/>
+          </w:rPr>
+          <w:fldChar w:fldCharType="separate"/>
+        </w:r>
+        <w:r>
+          <w:rPr>
+            <w:noProof/>
+            <w:webHidden/>
+          </w:rPr>
+          <w:t>12</w:t>
+        </w:r>
+        <w:r>
+          <w:rPr>
+            <w:noProof/>
+            <w:webHidden/>
+          </w:rPr>
+          <w:fldChar w:fldCharType="end"/>
+        </w:r>
+      </w:hyperlink>
+    </w:p>
+    <w:p>
+      <w:pPr>
+        <w:pStyle w:val="TOC3"/>
+        <w:tabs>
+          <w:tab w:val="right" w:leader="dot" w:pos="9350"/>
+        </w:tabs>
+        <w:rPr>
+          <w:rFonts w:asciiTheme="minorHAnsi" w:eastAsiaTheme="minorEastAsia" w:hAnsiTheme="minorHAnsi" w:cstheme="minorBidi"/>
+          <w:noProof/>
+          <w:color w:val="auto"/>
+          <w:kern w:val="2"/>
+          <w:sz w:val="24"/>
+          <w:szCs w:val="24"/>
+          <w:lang w:val="en-PH" w:eastAsia="ja-JP"/>
+          <w14:ligatures w14:val="standardContextual"/>
+        </w:rPr>
+      </w:pPr>
+      <w:hyperlink w:anchor="_Toc242819067" w:history="1">
         <w:r>
           <w:rPr>
             <w:rStyle w:val="Hyperlink"/>
@@ -2109,7 +2109,7 @@
             <w:noProof/>
             <w:webHidden/>
           </w:rPr>
-          <w:instrText xml:space="preserve"> PAGEREF _Toc242634332 \h </w:instrText>
+          <w:instrText xml:space="preserve"> PAGEREF _Toc242819067 \h </w:instrText>
         </w:r>
         <w:r>
           <w:rPr>
@@ -2153,11 +2153,11 @@
           <w:kern w:val="2"/>
           <w:sz w:val="24"/>
           <w:szCs w:val="24"/>
-          <w:lang w:val="en-PH" w:eastAsia="en-PH"/>
+          <w:lang w:val="en-PH" w:eastAsia="ja-JP"/>
           <w14:ligatures w14:val="standardContextual"/>
         </w:rPr>
       </w:pPr>
-      <w:hyperlink w:anchor="_Toc242634333" w:history="1">
+      <w:hyperlink w:anchor="_Toc242819068" w:history="1">
         <w:r>
           <w:rPr>
             <w:rStyle w:val="Hyperlink"/>
@@ -2184,7 +2184,7 @@
             <w:noProof/>
             <w:webHidden/>
           </w:rPr>
-          <w:instrText xml:space="preserve"> PAGEREF _Toc242634333 \h </w:instrText>
+          <w:instrText xml:space="preserve"> PAGEREF _Toc242819068 \h </w:instrText>
         </w:r>
         <w:r>
           <w:rPr>
@@ -2228,11 +2228,11 @@
           <w:kern w:val="2"/>
           <w:sz w:val="24"/>
           <w:szCs w:val="24"/>
-          <w:lang w:val="en-PH" w:eastAsia="en-PH"/>
+          <w:lang w:val="en-PH" w:eastAsia="ja-JP"/>
           <w14:ligatures w14:val="standardContextual"/>
         </w:rPr>
       </w:pPr>
-      <w:hyperlink w:anchor="_Toc242634334" w:history="1">
+      <w:hyperlink w:anchor="_Toc242819069" w:history="1">
         <w:r>
           <w:rPr>
             <w:rStyle w:val="Hyperlink"/>
@@ -2259,7 +2259,7 @@
             <w:noProof/>
             <w:webHidden/>
           </w:rPr>
-          <w:instrText xml:space="preserve"> PAGEREF _Toc242634334 \h </w:instrText>
+          <w:instrText xml:space="preserve"> PAGEREF _Toc242819069 \h </w:instrText>
         </w:r>
         <w:r>
           <w:rPr>
@@ -2303,11 +2303,11 @@
           <w:kern w:val="2"/>
           <w:sz w:val="24"/>
           <w:szCs w:val="24"/>
-          <w:lang w:val="en-PH" w:eastAsia="en-PH"/>
+          <w:lang w:val="en-PH" w:eastAsia="ja-JP"/>
           <w14:ligatures w14:val="standardContextual"/>
         </w:rPr>
       </w:pPr>
-      <w:hyperlink w:anchor="_Toc242634335" w:history="1">
+      <w:hyperlink w:anchor="_Toc242819070" w:history="1">
         <w:r>
           <w:rPr>
             <w:rStyle w:val="Hyperlink"/>
@@ -2334,7 +2334,7 @@
             <w:noProof/>
             <w:webHidden/>
           </w:rPr>
-          <w:instrText xml:space="preserve"> PAGEREF _Toc242634335 \h </w:instrText>
+          <w:instrText xml:space="preserve"> PAGEREF _Toc242819070 \h </w:instrText>
         </w:r>
         <w:r>
           <w:rPr>
@@ -2378,11 +2378,11 @@
           <w:kern w:val="2"/>
           <w:sz w:val="24"/>
           <w:szCs w:val="24"/>
-          <w:lang w:val="en-PH" w:eastAsia="en-PH"/>
+          <w:lang w:val="en-PH" w:eastAsia="ja-JP"/>
           <w14:ligatures w14:val="standardContextual"/>
         </w:rPr>
       </w:pPr>
-      <w:hyperlink w:anchor="_Toc242634336" w:history="1">
+      <w:hyperlink w:anchor="_Toc242819071" w:history="1">
         <w:r>
           <w:rPr>
             <w:rStyle w:val="Hyperlink"/>
@@ -2409,7 +2409,7 @@
             <w:noProof/>
             <w:webHidden/>
           </w:rPr>
-          <w:instrText xml:space="preserve"> PAGEREF _Toc242634336 \h </w:instrText>
+          <w:instrText xml:space="preserve"> PAGEREF _Toc242819071 \h </w:instrText>
         </w:r>
         <w:r>
           <w:rPr>
@@ -2453,11 +2453,11 @@
           <w:kern w:val="2"/>
           <w:sz w:val="24"/>
           <w:szCs w:val="24"/>
-          <w:lang w:val="en-PH" w:eastAsia="en-PH"/>
+          <w:lang w:val="en-PH" w:eastAsia="ja-JP"/>
           <w14:ligatures w14:val="standardContextual"/>
         </w:rPr>
       </w:pPr>
-      <w:hyperlink w:anchor="_Toc242634337" w:history="1">
+      <w:hyperlink w:anchor="_Toc242819072" w:history="1">
         <w:r>
           <w:rPr>
             <w:rStyle w:val="Hyperlink"/>
@@ -2484,7 +2484,7 @@
             <w:noProof/>
             <w:webHidden/>
           </w:rPr>
-          <w:instrText xml:space="preserve"> PAGEREF _Toc242634337 \h </w:instrText>
+          <w:instrText xml:space="preserve"> PAGEREF _Toc242819072 \h </w:instrText>
         </w:r>
         <w:r>
           <w:rPr>
@@ -2528,17 +2528,17 @@
           <w:kern w:val="2"/>
           <w:sz w:val="24"/>
           <w:szCs w:val="24"/>
-          <w:lang w:val="en-PH" w:eastAsia="en-PH"/>
+          <w:lang w:val="en-PH" w:eastAsia="ja-JP"/>
           <w14:ligatures w14:val="standardContextual"/>
         </w:rPr>
       </w:pPr>
-      <w:hyperlink w:anchor="_Toc242634338" w:history="1">
+      <w:hyperlink w:anchor="_Toc242819073" w:history="1">
         <w:r>
           <w:rPr>
             <w:rStyle w:val="Hyperlink"/>
             <w:noProof/>
           </w:rPr>
-          <w:t>4.1 Automated Test Coverage of Refactored Requirements (RTM v3.3, checked 2026-10-11)</w:t>
+          <w:t>4.1 Automated Test Coverage of Refactored Requirements (RTM v3.3, checked 2026-10-13)</w:t>
         </w:r>
         <w:r>
           <w:rPr>
@@ -2559,7 +2559,7 @@
             <w:noProof/>
             <w:webHidden/>
           </w:rPr>
-          <w:instrText xml:space="preserve"> PAGEREF _Toc242634338 \h </w:instrText>
+          <w:instrText xml:space="preserve"> PAGEREF _Toc242819073 \h </w:instrText>
         </w:r>
         <w:r>
           <w:rPr>
@@ -2603,11 +2603,11 @@
           <w:kern w:val="2"/>
           <w:sz w:val="24"/>
           <w:szCs w:val="24"/>
-          <w:lang w:val="en-PH" w:eastAsia="en-PH"/>
+          <w:lang w:val="en-PH" w:eastAsia="ja-JP"/>
           <w14:ligatures w14:val="standardContextual"/>
         </w:rPr>
       </w:pPr>
-      <w:hyperlink w:anchor="_Toc242634339" w:history="1">
+      <w:hyperlink w:anchor="_Toc242819074" w:history="1">
         <w:r>
           <w:rPr>
             <w:rStyle w:val="Hyperlink"/>
@@ -2634,7 +2634,7 @@
             <w:noProof/>
             <w:webHidden/>
           </w:rPr>
-          <w:instrText xml:space="preserve"> PAGEREF _Toc242634339 \h </w:instrText>
+          <w:instrText xml:space="preserve"> PAGEREF _Toc242819074 \h </w:instrText>
         </w:r>
         <w:r>
           <w:rPr>
@@ -2679,7 +2679,7 @@
       <w:pPr>
         <w:pStyle w:val="Heading1"/>
       </w:pPr>
-      <w:bookmarkStart w:id="0" w:name="_Toc242634309"/>
+      <w:bookmarkStart w:id="0" w:name="_Toc242819044"/>
       <w:r>
         <w:t>Document Revision History</w:t>
       </w:r>
@@ -2708,9 +2708,9 @@
       </w:tblPr>
       <w:tblGrid>
         <w:gridCol w:w="984"/>
-        <w:gridCol w:w="1197"/>
-        <w:gridCol w:w="2059"/>
-        <w:gridCol w:w="5120"/>
+        <w:gridCol w:w="1195"/>
+        <w:gridCol w:w="2054"/>
+        <w:gridCol w:w="5127"/>
       </w:tblGrid>
       <w:tr>
         <w:trPr>
@@ -2739,7 +2739,7 @@
         </w:tc>
         <w:tc>
           <w:tcPr>
-            <w:tcW w:w="1197" w:type="dxa"/>
+            <w:tcW w:w="1195" w:type="dxa"/>
             <w:shd w:val="clear" w:color="auto" w:fill="1F3A3D"/>
           </w:tcPr>
           <w:p>
@@ -2759,7 +2759,7 @@
         </w:tc>
         <w:tc>
           <w:tcPr>
-            <w:tcW w:w="2059" w:type="dxa"/>
+            <w:tcW w:w="2054" w:type="dxa"/>
             <w:shd w:val="clear" w:color="auto" w:fill="1F3A3D"/>
           </w:tcPr>
           <w:p>
@@ -2779,7 +2779,7 @@
         </w:tc>
         <w:tc>
           <w:tcPr>
-            <w:tcW w:w="5120" w:type="dxa"/>
+            <w:tcW w:w="5127" w:type="dxa"/>
             <w:shd w:val="clear" w:color="auto" w:fill="1F3A3D"/>
           </w:tcPr>
           <w:p>
@@ -2822,7 +2822,7 @@
         </w:tc>
         <w:tc>
           <w:tcPr>
-            <w:tcW w:w="1197" w:type="dxa"/>
+            <w:tcW w:w="1195" w:type="dxa"/>
           </w:tcPr>
           <w:p>
             <w:pPr>
@@ -2839,7 +2839,7 @@
         </w:tc>
         <w:tc>
           <w:tcPr>
-            <w:tcW w:w="2059" w:type="dxa"/>
+            <w:tcW w:w="2054" w:type="dxa"/>
           </w:tcPr>
           <w:p>
             <w:pPr>
@@ -2856,7 +2856,7 @@
         </w:tc>
         <w:tc>
           <w:tcPr>
-            <w:tcW w:w="5120" w:type="dxa"/>
+            <w:tcW w:w="5127" w:type="dxa"/>
           </w:tcPr>
           <w:p>
             <w:pPr>
@@ -2897,7 +2897,7 @@
         </w:tc>
         <w:tc>
           <w:tcPr>
-            <w:tcW w:w="1197" w:type="dxa"/>
+            <w:tcW w:w="1195" w:type="dxa"/>
             <w:shd w:val="clear" w:color="auto" w:fill="F3F6F8"/>
           </w:tcPr>
           <w:p>
@@ -2915,7 +2915,7 @@
         </w:tc>
         <w:tc>
           <w:tcPr>
-            <w:tcW w:w="2059" w:type="dxa"/>
+            <w:tcW w:w="2054" w:type="dxa"/>
             <w:shd w:val="clear" w:color="auto" w:fill="F3F6F8"/>
           </w:tcPr>
           <w:p>
@@ -2933,7 +2933,7 @@
         </w:tc>
         <w:tc>
           <w:tcPr>
-            <w:tcW w:w="5120" w:type="dxa"/>
+            <w:tcW w:w="5127" w:type="dxa"/>
             <w:shd w:val="clear" w:color="auto" w:fill="F3F6F8"/>
           </w:tcPr>
           <w:p>
@@ -2973,7 +2973,7 @@
         </w:tc>
         <w:tc>
           <w:tcPr>
-            <w:tcW w:w="1197" w:type="dxa"/>
+            <w:tcW w:w="1195" w:type="dxa"/>
           </w:tcPr>
           <w:p>
             <w:pPr>
@@ -2990,7 +2990,7 @@
         </w:tc>
         <w:tc>
           <w:tcPr>
-            <w:tcW w:w="2059" w:type="dxa"/>
+            <w:tcW w:w="2054" w:type="dxa"/>
           </w:tcPr>
           <w:p>
             <w:pPr>
@@ -3007,7 +3007,7 @@
         </w:tc>
         <w:tc>
           <w:tcPr>
-            <w:tcW w:w="5120" w:type="dxa"/>
+            <w:tcW w:w="5127" w:type="dxa"/>
           </w:tcPr>
           <w:p>
             <w:pPr>
@@ -3374,7 +3374,7 @@
         </w:tc>
         <w:tc>
           <w:tcPr>
-            <w:tcW w:w="1197" w:type="dxa"/>
+            <w:tcW w:w="1195" w:type="dxa"/>
             <w:shd w:val="clear" w:color="auto" w:fill="F3F6F8"/>
           </w:tcPr>
           <w:p>
@@ -3392,7 +3392,7 @@
         </w:tc>
         <w:tc>
           <w:tcPr>
-            <w:tcW w:w="2059" w:type="dxa"/>
+            <w:tcW w:w="2054" w:type="dxa"/>
             <w:shd w:val="clear" w:color="auto" w:fill="F3F6F8"/>
           </w:tcPr>
           <w:p>
@@ -3410,7 +3410,7 @@
         </w:tc>
         <w:tc>
           <w:tcPr>
-            <w:tcW w:w="5120" w:type="dxa"/>
+            <w:tcW w:w="5127" w:type="dxa"/>
             <w:shd w:val="clear" w:color="auto" w:fill="F3F6F8"/>
           </w:tcPr>
           <w:p>
@@ -3464,7 +3464,7 @@
         </w:tc>
         <w:tc>
           <w:tcPr>
-            <w:tcW w:w="1197" w:type="dxa"/>
+            <w:tcW w:w="1195" w:type="dxa"/>
           </w:tcPr>
           <w:p>
             <w:pPr>
@@ -3481,7 +3481,7 @@
         </w:tc>
         <w:tc>
           <w:tcPr>
-            <w:tcW w:w="2059" w:type="dxa"/>
+            <w:tcW w:w="2054" w:type="dxa"/>
           </w:tcPr>
           <w:p>
             <w:pPr>
@@ -3498,7 +3498,7 @@
         </w:tc>
         <w:tc>
           <w:tcPr>
-            <w:tcW w:w="5120" w:type="dxa"/>
+            <w:tcW w:w="5127" w:type="dxa"/>
           </w:tcPr>
           <w:p>
             <w:pPr>
@@ -3539,7 +3539,7 @@
         </w:tc>
         <w:tc>
           <w:tcPr>
-            <w:tcW w:w="1197" w:type="dxa"/>
+            <w:tcW w:w="1195" w:type="dxa"/>
             <w:shd w:val="clear" w:color="auto" w:fill="F3F6F8"/>
           </w:tcPr>
           <w:p>
@@ -3557,7 +3557,7 @@
         </w:tc>
         <w:tc>
           <w:tcPr>
-            <w:tcW w:w="2059" w:type="dxa"/>
+            <w:tcW w:w="2054" w:type="dxa"/>
             <w:shd w:val="clear" w:color="auto" w:fill="F3F6F8"/>
           </w:tcPr>
           <w:p>
@@ -3575,7 +3575,7 @@
         </w:tc>
         <w:tc>
           <w:tcPr>
-            <w:tcW w:w="5120" w:type="dxa"/>
+            <w:tcW w:w="5127" w:type="dxa"/>
             <w:shd w:val="clear" w:color="auto" w:fill="F3F6F8"/>
           </w:tcPr>
           <w:p>
@@ -3630,7 +3630,7 @@
         </w:tc>
         <w:tc>
           <w:tcPr>
-            <w:tcW w:w="1197" w:type="dxa"/>
+            <w:tcW w:w="1195" w:type="dxa"/>
           </w:tcPr>
           <w:p>
             <w:pPr>
@@ -3647,7 +3647,7 @@
         </w:tc>
         <w:tc>
           <w:tcPr>
-            <w:tcW w:w="2059" w:type="dxa"/>
+            <w:tcW w:w="2054" w:type="dxa"/>
           </w:tcPr>
           <w:p>
             <w:pPr>
@@ -3664,7 +3664,7 @@
         </w:tc>
         <w:tc>
           <w:tcPr>
-            <w:tcW w:w="5120" w:type="dxa"/>
+            <w:tcW w:w="5127" w:type="dxa"/>
           </w:tcPr>
           <w:p>
             <w:pPr>
@@ -3731,7 +3731,7 @@
         </w:tc>
         <w:tc>
           <w:tcPr>
-            <w:tcW w:w="1197" w:type="dxa"/>
+            <w:tcW w:w="1195" w:type="dxa"/>
             <w:shd w:val="clear" w:color="auto" w:fill="F3F6F8"/>
           </w:tcPr>
           <w:p>
@@ -3749,7 +3749,7 @@
         </w:tc>
         <w:tc>
           <w:tcPr>
-            <w:tcW w:w="2059" w:type="dxa"/>
+            <w:tcW w:w="2054" w:type="dxa"/>
             <w:shd w:val="clear" w:color="auto" w:fill="F3F6F8"/>
           </w:tcPr>
           <w:p>
@@ -3767,7 +3767,7 @@
         </w:tc>
         <w:tc>
           <w:tcPr>
-            <w:tcW w:w="5120" w:type="dxa"/>
+            <w:tcW w:w="5127" w:type="dxa"/>
             <w:shd w:val="clear" w:color="auto" w:fill="F3F6F8"/>
           </w:tcPr>
           <w:p>
@@ -3808,7 +3808,7 @@
         </w:tc>
         <w:tc>
           <w:tcPr>
-            <w:tcW w:w="1197" w:type="dxa"/>
+            <w:tcW w:w="1195" w:type="dxa"/>
           </w:tcPr>
           <w:p>
             <w:pPr>
@@ -3825,7 +3825,7 @@
         </w:tc>
         <w:tc>
           <w:tcPr>
-            <w:tcW w:w="2059" w:type="dxa"/>
+            <w:tcW w:w="2054" w:type="dxa"/>
           </w:tcPr>
           <w:p>
             <w:pPr>
@@ -3842,7 +3842,7 @@
         </w:tc>
         <w:tc>
           <w:tcPr>
-            <w:tcW w:w="5120" w:type="dxa"/>
+            <w:tcW w:w="5127" w:type="dxa"/>
           </w:tcPr>
           <w:p>
             <w:pPr>
@@ -3885,6 +3885,104 @@
           </w:p>
         </w:tc>
       </w:tr>
+      <w:tr>
+        <w:trPr>
+          <w:cantSplit/>
+          <w:jc w:val="center"/>
+        </w:trPr>
+        <w:tc>
+          <w:tcPr>
+            <w:tcW w:w="984" w:type="dxa"/>
+            <w:shd w:val="clear" w:color="auto" w:fill="F3F6F8"/>
+          </w:tcPr>
+          <w:p>
+            <w:pPr>
+              <w:spacing w:before="20" w:after="20" w:line="252" w:lineRule="auto"/>
+              <w:jc w:val="center"/>
+            </w:pPr>
+            <w:r>
+              <w:rPr>
+                <w:b/>
+                <w:sz w:val="17"/>
+              </w:rPr>
+              <w:t>3.7</w:t>
+            </w:r>
+          </w:p>
+        </w:tc>
+        <w:tc>
+          <w:tcPr>
+            <w:tcW w:w="1195" w:type="dxa"/>
+            <w:shd w:val="clear" w:color="auto" w:fill="F3F6F8"/>
+          </w:tcPr>
+          <w:p>
+            <w:pPr>
+              <w:spacing w:before="20" w:after="20" w:line="252" w:lineRule="auto"/>
+              <w:jc w:val="center"/>
+            </w:pPr>
+            <w:r>
+              <w:rPr>
+                <w:sz w:val="17"/>
+              </w:rPr>
+              <w:t>October 14, 2026</w:t>
+            </w:r>
+          </w:p>
+        </w:tc>
+        <w:tc>
+          <w:tcPr>
+            <w:tcW w:w="2054" w:type="dxa"/>
+            <w:shd w:val="clear" w:color="auto" w:fill="F3F6F8"/>
+          </w:tcPr>
+          <w:p>
+            <w:pPr>
+              <w:spacing w:before="20" w:after="20" w:line="252" w:lineRule="auto"/>
+              <w:jc w:val="center"/>
+            </w:pPr>
+            <w:r>
+              <w:rPr>
+                <w:sz w:val="17"/>
+              </w:rPr>
+              <w:t>Capstone Team (Claude, card 30)</w:t>
+            </w:r>
+          </w:p>
+        </w:tc>
+        <w:tc>
+          <w:tcPr>
+            <w:tcW w:w="5127" w:type="dxa"/>
+            <w:shd w:val="clear" w:color="auto" w:fill="F3F6F8"/>
+          </w:tcPr>
+          <w:p>
+            <w:pPr>
+              <w:spacing w:before="20" w:after="20" w:line="252" w:lineRule="auto"/>
+            </w:pPr>
+            <w:r>
+              <w:rPr>
+                <w:sz w:val="17"/>
+              </w:rPr>
+              <w:t>Synchronized with debug APK G (</w:t>
+            </w:r>
+            <w:r>
+              <w:rPr>
+                <w:rFonts w:ascii="Consolas" w:eastAsia="Consolas" w:hAnsi="Consolas" w:cs="Consolas"/>
+                <w:color w:val="1F3A3D"/>
+                <w:sz w:val="16"/>
+              </w:rPr>
+              <w:t>89604d7</w:t>
+            </w:r>
+            <w:r>
+              <w:rPr>
+                <w:sz w:val="17"/>
+              </w:rPr>
+              <w:t xml:space="preserve">) for the October 14 submission. Amendments from the phone tests of APK E (team decisions 2026-10-11 and 2026-10-12; adviser confirmation pending): FR-02 item 4 and NFR-ACC-01 item 1, the mouth-shape cue is shown in Say It from the second miss and not during the Hear It sequence (card 28c); NFR-AUD-01 item 1, ElevenLabs Text to Speech for the Blend It words AM, TUB, YAM and the short /i/, with the credit the Free plan requires (cards 15b, 09c). Figure 1 moves the mouth-cue use case to Say It; RTM rows F-09 </w:t>
+            </w:r>
+            <w:r>
+              <w:rPr>
+                <w:sz w:val="17"/>
+              </w:rPr>
+              <w:t>and F-13 and §4.1 follow (409 unit tests, 0 failures).</w:t>
+            </w:r>
+          </w:p>
+        </w:tc>
+      </w:tr>
     </w:tbl>
     <w:p>
       <w:pPr>
@@ -3895,7 +3993,7 @@
       <w:pPr>
         <w:pStyle w:val="Heading1"/>
       </w:pPr>
-      <w:bookmarkStart w:id="1" w:name="_Toc242634310"/>
+      <w:bookmarkStart w:id="1" w:name="_Toc242819045"/>
       <w:r>
         <w:t>1. Introduction</w:t>
       </w:r>
@@ -3905,7 +4003,7 @@
       <w:pPr>
         <w:pStyle w:val="Heading2"/>
       </w:pPr>
-      <w:bookmarkStart w:id="2" w:name="_Toc242634311"/>
+      <w:bookmarkStart w:id="2" w:name="_Toc242819046"/>
       <w:r>
         <w:t>1.1 Purpose</w:t>
       </w:r>
@@ -3929,7 +4027,7 @@
       <w:pPr>
         <w:pStyle w:val="Heading2"/>
       </w:pPr>
-      <w:bookmarkStart w:id="3" w:name="_Toc242634312"/>
+      <w:bookmarkStart w:id="3" w:name="_Toc242819047"/>
       <w:r>
         <w:t>1.2 Scope and Pedagogical Boundaries</w:t>
       </w:r>
@@ -4201,7 +4299,7 @@
       <w:pPr>
         <w:pStyle w:val="Heading2"/>
       </w:pPr>
-      <w:bookmarkStart w:id="4" w:name="_Toc242634313"/>
+      <w:bookmarkStart w:id="4" w:name="_Toc242819048"/>
       <w:r>
         <w:t>1.3 Definitions, Acronyms, and Abbreviations</w:t>
       </w:r>
@@ -4565,7 +4663,7 @@
       <w:pPr>
         <w:pStyle w:val="Heading2"/>
       </w:pPr>
-      <w:bookmarkStart w:id="5" w:name="_Toc242634314"/>
+      <w:bookmarkStart w:id="5" w:name="_Toc242819049"/>
       <w:r>
         <w:t>1.4 References</w:t>
       </w:r>
@@ -4755,7 +4853,7 @@
       <w:pPr>
         <w:pStyle w:val="Heading1"/>
       </w:pPr>
-      <w:bookmarkStart w:id="6" w:name="_Toc242634315"/>
+      <w:bookmarkStart w:id="6" w:name="_Toc242819050"/>
       <w:r>
         <w:t>2. Overall Description</w:t>
       </w:r>
@@ -4765,7 +4863,7 @@
       <w:pPr>
         <w:pStyle w:val="Heading2"/>
       </w:pPr>
-      <w:bookmarkStart w:id="7" w:name="_Toc242634316"/>
+      <w:bookmarkStart w:id="7" w:name="_Toc242819051"/>
       <w:r>
         <w:t>2.1 Product Perspective &amp; System Context</w:t>
       </w:r>
@@ -4890,7 +4988,7 @@
       <w:pPr>
         <w:pStyle w:val="Heading2"/>
       </w:pPr>
-      <w:bookmarkStart w:id="8" w:name="_Toc242634317"/>
+      <w:bookmarkStart w:id="8" w:name="_Toc242819052"/>
       <w:r>
         <w:t>2.2 User Characteristics and Personas</w:t>
       </w:r>
@@ -4972,7 +5070,7 @@
       <w:pPr>
         <w:pStyle w:val="Heading2"/>
       </w:pPr>
-      <w:bookmarkStart w:id="9" w:name="_Toc242634318"/>
+      <w:bookmarkStart w:id="9" w:name="_Toc242819053"/>
       <w:r>
         <w:t>2.3 General Constraints &amp; Policies</w:t>
       </w:r>
@@ -5076,7 +5174,7 @@
       <w:pPr>
         <w:pStyle w:val="Heading2"/>
       </w:pPr>
-      <w:bookmarkStart w:id="10" w:name="_Toc242634319"/>
+      <w:bookmarkStart w:id="10" w:name="_Toc242819054"/>
       <w:r>
         <w:t>2.4 Assumptions and Dependencies</w:t>
       </w:r>
@@ -5152,7 +5250,7 @@
         <w:pStyle w:val="Heading2"/>
         <w:pageBreakBefore/>
       </w:pPr>
-      <w:bookmarkStart w:id="11" w:name="_Toc242634320"/>
+      <w:bookmarkStart w:id="11" w:name="_Toc242819055"/>
       <w:r>
         <w:t>2.5 Use Case Model</w:t>
       </w:r>
@@ -5282,8 +5380,8 @@
           <w:noProof/>
         </w:rPr>
         <w:drawing>
-          <wp:inline distT="0" distB="0" distL="0" distR="0" wp14:anchorId="61EA8E6E" wp14:editId="7E66F730">
-            <wp:extent cx="3311614" cy="5394960"/>
+          <wp:inline distT="0" distB="0" distL="0" distR="0" wp14:anchorId="7B1CECE1" wp14:editId="1FB86C60">
+            <wp:extent cx="3203455" cy="5394960"/>
             <wp:effectExtent l="0" t="0" r="0" b="0"/>
             <wp:docPr id="1" name="Picture 1"/>
             <wp:cNvGraphicFramePr>
@@ -5305,7 +5403,7 @@
                   <pic:spPr>
                     <a:xfrm>
                       <a:off x="0" y="0"/>
-                      <a:ext cx="3311614" cy="5394960"/>
+                      <a:ext cx="3203455" cy="5394960"/>
                     </a:xfrm>
                     <a:prstGeom prst="rect">
                       <a:avLst/>
@@ -5345,7 +5443,7 @@
       <w:pPr>
         <w:pStyle w:val="Heading1"/>
       </w:pPr>
-      <w:bookmarkStart w:id="12" w:name="_Toc242634321"/>
+      <w:bookmarkStart w:id="12" w:name="_Toc242819056"/>
       <w:r>
         <w:t>3. Specific Requirements</w:t>
       </w:r>
@@ -5355,7 +5453,7 @@
       <w:pPr>
         <w:pStyle w:val="Heading2"/>
       </w:pPr>
-      <w:bookmarkStart w:id="13" w:name="_Toc242634322"/>
+      <w:bookmarkStart w:id="13" w:name="_Toc242819057"/>
       <w:r>
         <w:t>3.1 External Interface Requirements</w:t>
       </w:r>
@@ -5365,7 +5463,7 @@
       <w:pPr>
         <w:pStyle w:val="Heading3"/>
       </w:pPr>
-      <w:bookmarkStart w:id="14" w:name="_Toc242634323"/>
+      <w:bookmarkStart w:id="14" w:name="_Toc242819058"/>
       <w:r>
         <w:t>3.1.1 Hardware Interfaces</w:t>
       </w:r>
@@ -5423,7 +5521,7 @@
       <w:pPr>
         <w:pStyle w:val="Heading3"/>
       </w:pPr>
-      <w:bookmarkStart w:id="15" w:name="_Toc242634324"/>
+      <w:bookmarkStart w:id="15" w:name="_Toc242819059"/>
       <w:r>
         <w:t>3.1.2 Software Interfaces</w:t>
       </w:r>
@@ -5551,7 +5649,7 @@
       <w:pPr>
         <w:pStyle w:val="Heading3"/>
       </w:pPr>
-      <w:bookmarkStart w:id="16" w:name="_Toc242634325"/>
+      <w:bookmarkStart w:id="16" w:name="_Toc242819060"/>
       <w:r>
         <w:t>3.1.3 Communications Interfaces</w:t>
       </w:r>
@@ -5579,7 +5677,7 @@
       <w:pPr>
         <w:pStyle w:val="Heading2"/>
       </w:pPr>
-      <w:bookmarkStart w:id="17" w:name="_Toc242634326"/>
+      <w:bookmarkStart w:id="17" w:name="_Toc242819061"/>
       <w:r>
         <w:t>3.2 Refactored Functional Requirements (FR)</w:t>
       </w:r>
@@ -5589,7 +5687,7 @@
       <w:pPr>
         <w:pStyle w:val="Heading3"/>
       </w:pPr>
-      <w:bookmarkStart w:id="18" w:name="_Toc242634327"/>
+      <w:bookmarkStart w:id="18" w:name="_Toc242819062"/>
       <w:r>
         <w:t>Module 1: Letter-Sound Acquisition ("Hear It")</w:t>
       </w:r>
@@ -6004,10 +6102,16 @@
         <w:tab/>
       </w:r>
       <w:r>
-        <w:t>Pure Phoneme (3 iterations with 500 ms</w:t>
-      </w:r>
-      <w:r>
-        <w:t xml:space="preserve"> pauses accompanied by visual lip articulation cues)</w:t>
+        <w:t xml:space="preserve">Pure Phoneme (3 iterations with 500 ms pauses). </w:t>
+      </w:r>
+      <w:r>
+        <w:rPr>
+          <w:b/>
+        </w:rPr>
+        <w:t>Amended (team decision 2026-10-11, card 28c; adviser confirmation pending):</w:t>
+      </w:r>
+      <w:r>
+        <w:t xml:space="preserve"> no mouth-shape cue is shown during the sequence, so the child watches the letter and listens; the cue supports Say It (FR-03.4, NFR-ACC-01).</w:t>
       </w:r>
     </w:p>
     <w:p>
@@ -6170,7 +6274,7 @@
       <w:pPr>
         <w:pStyle w:val="Heading3"/>
       </w:pPr>
-      <w:bookmarkStart w:id="19" w:name="_Toc242634328"/>
+      <w:bookmarkStart w:id="19" w:name="_Toc242819063"/>
       <w:r>
         <w:t>Module 2: Speech Production &amp; Formative Tutoring ("Say It")</w:t>
       </w:r>
@@ -6925,7 +7029,7 @@
       <w:pPr>
         <w:pStyle w:val="Heading3"/>
       </w:pPr>
-      <w:bookmarkStart w:id="20" w:name="_Toc242634329"/>
+      <w:bookmarkStart w:id="20" w:name="_Toc242819064"/>
       <w:r>
         <w:t>Module 3: Phoneme Discrimination ("Find It")</w:t>
       </w:r>
@@ -7047,7 +7151,7 @@
       <w:pPr>
         <w:pStyle w:val="Heading3"/>
       </w:pPr>
-      <w:bookmarkStart w:id="21" w:name="_Toc242634330"/>
+      <w:bookmarkStart w:id="21" w:name="_Toc242819065"/>
       <w:r>
         <w:t>Module 4: Word Construction Checkpoint ("Blend It")</w:t>
       </w:r>
@@ -7499,7 +7603,7 @@
       <w:pPr>
         <w:pStyle w:val="Heading3"/>
       </w:pPr>
-      <w:bookmarkStart w:id="22" w:name="_Toc242634331"/>
+      <w:bookmarkStart w:id="22" w:name="_Toc242819066"/>
       <w:r>
         <w:t>Module 5: Mastery Progression, Gamification &amp; Multi-Profile</w:t>
       </w:r>
@@ -7858,7 +7962,7 @@
       <w:pPr>
         <w:pStyle w:val="Heading3"/>
       </w:pPr>
-      <w:bookmarkStart w:id="23" w:name="_Toc242634332"/>
+      <w:bookmarkStart w:id="23" w:name="_Toc242819067"/>
       <w:r>
         <w:t>Module 6: Telemetry, Parent Dashboard &amp; Diagnostics</w:t>
       </w:r>
@@ -8409,7 +8513,7 @@
       <w:pPr>
         <w:pStyle w:val="Heading2"/>
       </w:pPr>
-      <w:bookmarkStart w:id="24" w:name="_Toc242634333"/>
+      <w:bookmarkStart w:id="24" w:name="_Toc242819068"/>
       <w:r>
         <w:t>3.3 Non-Functional Requirements (NFR)</w:t>
       </w:r>
@@ -8419,7 +8523,7 @@
       <w:pPr>
         <w:pStyle w:val="Heading3"/>
       </w:pPr>
-      <w:bookmarkStart w:id="25" w:name="_Toc242634334"/>
+      <w:bookmarkStart w:id="25" w:name="_Toc242819069"/>
       <w:r>
         <w:t>3.3.1 Acoustic Quality &amp; Speech Recognition Performance</w:t>
       </w:r>
@@ -8487,7 +8591,16 @@
         <w:t>[proposed]</w:t>
       </w:r>
       <w:r>
-        <w:t>, adviser confirmation pending).</w:t>
+        <w:t xml:space="preserve">, adviser confirmation pending). The Blend It words AM, TUB and YAM and the short /i/ were made with ElevenLabs Text to Speech after the Kokoro and earlier synthetic takes failed review (team decisions 2026-10-11 and 2026-10-12; </w:t>
+      </w:r>
+      <w:r>
+        <w:rPr>
+          <w:b/>
+        </w:rPr>
+        <w:t>[proposed]</w:t>
+      </w:r>
+      <w:r>
+        <w:t>, adviser confirmation pending). These are Free-plan clips: non-commercial use only, and the app credits "elevenlabs.io" in the Parent Zone.</w:t>
       </w:r>
     </w:p>
     <w:p>
@@ -8931,7 +9044,7 @@
       <w:pPr>
         <w:pStyle w:val="Heading3"/>
       </w:pPr>
-      <w:bookmarkStart w:id="26" w:name="_Toc242634335"/>
+      <w:bookmarkStart w:id="26" w:name="_Toc242819070"/>
       <w:r>
         <w:t>3.3.2 Pedagogical Usability &amp; Accessibility</w:t>
       </w:r>
@@ -9134,7 +9247,16 @@
         <w:t>ArticulationCue</w:t>
       </w:r>
       <w:r>
-        <w:t xml:space="preserve"> component illustrating proper mouth, lip, and teeth placement for each phoneme.</w:t>
+        <w:t xml:space="preserve"> component illustrating proper mouth, lip, and teeth placement for each phoneme. </w:t>
+      </w:r>
+      <w:r>
+        <w:rPr>
+          <w:b/>
+        </w:rPr>
+        <w:t>Amended (team decision 2026-10-11, card 28c; adviser confirmation pending):</w:t>
+      </w:r>
+      <w:r>
+        <w:t xml:space="preserve"> the cue is shown in Say It, beside the microphone from the second miss (FR-03.4); Hear It shows none, because a second picture during the modeling sequence splits a pre-reader's attention between the mouth and the letter.</w:t>
       </w:r>
     </w:p>
     <w:p>
@@ -9303,7 +9425,7 @@
       <w:pPr>
         <w:pStyle w:val="Heading3"/>
       </w:pPr>
-      <w:bookmarkStart w:id="27" w:name="_Toc242634336"/>
+      <w:bookmarkStart w:id="27" w:name="_Toc242819071"/>
       <w:r>
         <w:t>3.3.3 Reliability, Offline Security &amp; Architecture</w:t>
       </w:r>
@@ -9423,7 +9545,7 @@
       <w:pPr>
         <w:pStyle w:val="Heading1"/>
       </w:pPr>
-      <w:bookmarkStart w:id="28" w:name="_Toc242634337"/>
+      <w:bookmarkStart w:id="28" w:name="_Toc242819072"/>
       <w:r>
         <w:t>4. Requirements Traceability Matrix (RTM v3.0)</w:t>
       </w:r>
@@ -9514,12 +9636,12 @@
       </w:tblPr>
       <w:tblGrid>
         <w:gridCol w:w="972"/>
-        <w:gridCol w:w="2113"/>
+        <w:gridCol w:w="2111"/>
         <w:gridCol w:w="1553"/>
         <w:gridCol w:w="1331"/>
-        <w:gridCol w:w="2374"/>
-        <w:gridCol w:w="1820"/>
-        <w:gridCol w:w="1720"/>
+        <w:gridCol w:w="2382"/>
+        <w:gridCol w:w="1817"/>
+        <w:gridCol w:w="1719"/>
         <w:gridCol w:w="1076"/>
       </w:tblGrid>
       <w:tr>
@@ -9549,7 +9671,7 @@
         </w:tc>
         <w:tc>
           <w:tcPr>
-            <w:tcW w:w="2113" w:type="dxa"/>
+            <w:tcW w:w="2111" w:type="dxa"/>
             <w:shd w:val="clear" w:color="auto" w:fill="1F3A3D"/>
           </w:tcPr>
           <w:p>
@@ -9608,7 +9730,7 @@
         </w:tc>
         <w:tc>
           <w:tcPr>
-            <w:tcW w:w="2374" w:type="dxa"/>
+            <w:tcW w:w="2382" w:type="dxa"/>
             <w:shd w:val="clear" w:color="auto" w:fill="1F3A3D"/>
           </w:tcPr>
           <w:p>
@@ -9627,7 +9749,7 @@
         </w:tc>
         <w:tc>
           <w:tcPr>
-            <w:tcW w:w="1820" w:type="dxa"/>
+            <w:tcW w:w="1817" w:type="dxa"/>
             <w:shd w:val="clear" w:color="auto" w:fill="1F3A3D"/>
           </w:tcPr>
           <w:p>
@@ -9646,7 +9768,7 @@
         </w:tc>
         <w:tc>
           <w:tcPr>
-            <w:tcW w:w="1720" w:type="dxa"/>
+            <w:tcW w:w="1719" w:type="dxa"/>
             <w:shd w:val="clear" w:color="auto" w:fill="1F3A3D"/>
           </w:tcPr>
           <w:p>
@@ -9709,7 +9831,7 @@
         </w:tc>
         <w:tc>
           <w:tcPr>
-            <w:tcW w:w="2113" w:type="dxa"/>
+            <w:tcW w:w="2111" w:type="dxa"/>
           </w:tcPr>
           <w:p>
             <w:pPr>
@@ -9781,7 +9903,7 @@
         </w:tc>
         <w:tc>
           <w:tcPr>
-            <w:tcW w:w="2374" w:type="dxa"/>
+            <w:tcW w:w="2382" w:type="dxa"/>
           </w:tcPr>
           <w:p>
             <w:pPr>
@@ -9861,7 +9983,7 @@
         </w:tc>
         <w:tc>
           <w:tcPr>
-            <w:tcW w:w="1820" w:type="dxa"/>
+            <w:tcW w:w="1817" w:type="dxa"/>
           </w:tcPr>
           <w:p>
             <w:pPr>
@@ -9914,7 +10036,7 @@
         </w:tc>
         <w:tc>
           <w:tcPr>
-            <w:tcW w:w="1720" w:type="dxa"/>
+            <w:tcW w:w="1719" w:type="dxa"/>
           </w:tcPr>
           <w:p>
             <w:pPr>
@@ -9980,7 +10102,7 @@
         </w:tc>
         <w:tc>
           <w:tcPr>
-            <w:tcW w:w="2113" w:type="dxa"/>
+            <w:tcW w:w="2111" w:type="dxa"/>
             <w:shd w:val="clear" w:color="auto" w:fill="F3F6F8"/>
           </w:tcPr>
           <w:p>
@@ -10048,7 +10170,7 @@
         </w:tc>
         <w:tc>
           <w:tcPr>
-            <w:tcW w:w="2374" w:type="dxa"/>
+            <w:tcW w:w="2382" w:type="dxa"/>
             <w:shd w:val="clear" w:color="auto" w:fill="F3F6F8"/>
           </w:tcPr>
           <w:p>
@@ -10115,7 +10237,7 @@
         </w:tc>
         <w:tc>
           <w:tcPr>
-            <w:tcW w:w="1820" w:type="dxa"/>
+            <w:tcW w:w="1817" w:type="dxa"/>
             <w:shd w:val="clear" w:color="auto" w:fill="F3F6F8"/>
           </w:tcPr>
           <w:p>
@@ -10155,7 +10277,7 @@
         </w:tc>
         <w:tc>
           <w:tcPr>
-            <w:tcW w:w="1720" w:type="dxa"/>
+            <w:tcW w:w="1719" w:type="dxa"/>
             <w:shd w:val="clear" w:color="auto" w:fill="F3F6F8"/>
           </w:tcPr>
           <w:p>
@@ -10222,7 +10344,7 @@
         </w:tc>
         <w:tc>
           <w:tcPr>
-            <w:tcW w:w="2113" w:type="dxa"/>
+            <w:tcW w:w="2111" w:type="dxa"/>
           </w:tcPr>
           <w:p>
             <w:pPr>
@@ -10287,7 +10409,7 @@
         </w:tc>
         <w:tc>
           <w:tcPr>
-            <w:tcW w:w="2374" w:type="dxa"/>
+            <w:tcW w:w="2382" w:type="dxa"/>
           </w:tcPr>
           <w:p>
             <w:pPr>
@@ -10325,7 +10447,7 @@
         </w:tc>
         <w:tc>
           <w:tcPr>
-            <w:tcW w:w="1820" w:type="dxa"/>
+            <w:tcW w:w="1817" w:type="dxa"/>
           </w:tcPr>
           <w:p>
             <w:pPr>
@@ -10364,7 +10486,7 @@
         </w:tc>
         <w:tc>
           <w:tcPr>
-            <w:tcW w:w="1720" w:type="dxa"/>
+            <w:tcW w:w="1719" w:type="dxa"/>
           </w:tcPr>
           <w:p>
             <w:pPr>
@@ -10430,7 +10552,7 @@
         </w:tc>
         <w:tc>
           <w:tcPr>
-            <w:tcW w:w="2113" w:type="dxa"/>
+            <w:tcW w:w="2111" w:type="dxa"/>
             <w:shd w:val="clear" w:color="auto" w:fill="F3F6F8"/>
           </w:tcPr>
           <w:p>
@@ -10498,7 +10620,7 @@
         </w:tc>
         <w:tc>
           <w:tcPr>
-            <w:tcW w:w="2374" w:type="dxa"/>
+            <w:tcW w:w="2382" w:type="dxa"/>
             <w:shd w:val="clear" w:color="auto" w:fill="F3F6F8"/>
           </w:tcPr>
           <w:p>
@@ -10537,7 +10659,7 @@
         </w:tc>
         <w:tc>
           <w:tcPr>
-            <w:tcW w:w="1820" w:type="dxa"/>
+            <w:tcW w:w="1817" w:type="dxa"/>
             <w:shd w:val="clear" w:color="auto" w:fill="F3F6F8"/>
           </w:tcPr>
           <w:p>
@@ -10577,7 +10699,7 @@
         </w:tc>
         <w:tc>
           <w:tcPr>
-            <w:tcW w:w="1720" w:type="dxa"/>
+            <w:tcW w:w="1719" w:type="dxa"/>
             <w:shd w:val="clear" w:color="auto" w:fill="F3F6F8"/>
           </w:tcPr>
           <w:p>
@@ -10644,7 +10766,7 @@
         </w:tc>
         <w:tc>
           <w:tcPr>
-            <w:tcW w:w="2113" w:type="dxa"/>
+            <w:tcW w:w="2111" w:type="dxa"/>
           </w:tcPr>
           <w:p>
             <w:pPr>
@@ -10709,7 +10831,7 @@
         </w:tc>
         <w:tc>
           <w:tcPr>
-            <w:tcW w:w="2374" w:type="dxa"/>
+            <w:tcW w:w="2382" w:type="dxa"/>
           </w:tcPr>
           <w:p>
             <w:pPr>
@@ -10747,7 +10869,7 @@
         </w:tc>
         <w:tc>
           <w:tcPr>
-            <w:tcW w:w="1820" w:type="dxa"/>
+            <w:tcW w:w="1817" w:type="dxa"/>
           </w:tcPr>
           <w:p>
             <w:pPr>
@@ -10770,7 +10892,7 @@
         </w:tc>
         <w:tc>
           <w:tcPr>
-            <w:tcW w:w="1720" w:type="dxa"/>
+            <w:tcW w:w="1719" w:type="dxa"/>
           </w:tcPr>
           <w:p>
             <w:pPr>
@@ -10836,7 +10958,7 @@
         </w:tc>
         <w:tc>
           <w:tcPr>
-            <w:tcW w:w="2113" w:type="dxa"/>
+            <w:tcW w:w="2111" w:type="dxa"/>
             <w:shd w:val="clear" w:color="auto" w:fill="F3F6F8"/>
           </w:tcPr>
           <w:p>
@@ -10904,7 +11026,7 @@
         </w:tc>
         <w:tc>
           <w:tcPr>
-            <w:tcW w:w="2374" w:type="dxa"/>
+            <w:tcW w:w="2382" w:type="dxa"/>
             <w:shd w:val="clear" w:color="auto" w:fill="F3F6F8"/>
           </w:tcPr>
           <w:p>
@@ -10937,7 +11059,7 @@
         </w:tc>
         <w:tc>
           <w:tcPr>
-            <w:tcW w:w="1820" w:type="dxa"/>
+            <w:tcW w:w="1817" w:type="dxa"/>
             <w:shd w:val="clear" w:color="auto" w:fill="F3F6F8"/>
           </w:tcPr>
           <w:p>
@@ -10993,7 +11115,7 @@
         </w:tc>
         <w:tc>
           <w:tcPr>
-            <w:tcW w:w="1720" w:type="dxa"/>
+            <w:tcW w:w="1719" w:type="dxa"/>
             <w:shd w:val="clear" w:color="auto" w:fill="F3F6F8"/>
           </w:tcPr>
           <w:p>
@@ -11060,7 +11182,7 @@
         </w:tc>
         <w:tc>
           <w:tcPr>
-            <w:tcW w:w="2113" w:type="dxa"/>
+            <w:tcW w:w="2111" w:type="dxa"/>
           </w:tcPr>
           <w:p>
             <w:pPr>
@@ -11125,7 +11247,7 @@
         </w:tc>
         <w:tc>
           <w:tcPr>
-            <w:tcW w:w="2374" w:type="dxa"/>
+            <w:tcW w:w="2382" w:type="dxa"/>
           </w:tcPr>
           <w:p>
             <w:pPr>
@@ -11163,7 +11285,7 @@
         </w:tc>
         <w:tc>
           <w:tcPr>
-            <w:tcW w:w="1820" w:type="dxa"/>
+            <w:tcW w:w="1817" w:type="dxa"/>
           </w:tcPr>
           <w:p>
             <w:pPr>
@@ -11186,7 +11308,7 @@
         </w:tc>
         <w:tc>
           <w:tcPr>
-            <w:tcW w:w="1720" w:type="dxa"/>
+            <w:tcW w:w="1719" w:type="dxa"/>
           </w:tcPr>
           <w:p>
             <w:pPr>
@@ -11252,7 +11374,7 @@
         </w:tc>
         <w:tc>
           <w:tcPr>
-            <w:tcW w:w="2113" w:type="dxa"/>
+            <w:tcW w:w="2111" w:type="dxa"/>
             <w:shd w:val="clear" w:color="auto" w:fill="F3F6F8"/>
           </w:tcPr>
           <w:p>
@@ -11320,7 +11442,7 @@
         </w:tc>
         <w:tc>
           <w:tcPr>
-            <w:tcW w:w="2374" w:type="dxa"/>
+            <w:tcW w:w="2382" w:type="dxa"/>
             <w:shd w:val="clear" w:color="auto" w:fill="F3F6F8"/>
           </w:tcPr>
           <w:p>
@@ -11337,7 +11459,7 @@
         </w:tc>
         <w:tc>
           <w:tcPr>
-            <w:tcW w:w="1820" w:type="dxa"/>
+            <w:tcW w:w="1817" w:type="dxa"/>
             <w:shd w:val="clear" w:color="auto" w:fill="F3F6F8"/>
           </w:tcPr>
           <w:p>
@@ -11377,7 +11499,7 @@
         </w:tc>
         <w:tc>
           <w:tcPr>
-            <w:tcW w:w="1720" w:type="dxa"/>
+            <w:tcW w:w="1719" w:type="dxa"/>
             <w:shd w:val="clear" w:color="auto" w:fill="F3F6F8"/>
           </w:tcPr>
           <w:p>
@@ -11444,7 +11566,7 @@
         </w:tc>
         <w:tc>
           <w:tcPr>
-            <w:tcW w:w="2113" w:type="dxa"/>
+            <w:tcW w:w="2111" w:type="dxa"/>
           </w:tcPr>
           <w:p>
             <w:pPr>
@@ -11509,7 +11631,7 @@
         </w:tc>
         <w:tc>
           <w:tcPr>
-            <w:tcW w:w="2374" w:type="dxa"/>
+            <w:tcW w:w="2382" w:type="dxa"/>
           </w:tcPr>
           <w:p>
             <w:pPr>
@@ -11527,13 +11649,13 @@
               <w:rPr>
                 <w:sz w:val="17"/>
               </w:rPr>
-              <w:t xml:space="preserve"> Composable, Sound Captions</w:t>
+              <w:t xml:space="preserve"> Composable (Say It); sound captions kept in code, not shown (rev. 3.4)</w:t>
             </w:r>
           </w:p>
         </w:tc>
         <w:tc>
           <w:tcPr>
-            <w:tcW w:w="1820" w:type="dxa"/>
+            <w:tcW w:w="1817" w:type="dxa"/>
           </w:tcPr>
           <w:p>
             <w:pPr>
@@ -11550,13 +11672,13 @@
               <w:rPr>
                 <w:sz w:val="17"/>
               </w:rPr>
-              <w:t xml:space="preserve"> Visual cue and caption present for 26/26 letters</w:t>
+              <w:t xml:space="preserve"> Mouth-shape cue present for 26/26 letters</w:t>
             </w:r>
           </w:p>
         </w:tc>
         <w:tc>
           <w:tcPr>
-            <w:tcW w:w="1720" w:type="dxa"/>
+            <w:tcW w:w="1719" w:type="dxa"/>
           </w:tcPr>
           <w:p>
             <w:pPr>
@@ -11622,7 +11744,7 @@
         </w:tc>
         <w:tc>
           <w:tcPr>
-            <w:tcW w:w="2113" w:type="dxa"/>
+            <w:tcW w:w="2111" w:type="dxa"/>
             <w:shd w:val="clear" w:color="auto" w:fill="F3F6F8"/>
           </w:tcPr>
           <w:p>
@@ -11690,7 +11812,7 @@
         </w:tc>
         <w:tc>
           <w:tcPr>
-            <w:tcW w:w="2374" w:type="dxa"/>
+            <w:tcW w:w="2382" w:type="dxa"/>
             <w:shd w:val="clear" w:color="auto" w:fill="F3F6F8"/>
           </w:tcPr>
           <w:p>
@@ -11723,7 +11845,7 @@
         </w:tc>
         <w:tc>
           <w:tcPr>
-            <w:tcW w:w="1820" w:type="dxa"/>
+            <w:tcW w:w="1817" w:type="dxa"/>
             <w:shd w:val="clear" w:color="auto" w:fill="F3F6F8"/>
           </w:tcPr>
           <w:p>
@@ -11747,7 +11869,7 @@
         </w:tc>
         <w:tc>
           <w:tcPr>
-            <w:tcW w:w="1720" w:type="dxa"/>
+            <w:tcW w:w="1719" w:type="dxa"/>
             <w:shd w:val="clear" w:color="auto" w:fill="F3F6F8"/>
           </w:tcPr>
           <w:p>
@@ -11814,7 +11936,7 @@
         </w:tc>
         <w:tc>
           <w:tcPr>
-            <w:tcW w:w="2113" w:type="dxa"/>
+            <w:tcW w:w="2111" w:type="dxa"/>
           </w:tcPr>
           <w:p>
             <w:pPr>
@@ -11873,7 +11995,7 @@
         </w:tc>
         <w:tc>
           <w:tcPr>
-            <w:tcW w:w="2374" w:type="dxa"/>
+            <w:tcW w:w="2382" w:type="dxa"/>
           </w:tcPr>
           <w:p>
             <w:pPr>
@@ -11903,7 +12025,7 @@
         </w:tc>
         <w:tc>
           <w:tcPr>
-            <w:tcW w:w="1820" w:type="dxa"/>
+            <w:tcW w:w="1817" w:type="dxa"/>
           </w:tcPr>
           <w:p>
             <w:pPr>
@@ -11919,7 +12041,7 @@
         </w:tc>
         <w:tc>
           <w:tcPr>
-            <w:tcW w:w="1720" w:type="dxa"/>
+            <w:tcW w:w="1719" w:type="dxa"/>
           </w:tcPr>
           <w:p>
             <w:pPr>
@@ -11978,7 +12100,7 @@
         </w:tc>
         <w:tc>
           <w:tcPr>
-            <w:tcW w:w="2113" w:type="dxa"/>
+            <w:tcW w:w="2111" w:type="dxa"/>
             <w:shd w:val="clear" w:color="auto" w:fill="F3F6F8"/>
           </w:tcPr>
           <w:p>
@@ -12046,7 +12168,7 @@
         </w:tc>
         <w:tc>
           <w:tcPr>
-            <w:tcW w:w="2374" w:type="dxa"/>
+            <w:tcW w:w="2382" w:type="dxa"/>
             <w:shd w:val="clear" w:color="auto" w:fill="F3F6F8"/>
           </w:tcPr>
           <w:p>
@@ -12079,7 +12201,7 @@
         </w:tc>
         <w:tc>
           <w:tcPr>
-            <w:tcW w:w="1820" w:type="dxa"/>
+            <w:tcW w:w="1817" w:type="dxa"/>
             <w:shd w:val="clear" w:color="auto" w:fill="F3F6F8"/>
           </w:tcPr>
           <w:p>
@@ -12103,7 +12225,7 @@
         </w:tc>
         <w:tc>
           <w:tcPr>
-            <w:tcW w:w="1720" w:type="dxa"/>
+            <w:tcW w:w="1719" w:type="dxa"/>
             <w:shd w:val="clear" w:color="auto" w:fill="F3F6F8"/>
           </w:tcPr>
           <w:p>
@@ -12170,7 +12292,7 @@
         </w:tc>
         <w:tc>
           <w:tcPr>
-            <w:tcW w:w="2113" w:type="dxa"/>
+            <w:tcW w:w="2111" w:type="dxa"/>
           </w:tcPr>
           <w:p>
             <w:pPr>
@@ -12235,7 +12357,7 @@
         </w:tc>
         <w:tc>
           <w:tcPr>
-            <w:tcW w:w="2374" w:type="dxa"/>
+            <w:tcW w:w="2382" w:type="dxa"/>
           </w:tcPr>
           <w:p>
             <w:pPr>
@@ -12245,13 +12367,13 @@
               <w:rPr>
                 <w:sz w:val="17"/>
               </w:rPr>
-              <w:t>Kokoro-82M / Chatterbox Pipeline, Asset Manifest</w:t>
+              <w:t>Kokoro-82M / Chatterbox Pipeline, ElevenLabs clips (AM, TUB, YAM, /i/), Asset Manifest</w:t>
             </w:r>
           </w:p>
         </w:tc>
         <w:tc>
           <w:tcPr>
-            <w:tcW w:w="1820" w:type="dxa"/>
+            <w:tcW w:w="1817" w:type="dxa"/>
           </w:tcPr>
           <w:p>
             <w:pPr>
@@ -12274,7 +12396,7 @@
         </w:tc>
         <w:tc>
           <w:tcPr>
-            <w:tcW w:w="1720" w:type="dxa"/>
+            <w:tcW w:w="1719" w:type="dxa"/>
           </w:tcPr>
           <w:p>
             <w:pPr>
@@ -12340,7 +12462,7 @@
         </w:tc>
         <w:tc>
           <w:tcPr>
-            <w:tcW w:w="2113" w:type="dxa"/>
+            <w:tcW w:w="2111" w:type="dxa"/>
             <w:shd w:val="clear" w:color="auto" w:fill="F3F6F8"/>
           </w:tcPr>
           <w:p>
@@ -12408,7 +12530,7 @@
         </w:tc>
         <w:tc>
           <w:tcPr>
-            <w:tcW w:w="2374" w:type="dxa"/>
+            <w:tcW w:w="2382" w:type="dxa"/>
             <w:shd w:val="clear" w:color="auto" w:fill="F3F6F8"/>
           </w:tcPr>
           <w:p>
@@ -12433,7 +12555,7 @@
         </w:tc>
         <w:tc>
           <w:tcPr>
-            <w:tcW w:w="1820" w:type="dxa"/>
+            <w:tcW w:w="1817" w:type="dxa"/>
             <w:shd w:val="clear" w:color="auto" w:fill="F3F6F8"/>
           </w:tcPr>
           <w:p>
@@ -12457,7 +12579,7 @@
         </w:tc>
         <w:tc>
           <w:tcPr>
-            <w:tcW w:w="1720" w:type="dxa"/>
+            <w:tcW w:w="1719" w:type="dxa"/>
             <w:shd w:val="clear" w:color="auto" w:fill="F3F6F8"/>
           </w:tcPr>
           <w:p>
@@ -12524,7 +12646,7 @@
         </w:tc>
         <w:tc>
           <w:tcPr>
-            <w:tcW w:w="2113" w:type="dxa"/>
+            <w:tcW w:w="2111" w:type="dxa"/>
           </w:tcPr>
           <w:p>
             <w:pPr>
@@ -12589,7 +12711,7 @@
         </w:tc>
         <w:tc>
           <w:tcPr>
-            <w:tcW w:w="2374" w:type="dxa"/>
+            <w:tcW w:w="2382" w:type="dxa"/>
           </w:tcPr>
           <w:p>
             <w:pPr>
@@ -12613,7 +12735,7 @@
         </w:tc>
         <w:tc>
           <w:tcPr>
-            <w:tcW w:w="1820" w:type="dxa"/>
+            <w:tcW w:w="1817" w:type="dxa"/>
           </w:tcPr>
           <w:p>
             <w:pPr>
@@ -12636,7 +12758,7 @@
         </w:tc>
         <w:tc>
           <w:tcPr>
-            <w:tcW w:w="1720" w:type="dxa"/>
+            <w:tcW w:w="1719" w:type="dxa"/>
           </w:tcPr>
           <w:p>
             <w:pPr>
@@ -12653,13 +12775,7 @@
               <w:rPr>
                 <w:sz w:val="17"/>
               </w:rPr>
-              <w:t xml:space="preserve"> ≥ 70%</w:t>
-            </w:r>
-            <w:r>
-              <w:rPr>
-                <w:sz w:val="17"/>
-              </w:rPr>
-              <w:t xml:space="preserve"> recall retention rate</w:t>
+              <w:t xml:space="preserve"> ≥ 70% recall retention rate</w:t>
             </w:r>
           </w:p>
         </w:tc>
@@ -12708,7 +12824,7 @@
         </w:tc>
         <w:tc>
           <w:tcPr>
-            <w:tcW w:w="2113" w:type="dxa"/>
+            <w:tcW w:w="2111" w:type="dxa"/>
             <w:shd w:val="clear" w:color="auto" w:fill="F3F6F8"/>
           </w:tcPr>
           <w:p>
@@ -12776,7 +12892,7 @@
         </w:tc>
         <w:tc>
           <w:tcPr>
-            <w:tcW w:w="2374" w:type="dxa"/>
+            <w:tcW w:w="2382" w:type="dxa"/>
             <w:shd w:val="clear" w:color="auto" w:fill="F3F6F8"/>
           </w:tcPr>
           <w:p>
@@ -12793,7 +12909,7 @@
         </w:tc>
         <w:tc>
           <w:tcPr>
-            <w:tcW w:w="1820" w:type="dxa"/>
+            <w:tcW w:w="1817" w:type="dxa"/>
             <w:shd w:val="clear" w:color="auto" w:fill="F3F6F8"/>
           </w:tcPr>
           <w:p>
@@ -12817,7 +12933,7 @@
         </w:tc>
         <w:tc>
           <w:tcPr>
-            <w:tcW w:w="1720" w:type="dxa"/>
+            <w:tcW w:w="1719" w:type="dxa"/>
             <w:shd w:val="clear" w:color="auto" w:fill="F3F6F8"/>
           </w:tcPr>
           <w:p>
@@ -12879,9 +12995,9 @@
       <w:pPr>
         <w:pStyle w:val="Heading2"/>
       </w:pPr>
-      <w:bookmarkStart w:id="29" w:name="_Toc242634338"/>
-      <w:r>
-        <w:t>4.1 Automated Test Coverage of Refactored Requirements (RTM v3.3, checked 2026-10-11)</w:t>
+      <w:bookmarkStart w:id="29" w:name="_Toc242819073"/>
+      <w:r>
+        <w:t>4.1 Automated Test Coverage of Refactored Requirements (RTM v3.3, checked 2026-10-13)</w:t>
       </w:r>
       <w:bookmarkEnd w:id="29"/>
     </w:p>
@@ -12901,7 +13017,7 @@
         <w:t>refactor/hear-say-it</w:t>
       </w:r>
       <w:r>
-        <w:t xml:space="preserve">, </w:t>
+        <w:t xml:space="preserve"> at </w:t>
       </w:r>
       <w:r>
         <w:rPr>
@@ -12909,10 +13025,21 @@
           <w:color w:val="1F3A3D"/>
           <w:sz w:val="19"/>
         </w:rPr>
+        <w:t>89604d7</w:t>
+      </w:r>
+      <w:r>
+        <w:t xml:space="preserve">, the code of debug APK G; </w:t>
+      </w:r>
+      <w:r>
+        <w:rPr>
+          <w:rFonts w:ascii="Consolas" w:eastAsia="Consolas" w:hAnsi="Consolas" w:cs="Consolas"/>
+          <w:color w:val="1F3A3D"/>
+          <w:sz w:val="19"/>
+        </w:rPr>
         <w:t>./gradlew testDebugUnitTest</w:t>
       </w:r>
       <w:r>
-        <w:t>: 386 tests, 0 failures, 6 font-scale checks skipped on the 360x640 profile by design). It complements, and does not replace, the field verification targets in §4.</w:t>
+        <w:t>: 409 tests, 0 failures, 6 font-scale checks skipped on the 360x640 profile by design). It complements, and does not replace, the field verification targets in §4.</w:t>
       </w:r>
     </w:p>
     <w:tbl>
@@ -12937,10 +13064,10 @@
         <w:tblLook w:val="04A0" w:firstRow="1" w:lastRow="0" w:firstColumn="1" w:lastColumn="0" w:noHBand="0" w:noVBand="1"/>
       </w:tblPr>
       <w:tblGrid>
-        <w:gridCol w:w="1181"/>
-        <w:gridCol w:w="2766"/>
-        <w:gridCol w:w="2815"/>
-        <w:gridCol w:w="2597"/>
+        <w:gridCol w:w="1178"/>
+        <w:gridCol w:w="2799"/>
+        <w:gridCol w:w="2784"/>
+        <w:gridCol w:w="2599"/>
       </w:tblGrid>
       <w:tr>
         <w:trPr>
@@ -12949,7 +13076,7 @@
         </w:trPr>
         <w:tc>
           <w:tcPr>
-            <w:tcW w:w="1181" w:type="dxa"/>
+            <w:tcW w:w="1178" w:type="dxa"/>
             <w:shd w:val="clear" w:color="auto" w:fill="1F3A3D"/>
           </w:tcPr>
           <w:p>
@@ -12969,7 +13096,7 @@
         </w:tc>
         <w:tc>
           <w:tcPr>
-            <w:tcW w:w="2766" w:type="dxa"/>
+            <w:tcW w:w="2799" w:type="dxa"/>
             <w:shd w:val="clear" w:color="auto" w:fill="1F3A3D"/>
           </w:tcPr>
           <w:p>
@@ -12988,7 +13115,7 @@
         </w:tc>
         <w:tc>
           <w:tcPr>
-            <w:tcW w:w="2815" w:type="dxa"/>
+            <w:tcW w:w="2784" w:type="dxa"/>
             <w:shd w:val="clear" w:color="auto" w:fill="1F3A3D"/>
           </w:tcPr>
           <w:p>
@@ -13007,7 +13134,7 @@
         </w:tc>
         <w:tc>
           <w:tcPr>
-            <w:tcW w:w="2597" w:type="dxa"/>
+            <w:tcW w:w="2599" w:type="dxa"/>
             <w:shd w:val="clear" w:color="auto" w:fill="1F3A3D"/>
           </w:tcPr>
           <w:p>
@@ -13032,7 +13159,7 @@
         </w:trPr>
         <w:tc>
           <w:tcPr>
-            <w:tcW w:w="1181" w:type="dxa"/>
+            <w:tcW w:w="1178" w:type="dxa"/>
           </w:tcPr>
           <w:p>
             <w:pPr>
@@ -13050,7 +13177,7 @@
         </w:tc>
         <w:tc>
           <w:tcPr>
-            <w:tcW w:w="2766" w:type="dxa"/>
+            <w:tcW w:w="2799" w:type="dxa"/>
           </w:tcPr>
           <w:p>
             <w:pPr>
@@ -13096,13 +13223,13 @@
               <w:rPr>
                 <w:sz w:val="17"/>
               </w:rPr>
-              <w:t xml:space="preserve"> (released held /m/ and /s/)</w:t>
+              <w:t xml:space="preserve"> (released held /m/ and /s/, and the short /i/)</w:t>
             </w:r>
           </w:p>
         </w:tc>
         <w:tc>
           <w:tcPr>
-            <w:tcW w:w="2815" w:type="dxa"/>
+            <w:tcW w:w="2784" w:type="dxa"/>
           </w:tcPr>
           <w:p>
             <w:pPr>
@@ -13148,7 +13275,7 @@
         </w:tc>
         <w:tc>
           <w:tcPr>
-            <w:tcW w:w="2597" w:type="dxa"/>
+            <w:tcW w:w="2599" w:type="dxa"/>
           </w:tcPr>
           <w:p>
             <w:pPr>
@@ -13158,7 +13285,7 @@
               <w:rPr>
                 <w:sz w:val="17"/>
               </w:rPr>
-              <w:t>Gate 3 teacher audit of every phoneme clip; short vowels (ElevenLabs, due Oct 11)</w:t>
+              <w:t>Gate 3 teacher audit of every phoneme clip; Chapter 1's short /a/ and the letters of Chapters 2–7 still play the MVP clips</w:t>
             </w:r>
           </w:p>
         </w:tc>
@@ -13170,7 +13297,7 @@
         </w:trPr>
         <w:tc>
           <w:tcPr>
-            <w:tcW w:w="1181" w:type="dxa"/>
+            <w:tcW w:w="1178" w:type="dxa"/>
             <w:shd w:val="clear" w:color="auto" w:fill="F3F6F8"/>
           </w:tcPr>
           <w:p>
@@ -13189,7 +13316,7 @@
         </w:tc>
         <w:tc>
           <w:tcPr>
-            <w:tcW w:w="2766" w:type="dxa"/>
+            <w:tcW w:w="2799" w:type="dxa"/>
             <w:shd w:val="clear" w:color="auto" w:fill="F3F6F8"/>
           </w:tcPr>
           <w:p>
@@ -13278,7 +13405,7 @@
         </w:tc>
         <w:tc>
           <w:tcPr>
-            <w:tcW w:w="2815" w:type="dxa"/>
+            <w:tcW w:w="2784" w:type="dxa"/>
             <w:shd w:val="clear" w:color="auto" w:fill="F3F6F8"/>
           </w:tcPr>
           <w:p>
@@ -13339,7 +13466,7 @@
         </w:tc>
         <w:tc>
           <w:tcPr>
-            <w:tcW w:w="2597" w:type="dxa"/>
+            <w:tcW w:w="2599" w:type="dxa"/>
             <w:shd w:val="clear" w:color="auto" w:fill="F3F6F8"/>
           </w:tcPr>
           <w:p>
@@ -13362,7 +13489,7 @@
         </w:trPr>
         <w:tc>
           <w:tcPr>
-            <w:tcW w:w="1181" w:type="dxa"/>
+            <w:tcW w:w="1178" w:type="dxa"/>
           </w:tcPr>
           <w:p>
             <w:pPr>
@@ -13380,7 +13507,7 @@
         </w:tc>
         <w:tc>
           <w:tcPr>
-            <w:tcW w:w="2766" w:type="dxa"/>
+            <w:tcW w:w="2799" w:type="dxa"/>
           </w:tcPr>
           <w:p>
             <w:pPr>
@@ -13440,7 +13567,7 @@
         </w:tc>
         <w:tc>
           <w:tcPr>
-            <w:tcW w:w="2815" w:type="dxa"/>
+            <w:tcW w:w="2784" w:type="dxa"/>
           </w:tcPr>
           <w:p>
             <w:pPr>
@@ -13534,7 +13661,7 @@
         </w:tc>
         <w:tc>
           <w:tcPr>
-            <w:tcW w:w="2597" w:type="dxa"/>
+            <w:tcW w:w="2599" w:type="dxa"/>
           </w:tcPr>
           <w:p>
             <w:pPr>
@@ -13556,7 +13683,7 @@
         </w:trPr>
         <w:tc>
           <w:tcPr>
-            <w:tcW w:w="1181" w:type="dxa"/>
+            <w:tcW w:w="1178" w:type="dxa"/>
             <w:shd w:val="clear" w:color="auto" w:fill="F3F6F8"/>
           </w:tcPr>
           <w:p>
@@ -13575,7 +13702,7 @@
         </w:tc>
         <w:tc>
           <w:tcPr>
-            <w:tcW w:w="2766" w:type="dxa"/>
+            <w:tcW w:w="2799" w:type="dxa"/>
             <w:shd w:val="clear" w:color="auto" w:fill="F3F6F8"/>
           </w:tcPr>
           <w:p>
@@ -13646,11 +13773,59 @@
               </w:rPr>
               <w:t>BlendItCard</w:t>
             </w:r>
+            <w:r>
+              <w:rPr>
+                <w:sz w:val="17"/>
+              </w:rPr>
+              <w:t xml:space="preserve">; </w:t>
+            </w:r>
+            <w:r>
+              <w:rPr>
+                <w:rFonts w:ascii="Consolas" w:eastAsia="Consolas" w:hAnsi="Consolas" w:cs="Consolas"/>
+                <w:color w:val="1F3A3D"/>
+                <w:sz w:val="16"/>
+              </w:rPr>
+              <w:t>AudioResolver</w:t>
+            </w:r>
+            <w:r>
+              <w:rPr>
+                <w:sz w:val="17"/>
+              </w:rPr>
+              <w:t xml:space="preserve"> (released AM, TUB, YAM clips, audio release </w:t>
+            </w:r>
+            <w:r>
+              <w:rPr>
+                <w:rFonts w:ascii="Consolas" w:eastAsia="Consolas" w:hAnsi="Consolas" w:cs="Consolas"/>
+                <w:color w:val="1F3A3D"/>
+                <w:sz w:val="16"/>
+              </w:rPr>
+              <w:t>2026-10-11-words</w:t>
+            </w:r>
+            <w:r>
+              <w:rPr>
+                <w:sz w:val="17"/>
+              </w:rPr>
+              <w:t xml:space="preserve">) and </w:t>
+            </w:r>
+            <w:r>
+              <w:rPr>
+                <w:rFonts w:ascii="Consolas" w:eastAsia="Consolas" w:hAnsi="Consolas" w:cs="Consolas"/>
+                <w:color w:val="1F3A3D"/>
+                <w:sz w:val="16"/>
+              </w:rPr>
+              <w:t>VoiceCreditLine</w:t>
+            </w:r>
+            <w:r>
+              <w:rPr>
+                <w:sz w:val="17"/>
+              </w:rPr>
+              <w:t xml:space="preserve"> (the Parent Zone credit for the ElevenLabs clips)</w:t>
+            </w:r>
           </w:p>
         </w:tc>
         <w:tc>
           <w:tcPr>
-            <w:tcW w:w="2815" w:type="dxa"/>
+            <w:tcW w:w="2784" w:type="dxa"/>
             <w:shd w:val="clear" w:color="auto" w:fill="F3F6F8"/>
           </w:tcPr>
           <w:p>
@@ -13739,13 +13914,35 @@
               <w:rPr>
                 <w:sz w:val="17"/>
               </w:rPr>
-              <w:t>)</w:t>
+              <w:t xml:space="preserve">), </w:t>
+            </w:r>
+            <w:r>
+              <w:rPr>
+                <w:rFonts w:ascii="Consolas" w:eastAsia="Consolas" w:hAnsi="Consolas" w:cs="Consolas"/>
+                <w:color w:val="1F3A3D"/>
+                <w:sz w:val="16"/>
+              </w:rPr>
+              <w:t>AudioResolverTest</w:t>
+            </w:r>
+            <w:r>
+              <w:rPr>
+                <w:sz w:val="17"/>
+              </w:rPr>
+              <w:t xml:space="preserve">, </w:t>
+            </w:r>
+            <w:r>
+              <w:rPr>
+                <w:rFonts w:ascii="Consolas" w:eastAsia="Consolas" w:hAnsi="Consolas" w:cs="Consolas"/>
+                <w:color w:val="1F3A3D"/>
+                <w:sz w:val="16"/>
+              </w:rPr>
+              <w:t>VoiceCreditTest</w:t>
             </w:r>
           </w:p>
         </w:tc>
         <w:tc>
           <w:tcPr>
-            <w:tcW w:w="2597" w:type="dxa"/>
+            <w:tcW w:w="2599" w:type="dxa"/>
             <w:shd w:val="clear" w:color="auto" w:fill="F3F6F8"/>
           </w:tcPr>
           <w:p>
@@ -13756,7 +13953,7 @@
               <w:rPr>
                 <w:sz w:val="17"/>
               </w:rPr>
-              <w:t>Teacher decodability audit (Instrument A Part 2); word audio for AM, TUB, YAM and pictures for AM, TUB, YAM, ZIP</w:t>
+              <w:t>Teacher decodability audit (Instrument A Part 2); teacher audit of the AM, TUB, YAM clips; pictures for AM, TUB, YAM, ZIP</w:t>
             </w:r>
           </w:p>
         </w:tc>
@@ -13768,7 +13965,7 @@
         </w:trPr>
         <w:tc>
           <w:tcPr>
-            <w:tcW w:w="1181" w:type="dxa"/>
+            <w:tcW w:w="1178" w:type="dxa"/>
           </w:tcPr>
           <w:p>
             <w:pPr>
@@ -13786,7 +13983,7 @@
         </w:tc>
         <w:tc>
           <w:tcPr>
-            <w:tcW w:w="2766" w:type="dxa"/>
+            <w:tcW w:w="2799" w:type="dxa"/>
           </w:tcPr>
           <w:p>
             <w:pPr>
@@ -13824,7 +14021,7 @@
         </w:tc>
         <w:tc>
           <w:tcPr>
-            <w:tcW w:w="2815" w:type="dxa"/>
+            <w:tcW w:w="2784" w:type="dxa"/>
           </w:tcPr>
           <w:p>
             <w:pPr>
@@ -13856,7 +14053,7 @@
         </w:tc>
         <w:tc>
           <w:tcPr>
-            <w:tcW w:w="2597" w:type="dxa"/>
+            <w:tcW w:w="2599" w:type="dxa"/>
           </w:tcPr>
           <w:p>
             <w:pPr>
@@ -13878,7 +14075,7 @@
         </w:trPr>
         <w:tc>
           <w:tcPr>
-            <w:tcW w:w="1181" w:type="dxa"/>
+            <w:tcW w:w="1178" w:type="dxa"/>
             <w:shd w:val="clear" w:color="auto" w:fill="F3F6F8"/>
           </w:tcPr>
           <w:p>
@@ -13897,7 +14094,7 @@
         </w:tc>
         <w:tc>
           <w:tcPr>
-            <w:tcW w:w="2766" w:type="dxa"/>
+            <w:tcW w:w="2799" w:type="dxa"/>
             <w:shd w:val="clear" w:color="auto" w:fill="F3F6F8"/>
           </w:tcPr>
           <w:p>
@@ -13930,7 +14127,7 @@
               <w:rPr>
                 <w:sz w:val="17"/>
               </w:rPr>
-              <w:t xml:space="preserve"> (9 mouth-shape pictures, image release </w:t>
+              <w:t xml:space="preserve"> in Say It from the second miss (9 mouth-shape pictures, image release </w:t>
             </w:r>
             <w:r>
               <w:rPr>
@@ -13944,7 +14141,7 @@
               <w:rPr>
                 <w:sz w:val="17"/>
               </w:rPr>
-              <w:t xml:space="preserve">), </w:t>
+              <w:t xml:space="preserve">; none in Hear It since card 28c), </w:t>
             </w:r>
             <w:r>
               <w:rPr>
@@ -13958,7 +14155,7 @@
         </w:tc>
         <w:tc>
           <w:tcPr>
-            <w:tcW w:w="2815" w:type="dxa"/>
+            <w:tcW w:w="2784" w:type="dxa"/>
             <w:shd w:val="clear" w:color="auto" w:fill="F3F6F8"/>
           </w:tcPr>
           <w:p>
@@ -14109,7 +14306,7 @@
         </w:tc>
         <w:tc>
           <w:tcPr>
-            <w:tcW w:w="2597" w:type="dxa"/>
+            <w:tcW w:w="2599" w:type="dxa"/>
             <w:shd w:val="clear" w:color="auto" w:fill="F3F6F8"/>
           </w:tcPr>
           <w:p>
@@ -14132,7 +14329,7 @@
         </w:trPr>
         <w:tc>
           <w:tcPr>
-            <w:tcW w:w="1181" w:type="dxa"/>
+            <w:tcW w:w="1178" w:type="dxa"/>
           </w:tcPr>
           <w:p>
             <w:pPr>
@@ -14150,7 +14347,7 @@
         </w:tc>
         <w:tc>
           <w:tcPr>
-            <w:tcW w:w="2766" w:type="dxa"/>
+            <w:tcW w:w="2799" w:type="dxa"/>
           </w:tcPr>
           <w:p>
             <w:pPr>
@@ -14230,7 +14427,7 @@
         </w:tc>
         <w:tc>
           <w:tcPr>
-            <w:tcW w:w="2815" w:type="dxa"/>
+            <w:tcW w:w="2784" w:type="dxa"/>
           </w:tcPr>
           <w:p>
             <w:pPr>
@@ -14346,7 +14543,7 @@
         </w:tc>
         <w:tc>
           <w:tcPr>
-            <w:tcW w:w="2597" w:type="dxa"/>
+            <w:tcW w:w="2599" w:type="dxa"/>
           </w:tcPr>
           <w:p>
             <w:pPr>
@@ -14371,7 +14568,7 @@
       <w:pPr>
         <w:pStyle w:val="Heading1"/>
       </w:pPr>
-      <w:bookmarkStart w:id="30" w:name="_Toc242634339"/>
+      <w:bookmarkStart w:id="30" w:name="_Toc242819074"/>
       <w:r>
         <w:t>5. Requirements Sign-Off &amp; Verification Protocol</w:t>
       </w:r>
@@ -14872,31 +15069,31 @@
       </w:rPr>
     </w:lvl>
   </w:abstractNum>
-  <w:num w:numId="1" w16cid:durableId="1343899088">
+  <w:num w:numId="1" w16cid:durableId="1586108770">
     <w:abstractNumId w:val="8"/>
   </w:num>
-  <w:num w:numId="2" w16cid:durableId="1517452748">
+  <w:num w:numId="2" w16cid:durableId="593632730">
     <w:abstractNumId w:val="6"/>
   </w:num>
-  <w:num w:numId="3" w16cid:durableId="1483156644">
+  <w:num w:numId="3" w16cid:durableId="1748769503">
     <w:abstractNumId w:val="5"/>
   </w:num>
-  <w:num w:numId="4" w16cid:durableId="1464469259">
+  <w:num w:numId="4" w16cid:durableId="2051760965">
     <w:abstractNumId w:val="4"/>
   </w:num>
-  <w:num w:numId="5" w16cid:durableId="2062168388">
+  <w:num w:numId="5" w16cid:durableId="496656238">
     <w:abstractNumId w:val="7"/>
   </w:num>
-  <w:num w:numId="6" w16cid:durableId="1909805072">
+  <w:num w:numId="6" w16cid:durableId="1682925820">
     <w:abstractNumId w:val="3"/>
   </w:num>
-  <w:num w:numId="7" w16cid:durableId="1969165174">
+  <w:num w:numId="7" w16cid:durableId="376778135">
     <w:abstractNumId w:val="2"/>
   </w:num>
-  <w:num w:numId="8" w16cid:durableId="264578605">
+  <w:num w:numId="8" w16cid:durableId="467431134">
     <w:abstractNumId w:val="1"/>
   </w:num>
-  <w:num w:numId="9" w16cid:durableId="883176122">
+  <w:num w:numId="9" w16cid:durableId="1938443173">
     <w:abstractNumId w:val="0"/>
   </w:num>
 </w:numbering>
@@ -26291,7 +26488,7 @@
     <w:autoRedefine/>
     <w:uiPriority w:val="39"/>
     <w:unhideWhenUsed/>
-    <w:rsid w:val="002A17EC"/>
+    <w:rsid w:val="00F51FB0"/>
     <w:pPr>
       <w:spacing w:after="100"/>
     </w:pPr>
@@ -26303,7 +26500,7 @@
     <w:autoRedefine/>
     <w:uiPriority w:val="39"/>
     <w:unhideWhenUsed/>
-    <w:rsid w:val="002A17EC"/>
+    <w:rsid w:val="00F51FB0"/>
     <w:pPr>
       <w:spacing w:after="100"/>
       <w:ind w:left="200"/>
@@ -26316,7 +26513,7 @@
     <w:autoRedefine/>
     <w:uiPriority w:val="39"/>
     <w:unhideWhenUsed/>
-    <w:rsid w:val="002A17EC"/>
+    <w:rsid w:val="00F51FB0"/>
     <w:pPr>
       <w:spacing w:after="100"/>
       <w:ind w:left="400"/>
@@ -26327,7 +26524,7 @@
     <w:basedOn w:val="DefaultParagraphFont"/>
     <w:uiPriority w:val="99"/>
     <w:unhideWhenUsed/>
-    <w:rsid w:val="002A17EC"/>
+    <w:rsid w:val="00F51FB0"/>
     <w:rPr>
       <w:color w:val="0000FF" w:themeColor="hyperlink"/>
       <w:u w:val="single"/>

--- a/docs/submission/playIT_SRS_v3.0.docx
+++ b/docs/submission/playIT_SRS_v3.0.docx
@@ -163,7 +163,7 @@
               <w:rPr>
                 <w:sz w:val="19"/>
               </w:rPr>
-              <w:t>3.0 (Post-MVP Validation Baseline), revision 3.7</w:t>
+              <w:t>3.0 (Post-MVP Validation Baseline), revision 3.8</w:t>
             </w:r>
           </w:p>
         </w:tc>
@@ -357,7 +357,7 @@
       <w:r>
         <w:fldChar w:fldCharType="separate"/>
       </w:r>
-      <w:hyperlink w:anchor="_Toc242819044" w:history="1">
+      <w:hyperlink w:anchor="_Toc242850130" w:history="1">
         <w:r>
           <w:rPr>
             <w:rStyle w:val="Hyperlink"/>
@@ -384,7 +384,7 @@
             <w:noProof/>
             <w:webHidden/>
           </w:rPr>
-          <w:instrText xml:space="preserve"> PAGEREF _Toc242819044 \h </w:instrText>
+          <w:instrText xml:space="preserve"> PAGEREF _Toc242850130 \h </w:instrText>
         </w:r>
         <w:r>
           <w:rPr>
@@ -432,7 +432,7 @@
           <w14:ligatures w14:val="standardContextual"/>
         </w:rPr>
       </w:pPr>
-      <w:hyperlink w:anchor="_Toc242819045" w:history="1">
+      <w:hyperlink w:anchor="_Toc242850131" w:history="1">
         <w:r>
           <w:rPr>
             <w:rStyle w:val="Hyperlink"/>
@@ -459,157 +459,7 @@
             <w:noProof/>
             <w:webHidden/>
           </w:rPr>
-          <w:instrText xml:space="preserve"> PAGEREF _Toc242819045 \h </w:instrText>
-        </w:r>
-        <w:r>
-          <w:rPr>
-            <w:noProof/>
-            <w:webHidden/>
-          </w:rPr>
-        </w:r>
-        <w:r>
-          <w:rPr>
-            <w:noProof/>
-            <w:webHidden/>
-          </w:rPr>
-          <w:fldChar w:fldCharType="separate"/>
-        </w:r>
-        <w:r>
-          <w:rPr>
-            <w:noProof/>
-            <w:webHidden/>
-          </w:rPr>
-          <w:t>4</w:t>
-        </w:r>
-        <w:r>
-          <w:rPr>
-            <w:noProof/>
-            <w:webHidden/>
-          </w:rPr>
-          <w:fldChar w:fldCharType="end"/>
-        </w:r>
-      </w:hyperlink>
-    </w:p>
-    <w:p>
-      <w:pPr>
-        <w:pStyle w:val="TOC2"/>
-        <w:tabs>
-          <w:tab w:val="right" w:leader="dot" w:pos="9350"/>
-        </w:tabs>
-        <w:rPr>
-          <w:rFonts w:asciiTheme="minorHAnsi" w:eastAsiaTheme="minorEastAsia" w:hAnsiTheme="minorHAnsi" w:cstheme="minorBidi"/>
-          <w:noProof/>
-          <w:color w:val="auto"/>
-          <w:kern w:val="2"/>
-          <w:sz w:val="24"/>
-          <w:szCs w:val="24"/>
-          <w:lang w:val="en-PH" w:eastAsia="ja-JP"/>
-          <w14:ligatures w14:val="standardContextual"/>
-        </w:rPr>
-      </w:pPr>
-      <w:hyperlink w:anchor="_Toc242819046" w:history="1">
-        <w:r>
-          <w:rPr>
-            <w:rStyle w:val="Hyperlink"/>
-            <w:noProof/>
-          </w:rPr>
-          <w:t>1.1 Purpose</w:t>
-        </w:r>
-        <w:r>
-          <w:rPr>
-            <w:noProof/>
-            <w:webHidden/>
-          </w:rPr>
-          <w:tab/>
-        </w:r>
-        <w:r>
-          <w:rPr>
-            <w:noProof/>
-            <w:webHidden/>
-          </w:rPr>
-          <w:fldChar w:fldCharType="begin"/>
-        </w:r>
-        <w:r>
-          <w:rPr>
-            <w:noProof/>
-            <w:webHidden/>
-          </w:rPr>
-          <w:instrText xml:space="preserve"> PAGEREF _Toc242819046 \h </w:instrText>
-        </w:r>
-        <w:r>
-          <w:rPr>
-            <w:noProof/>
-            <w:webHidden/>
-          </w:rPr>
-        </w:r>
-        <w:r>
-          <w:rPr>
-            <w:noProof/>
-            <w:webHidden/>
-          </w:rPr>
-          <w:fldChar w:fldCharType="separate"/>
-        </w:r>
-        <w:r>
-          <w:rPr>
-            <w:noProof/>
-            <w:webHidden/>
-          </w:rPr>
-          <w:t>4</w:t>
-        </w:r>
-        <w:r>
-          <w:rPr>
-            <w:noProof/>
-            <w:webHidden/>
-          </w:rPr>
-          <w:fldChar w:fldCharType="end"/>
-        </w:r>
-      </w:hyperlink>
-    </w:p>
-    <w:p>
-      <w:pPr>
-        <w:pStyle w:val="TOC2"/>
-        <w:tabs>
-          <w:tab w:val="right" w:leader="dot" w:pos="9350"/>
-        </w:tabs>
-        <w:rPr>
-          <w:rFonts w:asciiTheme="minorHAnsi" w:eastAsiaTheme="minorEastAsia" w:hAnsiTheme="minorHAnsi" w:cstheme="minorBidi"/>
-          <w:noProof/>
-          <w:color w:val="auto"/>
-          <w:kern w:val="2"/>
-          <w:sz w:val="24"/>
-          <w:szCs w:val="24"/>
-          <w:lang w:val="en-PH" w:eastAsia="ja-JP"/>
-          <w14:ligatures w14:val="standardContextual"/>
-        </w:rPr>
-      </w:pPr>
-      <w:hyperlink w:anchor="_Toc242819047" w:history="1">
-        <w:r>
-          <w:rPr>
-            <w:rStyle w:val="Hyperlink"/>
-            <w:noProof/>
-          </w:rPr>
-          <w:t>1.2 Scope and Pedagogical Boundaries</w:t>
-        </w:r>
-        <w:r>
-          <w:rPr>
-            <w:noProof/>
-            <w:webHidden/>
-          </w:rPr>
-          <w:tab/>
-        </w:r>
-        <w:r>
-          <w:rPr>
-            <w:noProof/>
-            <w:webHidden/>
-          </w:rPr>
-          <w:fldChar w:fldCharType="begin"/>
-        </w:r>
-        <w:r>
-          <w:rPr>
-            <w:noProof/>
-            <w:webHidden/>
-          </w:rPr>
-          <w:instrText xml:space="preserve"> PAGEREF _Toc242819047 \h </w:instrText>
+          <w:instrText xml:space="preserve"> PAGEREF _Toc242850131 \h </w:instrText>
         </w:r>
         <w:r>
           <w:rPr>
@@ -657,13 +507,13 @@
           <w14:ligatures w14:val="standardContextual"/>
         </w:rPr>
       </w:pPr>
-      <w:hyperlink w:anchor="_Toc242819048" w:history="1">
+      <w:hyperlink w:anchor="_Toc242850132" w:history="1">
         <w:r>
           <w:rPr>
             <w:rStyle w:val="Hyperlink"/>
             <w:noProof/>
           </w:rPr>
-          <w:t>1.3 Definitions, Acronyms, and Abbreviations</w:t>
+          <w:t>1.1 Purpose</w:t>
         </w:r>
         <w:r>
           <w:rPr>
@@ -684,7 +534,7 @@
             <w:noProof/>
             <w:webHidden/>
           </w:rPr>
-          <w:instrText xml:space="preserve"> PAGEREF _Toc242819048 \h </w:instrText>
+          <w:instrText xml:space="preserve"> PAGEREF _Toc242850132 \h </w:instrText>
         </w:r>
         <w:r>
           <w:rPr>
@@ -732,7 +582,157 @@
           <w14:ligatures w14:val="standardContextual"/>
         </w:rPr>
       </w:pPr>
-      <w:hyperlink w:anchor="_Toc242819049" w:history="1">
+      <w:hyperlink w:anchor="_Toc242850133" w:history="1">
+        <w:r>
+          <w:rPr>
+            <w:rStyle w:val="Hyperlink"/>
+            <w:noProof/>
+          </w:rPr>
+          <w:t>1.2 Scope and Pedagogical Boundaries</w:t>
+        </w:r>
+        <w:r>
+          <w:rPr>
+            <w:noProof/>
+            <w:webHidden/>
+          </w:rPr>
+          <w:tab/>
+        </w:r>
+        <w:r>
+          <w:rPr>
+            <w:noProof/>
+            <w:webHidden/>
+          </w:rPr>
+          <w:fldChar w:fldCharType="begin"/>
+        </w:r>
+        <w:r>
+          <w:rPr>
+            <w:noProof/>
+            <w:webHidden/>
+          </w:rPr>
+          <w:instrText xml:space="preserve"> PAGEREF _Toc242850133 \h </w:instrText>
+        </w:r>
+        <w:r>
+          <w:rPr>
+            <w:noProof/>
+            <w:webHidden/>
+          </w:rPr>
+        </w:r>
+        <w:r>
+          <w:rPr>
+            <w:noProof/>
+            <w:webHidden/>
+          </w:rPr>
+          <w:fldChar w:fldCharType="separate"/>
+        </w:r>
+        <w:r>
+          <w:rPr>
+            <w:noProof/>
+            <w:webHidden/>
+          </w:rPr>
+          <w:t>5</w:t>
+        </w:r>
+        <w:r>
+          <w:rPr>
+            <w:noProof/>
+            <w:webHidden/>
+          </w:rPr>
+          <w:fldChar w:fldCharType="end"/>
+        </w:r>
+      </w:hyperlink>
+    </w:p>
+    <w:p>
+      <w:pPr>
+        <w:pStyle w:val="TOC2"/>
+        <w:tabs>
+          <w:tab w:val="right" w:leader="dot" w:pos="9350"/>
+        </w:tabs>
+        <w:rPr>
+          <w:rFonts w:asciiTheme="minorHAnsi" w:eastAsiaTheme="minorEastAsia" w:hAnsiTheme="minorHAnsi" w:cstheme="minorBidi"/>
+          <w:noProof/>
+          <w:color w:val="auto"/>
+          <w:kern w:val="2"/>
+          <w:sz w:val="24"/>
+          <w:szCs w:val="24"/>
+          <w:lang w:val="en-PH" w:eastAsia="ja-JP"/>
+          <w14:ligatures w14:val="standardContextual"/>
+        </w:rPr>
+      </w:pPr>
+      <w:hyperlink w:anchor="_Toc242850134" w:history="1">
+        <w:r>
+          <w:rPr>
+            <w:rStyle w:val="Hyperlink"/>
+            <w:noProof/>
+          </w:rPr>
+          <w:t>1.3 Definitions, Acronyms, and Abbreviations</w:t>
+        </w:r>
+        <w:r>
+          <w:rPr>
+            <w:noProof/>
+            <w:webHidden/>
+          </w:rPr>
+          <w:tab/>
+        </w:r>
+        <w:r>
+          <w:rPr>
+            <w:noProof/>
+            <w:webHidden/>
+          </w:rPr>
+          <w:fldChar w:fldCharType="begin"/>
+        </w:r>
+        <w:r>
+          <w:rPr>
+            <w:noProof/>
+            <w:webHidden/>
+          </w:rPr>
+          <w:instrText xml:space="preserve"> PAGEREF _Toc242850134 \h </w:instrText>
+        </w:r>
+        <w:r>
+          <w:rPr>
+            <w:noProof/>
+            <w:webHidden/>
+          </w:rPr>
+        </w:r>
+        <w:r>
+          <w:rPr>
+            <w:noProof/>
+            <w:webHidden/>
+          </w:rPr>
+          <w:fldChar w:fldCharType="separate"/>
+        </w:r>
+        <w:r>
+          <w:rPr>
+            <w:noProof/>
+            <w:webHidden/>
+          </w:rPr>
+          <w:t>5</w:t>
+        </w:r>
+        <w:r>
+          <w:rPr>
+            <w:noProof/>
+            <w:webHidden/>
+          </w:rPr>
+          <w:fldChar w:fldCharType="end"/>
+        </w:r>
+      </w:hyperlink>
+    </w:p>
+    <w:p>
+      <w:pPr>
+        <w:pStyle w:val="TOC2"/>
+        <w:tabs>
+          <w:tab w:val="right" w:leader="dot" w:pos="9350"/>
+        </w:tabs>
+        <w:rPr>
+          <w:rFonts w:asciiTheme="minorHAnsi" w:eastAsiaTheme="minorEastAsia" w:hAnsiTheme="minorHAnsi" w:cstheme="minorBidi"/>
+          <w:noProof/>
+          <w:color w:val="auto"/>
+          <w:kern w:val="2"/>
+          <w:sz w:val="24"/>
+          <w:szCs w:val="24"/>
+          <w:lang w:val="en-PH" w:eastAsia="ja-JP"/>
+          <w14:ligatures w14:val="standardContextual"/>
+        </w:rPr>
+      </w:pPr>
+      <w:hyperlink w:anchor="_Toc242850135" w:history="1">
         <w:r>
           <w:rPr>
             <w:rStyle w:val="Hyperlink"/>
@@ -759,7 +759,7 @@
             <w:noProof/>
             <w:webHidden/>
           </w:rPr>
-          <w:instrText xml:space="preserve"> PAGEREF _Toc242819049 \h </w:instrText>
+          <w:instrText xml:space="preserve"> PAGEREF _Toc242850135 \h </w:instrText>
         </w:r>
         <w:r>
           <w:rPr>
@@ -807,7 +807,7 @@
           <w14:ligatures w14:val="standardContextual"/>
         </w:rPr>
       </w:pPr>
-      <w:hyperlink w:anchor="_Toc242819050" w:history="1">
+      <w:hyperlink w:anchor="_Toc242850136" w:history="1">
         <w:r>
           <w:rPr>
             <w:rStyle w:val="Hyperlink"/>
@@ -834,7 +834,7 @@
             <w:noProof/>
             <w:webHidden/>
           </w:rPr>
-          <w:instrText xml:space="preserve"> PAGEREF _Toc242819050 \h </w:instrText>
+          <w:instrText xml:space="preserve"> PAGEREF _Toc242850136 \h </w:instrText>
         </w:r>
         <w:r>
           <w:rPr>
@@ -882,7 +882,7 @@
           <w14:ligatures w14:val="standardContextual"/>
         </w:rPr>
       </w:pPr>
-      <w:hyperlink w:anchor="_Toc242819051" w:history="1">
+      <w:hyperlink w:anchor="_Toc242850137" w:history="1">
         <w:r>
           <w:rPr>
             <w:rStyle w:val="Hyperlink"/>
@@ -909,7 +909,7 @@
             <w:noProof/>
             <w:webHidden/>
           </w:rPr>
-          <w:instrText xml:space="preserve"> PAGEREF _Toc242819051 \h </w:instrText>
+          <w:instrText xml:space="preserve"> PAGEREF _Toc242850137 \h </w:instrText>
         </w:r>
         <w:r>
           <w:rPr>
@@ -957,7 +957,7 @@
           <w14:ligatures w14:val="standardContextual"/>
         </w:rPr>
       </w:pPr>
-      <w:hyperlink w:anchor="_Toc242819052" w:history="1">
+      <w:hyperlink w:anchor="_Toc242850138" w:history="1">
         <w:r>
           <w:rPr>
             <w:rStyle w:val="Hyperlink"/>
@@ -984,7 +984,7 @@
             <w:noProof/>
             <w:webHidden/>
           </w:rPr>
-          <w:instrText xml:space="preserve"> PAGEREF _Toc242819052 \h </w:instrText>
+          <w:instrText xml:space="preserve"> PAGEREF _Toc242850138 \h </w:instrText>
         </w:r>
         <w:r>
           <w:rPr>
@@ -1032,7 +1032,7 @@
           <w14:ligatures w14:val="standardContextual"/>
         </w:rPr>
       </w:pPr>
-      <w:hyperlink w:anchor="_Toc242819053" w:history="1">
+      <w:hyperlink w:anchor="_Toc242850139" w:history="1">
         <w:r>
           <w:rPr>
             <w:rStyle w:val="Hyperlink"/>
@@ -1059,82 +1059,7 @@
             <w:noProof/>
             <w:webHidden/>
           </w:rPr>
-          <w:instrText xml:space="preserve"> PAGEREF _Toc242819053 \h </w:instrText>
-        </w:r>
-        <w:r>
-          <w:rPr>
-            <w:noProof/>
-            <w:webHidden/>
-          </w:rPr>
-        </w:r>
-        <w:r>
-          <w:rPr>
-            <w:noProof/>
-            <w:webHidden/>
-          </w:rPr>
-          <w:fldChar w:fldCharType="separate"/>
-        </w:r>
-        <w:r>
-          <w:rPr>
-            <w:noProof/>
-            <w:webHidden/>
-          </w:rPr>
-          <w:t>6</w:t>
-        </w:r>
-        <w:r>
-          <w:rPr>
-            <w:noProof/>
-            <w:webHidden/>
-          </w:rPr>
-          <w:fldChar w:fldCharType="end"/>
-        </w:r>
-      </w:hyperlink>
-    </w:p>
-    <w:p>
-      <w:pPr>
-        <w:pStyle w:val="TOC2"/>
-        <w:tabs>
-          <w:tab w:val="right" w:leader="dot" w:pos="9350"/>
-        </w:tabs>
-        <w:rPr>
-          <w:rFonts w:asciiTheme="minorHAnsi" w:eastAsiaTheme="minorEastAsia" w:hAnsiTheme="minorHAnsi" w:cstheme="minorBidi"/>
-          <w:noProof/>
-          <w:color w:val="auto"/>
-          <w:kern w:val="2"/>
-          <w:sz w:val="24"/>
-          <w:szCs w:val="24"/>
-          <w:lang w:val="en-PH" w:eastAsia="ja-JP"/>
-          <w14:ligatures w14:val="standardContextual"/>
-        </w:rPr>
-      </w:pPr>
-      <w:hyperlink w:anchor="_Toc242819054" w:history="1">
-        <w:r>
-          <w:rPr>
-            <w:rStyle w:val="Hyperlink"/>
-            <w:noProof/>
-          </w:rPr>
-          <w:t>2.4 Assumptions and Dependencies</w:t>
-        </w:r>
-        <w:r>
-          <w:rPr>
-            <w:noProof/>
-            <w:webHidden/>
-          </w:rPr>
-          <w:tab/>
-        </w:r>
-        <w:r>
-          <w:rPr>
-            <w:noProof/>
-            <w:webHidden/>
-          </w:rPr>
-          <w:fldChar w:fldCharType="begin"/>
-        </w:r>
-        <w:r>
-          <w:rPr>
-            <w:noProof/>
-            <w:webHidden/>
-          </w:rPr>
-          <w:instrText xml:space="preserve"> PAGEREF _Toc242819054 \h </w:instrText>
+          <w:instrText xml:space="preserve"> PAGEREF _Toc242850139 \h </w:instrText>
         </w:r>
         <w:r>
           <w:rPr>
@@ -1182,7 +1107,82 @@
           <w14:ligatures w14:val="standardContextual"/>
         </w:rPr>
       </w:pPr>
-      <w:hyperlink w:anchor="_Toc242819055" w:history="1">
+      <w:hyperlink w:anchor="_Toc242850140" w:history="1">
+        <w:r>
+          <w:rPr>
+            <w:rStyle w:val="Hyperlink"/>
+            <w:noProof/>
+          </w:rPr>
+          <w:t>2.4 Assumptions and Dependencies</w:t>
+        </w:r>
+        <w:r>
+          <w:rPr>
+            <w:noProof/>
+            <w:webHidden/>
+          </w:rPr>
+          <w:tab/>
+        </w:r>
+        <w:r>
+          <w:rPr>
+            <w:noProof/>
+            <w:webHidden/>
+          </w:rPr>
+          <w:fldChar w:fldCharType="begin"/>
+        </w:r>
+        <w:r>
+          <w:rPr>
+            <w:noProof/>
+            <w:webHidden/>
+          </w:rPr>
+          <w:instrText xml:space="preserve"> PAGEREF _Toc242850140 \h </w:instrText>
+        </w:r>
+        <w:r>
+          <w:rPr>
+            <w:noProof/>
+            <w:webHidden/>
+          </w:rPr>
+        </w:r>
+        <w:r>
+          <w:rPr>
+            <w:noProof/>
+            <w:webHidden/>
+          </w:rPr>
+          <w:fldChar w:fldCharType="separate"/>
+        </w:r>
+        <w:r>
+          <w:rPr>
+            <w:noProof/>
+            <w:webHidden/>
+          </w:rPr>
+          <w:t>7</w:t>
+        </w:r>
+        <w:r>
+          <w:rPr>
+            <w:noProof/>
+            <w:webHidden/>
+          </w:rPr>
+          <w:fldChar w:fldCharType="end"/>
+        </w:r>
+      </w:hyperlink>
+    </w:p>
+    <w:p>
+      <w:pPr>
+        <w:pStyle w:val="TOC2"/>
+        <w:tabs>
+          <w:tab w:val="right" w:leader="dot" w:pos="9350"/>
+        </w:tabs>
+        <w:rPr>
+          <w:rFonts w:asciiTheme="minorHAnsi" w:eastAsiaTheme="minorEastAsia" w:hAnsiTheme="minorHAnsi" w:cstheme="minorBidi"/>
+          <w:noProof/>
+          <w:color w:val="auto"/>
+          <w:kern w:val="2"/>
+          <w:sz w:val="24"/>
+          <w:szCs w:val="24"/>
+          <w:lang w:val="en-PH" w:eastAsia="ja-JP"/>
+          <w14:ligatures w14:val="standardContextual"/>
+        </w:rPr>
+      </w:pPr>
+      <w:hyperlink w:anchor="_Toc242850141" w:history="1">
         <w:r>
           <w:rPr>
             <w:rStyle w:val="Hyperlink"/>
@@ -1209,7 +1209,7 @@
             <w:noProof/>
             <w:webHidden/>
           </w:rPr>
-          <w:instrText xml:space="preserve"> PAGEREF _Toc242819055 \h </w:instrText>
+          <w:instrText xml:space="preserve"> PAGEREF _Toc242850141 \h </w:instrText>
         </w:r>
         <w:r>
           <w:rPr>
@@ -1257,7 +1257,7 @@
           <w14:ligatures w14:val="standardContextual"/>
         </w:rPr>
       </w:pPr>
-      <w:hyperlink w:anchor="_Toc242819056" w:history="1">
+      <w:hyperlink w:anchor="_Toc242850142" w:history="1">
         <w:r>
           <w:rPr>
             <w:rStyle w:val="Hyperlink"/>
@@ -1284,7 +1284,7 @@
             <w:noProof/>
             <w:webHidden/>
           </w:rPr>
-          <w:instrText xml:space="preserve"> PAGEREF _Toc242819056 \h </w:instrText>
+          <w:instrText xml:space="preserve"> PAGEREF _Toc242850142 \h </w:instrText>
         </w:r>
         <w:r>
           <w:rPr>
@@ -1332,7 +1332,7 @@
           <w14:ligatures w14:val="standardContextual"/>
         </w:rPr>
       </w:pPr>
-      <w:hyperlink w:anchor="_Toc242819057" w:history="1">
+      <w:hyperlink w:anchor="_Toc242850143" w:history="1">
         <w:r>
           <w:rPr>
             <w:rStyle w:val="Hyperlink"/>
@@ -1359,7 +1359,7 @@
             <w:noProof/>
             <w:webHidden/>
           </w:rPr>
-          <w:instrText xml:space="preserve"> PAGEREF _Toc242819057 \h </w:instrText>
+          <w:instrText xml:space="preserve"> PAGEREF _Toc242850143 \h </w:instrText>
         </w:r>
         <w:r>
           <w:rPr>
@@ -1407,7 +1407,7 @@
           <w14:ligatures w14:val="standardContextual"/>
         </w:rPr>
       </w:pPr>
-      <w:hyperlink w:anchor="_Toc242819058" w:history="1">
+      <w:hyperlink w:anchor="_Toc242850144" w:history="1">
         <w:r>
           <w:rPr>
             <w:rStyle w:val="Hyperlink"/>
@@ -1434,7 +1434,7 @@
             <w:noProof/>
             <w:webHidden/>
           </w:rPr>
-          <w:instrText xml:space="preserve"> PAGEREF _Toc242819058 \h </w:instrText>
+          <w:instrText xml:space="preserve"> PAGEREF _Toc242850144 \h </w:instrText>
         </w:r>
         <w:r>
           <w:rPr>
@@ -1482,7 +1482,7 @@
           <w14:ligatures w14:val="standardContextual"/>
         </w:rPr>
       </w:pPr>
-      <w:hyperlink w:anchor="_Toc242819059" w:history="1">
+      <w:hyperlink w:anchor="_Toc242850145" w:history="1">
         <w:r>
           <w:rPr>
             <w:rStyle w:val="Hyperlink"/>
@@ -1509,7 +1509,7 @@
             <w:noProof/>
             <w:webHidden/>
           </w:rPr>
-          <w:instrText xml:space="preserve"> PAGEREF _Toc242819059 \h </w:instrText>
+          <w:instrText xml:space="preserve"> PAGEREF _Toc242850145 \h </w:instrText>
         </w:r>
         <w:r>
           <w:rPr>
@@ -1557,7 +1557,7 @@
           <w14:ligatures w14:val="standardContextual"/>
         </w:rPr>
       </w:pPr>
-      <w:hyperlink w:anchor="_Toc242819060" w:history="1">
+      <w:hyperlink w:anchor="_Toc242850146" w:history="1">
         <w:r>
           <w:rPr>
             <w:rStyle w:val="Hyperlink"/>
@@ -1584,7 +1584,7 @@
             <w:noProof/>
             <w:webHidden/>
           </w:rPr>
-          <w:instrText xml:space="preserve"> PAGEREF _Toc242819060 \h </w:instrText>
+          <w:instrText xml:space="preserve"> PAGEREF _Toc242850146 \h </w:instrText>
         </w:r>
         <w:r>
           <w:rPr>
@@ -1632,7 +1632,7 @@
           <w14:ligatures w14:val="standardContextual"/>
         </w:rPr>
       </w:pPr>
-      <w:hyperlink w:anchor="_Toc242819061" w:history="1">
+      <w:hyperlink w:anchor="_Toc242850147" w:history="1">
         <w:r>
           <w:rPr>
             <w:rStyle w:val="Hyperlink"/>
@@ -1659,7 +1659,7 @@
             <w:noProof/>
             <w:webHidden/>
           </w:rPr>
-          <w:instrText xml:space="preserve"> PAGEREF _Toc242819061 \h </w:instrText>
+          <w:instrText xml:space="preserve"> PAGEREF _Toc242850147 \h </w:instrText>
         </w:r>
         <w:r>
           <w:rPr>
@@ -1707,7 +1707,7 @@
           <w14:ligatures w14:val="standardContextual"/>
         </w:rPr>
       </w:pPr>
-      <w:hyperlink w:anchor="_Toc242819062" w:history="1">
+      <w:hyperlink w:anchor="_Toc242850148" w:history="1">
         <w:r>
           <w:rPr>
             <w:rStyle w:val="Hyperlink"/>
@@ -1734,7 +1734,7 @@
             <w:noProof/>
             <w:webHidden/>
           </w:rPr>
-          <w:instrText xml:space="preserve"> PAGEREF _Toc242819062 \h </w:instrText>
+          <w:instrText xml:space="preserve"> PAGEREF _Toc242850148 \h </w:instrText>
         </w:r>
         <w:r>
           <w:rPr>
@@ -1782,7 +1782,7 @@
           <w14:ligatures w14:val="standardContextual"/>
         </w:rPr>
       </w:pPr>
-      <w:hyperlink w:anchor="_Toc242819063" w:history="1">
+      <w:hyperlink w:anchor="_Toc242850149" w:history="1">
         <w:r>
           <w:rPr>
             <w:rStyle w:val="Hyperlink"/>
@@ -1809,7 +1809,7 @@
             <w:noProof/>
             <w:webHidden/>
           </w:rPr>
-          <w:instrText xml:space="preserve"> PAGEREF _Toc242819063 \h </w:instrText>
+          <w:instrText xml:space="preserve"> PAGEREF _Toc242850149 \h </w:instrText>
         </w:r>
         <w:r>
           <w:rPr>
@@ -1857,7 +1857,7 @@
           <w14:ligatures w14:val="standardContextual"/>
         </w:rPr>
       </w:pPr>
-      <w:hyperlink w:anchor="_Toc242819064" w:history="1">
+      <w:hyperlink w:anchor="_Toc242850150" w:history="1">
         <w:r>
           <w:rPr>
             <w:rStyle w:val="Hyperlink"/>
@@ -1884,7 +1884,7 @@
             <w:noProof/>
             <w:webHidden/>
           </w:rPr>
-          <w:instrText xml:space="preserve"> PAGEREF _Toc242819064 \h </w:instrText>
+          <w:instrText xml:space="preserve"> PAGEREF _Toc242850150 \h </w:instrText>
         </w:r>
         <w:r>
           <w:rPr>
@@ -1932,7 +1932,7 @@
           <w14:ligatures w14:val="standardContextual"/>
         </w:rPr>
       </w:pPr>
-      <w:hyperlink w:anchor="_Toc242819065" w:history="1">
+      <w:hyperlink w:anchor="_Toc242850151" w:history="1">
         <w:r>
           <w:rPr>
             <w:rStyle w:val="Hyperlink"/>
@@ -1959,7 +1959,7 @@
             <w:noProof/>
             <w:webHidden/>
           </w:rPr>
-          <w:instrText xml:space="preserve"> PAGEREF _Toc242819065 \h </w:instrText>
+          <w:instrText xml:space="preserve"> PAGEREF _Toc242850151 \h </w:instrText>
         </w:r>
         <w:r>
           <w:rPr>
@@ -2007,7 +2007,7 @@
           <w14:ligatures w14:val="standardContextual"/>
         </w:rPr>
       </w:pPr>
-      <w:hyperlink w:anchor="_Toc242819066" w:history="1">
+      <w:hyperlink w:anchor="_Toc242850152" w:history="1">
         <w:r>
           <w:rPr>
             <w:rStyle w:val="Hyperlink"/>
@@ -2034,7 +2034,7 @@
             <w:noProof/>
             <w:webHidden/>
           </w:rPr>
-          <w:instrText xml:space="preserve"> PAGEREF _Toc242819066 \h </w:instrText>
+          <w:instrText xml:space="preserve"> PAGEREF _Toc242850152 \h </w:instrText>
         </w:r>
         <w:r>
           <w:rPr>
@@ -2082,7 +2082,7 @@
           <w14:ligatures w14:val="standardContextual"/>
         </w:rPr>
       </w:pPr>
-      <w:hyperlink w:anchor="_Toc242819067" w:history="1">
+      <w:hyperlink w:anchor="_Toc242850153" w:history="1">
         <w:r>
           <w:rPr>
             <w:rStyle w:val="Hyperlink"/>
@@ -2109,7 +2109,7 @@
             <w:noProof/>
             <w:webHidden/>
           </w:rPr>
-          <w:instrText xml:space="preserve"> PAGEREF _Toc242819067 \h </w:instrText>
+          <w:instrText xml:space="preserve"> PAGEREF _Toc242850153 \h </w:instrText>
         </w:r>
         <w:r>
           <w:rPr>
@@ -2157,7 +2157,7 @@
           <w14:ligatures w14:val="standardContextual"/>
         </w:rPr>
       </w:pPr>
-      <w:hyperlink w:anchor="_Toc242819068" w:history="1">
+      <w:hyperlink w:anchor="_Toc242850154" w:history="1">
         <w:r>
           <w:rPr>
             <w:rStyle w:val="Hyperlink"/>
@@ -2184,7 +2184,7 @@
             <w:noProof/>
             <w:webHidden/>
           </w:rPr>
-          <w:instrText xml:space="preserve"> PAGEREF _Toc242819068 \h </w:instrText>
+          <w:instrText xml:space="preserve"> PAGEREF _Toc242850154 \h </w:instrText>
         </w:r>
         <w:r>
           <w:rPr>
@@ -2232,7 +2232,7 @@
           <w14:ligatures w14:val="standardContextual"/>
         </w:rPr>
       </w:pPr>
-      <w:hyperlink w:anchor="_Toc242819069" w:history="1">
+      <w:hyperlink w:anchor="_Toc242850155" w:history="1">
         <w:r>
           <w:rPr>
             <w:rStyle w:val="Hyperlink"/>
@@ -2259,7 +2259,7 @@
             <w:noProof/>
             <w:webHidden/>
           </w:rPr>
-          <w:instrText xml:space="preserve"> PAGEREF _Toc242819069 \h </w:instrText>
+          <w:instrText xml:space="preserve"> PAGEREF _Toc242850155 \h </w:instrText>
         </w:r>
         <w:r>
           <w:rPr>
@@ -2307,7 +2307,7 @@
           <w14:ligatures w14:val="standardContextual"/>
         </w:rPr>
       </w:pPr>
-      <w:hyperlink w:anchor="_Toc242819070" w:history="1">
+      <w:hyperlink w:anchor="_Toc242850156" w:history="1">
         <w:r>
           <w:rPr>
             <w:rStyle w:val="Hyperlink"/>
@@ -2334,7 +2334,7 @@
             <w:noProof/>
             <w:webHidden/>
           </w:rPr>
-          <w:instrText xml:space="preserve"> PAGEREF _Toc242819070 \h </w:instrText>
+          <w:instrText xml:space="preserve"> PAGEREF _Toc242850156 \h </w:instrText>
         </w:r>
         <w:r>
           <w:rPr>
@@ -2382,7 +2382,7 @@
           <w14:ligatures w14:val="standardContextual"/>
         </w:rPr>
       </w:pPr>
-      <w:hyperlink w:anchor="_Toc242819071" w:history="1">
+      <w:hyperlink w:anchor="_Toc242850157" w:history="1">
         <w:r>
           <w:rPr>
             <w:rStyle w:val="Hyperlink"/>
@@ -2409,7 +2409,7 @@
             <w:noProof/>
             <w:webHidden/>
           </w:rPr>
-          <w:instrText xml:space="preserve"> PAGEREF _Toc242819071 \h </w:instrText>
+          <w:instrText xml:space="preserve"> PAGEREF _Toc242850157 \h </w:instrText>
         </w:r>
         <w:r>
           <w:rPr>
@@ -2457,7 +2457,7 @@
           <w14:ligatures w14:val="standardContextual"/>
         </w:rPr>
       </w:pPr>
-      <w:hyperlink w:anchor="_Toc242819072" w:history="1">
+      <w:hyperlink w:anchor="_Toc242850158" w:history="1">
         <w:r>
           <w:rPr>
             <w:rStyle w:val="Hyperlink"/>
@@ -2484,7 +2484,7 @@
             <w:noProof/>
             <w:webHidden/>
           </w:rPr>
-          <w:instrText xml:space="preserve"> PAGEREF _Toc242819072 \h </w:instrText>
+          <w:instrText xml:space="preserve"> PAGEREF _Toc242850158 \h </w:instrText>
         </w:r>
         <w:r>
           <w:rPr>
@@ -2532,13 +2532,13 @@
           <w14:ligatures w14:val="standardContextual"/>
         </w:rPr>
       </w:pPr>
-      <w:hyperlink w:anchor="_Toc242819073" w:history="1">
+      <w:hyperlink w:anchor="_Toc242850159" w:history="1">
         <w:r>
           <w:rPr>
             <w:rStyle w:val="Hyperlink"/>
             <w:noProof/>
           </w:rPr>
-          <w:t>4.1 Automated Test Coverage of Refactored Requirements (RTM v3.3, checked 2026-10-13)</w:t>
+          <w:t>4.1 Automated Test Coverage of Refactored Requirements (RTM v3.3, checked 2026-10-14)</w:t>
         </w:r>
         <w:r>
           <w:rPr>
@@ -2559,7 +2559,7 @@
             <w:noProof/>
             <w:webHidden/>
           </w:rPr>
-          <w:instrText xml:space="preserve"> PAGEREF _Toc242819073 \h </w:instrText>
+          <w:instrText xml:space="preserve"> PAGEREF _Toc242850159 \h </w:instrText>
         </w:r>
         <w:r>
           <w:rPr>
@@ -2607,7 +2607,7 @@
           <w14:ligatures w14:val="standardContextual"/>
         </w:rPr>
       </w:pPr>
-      <w:hyperlink w:anchor="_Toc242819074" w:history="1">
+      <w:hyperlink w:anchor="_Toc242850160" w:history="1">
         <w:r>
           <w:rPr>
             <w:rStyle w:val="Hyperlink"/>
@@ -2634,7 +2634,7 @@
             <w:noProof/>
             <w:webHidden/>
           </w:rPr>
-          <w:instrText xml:space="preserve"> PAGEREF _Toc242819074 \h </w:instrText>
+          <w:instrText xml:space="preserve"> PAGEREF _Toc242850160 \h </w:instrText>
         </w:r>
         <w:r>
           <w:rPr>
@@ -2679,7 +2679,7 @@
       <w:pPr>
         <w:pStyle w:val="Heading1"/>
       </w:pPr>
-      <w:bookmarkStart w:id="0" w:name="_Toc242819044"/>
+      <w:bookmarkStart w:id="0" w:name="_Toc242850130"/>
       <w:r>
         <w:t>Document Revision History</w:t>
       </w:r>
@@ -2708,9 +2708,9 @@
       </w:tblPr>
       <w:tblGrid>
         <w:gridCol w:w="984"/>
-        <w:gridCol w:w="1195"/>
-        <w:gridCol w:w="2054"/>
-        <w:gridCol w:w="5127"/>
+        <w:gridCol w:w="1197"/>
+        <w:gridCol w:w="2057"/>
+        <w:gridCol w:w="5122"/>
       </w:tblGrid>
       <w:tr>
         <w:trPr>
@@ -2739,7 +2739,7 @@
         </w:tc>
         <w:tc>
           <w:tcPr>
-            <w:tcW w:w="1195" w:type="dxa"/>
+            <w:tcW w:w="1197" w:type="dxa"/>
             <w:shd w:val="clear" w:color="auto" w:fill="1F3A3D"/>
           </w:tcPr>
           <w:p>
@@ -2759,7 +2759,7 @@
         </w:tc>
         <w:tc>
           <w:tcPr>
-            <w:tcW w:w="2054" w:type="dxa"/>
+            <w:tcW w:w="2057" w:type="dxa"/>
             <w:shd w:val="clear" w:color="auto" w:fill="1F3A3D"/>
           </w:tcPr>
           <w:p>
@@ -2779,7 +2779,7 @@
         </w:tc>
         <w:tc>
           <w:tcPr>
-            <w:tcW w:w="5127" w:type="dxa"/>
+            <w:tcW w:w="5122" w:type="dxa"/>
             <w:shd w:val="clear" w:color="auto" w:fill="1F3A3D"/>
           </w:tcPr>
           <w:p>
@@ -2822,7 +2822,7 @@
         </w:tc>
         <w:tc>
           <w:tcPr>
-            <w:tcW w:w="1195" w:type="dxa"/>
+            <w:tcW w:w="1197" w:type="dxa"/>
           </w:tcPr>
           <w:p>
             <w:pPr>
@@ -2839,7 +2839,7 @@
         </w:tc>
         <w:tc>
           <w:tcPr>
-            <w:tcW w:w="2054" w:type="dxa"/>
+            <w:tcW w:w="2057" w:type="dxa"/>
           </w:tcPr>
           <w:p>
             <w:pPr>
@@ -2856,7 +2856,7 @@
         </w:tc>
         <w:tc>
           <w:tcPr>
-            <w:tcW w:w="5127" w:type="dxa"/>
+            <w:tcW w:w="5122" w:type="dxa"/>
           </w:tcPr>
           <w:p>
             <w:pPr>
@@ -2897,7 +2897,7 @@
         </w:tc>
         <w:tc>
           <w:tcPr>
-            <w:tcW w:w="1195" w:type="dxa"/>
+            <w:tcW w:w="1197" w:type="dxa"/>
             <w:shd w:val="clear" w:color="auto" w:fill="F3F6F8"/>
           </w:tcPr>
           <w:p>
@@ -2915,7 +2915,7 @@
         </w:tc>
         <w:tc>
           <w:tcPr>
-            <w:tcW w:w="2054" w:type="dxa"/>
+            <w:tcW w:w="2057" w:type="dxa"/>
             <w:shd w:val="clear" w:color="auto" w:fill="F3F6F8"/>
           </w:tcPr>
           <w:p>
@@ -2933,7 +2933,7 @@
         </w:tc>
         <w:tc>
           <w:tcPr>
-            <w:tcW w:w="5127" w:type="dxa"/>
+            <w:tcW w:w="5122" w:type="dxa"/>
             <w:shd w:val="clear" w:color="auto" w:fill="F3F6F8"/>
           </w:tcPr>
           <w:p>
@@ -2973,7 +2973,7 @@
         </w:tc>
         <w:tc>
           <w:tcPr>
-            <w:tcW w:w="1195" w:type="dxa"/>
+            <w:tcW w:w="1197" w:type="dxa"/>
           </w:tcPr>
           <w:p>
             <w:pPr>
@@ -2990,7 +2990,7 @@
         </w:tc>
         <w:tc>
           <w:tcPr>
-            <w:tcW w:w="2054" w:type="dxa"/>
+            <w:tcW w:w="2057" w:type="dxa"/>
           </w:tcPr>
           <w:p>
             <w:pPr>
@@ -3007,7 +3007,7 @@
         </w:tc>
         <w:tc>
           <w:tcPr>
-            <w:tcW w:w="5127" w:type="dxa"/>
+            <w:tcW w:w="5122" w:type="dxa"/>
           </w:tcPr>
           <w:p>
             <w:pPr>
@@ -3374,7 +3374,7 @@
         </w:tc>
         <w:tc>
           <w:tcPr>
-            <w:tcW w:w="1195" w:type="dxa"/>
+            <w:tcW w:w="1197" w:type="dxa"/>
             <w:shd w:val="clear" w:color="auto" w:fill="F3F6F8"/>
           </w:tcPr>
           <w:p>
@@ -3392,7 +3392,7 @@
         </w:tc>
         <w:tc>
           <w:tcPr>
-            <w:tcW w:w="2054" w:type="dxa"/>
+            <w:tcW w:w="2057" w:type="dxa"/>
             <w:shd w:val="clear" w:color="auto" w:fill="F3F6F8"/>
           </w:tcPr>
           <w:p>
@@ -3410,7 +3410,7 @@
         </w:tc>
         <w:tc>
           <w:tcPr>
-            <w:tcW w:w="5127" w:type="dxa"/>
+            <w:tcW w:w="5122" w:type="dxa"/>
             <w:shd w:val="clear" w:color="auto" w:fill="F3F6F8"/>
           </w:tcPr>
           <w:p>
@@ -3464,7 +3464,7 @@
         </w:tc>
         <w:tc>
           <w:tcPr>
-            <w:tcW w:w="1195" w:type="dxa"/>
+            <w:tcW w:w="1197" w:type="dxa"/>
           </w:tcPr>
           <w:p>
             <w:pPr>
@@ -3481,7 +3481,7 @@
         </w:tc>
         <w:tc>
           <w:tcPr>
-            <w:tcW w:w="2054" w:type="dxa"/>
+            <w:tcW w:w="2057" w:type="dxa"/>
           </w:tcPr>
           <w:p>
             <w:pPr>
@@ -3498,7 +3498,7 @@
         </w:tc>
         <w:tc>
           <w:tcPr>
-            <w:tcW w:w="5127" w:type="dxa"/>
+            <w:tcW w:w="5122" w:type="dxa"/>
           </w:tcPr>
           <w:p>
             <w:pPr>
@@ -3539,7 +3539,7 @@
         </w:tc>
         <w:tc>
           <w:tcPr>
-            <w:tcW w:w="1195" w:type="dxa"/>
+            <w:tcW w:w="1197" w:type="dxa"/>
             <w:shd w:val="clear" w:color="auto" w:fill="F3F6F8"/>
           </w:tcPr>
           <w:p>
@@ -3557,7 +3557,7 @@
         </w:tc>
         <w:tc>
           <w:tcPr>
-            <w:tcW w:w="2054" w:type="dxa"/>
+            <w:tcW w:w="2057" w:type="dxa"/>
             <w:shd w:val="clear" w:color="auto" w:fill="F3F6F8"/>
           </w:tcPr>
           <w:p>
@@ -3575,7 +3575,7 @@
         </w:tc>
         <w:tc>
           <w:tcPr>
-            <w:tcW w:w="5127" w:type="dxa"/>
+            <w:tcW w:w="5122" w:type="dxa"/>
             <w:shd w:val="clear" w:color="auto" w:fill="F3F6F8"/>
           </w:tcPr>
           <w:p>
@@ -3630,7 +3630,7 @@
         </w:tc>
         <w:tc>
           <w:tcPr>
-            <w:tcW w:w="1195" w:type="dxa"/>
+            <w:tcW w:w="1197" w:type="dxa"/>
           </w:tcPr>
           <w:p>
             <w:pPr>
@@ -3647,7 +3647,7 @@
         </w:tc>
         <w:tc>
           <w:tcPr>
-            <w:tcW w:w="2054" w:type="dxa"/>
+            <w:tcW w:w="2057" w:type="dxa"/>
           </w:tcPr>
           <w:p>
             <w:pPr>
@@ -3664,7 +3664,7 @@
         </w:tc>
         <w:tc>
           <w:tcPr>
-            <w:tcW w:w="5127" w:type="dxa"/>
+            <w:tcW w:w="5122" w:type="dxa"/>
           </w:tcPr>
           <w:p>
             <w:pPr>
@@ -3731,7 +3731,7 @@
         </w:tc>
         <w:tc>
           <w:tcPr>
-            <w:tcW w:w="1195" w:type="dxa"/>
+            <w:tcW w:w="1197" w:type="dxa"/>
             <w:shd w:val="clear" w:color="auto" w:fill="F3F6F8"/>
           </w:tcPr>
           <w:p>
@@ -3749,7 +3749,7 @@
         </w:tc>
         <w:tc>
           <w:tcPr>
-            <w:tcW w:w="2054" w:type="dxa"/>
+            <w:tcW w:w="2057" w:type="dxa"/>
             <w:shd w:val="clear" w:color="auto" w:fill="F3F6F8"/>
           </w:tcPr>
           <w:p>
@@ -3767,7 +3767,7 @@
         </w:tc>
         <w:tc>
           <w:tcPr>
-            <w:tcW w:w="5127" w:type="dxa"/>
+            <w:tcW w:w="5122" w:type="dxa"/>
             <w:shd w:val="clear" w:color="auto" w:fill="F3F6F8"/>
           </w:tcPr>
           <w:p>
@@ -3808,7 +3808,7 @@
         </w:tc>
         <w:tc>
           <w:tcPr>
-            <w:tcW w:w="1195" w:type="dxa"/>
+            <w:tcW w:w="1197" w:type="dxa"/>
           </w:tcPr>
           <w:p>
             <w:pPr>
@@ -3825,7 +3825,7 @@
         </w:tc>
         <w:tc>
           <w:tcPr>
-            <w:tcW w:w="2054" w:type="dxa"/>
+            <w:tcW w:w="2057" w:type="dxa"/>
           </w:tcPr>
           <w:p>
             <w:pPr>
@@ -3842,7 +3842,7 @@
         </w:tc>
         <w:tc>
           <w:tcPr>
-            <w:tcW w:w="5127" w:type="dxa"/>
+            <w:tcW w:w="5122" w:type="dxa"/>
           </w:tcPr>
           <w:p>
             <w:pPr>
@@ -3911,7 +3911,7 @@
         </w:tc>
         <w:tc>
           <w:tcPr>
-            <w:tcW w:w="1195" w:type="dxa"/>
+            <w:tcW w:w="1197" w:type="dxa"/>
             <w:shd w:val="clear" w:color="auto" w:fill="F3F6F8"/>
           </w:tcPr>
           <w:p>
@@ -3929,7 +3929,7 @@
         </w:tc>
         <w:tc>
           <w:tcPr>
-            <w:tcW w:w="2054" w:type="dxa"/>
+            <w:tcW w:w="2057" w:type="dxa"/>
             <w:shd w:val="clear" w:color="auto" w:fill="F3F6F8"/>
           </w:tcPr>
           <w:p>
@@ -3947,7 +3947,7 @@
         </w:tc>
         <w:tc>
           <w:tcPr>
-            <w:tcW w:w="5127" w:type="dxa"/>
+            <w:tcW w:w="5122" w:type="dxa"/>
             <w:shd w:val="clear" w:color="auto" w:fill="F3F6F8"/>
           </w:tcPr>
           <w:p>
@@ -3983,6 +3983,94 @@
           </w:p>
         </w:tc>
       </w:tr>
+      <w:tr>
+        <w:trPr>
+          <w:cantSplit/>
+          <w:jc w:val="center"/>
+        </w:trPr>
+        <w:tc>
+          <w:tcPr>
+            <w:tcW w:w="984" w:type="dxa"/>
+          </w:tcPr>
+          <w:p>
+            <w:pPr>
+              <w:spacing w:before="20" w:after="20" w:line="252" w:lineRule="auto"/>
+              <w:jc w:val="center"/>
+            </w:pPr>
+            <w:r>
+              <w:rPr>
+                <w:b/>
+                <w:sz w:val="17"/>
+              </w:rPr>
+              <w:t>3.8</w:t>
+            </w:r>
+          </w:p>
+        </w:tc>
+        <w:tc>
+          <w:tcPr>
+            <w:tcW w:w="1197" w:type="dxa"/>
+          </w:tcPr>
+          <w:p>
+            <w:pPr>
+              <w:spacing w:before="20" w:after="20" w:line="252" w:lineRule="auto"/>
+              <w:jc w:val="center"/>
+            </w:pPr>
+            <w:r>
+              <w:rPr>
+                <w:sz w:val="17"/>
+              </w:rPr>
+              <w:t>October 14, 2026</w:t>
+            </w:r>
+          </w:p>
+        </w:tc>
+        <w:tc>
+          <w:tcPr>
+            <w:tcW w:w="2057" w:type="dxa"/>
+          </w:tcPr>
+          <w:p>
+            <w:pPr>
+              <w:spacing w:before="20" w:after="20" w:line="252" w:lineRule="auto"/>
+              <w:jc w:val="center"/>
+            </w:pPr>
+            <w:r>
+              <w:rPr>
+                <w:sz w:val="17"/>
+              </w:rPr>
+              <w:t>Capstone Team (Claude, card 31)</w:t>
+            </w:r>
+          </w:p>
+        </w:tc>
+        <w:tc>
+          <w:tcPr>
+            <w:tcW w:w="5122" w:type="dxa"/>
+          </w:tcPr>
+          <w:p>
+            <w:pPr>
+              <w:spacing w:before="20" w:after="20" w:line="252" w:lineRule="auto"/>
+            </w:pPr>
+            <w:r>
+              <w:rPr>
+                <w:sz w:val="17"/>
+              </w:rPr>
+              <w:t>Synchronized with debug APK H (</w:t>
+            </w:r>
+            <w:r>
+              <w:rPr>
+                <w:rFonts w:ascii="Consolas" w:eastAsia="Consolas" w:hAnsi="Consolas" w:cs="Consolas"/>
+                <w:color w:val="1F3A3D"/>
+                <w:sz w:val="16"/>
+              </w:rPr>
+              <w:t>0320385</w:t>
+            </w:r>
+            <w:r>
+              <w:rPr>
+                <w:sz w:val="17"/>
+              </w:rPr>
+              <w:t>) after card 31 ran before the submission (team directive 2026-10-13). No requirement text changed. §4.1 now lists 433 unit tests and the new checks: NFR-ACC-02 on the map (16 sp text, 64 dp buttons) and on the splash; FR-13's tile deal; FR-02 and FR-03 one message at a time. The calmer sound set and Lily's shorter lines (cards 31b, 31c) wait for the team lead's listening review and are not in APK H.</w:t>
+            </w:r>
+          </w:p>
+        </w:tc>
+      </w:tr>
     </w:tbl>
     <w:p>
       <w:pPr>
@@ -3993,7 +4081,7 @@
       <w:pPr>
         <w:pStyle w:val="Heading1"/>
       </w:pPr>
-      <w:bookmarkStart w:id="1" w:name="_Toc242819045"/>
+      <w:bookmarkStart w:id="1" w:name="_Toc242850131"/>
       <w:r>
         <w:t>1. Introduction</w:t>
       </w:r>
@@ -4003,7 +4091,7 @@
       <w:pPr>
         <w:pStyle w:val="Heading2"/>
       </w:pPr>
-      <w:bookmarkStart w:id="2" w:name="_Toc242819046"/>
+      <w:bookmarkStart w:id="2" w:name="_Toc242850132"/>
       <w:r>
         <w:t>1.1 Purpose</w:t>
       </w:r>
@@ -4027,7 +4115,7 @@
       <w:pPr>
         <w:pStyle w:val="Heading2"/>
       </w:pPr>
-      <w:bookmarkStart w:id="3" w:name="_Toc242819047"/>
+      <w:bookmarkStart w:id="3" w:name="_Toc242850133"/>
       <w:r>
         <w:t>1.2 Scope and Pedagogical Boundaries</w:t>
       </w:r>
@@ -4299,7 +4387,7 @@
       <w:pPr>
         <w:pStyle w:val="Heading2"/>
       </w:pPr>
-      <w:bookmarkStart w:id="4" w:name="_Toc242819048"/>
+      <w:bookmarkStart w:id="4" w:name="_Toc242850134"/>
       <w:r>
         <w:t>1.3 Definitions, Acronyms, and Abbreviations</w:t>
       </w:r>
@@ -4663,7 +4751,7 @@
       <w:pPr>
         <w:pStyle w:val="Heading2"/>
       </w:pPr>
-      <w:bookmarkStart w:id="5" w:name="_Toc242819049"/>
+      <w:bookmarkStart w:id="5" w:name="_Toc242850135"/>
       <w:r>
         <w:t>1.4 References</w:t>
       </w:r>
@@ -4853,7 +4941,7 @@
       <w:pPr>
         <w:pStyle w:val="Heading1"/>
       </w:pPr>
-      <w:bookmarkStart w:id="6" w:name="_Toc242819050"/>
+      <w:bookmarkStart w:id="6" w:name="_Toc242850136"/>
       <w:r>
         <w:t>2. Overall Description</w:t>
       </w:r>
@@ -4863,7 +4951,7 @@
       <w:pPr>
         <w:pStyle w:val="Heading2"/>
       </w:pPr>
-      <w:bookmarkStart w:id="7" w:name="_Toc242819051"/>
+      <w:bookmarkStart w:id="7" w:name="_Toc242850137"/>
       <w:r>
         <w:t>2.1 Product Perspective &amp; System Context</w:t>
       </w:r>
@@ -4988,7 +5076,7 @@
       <w:pPr>
         <w:pStyle w:val="Heading2"/>
       </w:pPr>
-      <w:bookmarkStart w:id="8" w:name="_Toc242819052"/>
+      <w:bookmarkStart w:id="8" w:name="_Toc242850138"/>
       <w:r>
         <w:t>2.2 User Characteristics and Personas</w:t>
       </w:r>
@@ -5070,7 +5158,7 @@
       <w:pPr>
         <w:pStyle w:val="Heading2"/>
       </w:pPr>
-      <w:bookmarkStart w:id="9" w:name="_Toc242819053"/>
+      <w:bookmarkStart w:id="9" w:name="_Toc242850139"/>
       <w:r>
         <w:t>2.3 General Constraints &amp; Policies</w:t>
       </w:r>
@@ -5174,7 +5262,7 @@
       <w:pPr>
         <w:pStyle w:val="Heading2"/>
       </w:pPr>
-      <w:bookmarkStart w:id="10" w:name="_Toc242819054"/>
+      <w:bookmarkStart w:id="10" w:name="_Toc242850140"/>
       <w:r>
         <w:t>2.4 Assumptions and Dependencies</w:t>
       </w:r>
@@ -5250,7 +5338,7 @@
         <w:pStyle w:val="Heading2"/>
         <w:pageBreakBefore/>
       </w:pPr>
-      <w:bookmarkStart w:id="11" w:name="_Toc242819055"/>
+      <w:bookmarkStart w:id="11" w:name="_Toc242850141"/>
       <w:r>
         <w:t>2.5 Use Case Model</w:t>
       </w:r>
@@ -5380,7 +5468,7 @@
           <w:noProof/>
         </w:rPr>
         <w:drawing>
-          <wp:inline distT="0" distB="0" distL="0" distR="0" wp14:anchorId="7B1CECE1" wp14:editId="1FB86C60">
+          <wp:inline distT="0" distB="0" distL="0" distR="0" wp14:anchorId="701868CC" wp14:editId="73793F7C">
             <wp:extent cx="3203455" cy="5394960"/>
             <wp:effectExtent l="0" t="0" r="0" b="0"/>
             <wp:docPr id="1" name="Picture 1"/>
@@ -5443,7 +5531,7 @@
       <w:pPr>
         <w:pStyle w:val="Heading1"/>
       </w:pPr>
-      <w:bookmarkStart w:id="12" w:name="_Toc242819056"/>
+      <w:bookmarkStart w:id="12" w:name="_Toc242850142"/>
       <w:r>
         <w:t>3. Specific Requirements</w:t>
       </w:r>
@@ -5453,7 +5541,7 @@
       <w:pPr>
         <w:pStyle w:val="Heading2"/>
       </w:pPr>
-      <w:bookmarkStart w:id="13" w:name="_Toc242819057"/>
+      <w:bookmarkStart w:id="13" w:name="_Toc242850143"/>
       <w:r>
         <w:t>3.1 External Interface Requirements</w:t>
       </w:r>
@@ -5463,7 +5551,7 @@
       <w:pPr>
         <w:pStyle w:val="Heading3"/>
       </w:pPr>
-      <w:bookmarkStart w:id="14" w:name="_Toc242819058"/>
+      <w:bookmarkStart w:id="14" w:name="_Toc242850144"/>
       <w:r>
         <w:t>3.1.1 Hardware Interfaces</w:t>
       </w:r>
@@ -5521,7 +5609,7 @@
       <w:pPr>
         <w:pStyle w:val="Heading3"/>
       </w:pPr>
-      <w:bookmarkStart w:id="15" w:name="_Toc242819059"/>
+      <w:bookmarkStart w:id="15" w:name="_Toc242850145"/>
       <w:r>
         <w:t>3.1.2 Software Interfaces</w:t>
       </w:r>
@@ -5649,7 +5737,7 @@
       <w:pPr>
         <w:pStyle w:val="Heading3"/>
       </w:pPr>
-      <w:bookmarkStart w:id="16" w:name="_Toc242819060"/>
+      <w:bookmarkStart w:id="16" w:name="_Toc242850146"/>
       <w:r>
         <w:t>3.1.3 Communications Interfaces</w:t>
       </w:r>
@@ -5677,7 +5765,7 @@
       <w:pPr>
         <w:pStyle w:val="Heading2"/>
       </w:pPr>
-      <w:bookmarkStart w:id="17" w:name="_Toc242819061"/>
+      <w:bookmarkStart w:id="17" w:name="_Toc242850147"/>
       <w:r>
         <w:t>3.2 Refactored Functional Requirements (FR)</w:t>
       </w:r>
@@ -5687,7 +5775,7 @@
       <w:pPr>
         <w:pStyle w:val="Heading3"/>
       </w:pPr>
-      <w:bookmarkStart w:id="18" w:name="_Toc242819062"/>
+      <w:bookmarkStart w:id="18" w:name="_Toc242850148"/>
       <w:r>
         <w:t>Module 1: Letter-Sound Acquisition ("Hear It")</w:t>
       </w:r>
@@ -6274,7 +6362,7 @@
       <w:pPr>
         <w:pStyle w:val="Heading3"/>
       </w:pPr>
-      <w:bookmarkStart w:id="19" w:name="_Toc242819063"/>
+      <w:bookmarkStart w:id="19" w:name="_Toc242850149"/>
       <w:r>
         <w:t>Module 2: Speech Production &amp; Formative Tutoring ("Say It")</w:t>
       </w:r>
@@ -7029,7 +7117,7 @@
       <w:pPr>
         <w:pStyle w:val="Heading3"/>
       </w:pPr>
-      <w:bookmarkStart w:id="20" w:name="_Toc242819064"/>
+      <w:bookmarkStart w:id="20" w:name="_Toc242850150"/>
       <w:r>
         <w:t>Module 3: Phoneme Discrimination ("Find It")</w:t>
       </w:r>
@@ -7151,7 +7239,7 @@
       <w:pPr>
         <w:pStyle w:val="Heading3"/>
       </w:pPr>
-      <w:bookmarkStart w:id="21" w:name="_Toc242819065"/>
+      <w:bookmarkStart w:id="21" w:name="_Toc242850151"/>
       <w:r>
         <w:t>Module 4: Word Construction Checkpoint ("Blend It")</w:t>
       </w:r>
@@ -7603,7 +7691,7 @@
       <w:pPr>
         <w:pStyle w:val="Heading3"/>
       </w:pPr>
-      <w:bookmarkStart w:id="22" w:name="_Toc242819066"/>
+      <w:bookmarkStart w:id="22" w:name="_Toc242850152"/>
       <w:r>
         <w:t>Module 5: Mastery Progression, Gamification &amp; Multi-Profile</w:t>
       </w:r>
@@ -7962,7 +8050,7 @@
       <w:pPr>
         <w:pStyle w:val="Heading3"/>
       </w:pPr>
-      <w:bookmarkStart w:id="23" w:name="_Toc242819067"/>
+      <w:bookmarkStart w:id="23" w:name="_Toc242850153"/>
       <w:r>
         <w:t>Module 6: Telemetry, Parent Dashboard &amp; Diagnostics</w:t>
       </w:r>
@@ -8513,7 +8601,7 @@
       <w:pPr>
         <w:pStyle w:val="Heading2"/>
       </w:pPr>
-      <w:bookmarkStart w:id="24" w:name="_Toc242819068"/>
+      <w:bookmarkStart w:id="24" w:name="_Toc242850154"/>
       <w:r>
         <w:t>3.3 Non-Functional Requirements (NFR)</w:t>
       </w:r>
@@ -8523,7 +8611,7 @@
       <w:pPr>
         <w:pStyle w:val="Heading3"/>
       </w:pPr>
-      <w:bookmarkStart w:id="25" w:name="_Toc242819069"/>
+      <w:bookmarkStart w:id="25" w:name="_Toc242850155"/>
       <w:r>
         <w:t>3.3.1 Acoustic Quality &amp; Speech Recognition Performance</w:t>
       </w:r>
@@ -9044,7 +9132,7 @@
       <w:pPr>
         <w:pStyle w:val="Heading3"/>
       </w:pPr>
-      <w:bookmarkStart w:id="26" w:name="_Toc242819070"/>
+      <w:bookmarkStart w:id="26" w:name="_Toc242850156"/>
       <w:r>
         <w:t>3.3.2 Pedagogical Usability &amp; Accessibility</w:t>
       </w:r>
@@ -9425,7 +9513,7 @@
       <w:pPr>
         <w:pStyle w:val="Heading3"/>
       </w:pPr>
-      <w:bookmarkStart w:id="27" w:name="_Toc242819071"/>
+      <w:bookmarkStart w:id="27" w:name="_Toc242850157"/>
       <w:r>
         <w:t>3.3.3 Reliability, Offline Security &amp; Architecture</w:t>
       </w:r>
@@ -9545,7 +9633,7 @@
       <w:pPr>
         <w:pStyle w:val="Heading1"/>
       </w:pPr>
-      <w:bookmarkStart w:id="28" w:name="_Toc242819072"/>
+      <w:bookmarkStart w:id="28" w:name="_Toc242850158"/>
       <w:r>
         <w:t>4. Requirements Traceability Matrix (RTM v3.0)</w:t>
       </w:r>
@@ -12995,9 +13083,9 @@
       <w:pPr>
         <w:pStyle w:val="Heading2"/>
       </w:pPr>
-      <w:bookmarkStart w:id="29" w:name="_Toc242819073"/>
-      <w:r>
-        <w:t>4.1 Automated Test Coverage of Refactored Requirements (RTM v3.3, checked 2026-10-13)</w:t>
+      <w:bookmarkStart w:id="29" w:name="_Toc242850159"/>
+      <w:r>
+        <w:t>4.1 Automated Test Coverage of Refactored Requirements (RTM v3.3, checked 2026-10-14)</w:t>
       </w:r>
       <w:bookmarkEnd w:id="29"/>
     </w:p>
@@ -13025,10 +13113,10 @@
           <w:color w:val="1F3A3D"/>
           <w:sz w:val="19"/>
         </w:rPr>
-        <w:t>89604d7</w:t>
-      </w:r>
-      <w:r>
-        <w:t xml:space="preserve">, the code of debug APK G; </w:t>
+        <w:t>0320385</w:t>
+      </w:r>
+      <w:r>
+        <w:t xml:space="preserve">, the code of debug APK H; </w:t>
       </w:r>
       <w:r>
         <w:rPr>
@@ -13039,7 +13127,7 @@
         <w:t>./gradlew testDebugUnitTest</w:t>
       </w:r>
       <w:r>
-        <w:t>: 409 tests, 0 failures, 6 font-scale checks skipped on the 360x640 profile by design). It complements, and does not replace, the field verification targets in §4.</w:t>
+        <w:t>: 433 tests, 0 failures, 6 font-scale checks skipped on the 360x640 profile by design). It complements, and does not replace, the field verification targets in §4.</w:t>
       </w:r>
     </w:p>
     <w:tbl>
@@ -13064,10 +13152,10 @@
         <w:tblLook w:val="04A0" w:firstRow="1" w:lastRow="0" w:firstColumn="1" w:lastColumn="0" w:noHBand="0" w:noVBand="1"/>
       </w:tblPr>
       <w:tblGrid>
-        <w:gridCol w:w="1178"/>
-        <w:gridCol w:w="2799"/>
-        <w:gridCol w:w="2784"/>
-        <w:gridCol w:w="2599"/>
+        <w:gridCol w:w="1175"/>
+        <w:gridCol w:w="2756"/>
+        <w:gridCol w:w="2863"/>
+        <w:gridCol w:w="2566"/>
       </w:tblGrid>
       <w:tr>
         <w:trPr>
@@ -13076,7 +13164,7 @@
         </w:trPr>
         <w:tc>
           <w:tcPr>
-            <w:tcW w:w="1178" w:type="dxa"/>
+            <w:tcW w:w="1175" w:type="dxa"/>
             <w:shd w:val="clear" w:color="auto" w:fill="1F3A3D"/>
           </w:tcPr>
           <w:p>
@@ -13096,7 +13184,7 @@
         </w:tc>
         <w:tc>
           <w:tcPr>
-            <w:tcW w:w="2799" w:type="dxa"/>
+            <w:tcW w:w="2756" w:type="dxa"/>
             <w:shd w:val="clear" w:color="auto" w:fill="1F3A3D"/>
           </w:tcPr>
           <w:p>
@@ -13115,7 +13203,7 @@
         </w:tc>
         <w:tc>
           <w:tcPr>
-            <w:tcW w:w="2784" w:type="dxa"/>
+            <w:tcW w:w="2863" w:type="dxa"/>
             <w:shd w:val="clear" w:color="auto" w:fill="1F3A3D"/>
           </w:tcPr>
           <w:p>
@@ -13134,7 +13222,7 @@
         </w:tc>
         <w:tc>
           <w:tcPr>
-            <w:tcW w:w="2599" w:type="dxa"/>
+            <w:tcW w:w="2566" w:type="dxa"/>
             <w:shd w:val="clear" w:color="auto" w:fill="1F3A3D"/>
           </w:tcPr>
           <w:p>
@@ -13159,7 +13247,7 @@
         </w:trPr>
         <w:tc>
           <w:tcPr>
-            <w:tcW w:w="1178" w:type="dxa"/>
+            <w:tcW w:w="1175" w:type="dxa"/>
           </w:tcPr>
           <w:p>
             <w:pPr>
@@ -13177,7 +13265,7 @@
         </w:tc>
         <w:tc>
           <w:tcPr>
-            <w:tcW w:w="2799" w:type="dxa"/>
+            <w:tcW w:w="2756" w:type="dxa"/>
           </w:tcPr>
           <w:p>
             <w:pPr>
@@ -13229,7 +13317,7 @@
         </w:tc>
         <w:tc>
           <w:tcPr>
-            <w:tcW w:w="2784" w:type="dxa"/>
+            <w:tcW w:w="2863" w:type="dxa"/>
           </w:tcPr>
           <w:p>
             <w:pPr>
@@ -13271,11 +13359,31 @@
               </w:rPr>
               <w:t>AudioResolverTest</w:t>
             </w:r>
+            <w:r>
+              <w:rPr>
+                <w:sz w:val="17"/>
+              </w:rPr>
+              <w:t xml:space="preserve">, </w:t>
+            </w:r>
+            <w:r>
+              <w:rPr>
+                <w:rFonts w:ascii="Consolas" w:eastAsia="Consolas" w:hAnsi="Consolas" w:cs="Consolas"/>
+                <w:color w:val="1F3A3D"/>
+                <w:sz w:val="16"/>
+              </w:rPr>
+              <w:t>HearItScreenFocusTest</w:t>
+            </w:r>
+            <w:r>
+              <w:rPr>
+                <w:sz w:val="17"/>
+              </w:rPr>
+              <w:t xml:space="preserve"> (one "Sound: /m/" while playing; the play button keeps its colour)</w:t>
+            </w:r>
           </w:p>
         </w:tc>
         <w:tc>
           <w:tcPr>
-            <w:tcW w:w="2599" w:type="dxa"/>
+            <w:tcW w:w="2566" w:type="dxa"/>
           </w:tcPr>
           <w:p>
             <w:pPr>
@@ -13297,7 +13405,7 @@
         </w:trPr>
         <w:tc>
           <w:tcPr>
-            <w:tcW w:w="1178" w:type="dxa"/>
+            <w:tcW w:w="1175" w:type="dxa"/>
             <w:shd w:val="clear" w:color="auto" w:fill="F3F6F8"/>
           </w:tcPr>
           <w:p>
@@ -13316,7 +13424,7 @@
         </w:tc>
         <w:tc>
           <w:tcPr>
-            <w:tcW w:w="2799" w:type="dxa"/>
+            <w:tcW w:w="2756" w:type="dxa"/>
             <w:shd w:val="clear" w:color="auto" w:fill="F3F6F8"/>
           </w:tcPr>
           <w:p>
@@ -13405,7 +13513,7 @@
         </w:tc>
         <w:tc>
           <w:tcPr>
-            <w:tcW w:w="2784" w:type="dxa"/>
+            <w:tcW w:w="2863" w:type="dxa"/>
             <w:shd w:val="clear" w:color="auto" w:fill="F3F6F8"/>
           </w:tcPr>
           <w:p>
@@ -13462,11 +13570,45 @@
               </w:rPr>
               <w:t>SayItFeedbackCopyTest</w:t>
             </w:r>
+            <w:r>
+              <w:rPr>
+                <w:sz w:val="17"/>
+              </w:rPr>
+              <w:t xml:space="preserve">, </w:t>
+            </w:r>
+            <w:r>
+              <w:rPr>
+                <w:rFonts w:ascii="Consolas" w:eastAsia="Consolas" w:hAnsi="Consolas" w:cs="Consolas"/>
+                <w:color w:val="1F3A3D"/>
+                <w:sz w:val="16"/>
+              </w:rPr>
+              <w:t>LayoutMatrixTest</w:t>
+            </w:r>
+            <w:r>
+              <w:rPr>
+                <w:sz w:val="17"/>
+              </w:rPr>
+              <w:t xml:space="preserve"> (</w:t>
+            </w:r>
+            <w:r>
+              <w:rPr>
+                <w:rFonts w:ascii="Consolas" w:eastAsia="Consolas" w:hAnsi="Consolas" w:cs="Consolas"/>
+                <w:color w:val="1F3A3D"/>
+                <w:sz w:val="16"/>
+              </w:rPr>
+              <w:t>sayIt_​mouthCueBesideMic</w:t>
+            </w:r>
+            <w:r>
+              <w:rPr>
+                <w:sz w:val="17"/>
+              </w:rPr>
+              <w:t>: the feedback is one plain line under the mic)</w:t>
+            </w:r>
           </w:p>
         </w:tc>
         <w:tc>
           <w:tcPr>
-            <w:tcW w:w="2599" w:type="dxa"/>
+            <w:tcW w:w="2566" w:type="dxa"/>
             <w:shd w:val="clear" w:color="auto" w:fill="F3F6F8"/>
           </w:tcPr>
           <w:p>
@@ -13489,7 +13631,7 @@
         </w:trPr>
         <w:tc>
           <w:tcPr>
-            <w:tcW w:w="1178" w:type="dxa"/>
+            <w:tcW w:w="1175" w:type="dxa"/>
           </w:tcPr>
           <w:p>
             <w:pPr>
@@ -13507,7 +13649,7 @@
         </w:tc>
         <w:tc>
           <w:tcPr>
-            <w:tcW w:w="2799" w:type="dxa"/>
+            <w:tcW w:w="2756" w:type="dxa"/>
           </w:tcPr>
           <w:p>
             <w:pPr>
@@ -13567,7 +13709,7 @@
         </w:tc>
         <w:tc>
           <w:tcPr>
-            <w:tcW w:w="2784" w:type="dxa"/>
+            <w:tcW w:w="2863" w:type="dxa"/>
           </w:tcPr>
           <w:p>
             <w:pPr>
@@ -13661,7 +13803,7 @@
         </w:tc>
         <w:tc>
           <w:tcPr>
-            <w:tcW w:w="2599" w:type="dxa"/>
+            <w:tcW w:w="2566" w:type="dxa"/>
           </w:tcPr>
           <w:p>
             <w:pPr>
@@ -13683,7 +13825,7 @@
         </w:trPr>
         <w:tc>
           <w:tcPr>
-            <w:tcW w:w="1178" w:type="dxa"/>
+            <w:tcW w:w="1175" w:type="dxa"/>
             <w:shd w:val="clear" w:color="auto" w:fill="F3F6F8"/>
           </w:tcPr>
           <w:p>
@@ -13702,7 +13844,7 @@
         </w:tc>
         <w:tc>
           <w:tcPr>
-            <w:tcW w:w="2799" w:type="dxa"/>
+            <w:tcW w:w="2756" w:type="dxa"/>
             <w:shd w:val="clear" w:color="auto" w:fill="F3F6F8"/>
           </w:tcPr>
           <w:p>
@@ -13825,7 +13967,7 @@
         </w:tc>
         <w:tc>
           <w:tcPr>
-            <w:tcW w:w="2784" w:type="dxa"/>
+            <w:tcW w:w="2863" w:type="dxa"/>
             <w:shd w:val="clear" w:color="auto" w:fill="F3F6F8"/>
           </w:tcPr>
           <w:p>
@@ -13938,11 +14080,31 @@
               </w:rPr>
               <w:t>VoiceCreditTest</w:t>
             </w:r>
+            <w:r>
+              <w:rPr>
+                <w:sz w:val="17"/>
+              </w:rPr>
+              <w:t xml:space="preserve">, </w:t>
+            </w:r>
+            <w:r>
+              <w:rPr>
+                <w:rFonts w:ascii="Consolas" w:eastAsia="Consolas" w:hAnsi="Consolas" w:cs="Consolas"/>
+                <w:color w:val="1F3A3D"/>
+                <w:sz w:val="16"/>
+              </w:rPr>
+              <w:t>BlendItTileDealTest</w:t>
+            </w:r>
+            <w:r>
+              <w:rPr>
+                <w:sz w:val="17"/>
+              </w:rPr>
+              <w:t xml:space="preserve"> (tiles never dealt solved)</w:t>
+            </w:r>
           </w:p>
         </w:tc>
         <w:tc>
           <w:tcPr>
-            <w:tcW w:w="2599" w:type="dxa"/>
+            <w:tcW w:w="2566" w:type="dxa"/>
             <w:shd w:val="clear" w:color="auto" w:fill="F3F6F8"/>
           </w:tcPr>
           <w:p>
@@ -13965,7 +14127,7 @@
         </w:trPr>
         <w:tc>
           <w:tcPr>
-            <w:tcW w:w="1178" w:type="dxa"/>
+            <w:tcW w:w="1175" w:type="dxa"/>
           </w:tcPr>
           <w:p>
             <w:pPr>
@@ -13983,7 +14145,7 @@
         </w:tc>
         <w:tc>
           <w:tcPr>
-            <w:tcW w:w="2799" w:type="dxa"/>
+            <w:tcW w:w="2756" w:type="dxa"/>
           </w:tcPr>
           <w:p>
             <w:pPr>
@@ -14021,7 +14183,7 @@
         </w:tc>
         <w:tc>
           <w:tcPr>
-            <w:tcW w:w="2784" w:type="dxa"/>
+            <w:tcW w:w="2863" w:type="dxa"/>
           </w:tcPr>
           <w:p>
             <w:pPr>
@@ -14053,7 +14215,7 @@
         </w:tc>
         <w:tc>
           <w:tcPr>
-            <w:tcW w:w="2599" w:type="dxa"/>
+            <w:tcW w:w="2566" w:type="dxa"/>
           </w:tcPr>
           <w:p>
             <w:pPr>
@@ -14075,7 +14237,7 @@
         </w:trPr>
         <w:tc>
           <w:tcPr>
-            <w:tcW w:w="1178" w:type="dxa"/>
+            <w:tcW w:w="1175" w:type="dxa"/>
             <w:shd w:val="clear" w:color="auto" w:fill="F3F6F8"/>
           </w:tcPr>
           <w:p>
@@ -14094,7 +14256,7 @@
         </w:tc>
         <w:tc>
           <w:tcPr>
-            <w:tcW w:w="2799" w:type="dxa"/>
+            <w:tcW w:w="2756" w:type="dxa"/>
             <w:shd w:val="clear" w:color="auto" w:fill="F3F6F8"/>
           </w:tcPr>
           <w:p>
@@ -14155,7 +14317,7 @@
         </w:tc>
         <w:tc>
           <w:tcPr>
-            <w:tcW w:w="2784" w:type="dxa"/>
+            <w:tcW w:w="2863" w:type="dxa"/>
             <w:shd w:val="clear" w:color="auto" w:fill="F3F6F8"/>
           </w:tcPr>
           <w:p>
@@ -14306,7 +14468,7 @@
         </w:tc>
         <w:tc>
           <w:tcPr>
-            <w:tcW w:w="2599" w:type="dxa"/>
+            <w:tcW w:w="2566" w:type="dxa"/>
             <w:shd w:val="clear" w:color="auto" w:fill="F3F6F8"/>
           </w:tcPr>
           <w:p>
@@ -14329,7 +14491,7 @@
         </w:trPr>
         <w:tc>
           <w:tcPr>
-            <w:tcW w:w="1178" w:type="dxa"/>
+            <w:tcW w:w="1175" w:type="dxa"/>
           </w:tcPr>
           <w:p>
             <w:pPr>
@@ -14347,7 +14509,7 @@
         </w:tc>
         <w:tc>
           <w:tcPr>
-            <w:tcW w:w="2799" w:type="dxa"/>
+            <w:tcW w:w="2756" w:type="dxa"/>
           </w:tcPr>
           <w:p>
             <w:pPr>
@@ -14427,7 +14589,7 @@
         </w:tc>
         <w:tc>
           <w:tcPr>
-            <w:tcW w:w="2784" w:type="dxa"/>
+            <w:tcW w:w="2863" w:type="dxa"/>
           </w:tcPr>
           <w:p>
             <w:pPr>
@@ -14473,7 +14635,7 @@
               <w:rPr>
                 <w:sz w:val="17"/>
               </w:rPr>
-              <w:t xml:space="preserve"> (4 sizes, font scale 1.3), </w:t>
+              <w:t xml:space="preserve"> (4 sizes, font scale 1.3; </w:t>
             </w:r>
             <w:r>
               <w:rPr>
@@ -14481,13 +14643,69 @@
                 <w:color w:val="1F3A3D"/>
                 <w:sz w:val="16"/>
               </w:rPr>
+              <w:t>map_​buttonsAre64dp</w:t>
+            </w:r>
+            <w:r>
+              <w:rPr>
+                <w:sz w:val="17"/>
+              </w:rPr>
+              <w:t xml:space="preserve">, </w:t>
+            </w:r>
+            <w:r>
+              <w:rPr>
+                <w:rFonts w:ascii="Consolas" w:eastAsia="Consolas" w:hAnsi="Consolas" w:cs="Consolas"/>
+                <w:color w:val="1F3A3D"/>
+                <w:sz w:val="16"/>
+              </w:rPr>
+              <w:t>splash_​lilyFaceClearOfStart</w:t>
+            </w:r>
+            <w:r>
+              <w:rPr>
+                <w:sz w:val="17"/>
+              </w:rPr>
+              <w:t xml:space="preserve">), </w:t>
+            </w:r>
+            <w:r>
+              <w:rPr>
+                <w:rFonts w:ascii="Consolas" w:eastAsia="Consolas" w:hAnsi="Consolas" w:cs="Consolas"/>
+                <w:color w:val="1F3A3D"/>
+                <w:sz w:val="16"/>
+              </w:rPr>
               <w:t>TopStatsBarLayoutTest</w:t>
             </w:r>
             <w:r>
               <w:rPr>
                 <w:sz w:val="17"/>
               </w:rPr>
-              <w:t xml:space="preserve">, </w:t>
+              <w:t xml:space="preserve"> (greeting never cut, 64 dp card and dialog close buttons), </w:t>
+            </w:r>
+            <w:r>
+              <w:rPr>
+                <w:rFonts w:ascii="Consolas" w:eastAsia="Consolas" w:hAnsi="Consolas" w:cs="Consolas"/>
+                <w:color w:val="1F3A3D"/>
+                <w:sz w:val="16"/>
+              </w:rPr>
+              <w:t>MapTextFloorTest</w:t>
+            </w:r>
+            <w:r>
+              <w:rPr>
+                <w:sz w:val="17"/>
+              </w:rPr>
+              <w:t xml:space="preserve"> (no map text under 16 sp), </w:t>
+            </w:r>
+            <w:r>
+              <w:rPr>
+                <w:rFonts w:ascii="Consolas" w:eastAsia="Consolas" w:hAnsi="Consolas" w:cs="Consolas"/>
+                <w:color w:val="1F3A3D"/>
+                <w:sz w:val="16"/>
+              </w:rPr>
+              <w:t>SplashScreenTest</w:t>
+            </w:r>
+            <w:r>
+              <w:rPr>
+                <w:sz w:val="17"/>
+              </w:rPr>
+              <w:t xml:space="preserve"> (reduced motion), </w:t>
             </w:r>
             <w:r>
               <w:rPr>
@@ -14543,7 +14761,7 @@
         </w:tc>
         <w:tc>
           <w:tcPr>
-            <w:tcW w:w="2599" w:type="dxa"/>
+            <w:tcW w:w="2566" w:type="dxa"/>
           </w:tcPr>
           <w:p>
             <w:pPr>
@@ -14568,7 +14786,7 @@
       <w:pPr>
         <w:pStyle w:val="Heading1"/>
       </w:pPr>
-      <w:bookmarkStart w:id="30" w:name="_Toc242819074"/>
+      <w:bookmarkStart w:id="30" w:name="_Toc242850160"/>
       <w:r>
         <w:t>5. Requirements Sign-Off &amp; Verification Protocol</w:t>
       </w:r>
@@ -15069,31 +15287,31 @@
       </w:rPr>
     </w:lvl>
   </w:abstractNum>
-  <w:num w:numId="1" w16cid:durableId="1586108770">
+  <w:num w:numId="1" w16cid:durableId="1080172683">
     <w:abstractNumId w:val="8"/>
   </w:num>
-  <w:num w:numId="2" w16cid:durableId="593632730">
+  <w:num w:numId="2" w16cid:durableId="590553306">
     <w:abstractNumId w:val="6"/>
   </w:num>
-  <w:num w:numId="3" w16cid:durableId="1748769503">
+  <w:num w:numId="3" w16cid:durableId="206912781">
     <w:abstractNumId w:val="5"/>
   </w:num>
-  <w:num w:numId="4" w16cid:durableId="2051760965">
+  <w:num w:numId="4" w16cid:durableId="1913466066">
     <w:abstractNumId w:val="4"/>
   </w:num>
-  <w:num w:numId="5" w16cid:durableId="496656238">
+  <w:num w:numId="5" w16cid:durableId="359359528">
     <w:abstractNumId w:val="7"/>
   </w:num>
-  <w:num w:numId="6" w16cid:durableId="1682925820">
+  <w:num w:numId="6" w16cid:durableId="1503735017">
     <w:abstractNumId w:val="3"/>
   </w:num>
-  <w:num w:numId="7" w16cid:durableId="376778135">
+  <w:num w:numId="7" w16cid:durableId="1219781557">
     <w:abstractNumId w:val="2"/>
   </w:num>
-  <w:num w:numId="8" w16cid:durableId="467431134">
+  <w:num w:numId="8" w16cid:durableId="751123407">
     <w:abstractNumId w:val="1"/>
   </w:num>
-  <w:num w:numId="9" w16cid:durableId="1938443173">
+  <w:num w:numId="9" w16cid:durableId="1769085251">
     <w:abstractNumId w:val="0"/>
   </w:num>
 </w:numbering>
@@ -26488,7 +26706,7 @@
     <w:autoRedefine/>
     <w:uiPriority w:val="39"/>
     <w:unhideWhenUsed/>
-    <w:rsid w:val="00F51FB0"/>
+    <w:rsid w:val="008A6D91"/>
     <w:pPr>
       <w:spacing w:after="100"/>
     </w:pPr>
@@ -26500,7 +26718,7 @@
     <w:autoRedefine/>
     <w:uiPriority w:val="39"/>
     <w:unhideWhenUsed/>
-    <w:rsid w:val="00F51FB0"/>
+    <w:rsid w:val="008A6D91"/>
     <w:pPr>
       <w:spacing w:after="100"/>
       <w:ind w:left="200"/>
@@ -26513,7 +26731,7 @@
     <w:autoRedefine/>
     <w:uiPriority w:val="39"/>
     <w:unhideWhenUsed/>
-    <w:rsid w:val="00F51FB0"/>
+    <w:rsid w:val="008A6D91"/>
     <w:pPr>
       <w:spacing w:after="100"/>
       <w:ind w:left="400"/>
@@ -26524,7 +26742,7 @@
     <w:basedOn w:val="DefaultParagraphFont"/>
     <w:uiPriority w:val="99"/>
     <w:unhideWhenUsed/>
-    <w:rsid w:val="00F51FB0"/>
+    <w:rsid w:val="008A6D91"/>
     <w:rPr>
       <w:color w:val="0000FF" w:themeColor="hyperlink"/>
       <w:u w:val="single"/>

--- a/docs/submission/playIT_SRS_v3.0.docx
+++ b/docs/submission/playIT_SRS_v3.0.docx
@@ -4,7 +4,53 @@
   <w:body>
     <w:p>
       <w:pPr>
-        <w:spacing w:before="720"/>
+        <w:spacing w:before="200" w:after="160"/>
+        <w:jc w:val="center"/>
+      </w:pPr>
+      <w:r>
+        <w:rPr>
+          <w:noProof/>
+        </w:rPr>
+        <w:drawing>
+          <wp:inline distT="0" distB="0" distL="0" distR="0" wp14:anchorId="301694F8" wp14:editId="6D5DBA71">
+            <wp:extent cx="1463040" cy="1034415"/>
+            <wp:effectExtent l="0" t="0" r="0" b="0"/>
+            <wp:docPr id="1" name="Picture 1"/>
+            <wp:cNvGraphicFramePr>
+              <a:graphicFrameLocks xmlns:a="http://schemas.openxmlformats.org/drawingml/2006/main" noChangeAspect="1"/>
+            </wp:cNvGraphicFramePr>
+            <a:graphic xmlns:a="http://schemas.openxmlformats.org/drawingml/2006/main">
+              <a:graphicData uri="http://schemas.openxmlformats.org/drawingml/2006/picture">
+                <pic:pic xmlns:pic="http://schemas.openxmlformats.org/drawingml/2006/picture">
+                  <pic:nvPicPr>
+                    <pic:cNvPr id="0" name="logocit-1.png"/>
+                    <pic:cNvPicPr/>
+                  </pic:nvPicPr>
+                  <pic:blipFill>
+                    <a:blip r:embed="rId8"/>
+                    <a:stretch>
+                      <a:fillRect/>
+                    </a:stretch>
+                  </pic:blipFill>
+                  <pic:spPr>
+                    <a:xfrm>
+                      <a:off x="0" y="0"/>
+                      <a:ext cx="1463040" cy="1034415"/>
+                    </a:xfrm>
+                    <a:prstGeom prst="rect">
+                      <a:avLst/>
+                    </a:prstGeom>
+                  </pic:spPr>
+                </pic:pic>
+              </a:graphicData>
+            </a:graphic>
+          </wp:inline>
+        </w:drawing>
+      </w:r>
+    </w:p>
+    <w:p>
+      <w:pPr>
+        <w:spacing w:before="80"/>
         <w:jc w:val="center"/>
       </w:pPr>
       <w:r>
@@ -42,7 +88,7 @@
     </w:p>
     <w:p>
       <w:pPr>
-        <w:spacing w:before="1920" w:after="200"/>
+        <w:spacing w:before="960" w:after="200"/>
         <w:jc w:val="center"/>
       </w:pPr>
       <w:r>
@@ -83,7 +129,7 @@
     </w:p>
     <w:p>
       <w:pPr>
-        <w:spacing w:before="1400"/>
+        <w:spacing w:before="720"/>
       </w:pPr>
     </w:p>
     <w:tbl>
@@ -344,7 +390,7 @@
           <w:kern w:val="2"/>
           <w:sz w:val="24"/>
           <w:szCs w:val="24"/>
-          <w:lang w:val="en-PH" w:eastAsia="ja-JP"/>
+          <w:lang w:val="en-PH" w:eastAsia="en-PH"/>
           <w14:ligatures w14:val="standardContextual"/>
         </w:rPr>
       </w:pPr>
@@ -357,7 +403,7 @@
       <w:r>
         <w:fldChar w:fldCharType="separate"/>
       </w:r>
-      <w:hyperlink w:anchor="_Toc242850130" w:history="1">
+      <w:hyperlink w:anchor="_Toc242912316" w:history="1">
         <w:r>
           <w:rPr>
             <w:rStyle w:val="Hyperlink"/>
@@ -384,7 +430,7 @@
             <w:noProof/>
             <w:webHidden/>
           </w:rPr>
-          <w:instrText xml:space="preserve"> PAGEREF _Toc242850130 \h </w:instrText>
+          <w:instrText xml:space="preserve"> PAGEREF _Toc242912316 \h </w:instrText>
         </w:r>
         <w:r>
           <w:rPr>
@@ -428,11 +474,11 @@
           <w:kern w:val="2"/>
           <w:sz w:val="24"/>
           <w:szCs w:val="24"/>
-          <w:lang w:val="en-PH" w:eastAsia="ja-JP"/>
+          <w:lang w:val="en-PH" w:eastAsia="en-PH"/>
           <w14:ligatures w14:val="standardContextual"/>
         </w:rPr>
       </w:pPr>
-      <w:hyperlink w:anchor="_Toc242850131" w:history="1">
+      <w:hyperlink w:anchor="_Toc242912317" w:history="1">
         <w:r>
           <w:rPr>
             <w:rStyle w:val="Hyperlink"/>
@@ -459,7 +505,7 @@
             <w:noProof/>
             <w:webHidden/>
           </w:rPr>
-          <w:instrText xml:space="preserve"> PAGEREF _Toc242850131 \h </w:instrText>
+          <w:instrText xml:space="preserve"> PAGEREF _Toc242912317 \h </w:instrText>
         </w:r>
         <w:r>
           <w:rPr>
@@ -503,11 +549,11 @@
           <w:kern w:val="2"/>
           <w:sz w:val="24"/>
           <w:szCs w:val="24"/>
-          <w:lang w:val="en-PH" w:eastAsia="ja-JP"/>
+          <w:lang w:val="en-PH" w:eastAsia="en-PH"/>
           <w14:ligatures w14:val="standardContextual"/>
         </w:rPr>
       </w:pPr>
-      <w:hyperlink w:anchor="_Toc242850132" w:history="1">
+      <w:hyperlink w:anchor="_Toc242912318" w:history="1">
         <w:r>
           <w:rPr>
             <w:rStyle w:val="Hyperlink"/>
@@ -534,7 +580,7 @@
             <w:noProof/>
             <w:webHidden/>
           </w:rPr>
-          <w:instrText xml:space="preserve"> PAGEREF _Toc242850132 \h </w:instrText>
+          <w:instrText xml:space="preserve"> PAGEREF _Toc242912318 \h </w:instrText>
         </w:r>
         <w:r>
           <w:rPr>
@@ -578,11 +624,11 @@
           <w:kern w:val="2"/>
           <w:sz w:val="24"/>
           <w:szCs w:val="24"/>
-          <w:lang w:val="en-PH" w:eastAsia="ja-JP"/>
+          <w:lang w:val="en-PH" w:eastAsia="en-PH"/>
           <w14:ligatures w14:val="standardContextual"/>
         </w:rPr>
       </w:pPr>
-      <w:hyperlink w:anchor="_Toc242850133" w:history="1">
+      <w:hyperlink w:anchor="_Toc242912319" w:history="1">
         <w:r>
           <w:rPr>
             <w:rStyle w:val="Hyperlink"/>
@@ -609,7 +655,7 @@
             <w:noProof/>
             <w:webHidden/>
           </w:rPr>
-          <w:instrText xml:space="preserve"> PAGEREF _Toc242850133 \h </w:instrText>
+          <w:instrText xml:space="preserve"> PAGEREF _Toc242912319 \h </w:instrText>
         </w:r>
         <w:r>
           <w:rPr>
@@ -653,11 +699,11 @@
           <w:kern w:val="2"/>
           <w:sz w:val="24"/>
           <w:szCs w:val="24"/>
-          <w:lang w:val="en-PH" w:eastAsia="ja-JP"/>
+          <w:lang w:val="en-PH" w:eastAsia="en-PH"/>
           <w14:ligatures w14:val="standardContextual"/>
         </w:rPr>
       </w:pPr>
-      <w:hyperlink w:anchor="_Toc242850134" w:history="1">
+      <w:hyperlink w:anchor="_Toc242912320" w:history="1">
         <w:r>
           <w:rPr>
             <w:rStyle w:val="Hyperlink"/>
@@ -684,7 +730,7 @@
             <w:noProof/>
             <w:webHidden/>
           </w:rPr>
-          <w:instrText xml:space="preserve"> PAGEREF _Toc242850134 \h </w:instrText>
+          <w:instrText xml:space="preserve"> PAGEREF _Toc242912320 \h </w:instrText>
         </w:r>
         <w:r>
           <w:rPr>
@@ -728,11 +774,11 @@
           <w:kern w:val="2"/>
           <w:sz w:val="24"/>
           <w:szCs w:val="24"/>
-          <w:lang w:val="en-PH" w:eastAsia="ja-JP"/>
+          <w:lang w:val="en-PH" w:eastAsia="en-PH"/>
           <w14:ligatures w14:val="standardContextual"/>
         </w:rPr>
       </w:pPr>
-      <w:hyperlink w:anchor="_Toc242850135" w:history="1">
+      <w:hyperlink w:anchor="_Toc242912321" w:history="1">
         <w:r>
           <w:rPr>
             <w:rStyle w:val="Hyperlink"/>
@@ -759,7 +805,7 @@
             <w:noProof/>
             <w:webHidden/>
           </w:rPr>
-          <w:instrText xml:space="preserve"> PAGEREF _Toc242850135 \h </w:instrText>
+          <w:instrText xml:space="preserve"> PAGEREF _Toc242912321 \h </w:instrText>
         </w:r>
         <w:r>
           <w:rPr>
@@ -803,11 +849,11 @@
           <w:kern w:val="2"/>
           <w:sz w:val="24"/>
           <w:szCs w:val="24"/>
-          <w:lang w:val="en-PH" w:eastAsia="ja-JP"/>
+          <w:lang w:val="en-PH" w:eastAsia="en-PH"/>
           <w14:ligatures w14:val="standardContextual"/>
         </w:rPr>
       </w:pPr>
-      <w:hyperlink w:anchor="_Toc242850136" w:history="1">
+      <w:hyperlink w:anchor="_Toc242912322" w:history="1">
         <w:r>
           <w:rPr>
             <w:rStyle w:val="Hyperlink"/>
@@ -834,7 +880,7 @@
             <w:noProof/>
             <w:webHidden/>
           </w:rPr>
-          <w:instrText xml:space="preserve"> PAGEREF _Toc242850136 \h </w:instrText>
+          <w:instrText xml:space="preserve"> PAGEREF _Toc242912322 \h </w:instrText>
         </w:r>
         <w:r>
           <w:rPr>
@@ -878,11 +924,11 @@
           <w:kern w:val="2"/>
           <w:sz w:val="24"/>
           <w:szCs w:val="24"/>
-          <w:lang w:val="en-PH" w:eastAsia="ja-JP"/>
+          <w:lang w:val="en-PH" w:eastAsia="en-PH"/>
           <w14:ligatures w14:val="standardContextual"/>
         </w:rPr>
       </w:pPr>
-      <w:hyperlink w:anchor="_Toc242850137" w:history="1">
+      <w:hyperlink w:anchor="_Toc242912323" w:history="1">
         <w:r>
           <w:rPr>
             <w:rStyle w:val="Hyperlink"/>
@@ -909,7 +955,7 @@
             <w:noProof/>
             <w:webHidden/>
           </w:rPr>
-          <w:instrText xml:space="preserve"> PAGEREF _Toc242850137 \h </w:instrText>
+          <w:instrText xml:space="preserve"> PAGEREF _Toc242912323 \h </w:instrText>
         </w:r>
         <w:r>
           <w:rPr>
@@ -953,11 +999,11 @@
           <w:kern w:val="2"/>
           <w:sz w:val="24"/>
           <w:szCs w:val="24"/>
-          <w:lang w:val="en-PH" w:eastAsia="ja-JP"/>
+          <w:lang w:val="en-PH" w:eastAsia="en-PH"/>
           <w14:ligatures w14:val="standardContextual"/>
         </w:rPr>
       </w:pPr>
-      <w:hyperlink w:anchor="_Toc242850138" w:history="1">
+      <w:hyperlink w:anchor="_Toc242912324" w:history="1">
         <w:r>
           <w:rPr>
             <w:rStyle w:val="Hyperlink"/>
@@ -984,7 +1030,7 @@
             <w:noProof/>
             <w:webHidden/>
           </w:rPr>
-          <w:instrText xml:space="preserve"> PAGEREF _Toc242850138 \h </w:instrText>
+          <w:instrText xml:space="preserve"> PAGEREF _Toc242912324 \h </w:instrText>
         </w:r>
         <w:r>
           <w:rPr>
@@ -1028,11 +1074,11 @@
           <w:kern w:val="2"/>
           <w:sz w:val="24"/>
           <w:szCs w:val="24"/>
-          <w:lang w:val="en-PH" w:eastAsia="ja-JP"/>
+          <w:lang w:val="en-PH" w:eastAsia="en-PH"/>
           <w14:ligatures w14:val="standardContextual"/>
         </w:rPr>
       </w:pPr>
-      <w:hyperlink w:anchor="_Toc242850139" w:history="1">
+      <w:hyperlink w:anchor="_Toc242912325" w:history="1">
         <w:r>
           <w:rPr>
             <w:rStyle w:val="Hyperlink"/>
@@ -1059,7 +1105,7 @@
             <w:noProof/>
             <w:webHidden/>
           </w:rPr>
-          <w:instrText xml:space="preserve"> PAGEREF _Toc242850139 \h </w:instrText>
+          <w:instrText xml:space="preserve"> PAGEREF _Toc242912325 \h </w:instrText>
         </w:r>
         <w:r>
           <w:rPr>
@@ -1103,11 +1149,11 @@
           <w:kern w:val="2"/>
           <w:sz w:val="24"/>
           <w:szCs w:val="24"/>
-          <w:lang w:val="en-PH" w:eastAsia="ja-JP"/>
+          <w:lang w:val="en-PH" w:eastAsia="en-PH"/>
           <w14:ligatures w14:val="standardContextual"/>
         </w:rPr>
       </w:pPr>
-      <w:hyperlink w:anchor="_Toc242850140" w:history="1">
+      <w:hyperlink w:anchor="_Toc242912326" w:history="1">
         <w:r>
           <w:rPr>
             <w:rStyle w:val="Hyperlink"/>
@@ -1134,7 +1180,7 @@
             <w:noProof/>
             <w:webHidden/>
           </w:rPr>
-          <w:instrText xml:space="preserve"> PAGEREF _Toc242850140 \h </w:instrText>
+          <w:instrText xml:space="preserve"> PAGEREF _Toc242912326 \h </w:instrText>
         </w:r>
         <w:r>
           <w:rPr>
@@ -1178,11 +1224,11 @@
           <w:kern w:val="2"/>
           <w:sz w:val="24"/>
           <w:szCs w:val="24"/>
-          <w:lang w:val="en-PH" w:eastAsia="ja-JP"/>
+          <w:lang w:val="en-PH" w:eastAsia="en-PH"/>
           <w14:ligatures w14:val="standardContextual"/>
         </w:rPr>
       </w:pPr>
-      <w:hyperlink w:anchor="_Toc242850141" w:history="1">
+      <w:hyperlink w:anchor="_Toc242912327" w:history="1">
         <w:r>
           <w:rPr>
             <w:rStyle w:val="Hyperlink"/>
@@ -1209,7 +1255,7 @@
             <w:noProof/>
             <w:webHidden/>
           </w:rPr>
-          <w:instrText xml:space="preserve"> PAGEREF _Toc242850141 \h </w:instrText>
+          <w:instrText xml:space="preserve"> PAGEREF _Toc242912327 \h </w:instrText>
         </w:r>
         <w:r>
           <w:rPr>
@@ -1253,11 +1299,11 @@
           <w:kern w:val="2"/>
           <w:sz w:val="24"/>
           <w:szCs w:val="24"/>
-          <w:lang w:val="en-PH" w:eastAsia="ja-JP"/>
+          <w:lang w:val="en-PH" w:eastAsia="en-PH"/>
           <w14:ligatures w14:val="standardContextual"/>
         </w:rPr>
       </w:pPr>
-      <w:hyperlink w:anchor="_Toc242850142" w:history="1">
+      <w:hyperlink w:anchor="_Toc242912328" w:history="1">
         <w:r>
           <w:rPr>
             <w:rStyle w:val="Hyperlink"/>
@@ -1284,7 +1330,7 @@
             <w:noProof/>
             <w:webHidden/>
           </w:rPr>
-          <w:instrText xml:space="preserve"> PAGEREF _Toc242850142 \h </w:instrText>
+          <w:instrText xml:space="preserve"> PAGEREF _Toc242912328 \h </w:instrText>
         </w:r>
         <w:r>
           <w:rPr>
@@ -1328,11 +1374,11 @@
           <w:kern w:val="2"/>
           <w:sz w:val="24"/>
           <w:szCs w:val="24"/>
-          <w:lang w:val="en-PH" w:eastAsia="ja-JP"/>
+          <w:lang w:val="en-PH" w:eastAsia="en-PH"/>
           <w14:ligatures w14:val="standardContextual"/>
         </w:rPr>
       </w:pPr>
-      <w:hyperlink w:anchor="_Toc242850143" w:history="1">
+      <w:hyperlink w:anchor="_Toc242912329" w:history="1">
         <w:r>
           <w:rPr>
             <w:rStyle w:val="Hyperlink"/>
@@ -1359,7 +1405,7 @@
             <w:noProof/>
             <w:webHidden/>
           </w:rPr>
-          <w:instrText xml:space="preserve"> PAGEREF _Toc242850143 \h </w:instrText>
+          <w:instrText xml:space="preserve"> PAGEREF _Toc242912329 \h </w:instrText>
         </w:r>
         <w:r>
           <w:rPr>
@@ -1403,11 +1449,11 @@
           <w:kern w:val="2"/>
           <w:sz w:val="24"/>
           <w:szCs w:val="24"/>
-          <w:lang w:val="en-PH" w:eastAsia="ja-JP"/>
+          <w:lang w:val="en-PH" w:eastAsia="en-PH"/>
           <w14:ligatures w14:val="standardContextual"/>
         </w:rPr>
       </w:pPr>
-      <w:hyperlink w:anchor="_Toc242850144" w:history="1">
+      <w:hyperlink w:anchor="_Toc242912330" w:history="1">
         <w:r>
           <w:rPr>
             <w:rStyle w:val="Hyperlink"/>
@@ -1434,7 +1480,7 @@
             <w:noProof/>
             <w:webHidden/>
           </w:rPr>
-          <w:instrText xml:space="preserve"> PAGEREF _Toc242850144 \h </w:instrText>
+          <w:instrText xml:space="preserve"> PAGEREF _Toc242912330 \h </w:instrText>
         </w:r>
         <w:r>
           <w:rPr>
@@ -1478,11 +1524,11 @@
           <w:kern w:val="2"/>
           <w:sz w:val="24"/>
           <w:szCs w:val="24"/>
-          <w:lang w:val="en-PH" w:eastAsia="ja-JP"/>
+          <w:lang w:val="en-PH" w:eastAsia="en-PH"/>
           <w14:ligatures w14:val="standardContextual"/>
         </w:rPr>
       </w:pPr>
-      <w:hyperlink w:anchor="_Toc242850145" w:history="1">
+      <w:hyperlink w:anchor="_Toc242912331" w:history="1">
         <w:r>
           <w:rPr>
             <w:rStyle w:val="Hyperlink"/>
@@ -1509,7 +1555,7 @@
             <w:noProof/>
             <w:webHidden/>
           </w:rPr>
-          <w:instrText xml:space="preserve"> PAGEREF _Toc242850145 \h </w:instrText>
+          <w:instrText xml:space="preserve"> PAGEREF _Toc242912331 \h </w:instrText>
         </w:r>
         <w:r>
           <w:rPr>
@@ -1553,11 +1599,11 @@
           <w:kern w:val="2"/>
           <w:sz w:val="24"/>
           <w:szCs w:val="24"/>
-          <w:lang w:val="en-PH" w:eastAsia="ja-JP"/>
+          <w:lang w:val="en-PH" w:eastAsia="en-PH"/>
           <w14:ligatures w14:val="standardContextual"/>
         </w:rPr>
       </w:pPr>
-      <w:hyperlink w:anchor="_Toc242850146" w:history="1">
+      <w:hyperlink w:anchor="_Toc242912332" w:history="1">
         <w:r>
           <w:rPr>
             <w:rStyle w:val="Hyperlink"/>
@@ -1584,7 +1630,7 @@
             <w:noProof/>
             <w:webHidden/>
           </w:rPr>
-          <w:instrText xml:space="preserve"> PAGEREF _Toc242850146 \h </w:instrText>
+          <w:instrText xml:space="preserve"> PAGEREF _Toc242912332 \h </w:instrText>
         </w:r>
         <w:r>
           <w:rPr>
@@ -1628,11 +1674,11 @@
           <w:kern w:val="2"/>
           <w:sz w:val="24"/>
           <w:szCs w:val="24"/>
-          <w:lang w:val="en-PH" w:eastAsia="ja-JP"/>
+          <w:lang w:val="en-PH" w:eastAsia="en-PH"/>
           <w14:ligatures w14:val="standardContextual"/>
         </w:rPr>
       </w:pPr>
-      <w:hyperlink w:anchor="_Toc242850147" w:history="1">
+      <w:hyperlink w:anchor="_Toc242912333" w:history="1">
         <w:r>
           <w:rPr>
             <w:rStyle w:val="Hyperlink"/>
@@ -1659,7 +1705,7 @@
             <w:noProof/>
             <w:webHidden/>
           </w:rPr>
-          <w:instrText xml:space="preserve"> PAGEREF _Toc242850147 \h </w:instrText>
+          <w:instrText xml:space="preserve"> PAGEREF _Toc242912333 \h </w:instrText>
         </w:r>
         <w:r>
           <w:rPr>
@@ -1703,11 +1749,11 @@
           <w:kern w:val="2"/>
           <w:sz w:val="24"/>
           <w:szCs w:val="24"/>
-          <w:lang w:val="en-PH" w:eastAsia="ja-JP"/>
+          <w:lang w:val="en-PH" w:eastAsia="en-PH"/>
           <w14:ligatures w14:val="standardContextual"/>
         </w:rPr>
       </w:pPr>
-      <w:hyperlink w:anchor="_Toc242850148" w:history="1">
+      <w:hyperlink w:anchor="_Toc242912334" w:history="1">
         <w:r>
           <w:rPr>
             <w:rStyle w:val="Hyperlink"/>
@@ -1734,7 +1780,7 @@
             <w:noProof/>
             <w:webHidden/>
           </w:rPr>
-          <w:instrText xml:space="preserve"> PAGEREF _Toc242850148 \h </w:instrText>
+          <w:instrText xml:space="preserve"> PAGEREF _Toc242912334 \h </w:instrText>
         </w:r>
         <w:r>
           <w:rPr>
@@ -1778,11 +1824,11 @@
           <w:kern w:val="2"/>
           <w:sz w:val="24"/>
           <w:szCs w:val="24"/>
-          <w:lang w:val="en-PH" w:eastAsia="ja-JP"/>
+          <w:lang w:val="en-PH" w:eastAsia="en-PH"/>
           <w14:ligatures w14:val="standardContextual"/>
         </w:rPr>
       </w:pPr>
-      <w:hyperlink w:anchor="_Toc242850149" w:history="1">
+      <w:hyperlink w:anchor="_Toc242912335" w:history="1">
         <w:r>
           <w:rPr>
             <w:rStyle w:val="Hyperlink"/>
@@ -1809,7 +1855,7 @@
             <w:noProof/>
             <w:webHidden/>
           </w:rPr>
-          <w:instrText xml:space="preserve"> PAGEREF _Toc242850149 \h </w:instrText>
+          <w:instrText xml:space="preserve"> PAGEREF _Toc242912335 \h </w:instrText>
         </w:r>
         <w:r>
           <w:rPr>
@@ -1853,11 +1899,11 @@
           <w:kern w:val="2"/>
           <w:sz w:val="24"/>
           <w:szCs w:val="24"/>
-          <w:lang w:val="en-PH" w:eastAsia="ja-JP"/>
+          <w:lang w:val="en-PH" w:eastAsia="en-PH"/>
           <w14:ligatures w14:val="standardContextual"/>
         </w:rPr>
       </w:pPr>
-      <w:hyperlink w:anchor="_Toc242850150" w:history="1">
+      <w:hyperlink w:anchor="_Toc242912336" w:history="1">
         <w:r>
           <w:rPr>
             <w:rStyle w:val="Hyperlink"/>
@@ -1884,7 +1930,7 @@
             <w:noProof/>
             <w:webHidden/>
           </w:rPr>
-          <w:instrText xml:space="preserve"> PAGEREF _Toc242850150 \h </w:instrText>
+          <w:instrText xml:space="preserve"> PAGEREF _Toc242912336 \h </w:instrText>
         </w:r>
         <w:r>
           <w:rPr>
@@ -1928,11 +1974,11 @@
           <w:kern w:val="2"/>
           <w:sz w:val="24"/>
           <w:szCs w:val="24"/>
-          <w:lang w:val="en-PH" w:eastAsia="ja-JP"/>
+          <w:lang w:val="en-PH" w:eastAsia="en-PH"/>
           <w14:ligatures w14:val="standardContextual"/>
         </w:rPr>
       </w:pPr>
-      <w:hyperlink w:anchor="_Toc242850151" w:history="1">
+      <w:hyperlink w:anchor="_Toc242912337" w:history="1">
         <w:r>
           <w:rPr>
             <w:rStyle w:val="Hyperlink"/>
@@ -1959,7 +2005,7 @@
             <w:noProof/>
             <w:webHidden/>
           </w:rPr>
-          <w:instrText xml:space="preserve"> PAGEREF _Toc242850151 \h </w:instrText>
+          <w:instrText xml:space="preserve"> PAGEREF _Toc242912337 \h </w:instrText>
         </w:r>
         <w:r>
           <w:rPr>
@@ -2003,11 +2049,11 @@
           <w:kern w:val="2"/>
           <w:sz w:val="24"/>
           <w:szCs w:val="24"/>
-          <w:lang w:val="en-PH" w:eastAsia="ja-JP"/>
+          <w:lang w:val="en-PH" w:eastAsia="en-PH"/>
           <w14:ligatures w14:val="standardContextual"/>
         </w:rPr>
       </w:pPr>
-      <w:hyperlink w:anchor="_Toc242850152" w:history="1">
+      <w:hyperlink w:anchor="_Toc242912338" w:history="1">
         <w:r>
           <w:rPr>
             <w:rStyle w:val="Hyperlink"/>
@@ -2034,7 +2080,7 @@
             <w:noProof/>
             <w:webHidden/>
           </w:rPr>
-          <w:instrText xml:space="preserve"> PAGEREF _Toc242850152 \h </w:instrText>
+          <w:instrText xml:space="preserve"> PAGEREF _Toc242912338 \h </w:instrText>
         </w:r>
         <w:r>
           <w:rPr>
@@ -2078,11 +2124,11 @@
           <w:kern w:val="2"/>
           <w:sz w:val="24"/>
           <w:szCs w:val="24"/>
-          <w:lang w:val="en-PH" w:eastAsia="ja-JP"/>
+          <w:lang w:val="en-PH" w:eastAsia="en-PH"/>
           <w14:ligatures w14:val="standardContextual"/>
         </w:rPr>
       </w:pPr>
-      <w:hyperlink w:anchor="_Toc242850153" w:history="1">
+      <w:hyperlink w:anchor="_Toc242912339" w:history="1">
         <w:r>
           <w:rPr>
             <w:rStyle w:val="Hyperlink"/>
@@ -2109,7 +2155,7 @@
             <w:noProof/>
             <w:webHidden/>
           </w:rPr>
-          <w:instrText xml:space="preserve"> PAGEREF _Toc242850153 \h </w:instrText>
+          <w:instrText xml:space="preserve"> PAGEREF _Toc242912339 \h </w:instrText>
         </w:r>
         <w:r>
           <w:rPr>
@@ -2153,11 +2199,11 @@
           <w:kern w:val="2"/>
           <w:sz w:val="24"/>
           <w:szCs w:val="24"/>
-          <w:lang w:val="en-PH" w:eastAsia="ja-JP"/>
+          <w:lang w:val="en-PH" w:eastAsia="en-PH"/>
           <w14:ligatures w14:val="standardContextual"/>
         </w:rPr>
       </w:pPr>
-      <w:hyperlink w:anchor="_Toc242850154" w:history="1">
+      <w:hyperlink w:anchor="_Toc242912340" w:history="1">
         <w:r>
           <w:rPr>
             <w:rStyle w:val="Hyperlink"/>
@@ -2184,7 +2230,7 @@
             <w:noProof/>
             <w:webHidden/>
           </w:rPr>
-          <w:instrText xml:space="preserve"> PAGEREF _Toc242850154 \h </w:instrText>
+          <w:instrText xml:space="preserve"> PAGEREF _Toc242912340 \h </w:instrText>
         </w:r>
         <w:r>
           <w:rPr>
@@ -2228,11 +2274,11 @@
           <w:kern w:val="2"/>
           <w:sz w:val="24"/>
           <w:szCs w:val="24"/>
-          <w:lang w:val="en-PH" w:eastAsia="ja-JP"/>
+          <w:lang w:val="en-PH" w:eastAsia="en-PH"/>
           <w14:ligatures w14:val="standardContextual"/>
         </w:rPr>
       </w:pPr>
-      <w:hyperlink w:anchor="_Toc242850155" w:history="1">
+      <w:hyperlink w:anchor="_Toc242912341" w:history="1">
         <w:r>
           <w:rPr>
             <w:rStyle w:val="Hyperlink"/>
@@ -2259,7 +2305,7 @@
             <w:noProof/>
             <w:webHidden/>
           </w:rPr>
-          <w:instrText xml:space="preserve"> PAGEREF _Toc242850155 \h </w:instrText>
+          <w:instrText xml:space="preserve"> PAGEREF _Toc242912341 \h </w:instrText>
         </w:r>
         <w:r>
           <w:rPr>
@@ -2303,11 +2349,11 @@
           <w:kern w:val="2"/>
           <w:sz w:val="24"/>
           <w:szCs w:val="24"/>
-          <w:lang w:val="en-PH" w:eastAsia="ja-JP"/>
+          <w:lang w:val="en-PH" w:eastAsia="en-PH"/>
           <w14:ligatures w14:val="standardContextual"/>
         </w:rPr>
       </w:pPr>
-      <w:hyperlink w:anchor="_Toc242850156" w:history="1">
+      <w:hyperlink w:anchor="_Toc242912342" w:history="1">
         <w:r>
           <w:rPr>
             <w:rStyle w:val="Hyperlink"/>
@@ -2334,7 +2380,7 @@
             <w:noProof/>
             <w:webHidden/>
           </w:rPr>
-          <w:instrText xml:space="preserve"> PAGEREF _Toc242850156 \h </w:instrText>
+          <w:instrText xml:space="preserve"> PAGEREF _Toc242912342 \h </w:instrText>
         </w:r>
         <w:r>
           <w:rPr>
@@ -2378,11 +2424,11 @@
           <w:kern w:val="2"/>
           <w:sz w:val="24"/>
           <w:szCs w:val="24"/>
-          <w:lang w:val="en-PH" w:eastAsia="ja-JP"/>
+          <w:lang w:val="en-PH" w:eastAsia="en-PH"/>
           <w14:ligatures w14:val="standardContextual"/>
         </w:rPr>
       </w:pPr>
-      <w:hyperlink w:anchor="_Toc242850157" w:history="1">
+      <w:hyperlink w:anchor="_Toc242912343" w:history="1">
         <w:r>
           <w:rPr>
             <w:rStyle w:val="Hyperlink"/>
@@ -2409,7 +2455,7 @@
             <w:noProof/>
             <w:webHidden/>
           </w:rPr>
-          <w:instrText xml:space="preserve"> PAGEREF _Toc242850157 \h </w:instrText>
+          <w:instrText xml:space="preserve"> PAGEREF _Toc242912343 \h </w:instrText>
         </w:r>
         <w:r>
           <w:rPr>
@@ -2453,11 +2499,11 @@
           <w:kern w:val="2"/>
           <w:sz w:val="24"/>
           <w:szCs w:val="24"/>
-          <w:lang w:val="en-PH" w:eastAsia="ja-JP"/>
+          <w:lang w:val="en-PH" w:eastAsia="en-PH"/>
           <w14:ligatures w14:val="standardContextual"/>
         </w:rPr>
       </w:pPr>
-      <w:hyperlink w:anchor="_Toc242850158" w:history="1">
+      <w:hyperlink w:anchor="_Toc242912344" w:history="1">
         <w:r>
           <w:rPr>
             <w:rStyle w:val="Hyperlink"/>
@@ -2484,7 +2530,7 @@
             <w:noProof/>
             <w:webHidden/>
           </w:rPr>
-          <w:instrText xml:space="preserve"> PAGEREF _Toc242850158 \h </w:instrText>
+          <w:instrText xml:space="preserve"> PAGEREF _Toc242912344 \h </w:instrText>
         </w:r>
         <w:r>
           <w:rPr>
@@ -2528,11 +2574,11 @@
           <w:kern w:val="2"/>
           <w:sz w:val="24"/>
           <w:szCs w:val="24"/>
-          <w:lang w:val="en-PH" w:eastAsia="ja-JP"/>
+          <w:lang w:val="en-PH" w:eastAsia="en-PH"/>
           <w14:ligatures w14:val="standardContextual"/>
         </w:rPr>
       </w:pPr>
-      <w:hyperlink w:anchor="_Toc242850159" w:history="1">
+      <w:hyperlink w:anchor="_Toc242912345" w:history="1">
         <w:r>
           <w:rPr>
             <w:rStyle w:val="Hyperlink"/>
@@ -2559,7 +2605,7 @@
             <w:noProof/>
             <w:webHidden/>
           </w:rPr>
-          <w:instrText xml:space="preserve"> PAGEREF _Toc242850159 \h </w:instrText>
+          <w:instrText xml:space="preserve"> PAGEREF _Toc242912345 \h </w:instrText>
         </w:r>
         <w:r>
           <w:rPr>
@@ -2603,11 +2649,11 @@
           <w:kern w:val="2"/>
           <w:sz w:val="24"/>
           <w:szCs w:val="24"/>
-          <w:lang w:val="en-PH" w:eastAsia="ja-JP"/>
+          <w:lang w:val="en-PH" w:eastAsia="en-PH"/>
           <w14:ligatures w14:val="standardContextual"/>
         </w:rPr>
       </w:pPr>
-      <w:hyperlink w:anchor="_Toc242850160" w:history="1">
+      <w:hyperlink w:anchor="_Toc242912346" w:history="1">
         <w:r>
           <w:rPr>
             <w:rStyle w:val="Hyperlink"/>
@@ -2634,7 +2680,7 @@
             <w:noProof/>
             <w:webHidden/>
           </w:rPr>
-          <w:instrText xml:space="preserve"> PAGEREF _Toc242850160 \h </w:instrText>
+          <w:instrText xml:space="preserve"> PAGEREF _Toc242912346 \h </w:instrText>
         </w:r>
         <w:r>
           <w:rPr>
@@ -2679,7 +2725,7 @@
       <w:pPr>
         <w:pStyle w:val="Heading1"/>
       </w:pPr>
-      <w:bookmarkStart w:id="0" w:name="_Toc242850130"/>
+      <w:bookmarkStart w:id="0" w:name="_Toc242912316"/>
       <w:r>
         <w:t>Document Revision History</w:t>
       </w:r>
@@ -4081,7 +4127,7 @@
       <w:pPr>
         <w:pStyle w:val="Heading1"/>
       </w:pPr>
-      <w:bookmarkStart w:id="1" w:name="_Toc242850131"/>
+      <w:bookmarkStart w:id="1" w:name="_Toc242912317"/>
       <w:r>
         <w:t>1. Introduction</w:t>
       </w:r>
@@ -4091,7 +4137,7 @@
       <w:pPr>
         <w:pStyle w:val="Heading2"/>
       </w:pPr>
-      <w:bookmarkStart w:id="2" w:name="_Toc242850132"/>
+      <w:bookmarkStart w:id="2" w:name="_Toc242912318"/>
       <w:r>
         <w:t>1.1 Purpose</w:t>
       </w:r>
@@ -4115,7 +4161,7 @@
       <w:pPr>
         <w:pStyle w:val="Heading2"/>
       </w:pPr>
-      <w:bookmarkStart w:id="3" w:name="_Toc242850133"/>
+      <w:bookmarkStart w:id="3" w:name="_Toc242912319"/>
       <w:r>
         <w:t>1.2 Scope and Pedagogical Boundaries</w:t>
       </w:r>
@@ -4387,7 +4433,7 @@
       <w:pPr>
         <w:pStyle w:val="Heading2"/>
       </w:pPr>
-      <w:bookmarkStart w:id="4" w:name="_Toc242850134"/>
+      <w:bookmarkStart w:id="4" w:name="_Toc242912320"/>
       <w:r>
         <w:t>1.3 Definitions, Acronyms, and Abbreviations</w:t>
       </w:r>
@@ -4751,7 +4797,7 @@
       <w:pPr>
         <w:pStyle w:val="Heading2"/>
       </w:pPr>
-      <w:bookmarkStart w:id="5" w:name="_Toc242850135"/>
+      <w:bookmarkStart w:id="5" w:name="_Toc242912321"/>
       <w:r>
         <w:t>1.4 References</w:t>
       </w:r>
@@ -4941,7 +4987,7 @@
       <w:pPr>
         <w:pStyle w:val="Heading1"/>
       </w:pPr>
-      <w:bookmarkStart w:id="6" w:name="_Toc242850136"/>
+      <w:bookmarkStart w:id="6" w:name="_Toc242912322"/>
       <w:r>
         <w:t>2. Overall Description</w:t>
       </w:r>
@@ -4951,7 +4997,7 @@
       <w:pPr>
         <w:pStyle w:val="Heading2"/>
       </w:pPr>
-      <w:bookmarkStart w:id="7" w:name="_Toc242850137"/>
+      <w:bookmarkStart w:id="7" w:name="_Toc242912323"/>
       <w:r>
         <w:t>2.1 Product Perspective &amp; System Context</w:t>
       </w:r>
@@ -5076,7 +5122,7 @@
       <w:pPr>
         <w:pStyle w:val="Heading2"/>
       </w:pPr>
-      <w:bookmarkStart w:id="8" w:name="_Toc242850138"/>
+      <w:bookmarkStart w:id="8" w:name="_Toc242912324"/>
       <w:r>
         <w:t>2.2 User Characteristics and Personas</w:t>
       </w:r>
@@ -5158,7 +5204,7 @@
       <w:pPr>
         <w:pStyle w:val="Heading2"/>
       </w:pPr>
-      <w:bookmarkStart w:id="9" w:name="_Toc242850139"/>
+      <w:bookmarkStart w:id="9" w:name="_Toc242912325"/>
       <w:r>
         <w:t>2.3 General Constraints &amp; Policies</w:t>
       </w:r>
@@ -5262,7 +5308,7 @@
       <w:pPr>
         <w:pStyle w:val="Heading2"/>
       </w:pPr>
-      <w:bookmarkStart w:id="10" w:name="_Toc242850140"/>
+      <w:bookmarkStart w:id="10" w:name="_Toc242912326"/>
       <w:r>
         <w:t>2.4 Assumptions and Dependencies</w:t>
       </w:r>
@@ -5338,7 +5384,7 @@
         <w:pStyle w:val="Heading2"/>
         <w:pageBreakBefore/>
       </w:pPr>
-      <w:bookmarkStart w:id="11" w:name="_Toc242850141"/>
+      <w:bookmarkStart w:id="11" w:name="_Toc242912327"/>
       <w:r>
         <w:t>2.5 Use Case Model</w:t>
       </w:r>
@@ -5468,10 +5514,10 @@
           <w:noProof/>
         </w:rPr>
         <w:drawing>
-          <wp:inline distT="0" distB="0" distL="0" distR="0" wp14:anchorId="701868CC" wp14:editId="73793F7C">
+          <wp:inline distT="0" distB="0" distL="0" distR="0" wp14:anchorId="3FC684C6" wp14:editId="3DE0865B">
             <wp:extent cx="3203455" cy="5394960"/>
             <wp:effectExtent l="0" t="0" r="0" b="0"/>
-            <wp:docPr id="1" name="Picture 1"/>
+            <wp:docPr id="2" name="Picture 2"/>
             <wp:cNvGraphicFramePr>
               <a:graphicFrameLocks xmlns:a="http://schemas.openxmlformats.org/drawingml/2006/main" noChangeAspect="1"/>
             </wp:cNvGraphicFramePr>
@@ -5483,7 +5529,7 @@
                     <pic:cNvPicPr/>
                   </pic:nvPicPr>
                   <pic:blipFill>
-                    <a:blip r:embed="rId8"/>
+                    <a:blip r:embed="rId9"/>
                     <a:stretch>
                       <a:fillRect/>
                     </a:stretch>
@@ -5531,7 +5577,7 @@
       <w:pPr>
         <w:pStyle w:val="Heading1"/>
       </w:pPr>
-      <w:bookmarkStart w:id="12" w:name="_Toc242850142"/>
+      <w:bookmarkStart w:id="12" w:name="_Toc242912328"/>
       <w:r>
         <w:t>3. Specific Requirements</w:t>
       </w:r>
@@ -5541,7 +5587,7 @@
       <w:pPr>
         <w:pStyle w:val="Heading2"/>
       </w:pPr>
-      <w:bookmarkStart w:id="13" w:name="_Toc242850143"/>
+      <w:bookmarkStart w:id="13" w:name="_Toc242912329"/>
       <w:r>
         <w:t>3.1 External Interface Requirements</w:t>
       </w:r>
@@ -5551,7 +5597,7 @@
       <w:pPr>
         <w:pStyle w:val="Heading3"/>
       </w:pPr>
-      <w:bookmarkStart w:id="14" w:name="_Toc242850144"/>
+      <w:bookmarkStart w:id="14" w:name="_Toc242912330"/>
       <w:r>
         <w:t>3.1.1 Hardware Interfaces</w:t>
       </w:r>
@@ -5609,7 +5655,7 @@
       <w:pPr>
         <w:pStyle w:val="Heading3"/>
       </w:pPr>
-      <w:bookmarkStart w:id="15" w:name="_Toc242850145"/>
+      <w:bookmarkStart w:id="15" w:name="_Toc242912331"/>
       <w:r>
         <w:t>3.1.2 Software Interfaces</w:t>
       </w:r>
@@ -5737,7 +5783,7 @@
       <w:pPr>
         <w:pStyle w:val="Heading3"/>
       </w:pPr>
-      <w:bookmarkStart w:id="16" w:name="_Toc242850146"/>
+      <w:bookmarkStart w:id="16" w:name="_Toc242912332"/>
       <w:r>
         <w:t>3.1.3 Communications Interfaces</w:t>
       </w:r>
@@ -5765,7 +5811,7 @@
       <w:pPr>
         <w:pStyle w:val="Heading2"/>
       </w:pPr>
-      <w:bookmarkStart w:id="17" w:name="_Toc242850147"/>
+      <w:bookmarkStart w:id="17" w:name="_Toc242912333"/>
       <w:r>
         <w:t>3.2 Refactored Functional Requirements (FR)</w:t>
       </w:r>
@@ -5775,7 +5821,7 @@
       <w:pPr>
         <w:pStyle w:val="Heading3"/>
       </w:pPr>
-      <w:bookmarkStart w:id="18" w:name="_Toc242850148"/>
+      <w:bookmarkStart w:id="18" w:name="_Toc242912334"/>
       <w:r>
         <w:t>Module 1: Letter-Sound Acquisition ("Hear It")</w:t>
       </w:r>
@@ -6362,7 +6408,7 @@
       <w:pPr>
         <w:pStyle w:val="Heading3"/>
       </w:pPr>
-      <w:bookmarkStart w:id="19" w:name="_Toc242850149"/>
+      <w:bookmarkStart w:id="19" w:name="_Toc242912335"/>
       <w:r>
         <w:t>Module 2: Speech Production &amp; Formative Tutoring ("Say It")</w:t>
       </w:r>
@@ -7117,7 +7163,7 @@
       <w:pPr>
         <w:pStyle w:val="Heading3"/>
       </w:pPr>
-      <w:bookmarkStart w:id="20" w:name="_Toc242850150"/>
+      <w:bookmarkStart w:id="20" w:name="_Toc242912336"/>
       <w:r>
         <w:t>Module 3: Phoneme Discrimination ("Find It")</w:t>
       </w:r>
@@ -7239,7 +7285,7 @@
       <w:pPr>
         <w:pStyle w:val="Heading3"/>
       </w:pPr>
-      <w:bookmarkStart w:id="21" w:name="_Toc242850151"/>
+      <w:bookmarkStart w:id="21" w:name="_Toc242912337"/>
       <w:r>
         <w:t>Module 4: Word Construction Checkpoint ("Blend It")</w:t>
       </w:r>
@@ -7691,7 +7737,7 @@
       <w:pPr>
         <w:pStyle w:val="Heading3"/>
       </w:pPr>
-      <w:bookmarkStart w:id="22" w:name="_Toc242850152"/>
+      <w:bookmarkStart w:id="22" w:name="_Toc242912338"/>
       <w:r>
         <w:t>Module 5: Mastery Progression, Gamification &amp; Multi-Profile</w:t>
       </w:r>
@@ -8050,7 +8096,7 @@
       <w:pPr>
         <w:pStyle w:val="Heading3"/>
       </w:pPr>
-      <w:bookmarkStart w:id="23" w:name="_Toc242850153"/>
+      <w:bookmarkStart w:id="23" w:name="_Toc242912339"/>
       <w:r>
         <w:t>Module 6: Telemetry, Parent Dashboard &amp; Diagnostics</w:t>
       </w:r>
@@ -8601,7 +8647,7 @@
       <w:pPr>
         <w:pStyle w:val="Heading2"/>
       </w:pPr>
-      <w:bookmarkStart w:id="24" w:name="_Toc242850154"/>
+      <w:bookmarkStart w:id="24" w:name="_Toc242912340"/>
       <w:r>
         <w:t>3.3 Non-Functional Requirements (NFR)</w:t>
       </w:r>
@@ -8611,7 +8657,7 @@
       <w:pPr>
         <w:pStyle w:val="Heading3"/>
       </w:pPr>
-      <w:bookmarkStart w:id="25" w:name="_Toc242850155"/>
+      <w:bookmarkStart w:id="25" w:name="_Toc242912341"/>
       <w:r>
         <w:t>3.3.1 Acoustic Quality &amp; Speech Recognition Performance</w:t>
       </w:r>
@@ -9132,7 +9178,7 @@
       <w:pPr>
         <w:pStyle w:val="Heading3"/>
       </w:pPr>
-      <w:bookmarkStart w:id="26" w:name="_Toc242850156"/>
+      <w:bookmarkStart w:id="26" w:name="_Toc242912342"/>
       <w:r>
         <w:t>3.3.2 Pedagogical Usability &amp; Accessibility</w:t>
       </w:r>
@@ -9513,7 +9559,7 @@
       <w:pPr>
         <w:pStyle w:val="Heading3"/>
       </w:pPr>
-      <w:bookmarkStart w:id="27" w:name="_Toc242850157"/>
+      <w:bookmarkStart w:id="27" w:name="_Toc242912343"/>
       <w:r>
         <w:t>3.3.3 Reliability, Offline Security &amp; Architecture</w:t>
       </w:r>
@@ -9619,8 +9665,8 @@
     <w:p>
       <w:pPr>
         <w:sectPr>
-          <w:headerReference w:type="default" r:id="rId9"/>
-          <w:footerReference w:type="default" r:id="rId10"/>
+          <w:headerReference w:type="default" r:id="rId10"/>
+          <w:footerReference w:type="default" r:id="rId11"/>
           <w:pgSz w:w="12240" w:h="15840"/>
           <w:pgMar w:top="1440" w:right="1440" w:bottom="1440" w:left="1440" w:header="648" w:footer="648" w:gutter="0"/>
           <w:cols w:space="720"/>
@@ -9633,7 +9679,7 @@
       <w:pPr>
         <w:pStyle w:val="Heading1"/>
       </w:pPr>
-      <w:bookmarkStart w:id="28" w:name="_Toc242850158"/>
+      <w:bookmarkStart w:id="28" w:name="_Toc242912344"/>
       <w:r>
         <w:t>4. Requirements Traceability Matrix (RTM v3.0)</w:t>
       </w:r>
@@ -13083,7 +13129,7 @@
       <w:pPr>
         <w:pStyle w:val="Heading2"/>
       </w:pPr>
-      <w:bookmarkStart w:id="29" w:name="_Toc242850159"/>
+      <w:bookmarkStart w:id="29" w:name="_Toc242912345"/>
       <w:r>
         <w:t>4.1 Automated Test Coverage of Refactored Requirements (RTM v3.3, checked 2026-10-14)</w:t>
       </w:r>
@@ -14786,7 +14832,7 @@
       <w:pPr>
         <w:pStyle w:val="Heading1"/>
       </w:pPr>
-      <w:bookmarkStart w:id="30" w:name="_Toc242850160"/>
+      <w:bookmarkStart w:id="30" w:name="_Toc242912346"/>
       <w:r>
         <w:t>5. Requirements Sign-Off &amp; Verification Protocol</w:t>
       </w:r>
@@ -15287,31 +15333,31 @@
       </w:rPr>
     </w:lvl>
   </w:abstractNum>
-  <w:num w:numId="1" w16cid:durableId="1080172683">
+  <w:num w:numId="1" w16cid:durableId="1055546110">
     <w:abstractNumId w:val="8"/>
   </w:num>
-  <w:num w:numId="2" w16cid:durableId="590553306">
+  <w:num w:numId="2" w16cid:durableId="1301038673">
     <w:abstractNumId w:val="6"/>
   </w:num>
-  <w:num w:numId="3" w16cid:durableId="206912781">
+  <w:num w:numId="3" w16cid:durableId="1347555597">
     <w:abstractNumId w:val="5"/>
   </w:num>
-  <w:num w:numId="4" w16cid:durableId="1913466066">
+  <w:num w:numId="4" w16cid:durableId="2000425409">
     <w:abstractNumId w:val="4"/>
   </w:num>
-  <w:num w:numId="5" w16cid:durableId="359359528">
+  <w:num w:numId="5" w16cid:durableId="1361127681">
     <w:abstractNumId w:val="7"/>
   </w:num>
-  <w:num w:numId="6" w16cid:durableId="1503735017">
+  <w:num w:numId="6" w16cid:durableId="1267036594">
     <w:abstractNumId w:val="3"/>
   </w:num>
-  <w:num w:numId="7" w16cid:durableId="1219781557">
+  <w:num w:numId="7" w16cid:durableId="218903163">
     <w:abstractNumId w:val="2"/>
   </w:num>
-  <w:num w:numId="8" w16cid:durableId="751123407">
+  <w:num w:numId="8" w16cid:durableId="5523239">
     <w:abstractNumId w:val="1"/>
   </w:num>
-  <w:num w:numId="9" w16cid:durableId="1769085251">
+  <w:num w:numId="9" w16cid:durableId="1302924336">
     <w:abstractNumId w:val="0"/>
   </w:num>
 </w:numbering>
@@ -26706,7 +26752,7 @@
     <w:autoRedefine/>
     <w:uiPriority w:val="39"/>
     <w:unhideWhenUsed/>
-    <w:rsid w:val="008A6D91"/>
+    <w:rsid w:val="0040115C"/>
     <w:pPr>
       <w:spacing w:after="100"/>
     </w:pPr>
@@ -26718,7 +26764,7 @@
     <w:autoRedefine/>
     <w:uiPriority w:val="39"/>
     <w:unhideWhenUsed/>
-    <w:rsid w:val="008A6D91"/>
+    <w:rsid w:val="0040115C"/>
     <w:pPr>
       <w:spacing w:after="100"/>
       <w:ind w:left="200"/>
@@ -26731,7 +26777,7 @@
     <w:autoRedefine/>
     <w:uiPriority w:val="39"/>
     <w:unhideWhenUsed/>
-    <w:rsid w:val="008A6D91"/>
+    <w:rsid w:val="0040115C"/>
     <w:pPr>
       <w:spacing w:after="100"/>
       <w:ind w:left="400"/>
@@ -26742,7 +26788,7 @@
     <w:basedOn w:val="DefaultParagraphFont"/>
     <w:uiPriority w:val="99"/>
     <w:unhideWhenUsed/>
-    <w:rsid w:val="008A6D91"/>
+    <w:rsid w:val="0040115C"/>
     <w:rPr>
       <w:color w:val="0000FF" w:themeColor="hyperlink"/>
       <w:u w:val="single"/>

--- a/docs/submission/playIT_SRS_v3.0.docx
+++ b/docs/submission/playIT_SRS_v3.0.docx
@@ -12,7 +12,7 @@
           <w:noProof/>
         </w:rPr>
         <w:drawing>
-          <wp:inline distT="0" distB="0" distL="0" distR="0" wp14:anchorId="301694F8" wp14:editId="6D5DBA71">
+          <wp:inline distT="0" distB="0" distL="0" distR="0" wp14:anchorId="3D78AC20" wp14:editId="597026B5">
             <wp:extent cx="1463040" cy="1034415"/>
             <wp:effectExtent l="0" t="0" r="0" b="0"/>
             <wp:docPr id="1" name="Picture 1"/>
@@ -390,7 +390,7 @@
           <w:kern w:val="2"/>
           <w:sz w:val="24"/>
           <w:szCs w:val="24"/>
-          <w:lang w:val="en-PH" w:eastAsia="en-PH"/>
+          <w:lang w:val="en-PH" w:eastAsia="ja-JP"/>
           <w14:ligatures w14:val="standardContextual"/>
         </w:rPr>
       </w:pPr>
@@ -403,7 +403,7 @@
       <w:r>
         <w:fldChar w:fldCharType="separate"/>
       </w:r>
-      <w:hyperlink w:anchor="_Toc242912316" w:history="1">
+      <w:hyperlink w:anchor="_Toc243166141" w:history="1">
         <w:r>
           <w:rPr>
             <w:rStyle w:val="Hyperlink"/>
@@ -430,7 +430,7 @@
             <w:noProof/>
             <w:webHidden/>
           </w:rPr>
-          <w:instrText xml:space="preserve"> PAGEREF _Toc242912316 \h </w:instrText>
+          <w:instrText xml:space="preserve"> PAGEREF _Toc243166141 \h </w:instrText>
         </w:r>
         <w:r>
           <w:rPr>
@@ -474,11 +474,11 @@
           <w:kern w:val="2"/>
           <w:sz w:val="24"/>
           <w:szCs w:val="24"/>
-          <w:lang w:val="en-PH" w:eastAsia="en-PH"/>
+          <w:lang w:val="en-PH" w:eastAsia="ja-JP"/>
           <w14:ligatures w14:val="standardContextual"/>
         </w:rPr>
       </w:pPr>
-      <w:hyperlink w:anchor="_Toc242912317" w:history="1">
+      <w:hyperlink w:anchor="_Toc243166142" w:history="1">
         <w:r>
           <w:rPr>
             <w:rStyle w:val="Hyperlink"/>
@@ -505,7 +505,7 @@
             <w:noProof/>
             <w:webHidden/>
           </w:rPr>
-          <w:instrText xml:space="preserve"> PAGEREF _Toc242912317 \h </w:instrText>
+          <w:instrText xml:space="preserve"> PAGEREF _Toc243166142 \h </w:instrText>
         </w:r>
         <w:r>
           <w:rPr>
@@ -549,11 +549,11 @@
           <w:kern w:val="2"/>
           <w:sz w:val="24"/>
           <w:szCs w:val="24"/>
-          <w:lang w:val="en-PH" w:eastAsia="en-PH"/>
+          <w:lang w:val="en-PH" w:eastAsia="ja-JP"/>
           <w14:ligatures w14:val="standardContextual"/>
         </w:rPr>
       </w:pPr>
-      <w:hyperlink w:anchor="_Toc242912318" w:history="1">
+      <w:hyperlink w:anchor="_Toc243166143" w:history="1">
         <w:r>
           <w:rPr>
             <w:rStyle w:val="Hyperlink"/>
@@ -580,7 +580,7 @@
             <w:noProof/>
             <w:webHidden/>
           </w:rPr>
-          <w:instrText xml:space="preserve"> PAGEREF _Toc242912318 \h </w:instrText>
+          <w:instrText xml:space="preserve"> PAGEREF _Toc243166143 \h </w:instrText>
         </w:r>
         <w:r>
           <w:rPr>
@@ -624,11 +624,11 @@
           <w:kern w:val="2"/>
           <w:sz w:val="24"/>
           <w:szCs w:val="24"/>
-          <w:lang w:val="en-PH" w:eastAsia="en-PH"/>
+          <w:lang w:val="en-PH" w:eastAsia="ja-JP"/>
           <w14:ligatures w14:val="standardContextual"/>
         </w:rPr>
       </w:pPr>
-      <w:hyperlink w:anchor="_Toc242912319" w:history="1">
+      <w:hyperlink w:anchor="_Toc243166144" w:history="1">
         <w:r>
           <w:rPr>
             <w:rStyle w:val="Hyperlink"/>
@@ -655,7 +655,7 @@
             <w:noProof/>
             <w:webHidden/>
           </w:rPr>
-          <w:instrText xml:space="preserve"> PAGEREF _Toc242912319 \h </w:instrText>
+          <w:instrText xml:space="preserve"> PAGEREF _Toc243166144 \h </w:instrText>
         </w:r>
         <w:r>
           <w:rPr>
@@ -699,11 +699,11 @@
           <w:kern w:val="2"/>
           <w:sz w:val="24"/>
           <w:szCs w:val="24"/>
-          <w:lang w:val="en-PH" w:eastAsia="en-PH"/>
+          <w:lang w:val="en-PH" w:eastAsia="ja-JP"/>
           <w14:ligatures w14:val="standardContextual"/>
         </w:rPr>
       </w:pPr>
-      <w:hyperlink w:anchor="_Toc242912320" w:history="1">
+      <w:hyperlink w:anchor="_Toc243166145" w:history="1">
         <w:r>
           <w:rPr>
             <w:rStyle w:val="Hyperlink"/>
@@ -730,7 +730,7 @@
             <w:noProof/>
             <w:webHidden/>
           </w:rPr>
-          <w:instrText xml:space="preserve"> PAGEREF _Toc242912320 \h </w:instrText>
+          <w:instrText xml:space="preserve"> PAGEREF _Toc243166145 \h </w:instrText>
         </w:r>
         <w:r>
           <w:rPr>
@@ -774,11 +774,11 @@
           <w:kern w:val="2"/>
           <w:sz w:val="24"/>
           <w:szCs w:val="24"/>
-          <w:lang w:val="en-PH" w:eastAsia="en-PH"/>
+          <w:lang w:val="en-PH" w:eastAsia="ja-JP"/>
           <w14:ligatures w14:val="standardContextual"/>
         </w:rPr>
       </w:pPr>
-      <w:hyperlink w:anchor="_Toc242912321" w:history="1">
+      <w:hyperlink w:anchor="_Toc243166146" w:history="1">
         <w:r>
           <w:rPr>
             <w:rStyle w:val="Hyperlink"/>
@@ -805,7 +805,7 @@
             <w:noProof/>
             <w:webHidden/>
           </w:rPr>
-          <w:instrText xml:space="preserve"> PAGEREF _Toc242912321 \h </w:instrText>
+          <w:instrText xml:space="preserve"> PAGEREF _Toc243166146 \h </w:instrText>
         </w:r>
         <w:r>
           <w:rPr>
@@ -849,11 +849,11 @@
           <w:kern w:val="2"/>
           <w:sz w:val="24"/>
           <w:szCs w:val="24"/>
-          <w:lang w:val="en-PH" w:eastAsia="en-PH"/>
+          <w:lang w:val="en-PH" w:eastAsia="ja-JP"/>
           <w14:ligatures w14:val="standardContextual"/>
         </w:rPr>
       </w:pPr>
-      <w:hyperlink w:anchor="_Toc242912322" w:history="1">
+      <w:hyperlink w:anchor="_Toc243166147" w:history="1">
         <w:r>
           <w:rPr>
             <w:rStyle w:val="Hyperlink"/>
@@ -880,7 +880,7 @@
             <w:noProof/>
             <w:webHidden/>
           </w:rPr>
-          <w:instrText xml:space="preserve"> PAGEREF _Toc242912322 \h </w:instrText>
+          <w:instrText xml:space="preserve"> PAGEREF _Toc243166147 \h </w:instrText>
         </w:r>
         <w:r>
           <w:rPr>
@@ -924,11 +924,11 @@
           <w:kern w:val="2"/>
           <w:sz w:val="24"/>
           <w:szCs w:val="24"/>
-          <w:lang w:val="en-PH" w:eastAsia="en-PH"/>
+          <w:lang w:val="en-PH" w:eastAsia="ja-JP"/>
           <w14:ligatures w14:val="standardContextual"/>
         </w:rPr>
       </w:pPr>
-      <w:hyperlink w:anchor="_Toc242912323" w:history="1">
+      <w:hyperlink w:anchor="_Toc243166148" w:history="1">
         <w:r>
           <w:rPr>
             <w:rStyle w:val="Hyperlink"/>
@@ -955,7 +955,7 @@
             <w:noProof/>
             <w:webHidden/>
           </w:rPr>
-          <w:instrText xml:space="preserve"> PAGEREF _Toc242912323 \h </w:instrText>
+          <w:instrText xml:space="preserve"> PAGEREF _Toc243166148 \h </w:instrText>
         </w:r>
         <w:r>
           <w:rPr>
@@ -999,11 +999,11 @@
           <w:kern w:val="2"/>
           <w:sz w:val="24"/>
           <w:szCs w:val="24"/>
-          <w:lang w:val="en-PH" w:eastAsia="en-PH"/>
+          <w:lang w:val="en-PH" w:eastAsia="ja-JP"/>
           <w14:ligatures w14:val="standardContextual"/>
         </w:rPr>
       </w:pPr>
-      <w:hyperlink w:anchor="_Toc242912324" w:history="1">
+      <w:hyperlink w:anchor="_Toc243166149" w:history="1">
         <w:r>
           <w:rPr>
             <w:rStyle w:val="Hyperlink"/>
@@ -1030,7 +1030,7 @@
             <w:noProof/>
             <w:webHidden/>
           </w:rPr>
-          <w:instrText xml:space="preserve"> PAGEREF _Toc242912324 \h </w:instrText>
+          <w:instrText xml:space="preserve"> PAGEREF _Toc243166149 \h </w:instrText>
         </w:r>
         <w:r>
           <w:rPr>
@@ -1074,11 +1074,11 @@
           <w:kern w:val="2"/>
           <w:sz w:val="24"/>
           <w:szCs w:val="24"/>
-          <w:lang w:val="en-PH" w:eastAsia="en-PH"/>
+          <w:lang w:val="en-PH" w:eastAsia="ja-JP"/>
           <w14:ligatures w14:val="standardContextual"/>
         </w:rPr>
       </w:pPr>
-      <w:hyperlink w:anchor="_Toc242912325" w:history="1">
+      <w:hyperlink w:anchor="_Toc243166150" w:history="1">
         <w:r>
           <w:rPr>
             <w:rStyle w:val="Hyperlink"/>
@@ -1105,7 +1105,7 @@
             <w:noProof/>
             <w:webHidden/>
           </w:rPr>
-          <w:instrText xml:space="preserve"> PAGEREF _Toc242912325 \h </w:instrText>
+          <w:instrText xml:space="preserve"> PAGEREF _Toc243166150 \h </w:instrText>
         </w:r>
         <w:r>
           <w:rPr>
@@ -1149,11 +1149,11 @@
           <w:kern w:val="2"/>
           <w:sz w:val="24"/>
           <w:szCs w:val="24"/>
-          <w:lang w:val="en-PH" w:eastAsia="en-PH"/>
+          <w:lang w:val="en-PH" w:eastAsia="ja-JP"/>
           <w14:ligatures w14:val="standardContextual"/>
         </w:rPr>
       </w:pPr>
-      <w:hyperlink w:anchor="_Toc242912326" w:history="1">
+      <w:hyperlink w:anchor="_Toc243166151" w:history="1">
         <w:r>
           <w:rPr>
             <w:rStyle w:val="Hyperlink"/>
@@ -1180,7 +1180,7 @@
             <w:noProof/>
             <w:webHidden/>
           </w:rPr>
-          <w:instrText xml:space="preserve"> PAGEREF _Toc242912326 \h </w:instrText>
+          <w:instrText xml:space="preserve"> PAGEREF _Toc243166151 \h </w:instrText>
         </w:r>
         <w:r>
           <w:rPr>
@@ -1224,11 +1224,11 @@
           <w:kern w:val="2"/>
           <w:sz w:val="24"/>
           <w:szCs w:val="24"/>
-          <w:lang w:val="en-PH" w:eastAsia="en-PH"/>
+          <w:lang w:val="en-PH" w:eastAsia="ja-JP"/>
           <w14:ligatures w14:val="standardContextual"/>
         </w:rPr>
       </w:pPr>
-      <w:hyperlink w:anchor="_Toc242912327" w:history="1">
+      <w:hyperlink w:anchor="_Toc243166152" w:history="1">
         <w:r>
           <w:rPr>
             <w:rStyle w:val="Hyperlink"/>
@@ -1255,7 +1255,7 @@
             <w:noProof/>
             <w:webHidden/>
           </w:rPr>
-          <w:instrText xml:space="preserve"> PAGEREF _Toc242912327 \h </w:instrText>
+          <w:instrText xml:space="preserve"> PAGEREF _Toc243166152 \h </w:instrText>
         </w:r>
         <w:r>
           <w:rPr>
@@ -1299,11 +1299,11 @@
           <w:kern w:val="2"/>
           <w:sz w:val="24"/>
           <w:szCs w:val="24"/>
-          <w:lang w:val="en-PH" w:eastAsia="en-PH"/>
+          <w:lang w:val="en-PH" w:eastAsia="ja-JP"/>
           <w14:ligatures w14:val="standardContextual"/>
         </w:rPr>
       </w:pPr>
-      <w:hyperlink w:anchor="_Toc242912328" w:history="1">
+      <w:hyperlink w:anchor="_Toc243166153" w:history="1">
         <w:r>
           <w:rPr>
             <w:rStyle w:val="Hyperlink"/>
@@ -1330,7 +1330,7 @@
             <w:noProof/>
             <w:webHidden/>
           </w:rPr>
-          <w:instrText xml:space="preserve"> PAGEREF _Toc242912328 \h </w:instrText>
+          <w:instrText xml:space="preserve"> PAGEREF _Toc243166153 \h </w:instrText>
         </w:r>
         <w:r>
           <w:rPr>
@@ -1374,11 +1374,11 @@
           <w:kern w:val="2"/>
           <w:sz w:val="24"/>
           <w:szCs w:val="24"/>
-          <w:lang w:val="en-PH" w:eastAsia="en-PH"/>
+          <w:lang w:val="en-PH" w:eastAsia="ja-JP"/>
           <w14:ligatures w14:val="standardContextual"/>
         </w:rPr>
       </w:pPr>
-      <w:hyperlink w:anchor="_Toc242912329" w:history="1">
+      <w:hyperlink w:anchor="_Toc243166154" w:history="1">
         <w:r>
           <w:rPr>
             <w:rStyle w:val="Hyperlink"/>
@@ -1405,7 +1405,7 @@
             <w:noProof/>
             <w:webHidden/>
           </w:rPr>
-          <w:instrText xml:space="preserve"> PAGEREF _Toc242912329 \h </w:instrText>
+          <w:instrText xml:space="preserve"> PAGEREF _Toc243166154 \h </w:instrText>
         </w:r>
         <w:r>
           <w:rPr>
@@ -1449,11 +1449,11 @@
           <w:kern w:val="2"/>
           <w:sz w:val="24"/>
           <w:szCs w:val="24"/>
-          <w:lang w:val="en-PH" w:eastAsia="en-PH"/>
+          <w:lang w:val="en-PH" w:eastAsia="ja-JP"/>
           <w14:ligatures w14:val="standardContextual"/>
         </w:rPr>
       </w:pPr>
-      <w:hyperlink w:anchor="_Toc242912330" w:history="1">
+      <w:hyperlink w:anchor="_Toc243166155" w:history="1">
         <w:r>
           <w:rPr>
             <w:rStyle w:val="Hyperlink"/>
@@ -1480,7 +1480,7 @@
             <w:noProof/>
             <w:webHidden/>
           </w:rPr>
-          <w:instrText xml:space="preserve"> PAGEREF _Toc242912330 \h </w:instrText>
+          <w:instrText xml:space="preserve"> PAGEREF _Toc243166155 \h </w:instrText>
         </w:r>
         <w:r>
           <w:rPr>
@@ -1524,11 +1524,11 @@
           <w:kern w:val="2"/>
           <w:sz w:val="24"/>
           <w:szCs w:val="24"/>
-          <w:lang w:val="en-PH" w:eastAsia="en-PH"/>
+          <w:lang w:val="en-PH" w:eastAsia="ja-JP"/>
           <w14:ligatures w14:val="standardContextual"/>
         </w:rPr>
       </w:pPr>
-      <w:hyperlink w:anchor="_Toc242912331" w:history="1">
+      <w:hyperlink w:anchor="_Toc243166156" w:history="1">
         <w:r>
           <w:rPr>
             <w:rStyle w:val="Hyperlink"/>
@@ -1555,7 +1555,7 @@
             <w:noProof/>
             <w:webHidden/>
           </w:rPr>
-          <w:instrText xml:space="preserve"> PAGEREF _Toc242912331 \h </w:instrText>
+          <w:instrText xml:space="preserve"> PAGEREF _Toc243166156 \h </w:instrText>
         </w:r>
         <w:r>
           <w:rPr>
@@ -1599,11 +1599,11 @@
           <w:kern w:val="2"/>
           <w:sz w:val="24"/>
           <w:szCs w:val="24"/>
-          <w:lang w:val="en-PH" w:eastAsia="en-PH"/>
+          <w:lang w:val="en-PH" w:eastAsia="ja-JP"/>
           <w14:ligatures w14:val="standardContextual"/>
         </w:rPr>
       </w:pPr>
-      <w:hyperlink w:anchor="_Toc242912332" w:history="1">
+      <w:hyperlink w:anchor="_Toc243166157" w:history="1">
         <w:r>
           <w:rPr>
             <w:rStyle w:val="Hyperlink"/>
@@ -1630,7 +1630,7 @@
             <w:noProof/>
             <w:webHidden/>
           </w:rPr>
-          <w:instrText xml:space="preserve"> PAGEREF _Toc242912332 \h </w:instrText>
+          <w:instrText xml:space="preserve"> PAGEREF _Toc243166157 \h </w:instrText>
         </w:r>
         <w:r>
           <w:rPr>
@@ -1674,11 +1674,11 @@
           <w:kern w:val="2"/>
           <w:sz w:val="24"/>
           <w:szCs w:val="24"/>
-          <w:lang w:val="en-PH" w:eastAsia="en-PH"/>
+          <w:lang w:val="en-PH" w:eastAsia="ja-JP"/>
           <w14:ligatures w14:val="standardContextual"/>
         </w:rPr>
       </w:pPr>
-      <w:hyperlink w:anchor="_Toc242912333" w:history="1">
+      <w:hyperlink w:anchor="_Toc243166158" w:history="1">
         <w:r>
           <w:rPr>
             <w:rStyle w:val="Hyperlink"/>
@@ -1705,7 +1705,7 @@
             <w:noProof/>
             <w:webHidden/>
           </w:rPr>
-          <w:instrText xml:space="preserve"> PAGEREF _Toc242912333 \h </w:instrText>
+          <w:instrText xml:space="preserve"> PAGEREF _Toc243166158 \h </w:instrText>
         </w:r>
         <w:r>
           <w:rPr>
@@ -1749,11 +1749,11 @@
           <w:kern w:val="2"/>
           <w:sz w:val="24"/>
           <w:szCs w:val="24"/>
-          <w:lang w:val="en-PH" w:eastAsia="en-PH"/>
+          <w:lang w:val="en-PH" w:eastAsia="ja-JP"/>
           <w14:ligatures w14:val="standardContextual"/>
         </w:rPr>
       </w:pPr>
-      <w:hyperlink w:anchor="_Toc242912334" w:history="1">
+      <w:hyperlink w:anchor="_Toc243166159" w:history="1">
         <w:r>
           <w:rPr>
             <w:rStyle w:val="Hyperlink"/>
@@ -1780,7 +1780,7 @@
             <w:noProof/>
             <w:webHidden/>
           </w:rPr>
-          <w:instrText xml:space="preserve"> PAGEREF _Toc242912334 \h </w:instrText>
+          <w:instrText xml:space="preserve"> PAGEREF _Toc243166159 \h </w:instrText>
         </w:r>
         <w:r>
           <w:rPr>
@@ -1824,11 +1824,11 @@
           <w:kern w:val="2"/>
           <w:sz w:val="24"/>
           <w:szCs w:val="24"/>
-          <w:lang w:val="en-PH" w:eastAsia="en-PH"/>
+          <w:lang w:val="en-PH" w:eastAsia="ja-JP"/>
           <w14:ligatures w14:val="standardContextual"/>
         </w:rPr>
       </w:pPr>
-      <w:hyperlink w:anchor="_Toc242912335" w:history="1">
+      <w:hyperlink w:anchor="_Toc243166160" w:history="1">
         <w:r>
           <w:rPr>
             <w:rStyle w:val="Hyperlink"/>
@@ -1855,7 +1855,7 @@
             <w:noProof/>
             <w:webHidden/>
           </w:rPr>
-          <w:instrText xml:space="preserve"> PAGEREF _Toc242912335 \h </w:instrText>
+          <w:instrText xml:space="preserve"> PAGEREF _Toc243166160 \h </w:instrText>
         </w:r>
         <w:r>
           <w:rPr>
@@ -1899,11 +1899,11 @@
           <w:kern w:val="2"/>
           <w:sz w:val="24"/>
           <w:szCs w:val="24"/>
-          <w:lang w:val="en-PH" w:eastAsia="en-PH"/>
+          <w:lang w:val="en-PH" w:eastAsia="ja-JP"/>
           <w14:ligatures w14:val="standardContextual"/>
         </w:rPr>
       </w:pPr>
-      <w:hyperlink w:anchor="_Toc242912336" w:history="1">
+      <w:hyperlink w:anchor="_Toc243166161" w:history="1">
         <w:r>
           <w:rPr>
             <w:rStyle w:val="Hyperlink"/>
@@ -1930,7 +1930,7 @@
             <w:noProof/>
             <w:webHidden/>
           </w:rPr>
-          <w:instrText xml:space="preserve"> PAGEREF _Toc242912336 \h </w:instrText>
+          <w:instrText xml:space="preserve"> PAGEREF _Toc243166161 \h </w:instrText>
         </w:r>
         <w:r>
           <w:rPr>
@@ -1974,11 +1974,11 @@
           <w:kern w:val="2"/>
           <w:sz w:val="24"/>
           <w:szCs w:val="24"/>
-          <w:lang w:val="en-PH" w:eastAsia="en-PH"/>
+          <w:lang w:val="en-PH" w:eastAsia="ja-JP"/>
           <w14:ligatures w14:val="standardContextual"/>
         </w:rPr>
       </w:pPr>
-      <w:hyperlink w:anchor="_Toc242912337" w:history="1">
+      <w:hyperlink w:anchor="_Toc243166162" w:history="1">
         <w:r>
           <w:rPr>
             <w:rStyle w:val="Hyperlink"/>
@@ -2005,7 +2005,7 @@
             <w:noProof/>
             <w:webHidden/>
           </w:rPr>
-          <w:instrText xml:space="preserve"> PAGEREF _Toc242912337 \h </w:instrText>
+          <w:instrText xml:space="preserve"> PAGEREF _Toc243166162 \h </w:instrText>
         </w:r>
         <w:r>
           <w:rPr>
@@ -2049,11 +2049,11 @@
           <w:kern w:val="2"/>
           <w:sz w:val="24"/>
           <w:szCs w:val="24"/>
-          <w:lang w:val="en-PH" w:eastAsia="en-PH"/>
+          <w:lang w:val="en-PH" w:eastAsia="ja-JP"/>
           <w14:ligatures w14:val="standardContextual"/>
         </w:rPr>
       </w:pPr>
-      <w:hyperlink w:anchor="_Toc242912338" w:history="1">
+      <w:hyperlink w:anchor="_Toc243166163" w:history="1">
         <w:r>
           <w:rPr>
             <w:rStyle w:val="Hyperlink"/>
@@ -2080,7 +2080,7 @@
             <w:noProof/>
             <w:webHidden/>
           </w:rPr>
-          <w:instrText xml:space="preserve"> PAGEREF _Toc242912338 \h </w:instrText>
+          <w:instrText xml:space="preserve"> PAGEREF _Toc243166163 \h </w:instrText>
         </w:r>
         <w:r>
           <w:rPr>
@@ -2124,11 +2124,11 @@
           <w:kern w:val="2"/>
           <w:sz w:val="24"/>
           <w:szCs w:val="24"/>
-          <w:lang w:val="en-PH" w:eastAsia="en-PH"/>
+          <w:lang w:val="en-PH" w:eastAsia="ja-JP"/>
           <w14:ligatures w14:val="standardContextual"/>
         </w:rPr>
       </w:pPr>
-      <w:hyperlink w:anchor="_Toc242912339" w:history="1">
+      <w:hyperlink w:anchor="_Toc243166164" w:history="1">
         <w:r>
           <w:rPr>
             <w:rStyle w:val="Hyperlink"/>
@@ -2155,7 +2155,7 @@
             <w:noProof/>
             <w:webHidden/>
           </w:rPr>
-          <w:instrText xml:space="preserve"> PAGEREF _Toc242912339 \h </w:instrText>
+          <w:instrText xml:space="preserve"> PAGEREF _Toc243166164 \h </w:instrText>
         </w:r>
         <w:r>
           <w:rPr>
@@ -2199,11 +2199,11 @@
           <w:kern w:val="2"/>
           <w:sz w:val="24"/>
           <w:szCs w:val="24"/>
-          <w:lang w:val="en-PH" w:eastAsia="en-PH"/>
+          <w:lang w:val="en-PH" w:eastAsia="ja-JP"/>
           <w14:ligatures w14:val="standardContextual"/>
         </w:rPr>
       </w:pPr>
-      <w:hyperlink w:anchor="_Toc242912340" w:history="1">
+      <w:hyperlink w:anchor="_Toc243166165" w:history="1">
         <w:r>
           <w:rPr>
             <w:rStyle w:val="Hyperlink"/>
@@ -2230,7 +2230,7 @@
             <w:noProof/>
             <w:webHidden/>
           </w:rPr>
-          <w:instrText xml:space="preserve"> PAGEREF _Toc242912340 \h </w:instrText>
+          <w:instrText xml:space="preserve"> PAGEREF _Toc243166165 \h </w:instrText>
         </w:r>
         <w:r>
           <w:rPr>
@@ -2274,11 +2274,11 @@
           <w:kern w:val="2"/>
           <w:sz w:val="24"/>
           <w:szCs w:val="24"/>
-          <w:lang w:val="en-PH" w:eastAsia="en-PH"/>
+          <w:lang w:val="en-PH" w:eastAsia="ja-JP"/>
           <w14:ligatures w14:val="standardContextual"/>
         </w:rPr>
       </w:pPr>
-      <w:hyperlink w:anchor="_Toc242912341" w:history="1">
+      <w:hyperlink w:anchor="_Toc243166166" w:history="1">
         <w:r>
           <w:rPr>
             <w:rStyle w:val="Hyperlink"/>
@@ -2305,7 +2305,7 @@
             <w:noProof/>
             <w:webHidden/>
           </w:rPr>
-          <w:instrText xml:space="preserve"> PAGEREF _Toc242912341 \h </w:instrText>
+          <w:instrText xml:space="preserve"> PAGEREF _Toc243166166 \h </w:instrText>
         </w:r>
         <w:r>
           <w:rPr>
@@ -2349,11 +2349,11 @@
           <w:kern w:val="2"/>
           <w:sz w:val="24"/>
           <w:szCs w:val="24"/>
-          <w:lang w:val="en-PH" w:eastAsia="en-PH"/>
+          <w:lang w:val="en-PH" w:eastAsia="ja-JP"/>
           <w14:ligatures w14:val="standardContextual"/>
         </w:rPr>
       </w:pPr>
-      <w:hyperlink w:anchor="_Toc242912342" w:history="1">
+      <w:hyperlink w:anchor="_Toc243166167" w:history="1">
         <w:r>
           <w:rPr>
             <w:rStyle w:val="Hyperlink"/>
@@ -2380,7 +2380,7 @@
             <w:noProof/>
             <w:webHidden/>
           </w:rPr>
-          <w:instrText xml:space="preserve"> PAGEREF _Toc242912342 \h </w:instrText>
+          <w:instrText xml:space="preserve"> PAGEREF _Toc243166167 \h </w:instrText>
         </w:r>
         <w:r>
           <w:rPr>
@@ -2424,11 +2424,11 @@
           <w:kern w:val="2"/>
           <w:sz w:val="24"/>
           <w:szCs w:val="24"/>
-          <w:lang w:val="en-PH" w:eastAsia="en-PH"/>
+          <w:lang w:val="en-PH" w:eastAsia="ja-JP"/>
           <w14:ligatures w14:val="standardContextual"/>
         </w:rPr>
       </w:pPr>
-      <w:hyperlink w:anchor="_Toc242912343" w:history="1">
+      <w:hyperlink w:anchor="_Toc243166168" w:history="1">
         <w:r>
           <w:rPr>
             <w:rStyle w:val="Hyperlink"/>
@@ -2455,7 +2455,7 @@
             <w:noProof/>
             <w:webHidden/>
           </w:rPr>
-          <w:instrText xml:space="preserve"> PAGEREF _Toc242912343 \h </w:instrText>
+          <w:instrText xml:space="preserve"> PAGEREF _Toc243166168 \h </w:instrText>
         </w:r>
         <w:r>
           <w:rPr>
@@ -2499,11 +2499,11 @@
           <w:kern w:val="2"/>
           <w:sz w:val="24"/>
           <w:szCs w:val="24"/>
-          <w:lang w:val="en-PH" w:eastAsia="en-PH"/>
+          <w:lang w:val="en-PH" w:eastAsia="ja-JP"/>
           <w14:ligatures w14:val="standardContextual"/>
         </w:rPr>
       </w:pPr>
-      <w:hyperlink w:anchor="_Toc242912344" w:history="1">
+      <w:hyperlink w:anchor="_Toc243166169" w:history="1">
         <w:r>
           <w:rPr>
             <w:rStyle w:val="Hyperlink"/>
@@ -2530,7 +2530,7 @@
             <w:noProof/>
             <w:webHidden/>
           </w:rPr>
-          <w:instrText xml:space="preserve"> PAGEREF _Toc242912344 \h </w:instrText>
+          <w:instrText xml:space="preserve"> PAGEREF _Toc243166169 \h </w:instrText>
         </w:r>
         <w:r>
           <w:rPr>
@@ -2574,11 +2574,11 @@
           <w:kern w:val="2"/>
           <w:sz w:val="24"/>
           <w:szCs w:val="24"/>
-          <w:lang w:val="en-PH" w:eastAsia="en-PH"/>
+          <w:lang w:val="en-PH" w:eastAsia="ja-JP"/>
           <w14:ligatures w14:val="standardContextual"/>
         </w:rPr>
       </w:pPr>
-      <w:hyperlink w:anchor="_Toc242912345" w:history="1">
+      <w:hyperlink w:anchor="_Toc243166170" w:history="1">
         <w:r>
           <w:rPr>
             <w:rStyle w:val="Hyperlink"/>
@@ -2605,7 +2605,7 @@
             <w:noProof/>
             <w:webHidden/>
           </w:rPr>
-          <w:instrText xml:space="preserve"> PAGEREF _Toc242912345 \h </w:instrText>
+          <w:instrText xml:space="preserve"> PAGEREF _Toc243166170 \h </w:instrText>
         </w:r>
         <w:r>
           <w:rPr>
@@ -2649,11 +2649,11 @@
           <w:kern w:val="2"/>
           <w:sz w:val="24"/>
           <w:szCs w:val="24"/>
-          <w:lang w:val="en-PH" w:eastAsia="en-PH"/>
+          <w:lang w:val="en-PH" w:eastAsia="ja-JP"/>
           <w14:ligatures w14:val="standardContextual"/>
         </w:rPr>
       </w:pPr>
-      <w:hyperlink w:anchor="_Toc242912346" w:history="1">
+      <w:hyperlink w:anchor="_Toc243166171" w:history="1">
         <w:r>
           <w:rPr>
             <w:rStyle w:val="Hyperlink"/>
@@ -2680,7 +2680,7 @@
             <w:noProof/>
             <w:webHidden/>
           </w:rPr>
-          <w:instrText xml:space="preserve"> PAGEREF _Toc242912346 \h </w:instrText>
+          <w:instrText xml:space="preserve"> PAGEREF _Toc243166171 \h </w:instrText>
         </w:r>
         <w:r>
           <w:rPr>
@@ -2725,7 +2725,7 @@
       <w:pPr>
         <w:pStyle w:val="Heading1"/>
       </w:pPr>
-      <w:bookmarkStart w:id="0" w:name="_Toc242912316"/>
+      <w:bookmarkStart w:id="0" w:name="_Toc243166141"/>
       <w:r>
         <w:t>Document Revision History</w:t>
       </w:r>
@@ -4127,7 +4127,7 @@
       <w:pPr>
         <w:pStyle w:val="Heading1"/>
       </w:pPr>
-      <w:bookmarkStart w:id="1" w:name="_Toc242912317"/>
+      <w:bookmarkStart w:id="1" w:name="_Toc243166142"/>
       <w:r>
         <w:t>1. Introduction</w:t>
       </w:r>
@@ -4137,7 +4137,7 @@
       <w:pPr>
         <w:pStyle w:val="Heading2"/>
       </w:pPr>
-      <w:bookmarkStart w:id="2" w:name="_Toc242912318"/>
+      <w:bookmarkStart w:id="2" w:name="_Toc243166143"/>
       <w:r>
         <w:t>1.1 Purpose</w:t>
       </w:r>
@@ -4161,7 +4161,7 @@
       <w:pPr>
         <w:pStyle w:val="Heading2"/>
       </w:pPr>
-      <w:bookmarkStart w:id="3" w:name="_Toc242912319"/>
+      <w:bookmarkStart w:id="3" w:name="_Toc243166144"/>
       <w:r>
         <w:t>1.2 Scope and Pedagogical Boundaries</w:t>
       </w:r>
@@ -4433,7 +4433,7 @@
       <w:pPr>
         <w:pStyle w:val="Heading2"/>
       </w:pPr>
-      <w:bookmarkStart w:id="4" w:name="_Toc242912320"/>
+      <w:bookmarkStart w:id="4" w:name="_Toc243166145"/>
       <w:r>
         <w:t>1.3 Definitions, Acronyms, and Abbreviations</w:t>
       </w:r>
@@ -4797,7 +4797,7 @@
       <w:pPr>
         <w:pStyle w:val="Heading2"/>
       </w:pPr>
-      <w:bookmarkStart w:id="5" w:name="_Toc242912321"/>
+      <w:bookmarkStart w:id="5" w:name="_Toc243166146"/>
       <w:r>
         <w:t>1.4 References</w:t>
       </w:r>
@@ -4987,7 +4987,7 @@
       <w:pPr>
         <w:pStyle w:val="Heading1"/>
       </w:pPr>
-      <w:bookmarkStart w:id="6" w:name="_Toc242912322"/>
+      <w:bookmarkStart w:id="6" w:name="_Toc243166147"/>
       <w:r>
         <w:t>2. Overall Description</w:t>
       </w:r>
@@ -4997,7 +4997,7 @@
       <w:pPr>
         <w:pStyle w:val="Heading2"/>
       </w:pPr>
-      <w:bookmarkStart w:id="7" w:name="_Toc242912323"/>
+      <w:bookmarkStart w:id="7" w:name="_Toc243166148"/>
       <w:r>
         <w:t>2.1 Product Perspective &amp; System Context</w:t>
       </w:r>
@@ -5122,7 +5122,7 @@
       <w:pPr>
         <w:pStyle w:val="Heading2"/>
       </w:pPr>
-      <w:bookmarkStart w:id="8" w:name="_Toc242912324"/>
+      <w:bookmarkStart w:id="8" w:name="_Toc243166149"/>
       <w:r>
         <w:t>2.2 User Characteristics and Personas</w:t>
       </w:r>
@@ -5204,7 +5204,7 @@
       <w:pPr>
         <w:pStyle w:val="Heading2"/>
       </w:pPr>
-      <w:bookmarkStart w:id="9" w:name="_Toc242912325"/>
+      <w:bookmarkStart w:id="9" w:name="_Toc243166150"/>
       <w:r>
         <w:t>2.3 General Constraints &amp; Policies</w:t>
       </w:r>
@@ -5308,7 +5308,7 @@
       <w:pPr>
         <w:pStyle w:val="Heading2"/>
       </w:pPr>
-      <w:bookmarkStart w:id="10" w:name="_Toc242912326"/>
+      <w:bookmarkStart w:id="10" w:name="_Toc243166151"/>
       <w:r>
         <w:t>2.4 Assumptions and Dependencies</w:t>
       </w:r>
@@ -5384,7 +5384,7 @@
         <w:pStyle w:val="Heading2"/>
         <w:pageBreakBefore/>
       </w:pPr>
-      <w:bookmarkStart w:id="11" w:name="_Toc242912327"/>
+      <w:bookmarkStart w:id="11" w:name="_Toc243166152"/>
       <w:r>
         <w:t>2.5 Use Case Model</w:t>
       </w:r>
@@ -5514,7 +5514,7 @@
           <w:noProof/>
         </w:rPr>
         <w:drawing>
-          <wp:inline distT="0" distB="0" distL="0" distR="0" wp14:anchorId="3FC684C6" wp14:editId="3DE0865B">
+          <wp:inline distT="0" distB="0" distL="0" distR="0" wp14:anchorId="3E89DADA" wp14:editId="499DA2A7">
             <wp:extent cx="3203455" cy="5394960"/>
             <wp:effectExtent l="0" t="0" r="0" b="0"/>
             <wp:docPr id="2" name="Picture 2"/>
@@ -5577,7 +5577,7 @@
       <w:pPr>
         <w:pStyle w:val="Heading1"/>
       </w:pPr>
-      <w:bookmarkStart w:id="12" w:name="_Toc242912328"/>
+      <w:bookmarkStart w:id="12" w:name="_Toc243166153"/>
       <w:r>
         <w:t>3. Specific Requirements</w:t>
       </w:r>
@@ -5587,7 +5587,7 @@
       <w:pPr>
         <w:pStyle w:val="Heading2"/>
       </w:pPr>
-      <w:bookmarkStart w:id="13" w:name="_Toc242912329"/>
+      <w:bookmarkStart w:id="13" w:name="_Toc243166154"/>
       <w:r>
         <w:t>3.1 External Interface Requirements</w:t>
       </w:r>
@@ -5597,7 +5597,7 @@
       <w:pPr>
         <w:pStyle w:val="Heading3"/>
       </w:pPr>
-      <w:bookmarkStart w:id="14" w:name="_Toc242912330"/>
+      <w:bookmarkStart w:id="14" w:name="_Toc243166155"/>
       <w:r>
         <w:t>3.1.1 Hardware Interfaces</w:t>
       </w:r>
@@ -5655,7 +5655,7 @@
       <w:pPr>
         <w:pStyle w:val="Heading3"/>
       </w:pPr>
-      <w:bookmarkStart w:id="15" w:name="_Toc242912331"/>
+      <w:bookmarkStart w:id="15" w:name="_Toc243166156"/>
       <w:r>
         <w:t>3.1.2 Software Interfaces</w:t>
       </w:r>
@@ -5783,7 +5783,7 @@
       <w:pPr>
         <w:pStyle w:val="Heading3"/>
       </w:pPr>
-      <w:bookmarkStart w:id="16" w:name="_Toc242912332"/>
+      <w:bookmarkStart w:id="16" w:name="_Toc243166157"/>
       <w:r>
         <w:t>3.1.3 Communications Interfaces</w:t>
       </w:r>
@@ -5811,7 +5811,7 @@
       <w:pPr>
         <w:pStyle w:val="Heading2"/>
       </w:pPr>
-      <w:bookmarkStart w:id="17" w:name="_Toc242912333"/>
+      <w:bookmarkStart w:id="17" w:name="_Toc243166158"/>
       <w:r>
         <w:t>3.2 Refactored Functional Requirements (FR)</w:t>
       </w:r>
@@ -5821,7 +5821,7 @@
       <w:pPr>
         <w:pStyle w:val="Heading3"/>
       </w:pPr>
-      <w:bookmarkStart w:id="18" w:name="_Toc242912334"/>
+      <w:bookmarkStart w:id="18" w:name="_Toc243166159"/>
       <w:r>
         <w:t>Module 1: Letter-Sound Acquisition ("Hear It")</w:t>
       </w:r>
@@ -6408,7 +6408,7 @@
       <w:pPr>
         <w:pStyle w:val="Heading3"/>
       </w:pPr>
-      <w:bookmarkStart w:id="19" w:name="_Toc242912335"/>
+      <w:bookmarkStart w:id="19" w:name="_Toc243166160"/>
       <w:r>
         <w:t>Module 2: Speech Production &amp; Formative Tutoring ("Say It")</w:t>
       </w:r>
@@ -7163,7 +7163,7 @@
       <w:pPr>
         <w:pStyle w:val="Heading3"/>
       </w:pPr>
-      <w:bookmarkStart w:id="20" w:name="_Toc242912336"/>
+      <w:bookmarkStart w:id="20" w:name="_Toc243166161"/>
       <w:r>
         <w:t>Module 3: Phoneme Discrimination ("Find It")</w:t>
       </w:r>
@@ -7285,7 +7285,7 @@
       <w:pPr>
         <w:pStyle w:val="Heading3"/>
       </w:pPr>
-      <w:bookmarkStart w:id="21" w:name="_Toc242912337"/>
+      <w:bookmarkStart w:id="21" w:name="_Toc243166162"/>
       <w:r>
         <w:t>Module 4: Word Construction Checkpoint ("Blend It")</w:t>
       </w:r>
@@ -7737,7 +7737,7 @@
       <w:pPr>
         <w:pStyle w:val="Heading3"/>
       </w:pPr>
-      <w:bookmarkStart w:id="22" w:name="_Toc242912338"/>
+      <w:bookmarkStart w:id="22" w:name="_Toc243166163"/>
       <w:r>
         <w:t>Module 5: Mastery Progression, Gamification &amp; Multi-Profile</w:t>
       </w:r>
@@ -8096,7 +8096,7 @@
       <w:pPr>
         <w:pStyle w:val="Heading3"/>
       </w:pPr>
-      <w:bookmarkStart w:id="23" w:name="_Toc242912339"/>
+      <w:bookmarkStart w:id="23" w:name="_Toc243166164"/>
       <w:r>
         <w:t>Module 6: Telemetry, Parent Dashboard &amp; Diagnostics</w:t>
       </w:r>
@@ -8647,7 +8647,7 @@
       <w:pPr>
         <w:pStyle w:val="Heading2"/>
       </w:pPr>
-      <w:bookmarkStart w:id="24" w:name="_Toc242912340"/>
+      <w:bookmarkStart w:id="24" w:name="_Toc243166165"/>
       <w:r>
         <w:t>3.3 Non-Functional Requirements (NFR)</w:t>
       </w:r>
@@ -8657,7 +8657,7 @@
       <w:pPr>
         <w:pStyle w:val="Heading3"/>
       </w:pPr>
-      <w:bookmarkStart w:id="25" w:name="_Toc242912341"/>
+      <w:bookmarkStart w:id="25" w:name="_Toc243166166"/>
       <w:r>
         <w:t>3.3.1 Acoustic Quality &amp; Speech Recognition Performance</w:t>
       </w:r>
@@ -9178,7 +9178,7 @@
       <w:pPr>
         <w:pStyle w:val="Heading3"/>
       </w:pPr>
-      <w:bookmarkStart w:id="26" w:name="_Toc242912342"/>
+      <w:bookmarkStart w:id="26" w:name="_Toc243166167"/>
       <w:r>
         <w:t>3.3.2 Pedagogical Usability &amp; Accessibility</w:t>
       </w:r>
@@ -9559,7 +9559,7 @@
       <w:pPr>
         <w:pStyle w:val="Heading3"/>
       </w:pPr>
-      <w:bookmarkStart w:id="27" w:name="_Toc242912343"/>
+      <w:bookmarkStart w:id="27" w:name="_Toc243166168"/>
       <w:r>
         <w:t>3.3.3 Reliability, Offline Security &amp; Architecture</w:t>
       </w:r>
@@ -9679,7 +9679,7 @@
       <w:pPr>
         <w:pStyle w:val="Heading1"/>
       </w:pPr>
-      <w:bookmarkStart w:id="28" w:name="_Toc242912344"/>
+      <w:bookmarkStart w:id="28" w:name="_Toc243166169"/>
       <w:r>
         <w:t>4. Requirements Traceability Matrix (RTM v3.0)</w:t>
       </w:r>
@@ -13129,7 +13129,7 @@
       <w:pPr>
         <w:pStyle w:val="Heading2"/>
       </w:pPr>
-      <w:bookmarkStart w:id="29" w:name="_Toc242912345"/>
+      <w:bookmarkStart w:id="29" w:name="_Toc243166170"/>
       <w:r>
         <w:t>4.1 Automated Test Coverage of Refactored Requirements (RTM v3.3, checked 2026-10-14)</w:t>
       </w:r>
@@ -14832,7 +14832,7 @@
       <w:pPr>
         <w:pStyle w:val="Heading1"/>
       </w:pPr>
-      <w:bookmarkStart w:id="30" w:name="_Toc242912346"/>
+      <w:bookmarkStart w:id="30" w:name="_Toc243166171"/>
       <w:r>
         <w:t>5. Requirements Sign-Off &amp; Verification Protocol</w:t>
       </w:r>
@@ -15333,31 +15333,31 @@
       </w:rPr>
     </w:lvl>
   </w:abstractNum>
-  <w:num w:numId="1" w16cid:durableId="1055546110">
+  <w:num w:numId="1" w16cid:durableId="186793247">
     <w:abstractNumId w:val="8"/>
   </w:num>
-  <w:num w:numId="2" w16cid:durableId="1301038673">
+  <w:num w:numId="2" w16cid:durableId="540748328">
     <w:abstractNumId w:val="6"/>
   </w:num>
-  <w:num w:numId="3" w16cid:durableId="1347555597">
+  <w:num w:numId="3" w16cid:durableId="1253664159">
     <w:abstractNumId w:val="5"/>
   </w:num>
-  <w:num w:numId="4" w16cid:durableId="2000425409">
+  <w:num w:numId="4" w16cid:durableId="892543144">
     <w:abstractNumId w:val="4"/>
   </w:num>
-  <w:num w:numId="5" w16cid:durableId="1361127681">
+  <w:num w:numId="5" w16cid:durableId="1771853489">
     <w:abstractNumId w:val="7"/>
   </w:num>
-  <w:num w:numId="6" w16cid:durableId="1267036594">
+  <w:num w:numId="6" w16cid:durableId="951741725">
     <w:abstractNumId w:val="3"/>
   </w:num>
-  <w:num w:numId="7" w16cid:durableId="218903163">
+  <w:num w:numId="7" w16cid:durableId="1178152268">
     <w:abstractNumId w:val="2"/>
   </w:num>
-  <w:num w:numId="8" w16cid:durableId="5523239">
+  <w:num w:numId="8" w16cid:durableId="1460996146">
     <w:abstractNumId w:val="1"/>
   </w:num>
-  <w:num w:numId="9" w16cid:durableId="1302924336">
+  <w:num w:numId="9" w16cid:durableId="2040204976">
     <w:abstractNumId w:val="0"/>
   </w:num>
 </w:numbering>
@@ -26752,7 +26752,7 @@
     <w:autoRedefine/>
     <w:uiPriority w:val="39"/>
     <w:unhideWhenUsed/>
-    <w:rsid w:val="0040115C"/>
+    <w:rsid w:val="00DB4AA5"/>
     <w:pPr>
       <w:spacing w:after="100"/>
     </w:pPr>
@@ -26764,7 +26764,7 @@
     <w:autoRedefine/>
     <w:uiPriority w:val="39"/>
     <w:unhideWhenUsed/>
-    <w:rsid w:val="0040115C"/>
+    <w:rsid w:val="00DB4AA5"/>
     <w:pPr>
       <w:spacing w:after="100"/>
       <w:ind w:left="200"/>
@@ -26777,7 +26777,7 @@
     <w:autoRedefine/>
     <w:uiPriority w:val="39"/>
     <w:unhideWhenUsed/>
-    <w:rsid w:val="0040115C"/>
+    <w:rsid w:val="00DB4AA5"/>
     <w:pPr>
       <w:spacing w:after="100"/>
       <w:ind w:left="400"/>
@@ -26788,7 +26788,7 @@
     <w:basedOn w:val="DefaultParagraphFont"/>
     <w:uiPriority w:val="99"/>
     <w:unhideWhenUsed/>
-    <w:rsid w:val="0040115C"/>
+    <w:rsid w:val="00DB4AA5"/>
     <w:rPr>
       <w:color w:val="0000FF" w:themeColor="hyperlink"/>
       <w:u w:val="single"/>

--- a/docs/submission/playIT_SRS_v3.0.docx
+++ b/docs/submission/playIT_SRS_v3.0.docx
@@ -12,7 +12,7 @@
           <w:noProof/>
         </w:rPr>
         <w:drawing>
-          <wp:inline distT="0" distB="0" distL="0" distR="0" wp14:anchorId="3D78AC20" wp14:editId="597026B5">
+          <wp:inline distT="0" distB="0" distL="0" distR="0" wp14:anchorId="0740F97E" wp14:editId="62AFF831">
             <wp:extent cx="1463040" cy="1034415"/>
             <wp:effectExtent l="0" t="0" r="0" b="0"/>
             <wp:docPr id="1" name="Picture 1"/>
@@ -390,7 +390,7 @@
           <w:kern w:val="2"/>
           <w:sz w:val="24"/>
           <w:szCs w:val="24"/>
-          <w:lang w:val="en-PH" w:eastAsia="ja-JP"/>
+          <w:lang w:val="en-PH" w:eastAsia="en-PH"/>
           <w14:ligatures w14:val="standardContextual"/>
         </w:rPr>
       </w:pPr>
@@ -403,7 +403,7 @@
       <w:r>
         <w:fldChar w:fldCharType="separate"/>
       </w:r>
-      <w:hyperlink w:anchor="_Toc243166141" w:history="1">
+      <w:hyperlink w:anchor="_Toc243212122" w:history="1">
         <w:r>
           <w:rPr>
             <w:rStyle w:val="Hyperlink"/>
@@ -430,7 +430,7 @@
             <w:noProof/>
             <w:webHidden/>
           </w:rPr>
-          <w:instrText xml:space="preserve"> PAGEREF _Toc243166141 \h </w:instrText>
+          <w:instrText xml:space="preserve"> PAGEREF _Toc243212122 \h </w:instrText>
         </w:r>
         <w:r>
           <w:rPr>
@@ -474,11 +474,11 @@
           <w:kern w:val="2"/>
           <w:sz w:val="24"/>
           <w:szCs w:val="24"/>
-          <w:lang w:val="en-PH" w:eastAsia="ja-JP"/>
+          <w:lang w:val="en-PH" w:eastAsia="en-PH"/>
           <w14:ligatures w14:val="standardContextual"/>
         </w:rPr>
       </w:pPr>
-      <w:hyperlink w:anchor="_Toc243166142" w:history="1">
+      <w:hyperlink w:anchor="_Toc243212123" w:history="1">
         <w:r>
           <w:rPr>
             <w:rStyle w:val="Hyperlink"/>
@@ -505,7 +505,7 @@
             <w:noProof/>
             <w:webHidden/>
           </w:rPr>
-          <w:instrText xml:space="preserve"> PAGEREF _Toc243166142 \h </w:instrText>
+          <w:instrText xml:space="preserve"> PAGEREF _Toc243212123 \h </w:instrText>
         </w:r>
         <w:r>
           <w:rPr>
@@ -549,11 +549,11 @@
           <w:kern w:val="2"/>
           <w:sz w:val="24"/>
           <w:szCs w:val="24"/>
-          <w:lang w:val="en-PH" w:eastAsia="ja-JP"/>
+          <w:lang w:val="en-PH" w:eastAsia="en-PH"/>
           <w14:ligatures w14:val="standardContextual"/>
         </w:rPr>
       </w:pPr>
-      <w:hyperlink w:anchor="_Toc243166143" w:history="1">
+      <w:hyperlink w:anchor="_Toc243212124" w:history="1">
         <w:r>
           <w:rPr>
             <w:rStyle w:val="Hyperlink"/>
@@ -580,7 +580,7 @@
             <w:noProof/>
             <w:webHidden/>
           </w:rPr>
-          <w:instrText xml:space="preserve"> PAGEREF _Toc243166143 \h </w:instrText>
+          <w:instrText xml:space="preserve"> PAGEREF _Toc243212124 \h </w:instrText>
         </w:r>
         <w:r>
           <w:rPr>
@@ -624,11 +624,11 @@
           <w:kern w:val="2"/>
           <w:sz w:val="24"/>
           <w:szCs w:val="24"/>
-          <w:lang w:val="en-PH" w:eastAsia="ja-JP"/>
+          <w:lang w:val="en-PH" w:eastAsia="en-PH"/>
           <w14:ligatures w14:val="standardContextual"/>
         </w:rPr>
       </w:pPr>
-      <w:hyperlink w:anchor="_Toc243166144" w:history="1">
+      <w:hyperlink w:anchor="_Toc243212125" w:history="1">
         <w:r>
           <w:rPr>
             <w:rStyle w:val="Hyperlink"/>
@@ -655,7 +655,7 @@
             <w:noProof/>
             <w:webHidden/>
           </w:rPr>
-          <w:instrText xml:space="preserve"> PAGEREF _Toc243166144 \h </w:instrText>
+          <w:instrText xml:space="preserve"> PAGEREF _Toc243212125 \h </w:instrText>
         </w:r>
         <w:r>
           <w:rPr>
@@ -699,11 +699,11 @@
           <w:kern w:val="2"/>
           <w:sz w:val="24"/>
           <w:szCs w:val="24"/>
-          <w:lang w:val="en-PH" w:eastAsia="ja-JP"/>
+          <w:lang w:val="en-PH" w:eastAsia="en-PH"/>
           <w14:ligatures w14:val="standardContextual"/>
         </w:rPr>
       </w:pPr>
-      <w:hyperlink w:anchor="_Toc243166145" w:history="1">
+      <w:hyperlink w:anchor="_Toc243212126" w:history="1">
         <w:r>
           <w:rPr>
             <w:rStyle w:val="Hyperlink"/>
@@ -730,7 +730,7 @@
             <w:noProof/>
             <w:webHidden/>
           </w:rPr>
-          <w:instrText xml:space="preserve"> PAGEREF _Toc243166145 \h </w:instrText>
+          <w:instrText xml:space="preserve"> PAGEREF _Toc243212126 \h </w:instrText>
         </w:r>
         <w:r>
           <w:rPr>
@@ -774,11 +774,11 @@
           <w:kern w:val="2"/>
           <w:sz w:val="24"/>
           <w:szCs w:val="24"/>
-          <w:lang w:val="en-PH" w:eastAsia="ja-JP"/>
+          <w:lang w:val="en-PH" w:eastAsia="en-PH"/>
           <w14:ligatures w14:val="standardContextual"/>
         </w:rPr>
       </w:pPr>
-      <w:hyperlink w:anchor="_Toc243166146" w:history="1">
+      <w:hyperlink w:anchor="_Toc243212127" w:history="1">
         <w:r>
           <w:rPr>
             <w:rStyle w:val="Hyperlink"/>
@@ -805,7 +805,7 @@
             <w:noProof/>
             <w:webHidden/>
           </w:rPr>
-          <w:instrText xml:space="preserve"> PAGEREF _Toc243166146 \h </w:instrText>
+          <w:instrText xml:space="preserve"> PAGEREF _Toc243212127 \h </w:instrText>
         </w:r>
         <w:r>
           <w:rPr>
@@ -849,11 +849,11 @@
           <w:kern w:val="2"/>
           <w:sz w:val="24"/>
           <w:szCs w:val="24"/>
-          <w:lang w:val="en-PH" w:eastAsia="ja-JP"/>
+          <w:lang w:val="en-PH" w:eastAsia="en-PH"/>
           <w14:ligatures w14:val="standardContextual"/>
         </w:rPr>
       </w:pPr>
-      <w:hyperlink w:anchor="_Toc243166147" w:history="1">
+      <w:hyperlink w:anchor="_Toc243212128" w:history="1">
         <w:r>
           <w:rPr>
             <w:rStyle w:val="Hyperlink"/>
@@ -880,7 +880,7 @@
             <w:noProof/>
             <w:webHidden/>
           </w:rPr>
-          <w:instrText xml:space="preserve"> PAGEREF _Toc243166147 \h </w:instrText>
+          <w:instrText xml:space="preserve"> PAGEREF _Toc243212128 \h </w:instrText>
         </w:r>
         <w:r>
           <w:rPr>
@@ -924,11 +924,11 @@
           <w:kern w:val="2"/>
           <w:sz w:val="24"/>
           <w:szCs w:val="24"/>
-          <w:lang w:val="en-PH" w:eastAsia="ja-JP"/>
+          <w:lang w:val="en-PH" w:eastAsia="en-PH"/>
           <w14:ligatures w14:val="standardContextual"/>
         </w:rPr>
       </w:pPr>
-      <w:hyperlink w:anchor="_Toc243166148" w:history="1">
+      <w:hyperlink w:anchor="_Toc243212129" w:history="1">
         <w:r>
           <w:rPr>
             <w:rStyle w:val="Hyperlink"/>
@@ -955,7 +955,7 @@
             <w:noProof/>
             <w:webHidden/>
           </w:rPr>
-          <w:instrText xml:space="preserve"> PAGEREF _Toc243166148 \h </w:instrText>
+          <w:instrText xml:space="preserve"> PAGEREF _Toc243212129 \h </w:instrText>
         </w:r>
         <w:r>
           <w:rPr>
@@ -999,11 +999,11 @@
           <w:kern w:val="2"/>
           <w:sz w:val="24"/>
           <w:szCs w:val="24"/>
-          <w:lang w:val="en-PH" w:eastAsia="ja-JP"/>
+          <w:lang w:val="en-PH" w:eastAsia="en-PH"/>
           <w14:ligatures w14:val="standardContextual"/>
         </w:rPr>
       </w:pPr>
-      <w:hyperlink w:anchor="_Toc243166149" w:history="1">
+      <w:hyperlink w:anchor="_Toc243212130" w:history="1">
         <w:r>
           <w:rPr>
             <w:rStyle w:val="Hyperlink"/>
@@ -1030,7 +1030,7 @@
             <w:noProof/>
             <w:webHidden/>
           </w:rPr>
-          <w:instrText xml:space="preserve"> PAGEREF _Toc243166149 \h </w:instrText>
+          <w:instrText xml:space="preserve"> PAGEREF _Toc243212130 \h </w:instrText>
         </w:r>
         <w:r>
           <w:rPr>
@@ -1074,11 +1074,11 @@
           <w:kern w:val="2"/>
           <w:sz w:val="24"/>
           <w:szCs w:val="24"/>
-          <w:lang w:val="en-PH" w:eastAsia="ja-JP"/>
+          <w:lang w:val="en-PH" w:eastAsia="en-PH"/>
           <w14:ligatures w14:val="standardContextual"/>
         </w:rPr>
       </w:pPr>
-      <w:hyperlink w:anchor="_Toc243166150" w:history="1">
+      <w:hyperlink w:anchor="_Toc243212131" w:history="1">
         <w:r>
           <w:rPr>
             <w:rStyle w:val="Hyperlink"/>
@@ -1105,7 +1105,7 @@
             <w:noProof/>
             <w:webHidden/>
           </w:rPr>
-          <w:instrText xml:space="preserve"> PAGEREF _Toc243166150 \h </w:instrText>
+          <w:instrText xml:space="preserve"> PAGEREF _Toc243212131 \h </w:instrText>
         </w:r>
         <w:r>
           <w:rPr>
@@ -1149,11 +1149,11 @@
           <w:kern w:val="2"/>
           <w:sz w:val="24"/>
           <w:szCs w:val="24"/>
-          <w:lang w:val="en-PH" w:eastAsia="ja-JP"/>
+          <w:lang w:val="en-PH" w:eastAsia="en-PH"/>
           <w14:ligatures w14:val="standardContextual"/>
         </w:rPr>
       </w:pPr>
-      <w:hyperlink w:anchor="_Toc243166151" w:history="1">
+      <w:hyperlink w:anchor="_Toc243212132" w:history="1">
         <w:r>
           <w:rPr>
             <w:rStyle w:val="Hyperlink"/>
@@ -1180,7 +1180,7 @@
             <w:noProof/>
             <w:webHidden/>
           </w:rPr>
-          <w:instrText xml:space="preserve"> PAGEREF _Toc243166151 \h </w:instrText>
+          <w:instrText xml:space="preserve"> PAGEREF _Toc243212132 \h </w:instrText>
         </w:r>
         <w:r>
           <w:rPr>
@@ -1224,11 +1224,11 @@
           <w:kern w:val="2"/>
           <w:sz w:val="24"/>
           <w:szCs w:val="24"/>
-          <w:lang w:val="en-PH" w:eastAsia="ja-JP"/>
+          <w:lang w:val="en-PH" w:eastAsia="en-PH"/>
           <w14:ligatures w14:val="standardContextual"/>
         </w:rPr>
       </w:pPr>
-      <w:hyperlink w:anchor="_Toc243166152" w:history="1">
+      <w:hyperlink w:anchor="_Toc243212133" w:history="1">
         <w:r>
           <w:rPr>
             <w:rStyle w:val="Hyperlink"/>
@@ -1255,7 +1255,7 @@
             <w:noProof/>
             <w:webHidden/>
           </w:rPr>
-          <w:instrText xml:space="preserve"> PAGEREF _Toc243166152 \h </w:instrText>
+          <w:instrText xml:space="preserve"> PAGEREF _Toc243212133 \h </w:instrText>
         </w:r>
         <w:r>
           <w:rPr>
@@ -1299,11 +1299,11 @@
           <w:kern w:val="2"/>
           <w:sz w:val="24"/>
           <w:szCs w:val="24"/>
-          <w:lang w:val="en-PH" w:eastAsia="ja-JP"/>
+          <w:lang w:val="en-PH" w:eastAsia="en-PH"/>
           <w14:ligatures w14:val="standardContextual"/>
         </w:rPr>
       </w:pPr>
-      <w:hyperlink w:anchor="_Toc243166153" w:history="1">
+      <w:hyperlink w:anchor="_Toc243212134" w:history="1">
         <w:r>
           <w:rPr>
             <w:rStyle w:val="Hyperlink"/>
@@ -1330,7 +1330,7 @@
             <w:noProof/>
             <w:webHidden/>
           </w:rPr>
-          <w:instrText xml:space="preserve"> PAGEREF _Toc243166153 \h </w:instrText>
+          <w:instrText xml:space="preserve"> PAGEREF _Toc243212134 \h </w:instrText>
         </w:r>
         <w:r>
           <w:rPr>
@@ -1374,11 +1374,11 @@
           <w:kern w:val="2"/>
           <w:sz w:val="24"/>
           <w:szCs w:val="24"/>
-          <w:lang w:val="en-PH" w:eastAsia="ja-JP"/>
+          <w:lang w:val="en-PH" w:eastAsia="en-PH"/>
           <w14:ligatures w14:val="standardContextual"/>
         </w:rPr>
       </w:pPr>
-      <w:hyperlink w:anchor="_Toc243166154" w:history="1">
+      <w:hyperlink w:anchor="_Toc243212135" w:history="1">
         <w:r>
           <w:rPr>
             <w:rStyle w:val="Hyperlink"/>
@@ -1405,7 +1405,7 @@
             <w:noProof/>
             <w:webHidden/>
           </w:rPr>
-          <w:instrText xml:space="preserve"> PAGEREF _Toc243166154 \h </w:instrText>
+          <w:instrText xml:space="preserve"> PAGEREF _Toc243212135 \h </w:instrText>
         </w:r>
         <w:r>
           <w:rPr>
@@ -1449,11 +1449,11 @@
           <w:kern w:val="2"/>
           <w:sz w:val="24"/>
           <w:szCs w:val="24"/>
-          <w:lang w:val="en-PH" w:eastAsia="ja-JP"/>
+          <w:lang w:val="en-PH" w:eastAsia="en-PH"/>
           <w14:ligatures w14:val="standardContextual"/>
         </w:rPr>
       </w:pPr>
-      <w:hyperlink w:anchor="_Toc243166155" w:history="1">
+      <w:hyperlink w:anchor="_Toc243212136" w:history="1">
         <w:r>
           <w:rPr>
             <w:rStyle w:val="Hyperlink"/>
@@ -1480,7 +1480,7 @@
             <w:noProof/>
             <w:webHidden/>
           </w:rPr>
-          <w:instrText xml:space="preserve"> PAGEREF _Toc243166155 \h </w:instrText>
+          <w:instrText xml:space="preserve"> PAGEREF _Toc243212136 \h </w:instrText>
         </w:r>
         <w:r>
           <w:rPr>
@@ -1524,11 +1524,11 @@
           <w:kern w:val="2"/>
           <w:sz w:val="24"/>
           <w:szCs w:val="24"/>
-          <w:lang w:val="en-PH" w:eastAsia="ja-JP"/>
+          <w:lang w:val="en-PH" w:eastAsia="en-PH"/>
           <w14:ligatures w14:val="standardContextual"/>
         </w:rPr>
       </w:pPr>
-      <w:hyperlink w:anchor="_Toc243166156" w:history="1">
+      <w:hyperlink w:anchor="_Toc243212137" w:history="1">
         <w:r>
           <w:rPr>
             <w:rStyle w:val="Hyperlink"/>
@@ -1555,7 +1555,7 @@
             <w:noProof/>
             <w:webHidden/>
           </w:rPr>
-          <w:instrText xml:space="preserve"> PAGEREF _Toc243166156 \h </w:instrText>
+          <w:instrText xml:space="preserve"> PAGEREF _Toc243212137 \h </w:instrText>
         </w:r>
         <w:r>
           <w:rPr>
@@ -1599,11 +1599,11 @@
           <w:kern w:val="2"/>
           <w:sz w:val="24"/>
           <w:szCs w:val="24"/>
-          <w:lang w:val="en-PH" w:eastAsia="ja-JP"/>
+          <w:lang w:val="en-PH" w:eastAsia="en-PH"/>
           <w14:ligatures w14:val="standardContextual"/>
         </w:rPr>
       </w:pPr>
-      <w:hyperlink w:anchor="_Toc243166157" w:history="1">
+      <w:hyperlink w:anchor="_Toc243212138" w:history="1">
         <w:r>
           <w:rPr>
             <w:rStyle w:val="Hyperlink"/>
@@ -1630,7 +1630,7 @@
             <w:noProof/>
             <w:webHidden/>
           </w:rPr>
-          <w:instrText xml:space="preserve"> PAGEREF _Toc243166157 \h </w:instrText>
+          <w:instrText xml:space="preserve"> PAGEREF _Toc243212138 \h </w:instrText>
         </w:r>
         <w:r>
           <w:rPr>
@@ -1674,11 +1674,11 @@
           <w:kern w:val="2"/>
           <w:sz w:val="24"/>
           <w:szCs w:val="24"/>
-          <w:lang w:val="en-PH" w:eastAsia="ja-JP"/>
+          <w:lang w:val="en-PH" w:eastAsia="en-PH"/>
           <w14:ligatures w14:val="standardContextual"/>
         </w:rPr>
       </w:pPr>
-      <w:hyperlink w:anchor="_Toc243166158" w:history="1">
+      <w:hyperlink w:anchor="_Toc243212139" w:history="1">
         <w:r>
           <w:rPr>
             <w:rStyle w:val="Hyperlink"/>
@@ -1705,7 +1705,7 @@
             <w:noProof/>
             <w:webHidden/>
           </w:rPr>
-          <w:instrText xml:space="preserve"> PAGEREF _Toc243166158 \h </w:instrText>
+          <w:instrText xml:space="preserve"> PAGEREF _Toc243212139 \h </w:instrText>
         </w:r>
         <w:r>
           <w:rPr>
@@ -1749,11 +1749,11 @@
           <w:kern w:val="2"/>
           <w:sz w:val="24"/>
           <w:szCs w:val="24"/>
-          <w:lang w:val="en-PH" w:eastAsia="ja-JP"/>
+          <w:lang w:val="en-PH" w:eastAsia="en-PH"/>
           <w14:ligatures w14:val="standardContextual"/>
         </w:rPr>
       </w:pPr>
-      <w:hyperlink w:anchor="_Toc243166159" w:history="1">
+      <w:hyperlink w:anchor="_Toc243212140" w:history="1">
         <w:r>
           <w:rPr>
             <w:rStyle w:val="Hyperlink"/>
@@ -1780,7 +1780,7 @@
             <w:noProof/>
             <w:webHidden/>
           </w:rPr>
-          <w:instrText xml:space="preserve"> PAGEREF _Toc243166159 \h </w:instrText>
+          <w:instrText xml:space="preserve"> PAGEREF _Toc243212140 \h </w:instrText>
         </w:r>
         <w:r>
           <w:rPr>
@@ -1824,11 +1824,11 @@
           <w:kern w:val="2"/>
           <w:sz w:val="24"/>
           <w:szCs w:val="24"/>
-          <w:lang w:val="en-PH" w:eastAsia="ja-JP"/>
+          <w:lang w:val="en-PH" w:eastAsia="en-PH"/>
           <w14:ligatures w14:val="standardContextual"/>
         </w:rPr>
       </w:pPr>
-      <w:hyperlink w:anchor="_Toc243166160" w:history="1">
+      <w:hyperlink w:anchor="_Toc243212141" w:history="1">
         <w:r>
           <w:rPr>
             <w:rStyle w:val="Hyperlink"/>
@@ -1855,7 +1855,7 @@
             <w:noProof/>
             <w:webHidden/>
           </w:rPr>
-          <w:instrText xml:space="preserve"> PAGEREF _Toc243166160 \h </w:instrText>
+          <w:instrText xml:space="preserve"> PAGEREF _Toc243212141 \h </w:instrText>
         </w:r>
         <w:r>
           <w:rPr>
@@ -1899,11 +1899,11 @@
           <w:kern w:val="2"/>
           <w:sz w:val="24"/>
           <w:szCs w:val="24"/>
-          <w:lang w:val="en-PH" w:eastAsia="ja-JP"/>
+          <w:lang w:val="en-PH" w:eastAsia="en-PH"/>
           <w14:ligatures w14:val="standardContextual"/>
         </w:rPr>
       </w:pPr>
-      <w:hyperlink w:anchor="_Toc243166161" w:history="1">
+      <w:hyperlink w:anchor="_Toc243212142" w:history="1">
         <w:r>
           <w:rPr>
             <w:rStyle w:val="Hyperlink"/>
@@ -1930,7 +1930,7 @@
             <w:noProof/>
             <w:webHidden/>
           </w:rPr>
-          <w:instrText xml:space="preserve"> PAGEREF _Toc243166161 \h </w:instrText>
+          <w:instrText xml:space="preserve"> PAGEREF _Toc243212142 \h </w:instrText>
         </w:r>
         <w:r>
           <w:rPr>
@@ -1974,11 +1974,11 @@
           <w:kern w:val="2"/>
           <w:sz w:val="24"/>
           <w:szCs w:val="24"/>
-          <w:lang w:val="en-PH" w:eastAsia="ja-JP"/>
+          <w:lang w:val="en-PH" w:eastAsia="en-PH"/>
           <w14:ligatures w14:val="standardContextual"/>
         </w:rPr>
       </w:pPr>
-      <w:hyperlink w:anchor="_Toc243166162" w:history="1">
+      <w:hyperlink w:anchor="_Toc243212143" w:history="1">
         <w:r>
           <w:rPr>
             <w:rStyle w:val="Hyperlink"/>
@@ -2005,7 +2005,82 @@
             <w:noProof/>
             <w:webHidden/>
           </w:rPr>
-          <w:instrText xml:space="preserve"> PAGEREF _Toc243166162 \h </w:instrText>
+          <w:instrText xml:space="preserve"> PAGEREF _Toc243212143 \h </w:instrText>
+        </w:r>
+        <w:r>
+          <w:rPr>
+            <w:noProof/>
+            <w:webHidden/>
+          </w:rPr>
+        </w:r>
+        <w:r>
+          <w:rPr>
+            <w:noProof/>
+            <w:webHidden/>
+          </w:rPr>
+          <w:fldChar w:fldCharType="separate"/>
+        </w:r>
+        <w:r>
+          <w:rPr>
+            <w:noProof/>
+            <w:webHidden/>
+          </w:rPr>
+          <w:t>11</w:t>
+        </w:r>
+        <w:r>
+          <w:rPr>
+            <w:noProof/>
+            <w:webHidden/>
+          </w:rPr>
+          <w:fldChar w:fldCharType="end"/>
+        </w:r>
+      </w:hyperlink>
+    </w:p>
+    <w:p>
+      <w:pPr>
+        <w:pStyle w:val="TOC3"/>
+        <w:tabs>
+          <w:tab w:val="right" w:leader="dot" w:pos="9350"/>
+        </w:tabs>
+        <w:rPr>
+          <w:rFonts w:asciiTheme="minorHAnsi" w:eastAsiaTheme="minorEastAsia" w:hAnsiTheme="minorHAnsi" w:cstheme="minorBidi"/>
+          <w:noProof/>
+          <w:color w:val="auto"/>
+          <w:kern w:val="2"/>
+          <w:sz w:val="24"/>
+          <w:szCs w:val="24"/>
+          <w:lang w:val="en-PH" w:eastAsia="en-PH"/>
+          <w14:ligatures w14:val="standardContextual"/>
+        </w:rPr>
+      </w:pPr>
+      <w:hyperlink w:anchor="_Toc243212144" w:history="1">
+        <w:r>
+          <w:rPr>
+            <w:rStyle w:val="Hyperlink"/>
+            <w:noProof/>
+          </w:rPr>
+          <w:t>Module 5: Mastery Progression, Gamification &amp; Multi-Profile</w:t>
+        </w:r>
+        <w:r>
+          <w:rPr>
+            <w:noProof/>
+            <w:webHidden/>
+          </w:rPr>
+          <w:tab/>
+        </w:r>
+        <w:r>
+          <w:rPr>
+            <w:noProof/>
+            <w:webHidden/>
+          </w:rPr>
+          <w:fldChar w:fldCharType="begin"/>
+        </w:r>
+        <w:r>
+          <w:rPr>
+            <w:noProof/>
+            <w:webHidden/>
+          </w:rPr>
+          <w:instrText xml:space="preserve"> PAGEREF _Toc243212144 \h </w:instrText>
         </w:r>
         <w:r>
           <w:rPr>
@@ -2049,86 +2124,11 @@
           <w:kern w:val="2"/>
           <w:sz w:val="24"/>
           <w:szCs w:val="24"/>
-          <w:lang w:val="en-PH" w:eastAsia="ja-JP"/>
+          <w:lang w:val="en-PH" w:eastAsia="en-PH"/>
           <w14:ligatures w14:val="standardContextual"/>
         </w:rPr>
       </w:pPr>
-      <w:hyperlink w:anchor="_Toc243166163" w:history="1">
-        <w:r>
-          <w:rPr>
-            <w:rStyle w:val="Hyperlink"/>
-            <w:noProof/>
-          </w:rPr>
-          <w:t>Module 5: Mastery Progression, Gamification &amp; Multi-Profile</w:t>
-        </w:r>
-        <w:r>
-          <w:rPr>
-            <w:noProof/>
-            <w:webHidden/>
-          </w:rPr>
-          <w:tab/>
-        </w:r>
-        <w:r>
-          <w:rPr>
-            <w:noProof/>
-            <w:webHidden/>
-          </w:rPr>
-          <w:fldChar w:fldCharType="begin"/>
-        </w:r>
-        <w:r>
-          <w:rPr>
-            <w:noProof/>
-            <w:webHidden/>
-          </w:rPr>
-          <w:instrText xml:space="preserve"> PAGEREF _Toc243166163 \h </w:instrText>
-        </w:r>
-        <w:r>
-          <w:rPr>
-            <w:noProof/>
-            <w:webHidden/>
-          </w:rPr>
-        </w:r>
-        <w:r>
-          <w:rPr>
-            <w:noProof/>
-            <w:webHidden/>
-          </w:rPr>
-          <w:fldChar w:fldCharType="separate"/>
-        </w:r>
-        <w:r>
-          <w:rPr>
-            <w:noProof/>
-            <w:webHidden/>
-          </w:rPr>
-          <w:t>12</w:t>
-        </w:r>
-        <w:r>
-          <w:rPr>
-            <w:noProof/>
-            <w:webHidden/>
-          </w:rPr>
-          <w:fldChar w:fldCharType="end"/>
-        </w:r>
-      </w:hyperlink>
-    </w:p>
-    <w:p>
-      <w:pPr>
-        <w:pStyle w:val="TOC3"/>
-        <w:tabs>
-          <w:tab w:val="right" w:leader="dot" w:pos="9350"/>
-        </w:tabs>
-        <w:rPr>
-          <w:rFonts w:asciiTheme="minorHAnsi" w:eastAsiaTheme="minorEastAsia" w:hAnsiTheme="minorHAnsi" w:cstheme="minorBidi"/>
-          <w:noProof/>
-          <w:color w:val="auto"/>
-          <w:kern w:val="2"/>
-          <w:sz w:val="24"/>
-          <w:szCs w:val="24"/>
-          <w:lang w:val="en-PH" w:eastAsia="ja-JP"/>
-          <w14:ligatures w14:val="standardContextual"/>
-        </w:rPr>
-      </w:pPr>
-      <w:hyperlink w:anchor="_Toc243166164" w:history="1">
+      <w:hyperlink w:anchor="_Toc243212145" w:history="1">
         <w:r>
           <w:rPr>
             <w:rStyle w:val="Hyperlink"/>
@@ -2155,7 +2155,7 @@
             <w:noProof/>
             <w:webHidden/>
           </w:rPr>
-          <w:instrText xml:space="preserve"> PAGEREF _Toc243166164 \h </w:instrText>
+          <w:instrText xml:space="preserve"> PAGEREF _Toc243212145 \h </w:instrText>
         </w:r>
         <w:r>
           <w:rPr>
@@ -2199,11 +2199,11 @@
           <w:kern w:val="2"/>
           <w:sz w:val="24"/>
           <w:szCs w:val="24"/>
-          <w:lang w:val="en-PH" w:eastAsia="ja-JP"/>
+          <w:lang w:val="en-PH" w:eastAsia="en-PH"/>
           <w14:ligatures w14:val="standardContextual"/>
         </w:rPr>
       </w:pPr>
-      <w:hyperlink w:anchor="_Toc243166165" w:history="1">
+      <w:hyperlink w:anchor="_Toc243212146" w:history="1">
         <w:r>
           <w:rPr>
             <w:rStyle w:val="Hyperlink"/>
@@ -2230,7 +2230,7 @@
             <w:noProof/>
             <w:webHidden/>
           </w:rPr>
-          <w:instrText xml:space="preserve"> PAGEREF _Toc243166165 \h </w:instrText>
+          <w:instrText xml:space="preserve"> PAGEREF _Toc243212146 \h </w:instrText>
         </w:r>
         <w:r>
           <w:rPr>
@@ -2274,11 +2274,11 @@
           <w:kern w:val="2"/>
           <w:sz w:val="24"/>
           <w:szCs w:val="24"/>
-          <w:lang w:val="en-PH" w:eastAsia="ja-JP"/>
+          <w:lang w:val="en-PH" w:eastAsia="en-PH"/>
           <w14:ligatures w14:val="standardContextual"/>
         </w:rPr>
       </w:pPr>
-      <w:hyperlink w:anchor="_Toc243166166" w:history="1">
+      <w:hyperlink w:anchor="_Toc243212147" w:history="1">
         <w:r>
           <w:rPr>
             <w:rStyle w:val="Hyperlink"/>
@@ -2305,7 +2305,7 @@
             <w:noProof/>
             <w:webHidden/>
           </w:rPr>
-          <w:instrText xml:space="preserve"> PAGEREF _Toc243166166 \h </w:instrText>
+          <w:instrText xml:space="preserve"> PAGEREF _Toc243212147 \h </w:instrText>
         </w:r>
         <w:r>
           <w:rPr>
@@ -2349,11 +2349,11 @@
           <w:kern w:val="2"/>
           <w:sz w:val="24"/>
           <w:szCs w:val="24"/>
-          <w:lang w:val="en-PH" w:eastAsia="ja-JP"/>
+          <w:lang w:val="en-PH" w:eastAsia="en-PH"/>
           <w14:ligatures w14:val="standardContextual"/>
         </w:rPr>
       </w:pPr>
-      <w:hyperlink w:anchor="_Toc243166167" w:history="1">
+      <w:hyperlink w:anchor="_Toc243212148" w:history="1">
         <w:r>
           <w:rPr>
             <w:rStyle w:val="Hyperlink"/>
@@ -2380,7 +2380,7 @@
             <w:noProof/>
             <w:webHidden/>
           </w:rPr>
-          <w:instrText xml:space="preserve"> PAGEREF _Toc243166167 \h </w:instrText>
+          <w:instrText xml:space="preserve"> PAGEREF _Toc243212148 \h </w:instrText>
         </w:r>
         <w:r>
           <w:rPr>
@@ -2424,11 +2424,11 @@
           <w:kern w:val="2"/>
           <w:sz w:val="24"/>
           <w:szCs w:val="24"/>
-          <w:lang w:val="en-PH" w:eastAsia="ja-JP"/>
+          <w:lang w:val="en-PH" w:eastAsia="en-PH"/>
           <w14:ligatures w14:val="standardContextual"/>
         </w:rPr>
       </w:pPr>
-      <w:hyperlink w:anchor="_Toc243166168" w:history="1">
+      <w:hyperlink w:anchor="_Toc243212149" w:history="1">
         <w:r>
           <w:rPr>
             <w:rStyle w:val="Hyperlink"/>
@@ -2455,7 +2455,7 @@
             <w:noProof/>
             <w:webHidden/>
           </w:rPr>
-          <w:instrText xml:space="preserve"> PAGEREF _Toc243166168 \h </w:instrText>
+          <w:instrText xml:space="preserve"> PAGEREF _Toc243212149 \h </w:instrText>
         </w:r>
         <w:r>
           <w:rPr>
@@ -2499,11 +2499,11 @@
           <w:kern w:val="2"/>
           <w:sz w:val="24"/>
           <w:szCs w:val="24"/>
-          <w:lang w:val="en-PH" w:eastAsia="ja-JP"/>
+          <w:lang w:val="en-PH" w:eastAsia="en-PH"/>
           <w14:ligatures w14:val="standardContextual"/>
         </w:rPr>
       </w:pPr>
-      <w:hyperlink w:anchor="_Toc243166169" w:history="1">
+      <w:hyperlink w:anchor="_Toc243212150" w:history="1">
         <w:r>
           <w:rPr>
             <w:rStyle w:val="Hyperlink"/>
@@ -2530,7 +2530,7 @@
             <w:noProof/>
             <w:webHidden/>
           </w:rPr>
-          <w:instrText xml:space="preserve"> PAGEREF _Toc243166169 \h </w:instrText>
+          <w:instrText xml:space="preserve"> PAGEREF _Toc243212150 \h </w:instrText>
         </w:r>
         <w:r>
           <w:rPr>
@@ -2574,11 +2574,11 @@
           <w:kern w:val="2"/>
           <w:sz w:val="24"/>
           <w:szCs w:val="24"/>
-          <w:lang w:val="en-PH" w:eastAsia="ja-JP"/>
+          <w:lang w:val="en-PH" w:eastAsia="en-PH"/>
           <w14:ligatures w14:val="standardContextual"/>
         </w:rPr>
       </w:pPr>
-      <w:hyperlink w:anchor="_Toc243166170" w:history="1">
+      <w:hyperlink w:anchor="_Toc243212151" w:history="1">
         <w:r>
           <w:rPr>
             <w:rStyle w:val="Hyperlink"/>
@@ -2605,7 +2605,7 @@
             <w:noProof/>
             <w:webHidden/>
           </w:rPr>
-          <w:instrText xml:space="preserve"> PAGEREF _Toc243166170 \h </w:instrText>
+          <w:instrText xml:space="preserve"> PAGEREF _Toc243212151 \h </w:instrText>
         </w:r>
         <w:r>
           <w:rPr>
@@ -2649,11 +2649,11 @@
           <w:kern w:val="2"/>
           <w:sz w:val="24"/>
           <w:szCs w:val="24"/>
-          <w:lang w:val="en-PH" w:eastAsia="ja-JP"/>
+          <w:lang w:val="en-PH" w:eastAsia="en-PH"/>
           <w14:ligatures w14:val="standardContextual"/>
         </w:rPr>
       </w:pPr>
-      <w:hyperlink w:anchor="_Toc243166171" w:history="1">
+      <w:hyperlink w:anchor="_Toc243212152" w:history="1">
         <w:r>
           <w:rPr>
             <w:rStyle w:val="Hyperlink"/>
@@ -2680,7 +2680,7 @@
             <w:noProof/>
             <w:webHidden/>
           </w:rPr>
-          <w:instrText xml:space="preserve"> PAGEREF _Toc243166171 \h </w:instrText>
+          <w:instrText xml:space="preserve"> PAGEREF _Toc243212152 \h </w:instrText>
         </w:r>
         <w:r>
           <w:rPr>
@@ -2725,7 +2725,7 @@
       <w:pPr>
         <w:pStyle w:val="Heading1"/>
       </w:pPr>
-      <w:bookmarkStart w:id="0" w:name="_Toc243166141"/>
+      <w:bookmarkStart w:id="0" w:name="_Toc243212122"/>
       <w:r>
         <w:t>Document Revision History</w:t>
       </w:r>
@@ -2753,10 +2753,10 @@
         <w:tblLook w:val="04A0" w:firstRow="1" w:lastRow="0" w:firstColumn="1" w:lastColumn="0" w:noHBand="0" w:noVBand="1"/>
       </w:tblPr>
       <w:tblGrid>
-        <w:gridCol w:w="984"/>
-        <w:gridCol w:w="1197"/>
-        <w:gridCol w:w="2057"/>
-        <w:gridCol w:w="5122"/>
+        <w:gridCol w:w="985"/>
+        <w:gridCol w:w="1201"/>
+        <w:gridCol w:w="2002"/>
+        <w:gridCol w:w="5173"/>
       </w:tblGrid>
       <w:tr>
         <w:trPr>
@@ -2765,7 +2765,7 @@
         </w:trPr>
         <w:tc>
           <w:tcPr>
-            <w:tcW w:w="984" w:type="dxa"/>
+            <w:tcW w:w="985" w:type="dxa"/>
             <w:shd w:val="clear" w:color="auto" w:fill="1F3A3D"/>
           </w:tcPr>
           <w:p>
@@ -2785,7 +2785,7 @@
         </w:tc>
         <w:tc>
           <w:tcPr>
-            <w:tcW w:w="1197" w:type="dxa"/>
+            <w:tcW w:w="1201" w:type="dxa"/>
             <w:shd w:val="clear" w:color="auto" w:fill="1F3A3D"/>
           </w:tcPr>
           <w:p>
@@ -2805,7 +2805,7 @@
         </w:tc>
         <w:tc>
           <w:tcPr>
-            <w:tcW w:w="2057" w:type="dxa"/>
+            <w:tcW w:w="2002" w:type="dxa"/>
             <w:shd w:val="clear" w:color="auto" w:fill="1F3A3D"/>
           </w:tcPr>
           <w:p>
@@ -2825,7 +2825,7 @@
         </w:tc>
         <w:tc>
           <w:tcPr>
-            <w:tcW w:w="5122" w:type="dxa"/>
+            <w:tcW w:w="5173" w:type="dxa"/>
             <w:shd w:val="clear" w:color="auto" w:fill="1F3A3D"/>
           </w:tcPr>
           <w:p>
@@ -2850,7 +2850,7 @@
         </w:trPr>
         <w:tc>
           <w:tcPr>
-            <w:tcW w:w="984" w:type="dxa"/>
+            <w:tcW w:w="985" w:type="dxa"/>
           </w:tcPr>
           <w:p>
             <w:pPr>
@@ -2868,7 +2868,7 @@
         </w:tc>
         <w:tc>
           <w:tcPr>
-            <w:tcW w:w="1197" w:type="dxa"/>
+            <w:tcW w:w="1201" w:type="dxa"/>
           </w:tcPr>
           <w:p>
             <w:pPr>
@@ -2885,7 +2885,7 @@
         </w:tc>
         <w:tc>
           <w:tcPr>
-            <w:tcW w:w="2057" w:type="dxa"/>
+            <w:tcW w:w="2002" w:type="dxa"/>
           </w:tcPr>
           <w:p>
             <w:pPr>
@@ -2902,7 +2902,7 @@
         </w:tc>
         <w:tc>
           <w:tcPr>
-            <w:tcW w:w="5122" w:type="dxa"/>
+            <w:tcW w:w="5173" w:type="dxa"/>
           </w:tcPr>
           <w:p>
             <w:pPr>
@@ -2924,7 +2924,7 @@
         </w:trPr>
         <w:tc>
           <w:tcPr>
-            <w:tcW w:w="984" w:type="dxa"/>
+            <w:tcW w:w="985" w:type="dxa"/>
             <w:shd w:val="clear" w:color="auto" w:fill="F3F6F8"/>
           </w:tcPr>
           <w:p>
@@ -2943,7 +2943,7 @@
         </w:tc>
         <w:tc>
           <w:tcPr>
-            <w:tcW w:w="1197" w:type="dxa"/>
+            <w:tcW w:w="1201" w:type="dxa"/>
             <w:shd w:val="clear" w:color="auto" w:fill="F3F6F8"/>
           </w:tcPr>
           <w:p>
@@ -2961,7 +2961,7 @@
         </w:tc>
         <w:tc>
           <w:tcPr>
-            <w:tcW w:w="2057" w:type="dxa"/>
+            <w:tcW w:w="2002" w:type="dxa"/>
             <w:shd w:val="clear" w:color="auto" w:fill="F3F6F8"/>
           </w:tcPr>
           <w:p>
@@ -2979,7 +2979,7 @@
         </w:tc>
         <w:tc>
           <w:tcPr>
-            <w:tcW w:w="5122" w:type="dxa"/>
+            <w:tcW w:w="5173" w:type="dxa"/>
             <w:shd w:val="clear" w:color="auto" w:fill="F3F6F8"/>
           </w:tcPr>
           <w:p>
@@ -3001,7 +3001,7 @@
         </w:trPr>
         <w:tc>
           <w:tcPr>
-            <w:tcW w:w="984" w:type="dxa"/>
+            <w:tcW w:w="985" w:type="dxa"/>
           </w:tcPr>
           <w:p>
             <w:pPr>
@@ -3019,7 +3019,7 @@
         </w:tc>
         <w:tc>
           <w:tcPr>
-            <w:tcW w:w="1197" w:type="dxa"/>
+            <w:tcW w:w="1201" w:type="dxa"/>
           </w:tcPr>
           <w:p>
             <w:pPr>
@@ -3036,7 +3036,7 @@
         </w:tc>
         <w:tc>
           <w:tcPr>
-            <w:tcW w:w="2057" w:type="dxa"/>
+            <w:tcW w:w="2002" w:type="dxa"/>
           </w:tcPr>
           <w:p>
             <w:pPr>
@@ -3053,7 +3053,7 @@
         </w:tc>
         <w:tc>
           <w:tcPr>
-            <w:tcW w:w="5122" w:type="dxa"/>
+            <w:tcW w:w="5173" w:type="dxa"/>
           </w:tcPr>
           <w:p>
             <w:pPr>
@@ -3401,7 +3401,7 @@
         </w:trPr>
         <w:tc>
           <w:tcPr>
-            <w:tcW w:w="984" w:type="dxa"/>
+            <w:tcW w:w="985" w:type="dxa"/>
             <w:shd w:val="clear" w:color="auto" w:fill="F3F6F8"/>
           </w:tcPr>
           <w:p>
@@ -3420,7 +3420,7 @@
         </w:tc>
         <w:tc>
           <w:tcPr>
-            <w:tcW w:w="1197" w:type="dxa"/>
+            <w:tcW w:w="1201" w:type="dxa"/>
             <w:shd w:val="clear" w:color="auto" w:fill="F3F6F8"/>
           </w:tcPr>
           <w:p>
@@ -3438,7 +3438,7 @@
         </w:tc>
         <w:tc>
           <w:tcPr>
-            <w:tcW w:w="2057" w:type="dxa"/>
+            <w:tcW w:w="2002" w:type="dxa"/>
             <w:shd w:val="clear" w:color="auto" w:fill="F3F6F8"/>
           </w:tcPr>
           <w:p>
@@ -3450,13 +3450,13 @@
               <w:rPr>
                 <w:sz w:val="17"/>
               </w:rPr>
-              <w:t>Capstone Team (Claude review)</w:t>
+              <w:t>Capstone Team</w:t>
             </w:r>
           </w:p>
         </w:tc>
         <w:tc>
           <w:tcPr>
-            <w:tcW w:w="5122" w:type="dxa"/>
+            <w:tcW w:w="5173" w:type="dxa"/>
             <w:shd w:val="clear" w:color="auto" w:fill="F3F6F8"/>
           </w:tcPr>
           <w:p>
@@ -3467,20 +3467,7 @@
               <w:rPr>
                 <w:sz w:val="17"/>
               </w:rPr>
-              <w:t xml:space="preserve">Corrections for adviser review: status changed from "Approved" to draft; FR-03 states the hybrid scoring mode (word mode scored; pure sound only if the Vosk test passes); open items marked </w:t>
-            </w:r>
-            <w:r>
-              <w:rPr>
-                <w:b/>
-                <w:sz w:val="17"/>
-              </w:rPr>
-              <w:t>[proposed]</w:t>
-            </w:r>
-            <w:r>
-              <w:rPr>
-                <w:sz w:val="17"/>
-              </w:rPr>
-              <w:t xml:space="preserve"> (≤15 s sequence, automatic mic, ≥70% recall, 12-minute session, Chatterbox held sounds); teacher names replaced by codes T-1 to T-4 (RA 10173); Room schema v4 (v3 is the current version).</w:t>
+              <w:t>Corrections for adviser review: status changed from "Approved" to draft; FR-03 states the hybrid scoring mode (word mode scored; pure sound only if the Vosk test passes); open items marked for Round 2 scope (≤15 s sequence, automatic mic, ≥70% recall, 12-minute session, Chatterbox held sounds); teacher names replaced by codes T-1 to T-4 (RA 10173); Room schema v4 (v3 is the current version).</w:t>
             </w:r>
           </w:p>
         </w:tc>
@@ -3492,7 +3479,7 @@
         </w:trPr>
         <w:tc>
           <w:tcPr>
-            <w:tcW w:w="984" w:type="dxa"/>
+            <w:tcW w:w="985" w:type="dxa"/>
           </w:tcPr>
           <w:p>
             <w:pPr>
@@ -3510,7 +3497,7 @@
         </w:tc>
         <w:tc>
           <w:tcPr>
-            <w:tcW w:w="1197" w:type="dxa"/>
+            <w:tcW w:w="1201" w:type="dxa"/>
           </w:tcPr>
           <w:p>
             <w:pPr>
@@ -3527,7 +3514,7 @@
         </w:tc>
         <w:tc>
           <w:tcPr>
-            <w:tcW w:w="2057" w:type="dxa"/>
+            <w:tcW w:w="2002" w:type="dxa"/>
           </w:tcPr>
           <w:p>
             <w:pPr>
@@ -3538,13 +3525,13 @@
               <w:rPr>
                 <w:sz w:val="17"/>
               </w:rPr>
-              <w:t>Capstone Team (Claude, sprint synchronization)</w:t>
+              <w:t>Capstone Team (sprint synchronization)</w:t>
             </w:r>
           </w:p>
         </w:tc>
         <w:tc>
           <w:tcPr>
-            <w:tcW w:w="5122" w:type="dxa"/>
+            <w:tcW w:w="5173" w:type="dxa"/>
           </w:tcPr>
           <w:p>
             <w:pPr>
@@ -3566,7 +3553,7 @@
         </w:trPr>
         <w:tc>
           <w:tcPr>
-            <w:tcW w:w="984" w:type="dxa"/>
+            <w:tcW w:w="985" w:type="dxa"/>
             <w:shd w:val="clear" w:color="auto" w:fill="F3F6F8"/>
           </w:tcPr>
           <w:p>
@@ -3585,7 +3572,7 @@
         </w:tc>
         <w:tc>
           <w:tcPr>
-            <w:tcW w:w="1197" w:type="dxa"/>
+            <w:tcW w:w="1201" w:type="dxa"/>
             <w:shd w:val="clear" w:color="auto" w:fill="F3F6F8"/>
           </w:tcPr>
           <w:p>
@@ -3603,7 +3590,7 @@
         </w:tc>
         <w:tc>
           <w:tcPr>
-            <w:tcW w:w="2057" w:type="dxa"/>
+            <w:tcW w:w="2002" w:type="dxa"/>
             <w:shd w:val="clear" w:color="auto" w:fill="F3F6F8"/>
           </w:tcPr>
           <w:p>
@@ -3615,13 +3602,13 @@
               <w:rPr>
                 <w:sz w:val="17"/>
               </w:rPr>
-              <w:t>Capstone Team (Claude, submission review)</w:t>
+              <w:t>Capstone Team (submission review)</w:t>
             </w:r>
           </w:p>
         </w:tc>
         <w:tc>
           <w:tcPr>
-            <w:tcW w:w="5122" w:type="dxa"/>
+            <w:tcW w:w="5173" w:type="dxa"/>
             <w:shd w:val="clear" w:color="auto" w:fill="F3F6F8"/>
           </w:tcPr>
           <w:p>
@@ -3658,7 +3645,7 @@
         </w:trPr>
         <w:tc>
           <w:tcPr>
-            <w:tcW w:w="984" w:type="dxa"/>
+            <w:tcW w:w="985" w:type="dxa"/>
           </w:tcPr>
           <w:p>
             <w:pPr>
@@ -3676,7 +3663,7 @@
         </w:tc>
         <w:tc>
           <w:tcPr>
-            <w:tcW w:w="1197" w:type="dxa"/>
+            <w:tcW w:w="1201" w:type="dxa"/>
           </w:tcPr>
           <w:p>
             <w:pPr>
@@ -3693,7 +3680,7 @@
         </w:tc>
         <w:tc>
           <w:tcPr>
-            <w:tcW w:w="2057" w:type="dxa"/>
+            <w:tcW w:w="2002" w:type="dxa"/>
           </w:tcPr>
           <w:p>
             <w:pPr>
@@ -3704,13 +3691,13 @@
               <w:rPr>
                 <w:sz w:val="17"/>
               </w:rPr>
-              <w:t>Capstone Team (Claude, card 28)</w:t>
+              <w:t>Capstone Team (card 28)</w:t>
             </w:r>
           </w:p>
         </w:tc>
         <w:tc>
           <w:tcPr>
-            <w:tcW w:w="5122" w:type="dxa"/>
+            <w:tcW w:w="5173" w:type="dxa"/>
           </w:tcPr>
           <w:p>
             <w:pPr>
@@ -3720,7 +3707,7 @@
               <w:rPr>
                 <w:sz w:val="17"/>
               </w:rPr>
-              <w:t xml:space="preserve">Amendments from the team's phone test of APK B (team decisions 2026-10-10, adviser confirmation pending): FR-02 item 4, Hear It ends on the key word and the sound, then </w:t>
+              <w:t xml:space="preserve">Amendments from the team's phone test of APK B (team decisions 2026-10-10): FR-02 item 4, Hear It ends on the key word and the sound, then </w:t>
             </w:r>
             <w:r>
               <w:rPr>
@@ -3758,7 +3745,7 @@
         </w:trPr>
         <w:tc>
           <w:tcPr>
-            <w:tcW w:w="984" w:type="dxa"/>
+            <w:tcW w:w="985" w:type="dxa"/>
             <w:shd w:val="clear" w:color="auto" w:fill="F3F6F8"/>
           </w:tcPr>
           <w:p>
@@ -3777,7 +3764,7 @@
         </w:tc>
         <w:tc>
           <w:tcPr>
-            <w:tcW w:w="1197" w:type="dxa"/>
+            <w:tcW w:w="1201" w:type="dxa"/>
             <w:shd w:val="clear" w:color="auto" w:fill="F3F6F8"/>
           </w:tcPr>
           <w:p>
@@ -3795,7 +3782,7 @@
         </w:tc>
         <w:tc>
           <w:tcPr>
-            <w:tcW w:w="2057" w:type="dxa"/>
+            <w:tcW w:w="2002" w:type="dxa"/>
             <w:shd w:val="clear" w:color="auto" w:fill="F3F6F8"/>
           </w:tcPr>
           <w:p>
@@ -3807,13 +3794,13 @@
               <w:rPr>
                 <w:sz w:val="17"/>
               </w:rPr>
-              <w:t>Capstone Team (Claude, diagrams)</w:t>
+              <w:t>Capstone Team (diagrams)</w:t>
             </w:r>
           </w:p>
         </w:tc>
         <w:tc>
           <w:tcPr>
-            <w:tcW w:w="5122" w:type="dxa"/>
+            <w:tcW w:w="5173" w:type="dxa"/>
             <w:shd w:val="clear" w:color="auto" w:fill="F3F6F8"/>
           </w:tcPr>
           <w:p>
@@ -3836,7 +3823,7 @@
         </w:trPr>
         <w:tc>
           <w:tcPr>
-            <w:tcW w:w="984" w:type="dxa"/>
+            <w:tcW w:w="985" w:type="dxa"/>
           </w:tcPr>
           <w:p>
             <w:pPr>
@@ -3854,7 +3841,7 @@
         </w:tc>
         <w:tc>
           <w:tcPr>
-            <w:tcW w:w="1197" w:type="dxa"/>
+            <w:tcW w:w="1201" w:type="dxa"/>
           </w:tcPr>
           <w:p>
             <w:pPr>
@@ -3871,7 +3858,7 @@
         </w:tc>
         <w:tc>
           <w:tcPr>
-            <w:tcW w:w="2057" w:type="dxa"/>
+            <w:tcW w:w="2002" w:type="dxa"/>
           </w:tcPr>
           <w:p>
             <w:pPr>
@@ -3888,7 +3875,7 @@
         </w:tc>
         <w:tc>
           <w:tcPr>
-            <w:tcW w:w="5122" w:type="dxa"/>
+            <w:tcW w:w="5173" w:type="dxa"/>
           </w:tcPr>
           <w:p>
             <w:pPr>
@@ -3938,7 +3925,7 @@
         </w:trPr>
         <w:tc>
           <w:tcPr>
-            <w:tcW w:w="984" w:type="dxa"/>
+            <w:tcW w:w="985" w:type="dxa"/>
             <w:shd w:val="clear" w:color="auto" w:fill="F3F6F8"/>
           </w:tcPr>
           <w:p>
@@ -3957,7 +3944,7 @@
         </w:tc>
         <w:tc>
           <w:tcPr>
-            <w:tcW w:w="1197" w:type="dxa"/>
+            <w:tcW w:w="1201" w:type="dxa"/>
             <w:shd w:val="clear" w:color="auto" w:fill="F3F6F8"/>
           </w:tcPr>
           <w:p>
@@ -3975,7 +3962,7 @@
         </w:tc>
         <w:tc>
           <w:tcPr>
-            <w:tcW w:w="2057" w:type="dxa"/>
+            <w:tcW w:w="2002" w:type="dxa"/>
             <w:shd w:val="clear" w:color="auto" w:fill="F3F6F8"/>
           </w:tcPr>
           <w:p>
@@ -3987,13 +3974,13 @@
               <w:rPr>
                 <w:sz w:val="17"/>
               </w:rPr>
-              <w:t>Capstone Team (Claude, card 30)</w:t>
+              <w:t>Capstone Team (card 30)</w:t>
             </w:r>
           </w:p>
         </w:tc>
         <w:tc>
           <w:tcPr>
-            <w:tcW w:w="5122" w:type="dxa"/>
+            <w:tcW w:w="5173" w:type="dxa"/>
             <w:shd w:val="clear" w:color="auto" w:fill="F3F6F8"/>
           </w:tcPr>
           <w:p>
@@ -4018,13 +4005,13 @@
               <w:rPr>
                 <w:sz w:val="17"/>
               </w:rPr>
-              <w:t xml:space="preserve">) for the October 14 submission. Amendments from the phone tests of APK E (team decisions 2026-10-11 and 2026-10-12; adviser confirmation pending): FR-02 item 4 and NFR-ACC-01 item 1, the mouth-shape cue is shown in Say It from the second miss and not during the Hear It sequence (card 28c); NFR-AUD-01 item 1, ElevenLabs Text to Speech for the Blend It words AM, TUB, YAM and the short /i/, with the credit the Free plan requires (cards 15b, 09c). Figure 1 moves the mouth-cue use case to Say It; RTM rows F-09 </w:t>
-            </w:r>
-            <w:r>
-              <w:rPr>
-                <w:sz w:val="17"/>
-              </w:rPr>
-              <w:t>and F-13 and §4.1 follow (409 unit tests, 0 failures).</w:t>
+              <w:t xml:space="preserve">) for the October 14 submission. Amendments from the phone tests of APK E (team decisions 2026-10-11 and 2026-10-12): FR-02 item 4 and NFR-ACC-01 item 1, the mouth-shape cue is shown in Say It from the second miss and not during the Hear It sequence (card 28c); NFR-AUD-01 item 1, ElevenLabs Text to Speech for the Blend It words AM, TUB, YAM and the short /i/, with the credit the Free plan requires (cards 15b, 09c). Figure 1 moves the mouth-cue use case to Say It; RTM rows F-09 and F-13 and §4.1 follow (409 </w:t>
+            </w:r>
+            <w:r>
+              <w:rPr>
+                <w:sz w:val="17"/>
+              </w:rPr>
+              <w:t>unit tests, 0 failures).</w:t>
             </w:r>
           </w:p>
         </w:tc>
@@ -4036,7 +4023,7 @@
         </w:trPr>
         <w:tc>
           <w:tcPr>
-            <w:tcW w:w="984" w:type="dxa"/>
+            <w:tcW w:w="985" w:type="dxa"/>
           </w:tcPr>
           <w:p>
             <w:pPr>
@@ -4054,7 +4041,7 @@
         </w:tc>
         <w:tc>
           <w:tcPr>
-            <w:tcW w:w="1197" w:type="dxa"/>
+            <w:tcW w:w="1201" w:type="dxa"/>
           </w:tcPr>
           <w:p>
             <w:pPr>
@@ -4071,7 +4058,7 @@
         </w:tc>
         <w:tc>
           <w:tcPr>
-            <w:tcW w:w="2057" w:type="dxa"/>
+            <w:tcW w:w="2002" w:type="dxa"/>
           </w:tcPr>
           <w:p>
             <w:pPr>
@@ -4082,13 +4069,13 @@
               <w:rPr>
                 <w:sz w:val="17"/>
               </w:rPr>
-              <w:t>Capstone Team (Claude, card 31)</w:t>
+              <w:t>Capstone Team (card 31)</w:t>
             </w:r>
           </w:p>
         </w:tc>
         <w:tc>
           <w:tcPr>
-            <w:tcW w:w="5122" w:type="dxa"/>
+            <w:tcW w:w="5173" w:type="dxa"/>
           </w:tcPr>
           <w:p>
             <w:pPr>
@@ -4127,7 +4114,7 @@
       <w:pPr>
         <w:pStyle w:val="Heading1"/>
       </w:pPr>
-      <w:bookmarkStart w:id="1" w:name="_Toc243166142"/>
+      <w:bookmarkStart w:id="1" w:name="_Toc243212123"/>
       <w:r>
         <w:t>1. Introduction</w:t>
       </w:r>
@@ -4137,7 +4124,7 @@
       <w:pPr>
         <w:pStyle w:val="Heading2"/>
       </w:pPr>
-      <w:bookmarkStart w:id="2" w:name="_Toc243166143"/>
+      <w:bookmarkStart w:id="2" w:name="_Toc243212124"/>
       <w:r>
         <w:t>1.1 Purpose</w:t>
       </w:r>
@@ -4161,7 +4148,7 @@
       <w:pPr>
         <w:pStyle w:val="Heading2"/>
       </w:pPr>
-      <w:bookmarkStart w:id="3" w:name="_Toc243166144"/>
+      <w:bookmarkStart w:id="3" w:name="_Toc243212125"/>
       <w:r>
         <w:t>1.2 Scope and Pedagogical Boundaries</w:t>
       </w:r>
@@ -4433,7 +4420,7 @@
       <w:pPr>
         <w:pStyle w:val="Heading2"/>
       </w:pPr>
-      <w:bookmarkStart w:id="4" w:name="_Toc243166145"/>
+      <w:bookmarkStart w:id="4" w:name="_Toc243212126"/>
       <w:r>
         <w:t>1.3 Definitions, Acronyms, and Abbreviations</w:t>
       </w:r>
@@ -4797,7 +4784,7 @@
       <w:pPr>
         <w:pStyle w:val="Heading2"/>
       </w:pPr>
-      <w:bookmarkStart w:id="5" w:name="_Toc243166146"/>
+      <w:bookmarkStart w:id="5" w:name="_Toc243212127"/>
       <w:r>
         <w:t>1.4 References</w:t>
       </w:r>
@@ -4987,7 +4974,7 @@
       <w:pPr>
         <w:pStyle w:val="Heading1"/>
       </w:pPr>
-      <w:bookmarkStart w:id="6" w:name="_Toc243166147"/>
+      <w:bookmarkStart w:id="6" w:name="_Toc243212128"/>
       <w:r>
         <w:t>2. Overall Description</w:t>
       </w:r>
@@ -4997,7 +4984,7 @@
       <w:pPr>
         <w:pStyle w:val="Heading2"/>
       </w:pPr>
-      <w:bookmarkStart w:id="7" w:name="_Toc243166148"/>
+      <w:bookmarkStart w:id="7" w:name="_Toc243212129"/>
       <w:r>
         <w:t>2.1 Product Perspective &amp; System Context</w:t>
       </w:r>
@@ -5122,7 +5109,7 @@
       <w:pPr>
         <w:pStyle w:val="Heading2"/>
       </w:pPr>
-      <w:bookmarkStart w:id="8" w:name="_Toc243166149"/>
+      <w:bookmarkStart w:id="8" w:name="_Toc243212130"/>
       <w:r>
         <w:t>2.2 User Characteristics and Personas</w:t>
       </w:r>
@@ -5204,7 +5191,7 @@
       <w:pPr>
         <w:pStyle w:val="Heading2"/>
       </w:pPr>
-      <w:bookmarkStart w:id="9" w:name="_Toc243166150"/>
+      <w:bookmarkStart w:id="9" w:name="_Toc243212131"/>
       <w:r>
         <w:t>2.3 General Constraints &amp; Policies</w:t>
       </w:r>
@@ -5308,7 +5295,7 @@
       <w:pPr>
         <w:pStyle w:val="Heading2"/>
       </w:pPr>
-      <w:bookmarkStart w:id="10" w:name="_Toc243166151"/>
+      <w:bookmarkStart w:id="10" w:name="_Toc243212132"/>
       <w:r>
         <w:t>2.4 Assumptions and Dependencies</w:t>
       </w:r>
@@ -5384,7 +5371,7 @@
         <w:pStyle w:val="Heading2"/>
         <w:pageBreakBefore/>
       </w:pPr>
-      <w:bookmarkStart w:id="11" w:name="_Toc243166152"/>
+      <w:bookmarkStart w:id="11" w:name="_Toc243212133"/>
       <w:r>
         <w:t>2.5 Use Case Model</w:t>
       </w:r>
@@ -5514,7 +5501,7 @@
           <w:noProof/>
         </w:rPr>
         <w:drawing>
-          <wp:inline distT="0" distB="0" distL="0" distR="0" wp14:anchorId="3E89DADA" wp14:editId="499DA2A7">
+          <wp:inline distT="0" distB="0" distL="0" distR="0" wp14:anchorId="13D14A18" wp14:editId="5F142979">
             <wp:extent cx="3203455" cy="5394960"/>
             <wp:effectExtent l="0" t="0" r="0" b="0"/>
             <wp:docPr id="2" name="Picture 2"/>
@@ -5577,7 +5564,7 @@
       <w:pPr>
         <w:pStyle w:val="Heading1"/>
       </w:pPr>
-      <w:bookmarkStart w:id="12" w:name="_Toc243166153"/>
+      <w:bookmarkStart w:id="12" w:name="_Toc243212134"/>
       <w:r>
         <w:t>3. Specific Requirements</w:t>
       </w:r>
@@ -5587,7 +5574,7 @@
       <w:pPr>
         <w:pStyle w:val="Heading2"/>
       </w:pPr>
-      <w:bookmarkStart w:id="13" w:name="_Toc243166154"/>
+      <w:bookmarkStart w:id="13" w:name="_Toc243212135"/>
       <w:r>
         <w:t>3.1 External Interface Requirements</w:t>
       </w:r>
@@ -5597,7 +5584,7 @@
       <w:pPr>
         <w:pStyle w:val="Heading3"/>
       </w:pPr>
-      <w:bookmarkStart w:id="14" w:name="_Toc243166155"/>
+      <w:bookmarkStart w:id="14" w:name="_Toc243212136"/>
       <w:r>
         <w:t>3.1.1 Hardware Interfaces</w:t>
       </w:r>
@@ -5655,7 +5642,7 @@
       <w:pPr>
         <w:pStyle w:val="Heading3"/>
       </w:pPr>
-      <w:bookmarkStart w:id="15" w:name="_Toc243166156"/>
+      <w:bookmarkStart w:id="15" w:name="_Toc243212137"/>
       <w:r>
         <w:t>3.1.2 Software Interfaces</w:t>
       </w:r>
@@ -5783,7 +5770,7 @@
       <w:pPr>
         <w:pStyle w:val="Heading3"/>
       </w:pPr>
-      <w:bookmarkStart w:id="16" w:name="_Toc243166157"/>
+      <w:bookmarkStart w:id="16" w:name="_Toc243212138"/>
       <w:r>
         <w:t>3.1.3 Communications Interfaces</w:t>
       </w:r>
@@ -5811,7 +5798,7 @@
       <w:pPr>
         <w:pStyle w:val="Heading2"/>
       </w:pPr>
-      <w:bookmarkStart w:id="17" w:name="_Toc243166158"/>
+      <w:bookmarkStart w:id="17" w:name="_Toc243212139"/>
       <w:r>
         <w:t>3.2 Refactored Functional Requirements (FR)</w:t>
       </w:r>
@@ -5821,7 +5808,7 @@
       <w:pPr>
         <w:pStyle w:val="Heading3"/>
       </w:pPr>
-      <w:bookmarkStart w:id="18" w:name="_Toc243166159"/>
+      <w:bookmarkStart w:id="18" w:name="_Toc243212140"/>
       <w:r>
         <w:t>Module 1: Letter-Sound Acquisition ("Hear It")</w:t>
       </w:r>
@@ -6242,7 +6229,7 @@
         <w:rPr>
           <w:b/>
         </w:rPr>
-        <w:t>Amended (team decision 2026-10-11, card 28c; adviser confirmation pending):</w:t>
+        <w:t>Amended (team decision 2026-10-11, card 28c):</w:t>
       </w:r>
       <w:r>
         <w:t xml:space="preserve"> no mouth-shape cue is shown during the sequence, so the child watches the letter and listens; the cue supports Say It (FR-03.4, NFR-ACC-01).</w:t>
@@ -6326,16 +6313,7 @@
         <w:t>"Say it with me!"</w:t>
       </w:r>
       <w:r>
-        <w:t xml:space="preserve"> (team decision 2026-10-10, card 28; </w:t>
-      </w:r>
-      <w:r>
-        <w:rPr>
-          <w:b/>
-        </w:rPr>
-        <w:t>[proposed]</w:t>
-      </w:r>
-      <w:r>
-        <w:t>, adviser confirmation pending).</w:t>
+        <w:t xml:space="preserve"> (team decision 2026-10-10, card 28).</w:t>
       </w:r>
     </w:p>
     <w:p>
@@ -6356,7 +6334,7 @@
         <w:rPr>
           <w:b/>
         </w:rPr>
-        <w:t>[proposed]</w:t>
+        <w:t>[Planned — Round 2 Scope]</w:t>
       </w:r>
       <w:r>
         <w:t xml:space="preserve"> The entire modeling sequence shall execute within ≤ 15 s.</w:t>
@@ -6408,7 +6386,7 @@
       <w:pPr>
         <w:pStyle w:val="Heading3"/>
       </w:pPr>
-      <w:bookmarkStart w:id="19" w:name="_Toc243166160"/>
+      <w:bookmarkStart w:id="19" w:name="_Toc243212141"/>
       <w:r>
         <w:t>Module 2: Speech Production &amp; Formative Tutoring ("Say It")</w:t>
       </w:r>
@@ -6545,7 +6523,7 @@
         <w:rPr>
           <w:b/>
         </w:rPr>
-        <w:t>[proposed]</w:t>
+        <w:t>[Planned — Round 2 Scope]</w:t>
       </w:r>
       <w:r>
         <w:t xml:space="preserve"> The microphone shall activate automatically following the carrier cue </w:t>
@@ -7153,7 +7131,7 @@
         <w:rPr>
           <w:b/>
         </w:rPr>
-        <w:t>[proposed]</w:t>
+        <w:t>[Planned — Round 2 Scope]</w:t>
       </w:r>
       <w:r>
         <w:t xml:space="preserve"> ≥ 70% of previously un-mastered letters correctly produced during end-of-session recall checks (SI-4).</w:t>
@@ -7163,7 +7141,7 @@
       <w:pPr>
         <w:pStyle w:val="Heading3"/>
       </w:pPr>
-      <w:bookmarkStart w:id="20" w:name="_Toc243166161"/>
+      <w:bookmarkStart w:id="20" w:name="_Toc243212142"/>
       <w:r>
         <w:t>Module 3: Phoneme Discrimination ("Find It")</w:t>
       </w:r>
@@ -7285,7 +7263,7 @@
       <w:pPr>
         <w:pStyle w:val="Heading3"/>
       </w:pPr>
-      <w:bookmarkStart w:id="21" w:name="_Toc243166162"/>
+      <w:bookmarkStart w:id="21" w:name="_Toc243212143"/>
       <w:r>
         <w:t>Module 4: Word Construction Checkpoint ("Blend It")</w:t>
       </w:r>
@@ -7737,7 +7715,7 @@
       <w:pPr>
         <w:pStyle w:val="Heading3"/>
       </w:pPr>
-      <w:bookmarkStart w:id="22" w:name="_Toc243166163"/>
+      <w:bookmarkStart w:id="22" w:name="_Toc243212144"/>
       <w:r>
         <w:t>Module 5: Mastery Progression, Gamification &amp; Multi-Profile</w:t>
       </w:r>
@@ -8096,7 +8074,7 @@
       <w:pPr>
         <w:pStyle w:val="Heading3"/>
       </w:pPr>
-      <w:bookmarkStart w:id="23" w:name="_Toc243166164"/>
+      <w:bookmarkStart w:id="23" w:name="_Toc243212145"/>
       <w:r>
         <w:t>Module 6: Telemetry, Parent Dashboard &amp; Diagnostics</w:t>
       </w:r>
@@ -8647,7 +8625,7 @@
       <w:pPr>
         <w:pStyle w:val="Heading2"/>
       </w:pPr>
-      <w:bookmarkStart w:id="24" w:name="_Toc243166165"/>
+      <w:bookmarkStart w:id="24" w:name="_Toc243212146"/>
       <w:r>
         <w:t>3.3 Non-Functional Requirements (NFR)</w:t>
       </w:r>
@@ -8657,7 +8635,7 @@
       <w:pPr>
         <w:pStyle w:val="Heading3"/>
       </w:pPr>
-      <w:bookmarkStart w:id="25" w:name="_Toc243166166"/>
+      <w:bookmarkStart w:id="25" w:name="_Toc243212147"/>
       <w:r>
         <w:t>3.3.1 Acoustic Quality &amp; Speech Recognition Performance</w:t>
       </w:r>
@@ -8707,34 +8685,10 @@
         <w:tab/>
       </w:r>
       <w:r>
-        <w:t xml:space="preserve">Audio assets shall be generated using the Kokoro-82M neural model (Apache-2.0). Held (continuous) sounds may instead use Chatterbox-Turbo (MIT), voice-cloned from a Kokoro reference clip, chosen per clip by ear (team decision 2026-10-01; </w:t>
-      </w:r>
-      <w:r>
-        <w:rPr>
-          <w:b/>
-        </w:rPr>
-        <w:t>[proposed]</w:t>
-      </w:r>
-      <w:r>
-        <w:t xml:space="preserve">, adviser confirmation pending). Short vowels may instead be a team member's recordings voice-converted with ElevenLabs (team decision 2026-10-08; </w:t>
-      </w:r>
-      <w:r>
-        <w:rPr>
-          <w:b/>
-        </w:rPr>
-        <w:t>[proposed]</w:t>
-      </w:r>
-      <w:r>
-        <w:t xml:space="preserve">, adviser confirmation pending). The Blend It words AM, TUB and YAM and the short /i/ were made with ElevenLabs Text to Speech after the Kokoro and earlier synthetic takes failed review (team decisions 2026-10-11 and 2026-10-12; </w:t>
-      </w:r>
-      <w:r>
-        <w:rPr>
-          <w:b/>
-        </w:rPr>
-        <w:t>[proposed]</w:t>
-      </w:r>
-      <w:r>
-        <w:t>, adviser confirmation pending). These are Free-plan clips: non-commercial use only, and the app credits "elevenlabs.io" in the Parent Zone.</w:t>
+        <w:t>Audio assets shall be generated using the Kokoro-82M neural model (Apache-2.0). Held (continuous) sounds may instead use Chatterbox-Turbo (MIT), voice-cloned from a Kokoro reference clip, chosen per clip by ear (team decision 2026-10-01). Short vowels may instead be a team member's recordings voice-converted with ElevenLabs (team decision 2026-10-08). The Blend It words AM, TUB and YAM and the short /i/ were made with ElevenLabs Text to Speech after the Kokoro and earlier synthetic takes failed review (team</w:t>
+      </w:r>
+      <w:r>
+        <w:t xml:space="preserve"> decisions 2026-10-11 and 2026-10-12). These are Free-plan clips: non-commercial use only, and the app credits "elevenlabs.io" in the Parent Zone.</w:t>
       </w:r>
     </w:p>
     <w:p>
@@ -9178,7 +9132,7 @@
       <w:pPr>
         <w:pStyle w:val="Heading3"/>
       </w:pPr>
-      <w:bookmarkStart w:id="26" w:name="_Toc243166167"/>
+      <w:bookmarkStart w:id="26" w:name="_Toc243212148"/>
       <w:r>
         <w:t>3.3.2 Pedagogical Usability &amp; Accessibility</w:t>
       </w:r>
@@ -9387,7 +9341,7 @@
         <w:rPr>
           <w:b/>
         </w:rPr>
-        <w:t>Amended (team decision 2026-10-11, card 28c; adviser confirmation pending):</w:t>
+        <w:t>Amended (team decision 2026-10-11, card 28c):</w:t>
       </w:r>
       <w:r>
         <w:t xml:space="preserve"> the cue is shown in Say It, beside the microphone from the second miss (FR-03.4); Hear It shows none, because a second picture during the modeling sequence splits a pre-reader's attention between the mouth and the letter.</w:t>
@@ -9441,7 +9395,7 @@
         <w:rPr>
           <w:b/>
         </w:rPr>
-        <w:t>Amended (team decision 2026-10-10, card 28; adviser confirmation pending):</w:t>
+        <w:t>Amended (team decision 2026-10-10, card 28):</w:t>
       </w:r>
       <w:r>
         <w:t xml:space="preserve"> captions are not shown in the child view, because pre-readers cannot read the carrier sentences and the text pulls their eyes from the letter; the mouth-shape cue (item 1) is the visual support. The caption logic stays in the code for a possible accessibility option.</w:t>
@@ -9549,7 +9503,7 @@
         <w:rPr>
           <w:b/>
         </w:rPr>
-        <w:t>[proposed]</w:t>
+        <w:t>[Planned — Round 2 Scope]</w:t>
       </w:r>
       <w:r>
         <w:t xml:space="preserve"> the application shall gracefully terminate a learning session at the first completed node after approximately 12 minutes of continuous gameplay, celebrating earned stars and returning to the profile screen.</w:t>
@@ -9559,7 +9513,7 @@
       <w:pPr>
         <w:pStyle w:val="Heading3"/>
       </w:pPr>
-      <w:bookmarkStart w:id="27" w:name="_Toc243166168"/>
+      <w:bookmarkStart w:id="27" w:name="_Toc243212149"/>
       <w:r>
         <w:t>3.3.3 Reliability, Offline Security &amp; Architecture</w:t>
       </w:r>
@@ -9679,7 +9633,7 @@
       <w:pPr>
         <w:pStyle w:val="Heading1"/>
       </w:pPr>
-      <w:bookmarkStart w:id="28" w:name="_Toc243166169"/>
+      <w:bookmarkStart w:id="28" w:name="_Toc243212150"/>
       <w:r>
         <w:t>4. Requirements Traceability Matrix (RTM v3.0)</w:t>
       </w:r>
@@ -9896,7 +9850,7 @@
                 <w:color w:val="FFFFFF"/>
                 <w:sz w:val="17"/>
               </w:rPr>
-              <w:t>Proposed STD Test Case(s)</w:t>
+              <w:t>Target STD Test Case(s)</w:t>
             </w:r>
           </w:p>
         </w:tc>
@@ -13129,7 +13083,7 @@
       <w:pPr>
         <w:pStyle w:val="Heading2"/>
       </w:pPr>
-      <w:bookmarkStart w:id="29" w:name="_Toc243166170"/>
+      <w:bookmarkStart w:id="29" w:name="_Toc243212151"/>
       <w:r>
         <w:t>4.1 Automated Test Coverage of Refactored Requirements (RTM v3.3, checked 2026-10-14)</w:t>
       </w:r>
@@ -14832,7 +14786,7 @@
       <w:pPr>
         <w:pStyle w:val="Heading1"/>
       </w:pPr>
-      <w:bookmarkStart w:id="30" w:name="_Toc243166171"/>
+      <w:bookmarkStart w:id="30" w:name="_Toc243212152"/>
       <w:r>
         <w:t>5. Requirements Sign-Off &amp; Verification Protocol</w:t>
       </w:r>
@@ -15333,31 +15287,31 @@
       </w:rPr>
     </w:lvl>
   </w:abstractNum>
-  <w:num w:numId="1" w16cid:durableId="186793247">
+  <w:num w:numId="1" w16cid:durableId="1858807641">
     <w:abstractNumId w:val="8"/>
   </w:num>
-  <w:num w:numId="2" w16cid:durableId="540748328">
+  <w:num w:numId="2" w16cid:durableId="1241332026">
     <w:abstractNumId w:val="6"/>
   </w:num>
-  <w:num w:numId="3" w16cid:durableId="1253664159">
+  <w:num w:numId="3" w16cid:durableId="73547905">
     <w:abstractNumId w:val="5"/>
   </w:num>
-  <w:num w:numId="4" w16cid:durableId="892543144">
+  <w:num w:numId="4" w16cid:durableId="1097366900">
     <w:abstractNumId w:val="4"/>
   </w:num>
-  <w:num w:numId="5" w16cid:durableId="1771853489">
+  <w:num w:numId="5" w16cid:durableId="1028095098">
     <w:abstractNumId w:val="7"/>
   </w:num>
-  <w:num w:numId="6" w16cid:durableId="951741725">
+  <w:num w:numId="6" w16cid:durableId="1598907757">
     <w:abstractNumId w:val="3"/>
   </w:num>
-  <w:num w:numId="7" w16cid:durableId="1178152268">
+  <w:num w:numId="7" w16cid:durableId="296306068">
     <w:abstractNumId w:val="2"/>
   </w:num>
-  <w:num w:numId="8" w16cid:durableId="1460996146">
+  <w:num w:numId="8" w16cid:durableId="1294410238">
     <w:abstractNumId w:val="1"/>
   </w:num>
-  <w:num w:numId="9" w16cid:durableId="2040204976">
+  <w:num w:numId="9" w16cid:durableId="1820342335">
     <w:abstractNumId w:val="0"/>
   </w:num>
 </w:numbering>
@@ -26752,7 +26706,7 @@
     <w:autoRedefine/>
     <w:uiPriority w:val="39"/>
     <w:unhideWhenUsed/>
-    <w:rsid w:val="00DB4AA5"/>
+    <w:rsid w:val="005125A8"/>
     <w:pPr>
       <w:spacing w:after="100"/>
     </w:pPr>
@@ -26764,7 +26718,7 @@
     <w:autoRedefine/>
     <w:uiPriority w:val="39"/>
     <w:unhideWhenUsed/>
-    <w:rsid w:val="00DB4AA5"/>
+    <w:rsid w:val="005125A8"/>
     <w:pPr>
       <w:spacing w:after="100"/>
       <w:ind w:left="200"/>
@@ -26777,7 +26731,7 @@
     <w:autoRedefine/>
     <w:uiPriority w:val="39"/>
     <w:unhideWhenUsed/>
-    <w:rsid w:val="00DB4AA5"/>
+    <w:rsid w:val="005125A8"/>
     <w:pPr>
       <w:spacing w:after="100"/>
       <w:ind w:left="400"/>
@@ -26788,7 +26742,7 @@
     <w:basedOn w:val="DefaultParagraphFont"/>
     <w:uiPriority w:val="99"/>
     <w:unhideWhenUsed/>
-    <w:rsid w:val="00DB4AA5"/>
+    <w:rsid w:val="005125A8"/>
     <w:rPr>
       <w:color w:val="0000FF" w:themeColor="hyperlink"/>
       <w:u w:val="single"/>

--- a/docs/submission/playIT_SRS_v3.0.docx
+++ b/docs/submission/playIT_SRS_v3.0.docx
@@ -12,7 +12,7 @@
           <w:noProof/>
         </w:rPr>
         <w:drawing>
-          <wp:inline distT="0" distB="0" distL="0" distR="0" wp14:anchorId="0740F97E" wp14:editId="62AFF831">
+          <wp:inline distT="0" distB="0" distL="0" distR="0" wp14:anchorId="6BCBA0C1" wp14:editId="7DE2F828">
             <wp:extent cx="1463040" cy="1034415"/>
             <wp:effectExtent l="0" t="0" r="0" b="0"/>
             <wp:docPr id="1" name="Picture 1"/>
@@ -403,7 +403,7 @@
       <w:r>
         <w:fldChar w:fldCharType="separate"/>
       </w:r>
-      <w:hyperlink w:anchor="_Toc243212122" w:history="1">
+      <w:hyperlink w:anchor="_Toc243245953" w:history="1">
         <w:r>
           <w:rPr>
             <w:rStyle w:val="Hyperlink"/>
@@ -430,7 +430,7 @@
             <w:noProof/>
             <w:webHidden/>
           </w:rPr>
-          <w:instrText xml:space="preserve"> PAGEREF _Toc243212122 \h </w:instrText>
+          <w:instrText xml:space="preserve"> PAGEREF _Toc243245953 \h </w:instrText>
         </w:r>
         <w:r>
           <w:rPr>
@@ -478,7 +478,7 @@
           <w14:ligatures w14:val="standardContextual"/>
         </w:rPr>
       </w:pPr>
-      <w:hyperlink w:anchor="_Toc243212123" w:history="1">
+      <w:hyperlink w:anchor="_Toc243245954" w:history="1">
         <w:r>
           <w:rPr>
             <w:rStyle w:val="Hyperlink"/>
@@ -505,7 +505,7 @@
             <w:noProof/>
             <w:webHidden/>
           </w:rPr>
-          <w:instrText xml:space="preserve"> PAGEREF _Toc243212123 \h </w:instrText>
+          <w:instrText xml:space="preserve"> PAGEREF _Toc243245954 \h </w:instrText>
         </w:r>
         <w:r>
           <w:rPr>
@@ -553,7 +553,7 @@
           <w14:ligatures w14:val="standardContextual"/>
         </w:rPr>
       </w:pPr>
-      <w:hyperlink w:anchor="_Toc243212124" w:history="1">
+      <w:hyperlink w:anchor="_Toc243245955" w:history="1">
         <w:r>
           <w:rPr>
             <w:rStyle w:val="Hyperlink"/>
@@ -580,7 +580,7 @@
             <w:noProof/>
             <w:webHidden/>
           </w:rPr>
-          <w:instrText xml:space="preserve"> PAGEREF _Toc243212124 \h </w:instrText>
+          <w:instrText xml:space="preserve"> PAGEREF _Toc243245955 \h </w:instrText>
         </w:r>
         <w:r>
           <w:rPr>
@@ -628,7 +628,7 @@
           <w14:ligatures w14:val="standardContextual"/>
         </w:rPr>
       </w:pPr>
-      <w:hyperlink w:anchor="_Toc243212125" w:history="1">
+      <w:hyperlink w:anchor="_Toc243245956" w:history="1">
         <w:r>
           <w:rPr>
             <w:rStyle w:val="Hyperlink"/>
@@ -655,7 +655,7 @@
             <w:noProof/>
             <w:webHidden/>
           </w:rPr>
-          <w:instrText xml:space="preserve"> PAGEREF _Toc243212125 \h </w:instrText>
+          <w:instrText xml:space="preserve"> PAGEREF _Toc243245956 \h </w:instrText>
         </w:r>
         <w:r>
           <w:rPr>
@@ -703,7 +703,7 @@
           <w14:ligatures w14:val="standardContextual"/>
         </w:rPr>
       </w:pPr>
-      <w:hyperlink w:anchor="_Toc243212126" w:history="1">
+      <w:hyperlink w:anchor="_Toc243245957" w:history="1">
         <w:r>
           <w:rPr>
             <w:rStyle w:val="Hyperlink"/>
@@ -730,7 +730,7 @@
             <w:noProof/>
             <w:webHidden/>
           </w:rPr>
-          <w:instrText xml:space="preserve"> PAGEREF _Toc243212126 \h </w:instrText>
+          <w:instrText xml:space="preserve"> PAGEREF _Toc243245957 \h </w:instrText>
         </w:r>
         <w:r>
           <w:rPr>
@@ -778,7 +778,7 @@
           <w14:ligatures w14:val="standardContextual"/>
         </w:rPr>
       </w:pPr>
-      <w:hyperlink w:anchor="_Toc243212127" w:history="1">
+      <w:hyperlink w:anchor="_Toc243245958" w:history="1">
         <w:r>
           <w:rPr>
             <w:rStyle w:val="Hyperlink"/>
@@ -805,7 +805,7 @@
             <w:noProof/>
             <w:webHidden/>
           </w:rPr>
-          <w:instrText xml:space="preserve"> PAGEREF _Toc243212127 \h </w:instrText>
+          <w:instrText xml:space="preserve"> PAGEREF _Toc243245958 \h </w:instrText>
         </w:r>
         <w:r>
           <w:rPr>
@@ -853,7 +853,7 @@
           <w14:ligatures w14:val="standardContextual"/>
         </w:rPr>
       </w:pPr>
-      <w:hyperlink w:anchor="_Toc243212128" w:history="1">
+      <w:hyperlink w:anchor="_Toc243245959" w:history="1">
         <w:r>
           <w:rPr>
             <w:rStyle w:val="Hyperlink"/>
@@ -880,7 +880,7 @@
             <w:noProof/>
             <w:webHidden/>
           </w:rPr>
-          <w:instrText xml:space="preserve"> PAGEREF _Toc243212128 \h </w:instrText>
+          <w:instrText xml:space="preserve"> PAGEREF _Toc243245959 \h </w:instrText>
         </w:r>
         <w:r>
           <w:rPr>
@@ -928,7 +928,7 @@
           <w14:ligatures w14:val="standardContextual"/>
         </w:rPr>
       </w:pPr>
-      <w:hyperlink w:anchor="_Toc243212129" w:history="1">
+      <w:hyperlink w:anchor="_Toc243245960" w:history="1">
         <w:r>
           <w:rPr>
             <w:rStyle w:val="Hyperlink"/>
@@ -955,7 +955,7 @@
             <w:noProof/>
             <w:webHidden/>
           </w:rPr>
-          <w:instrText xml:space="preserve"> PAGEREF _Toc243212129 \h </w:instrText>
+          <w:instrText xml:space="preserve"> PAGEREF _Toc243245960 \h </w:instrText>
         </w:r>
         <w:r>
           <w:rPr>
@@ -1003,7 +1003,7 @@
           <w14:ligatures w14:val="standardContextual"/>
         </w:rPr>
       </w:pPr>
-      <w:hyperlink w:anchor="_Toc243212130" w:history="1">
+      <w:hyperlink w:anchor="_Toc243245961" w:history="1">
         <w:r>
           <w:rPr>
             <w:rStyle w:val="Hyperlink"/>
@@ -1030,7 +1030,7 @@
             <w:noProof/>
             <w:webHidden/>
           </w:rPr>
-          <w:instrText xml:space="preserve"> PAGEREF _Toc243212130 \h </w:instrText>
+          <w:instrText xml:space="preserve"> PAGEREF _Toc243245961 \h </w:instrText>
         </w:r>
         <w:r>
           <w:rPr>
@@ -1078,7 +1078,7 @@
           <w14:ligatures w14:val="standardContextual"/>
         </w:rPr>
       </w:pPr>
-      <w:hyperlink w:anchor="_Toc243212131" w:history="1">
+      <w:hyperlink w:anchor="_Toc243245962" w:history="1">
         <w:r>
           <w:rPr>
             <w:rStyle w:val="Hyperlink"/>
@@ -1105,7 +1105,7 @@
             <w:noProof/>
             <w:webHidden/>
           </w:rPr>
-          <w:instrText xml:space="preserve"> PAGEREF _Toc243212131 \h </w:instrText>
+          <w:instrText xml:space="preserve"> PAGEREF _Toc243245962 \h </w:instrText>
         </w:r>
         <w:r>
           <w:rPr>
@@ -1153,7 +1153,7 @@
           <w14:ligatures w14:val="standardContextual"/>
         </w:rPr>
       </w:pPr>
-      <w:hyperlink w:anchor="_Toc243212132" w:history="1">
+      <w:hyperlink w:anchor="_Toc243245963" w:history="1">
         <w:r>
           <w:rPr>
             <w:rStyle w:val="Hyperlink"/>
@@ -1180,7 +1180,7 @@
             <w:noProof/>
             <w:webHidden/>
           </w:rPr>
-          <w:instrText xml:space="preserve"> PAGEREF _Toc243212132 \h </w:instrText>
+          <w:instrText xml:space="preserve"> PAGEREF _Toc243245963 \h </w:instrText>
         </w:r>
         <w:r>
           <w:rPr>
@@ -1228,7 +1228,7 @@
           <w14:ligatures w14:val="standardContextual"/>
         </w:rPr>
       </w:pPr>
-      <w:hyperlink w:anchor="_Toc243212133" w:history="1">
+      <w:hyperlink w:anchor="_Toc243245964" w:history="1">
         <w:r>
           <w:rPr>
             <w:rStyle w:val="Hyperlink"/>
@@ -1255,7 +1255,7 @@
             <w:noProof/>
             <w:webHidden/>
           </w:rPr>
-          <w:instrText xml:space="preserve"> PAGEREF _Toc243212133 \h </w:instrText>
+          <w:instrText xml:space="preserve"> PAGEREF _Toc243245964 \h </w:instrText>
         </w:r>
         <w:r>
           <w:rPr>
@@ -1303,7 +1303,7 @@
           <w14:ligatures w14:val="standardContextual"/>
         </w:rPr>
       </w:pPr>
-      <w:hyperlink w:anchor="_Toc243212134" w:history="1">
+      <w:hyperlink w:anchor="_Toc243245965" w:history="1">
         <w:r>
           <w:rPr>
             <w:rStyle w:val="Hyperlink"/>
@@ -1330,7 +1330,7 @@
             <w:noProof/>
             <w:webHidden/>
           </w:rPr>
-          <w:instrText xml:space="preserve"> PAGEREF _Toc243212134 \h </w:instrText>
+          <w:instrText xml:space="preserve"> PAGEREF _Toc243245965 \h </w:instrText>
         </w:r>
         <w:r>
           <w:rPr>
@@ -1378,7 +1378,7 @@
           <w14:ligatures w14:val="standardContextual"/>
         </w:rPr>
       </w:pPr>
-      <w:hyperlink w:anchor="_Toc243212135" w:history="1">
+      <w:hyperlink w:anchor="_Toc243245966" w:history="1">
         <w:r>
           <w:rPr>
             <w:rStyle w:val="Hyperlink"/>
@@ -1405,7 +1405,7 @@
             <w:noProof/>
             <w:webHidden/>
           </w:rPr>
-          <w:instrText xml:space="preserve"> PAGEREF _Toc243212135 \h </w:instrText>
+          <w:instrText xml:space="preserve"> PAGEREF _Toc243245966 \h </w:instrText>
         </w:r>
         <w:r>
           <w:rPr>
@@ -1453,7 +1453,7 @@
           <w14:ligatures w14:val="standardContextual"/>
         </w:rPr>
       </w:pPr>
-      <w:hyperlink w:anchor="_Toc243212136" w:history="1">
+      <w:hyperlink w:anchor="_Toc243245967" w:history="1">
         <w:r>
           <w:rPr>
             <w:rStyle w:val="Hyperlink"/>
@@ -1480,7 +1480,7 @@
             <w:noProof/>
             <w:webHidden/>
           </w:rPr>
-          <w:instrText xml:space="preserve"> PAGEREF _Toc243212136 \h </w:instrText>
+          <w:instrText xml:space="preserve"> PAGEREF _Toc243245967 \h </w:instrText>
         </w:r>
         <w:r>
           <w:rPr>
@@ -1528,7 +1528,7 @@
           <w14:ligatures w14:val="standardContextual"/>
         </w:rPr>
       </w:pPr>
-      <w:hyperlink w:anchor="_Toc243212137" w:history="1">
+      <w:hyperlink w:anchor="_Toc243245968" w:history="1">
         <w:r>
           <w:rPr>
             <w:rStyle w:val="Hyperlink"/>
@@ -1555,7 +1555,7 @@
             <w:noProof/>
             <w:webHidden/>
           </w:rPr>
-          <w:instrText xml:space="preserve"> PAGEREF _Toc243212137 \h </w:instrText>
+          <w:instrText xml:space="preserve"> PAGEREF _Toc243245968 \h </w:instrText>
         </w:r>
         <w:r>
           <w:rPr>
@@ -1603,7 +1603,7 @@
           <w14:ligatures w14:val="standardContextual"/>
         </w:rPr>
       </w:pPr>
-      <w:hyperlink w:anchor="_Toc243212138" w:history="1">
+      <w:hyperlink w:anchor="_Toc243245969" w:history="1">
         <w:r>
           <w:rPr>
             <w:rStyle w:val="Hyperlink"/>
@@ -1630,7 +1630,7 @@
             <w:noProof/>
             <w:webHidden/>
           </w:rPr>
-          <w:instrText xml:space="preserve"> PAGEREF _Toc243212138 \h </w:instrText>
+          <w:instrText xml:space="preserve"> PAGEREF _Toc243245969 \h </w:instrText>
         </w:r>
         <w:r>
           <w:rPr>
@@ -1678,7 +1678,7 @@
           <w14:ligatures w14:val="standardContextual"/>
         </w:rPr>
       </w:pPr>
-      <w:hyperlink w:anchor="_Toc243212139" w:history="1">
+      <w:hyperlink w:anchor="_Toc243245970" w:history="1">
         <w:r>
           <w:rPr>
             <w:rStyle w:val="Hyperlink"/>
@@ -1705,7 +1705,7 @@
             <w:noProof/>
             <w:webHidden/>
           </w:rPr>
-          <w:instrText xml:space="preserve"> PAGEREF _Toc243212139 \h </w:instrText>
+          <w:instrText xml:space="preserve"> PAGEREF _Toc243245970 \h </w:instrText>
         </w:r>
         <w:r>
           <w:rPr>
@@ -1753,7 +1753,7 @@
           <w14:ligatures w14:val="standardContextual"/>
         </w:rPr>
       </w:pPr>
-      <w:hyperlink w:anchor="_Toc243212140" w:history="1">
+      <w:hyperlink w:anchor="_Toc243245971" w:history="1">
         <w:r>
           <w:rPr>
             <w:rStyle w:val="Hyperlink"/>
@@ -1780,7 +1780,7 @@
             <w:noProof/>
             <w:webHidden/>
           </w:rPr>
-          <w:instrText xml:space="preserve"> PAGEREF _Toc243212140 \h </w:instrText>
+          <w:instrText xml:space="preserve"> PAGEREF _Toc243245971 \h </w:instrText>
         </w:r>
         <w:r>
           <w:rPr>
@@ -1828,7 +1828,7 @@
           <w14:ligatures w14:val="standardContextual"/>
         </w:rPr>
       </w:pPr>
-      <w:hyperlink w:anchor="_Toc243212141" w:history="1">
+      <w:hyperlink w:anchor="_Toc243245972" w:history="1">
         <w:r>
           <w:rPr>
             <w:rStyle w:val="Hyperlink"/>
@@ -1855,7 +1855,7 @@
             <w:noProof/>
             <w:webHidden/>
           </w:rPr>
-          <w:instrText xml:space="preserve"> PAGEREF _Toc243212141 \h </w:instrText>
+          <w:instrText xml:space="preserve"> PAGEREF _Toc243245972 \h </w:instrText>
         </w:r>
         <w:r>
           <w:rPr>
@@ -1903,7 +1903,7 @@
           <w14:ligatures w14:val="standardContextual"/>
         </w:rPr>
       </w:pPr>
-      <w:hyperlink w:anchor="_Toc243212142" w:history="1">
+      <w:hyperlink w:anchor="_Toc243245973" w:history="1">
         <w:r>
           <w:rPr>
             <w:rStyle w:val="Hyperlink"/>
@@ -1930,7 +1930,7 @@
             <w:noProof/>
             <w:webHidden/>
           </w:rPr>
-          <w:instrText xml:space="preserve"> PAGEREF _Toc243212142 \h </w:instrText>
+          <w:instrText xml:space="preserve"> PAGEREF _Toc243245973 \h </w:instrText>
         </w:r>
         <w:r>
           <w:rPr>
@@ -1978,7 +1978,7 @@
           <w14:ligatures w14:val="standardContextual"/>
         </w:rPr>
       </w:pPr>
-      <w:hyperlink w:anchor="_Toc243212143" w:history="1">
+      <w:hyperlink w:anchor="_Toc243245974" w:history="1">
         <w:r>
           <w:rPr>
             <w:rStyle w:val="Hyperlink"/>
@@ -2005,7 +2005,7 @@
             <w:noProof/>
             <w:webHidden/>
           </w:rPr>
-          <w:instrText xml:space="preserve"> PAGEREF _Toc243212143 \h </w:instrText>
+          <w:instrText xml:space="preserve"> PAGEREF _Toc243245974 \h </w:instrText>
         </w:r>
         <w:r>
           <w:rPr>
@@ -2053,7 +2053,7 @@
           <w14:ligatures w14:val="standardContextual"/>
         </w:rPr>
       </w:pPr>
-      <w:hyperlink w:anchor="_Toc243212144" w:history="1">
+      <w:hyperlink w:anchor="_Toc243245975" w:history="1">
         <w:r>
           <w:rPr>
             <w:rStyle w:val="Hyperlink"/>
@@ -2080,7 +2080,7 @@
             <w:noProof/>
             <w:webHidden/>
           </w:rPr>
-          <w:instrText xml:space="preserve"> PAGEREF _Toc243212144 \h </w:instrText>
+          <w:instrText xml:space="preserve"> PAGEREF _Toc243245975 \h </w:instrText>
         </w:r>
         <w:r>
           <w:rPr>
@@ -2128,7 +2128,7 @@
           <w14:ligatures w14:val="standardContextual"/>
         </w:rPr>
       </w:pPr>
-      <w:hyperlink w:anchor="_Toc243212145" w:history="1">
+      <w:hyperlink w:anchor="_Toc243245976" w:history="1">
         <w:r>
           <w:rPr>
             <w:rStyle w:val="Hyperlink"/>
@@ -2155,7 +2155,7 @@
             <w:noProof/>
             <w:webHidden/>
           </w:rPr>
-          <w:instrText xml:space="preserve"> PAGEREF _Toc243212145 \h </w:instrText>
+          <w:instrText xml:space="preserve"> PAGEREF _Toc243245976 \h </w:instrText>
         </w:r>
         <w:r>
           <w:rPr>
@@ -2203,7 +2203,7 @@
           <w14:ligatures w14:val="standardContextual"/>
         </w:rPr>
       </w:pPr>
-      <w:hyperlink w:anchor="_Toc243212146" w:history="1">
+      <w:hyperlink w:anchor="_Toc243245977" w:history="1">
         <w:r>
           <w:rPr>
             <w:rStyle w:val="Hyperlink"/>
@@ -2230,7 +2230,7 @@
             <w:noProof/>
             <w:webHidden/>
           </w:rPr>
-          <w:instrText xml:space="preserve"> PAGEREF _Toc243212146 \h </w:instrText>
+          <w:instrText xml:space="preserve"> PAGEREF _Toc243245977 \h </w:instrText>
         </w:r>
         <w:r>
           <w:rPr>
@@ -2278,7 +2278,7 @@
           <w14:ligatures w14:val="standardContextual"/>
         </w:rPr>
       </w:pPr>
-      <w:hyperlink w:anchor="_Toc243212147" w:history="1">
+      <w:hyperlink w:anchor="_Toc243245978" w:history="1">
         <w:r>
           <w:rPr>
             <w:rStyle w:val="Hyperlink"/>
@@ -2305,7 +2305,7 @@
             <w:noProof/>
             <w:webHidden/>
           </w:rPr>
-          <w:instrText xml:space="preserve"> PAGEREF _Toc243212147 \h </w:instrText>
+          <w:instrText xml:space="preserve"> PAGEREF _Toc243245978 \h </w:instrText>
         </w:r>
         <w:r>
           <w:rPr>
@@ -2353,7 +2353,7 @@
           <w14:ligatures w14:val="standardContextual"/>
         </w:rPr>
       </w:pPr>
-      <w:hyperlink w:anchor="_Toc243212148" w:history="1">
+      <w:hyperlink w:anchor="_Toc243245979" w:history="1">
         <w:r>
           <w:rPr>
             <w:rStyle w:val="Hyperlink"/>
@@ -2380,7 +2380,7 @@
             <w:noProof/>
             <w:webHidden/>
           </w:rPr>
-          <w:instrText xml:space="preserve"> PAGEREF _Toc243212148 \h </w:instrText>
+          <w:instrText xml:space="preserve"> PAGEREF _Toc243245979 \h </w:instrText>
         </w:r>
         <w:r>
           <w:rPr>
@@ -2428,7 +2428,7 @@
           <w14:ligatures w14:val="standardContextual"/>
         </w:rPr>
       </w:pPr>
-      <w:hyperlink w:anchor="_Toc243212149" w:history="1">
+      <w:hyperlink w:anchor="_Toc243245980" w:history="1">
         <w:r>
           <w:rPr>
             <w:rStyle w:val="Hyperlink"/>
@@ -2455,7 +2455,7 @@
             <w:noProof/>
             <w:webHidden/>
           </w:rPr>
-          <w:instrText xml:space="preserve"> PAGEREF _Toc243212149 \h </w:instrText>
+          <w:instrText xml:space="preserve"> PAGEREF _Toc243245980 \h </w:instrText>
         </w:r>
         <w:r>
           <w:rPr>
@@ -2503,7 +2503,7 @@
           <w14:ligatures w14:val="standardContextual"/>
         </w:rPr>
       </w:pPr>
-      <w:hyperlink w:anchor="_Toc243212150" w:history="1">
+      <w:hyperlink w:anchor="_Toc243245981" w:history="1">
         <w:r>
           <w:rPr>
             <w:rStyle w:val="Hyperlink"/>
@@ -2530,7 +2530,7 @@
             <w:noProof/>
             <w:webHidden/>
           </w:rPr>
-          <w:instrText xml:space="preserve"> PAGEREF _Toc243212150 \h </w:instrText>
+          <w:instrText xml:space="preserve"> PAGEREF _Toc243245981 \h </w:instrText>
         </w:r>
         <w:r>
           <w:rPr>
@@ -2578,7 +2578,7 @@
           <w14:ligatures w14:val="standardContextual"/>
         </w:rPr>
       </w:pPr>
-      <w:hyperlink w:anchor="_Toc243212151" w:history="1">
+      <w:hyperlink w:anchor="_Toc243245982" w:history="1">
         <w:r>
           <w:rPr>
             <w:rStyle w:val="Hyperlink"/>
@@ -2605,7 +2605,7 @@
             <w:noProof/>
             <w:webHidden/>
           </w:rPr>
-          <w:instrText xml:space="preserve"> PAGEREF _Toc243212151 \h </w:instrText>
+          <w:instrText xml:space="preserve"> PAGEREF _Toc243245982 \h </w:instrText>
         </w:r>
         <w:r>
           <w:rPr>
@@ -2653,7 +2653,7 @@
           <w14:ligatures w14:val="standardContextual"/>
         </w:rPr>
       </w:pPr>
-      <w:hyperlink w:anchor="_Toc243212152" w:history="1">
+      <w:hyperlink w:anchor="_Toc243245983" w:history="1">
         <w:r>
           <w:rPr>
             <w:rStyle w:val="Hyperlink"/>
@@ -2680,7 +2680,7 @@
             <w:noProof/>
             <w:webHidden/>
           </w:rPr>
-          <w:instrText xml:space="preserve"> PAGEREF _Toc243212152 \h </w:instrText>
+          <w:instrText xml:space="preserve"> PAGEREF _Toc243245983 \h </w:instrText>
         </w:r>
         <w:r>
           <w:rPr>
@@ -2725,7 +2725,7 @@
       <w:pPr>
         <w:pStyle w:val="Heading1"/>
       </w:pPr>
-      <w:bookmarkStart w:id="0" w:name="_Toc243212122"/>
+      <w:bookmarkStart w:id="0" w:name="_Toc243245953"/>
       <w:r>
         <w:t>Document Revision History</w:t>
       </w:r>
@@ -4114,7 +4114,7 @@
       <w:pPr>
         <w:pStyle w:val="Heading1"/>
       </w:pPr>
-      <w:bookmarkStart w:id="1" w:name="_Toc243212123"/>
+      <w:bookmarkStart w:id="1" w:name="_Toc243245954"/>
       <w:r>
         <w:t>1. Introduction</w:t>
       </w:r>
@@ -4124,7 +4124,7 @@
       <w:pPr>
         <w:pStyle w:val="Heading2"/>
       </w:pPr>
-      <w:bookmarkStart w:id="2" w:name="_Toc243212124"/>
+      <w:bookmarkStart w:id="2" w:name="_Toc243245955"/>
       <w:r>
         <w:t>1.1 Purpose</w:t>
       </w:r>
@@ -4148,7 +4148,7 @@
       <w:pPr>
         <w:pStyle w:val="Heading2"/>
       </w:pPr>
-      <w:bookmarkStart w:id="3" w:name="_Toc243212125"/>
+      <w:bookmarkStart w:id="3" w:name="_Toc243245956"/>
       <w:r>
         <w:t>1.2 Scope and Pedagogical Boundaries</w:t>
       </w:r>
@@ -4420,7 +4420,7 @@
       <w:pPr>
         <w:pStyle w:val="Heading2"/>
       </w:pPr>
-      <w:bookmarkStart w:id="4" w:name="_Toc243212126"/>
+      <w:bookmarkStart w:id="4" w:name="_Toc243245957"/>
       <w:r>
         <w:t>1.3 Definitions, Acronyms, and Abbreviations</w:t>
       </w:r>
@@ -4784,7 +4784,7 @@
       <w:pPr>
         <w:pStyle w:val="Heading2"/>
       </w:pPr>
-      <w:bookmarkStart w:id="5" w:name="_Toc243212127"/>
+      <w:bookmarkStart w:id="5" w:name="_Toc243245958"/>
       <w:r>
         <w:t>1.4 References</w:t>
       </w:r>
@@ -4974,7 +4974,7 @@
       <w:pPr>
         <w:pStyle w:val="Heading1"/>
       </w:pPr>
-      <w:bookmarkStart w:id="6" w:name="_Toc243212128"/>
+      <w:bookmarkStart w:id="6" w:name="_Toc243245959"/>
       <w:r>
         <w:t>2. Overall Description</w:t>
       </w:r>
@@ -4984,7 +4984,7 @@
       <w:pPr>
         <w:pStyle w:val="Heading2"/>
       </w:pPr>
-      <w:bookmarkStart w:id="7" w:name="_Toc243212129"/>
+      <w:bookmarkStart w:id="7" w:name="_Toc243245960"/>
       <w:r>
         <w:t>2.1 Product Perspective &amp; System Context</w:t>
       </w:r>
@@ -5109,7 +5109,7 @@
       <w:pPr>
         <w:pStyle w:val="Heading2"/>
       </w:pPr>
-      <w:bookmarkStart w:id="8" w:name="_Toc243212130"/>
+      <w:bookmarkStart w:id="8" w:name="_Toc243245961"/>
       <w:r>
         <w:t>2.2 User Characteristics and Personas</w:t>
       </w:r>
@@ -5191,7 +5191,7 @@
       <w:pPr>
         <w:pStyle w:val="Heading2"/>
       </w:pPr>
-      <w:bookmarkStart w:id="9" w:name="_Toc243212131"/>
+      <w:bookmarkStart w:id="9" w:name="_Toc243245962"/>
       <w:r>
         <w:t>2.3 General Constraints &amp; Policies</w:t>
       </w:r>
@@ -5295,7 +5295,7 @@
       <w:pPr>
         <w:pStyle w:val="Heading2"/>
       </w:pPr>
-      <w:bookmarkStart w:id="10" w:name="_Toc243212132"/>
+      <w:bookmarkStart w:id="10" w:name="_Toc243245963"/>
       <w:r>
         <w:t>2.4 Assumptions and Dependencies</w:t>
       </w:r>
@@ -5371,7 +5371,7 @@
         <w:pStyle w:val="Heading2"/>
         <w:pageBreakBefore/>
       </w:pPr>
-      <w:bookmarkStart w:id="11" w:name="_Toc243212133"/>
+      <w:bookmarkStart w:id="11" w:name="_Toc243245964"/>
       <w:r>
         <w:t>2.5 Use Case Model</w:t>
       </w:r>
@@ -5501,7 +5501,7 @@
           <w:noProof/>
         </w:rPr>
         <w:drawing>
-          <wp:inline distT="0" distB="0" distL="0" distR="0" wp14:anchorId="13D14A18" wp14:editId="5F142979">
+          <wp:inline distT="0" distB="0" distL="0" distR="0" wp14:anchorId="0757140A" wp14:editId="32A880B3">
             <wp:extent cx="3203455" cy="5394960"/>
             <wp:effectExtent l="0" t="0" r="0" b="0"/>
             <wp:docPr id="2" name="Picture 2"/>
@@ -5564,7 +5564,7 @@
       <w:pPr>
         <w:pStyle w:val="Heading1"/>
       </w:pPr>
-      <w:bookmarkStart w:id="12" w:name="_Toc243212134"/>
+      <w:bookmarkStart w:id="12" w:name="_Toc243245965"/>
       <w:r>
         <w:t>3. Specific Requirements</w:t>
       </w:r>
@@ -5574,7 +5574,7 @@
       <w:pPr>
         <w:pStyle w:val="Heading2"/>
       </w:pPr>
-      <w:bookmarkStart w:id="13" w:name="_Toc243212135"/>
+      <w:bookmarkStart w:id="13" w:name="_Toc243245966"/>
       <w:r>
         <w:t>3.1 External Interface Requirements</w:t>
       </w:r>
@@ -5584,7 +5584,7 @@
       <w:pPr>
         <w:pStyle w:val="Heading3"/>
       </w:pPr>
-      <w:bookmarkStart w:id="14" w:name="_Toc243212136"/>
+      <w:bookmarkStart w:id="14" w:name="_Toc243245967"/>
       <w:r>
         <w:t>3.1.1 Hardware Interfaces</w:t>
       </w:r>
@@ -5642,7 +5642,7 @@
       <w:pPr>
         <w:pStyle w:val="Heading3"/>
       </w:pPr>
-      <w:bookmarkStart w:id="15" w:name="_Toc243212137"/>
+      <w:bookmarkStart w:id="15" w:name="_Toc243245968"/>
       <w:r>
         <w:t>3.1.2 Software Interfaces</w:t>
       </w:r>
@@ -5770,7 +5770,7 @@
       <w:pPr>
         <w:pStyle w:val="Heading3"/>
       </w:pPr>
-      <w:bookmarkStart w:id="16" w:name="_Toc243212138"/>
+      <w:bookmarkStart w:id="16" w:name="_Toc243245969"/>
       <w:r>
         <w:t>3.1.3 Communications Interfaces</w:t>
       </w:r>
@@ -5798,7 +5798,7 @@
       <w:pPr>
         <w:pStyle w:val="Heading2"/>
       </w:pPr>
-      <w:bookmarkStart w:id="17" w:name="_Toc243212139"/>
+      <w:bookmarkStart w:id="17" w:name="_Toc243245970"/>
       <w:r>
         <w:t>3.2 Refactored Functional Requirements (FR)</w:t>
       </w:r>
@@ -5808,7 +5808,7 @@
       <w:pPr>
         <w:pStyle w:val="Heading3"/>
       </w:pPr>
-      <w:bookmarkStart w:id="18" w:name="_Toc243212140"/>
+      <w:bookmarkStart w:id="18" w:name="_Toc243245971"/>
       <w:r>
         <w:t>Module 1: Letter-Sound Acquisition ("Hear It")</w:t>
       </w:r>
@@ -6386,7 +6386,7 @@
       <w:pPr>
         <w:pStyle w:val="Heading3"/>
       </w:pPr>
-      <w:bookmarkStart w:id="19" w:name="_Toc243212141"/>
+      <w:bookmarkStart w:id="19" w:name="_Toc243245972"/>
       <w:r>
         <w:t>Module 2: Speech Production &amp; Formative Tutoring ("Say It")</w:t>
       </w:r>
@@ -7141,7 +7141,7 @@
       <w:pPr>
         <w:pStyle w:val="Heading3"/>
       </w:pPr>
-      <w:bookmarkStart w:id="20" w:name="_Toc243212142"/>
+      <w:bookmarkStart w:id="20" w:name="_Toc243245973"/>
       <w:r>
         <w:t>Module 3: Phoneme Discrimination ("Find It")</w:t>
       </w:r>
@@ -7263,7 +7263,7 @@
       <w:pPr>
         <w:pStyle w:val="Heading3"/>
       </w:pPr>
-      <w:bookmarkStart w:id="21" w:name="_Toc243212143"/>
+      <w:bookmarkStart w:id="21" w:name="_Toc243245974"/>
       <w:r>
         <w:t>Module 4: Word Construction Checkpoint ("Blend It")</w:t>
       </w:r>
@@ -7715,7 +7715,7 @@
       <w:pPr>
         <w:pStyle w:val="Heading3"/>
       </w:pPr>
-      <w:bookmarkStart w:id="22" w:name="_Toc243212144"/>
+      <w:bookmarkStart w:id="22" w:name="_Toc243245975"/>
       <w:r>
         <w:t>Module 5: Mastery Progression, Gamification &amp; Multi-Profile</w:t>
       </w:r>
@@ -8074,7 +8074,7 @@
       <w:pPr>
         <w:pStyle w:val="Heading3"/>
       </w:pPr>
-      <w:bookmarkStart w:id="23" w:name="_Toc243212145"/>
+      <w:bookmarkStart w:id="23" w:name="_Toc243245976"/>
       <w:r>
         <w:t>Module 6: Telemetry, Parent Dashboard &amp; Diagnostics</w:t>
       </w:r>
@@ -8625,7 +8625,7 @@
       <w:pPr>
         <w:pStyle w:val="Heading2"/>
       </w:pPr>
-      <w:bookmarkStart w:id="24" w:name="_Toc243212146"/>
+      <w:bookmarkStart w:id="24" w:name="_Toc243245977"/>
       <w:r>
         <w:t>3.3 Non-Functional Requirements (NFR)</w:t>
       </w:r>
@@ -8635,7 +8635,7 @@
       <w:pPr>
         <w:pStyle w:val="Heading3"/>
       </w:pPr>
-      <w:bookmarkStart w:id="25" w:name="_Toc243212147"/>
+      <w:bookmarkStart w:id="25" w:name="_Toc243245978"/>
       <w:r>
         <w:t>3.3.1 Acoustic Quality &amp; Speech Recognition Performance</w:t>
       </w:r>
@@ -8688,7 +8688,7 @@
         <w:t>Audio assets shall be generated using the Kokoro-82M neural model (Apache-2.0). Held (continuous) sounds may instead use Chatterbox-Turbo (MIT), voice-cloned from a Kokoro reference clip, chosen per clip by ear (team decision 2026-10-01). Short vowels may instead be a team member's recordings voice-converted with ElevenLabs (team decision 2026-10-08). The Blend It words AM, TUB and YAM and the short /i/ were made with ElevenLabs Text to Speech after the Kokoro and earlier synthetic takes failed review (team</w:t>
       </w:r>
       <w:r>
-        <w:t xml:space="preserve"> decisions 2026-10-11 and 2026-10-12). These are Free-plan clips: non-commercial use only, and the app credits "elevenlabs.io" in the Parent Zone.</w:t>
+        <w:t xml:space="preserve"> decisions 2026-10-11 and 2026-10-12, adviser confirmation pending). These are Free-plan clips: non-commercial use only, and the app credits "elevenlabs.io" in the Parent Zone.</w:t>
       </w:r>
     </w:p>
     <w:p>
@@ -9132,7 +9132,7 @@
       <w:pPr>
         <w:pStyle w:val="Heading3"/>
       </w:pPr>
-      <w:bookmarkStart w:id="26" w:name="_Toc243212148"/>
+      <w:bookmarkStart w:id="26" w:name="_Toc243245979"/>
       <w:r>
         <w:t>3.3.2 Pedagogical Usability &amp; Accessibility</w:t>
       </w:r>
@@ -9513,7 +9513,7 @@
       <w:pPr>
         <w:pStyle w:val="Heading3"/>
       </w:pPr>
-      <w:bookmarkStart w:id="27" w:name="_Toc243212149"/>
+      <w:bookmarkStart w:id="27" w:name="_Toc243245980"/>
       <w:r>
         <w:t>3.3.3 Reliability, Offline Security &amp; Architecture</w:t>
       </w:r>
@@ -9633,7 +9633,7 @@
       <w:pPr>
         <w:pStyle w:val="Heading1"/>
       </w:pPr>
-      <w:bookmarkStart w:id="28" w:name="_Toc243212150"/>
+      <w:bookmarkStart w:id="28" w:name="_Toc243245981"/>
       <w:r>
         <w:t>4. Requirements Traceability Matrix (RTM v3.0)</w:t>
       </w:r>
@@ -13083,7 +13083,7 @@
       <w:pPr>
         <w:pStyle w:val="Heading2"/>
       </w:pPr>
-      <w:bookmarkStart w:id="29" w:name="_Toc243212151"/>
+      <w:bookmarkStart w:id="29" w:name="_Toc243245982"/>
       <w:r>
         <w:t>4.1 Automated Test Coverage of Refactored Requirements (RTM v3.3, checked 2026-10-14)</w:t>
       </w:r>
@@ -14786,7 +14786,7 @@
       <w:pPr>
         <w:pStyle w:val="Heading1"/>
       </w:pPr>
-      <w:bookmarkStart w:id="30" w:name="_Toc243212152"/>
+      <w:bookmarkStart w:id="30" w:name="_Toc243245983"/>
       <w:r>
         <w:t>5. Requirements Sign-Off &amp; Verification Protocol</w:t>
       </w:r>
@@ -15287,31 +15287,31 @@
       </w:rPr>
     </w:lvl>
   </w:abstractNum>
-  <w:num w:numId="1" w16cid:durableId="1858807641">
+  <w:num w:numId="1" w16cid:durableId="1876192091">
     <w:abstractNumId w:val="8"/>
   </w:num>
-  <w:num w:numId="2" w16cid:durableId="1241332026">
+  <w:num w:numId="2" w16cid:durableId="1880245316">
     <w:abstractNumId w:val="6"/>
   </w:num>
-  <w:num w:numId="3" w16cid:durableId="73547905">
+  <w:num w:numId="3" w16cid:durableId="33506700">
     <w:abstractNumId w:val="5"/>
   </w:num>
-  <w:num w:numId="4" w16cid:durableId="1097366900">
+  <w:num w:numId="4" w16cid:durableId="1081296653">
     <w:abstractNumId w:val="4"/>
   </w:num>
-  <w:num w:numId="5" w16cid:durableId="1028095098">
+  <w:num w:numId="5" w16cid:durableId="1176338426">
     <w:abstractNumId w:val="7"/>
   </w:num>
-  <w:num w:numId="6" w16cid:durableId="1598907757">
+  <w:num w:numId="6" w16cid:durableId="628438918">
     <w:abstractNumId w:val="3"/>
   </w:num>
-  <w:num w:numId="7" w16cid:durableId="296306068">
+  <w:num w:numId="7" w16cid:durableId="1846704096">
     <w:abstractNumId w:val="2"/>
   </w:num>
-  <w:num w:numId="8" w16cid:durableId="1294410238">
+  <w:num w:numId="8" w16cid:durableId="2030179232">
     <w:abstractNumId w:val="1"/>
   </w:num>
-  <w:num w:numId="9" w16cid:durableId="1820342335">
+  <w:num w:numId="9" w16cid:durableId="1247029920">
     <w:abstractNumId w:val="0"/>
   </w:num>
 </w:numbering>
@@ -26706,7 +26706,7 @@
     <w:autoRedefine/>
     <w:uiPriority w:val="39"/>
     <w:unhideWhenUsed/>
-    <w:rsid w:val="005125A8"/>
+    <w:rsid w:val="003C3EE9"/>
     <w:pPr>
       <w:spacing w:after="100"/>
     </w:pPr>
@@ -26718,7 +26718,7 @@
     <w:autoRedefine/>
     <w:uiPriority w:val="39"/>
     <w:unhideWhenUsed/>
-    <w:rsid w:val="005125A8"/>
+    <w:rsid w:val="003C3EE9"/>
     <w:pPr>
       <w:spacing w:after="100"/>
       <w:ind w:left="200"/>
@@ -26731,7 +26731,7 @@
     <w:autoRedefine/>
     <w:uiPriority w:val="39"/>
     <w:unhideWhenUsed/>
-    <w:rsid w:val="005125A8"/>
+    <w:rsid w:val="003C3EE9"/>
     <w:pPr>
       <w:spacing w:after="100"/>
       <w:ind w:left="400"/>
@@ -26742,7 +26742,7 @@
     <w:basedOn w:val="DefaultParagraphFont"/>
     <w:uiPriority w:val="99"/>
     <w:unhideWhenUsed/>
-    <w:rsid w:val="005125A8"/>
+    <w:rsid w:val="003C3EE9"/>
     <w:rPr>
       <w:color w:val="0000FF" w:themeColor="hyperlink"/>
       <w:u w:val="single"/>

--- a/docs/submission/playIT_SRS_v3.0.docx
+++ b/docs/submission/playIT_SRS_v3.0.docx
@@ -12,7 +12,7 @@
           <w:noProof/>
         </w:rPr>
         <w:drawing>
-          <wp:inline distT="0" distB="0" distL="0" distR="0" wp14:anchorId="6BCBA0C1" wp14:editId="7DE2F828">
+          <wp:inline distT="0" distB="0" distL="0" distR="0" wp14:anchorId="107E8C6D" wp14:editId="61DDE380">
             <wp:extent cx="1463040" cy="1034415"/>
             <wp:effectExtent l="0" t="0" r="0" b="0"/>
             <wp:docPr id="1" name="Picture 1"/>
@@ -209,7 +209,7 @@
               <w:rPr>
                 <w:sz w:val="19"/>
               </w:rPr>
-              <w:t>3.0 (Post-MVP Validation Baseline), revision 3.8</w:t>
+              <w:t>3.0 (Post-MVP Validation Baseline), revision 3.9</w:t>
             </w:r>
           </w:p>
         </w:tc>
@@ -245,7 +245,7 @@
               <w:rPr>
                 <w:sz w:val="19"/>
               </w:rPr>
-              <w:t>September 26, 2026 (Revised October 14, 2026)</w:t>
+              <w:t>September 26, 2026 (Revised October 18, 2026)</w:t>
             </w:r>
           </w:p>
         </w:tc>
@@ -403,7 +403,7 @@
       <w:r>
         <w:fldChar w:fldCharType="separate"/>
       </w:r>
-      <w:hyperlink w:anchor="_Toc243245953" w:history="1">
+      <w:hyperlink w:anchor="_Toc243335875" w:history="1">
         <w:r>
           <w:rPr>
             <w:rStyle w:val="Hyperlink"/>
@@ -430,7 +430,7 @@
             <w:noProof/>
             <w:webHidden/>
           </w:rPr>
-          <w:instrText xml:space="preserve"> PAGEREF _Toc243245953 \h </w:instrText>
+          <w:instrText xml:space="preserve"> PAGEREF _Toc243335875 \h </w:instrText>
         </w:r>
         <w:r>
           <w:rPr>
@@ -478,7 +478,7 @@
           <w14:ligatures w14:val="standardContextual"/>
         </w:rPr>
       </w:pPr>
-      <w:hyperlink w:anchor="_Toc243245954" w:history="1">
+      <w:hyperlink w:anchor="_Toc243335876" w:history="1">
         <w:r>
           <w:rPr>
             <w:rStyle w:val="Hyperlink"/>
@@ -505,7 +505,7 @@
             <w:noProof/>
             <w:webHidden/>
           </w:rPr>
-          <w:instrText xml:space="preserve"> PAGEREF _Toc243245954 \h </w:instrText>
+          <w:instrText xml:space="preserve"> PAGEREF _Toc243335876 \h </w:instrText>
         </w:r>
         <w:r>
           <w:rPr>
@@ -553,7 +553,7 @@
           <w14:ligatures w14:val="standardContextual"/>
         </w:rPr>
       </w:pPr>
-      <w:hyperlink w:anchor="_Toc243245955" w:history="1">
+      <w:hyperlink w:anchor="_Toc243335877" w:history="1">
         <w:r>
           <w:rPr>
             <w:rStyle w:val="Hyperlink"/>
@@ -580,7 +580,7 @@
             <w:noProof/>
             <w:webHidden/>
           </w:rPr>
-          <w:instrText xml:space="preserve"> PAGEREF _Toc243245955 \h </w:instrText>
+          <w:instrText xml:space="preserve"> PAGEREF _Toc243335877 \h </w:instrText>
         </w:r>
         <w:r>
           <w:rPr>
@@ -628,7 +628,7 @@
           <w14:ligatures w14:val="standardContextual"/>
         </w:rPr>
       </w:pPr>
-      <w:hyperlink w:anchor="_Toc243245956" w:history="1">
+      <w:hyperlink w:anchor="_Toc243335878" w:history="1">
         <w:r>
           <w:rPr>
             <w:rStyle w:val="Hyperlink"/>
@@ -655,7 +655,7 @@
             <w:noProof/>
             <w:webHidden/>
           </w:rPr>
-          <w:instrText xml:space="preserve"> PAGEREF _Toc243245956 \h </w:instrText>
+          <w:instrText xml:space="preserve"> PAGEREF _Toc243335878 \h </w:instrText>
         </w:r>
         <w:r>
           <w:rPr>
@@ -703,7 +703,7 @@
           <w14:ligatures w14:val="standardContextual"/>
         </w:rPr>
       </w:pPr>
-      <w:hyperlink w:anchor="_Toc243245957" w:history="1">
+      <w:hyperlink w:anchor="_Toc243335879" w:history="1">
         <w:r>
           <w:rPr>
             <w:rStyle w:val="Hyperlink"/>
@@ -730,7 +730,7 @@
             <w:noProof/>
             <w:webHidden/>
           </w:rPr>
-          <w:instrText xml:space="preserve"> PAGEREF _Toc243245957 \h </w:instrText>
+          <w:instrText xml:space="preserve"> PAGEREF _Toc243335879 \h </w:instrText>
         </w:r>
         <w:r>
           <w:rPr>
@@ -778,7 +778,7 @@
           <w14:ligatures w14:val="standardContextual"/>
         </w:rPr>
       </w:pPr>
-      <w:hyperlink w:anchor="_Toc243245958" w:history="1">
+      <w:hyperlink w:anchor="_Toc243335880" w:history="1">
         <w:r>
           <w:rPr>
             <w:rStyle w:val="Hyperlink"/>
@@ -805,7 +805,7 @@
             <w:noProof/>
             <w:webHidden/>
           </w:rPr>
-          <w:instrText xml:space="preserve"> PAGEREF _Toc243245958 \h </w:instrText>
+          <w:instrText xml:space="preserve"> PAGEREF _Toc243335880 \h </w:instrText>
         </w:r>
         <w:r>
           <w:rPr>
@@ -853,7 +853,7 @@
           <w14:ligatures w14:val="standardContextual"/>
         </w:rPr>
       </w:pPr>
-      <w:hyperlink w:anchor="_Toc243245959" w:history="1">
+      <w:hyperlink w:anchor="_Toc243335881" w:history="1">
         <w:r>
           <w:rPr>
             <w:rStyle w:val="Hyperlink"/>
@@ -880,7 +880,7 @@
             <w:noProof/>
             <w:webHidden/>
           </w:rPr>
-          <w:instrText xml:space="preserve"> PAGEREF _Toc243245959 \h </w:instrText>
+          <w:instrText xml:space="preserve"> PAGEREF _Toc243335881 \h </w:instrText>
         </w:r>
         <w:r>
           <w:rPr>
@@ -928,7 +928,7 @@
           <w14:ligatures w14:val="standardContextual"/>
         </w:rPr>
       </w:pPr>
-      <w:hyperlink w:anchor="_Toc243245960" w:history="1">
+      <w:hyperlink w:anchor="_Toc243335882" w:history="1">
         <w:r>
           <w:rPr>
             <w:rStyle w:val="Hyperlink"/>
@@ -955,7 +955,7 @@
             <w:noProof/>
             <w:webHidden/>
           </w:rPr>
-          <w:instrText xml:space="preserve"> PAGEREF _Toc243245960 \h </w:instrText>
+          <w:instrText xml:space="preserve"> PAGEREF _Toc243335882 \h </w:instrText>
         </w:r>
         <w:r>
           <w:rPr>
@@ -1003,7 +1003,7 @@
           <w14:ligatures w14:val="standardContextual"/>
         </w:rPr>
       </w:pPr>
-      <w:hyperlink w:anchor="_Toc243245961" w:history="1">
+      <w:hyperlink w:anchor="_Toc243335883" w:history="1">
         <w:r>
           <w:rPr>
             <w:rStyle w:val="Hyperlink"/>
@@ -1030,7 +1030,7 @@
             <w:noProof/>
             <w:webHidden/>
           </w:rPr>
-          <w:instrText xml:space="preserve"> PAGEREF _Toc243245961 \h </w:instrText>
+          <w:instrText xml:space="preserve"> PAGEREF _Toc243335883 \h </w:instrText>
         </w:r>
         <w:r>
           <w:rPr>
@@ -1078,7 +1078,7 @@
           <w14:ligatures w14:val="standardContextual"/>
         </w:rPr>
       </w:pPr>
-      <w:hyperlink w:anchor="_Toc243245962" w:history="1">
+      <w:hyperlink w:anchor="_Toc243335884" w:history="1">
         <w:r>
           <w:rPr>
             <w:rStyle w:val="Hyperlink"/>
@@ -1105,7 +1105,7 @@
             <w:noProof/>
             <w:webHidden/>
           </w:rPr>
-          <w:instrText xml:space="preserve"> PAGEREF _Toc243245962 \h </w:instrText>
+          <w:instrText xml:space="preserve"> PAGEREF _Toc243335884 \h </w:instrText>
         </w:r>
         <w:r>
           <w:rPr>
@@ -1153,7 +1153,7 @@
           <w14:ligatures w14:val="standardContextual"/>
         </w:rPr>
       </w:pPr>
-      <w:hyperlink w:anchor="_Toc243245963" w:history="1">
+      <w:hyperlink w:anchor="_Toc243335885" w:history="1">
         <w:r>
           <w:rPr>
             <w:rStyle w:val="Hyperlink"/>
@@ -1180,7 +1180,7 @@
             <w:noProof/>
             <w:webHidden/>
           </w:rPr>
-          <w:instrText xml:space="preserve"> PAGEREF _Toc243245963 \h </w:instrText>
+          <w:instrText xml:space="preserve"> PAGEREF _Toc243335885 \h </w:instrText>
         </w:r>
         <w:r>
           <w:rPr>
@@ -1228,7 +1228,7 @@
           <w14:ligatures w14:val="standardContextual"/>
         </w:rPr>
       </w:pPr>
-      <w:hyperlink w:anchor="_Toc243245964" w:history="1">
+      <w:hyperlink w:anchor="_Toc243335886" w:history="1">
         <w:r>
           <w:rPr>
             <w:rStyle w:val="Hyperlink"/>
@@ -1255,7 +1255,7 @@
             <w:noProof/>
             <w:webHidden/>
           </w:rPr>
-          <w:instrText xml:space="preserve"> PAGEREF _Toc243245964 \h </w:instrText>
+          <w:instrText xml:space="preserve"> PAGEREF _Toc243335886 \h </w:instrText>
         </w:r>
         <w:r>
           <w:rPr>
@@ -1303,7 +1303,7 @@
           <w14:ligatures w14:val="standardContextual"/>
         </w:rPr>
       </w:pPr>
-      <w:hyperlink w:anchor="_Toc243245965" w:history="1">
+      <w:hyperlink w:anchor="_Toc243335887" w:history="1">
         <w:r>
           <w:rPr>
             <w:rStyle w:val="Hyperlink"/>
@@ -1330,7 +1330,7 @@
             <w:noProof/>
             <w:webHidden/>
           </w:rPr>
-          <w:instrText xml:space="preserve"> PAGEREF _Toc243245965 \h </w:instrText>
+          <w:instrText xml:space="preserve"> PAGEREF _Toc243335887 \h </w:instrText>
         </w:r>
         <w:r>
           <w:rPr>
@@ -1378,7 +1378,7 @@
           <w14:ligatures w14:val="standardContextual"/>
         </w:rPr>
       </w:pPr>
-      <w:hyperlink w:anchor="_Toc243245966" w:history="1">
+      <w:hyperlink w:anchor="_Toc243335888" w:history="1">
         <w:r>
           <w:rPr>
             <w:rStyle w:val="Hyperlink"/>
@@ -1405,7 +1405,7 @@
             <w:noProof/>
             <w:webHidden/>
           </w:rPr>
-          <w:instrText xml:space="preserve"> PAGEREF _Toc243245966 \h </w:instrText>
+          <w:instrText xml:space="preserve"> PAGEREF _Toc243335888 \h </w:instrText>
         </w:r>
         <w:r>
           <w:rPr>
@@ -1453,7 +1453,7 @@
           <w14:ligatures w14:val="standardContextual"/>
         </w:rPr>
       </w:pPr>
-      <w:hyperlink w:anchor="_Toc243245967" w:history="1">
+      <w:hyperlink w:anchor="_Toc243335889" w:history="1">
         <w:r>
           <w:rPr>
             <w:rStyle w:val="Hyperlink"/>
@@ -1480,7 +1480,7 @@
             <w:noProof/>
             <w:webHidden/>
           </w:rPr>
-          <w:instrText xml:space="preserve"> PAGEREF _Toc243245967 \h </w:instrText>
+          <w:instrText xml:space="preserve"> PAGEREF _Toc243335889 \h </w:instrText>
         </w:r>
         <w:r>
           <w:rPr>
@@ -1528,7 +1528,7 @@
           <w14:ligatures w14:val="standardContextual"/>
         </w:rPr>
       </w:pPr>
-      <w:hyperlink w:anchor="_Toc243245968" w:history="1">
+      <w:hyperlink w:anchor="_Toc243335890" w:history="1">
         <w:r>
           <w:rPr>
             <w:rStyle w:val="Hyperlink"/>
@@ -1555,7 +1555,7 @@
             <w:noProof/>
             <w:webHidden/>
           </w:rPr>
-          <w:instrText xml:space="preserve"> PAGEREF _Toc243245968 \h </w:instrText>
+          <w:instrText xml:space="preserve"> PAGEREF _Toc243335890 \h </w:instrText>
         </w:r>
         <w:r>
           <w:rPr>
@@ -1603,7 +1603,7 @@
           <w14:ligatures w14:val="standardContextual"/>
         </w:rPr>
       </w:pPr>
-      <w:hyperlink w:anchor="_Toc243245969" w:history="1">
+      <w:hyperlink w:anchor="_Toc243335891" w:history="1">
         <w:r>
           <w:rPr>
             <w:rStyle w:val="Hyperlink"/>
@@ -1630,7 +1630,7 @@
             <w:noProof/>
             <w:webHidden/>
           </w:rPr>
-          <w:instrText xml:space="preserve"> PAGEREF _Toc243245969 \h </w:instrText>
+          <w:instrText xml:space="preserve"> PAGEREF _Toc243335891 \h </w:instrText>
         </w:r>
         <w:r>
           <w:rPr>
@@ -1678,7 +1678,7 @@
           <w14:ligatures w14:val="standardContextual"/>
         </w:rPr>
       </w:pPr>
-      <w:hyperlink w:anchor="_Toc243245970" w:history="1">
+      <w:hyperlink w:anchor="_Toc243335892" w:history="1">
         <w:r>
           <w:rPr>
             <w:rStyle w:val="Hyperlink"/>
@@ -1705,7 +1705,7 @@
             <w:noProof/>
             <w:webHidden/>
           </w:rPr>
-          <w:instrText xml:space="preserve"> PAGEREF _Toc243245970 \h </w:instrText>
+          <w:instrText xml:space="preserve"> PAGEREF _Toc243335892 \h </w:instrText>
         </w:r>
         <w:r>
           <w:rPr>
@@ -1753,7 +1753,7 @@
           <w14:ligatures w14:val="standardContextual"/>
         </w:rPr>
       </w:pPr>
-      <w:hyperlink w:anchor="_Toc243245971" w:history="1">
+      <w:hyperlink w:anchor="_Toc243335893" w:history="1">
         <w:r>
           <w:rPr>
             <w:rStyle w:val="Hyperlink"/>
@@ -1780,7 +1780,7 @@
             <w:noProof/>
             <w:webHidden/>
           </w:rPr>
-          <w:instrText xml:space="preserve"> PAGEREF _Toc243245971 \h </w:instrText>
+          <w:instrText xml:space="preserve"> PAGEREF _Toc243335893 \h </w:instrText>
         </w:r>
         <w:r>
           <w:rPr>
@@ -1828,7 +1828,7 @@
           <w14:ligatures w14:val="standardContextual"/>
         </w:rPr>
       </w:pPr>
-      <w:hyperlink w:anchor="_Toc243245972" w:history="1">
+      <w:hyperlink w:anchor="_Toc243335894" w:history="1">
         <w:r>
           <w:rPr>
             <w:rStyle w:val="Hyperlink"/>
@@ -1855,7 +1855,7 @@
             <w:noProof/>
             <w:webHidden/>
           </w:rPr>
-          <w:instrText xml:space="preserve"> PAGEREF _Toc243245972 \h </w:instrText>
+          <w:instrText xml:space="preserve"> PAGEREF _Toc243335894 \h </w:instrText>
         </w:r>
         <w:r>
           <w:rPr>
@@ -1903,7 +1903,7 @@
           <w14:ligatures w14:val="standardContextual"/>
         </w:rPr>
       </w:pPr>
-      <w:hyperlink w:anchor="_Toc243245973" w:history="1">
+      <w:hyperlink w:anchor="_Toc243335895" w:history="1">
         <w:r>
           <w:rPr>
             <w:rStyle w:val="Hyperlink"/>
@@ -1930,7 +1930,7 @@
             <w:noProof/>
             <w:webHidden/>
           </w:rPr>
-          <w:instrText xml:space="preserve"> PAGEREF _Toc243245973 \h </w:instrText>
+          <w:instrText xml:space="preserve"> PAGEREF _Toc243335895 \h </w:instrText>
         </w:r>
         <w:r>
           <w:rPr>
@@ -1978,7 +1978,7 @@
           <w14:ligatures w14:val="standardContextual"/>
         </w:rPr>
       </w:pPr>
-      <w:hyperlink w:anchor="_Toc243245974" w:history="1">
+      <w:hyperlink w:anchor="_Toc243335896" w:history="1">
         <w:r>
           <w:rPr>
             <w:rStyle w:val="Hyperlink"/>
@@ -2005,7 +2005,7 @@
             <w:noProof/>
             <w:webHidden/>
           </w:rPr>
-          <w:instrText xml:space="preserve"> PAGEREF _Toc243245974 \h </w:instrText>
+          <w:instrText xml:space="preserve"> PAGEREF _Toc243335896 \h </w:instrText>
         </w:r>
         <w:r>
           <w:rPr>
@@ -2053,7 +2053,7 @@
           <w14:ligatures w14:val="standardContextual"/>
         </w:rPr>
       </w:pPr>
-      <w:hyperlink w:anchor="_Toc243245975" w:history="1">
+      <w:hyperlink w:anchor="_Toc243335897" w:history="1">
         <w:r>
           <w:rPr>
             <w:rStyle w:val="Hyperlink"/>
@@ -2080,7 +2080,7 @@
             <w:noProof/>
             <w:webHidden/>
           </w:rPr>
-          <w:instrText xml:space="preserve"> PAGEREF _Toc243245975 \h </w:instrText>
+          <w:instrText xml:space="preserve"> PAGEREF _Toc243335897 \h </w:instrText>
         </w:r>
         <w:r>
           <w:rPr>
@@ -2128,7 +2128,7 @@
           <w14:ligatures w14:val="standardContextual"/>
         </w:rPr>
       </w:pPr>
-      <w:hyperlink w:anchor="_Toc243245976" w:history="1">
+      <w:hyperlink w:anchor="_Toc243335898" w:history="1">
         <w:r>
           <w:rPr>
             <w:rStyle w:val="Hyperlink"/>
@@ -2155,7 +2155,7 @@
             <w:noProof/>
             <w:webHidden/>
           </w:rPr>
-          <w:instrText xml:space="preserve"> PAGEREF _Toc243245976 \h </w:instrText>
+          <w:instrText xml:space="preserve"> PAGEREF _Toc243335898 \h </w:instrText>
         </w:r>
         <w:r>
           <w:rPr>
@@ -2203,7 +2203,7 @@
           <w14:ligatures w14:val="standardContextual"/>
         </w:rPr>
       </w:pPr>
-      <w:hyperlink w:anchor="_Toc243245977" w:history="1">
+      <w:hyperlink w:anchor="_Toc243335899" w:history="1">
         <w:r>
           <w:rPr>
             <w:rStyle w:val="Hyperlink"/>
@@ -2230,7 +2230,7 @@
             <w:noProof/>
             <w:webHidden/>
           </w:rPr>
-          <w:instrText xml:space="preserve"> PAGEREF _Toc243245977 \h </w:instrText>
+          <w:instrText xml:space="preserve"> PAGEREF _Toc243335899 \h </w:instrText>
         </w:r>
         <w:r>
           <w:rPr>
@@ -2278,7 +2278,7 @@
           <w14:ligatures w14:val="standardContextual"/>
         </w:rPr>
       </w:pPr>
-      <w:hyperlink w:anchor="_Toc243245978" w:history="1">
+      <w:hyperlink w:anchor="_Toc243335900" w:history="1">
         <w:r>
           <w:rPr>
             <w:rStyle w:val="Hyperlink"/>
@@ -2305,7 +2305,7 @@
             <w:noProof/>
             <w:webHidden/>
           </w:rPr>
-          <w:instrText xml:space="preserve"> PAGEREF _Toc243245978 \h </w:instrText>
+          <w:instrText xml:space="preserve"> PAGEREF _Toc243335900 \h </w:instrText>
         </w:r>
         <w:r>
           <w:rPr>
@@ -2353,7 +2353,7 @@
           <w14:ligatures w14:val="standardContextual"/>
         </w:rPr>
       </w:pPr>
-      <w:hyperlink w:anchor="_Toc243245979" w:history="1">
+      <w:hyperlink w:anchor="_Toc243335901" w:history="1">
         <w:r>
           <w:rPr>
             <w:rStyle w:val="Hyperlink"/>
@@ -2380,7 +2380,7 @@
             <w:noProof/>
             <w:webHidden/>
           </w:rPr>
-          <w:instrText xml:space="preserve"> PAGEREF _Toc243245979 \h </w:instrText>
+          <w:instrText xml:space="preserve"> PAGEREF _Toc243335901 \h </w:instrText>
         </w:r>
         <w:r>
           <w:rPr>
@@ -2428,7 +2428,7 @@
           <w14:ligatures w14:val="standardContextual"/>
         </w:rPr>
       </w:pPr>
-      <w:hyperlink w:anchor="_Toc243245980" w:history="1">
+      <w:hyperlink w:anchor="_Toc243335902" w:history="1">
         <w:r>
           <w:rPr>
             <w:rStyle w:val="Hyperlink"/>
@@ -2455,7 +2455,7 @@
             <w:noProof/>
             <w:webHidden/>
           </w:rPr>
-          <w:instrText xml:space="preserve"> PAGEREF _Toc243245980 \h </w:instrText>
+          <w:instrText xml:space="preserve"> PAGEREF _Toc243335902 \h </w:instrText>
         </w:r>
         <w:r>
           <w:rPr>
@@ -2503,7 +2503,7 @@
           <w14:ligatures w14:val="standardContextual"/>
         </w:rPr>
       </w:pPr>
-      <w:hyperlink w:anchor="_Toc243245981" w:history="1">
+      <w:hyperlink w:anchor="_Toc243335903" w:history="1">
         <w:r>
           <w:rPr>
             <w:rStyle w:val="Hyperlink"/>
@@ -2530,7 +2530,7 @@
             <w:noProof/>
             <w:webHidden/>
           </w:rPr>
-          <w:instrText xml:space="preserve"> PAGEREF _Toc243245981 \h </w:instrText>
+          <w:instrText xml:space="preserve"> PAGEREF _Toc243335903 \h </w:instrText>
         </w:r>
         <w:r>
           <w:rPr>
@@ -2578,7 +2578,7 @@
           <w14:ligatures w14:val="standardContextual"/>
         </w:rPr>
       </w:pPr>
-      <w:hyperlink w:anchor="_Toc243245982" w:history="1">
+      <w:hyperlink w:anchor="_Toc243335904" w:history="1">
         <w:r>
           <w:rPr>
             <w:rStyle w:val="Hyperlink"/>
@@ -2605,7 +2605,7 @@
             <w:noProof/>
             <w:webHidden/>
           </w:rPr>
-          <w:instrText xml:space="preserve"> PAGEREF _Toc243245982 \h </w:instrText>
+          <w:instrText xml:space="preserve"> PAGEREF _Toc243335904 \h </w:instrText>
         </w:r>
         <w:r>
           <w:rPr>
@@ -2653,7 +2653,7 @@
           <w14:ligatures w14:val="standardContextual"/>
         </w:rPr>
       </w:pPr>
-      <w:hyperlink w:anchor="_Toc243245983" w:history="1">
+      <w:hyperlink w:anchor="_Toc243335905" w:history="1">
         <w:r>
           <w:rPr>
             <w:rStyle w:val="Hyperlink"/>
@@ -2680,7 +2680,7 @@
             <w:noProof/>
             <w:webHidden/>
           </w:rPr>
-          <w:instrText xml:space="preserve"> PAGEREF _Toc243245983 \h </w:instrText>
+          <w:instrText xml:space="preserve"> PAGEREF _Toc243335905 \h </w:instrText>
         </w:r>
         <w:r>
           <w:rPr>
@@ -2725,7 +2725,7 @@
       <w:pPr>
         <w:pStyle w:val="Heading1"/>
       </w:pPr>
-      <w:bookmarkStart w:id="0" w:name="_Toc243245953"/>
+      <w:bookmarkStart w:id="0" w:name="_Toc243335875"/>
       <w:r>
         <w:t>Document Revision History</w:t>
       </w:r>
@@ -2753,10 +2753,10 @@
         <w:tblLook w:val="04A0" w:firstRow="1" w:lastRow="0" w:firstColumn="1" w:lastColumn="0" w:noHBand="0" w:noVBand="1"/>
       </w:tblPr>
       <w:tblGrid>
-        <w:gridCol w:w="985"/>
-        <w:gridCol w:w="1201"/>
-        <w:gridCol w:w="2002"/>
-        <w:gridCol w:w="5173"/>
+        <w:gridCol w:w="986"/>
+        <w:gridCol w:w="1208"/>
+        <w:gridCol w:w="2009"/>
+        <w:gridCol w:w="5157"/>
       </w:tblGrid>
       <w:tr>
         <w:trPr>
@@ -2765,7 +2765,7 @@
         </w:trPr>
         <w:tc>
           <w:tcPr>
-            <w:tcW w:w="985" w:type="dxa"/>
+            <w:tcW w:w="986" w:type="dxa"/>
             <w:shd w:val="clear" w:color="auto" w:fill="1F3A3D"/>
           </w:tcPr>
           <w:p>
@@ -2785,7 +2785,7 @@
         </w:tc>
         <w:tc>
           <w:tcPr>
-            <w:tcW w:w="1201" w:type="dxa"/>
+            <w:tcW w:w="1208" w:type="dxa"/>
             <w:shd w:val="clear" w:color="auto" w:fill="1F3A3D"/>
           </w:tcPr>
           <w:p>
@@ -2805,7 +2805,7 @@
         </w:tc>
         <w:tc>
           <w:tcPr>
-            <w:tcW w:w="2002" w:type="dxa"/>
+            <w:tcW w:w="2009" w:type="dxa"/>
             <w:shd w:val="clear" w:color="auto" w:fill="1F3A3D"/>
           </w:tcPr>
           <w:p>
@@ -2825,7 +2825,7 @@
         </w:tc>
         <w:tc>
           <w:tcPr>
-            <w:tcW w:w="5173" w:type="dxa"/>
+            <w:tcW w:w="5157" w:type="dxa"/>
             <w:shd w:val="clear" w:color="auto" w:fill="1F3A3D"/>
           </w:tcPr>
           <w:p>
@@ -2850,7 +2850,7 @@
         </w:trPr>
         <w:tc>
           <w:tcPr>
-            <w:tcW w:w="985" w:type="dxa"/>
+            <w:tcW w:w="986" w:type="dxa"/>
           </w:tcPr>
           <w:p>
             <w:pPr>
@@ -2868,7 +2868,7 @@
         </w:tc>
         <w:tc>
           <w:tcPr>
-            <w:tcW w:w="1201" w:type="dxa"/>
+            <w:tcW w:w="1208" w:type="dxa"/>
           </w:tcPr>
           <w:p>
             <w:pPr>
@@ -2885,7 +2885,7 @@
         </w:tc>
         <w:tc>
           <w:tcPr>
-            <w:tcW w:w="2002" w:type="dxa"/>
+            <w:tcW w:w="2009" w:type="dxa"/>
           </w:tcPr>
           <w:p>
             <w:pPr>
@@ -2902,7 +2902,7 @@
         </w:tc>
         <w:tc>
           <w:tcPr>
-            <w:tcW w:w="5173" w:type="dxa"/>
+            <w:tcW w:w="5157" w:type="dxa"/>
           </w:tcPr>
           <w:p>
             <w:pPr>
@@ -2924,7 +2924,7 @@
         </w:trPr>
         <w:tc>
           <w:tcPr>
-            <w:tcW w:w="985" w:type="dxa"/>
+            <w:tcW w:w="986" w:type="dxa"/>
             <w:shd w:val="clear" w:color="auto" w:fill="F3F6F8"/>
           </w:tcPr>
           <w:p>
@@ -2943,7 +2943,7 @@
         </w:tc>
         <w:tc>
           <w:tcPr>
-            <w:tcW w:w="1201" w:type="dxa"/>
+            <w:tcW w:w="1208" w:type="dxa"/>
             <w:shd w:val="clear" w:color="auto" w:fill="F3F6F8"/>
           </w:tcPr>
           <w:p>
@@ -2961,7 +2961,7 @@
         </w:tc>
         <w:tc>
           <w:tcPr>
-            <w:tcW w:w="2002" w:type="dxa"/>
+            <w:tcW w:w="2009" w:type="dxa"/>
             <w:shd w:val="clear" w:color="auto" w:fill="F3F6F8"/>
           </w:tcPr>
           <w:p>
@@ -2979,7 +2979,7 @@
         </w:tc>
         <w:tc>
           <w:tcPr>
-            <w:tcW w:w="5173" w:type="dxa"/>
+            <w:tcW w:w="5157" w:type="dxa"/>
             <w:shd w:val="clear" w:color="auto" w:fill="F3F6F8"/>
           </w:tcPr>
           <w:p>
@@ -3001,7 +3001,7 @@
         </w:trPr>
         <w:tc>
           <w:tcPr>
-            <w:tcW w:w="985" w:type="dxa"/>
+            <w:tcW w:w="986" w:type="dxa"/>
           </w:tcPr>
           <w:p>
             <w:pPr>
@@ -3019,7 +3019,7 @@
         </w:tc>
         <w:tc>
           <w:tcPr>
-            <w:tcW w:w="1201" w:type="dxa"/>
+            <w:tcW w:w="1208" w:type="dxa"/>
           </w:tcPr>
           <w:p>
             <w:pPr>
@@ -3036,7 +3036,7 @@
         </w:tc>
         <w:tc>
           <w:tcPr>
-            <w:tcW w:w="2002" w:type="dxa"/>
+            <w:tcW w:w="2009" w:type="dxa"/>
           </w:tcPr>
           <w:p>
             <w:pPr>
@@ -3053,7 +3053,7 @@
         </w:tc>
         <w:tc>
           <w:tcPr>
-            <w:tcW w:w="5173" w:type="dxa"/>
+            <w:tcW w:w="5157" w:type="dxa"/>
           </w:tcPr>
           <w:p>
             <w:pPr>
@@ -3401,7 +3401,7 @@
         </w:trPr>
         <w:tc>
           <w:tcPr>
-            <w:tcW w:w="985" w:type="dxa"/>
+            <w:tcW w:w="986" w:type="dxa"/>
             <w:shd w:val="clear" w:color="auto" w:fill="F3F6F8"/>
           </w:tcPr>
           <w:p>
@@ -3420,7 +3420,7 @@
         </w:tc>
         <w:tc>
           <w:tcPr>
-            <w:tcW w:w="1201" w:type="dxa"/>
+            <w:tcW w:w="1208" w:type="dxa"/>
             <w:shd w:val="clear" w:color="auto" w:fill="F3F6F8"/>
           </w:tcPr>
           <w:p>
@@ -3438,7 +3438,7 @@
         </w:tc>
         <w:tc>
           <w:tcPr>
-            <w:tcW w:w="2002" w:type="dxa"/>
+            <w:tcW w:w="2009" w:type="dxa"/>
             <w:shd w:val="clear" w:color="auto" w:fill="F3F6F8"/>
           </w:tcPr>
           <w:p>
@@ -3456,7 +3456,7 @@
         </w:tc>
         <w:tc>
           <w:tcPr>
-            <w:tcW w:w="5173" w:type="dxa"/>
+            <w:tcW w:w="5157" w:type="dxa"/>
             <w:shd w:val="clear" w:color="auto" w:fill="F3F6F8"/>
           </w:tcPr>
           <w:p>
@@ -3479,7 +3479,7 @@
         </w:trPr>
         <w:tc>
           <w:tcPr>
-            <w:tcW w:w="985" w:type="dxa"/>
+            <w:tcW w:w="986" w:type="dxa"/>
           </w:tcPr>
           <w:p>
             <w:pPr>
@@ -3497,7 +3497,7 @@
         </w:tc>
         <w:tc>
           <w:tcPr>
-            <w:tcW w:w="1201" w:type="dxa"/>
+            <w:tcW w:w="1208" w:type="dxa"/>
           </w:tcPr>
           <w:p>
             <w:pPr>
@@ -3514,7 +3514,7 @@
         </w:tc>
         <w:tc>
           <w:tcPr>
-            <w:tcW w:w="2002" w:type="dxa"/>
+            <w:tcW w:w="2009" w:type="dxa"/>
           </w:tcPr>
           <w:p>
             <w:pPr>
@@ -3531,7 +3531,7 @@
         </w:tc>
         <w:tc>
           <w:tcPr>
-            <w:tcW w:w="5173" w:type="dxa"/>
+            <w:tcW w:w="5157" w:type="dxa"/>
           </w:tcPr>
           <w:p>
             <w:pPr>
@@ -3553,7 +3553,7 @@
         </w:trPr>
         <w:tc>
           <w:tcPr>
-            <w:tcW w:w="985" w:type="dxa"/>
+            <w:tcW w:w="986" w:type="dxa"/>
             <w:shd w:val="clear" w:color="auto" w:fill="F3F6F8"/>
           </w:tcPr>
           <w:p>
@@ -3572,7 +3572,7 @@
         </w:tc>
         <w:tc>
           <w:tcPr>
-            <w:tcW w:w="1201" w:type="dxa"/>
+            <w:tcW w:w="1208" w:type="dxa"/>
             <w:shd w:val="clear" w:color="auto" w:fill="F3F6F8"/>
           </w:tcPr>
           <w:p>
@@ -3590,7 +3590,7 @@
         </w:tc>
         <w:tc>
           <w:tcPr>
-            <w:tcW w:w="2002" w:type="dxa"/>
+            <w:tcW w:w="2009" w:type="dxa"/>
             <w:shd w:val="clear" w:color="auto" w:fill="F3F6F8"/>
           </w:tcPr>
           <w:p>
@@ -3608,7 +3608,7 @@
         </w:tc>
         <w:tc>
           <w:tcPr>
-            <w:tcW w:w="5173" w:type="dxa"/>
+            <w:tcW w:w="5157" w:type="dxa"/>
             <w:shd w:val="clear" w:color="auto" w:fill="F3F6F8"/>
           </w:tcPr>
           <w:p>
@@ -3645,7 +3645,7 @@
         </w:trPr>
         <w:tc>
           <w:tcPr>
-            <w:tcW w:w="985" w:type="dxa"/>
+            <w:tcW w:w="986" w:type="dxa"/>
           </w:tcPr>
           <w:p>
             <w:pPr>
@@ -3663,7 +3663,7 @@
         </w:tc>
         <w:tc>
           <w:tcPr>
-            <w:tcW w:w="1201" w:type="dxa"/>
+            <w:tcW w:w="1208" w:type="dxa"/>
           </w:tcPr>
           <w:p>
             <w:pPr>
@@ -3680,7 +3680,7 @@
         </w:tc>
         <w:tc>
           <w:tcPr>
-            <w:tcW w:w="2002" w:type="dxa"/>
+            <w:tcW w:w="2009" w:type="dxa"/>
           </w:tcPr>
           <w:p>
             <w:pPr>
@@ -3697,7 +3697,7 @@
         </w:tc>
         <w:tc>
           <w:tcPr>
-            <w:tcW w:w="5173" w:type="dxa"/>
+            <w:tcW w:w="5157" w:type="dxa"/>
           </w:tcPr>
           <w:p>
             <w:pPr>
@@ -3745,7 +3745,7 @@
         </w:trPr>
         <w:tc>
           <w:tcPr>
-            <w:tcW w:w="985" w:type="dxa"/>
+            <w:tcW w:w="986" w:type="dxa"/>
             <w:shd w:val="clear" w:color="auto" w:fill="F3F6F8"/>
           </w:tcPr>
           <w:p>
@@ -3764,7 +3764,7 @@
         </w:tc>
         <w:tc>
           <w:tcPr>
-            <w:tcW w:w="1201" w:type="dxa"/>
+            <w:tcW w:w="1208" w:type="dxa"/>
             <w:shd w:val="clear" w:color="auto" w:fill="F3F6F8"/>
           </w:tcPr>
           <w:p>
@@ -3782,7 +3782,7 @@
         </w:tc>
         <w:tc>
           <w:tcPr>
-            <w:tcW w:w="2002" w:type="dxa"/>
+            <w:tcW w:w="2009" w:type="dxa"/>
             <w:shd w:val="clear" w:color="auto" w:fill="F3F6F8"/>
           </w:tcPr>
           <w:p>
@@ -3800,7 +3800,7 @@
         </w:tc>
         <w:tc>
           <w:tcPr>
-            <w:tcW w:w="5173" w:type="dxa"/>
+            <w:tcW w:w="5157" w:type="dxa"/>
             <w:shd w:val="clear" w:color="auto" w:fill="F3F6F8"/>
           </w:tcPr>
           <w:p>
@@ -3823,7 +3823,7 @@
         </w:trPr>
         <w:tc>
           <w:tcPr>
-            <w:tcW w:w="985" w:type="dxa"/>
+            <w:tcW w:w="986" w:type="dxa"/>
           </w:tcPr>
           <w:p>
             <w:pPr>
@@ -3841,7 +3841,7 @@
         </w:tc>
         <w:tc>
           <w:tcPr>
-            <w:tcW w:w="1201" w:type="dxa"/>
+            <w:tcW w:w="1208" w:type="dxa"/>
           </w:tcPr>
           <w:p>
             <w:pPr>
@@ -3858,7 +3858,7 @@
         </w:tc>
         <w:tc>
           <w:tcPr>
-            <w:tcW w:w="2002" w:type="dxa"/>
+            <w:tcW w:w="2009" w:type="dxa"/>
           </w:tcPr>
           <w:p>
             <w:pPr>
@@ -3875,7 +3875,7 @@
         </w:tc>
         <w:tc>
           <w:tcPr>
-            <w:tcW w:w="5173" w:type="dxa"/>
+            <w:tcW w:w="5157" w:type="dxa"/>
           </w:tcPr>
           <w:p>
             <w:pPr>
@@ -3925,7 +3925,7 @@
         </w:trPr>
         <w:tc>
           <w:tcPr>
-            <w:tcW w:w="985" w:type="dxa"/>
+            <w:tcW w:w="986" w:type="dxa"/>
             <w:shd w:val="clear" w:color="auto" w:fill="F3F6F8"/>
           </w:tcPr>
           <w:p>
@@ -3944,7 +3944,7 @@
         </w:tc>
         <w:tc>
           <w:tcPr>
-            <w:tcW w:w="1201" w:type="dxa"/>
+            <w:tcW w:w="1208" w:type="dxa"/>
             <w:shd w:val="clear" w:color="auto" w:fill="F3F6F8"/>
           </w:tcPr>
           <w:p>
@@ -3962,7 +3962,7 @@
         </w:tc>
         <w:tc>
           <w:tcPr>
-            <w:tcW w:w="2002" w:type="dxa"/>
+            <w:tcW w:w="2009" w:type="dxa"/>
             <w:shd w:val="clear" w:color="auto" w:fill="F3F6F8"/>
           </w:tcPr>
           <w:p>
@@ -3980,7 +3980,7 @@
         </w:tc>
         <w:tc>
           <w:tcPr>
-            <w:tcW w:w="5173" w:type="dxa"/>
+            <w:tcW w:w="5157" w:type="dxa"/>
             <w:shd w:val="clear" w:color="auto" w:fill="F3F6F8"/>
           </w:tcPr>
           <w:p>
@@ -4023,7 +4023,7 @@
         </w:trPr>
         <w:tc>
           <w:tcPr>
-            <w:tcW w:w="985" w:type="dxa"/>
+            <w:tcW w:w="986" w:type="dxa"/>
           </w:tcPr>
           <w:p>
             <w:pPr>
@@ -4041,7 +4041,7 @@
         </w:tc>
         <w:tc>
           <w:tcPr>
-            <w:tcW w:w="1201" w:type="dxa"/>
+            <w:tcW w:w="1208" w:type="dxa"/>
           </w:tcPr>
           <w:p>
             <w:pPr>
@@ -4058,7 +4058,7 @@
         </w:tc>
         <w:tc>
           <w:tcPr>
-            <w:tcW w:w="2002" w:type="dxa"/>
+            <w:tcW w:w="2009" w:type="dxa"/>
           </w:tcPr>
           <w:p>
             <w:pPr>
@@ -4075,7 +4075,7 @@
         </w:tc>
         <w:tc>
           <w:tcPr>
-            <w:tcW w:w="5173" w:type="dxa"/>
+            <w:tcW w:w="5157" w:type="dxa"/>
           </w:tcPr>
           <w:p>
             <w:pPr>
@@ -4104,6 +4104,84 @@
           </w:p>
         </w:tc>
       </w:tr>
+      <w:tr>
+        <w:trPr>
+          <w:cantSplit/>
+          <w:jc w:val="center"/>
+        </w:trPr>
+        <w:tc>
+          <w:tcPr>
+            <w:tcW w:w="986" w:type="dxa"/>
+            <w:shd w:val="clear" w:color="auto" w:fill="F3F6F8"/>
+          </w:tcPr>
+          <w:p>
+            <w:pPr>
+              <w:spacing w:before="20" w:after="20" w:line="252" w:lineRule="auto"/>
+              <w:jc w:val="center"/>
+            </w:pPr>
+            <w:r>
+              <w:rPr>
+                <w:b/>
+                <w:sz w:val="17"/>
+              </w:rPr>
+              <w:t>3.9</w:t>
+            </w:r>
+          </w:p>
+        </w:tc>
+        <w:tc>
+          <w:tcPr>
+            <w:tcW w:w="1208" w:type="dxa"/>
+            <w:shd w:val="clear" w:color="auto" w:fill="F3F6F8"/>
+          </w:tcPr>
+          <w:p>
+            <w:pPr>
+              <w:spacing w:before="20" w:after="20" w:line="252" w:lineRule="auto"/>
+              <w:jc w:val="center"/>
+            </w:pPr>
+            <w:r>
+              <w:rPr>
+                <w:sz w:val="17"/>
+              </w:rPr>
+              <w:t>October 18, 2026</w:t>
+            </w:r>
+          </w:p>
+        </w:tc>
+        <w:tc>
+          <w:tcPr>
+            <w:tcW w:w="2009" w:type="dxa"/>
+            <w:shd w:val="clear" w:color="auto" w:fill="F3F6F8"/>
+          </w:tcPr>
+          <w:p>
+            <w:pPr>
+              <w:spacing w:before="20" w:after="20" w:line="252" w:lineRule="auto"/>
+              <w:jc w:val="center"/>
+            </w:pPr>
+            <w:r>
+              <w:rPr>
+                <w:sz w:val="17"/>
+              </w:rPr>
+              <w:t>Capstone Team</w:t>
+            </w:r>
+          </w:p>
+        </w:tc>
+        <w:tc>
+          <w:tcPr>
+            <w:tcW w:w="5157" w:type="dxa"/>
+            <w:shd w:val="clear" w:color="auto" w:fill="F3F6F8"/>
+          </w:tcPr>
+          <w:p>
+            <w:pPr>
+              <w:spacing w:before="20" w:after="20" w:line="252" w:lineRule="auto"/>
+            </w:pPr>
+            <w:r>
+              <w:rPr>
+                <w:sz w:val="17"/>
+              </w:rPr>
+              <w:t>Final midterm alignment: harmonized adviser-confirmation phrasing with SDD v2.0; updated publication date to October 18, 2026 for IT411 midterm submission.</w:t>
+            </w:r>
+          </w:p>
+        </w:tc>
+      </w:tr>
     </w:tbl>
     <w:p>
       <w:pPr>
@@ -4114,7 +4192,7 @@
       <w:pPr>
         <w:pStyle w:val="Heading1"/>
       </w:pPr>
-      <w:bookmarkStart w:id="1" w:name="_Toc243245954"/>
+      <w:bookmarkStart w:id="1" w:name="_Toc243335876"/>
       <w:r>
         <w:t>1. Introduction</w:t>
       </w:r>
@@ -4124,7 +4202,7 @@
       <w:pPr>
         <w:pStyle w:val="Heading2"/>
       </w:pPr>
-      <w:bookmarkStart w:id="2" w:name="_Toc243245955"/>
+      <w:bookmarkStart w:id="2" w:name="_Toc243335877"/>
       <w:r>
         <w:t>1.1 Purpose</w:t>
       </w:r>
@@ -4148,7 +4226,7 @@
       <w:pPr>
         <w:pStyle w:val="Heading2"/>
       </w:pPr>
-      <w:bookmarkStart w:id="3" w:name="_Toc243245956"/>
+      <w:bookmarkStart w:id="3" w:name="_Toc243335878"/>
       <w:r>
         <w:t>1.2 Scope and Pedagogical Boundaries</w:t>
       </w:r>
@@ -4420,7 +4498,7 @@
       <w:pPr>
         <w:pStyle w:val="Heading2"/>
       </w:pPr>
-      <w:bookmarkStart w:id="4" w:name="_Toc243245957"/>
+      <w:bookmarkStart w:id="4" w:name="_Toc243335879"/>
       <w:r>
         <w:t>1.3 Definitions, Acronyms, and Abbreviations</w:t>
       </w:r>
@@ -4784,7 +4862,7 @@
       <w:pPr>
         <w:pStyle w:val="Heading2"/>
       </w:pPr>
-      <w:bookmarkStart w:id="5" w:name="_Toc243245958"/>
+      <w:bookmarkStart w:id="5" w:name="_Toc243335880"/>
       <w:r>
         <w:t>1.4 References</w:t>
       </w:r>
@@ -4974,7 +5052,7 @@
       <w:pPr>
         <w:pStyle w:val="Heading1"/>
       </w:pPr>
-      <w:bookmarkStart w:id="6" w:name="_Toc243245959"/>
+      <w:bookmarkStart w:id="6" w:name="_Toc243335881"/>
       <w:r>
         <w:t>2. Overall Description</w:t>
       </w:r>
@@ -4984,7 +5062,7 @@
       <w:pPr>
         <w:pStyle w:val="Heading2"/>
       </w:pPr>
-      <w:bookmarkStart w:id="7" w:name="_Toc243245960"/>
+      <w:bookmarkStart w:id="7" w:name="_Toc243335882"/>
       <w:r>
         <w:t>2.1 Product Perspective &amp; System Context</w:t>
       </w:r>
@@ -5109,7 +5187,7 @@
       <w:pPr>
         <w:pStyle w:val="Heading2"/>
       </w:pPr>
-      <w:bookmarkStart w:id="8" w:name="_Toc243245961"/>
+      <w:bookmarkStart w:id="8" w:name="_Toc243335883"/>
       <w:r>
         <w:t>2.2 User Characteristics and Personas</w:t>
       </w:r>
@@ -5191,7 +5269,7 @@
       <w:pPr>
         <w:pStyle w:val="Heading2"/>
       </w:pPr>
-      <w:bookmarkStart w:id="9" w:name="_Toc243245962"/>
+      <w:bookmarkStart w:id="9" w:name="_Toc243335884"/>
       <w:r>
         <w:t>2.3 General Constraints &amp; Policies</w:t>
       </w:r>
@@ -5295,7 +5373,7 @@
       <w:pPr>
         <w:pStyle w:val="Heading2"/>
       </w:pPr>
-      <w:bookmarkStart w:id="10" w:name="_Toc243245963"/>
+      <w:bookmarkStart w:id="10" w:name="_Toc243335885"/>
       <w:r>
         <w:t>2.4 Assumptions and Dependencies</w:t>
       </w:r>
@@ -5371,7 +5449,7 @@
         <w:pStyle w:val="Heading2"/>
         <w:pageBreakBefore/>
       </w:pPr>
-      <w:bookmarkStart w:id="11" w:name="_Toc243245964"/>
+      <w:bookmarkStart w:id="11" w:name="_Toc243335886"/>
       <w:r>
         <w:t>2.5 Use Case Model</w:t>
       </w:r>
@@ -5501,7 +5579,7 @@
           <w:noProof/>
         </w:rPr>
         <w:drawing>
-          <wp:inline distT="0" distB="0" distL="0" distR="0" wp14:anchorId="0757140A" wp14:editId="32A880B3">
+          <wp:inline distT="0" distB="0" distL="0" distR="0" wp14:anchorId="186D7E4B" wp14:editId="3B92C017">
             <wp:extent cx="3203455" cy="5394960"/>
             <wp:effectExtent l="0" t="0" r="0" b="0"/>
             <wp:docPr id="2" name="Picture 2"/>
@@ -5564,7 +5642,7 @@
       <w:pPr>
         <w:pStyle w:val="Heading1"/>
       </w:pPr>
-      <w:bookmarkStart w:id="12" w:name="_Toc243245965"/>
+      <w:bookmarkStart w:id="12" w:name="_Toc243335887"/>
       <w:r>
         <w:t>3. Specific Requirements</w:t>
       </w:r>
@@ -5574,7 +5652,7 @@
       <w:pPr>
         <w:pStyle w:val="Heading2"/>
       </w:pPr>
-      <w:bookmarkStart w:id="13" w:name="_Toc243245966"/>
+      <w:bookmarkStart w:id="13" w:name="_Toc243335888"/>
       <w:r>
         <w:t>3.1 External Interface Requirements</w:t>
       </w:r>
@@ -5584,7 +5662,7 @@
       <w:pPr>
         <w:pStyle w:val="Heading3"/>
       </w:pPr>
-      <w:bookmarkStart w:id="14" w:name="_Toc243245967"/>
+      <w:bookmarkStart w:id="14" w:name="_Toc243335889"/>
       <w:r>
         <w:t>3.1.1 Hardware Interfaces</w:t>
       </w:r>
@@ -5642,7 +5720,7 @@
       <w:pPr>
         <w:pStyle w:val="Heading3"/>
       </w:pPr>
-      <w:bookmarkStart w:id="15" w:name="_Toc243245968"/>
+      <w:bookmarkStart w:id="15" w:name="_Toc243335890"/>
       <w:r>
         <w:t>3.1.2 Software Interfaces</w:t>
       </w:r>
@@ -5770,7 +5848,7 @@
       <w:pPr>
         <w:pStyle w:val="Heading3"/>
       </w:pPr>
-      <w:bookmarkStart w:id="16" w:name="_Toc243245969"/>
+      <w:bookmarkStart w:id="16" w:name="_Toc243335891"/>
       <w:r>
         <w:t>3.1.3 Communications Interfaces</w:t>
       </w:r>
@@ -5798,7 +5876,7 @@
       <w:pPr>
         <w:pStyle w:val="Heading2"/>
       </w:pPr>
-      <w:bookmarkStart w:id="17" w:name="_Toc243245970"/>
+      <w:bookmarkStart w:id="17" w:name="_Toc243335892"/>
       <w:r>
         <w:t>3.2 Refactored Functional Requirements (FR)</w:t>
       </w:r>
@@ -5808,7 +5886,7 @@
       <w:pPr>
         <w:pStyle w:val="Heading3"/>
       </w:pPr>
-      <w:bookmarkStart w:id="18" w:name="_Toc243245971"/>
+      <w:bookmarkStart w:id="18" w:name="_Toc243335893"/>
       <w:r>
         <w:t>Module 1: Letter-Sound Acquisition ("Hear It")</w:t>
       </w:r>
@@ -6386,7 +6464,7 @@
       <w:pPr>
         <w:pStyle w:val="Heading3"/>
       </w:pPr>
-      <w:bookmarkStart w:id="19" w:name="_Toc243245972"/>
+      <w:bookmarkStart w:id="19" w:name="_Toc243335894"/>
       <w:r>
         <w:t>Module 2: Speech Production &amp; Formative Tutoring ("Say It")</w:t>
       </w:r>
@@ -7141,7 +7219,7 @@
       <w:pPr>
         <w:pStyle w:val="Heading3"/>
       </w:pPr>
-      <w:bookmarkStart w:id="20" w:name="_Toc243245973"/>
+      <w:bookmarkStart w:id="20" w:name="_Toc243335895"/>
       <w:r>
         <w:t>Module 3: Phoneme Discrimination ("Find It")</w:t>
       </w:r>
@@ -7263,7 +7341,7 @@
       <w:pPr>
         <w:pStyle w:val="Heading3"/>
       </w:pPr>
-      <w:bookmarkStart w:id="21" w:name="_Toc243245974"/>
+      <w:bookmarkStart w:id="21" w:name="_Toc243335896"/>
       <w:r>
         <w:t>Module 4: Word Construction Checkpoint ("Blend It")</w:t>
       </w:r>
@@ -7715,7 +7793,7 @@
       <w:pPr>
         <w:pStyle w:val="Heading3"/>
       </w:pPr>
-      <w:bookmarkStart w:id="22" w:name="_Toc243245975"/>
+      <w:bookmarkStart w:id="22" w:name="_Toc243335897"/>
       <w:r>
         <w:t>Module 5: Mastery Progression, Gamification &amp; Multi-Profile</w:t>
       </w:r>
@@ -8074,7 +8152,7 @@
       <w:pPr>
         <w:pStyle w:val="Heading3"/>
       </w:pPr>
-      <w:bookmarkStart w:id="23" w:name="_Toc243245976"/>
+      <w:bookmarkStart w:id="23" w:name="_Toc243335898"/>
       <w:r>
         <w:t>Module 6: Telemetry, Parent Dashboard &amp; Diagnostics</w:t>
       </w:r>
@@ -8625,7 +8703,7 @@
       <w:pPr>
         <w:pStyle w:val="Heading2"/>
       </w:pPr>
-      <w:bookmarkStart w:id="24" w:name="_Toc243245977"/>
+      <w:bookmarkStart w:id="24" w:name="_Toc243335899"/>
       <w:r>
         <w:t>3.3 Non-Functional Requirements (NFR)</w:t>
       </w:r>
@@ -8635,7 +8713,7 @@
       <w:pPr>
         <w:pStyle w:val="Heading3"/>
       </w:pPr>
-      <w:bookmarkStart w:id="25" w:name="_Toc243245978"/>
+      <w:bookmarkStart w:id="25" w:name="_Toc243335900"/>
       <w:r>
         <w:t>3.3.1 Acoustic Quality &amp; Speech Recognition Performance</w:t>
       </w:r>
@@ -9132,7 +9210,7 @@
       <w:pPr>
         <w:pStyle w:val="Heading3"/>
       </w:pPr>
-      <w:bookmarkStart w:id="26" w:name="_Toc243245979"/>
+      <w:bookmarkStart w:id="26" w:name="_Toc243335901"/>
       <w:r>
         <w:t>3.3.2 Pedagogical Usability &amp; Accessibility</w:t>
       </w:r>
@@ -9513,7 +9591,7 @@
       <w:pPr>
         <w:pStyle w:val="Heading3"/>
       </w:pPr>
-      <w:bookmarkStart w:id="27" w:name="_Toc243245980"/>
+      <w:bookmarkStart w:id="27" w:name="_Toc243335902"/>
       <w:r>
         <w:t>3.3.3 Reliability, Offline Security &amp; Architecture</w:t>
       </w:r>
@@ -9633,7 +9711,7 @@
       <w:pPr>
         <w:pStyle w:val="Heading1"/>
       </w:pPr>
-      <w:bookmarkStart w:id="28" w:name="_Toc243245981"/>
+      <w:bookmarkStart w:id="28" w:name="_Toc243335903"/>
       <w:r>
         <w:t>4. Requirements Traceability Matrix (RTM v3.0)</w:t>
       </w:r>
@@ -13083,7 +13161,7 @@
       <w:pPr>
         <w:pStyle w:val="Heading2"/>
       </w:pPr>
-      <w:bookmarkStart w:id="29" w:name="_Toc243245982"/>
+      <w:bookmarkStart w:id="29" w:name="_Toc243335904"/>
       <w:r>
         <w:t>4.1 Automated Test Coverage of Refactored Requirements (RTM v3.3, checked 2026-10-14)</w:t>
       </w:r>
@@ -14786,7 +14864,7 @@
       <w:pPr>
         <w:pStyle w:val="Heading1"/>
       </w:pPr>
-      <w:bookmarkStart w:id="30" w:name="_Toc243245983"/>
+      <w:bookmarkStart w:id="30" w:name="_Toc243335905"/>
       <w:r>
         <w:t>5. Requirements Sign-Off &amp; Verification Protocol</w:t>
       </w:r>
@@ -15287,31 +15365,31 @@
       </w:rPr>
     </w:lvl>
   </w:abstractNum>
-  <w:num w:numId="1" w16cid:durableId="1876192091">
+  <w:num w:numId="1" w16cid:durableId="302587695">
     <w:abstractNumId w:val="8"/>
   </w:num>
-  <w:num w:numId="2" w16cid:durableId="1880245316">
+  <w:num w:numId="2" w16cid:durableId="1476529320">
     <w:abstractNumId w:val="6"/>
   </w:num>
-  <w:num w:numId="3" w16cid:durableId="33506700">
+  <w:num w:numId="3" w16cid:durableId="35667568">
     <w:abstractNumId w:val="5"/>
   </w:num>
-  <w:num w:numId="4" w16cid:durableId="1081296653">
+  <w:num w:numId="4" w16cid:durableId="909392412">
     <w:abstractNumId w:val="4"/>
   </w:num>
-  <w:num w:numId="5" w16cid:durableId="1176338426">
+  <w:num w:numId="5" w16cid:durableId="1816410706">
     <w:abstractNumId w:val="7"/>
   </w:num>
-  <w:num w:numId="6" w16cid:durableId="628438918">
+  <w:num w:numId="6" w16cid:durableId="918366066">
     <w:abstractNumId w:val="3"/>
   </w:num>
-  <w:num w:numId="7" w16cid:durableId="1846704096">
+  <w:num w:numId="7" w16cid:durableId="1467699127">
     <w:abstractNumId w:val="2"/>
   </w:num>
-  <w:num w:numId="8" w16cid:durableId="2030179232">
+  <w:num w:numId="8" w16cid:durableId="8921541">
     <w:abstractNumId w:val="1"/>
   </w:num>
-  <w:num w:numId="9" w16cid:durableId="1247029920">
+  <w:num w:numId="9" w16cid:durableId="450132345">
     <w:abstractNumId w:val="0"/>
   </w:num>
 </w:numbering>
@@ -26706,7 +26784,7 @@
     <w:autoRedefine/>
     <w:uiPriority w:val="39"/>
     <w:unhideWhenUsed/>
-    <w:rsid w:val="003C3EE9"/>
+    <w:rsid w:val="00084AA8"/>
     <w:pPr>
       <w:spacing w:after="100"/>
     </w:pPr>
@@ -26718,7 +26796,7 @@
     <w:autoRedefine/>
     <w:uiPriority w:val="39"/>
     <w:unhideWhenUsed/>
-    <w:rsid w:val="003C3EE9"/>
+    <w:rsid w:val="00084AA8"/>
     <w:pPr>
       <w:spacing w:after="100"/>
       <w:ind w:left="200"/>
@@ -26731,7 +26809,7 @@
     <w:autoRedefine/>
     <w:uiPriority w:val="39"/>
     <w:unhideWhenUsed/>
-    <w:rsid w:val="003C3EE9"/>
+    <w:rsid w:val="00084AA8"/>
     <w:pPr>
       <w:spacing w:after="100"/>
       <w:ind w:left="400"/>
@@ -26742,7 +26820,7 @@
     <w:basedOn w:val="DefaultParagraphFont"/>
     <w:uiPriority w:val="99"/>
     <w:unhideWhenUsed/>
-    <w:rsid w:val="003C3EE9"/>
+    <w:rsid w:val="00084AA8"/>
     <w:rPr>
       <w:color w:val="0000FF" w:themeColor="hyperlink"/>
       <w:u w:val="single"/>
